--- a/py 深度学习.docx
+++ b/py 深度学习.docx
@@ -1102,12 +1102,6 @@
             <w:insideH w:val="single" w:color="auto" w:sz="4" w:space="0"/>
             <w:insideV w:val="single" w:color="auto" w:sz="4" w:space="0"/>
           </w:tblBorders>
-          <w:tblCellMar>
-            <w:top w:w="0" w:type="dxa"/>
-            <w:left w:w="108" w:type="dxa"/>
-            <w:bottom w:w="0" w:type="dxa"/>
-            <w:right w:w="108" w:type="dxa"/>
-          </w:tblCellMar>
         </w:tblPrEx>
         <w:tc>
           <w:tcPr>
@@ -3056,6 +3050,12 @@
             <w:insideH w:val="single" w:color="auto" w:sz="4" w:space="0"/>
             <w:insideV w:val="single" w:color="auto" w:sz="4" w:space="0"/>
           </w:tblBorders>
+          <w:tblCellMar>
+            <w:top w:w="0" w:type="dxa"/>
+            <w:left w:w="108" w:type="dxa"/>
+            <w:bottom w:w="0" w:type="dxa"/>
+            <w:right w:w="108" w:type="dxa"/>
+          </w:tblCellMar>
         </w:tblPrEx>
         <w:tc>
           <w:tcPr>
@@ -4707,6 +4707,12 @@
             <w:insideH w:val="single" w:color="auto" w:sz="4" w:space="0"/>
             <w:insideV w:val="single" w:color="auto" w:sz="4" w:space="0"/>
           </w:tblBorders>
+          <w:tblCellMar>
+            <w:top w:w="0" w:type="dxa"/>
+            <w:left w:w="108" w:type="dxa"/>
+            <w:bottom w:w="0" w:type="dxa"/>
+            <w:right w:w="108" w:type="dxa"/>
+          </w:tblCellMar>
         </w:tblPrEx>
         <w:trPr>
           <w:trHeight w:val="128" w:hRule="atLeast"/>
@@ -8777,8 +8783,8 @@
           <w:color w:val="00B0F0"/>
         </w:rPr>
       </w:pPr>
-      <w:bookmarkStart w:id="13" w:name="_Toc18880"/>
-      <w:bookmarkStart w:id="14" w:name="_Toc3527"/>
+      <w:bookmarkStart w:id="13" w:name="_Toc3527"/>
+      <w:bookmarkStart w:id="14" w:name="_Toc18880"/>
       <w:r>
         <w:rPr>
           <w:rFonts w:hint="eastAsia"/>
@@ -9030,12 +9036,6 @@
             <w:insideH w:val="single" w:color="auto" w:sz="4" w:space="0"/>
             <w:insideV w:val="single" w:color="auto" w:sz="4" w:space="0"/>
           </w:tblBorders>
-          <w:tblCellMar>
-            <w:top w:w="0" w:type="dxa"/>
-            <w:left w:w="108" w:type="dxa"/>
-            <w:bottom w:w="0" w:type="dxa"/>
-            <w:right w:w="108" w:type="dxa"/>
-          </w:tblCellMar>
         </w:tblPrEx>
         <w:tc>
           <w:tcPr>
@@ -10115,12 +10115,6 @@
             <w:insideH w:val="single" w:color="auto" w:sz="4" w:space="0"/>
             <w:insideV w:val="single" w:color="auto" w:sz="4" w:space="0"/>
           </w:tblBorders>
-          <w:tblCellMar>
-            <w:top w:w="0" w:type="dxa"/>
-            <w:left w:w="108" w:type="dxa"/>
-            <w:bottom w:w="0" w:type="dxa"/>
-            <w:right w:w="108" w:type="dxa"/>
-          </w:tblCellMar>
         </w:tblPrEx>
         <w:tc>
           <w:tcPr>
@@ -12270,12 +12264,6 @@
             <w:insideH w:val="single" w:color="auto" w:sz="4" w:space="0"/>
             <w:insideV w:val="single" w:color="auto" w:sz="4" w:space="0"/>
           </w:tblBorders>
-          <w:tblCellMar>
-            <w:top w:w="0" w:type="dxa"/>
-            <w:left w:w="108" w:type="dxa"/>
-            <w:bottom w:w="0" w:type="dxa"/>
-            <w:right w:w="108" w:type="dxa"/>
-          </w:tblCellMar>
         </w:tblPrEx>
         <w:tc>
           <w:tcPr>
@@ -13313,12 +13301,65 @@
     <w:p>
       <w:pPr>
         <w:rPr>
-          <w:color w:val="70AD47" w:themeColor="accent6"/>
+          <w:rFonts w:hint="eastAsia" w:eastAsia="华文中宋"/>
+          <w:lang w:eastAsia="zh-CN"/>
+        </w:rPr>
+      </w:pPr>
+    </w:p>
+    <w:p>
+      <w:pPr>
+        <w:rPr>
+          <w:rFonts w:hint="default"/>
+          <w:i w:val="0"/>
+          <w:iCs w:val="0"/>
+          <w:color w:val="ED7D31" w:themeColor="accent2"/>
+          <w:u w:val="single"/>
+          <w:lang w:val="en-US" w:eastAsia="zh-CN"/>
           <w14:textFill>
             <w14:solidFill>
-              <w14:schemeClr w14:val="accent6"/>
+              <w14:schemeClr w14:val="accent2"/>
             </w14:solidFill>
           </w14:textFill>
+        </w:rPr>
+      </w:pPr>
+      <w:r>
+        <w:rPr>
+          <w:rFonts w:hint="eastAsia"/>
+          <w:i w:val="0"/>
+          <w:iCs w:val="0"/>
+          <w:color w:val="ED7D31" w:themeColor="accent2"/>
+          <w:u w:val="single"/>
+          <w:lang w:eastAsia="zh-CN"/>
+          <w14:textFill>
+            <w14:solidFill>
+              <w14:schemeClr w14:val="accent2"/>
+            </w14:solidFill>
+          </w14:textFill>
+        </w:rPr>
+        <w:t>参考</w:t>
+      </w:r>
+      <w:r>
+        <w:rPr>
+          <w:rFonts w:hint="eastAsia"/>
+          <w:i w:val="0"/>
+          <w:iCs w:val="0"/>
+          <w:color w:val="ED7D31" w:themeColor="accent2"/>
+          <w:u w:val="single"/>
+          <w:lang w:val="en-US" w:eastAsia="zh-CN"/>
+          <w14:textFill>
+            <w14:solidFill>
+              <w14:schemeClr w14:val="accent2"/>
+            </w14:solidFill>
+          </w14:textFill>
+        </w:rPr>
+        <w:t>numpy, np.random, np.linalg</w:t>
+      </w:r>
+    </w:p>
+    <w:p>
+      <w:pPr>
+        <w:rPr>
+          <w:rFonts w:hint="eastAsia" w:eastAsia="华文中宋"/>
+          <w:lang w:eastAsia="zh-CN"/>
         </w:rPr>
       </w:pPr>
     </w:p>
@@ -13344,7656 +13385,7 @@
         </w:tblCellMar>
       </w:tblPr>
       <w:tblGrid>
-        <w:gridCol w:w="1180"/>
-        <w:gridCol w:w="1478"/>
-      </w:tblGrid>
-      <w:tr>
-        <w:tblPrEx>
-          <w:tblBorders>
-            <w:top w:val="single" w:color="auto" w:sz="4" w:space="0"/>
-            <w:left w:val="single" w:color="auto" w:sz="4" w:space="0"/>
-            <w:bottom w:val="single" w:color="auto" w:sz="4" w:space="0"/>
-            <w:right w:val="single" w:color="auto" w:sz="4" w:space="0"/>
-            <w:insideH w:val="single" w:color="auto" w:sz="4" w:space="0"/>
-            <w:insideV w:val="single" w:color="auto" w:sz="4" w:space="0"/>
-          </w:tblBorders>
-          <w:tblCellMar>
-            <w:top w:w="0" w:type="dxa"/>
-            <w:left w:w="108" w:type="dxa"/>
-            <w:bottom w:w="0" w:type="dxa"/>
-            <w:right w:w="108" w:type="dxa"/>
-          </w:tblCellMar>
-        </w:tblPrEx>
-        <w:trPr>
-          <w:trHeight w:val="90" w:hRule="atLeast"/>
-        </w:trPr>
-        <w:tc>
-          <w:tcPr>
-            <w:tcW w:w="0" w:type="auto"/>
-            <w:gridSpan w:val="2"/>
-            <w:vAlign w:val="center"/>
-          </w:tcPr>
-          <w:p>
-            <w:pPr>
-              <w:rPr>
-                <w:color w:val="EA82F1"/>
-                <w:szCs w:val="24"/>
-              </w:rPr>
-            </w:pPr>
-            <w:r>
-              <w:rPr>
-                <w:rFonts w:hint="eastAsia"/>
-                <w:color w:val="ED7D31" w:themeColor="accent2"/>
-                <w14:textFill>
-                  <w14:solidFill>
-                    <w14:schemeClr w14:val="accent2"/>
-                  </w14:solidFill>
-                </w14:textFill>
-              </w:rPr>
-              <w:t>属性访问：</w:t>
-            </w:r>
-          </w:p>
-        </w:tc>
-      </w:tr>
-      <w:tr>
-        <w:tblPrEx>
-          <w:tblBorders>
-            <w:top w:val="single" w:color="auto" w:sz="4" w:space="0"/>
-            <w:left w:val="single" w:color="auto" w:sz="4" w:space="0"/>
-            <w:bottom w:val="single" w:color="auto" w:sz="4" w:space="0"/>
-            <w:right w:val="single" w:color="auto" w:sz="4" w:space="0"/>
-            <w:insideH w:val="single" w:color="auto" w:sz="4" w:space="0"/>
-            <w:insideV w:val="single" w:color="auto" w:sz="4" w:space="0"/>
-          </w:tblBorders>
-          <w:tblCellMar>
-            <w:top w:w="0" w:type="dxa"/>
-            <w:left w:w="108" w:type="dxa"/>
-            <w:bottom w:w="0" w:type="dxa"/>
-            <w:right w:w="108" w:type="dxa"/>
-          </w:tblCellMar>
-        </w:tblPrEx>
-        <w:tc>
-          <w:tcPr>
-            <w:tcW w:w="0" w:type="auto"/>
-            <w:vAlign w:val="center"/>
-          </w:tcPr>
-          <w:p>
-            <w:pPr>
-              <w:rPr>
-                <w:color w:val="00B0F0"/>
-              </w:rPr>
-            </w:pPr>
-            <w:r>
-              <w:rPr>
-                <w:rFonts w:hint="eastAsia"/>
-                <w:color w:val="FF0000"/>
-              </w:rPr>
-              <w:t>x.shape</w:t>
-            </w:r>
-          </w:p>
-        </w:tc>
-        <w:tc>
-          <w:tcPr>
-            <w:tcW w:w="0" w:type="auto"/>
-            <w:vAlign w:val="center"/>
-          </w:tcPr>
-          <w:p>
-            <w:pPr>
-              <w:rPr>
-                <w:color w:val="00B0F0"/>
-              </w:rPr>
-            </w:pPr>
-            <w:r>
-              <w:rPr>
-                <w:rFonts w:hint="eastAsia"/>
-                <w:color w:val="EA82F1"/>
-                <w:szCs w:val="24"/>
-              </w:rPr>
-              <w:t>尺寸</w:t>
-            </w:r>
-          </w:p>
-        </w:tc>
-      </w:tr>
-      <w:tr>
-        <w:tblPrEx>
-          <w:tblBorders>
-            <w:top w:val="single" w:color="auto" w:sz="4" w:space="0"/>
-            <w:left w:val="single" w:color="auto" w:sz="4" w:space="0"/>
-            <w:bottom w:val="single" w:color="auto" w:sz="4" w:space="0"/>
-            <w:right w:val="single" w:color="auto" w:sz="4" w:space="0"/>
-            <w:insideH w:val="single" w:color="auto" w:sz="4" w:space="0"/>
-            <w:insideV w:val="single" w:color="auto" w:sz="4" w:space="0"/>
-          </w:tblBorders>
-          <w:tblCellMar>
-            <w:top w:w="0" w:type="dxa"/>
-            <w:left w:w="108" w:type="dxa"/>
-            <w:bottom w:w="0" w:type="dxa"/>
-            <w:right w:w="108" w:type="dxa"/>
-          </w:tblCellMar>
-        </w:tblPrEx>
-        <w:tc>
-          <w:tcPr>
-            <w:tcW w:w="0" w:type="auto"/>
-            <w:vAlign w:val="center"/>
-          </w:tcPr>
-          <w:p>
-            <w:pPr>
-              <w:rPr>
-                <w:color w:val="FF0000"/>
-              </w:rPr>
-            </w:pPr>
-            <w:r>
-              <w:rPr>
-                <w:rFonts w:hint="eastAsia"/>
-                <w:color w:val="FF0000"/>
-              </w:rPr>
-              <w:t>x.size(i)</w:t>
-            </w:r>
-          </w:p>
-        </w:tc>
-        <w:tc>
-          <w:tcPr>
-            <w:tcW w:w="0" w:type="auto"/>
-            <w:vAlign w:val="center"/>
-          </w:tcPr>
-          <w:p>
-            <w:pPr>
-              <w:rPr>
-                <w:color w:val="ED7D31" w:themeColor="accent2"/>
-                <w14:textFill>
-                  <w14:solidFill>
-                    <w14:schemeClr w14:val="accent2"/>
-                  </w14:solidFill>
-                </w14:textFill>
-              </w:rPr>
-            </w:pPr>
-            <w:r>
-              <w:rPr>
-                <w:rFonts w:hint="eastAsia"/>
-                <w:color w:val="ED7D31" w:themeColor="accent2"/>
-                <w14:textFill>
-                  <w14:solidFill>
-                    <w14:schemeClr w14:val="accent2"/>
-                  </w14:solidFill>
-                </w14:textFill>
-              </w:rPr>
-              <w:t>指定</w:t>
-            </w:r>
-            <w:r>
-              <w:rPr>
-                <w:rFonts w:hint="eastAsia"/>
-                <w:color w:val="EA82F1"/>
-                <w:szCs w:val="24"/>
-              </w:rPr>
-              <w:t>维度信息</w:t>
-            </w:r>
-          </w:p>
-        </w:tc>
-      </w:tr>
-      <w:tr>
-        <w:tblPrEx>
-          <w:tblBorders>
-            <w:top w:val="single" w:color="auto" w:sz="4" w:space="0"/>
-            <w:left w:val="single" w:color="auto" w:sz="4" w:space="0"/>
-            <w:bottom w:val="single" w:color="auto" w:sz="4" w:space="0"/>
-            <w:right w:val="single" w:color="auto" w:sz="4" w:space="0"/>
-            <w:insideH w:val="single" w:color="auto" w:sz="4" w:space="0"/>
-            <w:insideV w:val="single" w:color="auto" w:sz="4" w:space="0"/>
-          </w:tblBorders>
-          <w:tblCellMar>
-            <w:top w:w="0" w:type="dxa"/>
-            <w:left w:w="108" w:type="dxa"/>
-            <w:bottom w:w="0" w:type="dxa"/>
-            <w:right w:w="108" w:type="dxa"/>
-          </w:tblCellMar>
-        </w:tblPrEx>
-        <w:tc>
-          <w:tcPr>
-            <w:tcW w:w="0" w:type="auto"/>
-            <w:vAlign w:val="center"/>
-          </w:tcPr>
-          <w:p>
-            <w:pPr>
-              <w:rPr>
-                <w:color w:val="FF0000"/>
-              </w:rPr>
-            </w:pPr>
-            <w:r>
-              <w:rPr>
-                <w:rFonts w:hint="eastAsia"/>
-                <w:color w:val="FF0000"/>
-              </w:rPr>
-              <w:t>x.numel()</w:t>
-            </w:r>
-          </w:p>
-        </w:tc>
-        <w:tc>
-          <w:tcPr>
-            <w:tcW w:w="0" w:type="auto"/>
-            <w:vAlign w:val="center"/>
-          </w:tcPr>
-          <w:p>
-            <w:pPr>
-              <w:rPr>
-                <w:color w:val="EA82F1"/>
-                <w:szCs w:val="24"/>
-              </w:rPr>
-            </w:pPr>
-            <w:r>
-              <w:rPr>
-                <w:rFonts w:hint="eastAsia"/>
-                <w:color w:val="EA82F1"/>
-                <w:szCs w:val="24"/>
-              </w:rPr>
-              <w:t>元素数</w:t>
-            </w:r>
-          </w:p>
-        </w:tc>
-      </w:tr>
-      <w:tr>
-        <w:tblPrEx>
-          <w:tblBorders>
-            <w:top w:val="single" w:color="auto" w:sz="4" w:space="0"/>
-            <w:left w:val="single" w:color="auto" w:sz="4" w:space="0"/>
-            <w:bottom w:val="single" w:color="auto" w:sz="4" w:space="0"/>
-            <w:right w:val="single" w:color="auto" w:sz="4" w:space="0"/>
-            <w:insideH w:val="single" w:color="auto" w:sz="4" w:space="0"/>
-            <w:insideV w:val="single" w:color="auto" w:sz="4" w:space="0"/>
-          </w:tblBorders>
-          <w:tblCellMar>
-            <w:top w:w="0" w:type="dxa"/>
-            <w:left w:w="108" w:type="dxa"/>
-            <w:bottom w:w="0" w:type="dxa"/>
-            <w:right w:w="108" w:type="dxa"/>
-          </w:tblCellMar>
-        </w:tblPrEx>
-        <w:tc>
-          <w:tcPr>
-            <w:tcW w:w="0" w:type="auto"/>
-            <w:vAlign w:val="center"/>
-          </w:tcPr>
-          <w:p>
-            <w:pPr>
-              <w:rPr>
-                <w:color w:val="FF0000"/>
-              </w:rPr>
-            </w:pPr>
-            <w:r>
-              <w:rPr>
-                <w:rFonts w:hint="eastAsia"/>
-                <w:color w:val="FF0000"/>
-              </w:rPr>
-              <w:t>x.dim()</w:t>
-            </w:r>
-          </w:p>
-        </w:tc>
-        <w:tc>
-          <w:tcPr>
-            <w:tcW w:w="0" w:type="auto"/>
-            <w:vAlign w:val="center"/>
-          </w:tcPr>
-          <w:p>
-            <w:pPr>
-              <w:rPr>
-                <w:color w:val="EA82F1"/>
-                <w:szCs w:val="24"/>
-              </w:rPr>
-            </w:pPr>
-            <w:r>
-              <w:rPr>
-                <w:rFonts w:hint="eastAsia"/>
-                <w:color w:val="EA82F1"/>
-                <w:szCs w:val="24"/>
-              </w:rPr>
-              <w:t>维度数</w:t>
-            </w:r>
-          </w:p>
-        </w:tc>
-      </w:tr>
-      <w:tr>
-        <w:tblPrEx>
-          <w:tblBorders>
-            <w:top w:val="single" w:color="auto" w:sz="4" w:space="0"/>
-            <w:left w:val="single" w:color="auto" w:sz="4" w:space="0"/>
-            <w:bottom w:val="single" w:color="auto" w:sz="4" w:space="0"/>
-            <w:right w:val="single" w:color="auto" w:sz="4" w:space="0"/>
-            <w:insideH w:val="single" w:color="auto" w:sz="4" w:space="0"/>
-            <w:insideV w:val="single" w:color="auto" w:sz="4" w:space="0"/>
-          </w:tblBorders>
-          <w:tblCellMar>
-            <w:top w:w="0" w:type="dxa"/>
-            <w:left w:w="108" w:type="dxa"/>
-            <w:bottom w:w="0" w:type="dxa"/>
-            <w:right w:w="108" w:type="dxa"/>
-          </w:tblCellMar>
-        </w:tblPrEx>
-        <w:tc>
-          <w:tcPr>
-            <w:tcW w:w="0" w:type="auto"/>
-            <w:vAlign w:val="center"/>
-          </w:tcPr>
-          <w:p>
-            <w:pPr>
-              <w:rPr>
-                <w:color w:val="FF0000"/>
-              </w:rPr>
-            </w:pPr>
-            <w:r>
-              <w:rPr>
-                <w:rFonts w:hint="eastAsia"/>
-                <w:color w:val="FF0000"/>
-              </w:rPr>
-              <w:t>x.item()</w:t>
-            </w:r>
-          </w:p>
-        </w:tc>
-        <w:tc>
-          <w:tcPr>
-            <w:tcW w:w="0" w:type="auto"/>
-            <w:vAlign w:val="center"/>
-          </w:tcPr>
-          <w:p>
-            <w:pPr>
-              <w:rPr>
-                <w:color w:val="EA82F1"/>
-                <w:szCs w:val="24"/>
-              </w:rPr>
-            </w:pPr>
-            <w:r>
-              <w:rPr>
-                <w:rFonts w:hint="eastAsia"/>
-                <w:color w:val="EA82F1"/>
-                <w:szCs w:val="24"/>
-              </w:rPr>
-              <w:t>标量</w:t>
-            </w:r>
-          </w:p>
-        </w:tc>
-      </w:tr>
-      <w:tr>
-        <w:tblPrEx>
-          <w:tblBorders>
-            <w:top w:val="single" w:color="auto" w:sz="4" w:space="0"/>
-            <w:left w:val="single" w:color="auto" w:sz="4" w:space="0"/>
-            <w:bottom w:val="single" w:color="auto" w:sz="4" w:space="0"/>
-            <w:right w:val="single" w:color="auto" w:sz="4" w:space="0"/>
-            <w:insideH w:val="single" w:color="auto" w:sz="4" w:space="0"/>
-            <w:insideV w:val="single" w:color="auto" w:sz="4" w:space="0"/>
-          </w:tblBorders>
-          <w:tblCellMar>
-            <w:top w:w="0" w:type="dxa"/>
-            <w:left w:w="108" w:type="dxa"/>
-            <w:bottom w:w="0" w:type="dxa"/>
-            <w:right w:w="108" w:type="dxa"/>
-          </w:tblCellMar>
-        </w:tblPrEx>
-        <w:tc>
-          <w:tcPr>
-            <w:tcW w:w="0" w:type="auto"/>
-            <w:vAlign w:val="center"/>
-          </w:tcPr>
-          <w:p>
-            <w:pPr>
-              <w:rPr>
-                <w:color w:val="FF0000"/>
-              </w:rPr>
-            </w:pPr>
-            <w:r>
-              <w:rPr>
-                <w:rFonts w:hint="eastAsia"/>
-                <w:color w:val="FF0000"/>
-              </w:rPr>
-              <w:t>x.data</w:t>
-            </w:r>
-          </w:p>
-        </w:tc>
-        <w:tc>
-          <w:tcPr>
-            <w:tcW w:w="0" w:type="auto"/>
-            <w:vAlign w:val="center"/>
-          </w:tcPr>
-          <w:p>
-            <w:pPr>
-              <w:rPr>
-                <w:color w:val="EA82F1"/>
-                <w:szCs w:val="24"/>
-              </w:rPr>
-            </w:pPr>
-            <w:r>
-              <w:rPr>
-                <w:rFonts w:hint="eastAsia"/>
-                <w:color w:val="EA82F1"/>
-                <w:szCs w:val="24"/>
-              </w:rPr>
-              <w:t>数据</w:t>
-            </w:r>
-          </w:p>
-        </w:tc>
-      </w:tr>
-      <w:tr>
-        <w:tblPrEx>
-          <w:tblBorders>
-            <w:top w:val="single" w:color="auto" w:sz="4" w:space="0"/>
-            <w:left w:val="single" w:color="auto" w:sz="4" w:space="0"/>
-            <w:bottom w:val="single" w:color="auto" w:sz="4" w:space="0"/>
-            <w:right w:val="single" w:color="auto" w:sz="4" w:space="0"/>
-            <w:insideH w:val="single" w:color="auto" w:sz="4" w:space="0"/>
-            <w:insideV w:val="single" w:color="auto" w:sz="4" w:space="0"/>
-          </w:tblBorders>
-          <w:tblCellMar>
-            <w:top w:w="0" w:type="dxa"/>
-            <w:left w:w="108" w:type="dxa"/>
-            <w:bottom w:w="0" w:type="dxa"/>
-            <w:right w:w="108" w:type="dxa"/>
-          </w:tblCellMar>
-        </w:tblPrEx>
-        <w:tc>
-          <w:tcPr>
-            <w:tcW w:w="0" w:type="auto"/>
-            <w:vAlign w:val="center"/>
-          </w:tcPr>
-          <w:p>
-            <w:pPr>
-              <w:rPr>
-                <w:color w:val="FF0000"/>
-              </w:rPr>
-            </w:pPr>
-            <w:r>
-              <w:rPr>
-                <w:rFonts w:hint="eastAsia"/>
-                <w:color w:val="FF0000"/>
-              </w:rPr>
-              <w:t>x.grad</w:t>
-            </w:r>
-          </w:p>
-        </w:tc>
-        <w:tc>
-          <w:tcPr>
-            <w:tcW w:w="0" w:type="auto"/>
-            <w:vAlign w:val="center"/>
-          </w:tcPr>
-          <w:p>
-            <w:pPr>
-              <w:rPr>
-                <w:color w:val="EA82F1"/>
-                <w:szCs w:val="24"/>
-              </w:rPr>
-            </w:pPr>
-            <w:r>
-              <w:rPr>
-                <w:rFonts w:hint="eastAsia"/>
-                <w:color w:val="EA82F1"/>
-                <w:szCs w:val="24"/>
-              </w:rPr>
-              <w:t>梯度</w:t>
-            </w:r>
-          </w:p>
-        </w:tc>
-      </w:tr>
-    </w:tbl>
-    <w:p/>
-    <w:tbl>
-      <w:tblPr>
-        <w:tblStyle w:val="12"/>
-        <w:tblW w:w="0" w:type="auto"/>
-        <w:tblInd w:w="0" w:type="dxa"/>
-        <w:tblBorders>
-          <w:top w:val="single" w:color="auto" w:sz="4" w:space="0"/>
-          <w:left w:val="single" w:color="auto" w:sz="4" w:space="0"/>
-          <w:bottom w:val="single" w:color="auto" w:sz="4" w:space="0"/>
-          <w:right w:val="single" w:color="auto" w:sz="4" w:space="0"/>
-          <w:insideH w:val="single" w:color="auto" w:sz="4" w:space="0"/>
-          <w:insideV w:val="single" w:color="auto" w:sz="4" w:space="0"/>
-        </w:tblBorders>
-        <w:tblLayout w:type="autofit"/>
-        <w:tblCellMar>
-          <w:top w:w="0" w:type="dxa"/>
-          <w:left w:w="108" w:type="dxa"/>
-          <w:bottom w:w="0" w:type="dxa"/>
-          <w:right w:w="108" w:type="dxa"/>
-        </w:tblCellMar>
-      </w:tblPr>
-      <w:tblGrid>
-        <w:gridCol w:w="4273"/>
-        <w:gridCol w:w="3496"/>
-      </w:tblGrid>
-      <w:tr>
-        <w:tblPrEx>
-          <w:tblBorders>
-            <w:top w:val="single" w:color="auto" w:sz="4" w:space="0"/>
-            <w:left w:val="single" w:color="auto" w:sz="4" w:space="0"/>
-            <w:bottom w:val="single" w:color="auto" w:sz="4" w:space="0"/>
-            <w:right w:val="single" w:color="auto" w:sz="4" w:space="0"/>
-            <w:insideH w:val="single" w:color="auto" w:sz="4" w:space="0"/>
-            <w:insideV w:val="single" w:color="auto" w:sz="4" w:space="0"/>
-          </w:tblBorders>
-          <w:tblCellMar>
-            <w:top w:w="0" w:type="dxa"/>
-            <w:left w:w="108" w:type="dxa"/>
-            <w:bottom w:w="0" w:type="dxa"/>
-            <w:right w:w="108" w:type="dxa"/>
-          </w:tblCellMar>
-        </w:tblPrEx>
-        <w:tc>
-          <w:tcPr>
-            <w:tcW w:w="0" w:type="auto"/>
-            <w:gridSpan w:val="2"/>
-          </w:tcPr>
-          <w:p>
-            <w:pPr>
-              <w:rPr>
-                <w:color w:val="ED7D31" w:themeColor="accent2"/>
-                <w14:textFill>
-                  <w14:solidFill>
-                    <w14:schemeClr w14:val="accent2"/>
-                  </w14:solidFill>
-                </w14:textFill>
-              </w:rPr>
-            </w:pPr>
-            <w:r>
-              <w:rPr>
-                <w:rFonts w:hint="eastAsia"/>
-                <w:color w:val="ED7D31" w:themeColor="accent2"/>
-                <w14:textFill>
-                  <w14:solidFill>
-                    <w14:schemeClr w14:val="accent2"/>
-                  </w14:solidFill>
-                </w14:textFill>
-              </w:rPr>
-              <w:t>设备：</w:t>
-            </w:r>
-          </w:p>
-        </w:tc>
-      </w:tr>
-      <w:tr>
-        <w:tblPrEx>
-          <w:tblBorders>
-            <w:top w:val="single" w:color="auto" w:sz="4" w:space="0"/>
-            <w:left w:val="single" w:color="auto" w:sz="4" w:space="0"/>
-            <w:bottom w:val="single" w:color="auto" w:sz="4" w:space="0"/>
-            <w:right w:val="single" w:color="auto" w:sz="4" w:space="0"/>
-            <w:insideH w:val="single" w:color="auto" w:sz="4" w:space="0"/>
-            <w:insideV w:val="single" w:color="auto" w:sz="4" w:space="0"/>
-          </w:tblBorders>
-          <w:tblCellMar>
-            <w:top w:w="0" w:type="dxa"/>
-            <w:left w:w="108" w:type="dxa"/>
-            <w:bottom w:w="0" w:type="dxa"/>
-            <w:right w:w="108" w:type="dxa"/>
-          </w:tblCellMar>
-        </w:tblPrEx>
-        <w:tc>
-          <w:tcPr>
-            <w:tcW w:w="0" w:type="auto"/>
-          </w:tcPr>
-          <w:p>
-            <w:pPr>
-              <w:rPr>
-                <w:color w:val="70AD47" w:themeColor="accent6"/>
-                <w14:textFill>
-                  <w14:solidFill>
-                    <w14:schemeClr w14:val="accent6"/>
-                  </w14:solidFill>
-                </w14:textFill>
-              </w:rPr>
-            </w:pPr>
-            <w:r>
-              <w:rPr>
-                <w:rFonts w:hint="eastAsia"/>
-                <w:color w:val="FF0000"/>
-                <w:spacing w:val="7"/>
-              </w:rPr>
-              <w:t>device('cuda:0')</w:t>
-            </w:r>
-          </w:p>
-        </w:tc>
-        <w:tc>
-          <w:tcPr>
-            <w:tcW w:w="0" w:type="auto"/>
-          </w:tcPr>
-          <w:p>
-            <w:pPr>
-              <w:rPr>
-                <w:color w:val="70AD47" w:themeColor="accent6"/>
-                <w14:textFill>
-                  <w14:solidFill>
-                    <w14:schemeClr w14:val="accent6"/>
-                  </w14:solidFill>
-                </w14:textFill>
-              </w:rPr>
-            </w:pPr>
-            <w:r>
-              <w:rPr>
-                <w:rFonts w:hint="eastAsia"/>
-                <w:color w:val="ED7D31" w:themeColor="accent2"/>
-                <w14:textFill>
-                  <w14:solidFill>
-                    <w14:schemeClr w14:val="accent2"/>
-                  </w14:solidFill>
-                </w14:textFill>
-              </w:rPr>
-              <w:t>实例化</w:t>
-            </w:r>
-            <w:r>
-              <w:rPr>
-                <w:rFonts w:hint="eastAsia"/>
-                <w:color w:val="EA82F1"/>
-                <w:szCs w:val="24"/>
-              </w:rPr>
-              <w:t>CPU设备</w:t>
-            </w:r>
-          </w:p>
-        </w:tc>
-      </w:tr>
-      <w:tr>
-        <w:tblPrEx>
-          <w:tblBorders>
-            <w:top w:val="single" w:color="auto" w:sz="4" w:space="0"/>
-            <w:left w:val="single" w:color="auto" w:sz="4" w:space="0"/>
-            <w:bottom w:val="single" w:color="auto" w:sz="4" w:space="0"/>
-            <w:right w:val="single" w:color="auto" w:sz="4" w:space="0"/>
-            <w:insideH w:val="single" w:color="auto" w:sz="4" w:space="0"/>
-            <w:insideV w:val="single" w:color="auto" w:sz="4" w:space="0"/>
-          </w:tblBorders>
-          <w:tblCellMar>
-            <w:top w:w="0" w:type="dxa"/>
-            <w:left w:w="108" w:type="dxa"/>
-            <w:bottom w:w="0" w:type="dxa"/>
-            <w:right w:w="108" w:type="dxa"/>
-          </w:tblCellMar>
-        </w:tblPrEx>
-        <w:tc>
-          <w:tcPr>
-            <w:tcW w:w="0" w:type="auto"/>
-          </w:tcPr>
-          <w:p>
-            <w:pPr>
-              <w:rPr>
-                <w:color w:val="FF0000"/>
-                <w:spacing w:val="7"/>
-              </w:rPr>
-            </w:pPr>
-            <w:r>
-              <w:rPr>
-                <w:rFonts w:hint="eastAsia"/>
-                <w:color w:val="FF0000"/>
-                <w:spacing w:val="7"/>
-              </w:rPr>
-              <w:t>x.to(device|type, non_blocking=True)</w:t>
-            </w:r>
-          </w:p>
-        </w:tc>
-        <w:tc>
-          <w:tcPr>
-            <w:tcW w:w="0" w:type="auto"/>
-          </w:tcPr>
-          <w:p>
-            <w:pPr>
-              <w:rPr>
-                <w:color w:val="ED7D31" w:themeColor="accent2"/>
-                <w14:textFill>
-                  <w14:solidFill>
-                    <w14:schemeClr w14:val="accent2"/>
-                  </w14:solidFill>
-                </w14:textFill>
-              </w:rPr>
-            </w:pPr>
-            <w:r>
-              <w:rPr>
-                <w:rFonts w:hint="eastAsia"/>
-                <w:color w:val="ED7D31" w:themeColor="accent2"/>
-                <w14:textFill>
-                  <w14:solidFill>
-                    <w14:schemeClr w14:val="accent2"/>
-                  </w14:solidFill>
-                </w14:textFill>
-              </w:rPr>
-              <w:t>将实例在设备上</w:t>
-            </w:r>
-            <w:r>
-              <w:rPr>
-                <w:rFonts w:hint="eastAsia"/>
-                <w:color w:val="EA82F1"/>
-                <w:szCs w:val="24"/>
-              </w:rPr>
-              <w:t>运行</w:t>
-            </w:r>
-            <w:r>
-              <w:rPr>
-                <w:rFonts w:hint="eastAsia"/>
-                <w:color w:val="ED7D31" w:themeColor="accent2"/>
-                <w14:textFill>
-                  <w14:solidFill>
-                    <w14:schemeClr w14:val="accent2"/>
-                  </w14:solidFill>
-                </w14:textFill>
-              </w:rPr>
-              <w:t>/修改</w:t>
-            </w:r>
-            <w:r>
-              <w:rPr>
-                <w:rFonts w:hint="eastAsia"/>
-                <w:color w:val="EA82F1"/>
-                <w:szCs w:val="24"/>
-              </w:rPr>
-              <w:t>数据类型</w:t>
-            </w:r>
-          </w:p>
-        </w:tc>
-      </w:tr>
-      <w:tr>
-        <w:tblPrEx>
-          <w:tblBorders>
-            <w:top w:val="single" w:color="auto" w:sz="4" w:space="0"/>
-            <w:left w:val="single" w:color="auto" w:sz="4" w:space="0"/>
-            <w:bottom w:val="single" w:color="auto" w:sz="4" w:space="0"/>
-            <w:right w:val="single" w:color="auto" w:sz="4" w:space="0"/>
-            <w:insideH w:val="single" w:color="auto" w:sz="4" w:space="0"/>
-            <w:insideV w:val="single" w:color="auto" w:sz="4" w:space="0"/>
-          </w:tblBorders>
-          <w:tblCellMar>
-            <w:top w:w="0" w:type="dxa"/>
-            <w:left w:w="108" w:type="dxa"/>
-            <w:bottom w:w="0" w:type="dxa"/>
-            <w:right w:w="108" w:type="dxa"/>
-          </w:tblCellMar>
-        </w:tblPrEx>
-        <w:tc>
-          <w:tcPr>
-            <w:tcW w:w="0" w:type="auto"/>
-          </w:tcPr>
-          <w:p>
-            <w:pPr>
-              <w:rPr>
-                <w:color w:val="FF0000"/>
-                <w:spacing w:val="7"/>
-              </w:rPr>
-            </w:pPr>
-            <w:r>
-              <w:rPr>
-                <w:rFonts w:hint="eastAsia"/>
-                <w:color w:val="FF0000"/>
-                <w:spacing w:val="7"/>
-              </w:rPr>
-              <w:t>x.cpu()</w:t>
-            </w:r>
-          </w:p>
-        </w:tc>
-        <w:tc>
-          <w:tcPr>
-            <w:tcW w:w="0" w:type="auto"/>
-          </w:tcPr>
-          <w:p>
-            <w:pPr>
-              <w:rPr>
-                <w:color w:val="ED7D31" w:themeColor="accent2"/>
-                <w14:textFill>
-                  <w14:solidFill>
-                    <w14:schemeClr w14:val="accent2"/>
-                  </w14:solidFill>
-                </w14:textFill>
-              </w:rPr>
-            </w:pPr>
-            <w:r>
-              <w:rPr>
-                <w:rFonts w:hint="eastAsia"/>
-                <w:color w:val="ED7D31" w:themeColor="accent2"/>
-                <w14:textFill>
-                  <w14:solidFill>
-                    <w14:schemeClr w14:val="accent2"/>
-                  </w14:solidFill>
-                </w14:textFill>
-              </w:rPr>
-              <w:t>将实例在</w:t>
-            </w:r>
-            <w:r>
-              <w:rPr>
-                <w:rFonts w:hint="eastAsia"/>
-                <w:color w:val="EA82F1"/>
-                <w:szCs w:val="24"/>
-              </w:rPr>
-              <w:t>CPU</w:t>
-            </w:r>
-            <w:r>
-              <w:rPr>
-                <w:rFonts w:hint="eastAsia"/>
-                <w:color w:val="ED7D31" w:themeColor="accent2"/>
-                <w14:textFill>
-                  <w14:solidFill>
-                    <w14:schemeClr w14:val="accent2"/>
-                  </w14:solidFill>
-                </w14:textFill>
-              </w:rPr>
-              <w:t>上</w:t>
-            </w:r>
-            <w:r>
-              <w:rPr>
-                <w:rFonts w:hint="eastAsia"/>
-                <w:color w:val="EA82F1"/>
-                <w:szCs w:val="24"/>
-              </w:rPr>
-              <w:t>运行</w:t>
-            </w:r>
-          </w:p>
-        </w:tc>
-      </w:tr>
-      <w:tr>
-        <w:tblPrEx>
-          <w:tblBorders>
-            <w:top w:val="single" w:color="auto" w:sz="4" w:space="0"/>
-            <w:left w:val="single" w:color="auto" w:sz="4" w:space="0"/>
-            <w:bottom w:val="single" w:color="auto" w:sz="4" w:space="0"/>
-            <w:right w:val="single" w:color="auto" w:sz="4" w:space="0"/>
-            <w:insideH w:val="single" w:color="auto" w:sz="4" w:space="0"/>
-            <w:insideV w:val="single" w:color="auto" w:sz="4" w:space="0"/>
-          </w:tblBorders>
-          <w:tblCellMar>
-            <w:top w:w="0" w:type="dxa"/>
-            <w:left w:w="108" w:type="dxa"/>
-            <w:bottom w:w="0" w:type="dxa"/>
-            <w:right w:w="108" w:type="dxa"/>
-          </w:tblCellMar>
-        </w:tblPrEx>
-        <w:tc>
-          <w:tcPr>
-            <w:tcW w:w="0" w:type="auto"/>
-          </w:tcPr>
-          <w:p>
-            <w:pPr>
-              <w:rPr>
-                <w:color w:val="FF0000"/>
-                <w:spacing w:val="7"/>
-              </w:rPr>
-            </w:pPr>
-            <w:r>
-              <w:rPr>
-                <w:rFonts w:hint="eastAsia"/>
-                <w:color w:val="FF0000"/>
-                <w:spacing w:val="7"/>
-              </w:rPr>
-              <w:t>x.cuda()</w:t>
-            </w:r>
-          </w:p>
-        </w:tc>
-        <w:tc>
-          <w:tcPr>
-            <w:tcW w:w="0" w:type="auto"/>
-          </w:tcPr>
-          <w:p>
-            <w:pPr>
-              <w:rPr>
-                <w:color w:val="ED7D31" w:themeColor="accent2"/>
-                <w14:textFill>
-                  <w14:solidFill>
-                    <w14:schemeClr w14:val="accent2"/>
-                  </w14:solidFill>
-                </w14:textFill>
-              </w:rPr>
-            </w:pPr>
-            <w:r>
-              <w:rPr>
-                <w:rFonts w:hint="eastAsia"/>
-                <w:color w:val="ED7D31" w:themeColor="accent2"/>
-                <w14:textFill>
-                  <w14:solidFill>
-                    <w14:schemeClr w14:val="accent2"/>
-                  </w14:solidFill>
-                </w14:textFill>
-              </w:rPr>
-              <w:t>将实例在</w:t>
-            </w:r>
-            <w:r>
-              <w:rPr>
-                <w:rFonts w:hint="eastAsia"/>
-                <w:color w:val="EA82F1"/>
-                <w:szCs w:val="24"/>
-              </w:rPr>
-              <w:t>GPU</w:t>
-            </w:r>
-            <w:r>
-              <w:rPr>
-                <w:rFonts w:hint="eastAsia"/>
-                <w:color w:val="ED7D31" w:themeColor="accent2"/>
-                <w14:textFill>
-                  <w14:solidFill>
-                    <w14:schemeClr w14:val="accent2"/>
-                  </w14:solidFill>
-                </w14:textFill>
-              </w:rPr>
-              <w:t>上</w:t>
-            </w:r>
-            <w:r>
-              <w:rPr>
-                <w:rFonts w:hint="eastAsia"/>
-                <w:color w:val="EA82F1"/>
-                <w:szCs w:val="24"/>
-              </w:rPr>
-              <w:t>运行</w:t>
-            </w:r>
-          </w:p>
-        </w:tc>
-      </w:tr>
-      <w:tr>
-        <w:tblPrEx>
-          <w:tblBorders>
-            <w:top w:val="single" w:color="auto" w:sz="4" w:space="0"/>
-            <w:left w:val="single" w:color="auto" w:sz="4" w:space="0"/>
-            <w:bottom w:val="single" w:color="auto" w:sz="4" w:space="0"/>
-            <w:right w:val="single" w:color="auto" w:sz="4" w:space="0"/>
-            <w:insideH w:val="single" w:color="auto" w:sz="4" w:space="0"/>
-            <w:insideV w:val="single" w:color="auto" w:sz="4" w:space="0"/>
-          </w:tblBorders>
-          <w:tblCellMar>
-            <w:top w:w="0" w:type="dxa"/>
-            <w:left w:w="108" w:type="dxa"/>
-            <w:bottom w:w="0" w:type="dxa"/>
-            <w:right w:w="108" w:type="dxa"/>
-          </w:tblCellMar>
-        </w:tblPrEx>
-        <w:tc>
-          <w:tcPr>
-            <w:tcW w:w="0" w:type="auto"/>
-            <w:vAlign w:val="center"/>
-          </w:tcPr>
-          <w:p>
-            <w:pPr>
-              <w:rPr>
-                <w:rFonts w:hint="eastAsia" w:ascii="华文中宋" w:hAnsi="华文中宋" w:eastAsia="华文中宋" w:cs="华文中宋"/>
-                <w:b/>
-                <w:bCs/>
-                <w:color w:val="FF0000"/>
-                <w:kern w:val="2"/>
-                <w:sz w:val="21"/>
-                <w:szCs w:val="21"/>
-                <w:lang w:val="en-US" w:eastAsia="zh-CN" w:bidi="ar-SA"/>
-              </w:rPr>
-            </w:pPr>
-            <w:r>
-              <w:rPr>
-                <w:rFonts w:hint="eastAsia"/>
-                <w:color w:val="FF0000"/>
-              </w:rPr>
-              <w:t>x.zero_()</w:t>
-            </w:r>
-          </w:p>
-        </w:tc>
-        <w:tc>
-          <w:tcPr>
-            <w:tcW w:w="0" w:type="auto"/>
-            <w:vAlign w:val="center"/>
-          </w:tcPr>
-          <w:p>
-            <w:pPr>
-              <w:rPr>
-                <w:rFonts w:hint="eastAsia" w:ascii="华文中宋" w:hAnsi="华文中宋" w:eastAsia="华文中宋" w:cs="华文中宋"/>
-                <w:b/>
-                <w:bCs/>
-                <w:color w:val="EA82F1"/>
-                <w:kern w:val="2"/>
-                <w:sz w:val="21"/>
-                <w:szCs w:val="24"/>
-                <w:lang w:val="en-US" w:eastAsia="zh-CN" w:bidi="ar-SA"/>
-              </w:rPr>
-            </w:pPr>
-            <w:r>
-              <w:rPr>
-                <w:rFonts w:hint="eastAsia"/>
-                <w:color w:val="EA82F1"/>
-                <w:szCs w:val="24"/>
-              </w:rPr>
-              <w:t>梯度置0</w:t>
-            </w:r>
-          </w:p>
-        </w:tc>
-      </w:tr>
-    </w:tbl>
-    <w:p/>
-    <w:tbl>
-      <w:tblPr>
-        <w:tblStyle w:val="12"/>
-        <w:tblW w:w="0" w:type="auto"/>
-        <w:tblInd w:w="0" w:type="dxa"/>
-        <w:tblBorders>
-          <w:top w:val="single" w:color="auto" w:sz="4" w:space="0"/>
-          <w:left w:val="single" w:color="auto" w:sz="4" w:space="0"/>
-          <w:bottom w:val="single" w:color="auto" w:sz="4" w:space="0"/>
-          <w:right w:val="single" w:color="auto" w:sz="4" w:space="0"/>
-          <w:insideH w:val="single" w:color="auto" w:sz="4" w:space="0"/>
-          <w:insideV w:val="single" w:color="auto" w:sz="4" w:space="0"/>
-        </w:tblBorders>
-        <w:tblLayout w:type="autofit"/>
-        <w:tblCellMar>
-          <w:top w:w="0" w:type="dxa"/>
-          <w:left w:w="108" w:type="dxa"/>
-          <w:bottom w:w="0" w:type="dxa"/>
-          <w:right w:w="108" w:type="dxa"/>
-        </w:tblCellMar>
-      </w:tblPr>
-      <w:tblGrid>
-        <w:gridCol w:w="3461"/>
-        <w:gridCol w:w="1654"/>
-        <w:gridCol w:w="1039"/>
-      </w:tblGrid>
-      <w:tr>
-        <w:tblPrEx>
-          <w:tblBorders>
-            <w:top w:val="single" w:color="auto" w:sz="4" w:space="0"/>
-            <w:left w:val="single" w:color="auto" w:sz="4" w:space="0"/>
-            <w:bottom w:val="single" w:color="auto" w:sz="4" w:space="0"/>
-            <w:right w:val="single" w:color="auto" w:sz="4" w:space="0"/>
-            <w:insideH w:val="single" w:color="auto" w:sz="4" w:space="0"/>
-            <w:insideV w:val="single" w:color="auto" w:sz="4" w:space="0"/>
-          </w:tblBorders>
-          <w:tblCellMar>
-            <w:top w:w="0" w:type="dxa"/>
-            <w:left w:w="108" w:type="dxa"/>
-            <w:bottom w:w="0" w:type="dxa"/>
-            <w:right w:w="108" w:type="dxa"/>
-          </w:tblCellMar>
-        </w:tblPrEx>
-        <w:tc>
-          <w:tcPr>
-            <w:tcW w:w="0" w:type="auto"/>
-            <w:gridSpan w:val="3"/>
-            <w:vAlign w:val="center"/>
-          </w:tcPr>
-          <w:p>
-            <w:pPr>
-              <w:rPr>
-                <w:color w:val="ED7D31" w:themeColor="accent2"/>
-                <w:spacing w:val="7"/>
-                <w14:textFill>
-                  <w14:solidFill>
-                    <w14:schemeClr w14:val="accent2"/>
-                  </w14:solidFill>
-                </w14:textFill>
-              </w:rPr>
-            </w:pPr>
-            <w:r>
-              <w:rPr>
-                <w:rFonts w:hint="eastAsia"/>
-                <w:color w:val="ED7D31" w:themeColor="accent2"/>
-                <w:spacing w:val="7"/>
-                <w14:textFill>
-                  <w14:solidFill>
-                    <w14:schemeClr w14:val="accent2"/>
-                  </w14:solidFill>
-                </w14:textFill>
-              </w:rPr>
-              <w:t>张量转换：</w:t>
-            </w:r>
-          </w:p>
-        </w:tc>
-      </w:tr>
-      <w:tr>
-        <w:tblPrEx>
-          <w:tblBorders>
-            <w:top w:val="single" w:color="auto" w:sz="4" w:space="0"/>
-            <w:left w:val="single" w:color="auto" w:sz="4" w:space="0"/>
-            <w:bottom w:val="single" w:color="auto" w:sz="4" w:space="0"/>
-            <w:right w:val="single" w:color="auto" w:sz="4" w:space="0"/>
-            <w:insideH w:val="single" w:color="auto" w:sz="4" w:space="0"/>
-            <w:insideV w:val="single" w:color="auto" w:sz="4" w:space="0"/>
-          </w:tblBorders>
-          <w:tblCellMar>
-            <w:top w:w="0" w:type="dxa"/>
-            <w:left w:w="108" w:type="dxa"/>
-            <w:bottom w:w="0" w:type="dxa"/>
-            <w:right w:w="108" w:type="dxa"/>
-          </w:tblCellMar>
-        </w:tblPrEx>
-        <w:tc>
-          <w:tcPr>
-            <w:tcW w:w="0" w:type="auto"/>
-            <w:vAlign w:val="center"/>
-          </w:tcPr>
-          <w:p>
-            <w:pPr>
-              <w:rPr>
-                <w:color w:val="ED7D31" w:themeColor="accent2"/>
-                <w:spacing w:val="7"/>
-                <w14:textFill>
-                  <w14:solidFill>
-                    <w14:schemeClr w14:val="accent2"/>
-                  </w14:solidFill>
-                </w14:textFill>
-              </w:rPr>
-            </w:pPr>
-            <w:r>
-              <w:rPr>
-                <w:rFonts w:hint="eastAsia"/>
-                <w:color w:val="FF0000"/>
-                <w:spacing w:val="7"/>
-              </w:rPr>
-              <w:t>tensor(x, dtype=torch.float32)</w:t>
-            </w:r>
-          </w:p>
-        </w:tc>
-        <w:tc>
-          <w:tcPr>
-            <w:tcW w:w="0" w:type="auto"/>
-            <w:gridSpan w:val="2"/>
-            <w:vMerge w:val="restart"/>
-            <w:vAlign w:val="center"/>
-          </w:tcPr>
-          <w:p>
-            <w:pPr>
-              <w:rPr>
-                <w:color w:val="ED7D31" w:themeColor="accent2"/>
-                <w:spacing w:val="7"/>
-                <w14:textFill>
-                  <w14:solidFill>
-                    <w14:schemeClr w14:val="accent2"/>
-                  </w14:solidFill>
-                </w14:textFill>
-              </w:rPr>
-            </w:pPr>
-            <w:r>
-              <w:rPr>
-                <w:rFonts w:hint="eastAsia"/>
-                <w:color w:val="ED7D31" w:themeColor="accent2"/>
-                <w:spacing w:val="7"/>
-                <w14:textFill>
-                  <w14:solidFill>
-                    <w14:schemeClr w14:val="accent2"/>
-                  </w14:solidFill>
-                </w14:textFill>
-              </w:rPr>
-              <w:t>返回</w:t>
-            </w:r>
-            <w:r>
-              <w:rPr>
-                <w:rFonts w:hint="eastAsia"/>
-                <w:color w:val="EA82F1"/>
-                <w:szCs w:val="24"/>
-              </w:rPr>
-              <w:t>序列</w:t>
-            </w:r>
-            <w:r>
-              <w:rPr>
-                <w:rFonts w:hint="eastAsia"/>
-                <w:color w:val="ED7D31" w:themeColor="accent2"/>
-                <w:spacing w:val="7"/>
-                <w14:textFill>
-                  <w14:solidFill>
-                    <w14:schemeClr w14:val="accent2"/>
-                  </w14:solidFill>
-                </w14:textFill>
-              </w:rPr>
-              <w:t>对应的</w:t>
-            </w:r>
-            <w:r>
-              <w:rPr>
-                <w:rFonts w:hint="eastAsia"/>
-                <w:color w:val="EA82F1"/>
-                <w:szCs w:val="24"/>
-              </w:rPr>
-              <w:t>tensor</w:t>
-            </w:r>
-          </w:p>
-        </w:tc>
-      </w:tr>
-      <w:tr>
-        <w:tblPrEx>
-          <w:tblBorders>
-            <w:top w:val="single" w:color="auto" w:sz="4" w:space="0"/>
-            <w:left w:val="single" w:color="auto" w:sz="4" w:space="0"/>
-            <w:bottom w:val="single" w:color="auto" w:sz="4" w:space="0"/>
-            <w:right w:val="single" w:color="auto" w:sz="4" w:space="0"/>
-            <w:insideH w:val="single" w:color="auto" w:sz="4" w:space="0"/>
-            <w:insideV w:val="single" w:color="auto" w:sz="4" w:space="0"/>
-          </w:tblBorders>
-          <w:tblCellMar>
-            <w:top w:w="0" w:type="dxa"/>
-            <w:left w:w="108" w:type="dxa"/>
-            <w:bottom w:w="0" w:type="dxa"/>
-            <w:right w:w="108" w:type="dxa"/>
-          </w:tblCellMar>
-        </w:tblPrEx>
-        <w:tc>
-          <w:tcPr>
-            <w:tcW w:w="0" w:type="auto"/>
-            <w:vAlign w:val="center"/>
-          </w:tcPr>
-          <w:p>
-            <w:pPr>
-              <w:rPr>
-                <w:color w:val="FF0000"/>
-                <w:spacing w:val="7"/>
-              </w:rPr>
-            </w:pPr>
-            <w:r>
-              <w:rPr>
-                <w:rFonts w:hint="eastAsia"/>
-                <w:color w:val="FF0000"/>
-                <w:spacing w:val="7"/>
-              </w:rPr>
-              <w:t>from_numpy(x)</w:t>
-            </w:r>
-          </w:p>
-        </w:tc>
-        <w:tc>
-          <w:tcPr>
-            <w:tcW w:w="0" w:type="auto"/>
-            <w:gridSpan w:val="2"/>
-            <w:vMerge w:val="continue"/>
-            <w:vAlign w:val="center"/>
-          </w:tcPr>
-          <w:p>
-            <w:pPr>
-              <w:rPr>
-                <w:color w:val="ED7D31" w:themeColor="accent2"/>
-                <w:spacing w:val="7"/>
-                <w14:textFill>
-                  <w14:solidFill>
-                    <w14:schemeClr w14:val="accent2"/>
-                  </w14:solidFill>
-                </w14:textFill>
-              </w:rPr>
-            </w:pPr>
-          </w:p>
-        </w:tc>
-      </w:tr>
-      <w:tr>
-        <w:tblPrEx>
-          <w:tblBorders>
-            <w:top w:val="single" w:color="auto" w:sz="4" w:space="0"/>
-            <w:left w:val="single" w:color="auto" w:sz="4" w:space="0"/>
-            <w:bottom w:val="single" w:color="auto" w:sz="4" w:space="0"/>
-            <w:right w:val="single" w:color="auto" w:sz="4" w:space="0"/>
-            <w:insideH w:val="single" w:color="auto" w:sz="4" w:space="0"/>
-            <w:insideV w:val="single" w:color="auto" w:sz="4" w:space="0"/>
-          </w:tblBorders>
-          <w:tblCellMar>
-            <w:top w:w="0" w:type="dxa"/>
-            <w:left w:w="108" w:type="dxa"/>
-            <w:bottom w:w="0" w:type="dxa"/>
-            <w:right w:w="108" w:type="dxa"/>
-          </w:tblCellMar>
-        </w:tblPrEx>
-        <w:tc>
-          <w:tcPr>
-            <w:tcW w:w="0" w:type="auto"/>
-            <w:vAlign w:val="center"/>
-          </w:tcPr>
-          <w:p>
-            <w:pPr>
-              <w:rPr>
-                <w:color w:val="FF0000"/>
-                <w:spacing w:val="7"/>
-              </w:rPr>
-            </w:pPr>
-            <w:r>
-              <w:rPr>
-                <w:rFonts w:hint="eastAsia"/>
-                <w:color w:val="FF0000"/>
-                <w:spacing w:val="7"/>
-              </w:rPr>
-              <w:t>x.numpy()</w:t>
-            </w:r>
-          </w:p>
-        </w:tc>
-        <w:tc>
-          <w:tcPr>
-            <w:tcW w:w="0" w:type="auto"/>
-            <w:gridSpan w:val="2"/>
-            <w:vAlign w:val="center"/>
-          </w:tcPr>
-          <w:p>
-            <w:pPr>
-              <w:rPr>
-                <w:rFonts w:hint="default" w:eastAsia="华文中宋"/>
-                <w:color w:val="ED7D31" w:themeColor="accent2"/>
-                <w:spacing w:val="7"/>
-                <w:lang w:val="en-US" w:eastAsia="zh-CN"/>
-                <w14:textFill>
-                  <w14:solidFill>
-                    <w14:schemeClr w14:val="accent2"/>
-                  </w14:solidFill>
-                </w14:textFill>
-              </w:rPr>
-            </w:pPr>
-            <w:r>
-              <w:rPr>
-                <w:rFonts w:hint="eastAsia"/>
-                <w:color w:val="ED7D31" w:themeColor="accent2"/>
-                <w:spacing w:val="7"/>
-                <w14:textFill>
-                  <w14:solidFill>
-                    <w14:schemeClr w14:val="accent2"/>
-                  </w14:solidFill>
-                </w14:textFill>
-              </w:rPr>
-              <w:t>返回</w:t>
-            </w:r>
-            <w:r>
-              <w:rPr>
-                <w:rFonts w:hint="eastAsia"/>
-                <w:color w:val="EA82F1"/>
-                <w:szCs w:val="24"/>
-              </w:rPr>
-              <w:t>tensor</w:t>
-            </w:r>
-            <w:r>
-              <w:rPr>
-                <w:rFonts w:hint="eastAsia"/>
-                <w:color w:val="ED7D31" w:themeColor="accent2"/>
-                <w:spacing w:val="7"/>
-                <w14:textFill>
-                  <w14:solidFill>
-                    <w14:schemeClr w14:val="accent2"/>
-                  </w14:solidFill>
-                </w14:textFill>
-              </w:rPr>
-              <w:t>对应的</w:t>
-            </w:r>
-            <w:r>
-              <w:rPr>
-                <w:rFonts w:hint="eastAsia"/>
-                <w:color w:val="EA82F1"/>
-                <w:szCs w:val="24"/>
-                <w:lang w:val="en-US" w:eastAsia="zh-CN"/>
-              </w:rPr>
-              <w:t>array</w:t>
-            </w:r>
-          </w:p>
-        </w:tc>
-      </w:tr>
-      <w:tr>
-        <w:tblPrEx>
-          <w:tblBorders>
-            <w:top w:val="single" w:color="auto" w:sz="4" w:space="0"/>
-            <w:left w:val="single" w:color="auto" w:sz="4" w:space="0"/>
-            <w:bottom w:val="single" w:color="auto" w:sz="4" w:space="0"/>
-            <w:right w:val="single" w:color="auto" w:sz="4" w:space="0"/>
-            <w:insideH w:val="single" w:color="auto" w:sz="4" w:space="0"/>
-            <w:insideV w:val="single" w:color="auto" w:sz="4" w:space="0"/>
-          </w:tblBorders>
-          <w:tblCellMar>
-            <w:top w:w="0" w:type="dxa"/>
-            <w:left w:w="108" w:type="dxa"/>
-            <w:bottom w:w="0" w:type="dxa"/>
-            <w:right w:w="108" w:type="dxa"/>
-          </w:tblCellMar>
-        </w:tblPrEx>
-        <w:tc>
-          <w:tcPr>
-            <w:tcW w:w="0" w:type="auto"/>
-            <w:vAlign w:val="center"/>
-          </w:tcPr>
-          <w:p>
-            <w:pPr>
-              <w:rPr>
-                <w:rFonts w:hint="eastAsia"/>
-                <w:color w:val="FF0000"/>
-                <w:spacing w:val="7"/>
-              </w:rPr>
-            </w:pPr>
-            <w:r>
-              <w:rPr>
-                <w:rFonts w:hint="eastAsia"/>
-                <w:color w:val="FF0000"/>
-                <w:spacing w:val="7"/>
-              </w:rPr>
-              <w:t>x</w:t>
-            </w:r>
-            <w:r>
-              <w:rPr>
-                <w:color w:val="FF0000"/>
-                <w:spacing w:val="7"/>
-              </w:rPr>
-              <w:t>.tolist()</w:t>
-            </w:r>
-          </w:p>
-        </w:tc>
-        <w:tc>
-          <w:tcPr>
-            <w:tcW w:w="0" w:type="auto"/>
-            <w:gridSpan w:val="2"/>
-            <w:vAlign w:val="center"/>
-          </w:tcPr>
-          <w:p>
-            <w:pPr>
-              <w:rPr>
-                <w:rFonts w:hint="eastAsia"/>
-                <w:color w:val="ED7D31" w:themeColor="accent2"/>
-                <w:spacing w:val="7"/>
-                <w14:textFill>
-                  <w14:solidFill>
-                    <w14:schemeClr w14:val="accent2"/>
-                  </w14:solidFill>
-                </w14:textFill>
-              </w:rPr>
-            </w:pPr>
-            <w:r>
-              <w:rPr>
-                <w:rFonts w:hint="eastAsia"/>
-                <w:color w:val="ED7D31" w:themeColor="accent2"/>
-                <w:spacing w:val="7"/>
-                <w14:textFill>
-                  <w14:solidFill>
-                    <w14:schemeClr w14:val="accent2"/>
-                  </w14:solidFill>
-                </w14:textFill>
-              </w:rPr>
-              <w:t>返回</w:t>
-            </w:r>
-            <w:r>
-              <w:rPr>
-                <w:rFonts w:hint="eastAsia"/>
-                <w:color w:val="EA82F1"/>
-                <w:szCs w:val="24"/>
-              </w:rPr>
-              <w:t>tensor</w:t>
-            </w:r>
-            <w:r>
-              <w:rPr>
-                <w:rFonts w:hint="eastAsia"/>
-                <w:color w:val="ED7D31" w:themeColor="accent2"/>
-                <w:spacing w:val="7"/>
-                <w14:textFill>
-                  <w14:solidFill>
-                    <w14:schemeClr w14:val="accent2"/>
-                  </w14:solidFill>
-                </w14:textFill>
-              </w:rPr>
-              <w:t>对应的</w:t>
-            </w:r>
-            <w:r>
-              <w:rPr>
-                <w:rFonts w:hint="eastAsia"/>
-                <w:color w:val="EA82F1"/>
-                <w:szCs w:val="24"/>
-              </w:rPr>
-              <w:t>列表</w:t>
-            </w:r>
-          </w:p>
-        </w:tc>
-      </w:tr>
-      <w:tr>
-        <w:tblPrEx>
-          <w:tblBorders>
-            <w:top w:val="single" w:color="auto" w:sz="4" w:space="0"/>
-            <w:left w:val="single" w:color="auto" w:sz="4" w:space="0"/>
-            <w:bottom w:val="single" w:color="auto" w:sz="4" w:space="0"/>
-            <w:right w:val="single" w:color="auto" w:sz="4" w:space="0"/>
-            <w:insideH w:val="single" w:color="auto" w:sz="4" w:space="0"/>
-            <w:insideV w:val="single" w:color="auto" w:sz="4" w:space="0"/>
-          </w:tblBorders>
-          <w:tblCellMar>
-            <w:top w:w="0" w:type="dxa"/>
-            <w:left w:w="108" w:type="dxa"/>
-            <w:bottom w:w="0" w:type="dxa"/>
-            <w:right w:w="108" w:type="dxa"/>
-          </w:tblCellMar>
-        </w:tblPrEx>
-        <w:tc>
-          <w:tcPr>
-            <w:tcW w:w="0" w:type="auto"/>
-            <w:vAlign w:val="center"/>
-          </w:tcPr>
-          <w:p>
-            <w:pPr>
-              <w:rPr>
-                <w:rFonts w:hint="default" w:eastAsia="华文中宋"/>
-                <w:color w:val="70AD47" w:themeColor="accent6"/>
-                <w:lang w:val="en-US" w:eastAsia="zh-CN"/>
-                <w14:textFill>
-                  <w14:solidFill>
-                    <w14:schemeClr w14:val="accent6"/>
-                  </w14:solidFill>
-                </w14:textFill>
-              </w:rPr>
-            </w:pPr>
-            <w:r>
-              <w:rPr>
-                <w:rFonts w:hint="eastAsia"/>
-                <w:color w:val="FF0000"/>
-              </w:rPr>
-              <w:t>x.view(*shape)</w:t>
-            </w:r>
-            <w:r>
-              <w:rPr>
-                <w:rFonts w:hint="eastAsia"/>
-                <w:color w:val="FF0000"/>
-                <w:lang w:val="en-US" w:eastAsia="zh-CN"/>
-              </w:rPr>
-              <w:t xml:space="preserve"> / </w:t>
-            </w:r>
-            <w:r>
-              <w:rPr>
-                <w:rFonts w:hint="eastAsia"/>
-                <w:color w:val="FF0000"/>
-              </w:rPr>
-              <w:t>x.resize_as(</w:t>
-            </w:r>
-            <w:r>
-              <w:rPr>
-                <w:rFonts w:hint="eastAsia"/>
-                <w:color w:val="FF0000"/>
-                <w:lang w:val="en-US" w:eastAsia="zh-CN"/>
-              </w:rPr>
-              <w:t>x</w:t>
-            </w:r>
-            <w:r>
-              <w:rPr>
-                <w:rFonts w:hint="eastAsia"/>
-                <w:color w:val="FF0000"/>
-              </w:rPr>
-              <w:t>)</w:t>
-            </w:r>
-          </w:p>
-        </w:tc>
-        <w:tc>
-          <w:tcPr>
-            <w:tcW w:w="0" w:type="auto"/>
-            <w:gridSpan w:val="2"/>
-            <w:vAlign w:val="center"/>
-          </w:tcPr>
-          <w:p>
-            <w:pPr>
-              <w:rPr>
-                <w:color w:val="70AD47" w:themeColor="accent6"/>
-                <w14:textFill>
-                  <w14:solidFill>
-                    <w14:schemeClr w14:val="accent6"/>
-                  </w14:solidFill>
-                </w14:textFill>
-              </w:rPr>
-            </w:pPr>
-            <w:r>
-              <w:rPr>
-                <w:rFonts w:hint="eastAsia"/>
-                <w:color w:val="ED7D31" w:themeColor="accent2"/>
-                <w14:textFill>
-                  <w14:solidFill>
-                    <w14:schemeClr w14:val="accent2"/>
-                  </w14:solidFill>
-                </w14:textFill>
-              </w:rPr>
-              <w:t>返回</w:t>
-            </w:r>
-            <w:r>
-              <w:rPr>
-                <w:rFonts w:hint="eastAsia"/>
-                <w:color w:val="EA82F1"/>
-                <w:szCs w:val="24"/>
-              </w:rPr>
-              <w:t>尺寸转换后</w:t>
-            </w:r>
-            <w:r>
-              <w:rPr>
-                <w:rFonts w:hint="eastAsia"/>
-                <w:color w:val="ED7D31" w:themeColor="accent2"/>
-                <w14:textFill>
-                  <w14:solidFill>
-                    <w14:schemeClr w14:val="accent2"/>
-                  </w14:solidFill>
-                </w14:textFill>
-              </w:rPr>
-              <w:t>的</w:t>
-            </w:r>
-            <w:r>
-              <w:rPr>
-                <w:rFonts w:hint="eastAsia"/>
-                <w:color w:val="EA82F1"/>
-                <w:szCs w:val="24"/>
-              </w:rPr>
-              <w:t>tensor</w:t>
-            </w:r>
-          </w:p>
-        </w:tc>
-      </w:tr>
-      <w:tr>
-        <w:tblPrEx>
-          <w:tblBorders>
-            <w:top w:val="single" w:color="auto" w:sz="4" w:space="0"/>
-            <w:left w:val="single" w:color="auto" w:sz="4" w:space="0"/>
-            <w:bottom w:val="single" w:color="auto" w:sz="4" w:space="0"/>
-            <w:right w:val="single" w:color="auto" w:sz="4" w:space="0"/>
-            <w:insideH w:val="single" w:color="auto" w:sz="4" w:space="0"/>
-            <w:insideV w:val="single" w:color="auto" w:sz="4" w:space="0"/>
-          </w:tblBorders>
-          <w:tblCellMar>
-            <w:top w:w="0" w:type="dxa"/>
-            <w:left w:w="108" w:type="dxa"/>
-            <w:bottom w:w="0" w:type="dxa"/>
-            <w:right w:w="108" w:type="dxa"/>
-          </w:tblCellMar>
-        </w:tblPrEx>
-        <w:tc>
-          <w:tcPr>
-            <w:tcW w:w="0" w:type="auto"/>
-            <w:vAlign w:val="center"/>
-          </w:tcPr>
-          <w:p>
-            <w:pPr>
-              <w:rPr>
-                <w:color w:val="FF0000"/>
-              </w:rPr>
-            </w:pPr>
-            <w:r>
-              <w:rPr>
-                <w:rFonts w:hint="eastAsia"/>
-                <w:color w:val="FF0000"/>
-              </w:rPr>
-              <w:t>x.float()</w:t>
-            </w:r>
-          </w:p>
-        </w:tc>
-        <w:tc>
-          <w:tcPr>
-            <w:tcW w:w="0" w:type="auto"/>
-            <w:vMerge w:val="restart"/>
-            <w:vAlign w:val="center"/>
-          </w:tcPr>
-          <w:p>
-            <w:pPr>
-              <w:rPr>
-                <w:color w:val="ED7D31" w:themeColor="accent2"/>
-                <w14:textFill>
-                  <w14:solidFill>
-                    <w14:schemeClr w14:val="accent2"/>
-                  </w14:solidFill>
-                </w14:textFill>
-              </w:rPr>
-            </w:pPr>
-            <w:r>
-              <w:rPr>
-                <w:rFonts w:hint="eastAsia"/>
-                <w:color w:val="EA82F1"/>
-                <w:szCs w:val="24"/>
-              </w:rPr>
-              <w:t>数据类型</w:t>
-            </w:r>
-            <w:r>
-              <w:rPr>
-                <w:rFonts w:hint="eastAsia"/>
-                <w:color w:val="ED7D31" w:themeColor="accent2"/>
-                <w14:textFill>
-                  <w14:solidFill>
-                    <w14:schemeClr w14:val="accent2"/>
-                  </w14:solidFill>
-                </w14:textFill>
-              </w:rPr>
-              <w:t>转为</w:t>
-            </w:r>
-          </w:p>
-        </w:tc>
-        <w:tc>
-          <w:tcPr>
-            <w:tcW w:w="0" w:type="auto"/>
-            <w:vAlign w:val="center"/>
-          </w:tcPr>
-          <w:p>
-            <w:pPr>
-              <w:rPr>
-                <w:color w:val="EA82F1"/>
-                <w:szCs w:val="24"/>
-              </w:rPr>
-            </w:pPr>
-            <w:r>
-              <w:rPr>
-                <w:rFonts w:hint="eastAsia"/>
-                <w:color w:val="EA82F1"/>
-                <w:szCs w:val="24"/>
-              </w:rPr>
-              <w:t>float32</w:t>
-            </w:r>
-          </w:p>
-        </w:tc>
-      </w:tr>
-      <w:tr>
-        <w:tblPrEx>
-          <w:tblBorders>
-            <w:top w:val="single" w:color="auto" w:sz="4" w:space="0"/>
-            <w:left w:val="single" w:color="auto" w:sz="4" w:space="0"/>
-            <w:bottom w:val="single" w:color="auto" w:sz="4" w:space="0"/>
-            <w:right w:val="single" w:color="auto" w:sz="4" w:space="0"/>
-            <w:insideH w:val="single" w:color="auto" w:sz="4" w:space="0"/>
-            <w:insideV w:val="single" w:color="auto" w:sz="4" w:space="0"/>
-          </w:tblBorders>
-          <w:tblCellMar>
-            <w:top w:w="0" w:type="dxa"/>
-            <w:left w:w="108" w:type="dxa"/>
-            <w:bottom w:w="0" w:type="dxa"/>
-            <w:right w:w="108" w:type="dxa"/>
-          </w:tblCellMar>
-        </w:tblPrEx>
-        <w:tc>
-          <w:tcPr>
-            <w:tcW w:w="0" w:type="auto"/>
-            <w:vAlign w:val="center"/>
-          </w:tcPr>
-          <w:p>
-            <w:pPr>
-              <w:rPr>
-                <w:color w:val="FF0000"/>
-              </w:rPr>
-            </w:pPr>
-            <w:r>
-              <w:rPr>
-                <w:rFonts w:hint="eastAsia"/>
-                <w:color w:val="FF0000"/>
-              </w:rPr>
-              <w:t>x.byte()</w:t>
-            </w:r>
-          </w:p>
-        </w:tc>
-        <w:tc>
-          <w:tcPr>
-            <w:tcW w:w="0" w:type="auto"/>
-            <w:vMerge w:val="continue"/>
-            <w:vAlign w:val="center"/>
-          </w:tcPr>
-          <w:p>
-            <w:pPr>
-              <w:rPr>
-                <w:color w:val="ED7D31" w:themeColor="accent2"/>
-                <w14:textFill>
-                  <w14:solidFill>
-                    <w14:schemeClr w14:val="accent2"/>
-                  </w14:solidFill>
-                </w14:textFill>
-              </w:rPr>
-            </w:pPr>
-          </w:p>
-        </w:tc>
-        <w:tc>
-          <w:tcPr>
-            <w:tcW w:w="0" w:type="auto"/>
-            <w:vAlign w:val="center"/>
-          </w:tcPr>
-          <w:p>
-            <w:pPr>
-              <w:rPr>
-                <w:color w:val="EA82F1"/>
-                <w:szCs w:val="24"/>
-              </w:rPr>
-            </w:pPr>
-            <w:r>
-              <w:rPr>
-                <w:rFonts w:hint="eastAsia"/>
-                <w:color w:val="EA82F1"/>
-                <w:szCs w:val="24"/>
-              </w:rPr>
-              <w:t>uint8</w:t>
-            </w:r>
-          </w:p>
-        </w:tc>
-      </w:tr>
-    </w:tbl>
-    <w:p/>
-    <w:tbl>
-      <w:tblPr>
-        <w:tblStyle w:val="12"/>
-        <w:tblW w:w="0" w:type="auto"/>
-        <w:tblInd w:w="0" w:type="dxa"/>
-        <w:tblBorders>
-          <w:top w:val="single" w:color="auto" w:sz="4" w:space="0"/>
-          <w:left w:val="single" w:color="auto" w:sz="4" w:space="0"/>
-          <w:bottom w:val="single" w:color="auto" w:sz="4" w:space="0"/>
-          <w:right w:val="single" w:color="auto" w:sz="4" w:space="0"/>
-          <w:insideH w:val="single" w:color="auto" w:sz="4" w:space="0"/>
-          <w:insideV w:val="single" w:color="auto" w:sz="4" w:space="0"/>
-        </w:tblBorders>
-        <w:tblLayout w:type="autofit"/>
-        <w:tblCellMar>
-          <w:top w:w="0" w:type="dxa"/>
-          <w:left w:w="108" w:type="dxa"/>
-          <w:bottom w:w="0" w:type="dxa"/>
-          <w:right w:w="108" w:type="dxa"/>
-        </w:tblCellMar>
-      </w:tblPr>
-      <w:tblGrid>
-        <w:gridCol w:w="1664"/>
-        <w:gridCol w:w="2108"/>
-      </w:tblGrid>
-      <w:tr>
-        <w:tblPrEx>
-          <w:tblBorders>
-            <w:top w:val="single" w:color="auto" w:sz="4" w:space="0"/>
-            <w:left w:val="single" w:color="auto" w:sz="4" w:space="0"/>
-            <w:bottom w:val="single" w:color="auto" w:sz="4" w:space="0"/>
-            <w:right w:val="single" w:color="auto" w:sz="4" w:space="0"/>
-            <w:insideH w:val="single" w:color="auto" w:sz="4" w:space="0"/>
-            <w:insideV w:val="single" w:color="auto" w:sz="4" w:space="0"/>
-          </w:tblBorders>
-          <w:tblCellMar>
-            <w:top w:w="0" w:type="dxa"/>
-            <w:left w:w="108" w:type="dxa"/>
-            <w:bottom w:w="0" w:type="dxa"/>
-            <w:right w:w="108" w:type="dxa"/>
-          </w:tblCellMar>
-        </w:tblPrEx>
-        <w:tc>
-          <w:tcPr>
-            <w:tcW w:w="0" w:type="auto"/>
-            <w:gridSpan w:val="2"/>
-            <w:vAlign w:val="center"/>
-          </w:tcPr>
-          <w:p>
-            <w:pPr>
-              <w:rPr>
-                <w:color w:val="EA82F1"/>
-                <w:szCs w:val="24"/>
-              </w:rPr>
-            </w:pPr>
-            <w:r>
-              <w:rPr>
-                <w:rFonts w:hint="eastAsia"/>
-                <w:color w:val="ED7D31" w:themeColor="accent2"/>
-                <w:spacing w:val="7"/>
-                <w14:textFill>
-                  <w14:solidFill>
-                    <w14:schemeClr w14:val="accent2"/>
-                  </w14:solidFill>
-                </w14:textFill>
-              </w:rPr>
-              <w:t>张量操作：</w:t>
-            </w:r>
-          </w:p>
-        </w:tc>
-      </w:tr>
-      <w:tr>
-        <w:tblPrEx>
-          <w:tblBorders>
-            <w:top w:val="single" w:color="auto" w:sz="4" w:space="0"/>
-            <w:left w:val="single" w:color="auto" w:sz="4" w:space="0"/>
-            <w:bottom w:val="single" w:color="auto" w:sz="4" w:space="0"/>
-            <w:right w:val="single" w:color="auto" w:sz="4" w:space="0"/>
-            <w:insideH w:val="single" w:color="auto" w:sz="4" w:space="0"/>
-            <w:insideV w:val="single" w:color="auto" w:sz="4" w:space="0"/>
-          </w:tblBorders>
-          <w:tblCellMar>
-            <w:top w:w="0" w:type="dxa"/>
-            <w:left w:w="108" w:type="dxa"/>
-            <w:bottom w:w="0" w:type="dxa"/>
-            <w:right w:w="108" w:type="dxa"/>
-          </w:tblCellMar>
-        </w:tblPrEx>
-        <w:tc>
-          <w:tcPr>
-            <w:tcW w:w="0" w:type="auto"/>
-            <w:vAlign w:val="center"/>
-          </w:tcPr>
-          <w:p>
-            <w:pPr>
-              <w:rPr>
-                <w:color w:val="FF0000"/>
-              </w:rPr>
-            </w:pPr>
-            <w:r>
-              <w:rPr>
-                <w:rFonts w:hint="eastAsia"/>
-                <w:color w:val="FF0000"/>
-              </w:rPr>
-              <w:t>x.clone()</w:t>
-            </w:r>
-          </w:p>
-        </w:tc>
-        <w:tc>
-          <w:tcPr>
-            <w:tcW w:w="0" w:type="auto"/>
-            <w:vAlign w:val="center"/>
-          </w:tcPr>
-          <w:p>
-            <w:pPr>
-              <w:rPr>
-                <w:color w:val="ED7D31" w:themeColor="accent2"/>
-                <w14:textFill>
-                  <w14:solidFill>
-                    <w14:schemeClr w14:val="accent2"/>
-                  </w14:solidFill>
-                </w14:textFill>
-              </w:rPr>
-            </w:pPr>
-            <w:r>
-              <w:rPr>
-                <w:rFonts w:hint="eastAsia"/>
-                <w:color w:val="EA82F1"/>
-                <w:szCs w:val="24"/>
-              </w:rPr>
-              <w:t>深拷贝</w:t>
-            </w:r>
-            <w:r>
-              <w:rPr>
-                <w:rFonts w:hint="eastAsia"/>
-                <w:color w:val="ED7D31" w:themeColor="accent2"/>
-                <w14:textFill>
-                  <w14:solidFill>
-                    <w14:schemeClr w14:val="accent2"/>
-                  </w14:solidFill>
-                </w14:textFill>
-              </w:rPr>
-              <w:t>张量</w:t>
-            </w:r>
-            <w:r>
-              <w:rPr>
-                <w:rFonts w:hint="eastAsia"/>
-                <w:color w:val="EA82F1"/>
-                <w:szCs w:val="24"/>
-              </w:rPr>
-              <w:t>所有属性</w:t>
-            </w:r>
-          </w:p>
-        </w:tc>
-      </w:tr>
-      <w:tr>
-        <w:tblPrEx>
-          <w:tblBorders>
-            <w:top w:val="single" w:color="auto" w:sz="4" w:space="0"/>
-            <w:left w:val="single" w:color="auto" w:sz="4" w:space="0"/>
-            <w:bottom w:val="single" w:color="auto" w:sz="4" w:space="0"/>
-            <w:right w:val="single" w:color="auto" w:sz="4" w:space="0"/>
-            <w:insideH w:val="single" w:color="auto" w:sz="4" w:space="0"/>
-            <w:insideV w:val="single" w:color="auto" w:sz="4" w:space="0"/>
-          </w:tblBorders>
-          <w:tblCellMar>
-            <w:top w:w="0" w:type="dxa"/>
-            <w:left w:w="108" w:type="dxa"/>
-            <w:bottom w:w="0" w:type="dxa"/>
-            <w:right w:w="108" w:type="dxa"/>
-          </w:tblCellMar>
-        </w:tblPrEx>
-        <w:tc>
-          <w:tcPr>
-            <w:tcW w:w="0" w:type="auto"/>
-            <w:vAlign w:val="center"/>
-          </w:tcPr>
-          <w:p>
-            <w:pPr>
-              <w:rPr>
-                <w:color w:val="FF0000"/>
-              </w:rPr>
-            </w:pPr>
-            <w:r>
-              <w:rPr>
-                <w:rFonts w:hint="eastAsia"/>
-                <w:color w:val="FF0000"/>
-              </w:rPr>
-              <w:t>x.detach()</w:t>
-            </w:r>
-          </w:p>
-        </w:tc>
-        <w:tc>
-          <w:tcPr>
-            <w:tcW w:w="0" w:type="auto"/>
-            <w:vAlign w:val="center"/>
-          </w:tcPr>
-          <w:p>
-            <w:pPr>
-              <w:rPr>
-                <w:color w:val="EA82F1"/>
-                <w:szCs w:val="24"/>
-              </w:rPr>
-            </w:pPr>
-            <w:r>
-              <w:rPr>
-                <w:rFonts w:hint="eastAsia"/>
-                <w:color w:val="ED7D31" w:themeColor="accent2"/>
-                <w14:textFill>
-                  <w14:solidFill>
-                    <w14:schemeClr w14:val="accent2"/>
-                  </w14:solidFill>
-                </w14:textFill>
-              </w:rPr>
-              <w:t>张量</w:t>
-            </w:r>
-            <w:r>
-              <w:rPr>
-                <w:rFonts w:hint="eastAsia"/>
-                <w:color w:val="EA82F1"/>
-                <w:szCs w:val="24"/>
-              </w:rPr>
-              <w:t>脱离计算图</w:t>
-            </w:r>
-          </w:p>
-        </w:tc>
-      </w:tr>
-      <w:tr>
-        <w:tblPrEx>
-          <w:tblBorders>
-            <w:top w:val="single" w:color="auto" w:sz="4" w:space="0"/>
-            <w:left w:val="single" w:color="auto" w:sz="4" w:space="0"/>
-            <w:bottom w:val="single" w:color="auto" w:sz="4" w:space="0"/>
-            <w:right w:val="single" w:color="auto" w:sz="4" w:space="0"/>
-            <w:insideH w:val="single" w:color="auto" w:sz="4" w:space="0"/>
-            <w:insideV w:val="single" w:color="auto" w:sz="4" w:space="0"/>
-          </w:tblBorders>
-          <w:tblCellMar>
-            <w:top w:w="0" w:type="dxa"/>
-            <w:left w:w="108" w:type="dxa"/>
-            <w:bottom w:w="0" w:type="dxa"/>
-            <w:right w:w="108" w:type="dxa"/>
-          </w:tblCellMar>
-        </w:tblPrEx>
-        <w:tc>
-          <w:tcPr>
-            <w:tcW w:w="0" w:type="auto"/>
-            <w:vAlign w:val="center"/>
-          </w:tcPr>
-          <w:p>
-            <w:pPr>
-              <w:rPr>
-                <w:color w:val="FF0000"/>
-              </w:rPr>
-            </w:pPr>
-            <w:r>
-              <w:rPr>
-                <w:rFonts w:hint="eastAsia"/>
-                <w:color w:val="FF0000"/>
-              </w:rPr>
-              <w:t>x.contiguous()</w:t>
-            </w:r>
-          </w:p>
-        </w:tc>
-        <w:tc>
-          <w:tcPr>
-            <w:tcW w:w="0" w:type="auto"/>
-            <w:vAlign w:val="center"/>
-          </w:tcPr>
-          <w:p>
-            <w:pPr>
-              <w:rPr>
-                <w:color w:val="ED7D31" w:themeColor="accent2"/>
-                <w14:textFill>
-                  <w14:solidFill>
-                    <w14:schemeClr w14:val="accent2"/>
-                  </w14:solidFill>
-                </w14:textFill>
-              </w:rPr>
-            </w:pPr>
-            <w:r>
-              <w:rPr>
-                <w:rFonts w:hint="eastAsia"/>
-                <w:color w:val="ED7D31" w:themeColor="accent2"/>
-                <w14:textFill>
-                  <w14:solidFill>
-                    <w14:schemeClr w14:val="accent2"/>
-                  </w14:solidFill>
-                </w14:textFill>
-              </w:rPr>
-              <w:t>使张量</w:t>
-            </w:r>
-            <w:r>
-              <w:rPr>
-                <w:rFonts w:hint="eastAsia"/>
-                <w:color w:val="EA82F1"/>
-                <w:szCs w:val="24"/>
-              </w:rPr>
-              <w:t>内存连续</w:t>
-            </w:r>
-          </w:p>
-        </w:tc>
-      </w:tr>
-    </w:tbl>
-    <w:p/>
-    <w:tbl>
-      <w:tblPr>
-        <w:tblStyle w:val="12"/>
-        <w:tblW w:w="0" w:type="auto"/>
-        <w:tblInd w:w="0" w:type="dxa"/>
-        <w:tblBorders>
-          <w:top w:val="single" w:color="auto" w:sz="4" w:space="0"/>
-          <w:left w:val="single" w:color="auto" w:sz="4" w:space="0"/>
-          <w:bottom w:val="single" w:color="auto" w:sz="4" w:space="0"/>
-          <w:right w:val="single" w:color="auto" w:sz="4" w:space="0"/>
-          <w:insideH w:val="single" w:color="auto" w:sz="4" w:space="0"/>
-          <w:insideV w:val="single" w:color="auto" w:sz="4" w:space="0"/>
-        </w:tblBorders>
-        <w:tblLayout w:type="autofit"/>
-        <w:tblCellMar>
-          <w:top w:w="0" w:type="dxa"/>
-          <w:left w:w="108" w:type="dxa"/>
-          <w:bottom w:w="0" w:type="dxa"/>
-          <w:right w:w="108" w:type="dxa"/>
-        </w:tblCellMar>
-      </w:tblPr>
-      <w:tblGrid>
-        <w:gridCol w:w="3383"/>
-        <w:gridCol w:w="1085"/>
-        <w:gridCol w:w="1337"/>
-      </w:tblGrid>
-      <w:tr>
-        <w:tblPrEx>
-          <w:tblBorders>
-            <w:top w:val="single" w:color="auto" w:sz="4" w:space="0"/>
-            <w:left w:val="single" w:color="auto" w:sz="4" w:space="0"/>
-            <w:bottom w:val="single" w:color="auto" w:sz="4" w:space="0"/>
-            <w:right w:val="single" w:color="auto" w:sz="4" w:space="0"/>
-            <w:insideH w:val="single" w:color="auto" w:sz="4" w:space="0"/>
-            <w:insideV w:val="single" w:color="auto" w:sz="4" w:space="0"/>
-          </w:tblBorders>
-          <w:tblCellMar>
-            <w:top w:w="0" w:type="dxa"/>
-            <w:left w:w="108" w:type="dxa"/>
-            <w:bottom w:w="0" w:type="dxa"/>
-            <w:right w:w="108" w:type="dxa"/>
-          </w:tblCellMar>
-        </w:tblPrEx>
-        <w:tc>
-          <w:tcPr>
-            <w:tcW w:w="0" w:type="auto"/>
-            <w:gridSpan w:val="3"/>
-            <w:vAlign w:val="center"/>
-          </w:tcPr>
-          <w:p>
-            <w:pPr>
-              <w:rPr>
-                <w:color w:val="ED7D31" w:themeColor="accent2"/>
-                <w:spacing w:val="7"/>
-                <w14:textFill>
-                  <w14:solidFill>
-                    <w14:schemeClr w14:val="accent2"/>
-                  </w14:solidFill>
-                </w14:textFill>
-              </w:rPr>
-            </w:pPr>
-            <w:r>
-              <w:rPr>
-                <w:rFonts w:hint="eastAsia"/>
-                <w:color w:val="ED7D31" w:themeColor="accent2"/>
-                <w:spacing w:val="7"/>
-                <w14:textFill>
-                  <w14:solidFill>
-                    <w14:schemeClr w14:val="accent2"/>
-                  </w14:solidFill>
-                </w14:textFill>
-              </w:rPr>
-              <w:t>张量维度变换：</w:t>
-            </w:r>
-          </w:p>
-        </w:tc>
-      </w:tr>
-      <w:tr>
-        <w:tblPrEx>
-          <w:tblBorders>
-            <w:top w:val="single" w:color="auto" w:sz="4" w:space="0"/>
-            <w:left w:val="single" w:color="auto" w:sz="4" w:space="0"/>
-            <w:bottom w:val="single" w:color="auto" w:sz="4" w:space="0"/>
-            <w:right w:val="single" w:color="auto" w:sz="4" w:space="0"/>
-            <w:insideH w:val="single" w:color="auto" w:sz="4" w:space="0"/>
-            <w:insideV w:val="single" w:color="auto" w:sz="4" w:space="0"/>
-          </w:tblBorders>
-          <w:tblCellMar>
-            <w:top w:w="0" w:type="dxa"/>
-            <w:left w:w="108" w:type="dxa"/>
-            <w:bottom w:w="0" w:type="dxa"/>
-            <w:right w:w="108" w:type="dxa"/>
-          </w:tblCellMar>
-        </w:tblPrEx>
-        <w:tc>
-          <w:tcPr>
-            <w:tcW w:w="0" w:type="auto"/>
-            <w:vAlign w:val="center"/>
-          </w:tcPr>
-          <w:p>
-            <w:pPr>
-              <w:rPr>
-                <w:color w:val="FF0000"/>
-                <w:spacing w:val="7"/>
-              </w:rPr>
-            </w:pPr>
-            <w:r>
-              <w:rPr>
-                <w:rFonts w:hint="eastAsia"/>
-                <w:color w:val="FF0000"/>
-                <w:spacing w:val="7"/>
-              </w:rPr>
-              <w:t>x.flatten(start_dim, end_dim)</w:t>
-            </w:r>
-          </w:p>
-        </w:tc>
-        <w:tc>
-          <w:tcPr>
-            <w:tcW w:w="0" w:type="auto"/>
-            <w:gridSpan w:val="2"/>
-            <w:vAlign w:val="center"/>
-          </w:tcPr>
-          <w:p>
-            <w:pPr>
-              <w:rPr>
-                <w:color w:val="ED7D31" w:themeColor="accent2"/>
-                <w:spacing w:val="7"/>
-                <w14:textFill>
-                  <w14:solidFill>
-                    <w14:schemeClr w14:val="accent2"/>
-                  </w14:solidFill>
-                </w14:textFill>
-              </w:rPr>
-            </w:pPr>
-            <w:r>
-              <w:rPr>
-                <w:rFonts w:hint="eastAsia"/>
-                <w:color w:val="ED7D31" w:themeColor="accent2"/>
-                <w:spacing w:val="7"/>
-                <w14:textFill>
-                  <w14:solidFill>
-                    <w14:schemeClr w14:val="accent2"/>
-                  </w14:solidFill>
-                </w14:textFill>
-              </w:rPr>
-              <w:t>张量</w:t>
-            </w:r>
-            <w:r>
-              <w:rPr>
-                <w:rFonts w:hint="eastAsia"/>
-                <w:color w:val="EA82F1"/>
-                <w:szCs w:val="24"/>
-              </w:rPr>
-              <w:t>展平</w:t>
-            </w:r>
-          </w:p>
-        </w:tc>
-      </w:tr>
-      <w:tr>
-        <w:tblPrEx>
-          <w:tblBorders>
-            <w:top w:val="single" w:color="auto" w:sz="4" w:space="0"/>
-            <w:left w:val="single" w:color="auto" w:sz="4" w:space="0"/>
-            <w:bottom w:val="single" w:color="auto" w:sz="4" w:space="0"/>
-            <w:right w:val="single" w:color="auto" w:sz="4" w:space="0"/>
-            <w:insideH w:val="single" w:color="auto" w:sz="4" w:space="0"/>
-            <w:insideV w:val="single" w:color="auto" w:sz="4" w:space="0"/>
-          </w:tblBorders>
-          <w:tblCellMar>
-            <w:top w:w="0" w:type="dxa"/>
-            <w:left w:w="108" w:type="dxa"/>
-            <w:bottom w:w="0" w:type="dxa"/>
-            <w:right w:w="108" w:type="dxa"/>
-          </w:tblCellMar>
-        </w:tblPrEx>
-        <w:tc>
-          <w:tcPr>
-            <w:tcW w:w="0" w:type="auto"/>
-            <w:vAlign w:val="center"/>
-          </w:tcPr>
-          <w:p>
-            <w:pPr>
-              <w:rPr>
-                <w:rFonts w:hint="eastAsia"/>
-                <w:color w:val="FF0000"/>
-                <w:spacing w:val="7"/>
-              </w:rPr>
-            </w:pPr>
-            <w:r>
-              <w:rPr>
-                <w:rFonts w:hint="eastAsia"/>
-                <w:color w:val="FF0000"/>
-                <w:spacing w:val="7"/>
-              </w:rPr>
-              <w:t>x</w:t>
-            </w:r>
-            <w:r>
-              <w:rPr>
-                <w:color w:val="FF0000"/>
-                <w:spacing w:val="7"/>
-              </w:rPr>
-              <w:t>.unflatten(dim, sizes)</w:t>
-            </w:r>
-          </w:p>
-        </w:tc>
-        <w:tc>
-          <w:tcPr>
-            <w:tcW w:w="0" w:type="auto"/>
-            <w:gridSpan w:val="2"/>
-            <w:vAlign w:val="center"/>
-          </w:tcPr>
-          <w:p>
-            <w:pPr>
-              <w:rPr>
-                <w:rFonts w:hint="eastAsia"/>
-                <w:color w:val="ED7D31" w:themeColor="accent2"/>
-                <w:spacing w:val="7"/>
-                <w14:textFill>
-                  <w14:solidFill>
-                    <w14:schemeClr w14:val="accent2"/>
-                  </w14:solidFill>
-                </w14:textFill>
-              </w:rPr>
-            </w:pPr>
-            <w:r>
-              <w:rPr>
-                <w:rFonts w:hint="eastAsia"/>
-                <w:color w:val="ED7D31" w:themeColor="accent2"/>
-                <w:spacing w:val="7"/>
-                <w14:textFill>
-                  <w14:solidFill>
-                    <w14:schemeClr w14:val="accent2"/>
-                  </w14:solidFill>
-                </w14:textFill>
-              </w:rPr>
-              <w:t>张量</w:t>
-            </w:r>
-            <w:r>
-              <w:rPr>
-                <w:rFonts w:hint="eastAsia"/>
-                <w:color w:val="EA82F1"/>
-                <w:szCs w:val="24"/>
-              </w:rPr>
-              <w:t>展开</w:t>
-            </w:r>
-          </w:p>
-        </w:tc>
-      </w:tr>
-      <w:tr>
-        <w:tblPrEx>
-          <w:tblBorders>
-            <w:top w:val="single" w:color="auto" w:sz="4" w:space="0"/>
-            <w:left w:val="single" w:color="auto" w:sz="4" w:space="0"/>
-            <w:bottom w:val="single" w:color="auto" w:sz="4" w:space="0"/>
-            <w:right w:val="single" w:color="auto" w:sz="4" w:space="0"/>
-            <w:insideH w:val="single" w:color="auto" w:sz="4" w:space="0"/>
-            <w:insideV w:val="single" w:color="auto" w:sz="4" w:space="0"/>
-          </w:tblBorders>
-          <w:tblCellMar>
-            <w:top w:w="0" w:type="dxa"/>
-            <w:left w:w="108" w:type="dxa"/>
-            <w:bottom w:w="0" w:type="dxa"/>
-            <w:right w:w="108" w:type="dxa"/>
-          </w:tblCellMar>
-        </w:tblPrEx>
-        <w:tc>
-          <w:tcPr>
-            <w:tcW w:w="0" w:type="auto"/>
-            <w:vAlign w:val="center"/>
-          </w:tcPr>
-          <w:p>
-            <w:pPr>
-              <w:rPr>
-                <w:color w:val="FF0000"/>
-                <w:spacing w:val="7"/>
-              </w:rPr>
-            </w:pPr>
-            <w:r>
-              <w:rPr>
-                <w:rFonts w:hint="eastAsia"/>
-                <w:color w:val="FF0000"/>
-                <w:spacing w:val="7"/>
-                <w:lang w:val="en-US" w:eastAsia="zh-CN"/>
-              </w:rPr>
-              <w:t>x.</w:t>
-            </w:r>
-            <w:r>
-              <w:rPr>
-                <w:rFonts w:hint="eastAsia"/>
-                <w:color w:val="FF0000"/>
-                <w:spacing w:val="7"/>
-              </w:rPr>
-              <w:t>narro</w:t>
-            </w:r>
-            <w:r>
-              <w:rPr>
-                <w:rFonts w:hint="eastAsia"/>
-                <w:color w:val="FF0000"/>
-                <w:spacing w:val="7"/>
-                <w:lang w:val="en-US" w:eastAsia="zh-CN"/>
-              </w:rPr>
-              <w:t>w(d</w:t>
-            </w:r>
-            <w:r>
-              <w:rPr>
-                <w:rFonts w:hint="eastAsia"/>
-                <w:color w:val="FF0000"/>
-                <w:spacing w:val="7"/>
-              </w:rPr>
-              <w:t>im, start, length)</w:t>
-            </w:r>
-          </w:p>
-        </w:tc>
-        <w:tc>
-          <w:tcPr>
-            <w:tcW w:w="0" w:type="auto"/>
-            <w:gridSpan w:val="2"/>
-            <w:vAlign w:val="center"/>
-          </w:tcPr>
-          <w:p>
-            <w:pPr>
-              <w:rPr>
-                <w:color w:val="ED7D31" w:themeColor="accent2"/>
-                <w:spacing w:val="7"/>
-                <w14:textFill>
-                  <w14:solidFill>
-                    <w14:schemeClr w14:val="accent2"/>
-                  </w14:solidFill>
-                </w14:textFill>
-              </w:rPr>
-            </w:pPr>
-            <w:r>
-              <w:rPr>
-                <w:rFonts w:hint="eastAsia"/>
-                <w:color w:val="EA82F1"/>
-                <w:szCs w:val="24"/>
-              </w:rPr>
-              <w:t>截取</w:t>
-            </w:r>
-            <w:r>
-              <w:rPr>
-                <w:rFonts w:hint="eastAsia"/>
-                <w:color w:val="ED7D31" w:themeColor="accent2"/>
-                <w:spacing w:val="7"/>
-                <w14:textFill>
-                  <w14:solidFill>
-                    <w14:schemeClr w14:val="accent2"/>
-                  </w14:solidFill>
-                </w14:textFill>
-              </w:rPr>
-              <w:t>矩阵块</w:t>
-            </w:r>
-          </w:p>
-        </w:tc>
-      </w:tr>
-      <w:tr>
-        <w:tblPrEx>
-          <w:tblBorders>
-            <w:top w:val="single" w:color="auto" w:sz="4" w:space="0"/>
-            <w:left w:val="single" w:color="auto" w:sz="4" w:space="0"/>
-            <w:bottom w:val="single" w:color="auto" w:sz="4" w:space="0"/>
-            <w:right w:val="single" w:color="auto" w:sz="4" w:space="0"/>
-            <w:insideH w:val="single" w:color="auto" w:sz="4" w:space="0"/>
-            <w:insideV w:val="single" w:color="auto" w:sz="4" w:space="0"/>
-          </w:tblBorders>
-          <w:tblCellMar>
-            <w:top w:w="0" w:type="dxa"/>
-            <w:left w:w="108" w:type="dxa"/>
-            <w:bottom w:w="0" w:type="dxa"/>
-            <w:right w:w="108" w:type="dxa"/>
-          </w:tblCellMar>
-        </w:tblPrEx>
-        <w:tc>
-          <w:tcPr>
-            <w:tcW w:w="0" w:type="auto"/>
-            <w:vAlign w:val="center"/>
-          </w:tcPr>
-          <w:p>
-            <w:pPr>
-              <w:rPr>
-                <w:color w:val="FF0000"/>
-                <w:spacing w:val="7"/>
-              </w:rPr>
-            </w:pPr>
-            <w:r>
-              <w:rPr>
-                <w:rFonts w:hint="eastAsia"/>
-                <w:color w:val="FF0000"/>
-                <w:spacing w:val="7"/>
-                <w:lang w:val="en-US" w:eastAsia="zh-CN"/>
-              </w:rPr>
-              <w:t>x.</w:t>
-            </w:r>
-            <w:r>
-              <w:rPr>
-                <w:rFonts w:hint="eastAsia"/>
-                <w:color w:val="FF0000"/>
-                <w:spacing w:val="7"/>
-              </w:rPr>
-              <w:t>flip(dims)</w:t>
-            </w:r>
-          </w:p>
-        </w:tc>
-        <w:tc>
-          <w:tcPr>
-            <w:tcW w:w="0" w:type="auto"/>
-            <w:gridSpan w:val="2"/>
-            <w:vAlign w:val="center"/>
-          </w:tcPr>
-          <w:p>
-            <w:pPr>
-              <w:rPr>
-                <w:color w:val="EA82F1"/>
-                <w:szCs w:val="24"/>
-              </w:rPr>
-            </w:pPr>
-            <w:r>
-              <w:rPr>
-                <w:rFonts w:hint="eastAsia"/>
-                <w:color w:val="ED7D31" w:themeColor="accent2"/>
-                <w:spacing w:val="7"/>
-                <w14:textFill>
-                  <w14:solidFill>
-                    <w14:schemeClr w14:val="accent2"/>
-                  </w14:solidFill>
-                </w14:textFill>
-              </w:rPr>
-              <w:t>按维度</w:t>
-            </w:r>
-            <w:r>
-              <w:rPr>
-                <w:rFonts w:hint="eastAsia"/>
-                <w:color w:val="EA82F1"/>
-                <w:szCs w:val="24"/>
-              </w:rPr>
-              <w:t>翻转</w:t>
-            </w:r>
-          </w:p>
-        </w:tc>
-      </w:tr>
-      <w:tr>
-        <w:tblPrEx>
-          <w:tblBorders>
-            <w:top w:val="single" w:color="auto" w:sz="4" w:space="0"/>
-            <w:left w:val="single" w:color="auto" w:sz="4" w:space="0"/>
-            <w:bottom w:val="single" w:color="auto" w:sz="4" w:space="0"/>
-            <w:right w:val="single" w:color="auto" w:sz="4" w:space="0"/>
-            <w:insideH w:val="single" w:color="auto" w:sz="4" w:space="0"/>
-            <w:insideV w:val="single" w:color="auto" w:sz="4" w:space="0"/>
-          </w:tblBorders>
-          <w:tblCellMar>
-            <w:top w:w="0" w:type="dxa"/>
-            <w:left w:w="108" w:type="dxa"/>
-            <w:bottom w:w="0" w:type="dxa"/>
-            <w:right w:w="108" w:type="dxa"/>
-          </w:tblCellMar>
-        </w:tblPrEx>
-        <w:tc>
-          <w:tcPr>
-            <w:tcW w:w="0" w:type="auto"/>
-            <w:vAlign w:val="center"/>
-          </w:tcPr>
-          <w:p>
-            <w:pPr>
-              <w:rPr>
-                <w:color w:val="FF0000"/>
-                <w:spacing w:val="7"/>
-              </w:rPr>
-            </w:pPr>
-            <w:r>
-              <w:rPr>
-                <w:rFonts w:hint="eastAsia"/>
-                <w:color w:val="FF0000"/>
-                <w:spacing w:val="7"/>
-              </w:rPr>
-              <w:t>x.unsqueeze(dim)</w:t>
-            </w:r>
-          </w:p>
-        </w:tc>
-        <w:tc>
-          <w:tcPr>
-            <w:tcW w:w="0" w:type="auto"/>
-            <w:gridSpan w:val="2"/>
-            <w:vAlign w:val="center"/>
-          </w:tcPr>
-          <w:p>
-            <w:pPr>
-              <w:rPr>
-                <w:color w:val="EA82F1"/>
-                <w:szCs w:val="24"/>
-              </w:rPr>
-            </w:pPr>
-            <w:r>
-              <w:rPr>
-                <w:rFonts w:hint="eastAsia"/>
-                <w:color w:val="EA82F1"/>
-                <w:szCs w:val="24"/>
-              </w:rPr>
-              <w:t>添加新维度</w:t>
-            </w:r>
-          </w:p>
-        </w:tc>
-      </w:tr>
-      <w:tr>
-        <w:tblPrEx>
-          <w:tblBorders>
-            <w:top w:val="single" w:color="auto" w:sz="4" w:space="0"/>
-            <w:left w:val="single" w:color="auto" w:sz="4" w:space="0"/>
-            <w:bottom w:val="single" w:color="auto" w:sz="4" w:space="0"/>
-            <w:right w:val="single" w:color="auto" w:sz="4" w:space="0"/>
-            <w:insideH w:val="single" w:color="auto" w:sz="4" w:space="0"/>
-            <w:insideV w:val="single" w:color="auto" w:sz="4" w:space="0"/>
-          </w:tblBorders>
-          <w:tblCellMar>
-            <w:top w:w="0" w:type="dxa"/>
-            <w:left w:w="108" w:type="dxa"/>
-            <w:bottom w:w="0" w:type="dxa"/>
-            <w:right w:w="108" w:type="dxa"/>
-          </w:tblCellMar>
-        </w:tblPrEx>
-        <w:tc>
-          <w:tcPr>
-            <w:tcW w:w="0" w:type="auto"/>
-            <w:vAlign w:val="center"/>
-          </w:tcPr>
-          <w:p>
-            <w:pPr>
-              <w:rPr>
-                <w:color w:val="FF0000"/>
-                <w:spacing w:val="7"/>
-              </w:rPr>
-            </w:pPr>
-            <w:r>
-              <w:rPr>
-                <w:rFonts w:hint="eastAsia"/>
-                <w:color w:val="FF0000"/>
-                <w:spacing w:val="7"/>
-              </w:rPr>
-              <w:t>x.squeeze(dim)</w:t>
-            </w:r>
-          </w:p>
-        </w:tc>
-        <w:tc>
-          <w:tcPr>
-            <w:tcW w:w="0" w:type="auto"/>
-            <w:gridSpan w:val="2"/>
-            <w:vAlign w:val="center"/>
-          </w:tcPr>
-          <w:p>
-            <w:pPr>
-              <w:rPr>
-                <w:color w:val="ED7D31" w:themeColor="accent2"/>
-                <w:spacing w:val="7"/>
-                <w14:textFill>
-                  <w14:solidFill>
-                    <w14:schemeClr w14:val="accent2"/>
-                  </w14:solidFill>
-                </w14:textFill>
-              </w:rPr>
-            </w:pPr>
-            <w:r>
-              <w:rPr>
-                <w:rFonts w:hint="eastAsia"/>
-                <w:color w:val="EA82F1"/>
-                <w:szCs w:val="24"/>
-              </w:rPr>
-              <w:t>删除冗余维度</w:t>
-            </w:r>
-          </w:p>
-        </w:tc>
-      </w:tr>
-      <w:tr>
-        <w:tblPrEx>
-          <w:tblBorders>
-            <w:top w:val="single" w:color="auto" w:sz="4" w:space="0"/>
-            <w:left w:val="single" w:color="auto" w:sz="4" w:space="0"/>
-            <w:bottom w:val="single" w:color="auto" w:sz="4" w:space="0"/>
-            <w:right w:val="single" w:color="auto" w:sz="4" w:space="0"/>
-            <w:insideH w:val="single" w:color="auto" w:sz="4" w:space="0"/>
-            <w:insideV w:val="single" w:color="auto" w:sz="4" w:space="0"/>
-          </w:tblBorders>
-          <w:tblCellMar>
-            <w:top w:w="0" w:type="dxa"/>
-            <w:left w:w="108" w:type="dxa"/>
-            <w:bottom w:w="0" w:type="dxa"/>
-            <w:right w:w="108" w:type="dxa"/>
-          </w:tblCellMar>
-        </w:tblPrEx>
-        <w:tc>
-          <w:tcPr>
-            <w:tcW w:w="0" w:type="auto"/>
-            <w:vAlign w:val="center"/>
-          </w:tcPr>
-          <w:p>
-            <w:pPr>
-              <w:rPr>
-                <w:color w:val="FF0000"/>
-                <w:spacing w:val="7"/>
-              </w:rPr>
-            </w:pPr>
-            <w:r>
-              <w:rPr>
-                <w:rFonts w:hint="eastAsia"/>
-                <w:color w:val="FF0000"/>
-                <w:spacing w:val="7"/>
-              </w:rPr>
-              <w:t>x.repeat(*shape_blow)</w:t>
-            </w:r>
-          </w:p>
-        </w:tc>
-        <w:tc>
-          <w:tcPr>
-            <w:tcW w:w="0" w:type="auto"/>
-            <w:gridSpan w:val="2"/>
-            <w:vAlign w:val="center"/>
-          </w:tcPr>
-          <w:p>
-            <w:pPr>
-              <w:rPr>
-                <w:color w:val="ED7D31" w:themeColor="accent2"/>
-                <w:spacing w:val="7"/>
-                <w14:textFill>
-                  <w14:solidFill>
-                    <w14:schemeClr w14:val="accent2"/>
-                  </w14:solidFill>
-                </w14:textFill>
-              </w:rPr>
-            </w:pPr>
-            <w:r>
-              <w:rPr>
-                <w:rFonts w:hint="eastAsia"/>
-                <w:color w:val="EA82F1"/>
-                <w:szCs w:val="24"/>
-              </w:rPr>
-              <w:t>各维度</w:t>
-            </w:r>
-            <w:r>
-              <w:rPr>
-                <w:rFonts w:hint="eastAsia"/>
-                <w:color w:val="ED7D31" w:themeColor="accent2"/>
-                <w:spacing w:val="7"/>
-                <w14:textFill>
-                  <w14:solidFill>
-                    <w14:schemeClr w14:val="accent2"/>
-                  </w14:solidFill>
-                </w14:textFill>
-              </w:rPr>
-              <w:t>数据复制</w:t>
-            </w:r>
-            <w:r>
-              <w:rPr>
-                <w:rFonts w:hint="eastAsia"/>
-                <w:color w:val="EA82F1"/>
-                <w:szCs w:val="24"/>
-              </w:rPr>
-              <w:t>扩增</w:t>
-            </w:r>
-          </w:p>
-        </w:tc>
-      </w:tr>
-      <w:tr>
-        <w:tblPrEx>
-          <w:tblBorders>
-            <w:top w:val="single" w:color="auto" w:sz="4" w:space="0"/>
-            <w:left w:val="single" w:color="auto" w:sz="4" w:space="0"/>
-            <w:bottom w:val="single" w:color="auto" w:sz="4" w:space="0"/>
-            <w:right w:val="single" w:color="auto" w:sz="4" w:space="0"/>
-            <w:insideH w:val="single" w:color="auto" w:sz="4" w:space="0"/>
-            <w:insideV w:val="single" w:color="auto" w:sz="4" w:space="0"/>
-          </w:tblBorders>
-          <w:tblCellMar>
-            <w:top w:w="0" w:type="dxa"/>
-            <w:left w:w="108" w:type="dxa"/>
-            <w:bottom w:w="0" w:type="dxa"/>
-            <w:right w:w="108" w:type="dxa"/>
-          </w:tblCellMar>
-        </w:tblPrEx>
-        <w:tc>
-          <w:tcPr>
-            <w:tcW w:w="0" w:type="auto"/>
-            <w:vAlign w:val="center"/>
-          </w:tcPr>
-          <w:p>
-            <w:pPr>
-              <w:rPr>
-                <w:color w:val="FF0000"/>
-                <w:spacing w:val="7"/>
-              </w:rPr>
-            </w:pPr>
-            <w:r>
-              <w:rPr>
-                <w:rFonts w:hint="eastAsia"/>
-                <w:color w:val="FF0000"/>
-                <w:spacing w:val="7"/>
-              </w:rPr>
-              <w:t>x.transpose(dim1, dim2)</w:t>
-            </w:r>
-          </w:p>
-        </w:tc>
-        <w:tc>
-          <w:tcPr>
-            <w:tcW w:w="0" w:type="auto"/>
-            <w:gridSpan w:val="2"/>
-            <w:vAlign w:val="center"/>
-          </w:tcPr>
-          <w:p>
-            <w:pPr>
-              <w:rPr>
-                <w:color w:val="EA82F1"/>
-                <w:szCs w:val="24"/>
-              </w:rPr>
-            </w:pPr>
-            <w:r>
-              <w:rPr>
-                <w:rFonts w:hint="eastAsia"/>
-                <w:color w:val="EA82F1"/>
-                <w:szCs w:val="24"/>
-              </w:rPr>
-              <w:t>交换</w:t>
-            </w:r>
-            <w:r>
-              <w:rPr>
-                <w:rFonts w:hint="eastAsia"/>
-                <w:color w:val="ED7D31" w:themeColor="accent2"/>
-                <w:spacing w:val="7"/>
-                <w14:textFill>
-                  <w14:solidFill>
-                    <w14:schemeClr w14:val="accent2"/>
-                  </w14:solidFill>
-                </w14:textFill>
-              </w:rPr>
-              <w:t>对应</w:t>
-            </w:r>
-            <w:r>
-              <w:rPr>
-                <w:rFonts w:hint="eastAsia"/>
-                <w:color w:val="EA82F1"/>
-                <w:szCs w:val="24"/>
-              </w:rPr>
-              <w:t>维度</w:t>
-            </w:r>
-          </w:p>
-        </w:tc>
-      </w:tr>
-      <w:tr>
-        <w:tblPrEx>
-          <w:tblBorders>
-            <w:top w:val="single" w:color="auto" w:sz="4" w:space="0"/>
-            <w:left w:val="single" w:color="auto" w:sz="4" w:space="0"/>
-            <w:bottom w:val="single" w:color="auto" w:sz="4" w:space="0"/>
-            <w:right w:val="single" w:color="auto" w:sz="4" w:space="0"/>
-            <w:insideH w:val="single" w:color="auto" w:sz="4" w:space="0"/>
-            <w:insideV w:val="single" w:color="auto" w:sz="4" w:space="0"/>
-          </w:tblBorders>
-          <w:tblCellMar>
-            <w:top w:w="0" w:type="dxa"/>
-            <w:left w:w="108" w:type="dxa"/>
-            <w:bottom w:w="0" w:type="dxa"/>
-            <w:right w:w="108" w:type="dxa"/>
-          </w:tblCellMar>
-        </w:tblPrEx>
-        <w:tc>
-          <w:tcPr>
-            <w:tcW w:w="0" w:type="auto"/>
-            <w:vAlign w:val="center"/>
-          </w:tcPr>
-          <w:p>
-            <w:pPr>
-              <w:rPr>
-                <w:color w:val="FF0000"/>
-                <w:spacing w:val="7"/>
-              </w:rPr>
-            </w:pPr>
-            <w:r>
-              <w:rPr>
-                <w:rFonts w:hint="eastAsia"/>
-                <w:color w:val="FF0000"/>
-                <w:spacing w:val="7"/>
-              </w:rPr>
-              <w:t>x.permute(*dims)</w:t>
-            </w:r>
-          </w:p>
-        </w:tc>
-        <w:tc>
-          <w:tcPr>
-            <w:tcW w:w="0" w:type="auto"/>
-            <w:gridSpan w:val="2"/>
-            <w:vAlign w:val="center"/>
-          </w:tcPr>
-          <w:p>
-            <w:pPr>
-              <w:rPr>
-                <w:color w:val="EA82F1"/>
-                <w:szCs w:val="24"/>
-              </w:rPr>
-            </w:pPr>
-            <w:r>
-              <w:rPr>
-                <w:rFonts w:hint="eastAsia"/>
-                <w:color w:val="EA82F1"/>
-                <w:szCs w:val="24"/>
-              </w:rPr>
-              <w:t>重排维度</w:t>
-            </w:r>
-          </w:p>
-        </w:tc>
-      </w:tr>
-      <w:tr>
-        <w:tblPrEx>
-          <w:tblBorders>
-            <w:top w:val="single" w:color="auto" w:sz="4" w:space="0"/>
-            <w:left w:val="single" w:color="auto" w:sz="4" w:space="0"/>
-            <w:bottom w:val="single" w:color="auto" w:sz="4" w:space="0"/>
-            <w:right w:val="single" w:color="auto" w:sz="4" w:space="0"/>
-            <w:insideH w:val="single" w:color="auto" w:sz="4" w:space="0"/>
-            <w:insideV w:val="single" w:color="auto" w:sz="4" w:space="0"/>
-          </w:tblBorders>
-          <w:tblCellMar>
-            <w:top w:w="0" w:type="dxa"/>
-            <w:left w:w="108" w:type="dxa"/>
-            <w:bottom w:w="0" w:type="dxa"/>
-            <w:right w:w="108" w:type="dxa"/>
-          </w:tblCellMar>
-        </w:tblPrEx>
-        <w:tc>
-          <w:tcPr>
-            <w:tcW w:w="0" w:type="auto"/>
-            <w:vAlign w:val="center"/>
-          </w:tcPr>
-          <w:p>
-            <w:pPr>
-              <w:rPr>
-                <w:color w:val="FF0000"/>
-                <w:spacing w:val="7"/>
-              </w:rPr>
-            </w:pPr>
-            <w:r>
-              <w:rPr>
-                <w:rFonts w:hint="eastAsia"/>
-                <w:color w:val="FF0000"/>
-                <w:spacing w:val="7"/>
-              </w:rPr>
-              <w:t>cat(</w:t>
-            </w:r>
-            <w:r>
-              <w:rPr>
-                <w:color w:val="FF0000"/>
-                <w:spacing w:val="7"/>
-              </w:rPr>
-              <w:t>xs</w:t>
-            </w:r>
-            <w:r>
-              <w:rPr>
-                <w:rFonts w:hint="eastAsia"/>
-                <w:color w:val="FF0000"/>
-                <w:spacing w:val="7"/>
-              </w:rPr>
-              <w:t>, dim)</w:t>
-            </w:r>
-          </w:p>
-        </w:tc>
-        <w:tc>
-          <w:tcPr>
-            <w:tcW w:w="0" w:type="auto"/>
-            <w:vAlign w:val="center"/>
-          </w:tcPr>
-          <w:p>
-            <w:pPr>
-              <w:rPr>
-                <w:color w:val="ED7D31" w:themeColor="accent2"/>
-                <w:spacing w:val="7"/>
-                <w14:textFill>
-                  <w14:solidFill>
-                    <w14:schemeClr w14:val="accent2"/>
-                  </w14:solidFill>
-                </w14:textFill>
-              </w:rPr>
-            </w:pPr>
-            <w:r>
-              <w:rPr>
-                <w:rFonts w:hint="eastAsia"/>
-                <w:color w:val="ED7D31" w:themeColor="accent2"/>
-                <w:spacing w:val="7"/>
-                <w14:textFill>
-                  <w14:solidFill>
-                    <w14:schemeClr w14:val="accent2"/>
-                  </w14:solidFill>
-                </w14:textFill>
-              </w:rPr>
-              <w:t>在</w:t>
-            </w:r>
-            <w:r>
-              <w:rPr>
-                <w:rFonts w:hint="eastAsia"/>
-                <w:color w:val="EA82F1"/>
-                <w:szCs w:val="24"/>
-              </w:rPr>
-              <w:t>原维度</w:t>
-            </w:r>
-          </w:p>
-        </w:tc>
-        <w:tc>
-          <w:tcPr>
-            <w:tcW w:w="0" w:type="auto"/>
-            <w:vMerge w:val="restart"/>
-            <w:vAlign w:val="center"/>
-          </w:tcPr>
-          <w:p>
-            <w:pPr>
-              <w:rPr>
-                <w:color w:val="ED7D31" w:themeColor="accent2"/>
-                <w:spacing w:val="7"/>
-                <w14:textFill>
-                  <w14:solidFill>
-                    <w14:schemeClr w14:val="accent2"/>
-                  </w14:solidFill>
-                </w14:textFill>
-              </w:rPr>
-            </w:pPr>
-            <w:r>
-              <w:rPr>
-                <w:rFonts w:hint="eastAsia"/>
-                <w:color w:val="EA82F1"/>
-                <w:szCs w:val="24"/>
-              </w:rPr>
-              <w:t>合并tensor</w:t>
-            </w:r>
-          </w:p>
-        </w:tc>
-      </w:tr>
-      <w:tr>
-        <w:tblPrEx>
-          <w:tblBorders>
-            <w:top w:val="single" w:color="auto" w:sz="4" w:space="0"/>
-            <w:left w:val="single" w:color="auto" w:sz="4" w:space="0"/>
-            <w:bottom w:val="single" w:color="auto" w:sz="4" w:space="0"/>
-            <w:right w:val="single" w:color="auto" w:sz="4" w:space="0"/>
-            <w:insideH w:val="single" w:color="auto" w:sz="4" w:space="0"/>
-            <w:insideV w:val="single" w:color="auto" w:sz="4" w:space="0"/>
-          </w:tblBorders>
-          <w:tblCellMar>
-            <w:top w:w="0" w:type="dxa"/>
-            <w:left w:w="108" w:type="dxa"/>
-            <w:bottom w:w="0" w:type="dxa"/>
-            <w:right w:w="108" w:type="dxa"/>
-          </w:tblCellMar>
-        </w:tblPrEx>
-        <w:trPr>
-          <w:trHeight w:val="90" w:hRule="atLeast"/>
-        </w:trPr>
-        <w:tc>
-          <w:tcPr>
-            <w:tcW w:w="0" w:type="auto"/>
-            <w:vAlign w:val="center"/>
-          </w:tcPr>
-          <w:p>
-            <w:pPr>
-              <w:rPr>
-                <w:color w:val="FF0000"/>
-                <w:spacing w:val="7"/>
-              </w:rPr>
-            </w:pPr>
-            <w:r>
-              <w:rPr>
-                <w:rFonts w:hint="eastAsia"/>
-                <w:color w:val="FF0000"/>
-                <w:spacing w:val="7"/>
-              </w:rPr>
-              <w:t>stack(</w:t>
-            </w:r>
-            <w:r>
-              <w:rPr>
-                <w:color w:val="FF0000"/>
-                <w:spacing w:val="7"/>
-              </w:rPr>
-              <w:t>xs</w:t>
-            </w:r>
-            <w:r>
-              <w:rPr>
-                <w:rFonts w:hint="eastAsia"/>
-                <w:color w:val="FF0000"/>
-                <w:spacing w:val="7"/>
-              </w:rPr>
-              <w:t>, dim)</w:t>
-            </w:r>
-          </w:p>
-        </w:tc>
-        <w:tc>
-          <w:tcPr>
-            <w:tcW w:w="0" w:type="auto"/>
-            <w:vAlign w:val="center"/>
-          </w:tcPr>
-          <w:p>
-            <w:pPr>
-              <w:rPr>
-                <w:color w:val="ED7D31" w:themeColor="accent2"/>
-                <w:spacing w:val="7"/>
-                <w14:textFill>
-                  <w14:solidFill>
-                    <w14:schemeClr w14:val="accent2"/>
-                  </w14:solidFill>
-                </w14:textFill>
-              </w:rPr>
-            </w:pPr>
-            <w:r>
-              <w:rPr>
-                <w:rFonts w:hint="eastAsia"/>
-                <w:color w:val="EA82F1"/>
-                <w:szCs w:val="24"/>
-              </w:rPr>
-              <w:t>创建</w:t>
-            </w:r>
-            <w:r>
-              <w:rPr>
-                <w:rFonts w:hint="eastAsia"/>
-                <w:color w:val="ED7D31" w:themeColor="accent2"/>
-                <w:spacing w:val="7"/>
-                <w14:textFill>
-                  <w14:solidFill>
-                    <w14:schemeClr w14:val="accent2"/>
-                  </w14:solidFill>
-                </w14:textFill>
-              </w:rPr>
-              <w:t>维度</w:t>
-            </w:r>
-          </w:p>
-        </w:tc>
-        <w:tc>
-          <w:tcPr>
-            <w:tcW w:w="0" w:type="auto"/>
-            <w:vMerge w:val="continue"/>
-            <w:vAlign w:val="center"/>
-          </w:tcPr>
-          <w:p>
-            <w:pPr>
-              <w:rPr>
-                <w:color w:val="EA82F1"/>
-                <w:szCs w:val="24"/>
-              </w:rPr>
-            </w:pPr>
-          </w:p>
-        </w:tc>
-      </w:tr>
-      <w:tr>
-        <w:tblPrEx>
-          <w:tblBorders>
-            <w:top w:val="single" w:color="auto" w:sz="4" w:space="0"/>
-            <w:left w:val="single" w:color="auto" w:sz="4" w:space="0"/>
-            <w:bottom w:val="single" w:color="auto" w:sz="4" w:space="0"/>
-            <w:right w:val="single" w:color="auto" w:sz="4" w:space="0"/>
-            <w:insideH w:val="single" w:color="auto" w:sz="4" w:space="0"/>
-            <w:insideV w:val="single" w:color="auto" w:sz="4" w:space="0"/>
-          </w:tblBorders>
-          <w:tblCellMar>
-            <w:top w:w="0" w:type="dxa"/>
-            <w:left w:w="108" w:type="dxa"/>
-            <w:bottom w:w="0" w:type="dxa"/>
-            <w:right w:w="108" w:type="dxa"/>
-          </w:tblCellMar>
-        </w:tblPrEx>
-        <w:tc>
-          <w:tcPr>
-            <w:tcW w:w="0" w:type="auto"/>
-            <w:vAlign w:val="center"/>
-          </w:tcPr>
-          <w:p>
-            <w:pPr>
-              <w:rPr>
-                <w:color w:val="FF0000"/>
-                <w:spacing w:val="7"/>
-              </w:rPr>
-            </w:pPr>
-            <w:r>
-              <w:rPr>
-                <w:rFonts w:hint="eastAsia"/>
-                <w:color w:val="FF0000"/>
-                <w:spacing w:val="7"/>
-              </w:rPr>
-              <w:t>x.split(length</w:t>
-            </w:r>
-            <w:r>
-              <w:rPr>
-                <w:color w:val="FF0000"/>
-                <w:spacing w:val="7"/>
-              </w:rPr>
-              <w:t>s</w:t>
-            </w:r>
-            <w:r>
-              <w:rPr>
-                <w:rFonts w:hint="eastAsia"/>
-                <w:color w:val="FF0000"/>
-                <w:spacing w:val="7"/>
-              </w:rPr>
-              <w:t>, dim)</w:t>
-            </w:r>
-          </w:p>
-        </w:tc>
-        <w:tc>
-          <w:tcPr>
-            <w:tcW w:w="0" w:type="auto"/>
-            <w:vAlign w:val="center"/>
-          </w:tcPr>
-          <w:p>
-            <w:pPr>
-              <w:rPr>
-                <w:color w:val="EA82F1"/>
-                <w:szCs w:val="24"/>
-              </w:rPr>
-            </w:pPr>
-            <w:r>
-              <w:rPr>
-                <w:rFonts w:hint="eastAsia"/>
-                <w:color w:val="ED7D31" w:themeColor="accent2"/>
-                <w:spacing w:val="7"/>
-                <w14:textFill>
-                  <w14:solidFill>
-                    <w14:schemeClr w14:val="accent2"/>
-                  </w14:solidFill>
-                </w14:textFill>
-              </w:rPr>
-              <w:t>按</w:t>
-            </w:r>
-            <w:r>
-              <w:rPr>
-                <w:rFonts w:hint="eastAsia"/>
-                <w:color w:val="EA82F1"/>
-                <w:szCs w:val="24"/>
-              </w:rPr>
-              <w:t>长度</w:t>
-            </w:r>
-          </w:p>
-        </w:tc>
-        <w:tc>
-          <w:tcPr>
-            <w:tcW w:w="0" w:type="auto"/>
-            <w:vMerge w:val="restart"/>
-            <w:vAlign w:val="center"/>
-          </w:tcPr>
-          <w:p>
-            <w:pPr>
-              <w:rPr>
-                <w:color w:val="ED7D31" w:themeColor="accent2"/>
-                <w:spacing w:val="7"/>
-                <w14:textFill>
-                  <w14:solidFill>
-                    <w14:schemeClr w14:val="accent2"/>
-                  </w14:solidFill>
-                </w14:textFill>
-              </w:rPr>
-            </w:pPr>
-            <w:r>
-              <w:rPr>
-                <w:rFonts w:hint="eastAsia"/>
-                <w:color w:val="ED7D31" w:themeColor="accent2"/>
-                <w:spacing w:val="7"/>
-                <w14:textFill>
-                  <w14:solidFill>
-                    <w14:schemeClr w14:val="accent2"/>
-                  </w14:solidFill>
-                </w14:textFill>
-              </w:rPr>
-              <w:t>分割张量</w:t>
-            </w:r>
-          </w:p>
-        </w:tc>
-      </w:tr>
-      <w:tr>
-        <w:tblPrEx>
-          <w:tblBorders>
-            <w:top w:val="single" w:color="auto" w:sz="4" w:space="0"/>
-            <w:left w:val="single" w:color="auto" w:sz="4" w:space="0"/>
-            <w:bottom w:val="single" w:color="auto" w:sz="4" w:space="0"/>
-            <w:right w:val="single" w:color="auto" w:sz="4" w:space="0"/>
-            <w:insideH w:val="single" w:color="auto" w:sz="4" w:space="0"/>
-            <w:insideV w:val="single" w:color="auto" w:sz="4" w:space="0"/>
-          </w:tblBorders>
-          <w:tblCellMar>
-            <w:top w:w="0" w:type="dxa"/>
-            <w:left w:w="108" w:type="dxa"/>
-            <w:bottom w:w="0" w:type="dxa"/>
-            <w:right w:w="108" w:type="dxa"/>
-          </w:tblCellMar>
-        </w:tblPrEx>
-        <w:trPr>
-          <w:trHeight w:val="90" w:hRule="atLeast"/>
-        </w:trPr>
-        <w:tc>
-          <w:tcPr>
-            <w:tcW w:w="0" w:type="auto"/>
-            <w:vAlign w:val="center"/>
-          </w:tcPr>
-          <w:p>
-            <w:pPr>
-              <w:rPr>
-                <w:color w:val="FF0000"/>
-                <w:spacing w:val="7"/>
-              </w:rPr>
-            </w:pPr>
-            <w:r>
-              <w:rPr>
-                <w:rFonts w:hint="eastAsia"/>
-                <w:color w:val="FF0000"/>
-                <w:spacing w:val="7"/>
-              </w:rPr>
-              <w:t>x.chunk(chunks, dim)</w:t>
-            </w:r>
-          </w:p>
-        </w:tc>
-        <w:tc>
-          <w:tcPr>
-            <w:tcW w:w="0" w:type="auto"/>
-            <w:vAlign w:val="center"/>
-          </w:tcPr>
-          <w:p>
-            <w:pPr>
-              <w:rPr>
-                <w:color w:val="ED7D31" w:themeColor="accent2"/>
-                <w:spacing w:val="7"/>
-                <w14:textFill>
-                  <w14:solidFill>
-                    <w14:schemeClr w14:val="accent2"/>
-                  </w14:solidFill>
-                </w14:textFill>
-              </w:rPr>
-            </w:pPr>
-            <w:r>
-              <w:rPr>
-                <w:rFonts w:hint="eastAsia"/>
-                <w:color w:val="ED7D31" w:themeColor="accent2"/>
-                <w:spacing w:val="7"/>
-                <w14:textFill>
-                  <w14:solidFill>
-                    <w14:schemeClr w14:val="accent2"/>
-                  </w14:solidFill>
-                </w14:textFill>
-              </w:rPr>
-              <w:t>按</w:t>
-            </w:r>
-            <w:r>
-              <w:rPr>
-                <w:rFonts w:hint="eastAsia"/>
-                <w:color w:val="EA82F1"/>
-                <w:szCs w:val="24"/>
-              </w:rPr>
-              <w:t>块</w:t>
-            </w:r>
-          </w:p>
-        </w:tc>
-        <w:tc>
-          <w:tcPr>
-            <w:tcW w:w="0" w:type="auto"/>
-            <w:vMerge w:val="continue"/>
-            <w:vAlign w:val="center"/>
-          </w:tcPr>
-          <w:p>
-            <w:pPr>
-              <w:rPr>
-                <w:color w:val="ED7D31" w:themeColor="accent2"/>
-                <w:spacing w:val="7"/>
-                <w14:textFill>
-                  <w14:solidFill>
-                    <w14:schemeClr w14:val="accent2"/>
-                  </w14:solidFill>
-                </w14:textFill>
-              </w:rPr>
-            </w:pPr>
-          </w:p>
-        </w:tc>
-      </w:tr>
-    </w:tbl>
-    <w:p/>
-    <w:tbl>
-      <w:tblPr>
-        <w:tblStyle w:val="12"/>
-        <w:tblW w:w="0" w:type="auto"/>
-        <w:tblInd w:w="0" w:type="dxa"/>
-        <w:tblBorders>
-          <w:top w:val="single" w:color="auto" w:sz="4" w:space="0"/>
-          <w:left w:val="single" w:color="auto" w:sz="4" w:space="0"/>
-          <w:bottom w:val="single" w:color="auto" w:sz="4" w:space="0"/>
-          <w:right w:val="single" w:color="auto" w:sz="4" w:space="0"/>
-          <w:insideH w:val="single" w:color="auto" w:sz="4" w:space="0"/>
-          <w:insideV w:val="single" w:color="auto" w:sz="4" w:space="0"/>
-        </w:tblBorders>
-        <w:tblLayout w:type="autofit"/>
-        <w:tblCellMar>
-          <w:top w:w="0" w:type="dxa"/>
-          <w:left w:w="108" w:type="dxa"/>
-          <w:bottom w:w="0" w:type="dxa"/>
-          <w:right w:w="108" w:type="dxa"/>
-        </w:tblCellMar>
-      </w:tblPr>
-      <w:tblGrid>
-        <w:gridCol w:w="5068"/>
-        <w:gridCol w:w="2557"/>
-      </w:tblGrid>
-      <w:tr>
-        <w:tblPrEx>
-          <w:tblBorders>
-            <w:top w:val="single" w:color="auto" w:sz="4" w:space="0"/>
-            <w:left w:val="single" w:color="auto" w:sz="4" w:space="0"/>
-            <w:bottom w:val="single" w:color="auto" w:sz="4" w:space="0"/>
-            <w:right w:val="single" w:color="auto" w:sz="4" w:space="0"/>
-            <w:insideH w:val="single" w:color="auto" w:sz="4" w:space="0"/>
-            <w:insideV w:val="single" w:color="auto" w:sz="4" w:space="0"/>
-          </w:tblBorders>
-          <w:tblCellMar>
-            <w:top w:w="0" w:type="dxa"/>
-            <w:left w:w="108" w:type="dxa"/>
-            <w:bottom w:w="0" w:type="dxa"/>
-            <w:right w:w="108" w:type="dxa"/>
-          </w:tblCellMar>
-        </w:tblPrEx>
-        <w:trPr>
-          <w:trHeight w:val="151" w:hRule="atLeast"/>
-        </w:trPr>
-        <w:tc>
-          <w:tcPr>
-            <w:tcW w:w="0" w:type="auto"/>
-            <w:gridSpan w:val="2"/>
-            <w:vAlign w:val="center"/>
-          </w:tcPr>
-          <w:p>
-            <w:pPr>
-              <w:jc w:val="left"/>
-              <w:rPr>
-                <w:rFonts w:hint="eastAsia"/>
-                <w:color w:val="ED7D31" w:themeColor="accent2"/>
-                <w14:textFill>
-                  <w14:solidFill>
-                    <w14:schemeClr w14:val="accent2"/>
-                  </w14:solidFill>
-                </w14:textFill>
-              </w:rPr>
-            </w:pPr>
-            <w:r>
-              <w:rPr>
-                <w:rFonts w:hint="eastAsia"/>
-                <w:color w:val="ED7D31" w:themeColor="accent2"/>
-                <w14:textFill>
-                  <w14:solidFill>
-                    <w14:schemeClr w14:val="accent2"/>
-                  </w14:solidFill>
-                </w14:textFill>
-              </w:rPr>
-              <w:t>张量创建：</w:t>
-            </w:r>
-          </w:p>
-        </w:tc>
-      </w:tr>
-      <w:tr>
-        <w:tblPrEx>
-          <w:tblBorders>
-            <w:top w:val="single" w:color="auto" w:sz="4" w:space="0"/>
-            <w:left w:val="single" w:color="auto" w:sz="4" w:space="0"/>
-            <w:bottom w:val="single" w:color="auto" w:sz="4" w:space="0"/>
-            <w:right w:val="single" w:color="auto" w:sz="4" w:space="0"/>
-            <w:insideH w:val="single" w:color="auto" w:sz="4" w:space="0"/>
-            <w:insideV w:val="single" w:color="auto" w:sz="4" w:space="0"/>
-          </w:tblBorders>
-          <w:tblCellMar>
-            <w:top w:w="0" w:type="dxa"/>
-            <w:left w:w="108" w:type="dxa"/>
-            <w:bottom w:w="0" w:type="dxa"/>
-            <w:right w:w="108" w:type="dxa"/>
-          </w:tblCellMar>
-        </w:tblPrEx>
-        <w:tc>
-          <w:tcPr>
-            <w:tcW w:w="0" w:type="auto"/>
-            <w:vAlign w:val="center"/>
-          </w:tcPr>
-          <w:p>
-            <w:pPr>
-              <w:jc w:val="left"/>
-              <w:rPr>
-                <w:color w:val="FF0000"/>
-                <w:spacing w:val="7"/>
-              </w:rPr>
-            </w:pPr>
-            <w:r>
-              <w:rPr>
-                <w:rFonts w:hint="eastAsia"/>
-                <w:color w:val="FF0000"/>
-                <w:spacing w:val="7"/>
-              </w:rPr>
-              <w:t>zeros</w:t>
-            </w:r>
-            <w:r>
-              <w:rPr>
-                <w:rFonts w:hint="eastAsia"/>
-                <w:color w:val="FF0000"/>
-                <w:spacing w:val="7"/>
-                <w:lang w:val="en-US" w:eastAsia="zh-CN"/>
-              </w:rPr>
-              <w:t xml:space="preserve"> / </w:t>
-            </w:r>
-            <w:r>
-              <w:rPr>
-                <w:rFonts w:hint="eastAsia"/>
-                <w:color w:val="FF0000"/>
-                <w:spacing w:val="7"/>
-              </w:rPr>
-              <w:t>empty</w:t>
-            </w:r>
-            <w:r>
-              <w:rPr>
-                <w:rFonts w:hint="eastAsia"/>
-                <w:color w:val="FF0000"/>
-                <w:spacing w:val="7"/>
-                <w:lang w:val="en-US" w:eastAsia="zh-CN"/>
-              </w:rPr>
-              <w:t xml:space="preserve"> / </w:t>
-            </w:r>
-            <w:r>
-              <w:rPr>
-                <w:rFonts w:hint="eastAsia"/>
-                <w:color w:val="FF0000"/>
-                <w:spacing w:val="7"/>
-              </w:rPr>
-              <w:t>ones(shape)</w:t>
-            </w:r>
-          </w:p>
-        </w:tc>
-        <w:tc>
-          <w:tcPr>
-            <w:tcW w:w="0" w:type="auto"/>
-            <w:vAlign w:val="center"/>
-          </w:tcPr>
-          <w:p>
-            <w:pPr>
-              <w:jc w:val="left"/>
-              <w:rPr>
-                <w:rFonts w:hint="default" w:eastAsia="华文中宋"/>
-                <w:color w:val="ED7D31" w:themeColor="accent2"/>
-                <w:spacing w:val="7"/>
-                <w:lang w:val="en-US" w:eastAsia="zh-CN"/>
-                <w14:textFill>
-                  <w14:solidFill>
-                    <w14:schemeClr w14:val="accent2"/>
-                  </w14:solidFill>
-                </w14:textFill>
-              </w:rPr>
-            </w:pPr>
-            <w:r>
-              <w:rPr>
-                <w:rFonts w:hint="eastAsia"/>
-                <w:color w:val="EA82F1"/>
-                <w:szCs w:val="24"/>
-                <w:lang w:val="en-US" w:eastAsia="zh-CN"/>
-              </w:rPr>
-              <w:t>默认值</w:t>
-            </w:r>
-            <w:r>
-              <w:rPr>
-                <w:rFonts w:hint="eastAsia" w:ascii="华文中宋" w:hAnsi="华文中宋" w:eastAsia="华文中宋" w:cs="华文中宋"/>
-                <w:b/>
-                <w:bCs/>
-                <w:color w:val="ED7D31" w:themeColor="accent2"/>
-                <w:kern w:val="2"/>
-                <w:sz w:val="21"/>
-                <w:szCs w:val="21"/>
-                <w:lang w:val="en-US" w:eastAsia="zh-CN" w:bidi="ar-SA"/>
-                <w14:textFill>
-                  <w14:solidFill>
-                    <w14:schemeClr w14:val="accent2"/>
-                  </w14:solidFill>
-                </w14:textFill>
-              </w:rPr>
-              <w:t>填充</w:t>
-            </w:r>
-          </w:p>
-        </w:tc>
-      </w:tr>
-      <w:tr>
-        <w:tblPrEx>
-          <w:tblBorders>
-            <w:top w:val="single" w:color="auto" w:sz="4" w:space="0"/>
-            <w:left w:val="single" w:color="auto" w:sz="4" w:space="0"/>
-            <w:bottom w:val="single" w:color="auto" w:sz="4" w:space="0"/>
-            <w:right w:val="single" w:color="auto" w:sz="4" w:space="0"/>
-            <w:insideH w:val="single" w:color="auto" w:sz="4" w:space="0"/>
-            <w:insideV w:val="single" w:color="auto" w:sz="4" w:space="0"/>
-          </w:tblBorders>
-          <w:tblCellMar>
-            <w:top w:w="0" w:type="dxa"/>
-            <w:left w:w="108" w:type="dxa"/>
-            <w:bottom w:w="0" w:type="dxa"/>
-            <w:right w:w="108" w:type="dxa"/>
-          </w:tblCellMar>
-        </w:tblPrEx>
-        <w:trPr>
-          <w:trHeight w:val="90" w:hRule="atLeast"/>
-        </w:trPr>
-        <w:tc>
-          <w:tcPr>
-            <w:tcW w:w="0" w:type="auto"/>
-            <w:vAlign w:val="center"/>
-          </w:tcPr>
-          <w:p>
-            <w:pPr>
-              <w:jc w:val="left"/>
-              <w:rPr>
-                <w:color w:val="FF0000"/>
-                <w:spacing w:val="7"/>
-              </w:rPr>
-            </w:pPr>
-            <w:r>
-              <w:rPr>
-                <w:rFonts w:hint="eastAsia"/>
-                <w:color w:val="FF0000"/>
-                <w:spacing w:val="7"/>
-              </w:rPr>
-              <w:t>eye(shape)</w:t>
-            </w:r>
-          </w:p>
-        </w:tc>
-        <w:tc>
-          <w:tcPr>
-            <w:tcW w:w="0" w:type="auto"/>
-            <w:vAlign w:val="center"/>
-          </w:tcPr>
-          <w:p>
-            <w:pPr>
-              <w:jc w:val="left"/>
-              <w:rPr>
-                <w:color w:val="ED7D31" w:themeColor="accent2"/>
-                <w:spacing w:val="7"/>
-                <w14:textFill>
-                  <w14:solidFill>
-                    <w14:schemeClr w14:val="accent2"/>
-                  </w14:solidFill>
-                </w14:textFill>
-              </w:rPr>
-            </w:pPr>
-            <w:r>
-              <w:rPr>
-                <w:rFonts w:hint="eastAsia"/>
-                <w:color w:val="EA82F1"/>
-                <w:szCs w:val="24"/>
-              </w:rPr>
-              <w:t>单位阵</w:t>
-            </w:r>
-          </w:p>
-        </w:tc>
-      </w:tr>
-      <w:tr>
-        <w:tblPrEx>
-          <w:tblBorders>
-            <w:top w:val="single" w:color="auto" w:sz="4" w:space="0"/>
-            <w:left w:val="single" w:color="auto" w:sz="4" w:space="0"/>
-            <w:bottom w:val="single" w:color="auto" w:sz="4" w:space="0"/>
-            <w:right w:val="single" w:color="auto" w:sz="4" w:space="0"/>
-            <w:insideH w:val="single" w:color="auto" w:sz="4" w:space="0"/>
-            <w:insideV w:val="single" w:color="auto" w:sz="4" w:space="0"/>
-          </w:tblBorders>
-          <w:tblCellMar>
-            <w:top w:w="0" w:type="dxa"/>
-            <w:left w:w="108" w:type="dxa"/>
-            <w:bottom w:w="0" w:type="dxa"/>
-            <w:right w:w="108" w:type="dxa"/>
-          </w:tblCellMar>
-        </w:tblPrEx>
-        <w:tc>
-          <w:tcPr>
-            <w:tcW w:w="0" w:type="auto"/>
-            <w:vAlign w:val="center"/>
-          </w:tcPr>
-          <w:p>
-            <w:pPr>
-              <w:jc w:val="left"/>
-              <w:rPr>
-                <w:color w:val="FF0000"/>
-                <w:spacing w:val="7"/>
-              </w:rPr>
-            </w:pPr>
-            <w:r>
-              <w:rPr>
-                <w:rFonts w:hint="eastAsia"/>
-                <w:color w:val="FF0000"/>
-                <w:spacing w:val="7"/>
-              </w:rPr>
-              <w:t>full(shape, element)</w:t>
-            </w:r>
-          </w:p>
-        </w:tc>
-        <w:tc>
-          <w:tcPr>
-            <w:tcW w:w="0" w:type="auto"/>
-            <w:vAlign w:val="center"/>
-          </w:tcPr>
-          <w:p>
-            <w:pPr>
-              <w:jc w:val="left"/>
-              <w:rPr>
-                <w:color w:val="ED7D31" w:themeColor="accent2"/>
-                <w:spacing w:val="7"/>
-                <w14:textFill>
-                  <w14:solidFill>
-                    <w14:schemeClr w14:val="accent2"/>
-                  </w14:solidFill>
-                </w14:textFill>
-              </w:rPr>
-            </w:pPr>
-            <w:r>
-              <w:rPr>
-                <w:rFonts w:hint="eastAsia"/>
-                <w:color w:val="EA82F1"/>
-                <w:szCs w:val="24"/>
-                <w:lang w:val="en-US" w:eastAsia="zh-CN"/>
-              </w:rPr>
-              <w:t>指定值</w:t>
-            </w:r>
-            <w:r>
-              <w:rPr>
-                <w:rFonts w:hint="eastAsia" w:ascii="华文中宋" w:hAnsi="华文中宋" w:eastAsia="华文中宋" w:cs="华文中宋"/>
-                <w:b/>
-                <w:bCs/>
-                <w:color w:val="ED7D31" w:themeColor="accent2"/>
-                <w:kern w:val="2"/>
-                <w:sz w:val="21"/>
-                <w:szCs w:val="21"/>
-                <w:lang w:val="en-US" w:eastAsia="zh-CN" w:bidi="ar-SA"/>
-                <w14:textFill>
-                  <w14:solidFill>
-                    <w14:schemeClr w14:val="accent2"/>
-                  </w14:solidFill>
-                </w14:textFill>
-              </w:rPr>
-              <w:t>填充</w:t>
-            </w:r>
-          </w:p>
-        </w:tc>
-      </w:tr>
-      <w:tr>
-        <w:tblPrEx>
-          <w:tblBorders>
-            <w:top w:val="single" w:color="auto" w:sz="4" w:space="0"/>
-            <w:left w:val="single" w:color="auto" w:sz="4" w:space="0"/>
-            <w:bottom w:val="single" w:color="auto" w:sz="4" w:space="0"/>
-            <w:right w:val="single" w:color="auto" w:sz="4" w:space="0"/>
-            <w:insideH w:val="single" w:color="auto" w:sz="4" w:space="0"/>
-            <w:insideV w:val="single" w:color="auto" w:sz="4" w:space="0"/>
-          </w:tblBorders>
-          <w:tblCellMar>
-            <w:top w:w="0" w:type="dxa"/>
-            <w:left w:w="108" w:type="dxa"/>
-            <w:bottom w:w="0" w:type="dxa"/>
-            <w:right w:w="108" w:type="dxa"/>
-          </w:tblCellMar>
-        </w:tblPrEx>
-        <w:tc>
-          <w:tcPr>
-            <w:tcW w:w="0" w:type="auto"/>
-            <w:vAlign w:val="center"/>
-          </w:tcPr>
-          <w:p>
-            <w:pPr>
-              <w:jc w:val="left"/>
-              <w:rPr>
-                <w:color w:val="FF0000"/>
-                <w:spacing w:val="7"/>
-              </w:rPr>
-            </w:pPr>
-            <w:r>
-              <w:rPr>
-                <w:rFonts w:hint="eastAsia"/>
-                <w:color w:val="FF0000"/>
-                <w:spacing w:val="7"/>
-              </w:rPr>
-              <w:t xml:space="preserve">linspace(min, max, </w:t>
-            </w:r>
-            <w:r>
-              <w:rPr>
-                <w:rFonts w:hint="eastAsia"/>
-                <w:color w:val="FF0000"/>
-                <w:spacing w:val="7"/>
-                <w:lang w:val="en-US" w:eastAsia="zh-CN"/>
-              </w:rPr>
-              <w:t>n</w:t>
-            </w:r>
-            <w:r>
-              <w:rPr>
-                <w:rFonts w:hint="eastAsia"/>
-                <w:color w:val="FF0000"/>
-                <w:spacing w:val="7"/>
-              </w:rPr>
-              <w:t>)</w:t>
-            </w:r>
-            <w:r>
-              <w:rPr>
-                <w:rFonts w:hint="eastAsia"/>
-                <w:color w:val="FF0000"/>
-                <w:spacing w:val="7"/>
-                <w:lang w:val="en-US" w:eastAsia="zh-CN"/>
-              </w:rPr>
-              <w:t xml:space="preserve"> / </w:t>
-            </w:r>
-            <w:r>
-              <w:rPr>
-                <w:rFonts w:hint="eastAsia"/>
-                <w:color w:val="FF0000"/>
-                <w:spacing w:val="7"/>
-              </w:rPr>
-              <w:t>arange(min, max, h)</w:t>
-            </w:r>
-          </w:p>
-        </w:tc>
-        <w:tc>
-          <w:tcPr>
-            <w:tcW w:w="0" w:type="auto"/>
-            <w:vAlign w:val="center"/>
-          </w:tcPr>
-          <w:p>
-            <w:pPr>
-              <w:jc w:val="left"/>
-              <w:rPr>
-                <w:color w:val="ED7D31" w:themeColor="accent2"/>
-                <w:spacing w:val="7"/>
-                <w14:textFill>
-                  <w14:solidFill>
-                    <w14:schemeClr w14:val="accent2"/>
-                  </w14:solidFill>
-                </w14:textFill>
-              </w:rPr>
-            </w:pPr>
-            <w:r>
-              <w:rPr>
-                <w:rFonts w:hint="eastAsia"/>
-                <w:color w:val="EA82F1"/>
-                <w:szCs w:val="24"/>
-                <w:lang w:val="en-US" w:eastAsia="zh-CN"/>
-              </w:rPr>
-              <w:t>等差</w:t>
-            </w:r>
-            <w:r>
-              <w:rPr>
-                <w:rFonts w:hint="eastAsia" w:ascii="华文中宋" w:hAnsi="华文中宋" w:eastAsia="华文中宋" w:cs="华文中宋"/>
-                <w:b/>
-                <w:bCs/>
-                <w:color w:val="ED7D31" w:themeColor="accent2"/>
-                <w:kern w:val="2"/>
-                <w:sz w:val="21"/>
-                <w:szCs w:val="21"/>
-                <w:lang w:val="en-US" w:eastAsia="zh-CN" w:bidi="ar-SA"/>
-                <w14:textFill>
-                  <w14:solidFill>
-                    <w14:schemeClr w14:val="accent2"/>
-                  </w14:solidFill>
-                </w14:textFill>
-              </w:rPr>
-              <w:t>数列</w:t>
-            </w:r>
-          </w:p>
-        </w:tc>
-      </w:tr>
-      <w:tr>
-        <w:tblPrEx>
-          <w:tblBorders>
-            <w:top w:val="single" w:color="auto" w:sz="4" w:space="0"/>
-            <w:left w:val="single" w:color="auto" w:sz="4" w:space="0"/>
-            <w:bottom w:val="single" w:color="auto" w:sz="4" w:space="0"/>
-            <w:right w:val="single" w:color="auto" w:sz="4" w:space="0"/>
-            <w:insideH w:val="single" w:color="auto" w:sz="4" w:space="0"/>
-            <w:insideV w:val="single" w:color="auto" w:sz="4" w:space="0"/>
-          </w:tblBorders>
-          <w:tblCellMar>
-            <w:top w:w="0" w:type="dxa"/>
-            <w:left w:w="108" w:type="dxa"/>
-            <w:bottom w:w="0" w:type="dxa"/>
-            <w:right w:w="108" w:type="dxa"/>
-          </w:tblCellMar>
-        </w:tblPrEx>
-        <w:tc>
-          <w:tcPr>
-            <w:tcW w:w="0" w:type="auto"/>
-            <w:vAlign w:val="center"/>
-          </w:tcPr>
-          <w:p>
-            <w:pPr>
-              <w:rPr>
-                <w:rFonts w:hint="eastAsia" w:ascii="华文中宋" w:hAnsi="华文中宋" w:eastAsia="华文中宋" w:cs="华文中宋"/>
-                <w:b/>
-                <w:bCs/>
-                <w:color w:val="FF0000"/>
-                <w:spacing w:val="7"/>
-                <w:kern w:val="2"/>
-                <w:sz w:val="21"/>
-                <w:szCs w:val="21"/>
-                <w:lang w:val="en-US" w:eastAsia="zh-CN" w:bidi="ar-SA"/>
-              </w:rPr>
-            </w:pPr>
-            <w:r>
-              <w:rPr>
-                <w:rFonts w:hint="eastAsia"/>
-                <w:color w:val="FF0000"/>
-                <w:spacing w:val="7"/>
-              </w:rPr>
-              <w:t>meshgrid(</w:t>
-            </w:r>
-            <w:r>
-              <w:rPr>
-                <w:rFonts w:hint="eastAsia"/>
-                <w:color w:val="FF0000"/>
-                <w:spacing w:val="7"/>
-                <w:lang w:val="en-US" w:eastAsia="zh-CN"/>
-              </w:rPr>
-              <w:t>x</w:t>
-            </w:r>
-            <w:r>
-              <w:rPr>
-                <w:rFonts w:hint="eastAsia"/>
-                <w:color w:val="FF0000"/>
-                <w:spacing w:val="7"/>
-              </w:rPr>
-              <w:t>s)</w:t>
-            </w:r>
-          </w:p>
-        </w:tc>
-        <w:tc>
-          <w:tcPr>
-            <w:tcW w:w="0" w:type="auto"/>
-            <w:vAlign w:val="center"/>
-          </w:tcPr>
-          <w:p>
-            <w:pPr>
-              <w:rPr>
-                <w:rFonts w:hint="eastAsia" w:ascii="华文中宋" w:hAnsi="华文中宋" w:eastAsia="华文中宋" w:cs="华文中宋"/>
-                <w:b/>
-                <w:bCs/>
-                <w:color w:val="ED7D31" w:themeColor="accent2"/>
-                <w:spacing w:val="7"/>
-                <w:kern w:val="2"/>
-                <w:sz w:val="21"/>
-                <w:szCs w:val="21"/>
-                <w:lang w:val="en-US" w:eastAsia="zh-CN" w:bidi="ar-SA"/>
-                <w14:textFill>
-                  <w14:solidFill>
-                    <w14:schemeClr w14:val="accent2"/>
-                  </w14:solidFill>
-                </w14:textFill>
-              </w:rPr>
-            </w:pPr>
-            <w:r>
-              <w:rPr>
-                <w:rFonts w:hint="eastAsia"/>
-                <w:color w:val="ED7D31" w:themeColor="accent2"/>
-                <w:spacing w:val="7"/>
-                <w14:textFill>
-                  <w14:solidFill>
-                    <w14:schemeClr w14:val="accent2"/>
-                  </w14:solidFill>
-                </w14:textFill>
-              </w:rPr>
-              <w:t>返回</w:t>
-            </w:r>
-            <w:r>
-              <w:rPr>
-                <w:rFonts w:hint="eastAsia"/>
-                <w:color w:val="EA82F1"/>
-                <w:szCs w:val="24"/>
-              </w:rPr>
-              <w:t>多维</w:t>
-            </w:r>
-            <w:r>
-              <w:rPr>
-                <w:rFonts w:hint="eastAsia"/>
-                <w:color w:val="ED7D31" w:themeColor="accent2"/>
-                <w:szCs w:val="24"/>
-                <w14:textFill>
-                  <w14:solidFill>
-                    <w14:schemeClr w14:val="accent2"/>
-                  </w14:solidFill>
-                </w14:textFill>
-              </w:rPr>
-              <w:t>坐标</w:t>
-            </w:r>
-            <w:r>
-              <w:rPr>
-                <w:rFonts w:hint="eastAsia"/>
-                <w:color w:val="EA82F1"/>
-                <w:szCs w:val="24"/>
-              </w:rPr>
-              <w:t>网格点矩阵</w:t>
-            </w:r>
-          </w:p>
-        </w:tc>
-      </w:tr>
-    </w:tbl>
-    <w:p/>
-    <w:tbl>
-      <w:tblPr>
-        <w:tblStyle w:val="12"/>
-        <w:tblW w:w="0" w:type="auto"/>
-        <w:tblInd w:w="0" w:type="dxa"/>
-        <w:tblBorders>
-          <w:top w:val="single" w:color="auto" w:sz="4" w:space="0"/>
-          <w:left w:val="single" w:color="auto" w:sz="4" w:space="0"/>
-          <w:bottom w:val="single" w:color="auto" w:sz="4" w:space="0"/>
-          <w:right w:val="single" w:color="auto" w:sz="4" w:space="0"/>
-          <w:insideH w:val="single" w:color="auto" w:sz="4" w:space="0"/>
-          <w:insideV w:val="single" w:color="auto" w:sz="4" w:space="0"/>
-        </w:tblBorders>
-        <w:tblLayout w:type="autofit"/>
-        <w:tblCellMar>
-          <w:top w:w="0" w:type="dxa"/>
-          <w:left w:w="108" w:type="dxa"/>
-          <w:bottom w:w="0" w:type="dxa"/>
-          <w:right w:w="108" w:type="dxa"/>
-        </w:tblCellMar>
-      </w:tblPr>
-      <w:tblGrid>
-        <w:gridCol w:w="2836"/>
-        <w:gridCol w:w="1506"/>
-        <w:gridCol w:w="1358"/>
-      </w:tblGrid>
-      <w:tr>
-        <w:tblPrEx>
-          <w:tblBorders>
-            <w:top w:val="single" w:color="auto" w:sz="4" w:space="0"/>
-            <w:left w:val="single" w:color="auto" w:sz="4" w:space="0"/>
-            <w:bottom w:val="single" w:color="auto" w:sz="4" w:space="0"/>
-            <w:right w:val="single" w:color="auto" w:sz="4" w:space="0"/>
-            <w:insideH w:val="single" w:color="auto" w:sz="4" w:space="0"/>
-            <w:insideV w:val="single" w:color="auto" w:sz="4" w:space="0"/>
-          </w:tblBorders>
-          <w:tblCellMar>
-            <w:top w:w="0" w:type="dxa"/>
-            <w:left w:w="108" w:type="dxa"/>
-            <w:bottom w:w="0" w:type="dxa"/>
-            <w:right w:w="108" w:type="dxa"/>
-          </w:tblCellMar>
-        </w:tblPrEx>
-        <w:tc>
-          <w:tcPr>
-            <w:tcW w:w="0" w:type="auto"/>
-            <w:gridSpan w:val="3"/>
-            <w:vAlign w:val="center"/>
-          </w:tcPr>
-          <w:p>
-            <w:pPr>
-              <w:rPr>
-                <w:rFonts w:ascii="Cambria Math" w:hAnsi="Cambria Math"/>
-                <w:color w:val="ED7D31" w:themeColor="accent2"/>
-                <w:szCs w:val="24"/>
-                <w14:textFill>
-                  <w14:solidFill>
-                    <w14:schemeClr w14:val="accent2"/>
-                  </w14:solidFill>
-                </w14:textFill>
-                <w:oMath/>
-              </w:rPr>
-            </w:pPr>
-            <w:r>
-              <w:rPr>
-                <w:rFonts w:hint="eastAsia" w:hAnsi="Cambria Math"/>
-                <w:iCs/>
-                <w:color w:val="ED7D31" w:themeColor="accent2"/>
-                <w:szCs w:val="24"/>
-                <w14:textFill>
-                  <w14:solidFill>
-                    <w14:schemeClr w14:val="accent2"/>
-                  </w14:solidFill>
-                </w14:textFill>
-              </w:rPr>
-              <w:t>随机：</w:t>
-            </w:r>
-          </w:p>
-        </w:tc>
-      </w:tr>
-      <w:tr>
-        <w:tblPrEx>
-          <w:tblBorders>
-            <w:top w:val="single" w:color="auto" w:sz="4" w:space="0"/>
-            <w:left w:val="single" w:color="auto" w:sz="4" w:space="0"/>
-            <w:bottom w:val="single" w:color="auto" w:sz="4" w:space="0"/>
-            <w:right w:val="single" w:color="auto" w:sz="4" w:space="0"/>
-            <w:insideH w:val="single" w:color="auto" w:sz="4" w:space="0"/>
-            <w:insideV w:val="single" w:color="auto" w:sz="4" w:space="0"/>
-          </w:tblBorders>
-          <w:tblCellMar>
-            <w:top w:w="0" w:type="dxa"/>
-            <w:left w:w="108" w:type="dxa"/>
-            <w:bottom w:w="0" w:type="dxa"/>
-            <w:right w:w="108" w:type="dxa"/>
-          </w:tblCellMar>
-        </w:tblPrEx>
-        <w:tc>
-          <w:tcPr>
-            <w:tcW w:w="0" w:type="auto"/>
-          </w:tcPr>
-          <w:p>
-            <w:pPr>
-              <w:rPr>
-                <w:color w:val="FF0000"/>
-                <w:spacing w:val="7"/>
-              </w:rPr>
-            </w:pPr>
-            <w:r>
-              <w:rPr>
-                <w:rFonts w:hint="eastAsia"/>
-                <w:color w:val="FF0000"/>
-                <w:spacing w:val="7"/>
-              </w:rPr>
-              <w:t>manual_seed(idx)</w:t>
-            </w:r>
-          </w:p>
-        </w:tc>
-        <w:tc>
-          <w:tcPr>
-            <w:tcW w:w="0" w:type="auto"/>
-            <w:gridSpan w:val="2"/>
-          </w:tcPr>
-          <w:p>
-            <w:pPr>
-              <w:rPr>
-                <w:color w:val="ED7D31" w:themeColor="accent2"/>
-                <w:spacing w:val="7"/>
-                <w14:textFill>
-                  <w14:solidFill>
-                    <w14:schemeClr w14:val="accent2"/>
-                  </w14:solidFill>
-                </w14:textFill>
-                <w:oMath/>
-              </w:rPr>
-            </w:pPr>
-            <w:r>
-              <w:rPr>
-                <w:rFonts w:hint="eastAsia"/>
-                <w:color w:val="EA82F1"/>
-                <w:szCs w:val="24"/>
-              </w:rPr>
-              <w:t>选定</w:t>
-            </w:r>
-            <w:r>
-              <w:rPr>
-                <w:rFonts w:hint="eastAsia"/>
-                <w:color w:val="ED7D31" w:themeColor="accent2"/>
-                <w:spacing w:val="6"/>
-                <w14:textFill>
-                  <w14:solidFill>
-                    <w14:schemeClr w14:val="accent2"/>
-                  </w14:solidFill>
-                </w14:textFill>
-              </w:rPr>
-              <w:t>指定的</w:t>
-            </w:r>
-            <w:r>
-              <w:rPr>
-                <w:rFonts w:hint="eastAsia"/>
-                <w:color w:val="EA82F1"/>
-                <w:szCs w:val="24"/>
-              </w:rPr>
-              <w:t>随机数初态</w:t>
-            </w:r>
-          </w:p>
-        </w:tc>
-      </w:tr>
-      <w:tr>
-        <w:tblPrEx>
-          <w:tblBorders>
-            <w:top w:val="single" w:color="auto" w:sz="4" w:space="0"/>
-            <w:left w:val="single" w:color="auto" w:sz="4" w:space="0"/>
-            <w:bottom w:val="single" w:color="auto" w:sz="4" w:space="0"/>
-            <w:right w:val="single" w:color="auto" w:sz="4" w:space="0"/>
-            <w:insideH w:val="single" w:color="auto" w:sz="4" w:space="0"/>
-            <w:insideV w:val="single" w:color="auto" w:sz="4" w:space="0"/>
-          </w:tblBorders>
-          <w:tblCellMar>
-            <w:top w:w="0" w:type="dxa"/>
-            <w:left w:w="108" w:type="dxa"/>
-            <w:bottom w:w="0" w:type="dxa"/>
-            <w:right w:w="108" w:type="dxa"/>
-          </w:tblCellMar>
-        </w:tblPrEx>
-        <w:tc>
-          <w:tcPr>
-            <w:tcW w:w="0" w:type="auto"/>
-            <w:vAlign w:val="center"/>
-          </w:tcPr>
-          <w:p>
-            <w:pPr>
-              <w:rPr>
-                <w:iCs/>
-                <w:color w:val="FF0000"/>
-                <w:spacing w:val="7"/>
-              </w:rPr>
-            </w:pPr>
-            <w:r>
-              <w:rPr>
-                <w:rFonts w:hint="eastAsia"/>
-                <w:iCs/>
-                <w:color w:val="FF0000"/>
-                <w:spacing w:val="7"/>
-              </w:rPr>
-              <w:t>rand(*size)</w:t>
-            </w:r>
-          </w:p>
-        </w:tc>
-        <w:tc>
-          <w:tcPr>
-            <w:tcW w:w="0" w:type="auto"/>
-            <w:vMerge w:val="restart"/>
-            <w:vAlign w:val="center"/>
-          </w:tcPr>
-          <w:p>
-            <w:pPr>
-              <w:rPr>
-                <w:iCs/>
-                <w:color w:val="ED7D31" w:themeColor="accent2"/>
-                <w:spacing w:val="6"/>
-                <w14:textFill>
-                  <w14:solidFill>
-                    <w14:schemeClr w14:val="accent2"/>
-                  </w14:solidFill>
-                </w14:textFill>
-              </w:rPr>
-            </w:pPr>
-            <w:r>
-              <w:rPr>
-                <w:rFonts w:hint="eastAsia"/>
-                <w:iCs/>
-                <w:color w:val="ED7D31" w:themeColor="accent2"/>
-                <w:spacing w:val="7"/>
-                <w14:textFill>
-                  <w14:solidFill>
-                    <w14:schemeClr w14:val="accent2"/>
-                  </w14:solidFill>
-                </w14:textFill>
-              </w:rPr>
-              <w:t>返回</w:t>
-            </w:r>
-            <w:r>
-              <w:rPr>
-                <w:rFonts w:hint="eastAsia"/>
-                <w:iCs/>
-                <w:color w:val="EA82F1"/>
-                <w:szCs w:val="24"/>
-              </w:rPr>
-              <w:t>均匀分布</w:t>
-            </w:r>
-          </w:p>
-        </w:tc>
-        <w:tc>
-          <w:tcPr>
-            <w:tcW w:w="0" w:type="auto"/>
-            <w:vAlign w:val="center"/>
-          </w:tcPr>
-          <w:p>
-            <w:pPr>
-              <w:rPr>
-                <w:i/>
-                <w:iCs/>
-                <w:color w:val="ED7D31" w:themeColor="accent2"/>
-                <w:spacing w:val="7"/>
-                <w14:textFill>
-                  <w14:solidFill>
-                    <w14:schemeClr w14:val="accent2"/>
-                  </w14:solidFill>
-                </w14:textFill>
-              </w:rPr>
-            </w:pPr>
-            <m:oMathPara>
-              <m:oMath>
-                <m:r>
-                  <m:rPr>
-                    <m:sty m:val="bi"/>
-                  </m:rPr>
-                  <w:rPr>
-                    <w:rFonts w:ascii="Cambria Math" w:hAnsi="Cambria Math"/>
-                    <w:color w:val="ED7D31" w:themeColor="accent2"/>
-                    <w:szCs w:val="24"/>
-                    <w14:textFill>
-                      <w14:solidFill>
-                        <w14:schemeClr w14:val="accent2"/>
-                      </w14:solidFill>
-                    </w14:textFill>
-                  </w:rPr>
-                  <m:t>x</m:t>
-                </m:r>
-                <m:r>
-                  <m:rPr>
-                    <m:sty m:val="bi"/>
-                  </m:rPr>
-                  <w:rPr>
-                    <w:rFonts w:hint="eastAsia" w:ascii="Cambria Math" w:hAnsi="Cambria Math"/>
-                    <w:color w:val="ED7D31" w:themeColor="accent2"/>
-                    <w:szCs w:val="24"/>
-                    <w14:textFill>
-                      <w14:solidFill>
-                        <w14:schemeClr w14:val="accent2"/>
-                      </w14:solidFill>
-                    </w14:textFill>
-                  </w:rPr>
-                  <m:t>∈</m:t>
-                </m:r>
-                <m:d>
-                  <m:dPr>
-                    <m:begChr m:val="["/>
-                    <m:ctrlPr>
-                      <w:rPr>
-                        <w:rFonts w:ascii="Cambria Math" w:hAnsi="Cambria Math"/>
-                        <w:i/>
-                        <w:iCs/>
-                        <w:color w:val="ED7D31" w:themeColor="accent2"/>
-                        <w:szCs w:val="24"/>
-                        <w14:textFill>
-                          <w14:solidFill>
-                            <w14:schemeClr w14:val="accent2"/>
-                          </w14:solidFill>
-                        </w14:textFill>
-                      </w:rPr>
-                    </m:ctrlPr>
-                  </m:dPr>
-                  <m:e>
-                    <m:r>
-                      <m:rPr>
-                        <m:sty m:val="bi"/>
-                      </m:rPr>
-                      <w:rPr>
-                        <w:rFonts w:hint="eastAsia" w:ascii="Cambria Math" w:hAnsi="Cambria Math"/>
-                        <w:color w:val="ED7D31" w:themeColor="accent2"/>
-                        <w:szCs w:val="24"/>
-                        <w14:textFill>
-                          <w14:solidFill>
-                            <w14:schemeClr w14:val="accent2"/>
-                          </w14:solidFill>
-                        </w14:textFill>
-                      </w:rPr>
-                      <m:t>0,1</m:t>
-                    </m:r>
-                    <m:ctrlPr>
-                      <w:rPr>
-                        <w:rFonts w:ascii="Cambria Math" w:hAnsi="Cambria Math"/>
-                        <w:i/>
-                        <w:iCs/>
-                        <w:color w:val="ED7D31" w:themeColor="accent2"/>
-                        <w:szCs w:val="24"/>
-                        <w14:textFill>
-                          <w14:solidFill>
-                            <w14:schemeClr w14:val="accent2"/>
-                          </w14:solidFill>
-                        </w14:textFill>
-                      </w:rPr>
-                    </m:ctrlPr>
-                  </m:e>
-                </m:d>
-              </m:oMath>
-            </m:oMathPara>
-          </w:p>
-        </w:tc>
-      </w:tr>
-      <w:tr>
-        <w:tblPrEx>
-          <w:tblBorders>
-            <w:top w:val="single" w:color="auto" w:sz="4" w:space="0"/>
-            <w:left w:val="single" w:color="auto" w:sz="4" w:space="0"/>
-            <w:bottom w:val="single" w:color="auto" w:sz="4" w:space="0"/>
-            <w:right w:val="single" w:color="auto" w:sz="4" w:space="0"/>
-            <w:insideH w:val="single" w:color="auto" w:sz="4" w:space="0"/>
-            <w:insideV w:val="single" w:color="auto" w:sz="4" w:space="0"/>
-          </w:tblBorders>
-          <w:tblCellMar>
-            <w:top w:w="0" w:type="dxa"/>
-            <w:left w:w="108" w:type="dxa"/>
-            <w:bottom w:w="0" w:type="dxa"/>
-            <w:right w:w="108" w:type="dxa"/>
-          </w:tblCellMar>
-        </w:tblPrEx>
-        <w:tc>
-          <w:tcPr>
-            <w:tcW w:w="0" w:type="auto"/>
-            <w:vAlign w:val="center"/>
-          </w:tcPr>
-          <w:p>
-            <w:pPr>
-              <w:rPr>
-                <w:iCs/>
-                <w:color w:val="FF0000"/>
-                <w:spacing w:val="7"/>
-              </w:rPr>
-            </w:pPr>
-            <w:r>
-              <w:rPr>
-                <w:rFonts w:hint="eastAsia"/>
-                <w:iCs/>
-                <w:color w:val="FF0000"/>
-                <w:spacing w:val="7"/>
-              </w:rPr>
-              <w:t>randint(low, high, size)</w:t>
-            </w:r>
-          </w:p>
-        </w:tc>
-        <w:tc>
-          <w:tcPr>
-            <w:tcW w:w="0" w:type="auto"/>
-            <w:vMerge w:val="continue"/>
-            <w:vAlign w:val="center"/>
-          </w:tcPr>
-          <w:p>
-            <w:pPr>
-              <w:rPr>
-                <w:iCs/>
-                <w:color w:val="ED7D31" w:themeColor="accent2"/>
-                <w:spacing w:val="7"/>
-                <w14:textFill>
-                  <w14:solidFill>
-                    <w14:schemeClr w14:val="accent2"/>
-                  </w14:solidFill>
-                </w14:textFill>
-              </w:rPr>
-            </w:pPr>
-          </w:p>
-        </w:tc>
-        <w:tc>
-          <w:tcPr>
-            <w:tcW w:w="0" w:type="auto"/>
-            <w:vMerge w:val="restart"/>
-            <w:vAlign w:val="center"/>
-          </w:tcPr>
-          <w:p>
-            <w:pPr>
-              <w:rPr>
-                <w:i/>
-                <w:iCs/>
-                <w:color w:val="ED7D31" w:themeColor="accent2"/>
-                <w:spacing w:val="7"/>
-                <w14:textFill>
-                  <w14:solidFill>
-                    <w14:schemeClr w14:val="accent2"/>
-                  </w14:solidFill>
-                </w14:textFill>
-              </w:rPr>
-            </w:pPr>
-            <m:oMathPara>
-              <m:oMath>
-                <m:r>
-                  <m:rPr>
-                    <m:sty m:val="bi"/>
-                  </m:rPr>
-                  <w:rPr>
-                    <w:rFonts w:ascii="Cambria Math" w:hAnsi="Cambria Math"/>
-                    <w:color w:val="ED7D31" w:themeColor="accent2"/>
-                    <w:szCs w:val="24"/>
-                    <w14:textFill>
-                      <w14:solidFill>
-                        <w14:schemeClr w14:val="accent2"/>
-                      </w14:solidFill>
-                    </w14:textFill>
-                  </w:rPr>
-                  <m:t>x</m:t>
-                </m:r>
-                <m:r>
-                  <m:rPr>
-                    <m:sty m:val="bi"/>
-                  </m:rPr>
-                  <w:rPr>
-                    <w:rFonts w:hint="eastAsia" w:ascii="Cambria Math" w:hAnsi="Cambria Math"/>
-                    <w:color w:val="ED7D31" w:themeColor="accent2"/>
-                    <w:szCs w:val="24"/>
-                    <w14:textFill>
-                      <w14:solidFill>
-                        <w14:schemeClr w14:val="accent2"/>
-                      </w14:solidFill>
-                    </w14:textFill>
-                  </w:rPr>
-                  <m:t>∈</m:t>
-                </m:r>
-                <m:d>
-                  <m:dPr>
-                    <m:begChr m:val="["/>
-                    <m:ctrlPr>
-                      <w:rPr>
-                        <w:rFonts w:ascii="Cambria Math" w:hAnsi="Cambria Math"/>
-                        <w:i/>
-                        <w:iCs/>
-                        <w:color w:val="ED7D31" w:themeColor="accent2"/>
-                        <w:szCs w:val="24"/>
-                        <w14:textFill>
-                          <w14:solidFill>
-                            <w14:schemeClr w14:val="accent2"/>
-                          </w14:solidFill>
-                        </w14:textFill>
-                      </w:rPr>
-                    </m:ctrlPr>
-                  </m:dPr>
-                  <m:e>
-                    <m:r>
-                      <m:rPr>
-                        <m:sty m:val="bi"/>
-                      </m:rPr>
-                      <w:rPr>
-                        <w:rFonts w:ascii="Cambria Math" w:hAnsi="Cambria Math"/>
-                        <w:color w:val="ED7D31" w:themeColor="accent2"/>
-                        <w:szCs w:val="24"/>
-                        <w14:textFill>
-                          <w14:solidFill>
-                            <w14:schemeClr w14:val="accent2"/>
-                          </w14:solidFill>
-                        </w14:textFill>
-                      </w:rPr>
-                      <m:t>l,</m:t>
-                    </m:r>
-                    <m:r>
-                      <m:rPr>
-                        <m:sty m:val="bi"/>
-                      </m:rPr>
-                      <w:rPr>
-                        <w:rFonts w:ascii="Cambria Math" w:hAnsi="Cambria Math" w:eastAsia="MS Gothic" w:cs="MS Gothic"/>
-                        <w:color w:val="ED7D31" w:themeColor="accent2"/>
-                        <w:szCs w:val="24"/>
-                        <w14:textFill>
-                          <w14:solidFill>
-                            <w14:schemeClr w14:val="accent2"/>
-                          </w14:solidFill>
-                        </w14:textFill>
-                      </w:rPr>
-                      <m:t>h</m:t>
-                    </m:r>
-                    <m:ctrlPr>
-                      <w:rPr>
-                        <w:rFonts w:ascii="Cambria Math" w:hAnsi="Cambria Math"/>
-                        <w:i/>
-                        <w:iCs/>
-                        <w:color w:val="ED7D31" w:themeColor="accent2"/>
-                        <w:szCs w:val="24"/>
-                        <w14:textFill>
-                          <w14:solidFill>
-                            <w14:schemeClr w14:val="accent2"/>
-                          </w14:solidFill>
-                        </w14:textFill>
-                      </w:rPr>
-                    </m:ctrlPr>
-                  </m:e>
-                </m:d>
-              </m:oMath>
-            </m:oMathPara>
-          </w:p>
-        </w:tc>
-      </w:tr>
-      <w:tr>
-        <w:tblPrEx>
-          <w:tblBorders>
-            <w:top w:val="single" w:color="auto" w:sz="4" w:space="0"/>
-            <w:left w:val="single" w:color="auto" w:sz="4" w:space="0"/>
-            <w:bottom w:val="single" w:color="auto" w:sz="4" w:space="0"/>
-            <w:right w:val="single" w:color="auto" w:sz="4" w:space="0"/>
-            <w:insideH w:val="single" w:color="auto" w:sz="4" w:space="0"/>
-            <w:insideV w:val="single" w:color="auto" w:sz="4" w:space="0"/>
-          </w:tblBorders>
-          <w:tblCellMar>
-            <w:top w:w="0" w:type="dxa"/>
-            <w:left w:w="108" w:type="dxa"/>
-            <w:bottom w:w="0" w:type="dxa"/>
-            <w:right w:w="108" w:type="dxa"/>
-          </w:tblCellMar>
-        </w:tblPrEx>
-        <w:tc>
-          <w:tcPr>
-            <w:tcW w:w="0" w:type="auto"/>
-            <w:vAlign w:val="center"/>
-          </w:tcPr>
-          <w:p>
-            <w:pPr>
-              <w:rPr>
-                <w:rFonts w:hint="eastAsia"/>
-                <w:iCs/>
-                <w:color w:val="FF0000"/>
-                <w:spacing w:val="7"/>
-              </w:rPr>
-            </w:pPr>
-            <w:r>
-              <w:rPr>
-                <w:rFonts w:hint="eastAsia"/>
-                <w:iCs/>
-                <w:color w:val="FF0000"/>
-                <w:spacing w:val="7"/>
-              </w:rPr>
-              <w:t>x</w:t>
-            </w:r>
-            <w:r>
-              <w:rPr>
-                <w:iCs/>
-                <w:color w:val="FF0000"/>
-                <w:spacing w:val="7"/>
-              </w:rPr>
-              <w:t>.uniform_(low, high)</w:t>
-            </w:r>
-          </w:p>
-        </w:tc>
-        <w:tc>
-          <w:tcPr>
-            <w:tcW w:w="0" w:type="auto"/>
-            <w:vMerge w:val="continue"/>
-            <w:vAlign w:val="center"/>
-          </w:tcPr>
-          <w:p>
-            <w:pPr>
-              <w:rPr>
-                <w:iCs/>
-                <w:color w:val="ED7D31" w:themeColor="accent2"/>
-                <w:spacing w:val="7"/>
-                <w14:textFill>
-                  <w14:solidFill>
-                    <w14:schemeClr w14:val="accent2"/>
-                  </w14:solidFill>
-                </w14:textFill>
-              </w:rPr>
-            </w:pPr>
-          </w:p>
-        </w:tc>
-        <w:tc>
-          <w:tcPr>
-            <w:tcW w:w="0" w:type="auto"/>
-            <w:vMerge w:val="continue"/>
-            <w:vAlign w:val="center"/>
-          </w:tcPr>
-          <w:p>
-            <w:pPr>
-              <w:rPr>
-                <w:color w:val="ED7D31" w:themeColor="accent2"/>
-                <w:szCs w:val="24"/>
-                <w14:textFill>
-                  <w14:solidFill>
-                    <w14:schemeClr w14:val="accent2"/>
-                  </w14:solidFill>
-                </w14:textFill>
-              </w:rPr>
-            </w:pPr>
-          </w:p>
-        </w:tc>
-      </w:tr>
-      <w:tr>
-        <w:tblPrEx>
-          <w:tblBorders>
-            <w:top w:val="single" w:color="auto" w:sz="4" w:space="0"/>
-            <w:left w:val="single" w:color="auto" w:sz="4" w:space="0"/>
-            <w:bottom w:val="single" w:color="auto" w:sz="4" w:space="0"/>
-            <w:right w:val="single" w:color="auto" w:sz="4" w:space="0"/>
-            <w:insideH w:val="single" w:color="auto" w:sz="4" w:space="0"/>
-            <w:insideV w:val="single" w:color="auto" w:sz="4" w:space="0"/>
-          </w:tblBorders>
-          <w:tblCellMar>
-            <w:top w:w="0" w:type="dxa"/>
-            <w:left w:w="108" w:type="dxa"/>
-            <w:bottom w:w="0" w:type="dxa"/>
-            <w:right w:w="108" w:type="dxa"/>
-          </w:tblCellMar>
-        </w:tblPrEx>
-        <w:tc>
-          <w:tcPr>
-            <w:tcW w:w="0" w:type="auto"/>
-            <w:vAlign w:val="center"/>
-          </w:tcPr>
-          <w:p>
-            <w:pPr>
-              <w:rPr>
-                <w:iCs/>
-                <w:color w:val="FF0000"/>
-                <w:spacing w:val="7"/>
-              </w:rPr>
-            </w:pPr>
-            <w:r>
-              <w:rPr>
-                <w:rFonts w:hint="eastAsia"/>
-                <w:iCs/>
-                <w:color w:val="FF0000"/>
-                <w:spacing w:val="7"/>
-              </w:rPr>
-              <w:t>r</w:t>
-            </w:r>
-            <w:r>
-              <w:rPr>
-                <w:iCs/>
-                <w:color w:val="FF0000"/>
-                <w:spacing w:val="7"/>
-              </w:rPr>
-              <w:t>andn(*size)</w:t>
-            </w:r>
-          </w:p>
-        </w:tc>
-        <w:tc>
-          <w:tcPr>
-            <w:tcW w:w="0" w:type="auto"/>
-            <w:vMerge w:val="restart"/>
-            <w:vAlign w:val="center"/>
-          </w:tcPr>
-          <w:p>
-            <w:pPr>
-              <w:rPr>
-                <w:iCs/>
-                <w:color w:val="ED7D31" w:themeColor="accent2"/>
-                <w:spacing w:val="7"/>
-                <w14:textFill>
-                  <w14:solidFill>
-                    <w14:schemeClr w14:val="accent2"/>
-                  </w14:solidFill>
-                </w14:textFill>
-              </w:rPr>
-            </w:pPr>
-            <w:r>
-              <w:rPr>
-                <w:rFonts w:hint="eastAsia"/>
-                <w:iCs/>
-                <w:color w:val="ED7D31" w:themeColor="accent2"/>
-                <w:spacing w:val="7"/>
-                <w14:textFill>
-                  <w14:solidFill>
-                    <w14:schemeClr w14:val="accent2"/>
-                  </w14:solidFill>
-                </w14:textFill>
-              </w:rPr>
-              <w:t>返回</w:t>
-            </w:r>
-            <w:r>
-              <w:rPr>
-                <w:rFonts w:hint="eastAsia"/>
-                <w:iCs/>
-                <w:color w:val="EA82F1"/>
-                <w:szCs w:val="24"/>
-              </w:rPr>
-              <w:t>正态分布</w:t>
-            </w:r>
-          </w:p>
-        </w:tc>
-        <w:tc>
-          <w:tcPr>
-            <w:tcW w:w="0" w:type="auto"/>
-            <w:vAlign w:val="center"/>
-          </w:tcPr>
-          <w:p>
-            <w:pPr>
-              <w:rPr>
-                <w:i/>
-                <w:iCs/>
-                <w:color w:val="ED7D31" w:themeColor="accent2"/>
-                <w:spacing w:val="7"/>
-                <w14:textFill>
-                  <w14:solidFill>
-                    <w14:schemeClr w14:val="accent2"/>
-                  </w14:solidFill>
-                </w14:textFill>
-              </w:rPr>
-            </w:pPr>
-            <m:oMathPara>
-              <m:oMath>
-                <m:r>
-                  <m:rPr>
-                    <m:sty m:val="bi"/>
-                  </m:rPr>
-                  <w:rPr>
-                    <w:rFonts w:ascii="Cambria Math" w:hAnsi="Cambria Math"/>
-                    <w:color w:val="ED7D31" w:themeColor="accent2"/>
-                    <w:szCs w:val="24"/>
-                    <w14:textFill>
-                      <w14:solidFill>
-                        <w14:schemeClr w14:val="accent2"/>
-                      </w14:solidFill>
-                    </w14:textFill>
-                  </w:rPr>
-                  <m:t>x ~ N(0, 1)</m:t>
-                </m:r>
-              </m:oMath>
-            </m:oMathPara>
-          </w:p>
-        </w:tc>
-      </w:tr>
-      <w:tr>
-        <w:tblPrEx>
-          <w:tblBorders>
-            <w:top w:val="single" w:color="auto" w:sz="4" w:space="0"/>
-            <w:left w:val="single" w:color="auto" w:sz="4" w:space="0"/>
-            <w:bottom w:val="single" w:color="auto" w:sz="4" w:space="0"/>
-            <w:right w:val="single" w:color="auto" w:sz="4" w:space="0"/>
-            <w:insideH w:val="single" w:color="auto" w:sz="4" w:space="0"/>
-            <w:insideV w:val="single" w:color="auto" w:sz="4" w:space="0"/>
-          </w:tblBorders>
-          <w:tblCellMar>
-            <w:top w:w="0" w:type="dxa"/>
-            <w:left w:w="108" w:type="dxa"/>
-            <w:bottom w:w="0" w:type="dxa"/>
-            <w:right w:w="108" w:type="dxa"/>
-          </w:tblCellMar>
-        </w:tblPrEx>
-        <w:tc>
-          <w:tcPr>
-            <w:tcW w:w="0" w:type="auto"/>
-            <w:vAlign w:val="center"/>
-          </w:tcPr>
-          <w:p>
-            <w:pPr>
-              <w:rPr>
-                <w:iCs/>
-                <w:color w:val="FF0000"/>
-                <w:spacing w:val="7"/>
-              </w:rPr>
-            </w:pPr>
-            <w:r>
-              <w:rPr>
-                <w:rFonts w:hint="eastAsia"/>
-                <w:iCs/>
-                <w:color w:val="FF0000"/>
-                <w:spacing w:val="7"/>
-              </w:rPr>
-              <w:t>normal(mu, sigma, size)</w:t>
-            </w:r>
-          </w:p>
-        </w:tc>
-        <w:tc>
-          <w:tcPr>
-            <w:tcW w:w="0" w:type="auto"/>
-            <w:vMerge w:val="continue"/>
-            <w:vAlign w:val="center"/>
-          </w:tcPr>
-          <w:p>
-            <w:pPr>
-              <w:rPr>
-                <w:iCs/>
-                <w:color w:val="ED7D31" w:themeColor="accent2"/>
-                <w:spacing w:val="7"/>
-                <w14:textFill>
-                  <w14:solidFill>
-                    <w14:schemeClr w14:val="accent2"/>
-                  </w14:solidFill>
-                </w14:textFill>
-              </w:rPr>
-            </w:pPr>
-          </w:p>
-        </w:tc>
-        <w:tc>
-          <w:tcPr>
-            <w:tcW w:w="0" w:type="auto"/>
-            <w:vAlign w:val="center"/>
-          </w:tcPr>
-          <w:p>
-            <w:pPr>
-              <w:rPr>
-                <w:i/>
-                <w:iCs/>
-                <w:color w:val="ED7D31" w:themeColor="accent2"/>
-                <w:spacing w:val="7"/>
-                <w14:textFill>
-                  <w14:solidFill>
-                    <w14:schemeClr w14:val="accent2"/>
-                  </w14:solidFill>
-                </w14:textFill>
-              </w:rPr>
-            </w:pPr>
-            <m:oMathPara>
-              <m:oMath>
-                <m:r>
-                  <m:rPr>
-                    <m:sty m:val="bi"/>
-                  </m:rPr>
-                  <w:rPr>
-                    <w:rFonts w:ascii="Cambria Math" w:hAnsi="Cambria Math"/>
-                    <w:color w:val="ED7D31" w:themeColor="accent2"/>
-                    <w:szCs w:val="24"/>
-                    <w14:textFill>
-                      <w14:solidFill>
-                        <w14:schemeClr w14:val="accent2"/>
-                      </w14:solidFill>
-                    </w14:textFill>
-                  </w:rPr>
-                  <m:t xml:space="preserve">x ~ N(μ, </m:t>
-                </m:r>
-                <m:sSup>
-                  <m:sSupPr>
-                    <m:ctrlPr>
-                      <w:rPr>
-                        <w:rFonts w:ascii="Cambria Math" w:hAnsi="Cambria Math"/>
-                        <w:i/>
-                        <w:iCs/>
-                        <w:color w:val="ED7D31" w:themeColor="accent2"/>
-                        <w:szCs w:val="24"/>
-                        <w14:textFill>
-                          <w14:solidFill>
-                            <w14:schemeClr w14:val="accent2"/>
-                          </w14:solidFill>
-                        </w14:textFill>
-                      </w:rPr>
-                    </m:ctrlPr>
-                  </m:sSupPr>
-                  <m:e>
-                    <m:r>
-                      <m:rPr>
-                        <m:sty m:val="bi"/>
-                      </m:rPr>
-                      <w:rPr>
-                        <w:rFonts w:ascii="Cambria Math" w:hAnsi="Cambria Math"/>
-                        <w:color w:val="ED7D31" w:themeColor="accent2"/>
-                        <w:szCs w:val="24"/>
-                        <w14:textFill>
-                          <w14:solidFill>
-                            <w14:schemeClr w14:val="accent2"/>
-                          </w14:solidFill>
-                        </w14:textFill>
-                      </w:rPr>
-                      <m:t>σ</m:t>
-                    </m:r>
-                    <m:ctrlPr>
-                      <w:rPr>
-                        <w:rFonts w:ascii="Cambria Math" w:hAnsi="Cambria Math"/>
-                        <w:i/>
-                        <w:iCs/>
-                        <w:color w:val="ED7D31" w:themeColor="accent2"/>
-                        <w:szCs w:val="24"/>
-                        <w14:textFill>
-                          <w14:solidFill>
-                            <w14:schemeClr w14:val="accent2"/>
-                          </w14:solidFill>
-                        </w14:textFill>
-                      </w:rPr>
-                    </m:ctrlPr>
-                  </m:e>
-                  <m:sup>
-                    <m:r>
-                      <m:rPr>
-                        <m:sty m:val="bi"/>
-                      </m:rPr>
-                      <w:rPr>
-                        <w:rFonts w:ascii="Cambria Math" w:hAnsi="Cambria Math"/>
-                        <w:color w:val="ED7D31" w:themeColor="accent2"/>
-                        <w:szCs w:val="24"/>
-                        <w14:textFill>
-                          <w14:solidFill>
-                            <w14:schemeClr w14:val="accent2"/>
-                          </w14:solidFill>
-                        </w14:textFill>
-                      </w:rPr>
-                      <m:t>2</m:t>
-                    </m:r>
-                    <m:ctrlPr>
-                      <w:rPr>
-                        <w:rFonts w:ascii="Cambria Math" w:hAnsi="Cambria Math"/>
-                        <w:i/>
-                        <w:iCs/>
-                        <w:color w:val="ED7D31" w:themeColor="accent2"/>
-                        <w:szCs w:val="24"/>
-                        <w14:textFill>
-                          <w14:solidFill>
-                            <w14:schemeClr w14:val="accent2"/>
-                          </w14:solidFill>
-                        </w14:textFill>
-                      </w:rPr>
-                    </m:ctrlPr>
-                  </m:sup>
-                </m:sSup>
-                <m:r>
-                  <m:rPr>
-                    <m:sty m:val="bi"/>
-                  </m:rPr>
-                  <w:rPr>
-                    <w:rFonts w:ascii="Cambria Math" w:hAnsi="Cambria Math"/>
-                    <w:color w:val="ED7D31" w:themeColor="accent2"/>
-                    <w:szCs w:val="24"/>
-                    <w14:textFill>
-                      <w14:solidFill>
-                        <w14:schemeClr w14:val="accent2"/>
-                      </w14:solidFill>
-                    </w14:textFill>
-                  </w:rPr>
-                  <m:t>)</m:t>
-                </m:r>
-              </m:oMath>
-            </m:oMathPara>
-          </w:p>
-        </w:tc>
-      </w:tr>
-      <w:tr>
-        <w:tblPrEx>
-          <w:tblBorders>
-            <w:top w:val="single" w:color="auto" w:sz="4" w:space="0"/>
-            <w:left w:val="single" w:color="auto" w:sz="4" w:space="0"/>
-            <w:bottom w:val="single" w:color="auto" w:sz="4" w:space="0"/>
-            <w:right w:val="single" w:color="auto" w:sz="4" w:space="0"/>
-            <w:insideH w:val="single" w:color="auto" w:sz="4" w:space="0"/>
-            <w:insideV w:val="single" w:color="auto" w:sz="4" w:space="0"/>
-          </w:tblBorders>
-          <w:tblCellMar>
-            <w:top w:w="0" w:type="dxa"/>
-            <w:left w:w="108" w:type="dxa"/>
-            <w:bottom w:w="0" w:type="dxa"/>
-            <w:right w:w="108" w:type="dxa"/>
-          </w:tblCellMar>
-        </w:tblPrEx>
-        <w:tc>
-          <w:tcPr>
-            <w:tcW w:w="2836" w:type="dxa"/>
-            <w:vAlign w:val="center"/>
-          </w:tcPr>
-          <w:p>
-            <w:pPr>
-              <w:rPr>
-                <w:rFonts w:hint="eastAsia"/>
-                <w:iCs/>
-                <w:color w:val="FF0000"/>
-                <w:spacing w:val="7"/>
-              </w:rPr>
-            </w:pPr>
-            <w:r>
-              <w:rPr>
-                <w:rFonts w:hint="eastAsia"/>
-                <w:color w:val="FF0000"/>
-                <w:spacing w:val="7"/>
-              </w:rPr>
-              <w:t>bernoulli(x, p)</w:t>
-            </w:r>
-          </w:p>
-        </w:tc>
-        <w:tc>
-          <w:tcPr>
-            <w:tcW w:w="2864" w:type="dxa"/>
-            <w:gridSpan w:val="2"/>
-            <w:vAlign w:val="center"/>
-          </w:tcPr>
-          <w:p>
-            <w:pPr>
-              <w:rPr>
-                <w:rFonts w:ascii="Cambria Math" w:hAnsi="Cambria Math"/>
-                <w:b/>
-                <w:i/>
-                <w:color w:val="ED7D31" w:themeColor="accent2"/>
-                <w:szCs w:val="24"/>
-                <w14:textFill>
-                  <w14:solidFill>
-                    <w14:schemeClr w14:val="accent2"/>
-                  </w14:solidFill>
-                </w14:textFill>
-                <w:oMath/>
-              </w:rPr>
-            </w:pPr>
-            <w:r>
-              <w:rPr>
-                <w:rFonts w:hint="eastAsia"/>
-                <w:iCs/>
-                <w:color w:val="ED7D31" w:themeColor="accent2"/>
-                <w:spacing w:val="7"/>
-                <w14:textFill>
-                  <w14:solidFill>
-                    <w14:schemeClr w14:val="accent2"/>
-                  </w14:solidFill>
-                </w14:textFill>
-              </w:rPr>
-              <w:t>返回</w:t>
-            </w:r>
-            <w:r>
-              <w:rPr>
-                <w:rFonts w:hint="eastAsia"/>
-                <w:color w:val="EA82F1"/>
-                <w:szCs w:val="24"/>
-              </w:rPr>
-              <w:t>伯努利分布</w:t>
-            </w:r>
-          </w:p>
-        </w:tc>
-      </w:tr>
-      <w:tr>
-        <w:tblPrEx>
-          <w:tblBorders>
-            <w:top w:val="single" w:color="auto" w:sz="4" w:space="0"/>
-            <w:left w:val="single" w:color="auto" w:sz="4" w:space="0"/>
-            <w:bottom w:val="single" w:color="auto" w:sz="4" w:space="0"/>
-            <w:right w:val="single" w:color="auto" w:sz="4" w:space="0"/>
-            <w:insideH w:val="single" w:color="auto" w:sz="4" w:space="0"/>
-            <w:insideV w:val="single" w:color="auto" w:sz="4" w:space="0"/>
-          </w:tblBorders>
-          <w:tblCellMar>
-            <w:top w:w="0" w:type="dxa"/>
-            <w:left w:w="108" w:type="dxa"/>
-            <w:bottom w:w="0" w:type="dxa"/>
-            <w:right w:w="108" w:type="dxa"/>
-          </w:tblCellMar>
-        </w:tblPrEx>
-        <w:tc>
-          <w:tcPr>
-            <w:tcW w:w="0" w:type="auto"/>
-            <w:vAlign w:val="center"/>
-          </w:tcPr>
-          <w:p>
-            <w:pPr>
-              <w:rPr>
-                <w:color w:val="FF0000"/>
-                <w:spacing w:val="7"/>
-              </w:rPr>
-            </w:pPr>
-            <w:r>
-              <w:rPr>
-                <w:rFonts w:hint="eastAsia"/>
-                <w:color w:val="FF0000"/>
-                <w:spacing w:val="7"/>
-              </w:rPr>
-              <w:t>randperm(n)</w:t>
-            </w:r>
-          </w:p>
-        </w:tc>
-        <w:tc>
-          <w:tcPr>
-            <w:tcW w:w="0" w:type="auto"/>
-            <w:gridSpan w:val="2"/>
-            <w:vAlign w:val="center"/>
-          </w:tcPr>
-          <w:p>
-            <w:pPr>
-              <w:rPr>
-                <w:color w:val="EA82F1"/>
-                <w:szCs w:val="24"/>
-                <w:oMath/>
-              </w:rPr>
-            </w:pPr>
-            <w:r>
-              <w:rPr>
-                <w:rFonts w:hint="eastAsia"/>
-                <w:color w:val="EA82F1"/>
-                <w:szCs w:val="24"/>
-              </w:rPr>
-              <w:t>[0, n) 整数</w:t>
-            </w:r>
-            <w:r>
-              <w:rPr>
-                <w:rFonts w:hint="eastAsia"/>
-                <w:color w:val="ED7D31" w:themeColor="accent2"/>
-                <w:szCs w:val="24"/>
-                <w14:textFill>
-                  <w14:solidFill>
-                    <w14:schemeClr w14:val="accent2"/>
-                  </w14:solidFill>
-                </w14:textFill>
-              </w:rPr>
-              <w:t>，顺序</w:t>
-            </w:r>
-            <w:r>
-              <w:rPr>
-                <w:rFonts w:hint="eastAsia"/>
-                <w:color w:val="EA82F1"/>
-                <w:szCs w:val="24"/>
-              </w:rPr>
-              <w:t>打散</w:t>
-            </w:r>
-          </w:p>
-        </w:tc>
-      </w:tr>
-    </w:tbl>
-    <w:p/>
-    <w:tbl>
-      <w:tblPr>
-        <w:tblStyle w:val="12"/>
-        <w:tblW w:w="0" w:type="auto"/>
-        <w:tblInd w:w="0" w:type="dxa"/>
-        <w:tblBorders>
-          <w:top w:val="single" w:color="auto" w:sz="4" w:space="0"/>
-          <w:left w:val="single" w:color="auto" w:sz="4" w:space="0"/>
-          <w:bottom w:val="single" w:color="auto" w:sz="4" w:space="0"/>
-          <w:right w:val="single" w:color="auto" w:sz="4" w:space="0"/>
-          <w:insideH w:val="single" w:color="auto" w:sz="4" w:space="0"/>
-          <w:insideV w:val="single" w:color="auto" w:sz="4" w:space="0"/>
-        </w:tblBorders>
-        <w:tblLayout w:type="autofit"/>
-        <w:tblCellMar>
-          <w:top w:w="0" w:type="dxa"/>
-          <w:left w:w="108" w:type="dxa"/>
-          <w:bottom w:w="0" w:type="dxa"/>
-          <w:right w:w="108" w:type="dxa"/>
-        </w:tblCellMar>
-      </w:tblPr>
-      <w:tblGrid>
-        <w:gridCol w:w="4112"/>
-        <w:gridCol w:w="2699"/>
-      </w:tblGrid>
-      <w:tr>
-        <w:tblPrEx>
-          <w:tblBorders>
-            <w:top w:val="single" w:color="auto" w:sz="4" w:space="0"/>
-            <w:left w:val="single" w:color="auto" w:sz="4" w:space="0"/>
-            <w:bottom w:val="single" w:color="auto" w:sz="4" w:space="0"/>
-            <w:right w:val="single" w:color="auto" w:sz="4" w:space="0"/>
-            <w:insideH w:val="single" w:color="auto" w:sz="4" w:space="0"/>
-            <w:insideV w:val="single" w:color="auto" w:sz="4" w:space="0"/>
-          </w:tblBorders>
-          <w:tblCellMar>
-            <w:top w:w="0" w:type="dxa"/>
-            <w:left w:w="108" w:type="dxa"/>
-            <w:bottom w:w="0" w:type="dxa"/>
-            <w:right w:w="108" w:type="dxa"/>
-          </w:tblCellMar>
-        </w:tblPrEx>
-        <w:tc>
-          <w:tcPr>
-            <w:tcW w:w="0" w:type="auto"/>
-            <w:gridSpan w:val="2"/>
-            <w:vAlign w:val="center"/>
-          </w:tcPr>
-          <w:p>
-            <w:pPr>
-              <w:rPr>
-                <w:color w:val="ED7D31" w:themeColor="accent2"/>
-                <w:spacing w:val="7"/>
-                <w14:textFill>
-                  <w14:solidFill>
-                    <w14:schemeClr w14:val="accent2"/>
-                  </w14:solidFill>
-                </w14:textFill>
-              </w:rPr>
-            </w:pPr>
-            <w:r>
-              <w:rPr>
-                <w:rFonts w:hint="eastAsia"/>
-                <w:color w:val="ED7D31" w:themeColor="accent2"/>
-                <w:spacing w:val="7"/>
-                <w14:textFill>
-                  <w14:solidFill>
-                    <w14:schemeClr w14:val="accent2"/>
-                  </w14:solidFill>
-                </w14:textFill>
-              </w:rPr>
-              <w:t>张量运算：</w:t>
-            </w:r>
-          </w:p>
-        </w:tc>
-      </w:tr>
-      <w:tr>
-        <w:tblPrEx>
-          <w:tblBorders>
-            <w:top w:val="single" w:color="auto" w:sz="4" w:space="0"/>
-            <w:left w:val="single" w:color="auto" w:sz="4" w:space="0"/>
-            <w:bottom w:val="single" w:color="auto" w:sz="4" w:space="0"/>
-            <w:right w:val="single" w:color="auto" w:sz="4" w:space="0"/>
-            <w:insideH w:val="single" w:color="auto" w:sz="4" w:space="0"/>
-            <w:insideV w:val="single" w:color="auto" w:sz="4" w:space="0"/>
-          </w:tblBorders>
-          <w:tblCellMar>
-            <w:top w:w="0" w:type="dxa"/>
-            <w:left w:w="108" w:type="dxa"/>
-            <w:bottom w:w="0" w:type="dxa"/>
-            <w:right w:w="108" w:type="dxa"/>
-          </w:tblCellMar>
-        </w:tblPrEx>
-        <w:tc>
-          <w:tcPr>
-            <w:tcW w:w="0" w:type="auto"/>
-            <w:vAlign w:val="center"/>
-          </w:tcPr>
-          <w:p>
-            <w:pPr>
-              <w:rPr>
-                <w:rFonts w:hint="eastAsia" w:ascii="华文中宋" w:hAnsi="华文中宋" w:eastAsia="华文中宋" w:cs="华文中宋"/>
-                <w:b/>
-                <w:bCs/>
-                <w:color w:val="FF0000"/>
-                <w:spacing w:val="7"/>
-                <w:kern w:val="2"/>
-                <w:sz w:val="21"/>
-                <w:szCs w:val="21"/>
-                <w:lang w:val="en-US" w:eastAsia="zh-CN" w:bidi="ar-SA"/>
-              </w:rPr>
-            </w:pPr>
-            <w:r>
-              <w:rPr>
-                <w:rFonts w:hint="eastAsia"/>
-                <w:color w:val="FF0000"/>
-                <w:spacing w:val="7"/>
-              </w:rPr>
-              <w:t>x.add_</w:t>
-            </w:r>
-            <w:r>
-              <w:rPr>
-                <w:rFonts w:hint="eastAsia"/>
-                <w:color w:val="FF0000"/>
-                <w:spacing w:val="7"/>
-                <w:lang w:val="en-US" w:eastAsia="zh-CN"/>
-              </w:rPr>
-              <w:t xml:space="preserve"> / </w:t>
-            </w:r>
-            <w:r>
-              <w:rPr>
-                <w:rFonts w:hint="eastAsia"/>
-                <w:color w:val="FF0000"/>
-                <w:spacing w:val="7"/>
-              </w:rPr>
-              <w:t>x.mul_</w:t>
-            </w:r>
-            <w:r>
-              <w:rPr>
-                <w:rFonts w:hint="eastAsia"/>
-                <w:color w:val="FF0000"/>
-                <w:spacing w:val="7"/>
-                <w:lang w:val="en-US" w:eastAsia="zh-CN"/>
-              </w:rPr>
-              <w:t xml:space="preserve"> / x</w:t>
-            </w:r>
-            <w:r>
-              <w:rPr>
-                <w:rFonts w:hint="eastAsia"/>
-                <w:color w:val="FF0000"/>
-              </w:rPr>
-              <w:t>.round_</w:t>
-            </w:r>
-            <w:r>
-              <w:rPr>
-                <w:rFonts w:hint="eastAsia"/>
-                <w:color w:val="FF0000"/>
-                <w:lang w:val="en-US" w:eastAsia="zh-CN"/>
-              </w:rPr>
-              <w:t>()</w:t>
-            </w:r>
-          </w:p>
-        </w:tc>
-        <w:tc>
-          <w:tcPr>
-            <w:tcW w:w="0" w:type="auto"/>
-            <w:vAlign w:val="center"/>
-          </w:tcPr>
-          <w:p>
-            <w:pPr>
-              <w:rPr>
-                <w:rFonts w:hint="eastAsia" w:ascii="华文中宋" w:hAnsi="华文中宋" w:eastAsia="华文中宋" w:cs="华文中宋"/>
-                <w:b/>
-                <w:bCs/>
-                <w:color w:val="ED7D31" w:themeColor="accent2"/>
-                <w:spacing w:val="7"/>
-                <w:kern w:val="2"/>
-                <w:sz w:val="21"/>
-                <w:szCs w:val="21"/>
-                <w:lang w:val="en-US" w:eastAsia="zh-CN" w:bidi="ar-SA"/>
-                <w14:textFill>
-                  <w14:solidFill>
-                    <w14:schemeClr w14:val="accent2"/>
-                  </w14:solidFill>
-                </w14:textFill>
-              </w:rPr>
-            </w:pPr>
-            <w:r>
-              <w:rPr>
-                <w:rFonts w:hint="eastAsia"/>
-                <w:color w:val="EA82F1"/>
-                <w:szCs w:val="24"/>
-              </w:rPr>
-              <w:t>就地</w:t>
-            </w:r>
-            <w:r>
-              <w:rPr>
-                <w:rFonts w:hint="eastAsia"/>
-                <w:color w:val="ED7D31" w:themeColor="accent2"/>
-                <w:spacing w:val="7"/>
-                <w14:textFill>
-                  <w14:solidFill>
-                    <w14:schemeClr w14:val="accent2"/>
-                  </w14:solidFill>
-                </w14:textFill>
-              </w:rPr>
-              <w:t>运算</w:t>
-            </w:r>
-          </w:p>
-        </w:tc>
-      </w:tr>
-      <w:tr>
-        <w:tblPrEx>
-          <w:tblBorders>
-            <w:top w:val="single" w:color="auto" w:sz="4" w:space="0"/>
-            <w:left w:val="single" w:color="auto" w:sz="4" w:space="0"/>
-            <w:bottom w:val="single" w:color="auto" w:sz="4" w:space="0"/>
-            <w:right w:val="single" w:color="auto" w:sz="4" w:space="0"/>
-            <w:insideH w:val="single" w:color="auto" w:sz="4" w:space="0"/>
-            <w:insideV w:val="single" w:color="auto" w:sz="4" w:space="0"/>
-          </w:tblBorders>
-          <w:tblCellMar>
-            <w:top w:w="0" w:type="dxa"/>
-            <w:left w:w="108" w:type="dxa"/>
-            <w:bottom w:w="0" w:type="dxa"/>
-            <w:right w:w="108" w:type="dxa"/>
-          </w:tblCellMar>
-        </w:tblPrEx>
-        <w:tc>
-          <w:tcPr>
-            <w:tcW w:w="0" w:type="auto"/>
-            <w:vAlign w:val="center"/>
-          </w:tcPr>
-          <w:p>
-            <w:pPr>
-              <w:rPr>
-                <w:rFonts w:hint="eastAsia"/>
-                <w:color w:val="FF0000"/>
-                <w:spacing w:val="7"/>
-              </w:rPr>
-            </w:pPr>
-            <w:r>
-              <w:rPr>
-                <w:rFonts w:hint="eastAsia"/>
-                <w:color w:val="FF0000"/>
-                <w:spacing w:val="7"/>
-              </w:rPr>
-              <w:t>clamp(x, min, max)</w:t>
-            </w:r>
-          </w:p>
-        </w:tc>
-        <w:tc>
-          <w:tcPr>
-            <w:tcW w:w="0" w:type="auto"/>
-            <w:vAlign w:val="center"/>
-          </w:tcPr>
-          <w:p>
-            <w:pPr>
-              <w:rPr>
-                <w:rFonts w:hint="eastAsia"/>
-                <w:color w:val="EA82F1"/>
-                <w:szCs w:val="24"/>
-              </w:rPr>
-            </w:pPr>
-            <w:r>
-              <w:rPr>
-                <w:rFonts w:hint="eastAsia" w:cs="华文中宋"/>
-                <w:bCs/>
-                <w:color w:val="ED7D31" w:themeColor="accent2"/>
-                <w:spacing w:val="7"/>
-                <w:lang w:val="en-US" w:eastAsia="zh-CN"/>
-                <w14:textFill>
-                  <w14:solidFill>
-                    <w14:schemeClr w14:val="accent2"/>
-                  </w14:solidFill>
-                </w14:textFill>
-              </w:rPr>
-              <w:t>元素</w:t>
-            </w:r>
-            <w:r>
-              <w:rPr>
-                <w:rFonts w:hint="eastAsia" w:cs="华文中宋"/>
-                <w:bCs/>
-                <w:color w:val="EA82F1"/>
-                <w:szCs w:val="24"/>
-                <w:lang w:val="en-US" w:eastAsia="zh-CN"/>
-              </w:rPr>
-              <w:t>限制</w:t>
-            </w:r>
-          </w:p>
-        </w:tc>
-      </w:tr>
-      <w:tr>
-        <w:tblPrEx>
-          <w:tblBorders>
-            <w:top w:val="single" w:color="auto" w:sz="4" w:space="0"/>
-            <w:left w:val="single" w:color="auto" w:sz="4" w:space="0"/>
-            <w:bottom w:val="single" w:color="auto" w:sz="4" w:space="0"/>
-            <w:right w:val="single" w:color="auto" w:sz="4" w:space="0"/>
-            <w:insideH w:val="single" w:color="auto" w:sz="4" w:space="0"/>
-            <w:insideV w:val="single" w:color="auto" w:sz="4" w:space="0"/>
-          </w:tblBorders>
-          <w:tblCellMar>
-            <w:top w:w="0" w:type="dxa"/>
-            <w:left w:w="108" w:type="dxa"/>
-            <w:bottom w:w="0" w:type="dxa"/>
-            <w:right w:w="108" w:type="dxa"/>
-          </w:tblCellMar>
-        </w:tblPrEx>
-        <w:tc>
-          <w:tcPr>
-            <w:tcW w:w="0" w:type="auto"/>
-            <w:vAlign w:val="center"/>
-          </w:tcPr>
-          <w:p>
-            <w:pPr>
-              <w:pStyle w:val="26"/>
-              <w:bidi w:val="0"/>
-              <w:jc w:val="both"/>
-              <w:rPr>
-                <w:rFonts w:hint="eastAsia" w:ascii="华文中宋" w:hAnsi="华文中宋" w:eastAsia="华文中宋" w:cs="华文中宋"/>
-                <w:b/>
-                <w:bCs/>
-                <w:color w:val="FF0000"/>
-                <w:kern w:val="2"/>
-                <w:sz w:val="21"/>
-                <w:szCs w:val="21"/>
-                <w:lang w:val="en-US" w:eastAsia="zh-CN" w:bidi="ar-SA"/>
-              </w:rPr>
-            </w:pPr>
-            <w:r>
-              <w:rPr>
-                <w:rFonts w:hint="eastAsia"/>
-                <w:color w:val="FF0000"/>
-                <w:spacing w:val="7"/>
-                <w:lang w:val="en-US" w:eastAsia="zh-CN"/>
-              </w:rPr>
-              <w:t xml:space="preserve">sign / </w:t>
-            </w:r>
-            <w:r>
-              <w:rPr>
-                <w:rFonts w:hint="eastAsia"/>
-                <w:color w:val="FF0000"/>
-                <w:spacing w:val="7"/>
-              </w:rPr>
-              <w:t>abs</w:t>
-            </w:r>
-            <w:r>
-              <w:rPr>
-                <w:rFonts w:hint="eastAsia"/>
-                <w:color w:val="FF0000"/>
-                <w:spacing w:val="7"/>
-                <w:lang w:val="en-US" w:eastAsia="zh-CN"/>
-              </w:rPr>
-              <w:t xml:space="preserve"> / </w:t>
-            </w:r>
-            <w:r>
-              <w:rPr>
-                <w:rFonts w:hint="eastAsia"/>
-                <w:color w:val="FF0000"/>
-                <w:spacing w:val="7"/>
-              </w:rPr>
-              <w:t>sqrt</w:t>
-            </w:r>
-            <w:r>
-              <w:rPr>
-                <w:rFonts w:hint="eastAsia"/>
-                <w:color w:val="FF0000"/>
-                <w:spacing w:val="7"/>
-                <w:lang w:val="en-US" w:eastAsia="zh-CN"/>
-              </w:rPr>
-              <w:t xml:space="preserve"> / pow</w:t>
-            </w:r>
-            <w:r>
-              <w:rPr>
-                <w:rFonts w:hint="eastAsia"/>
-                <w:color w:val="FF0000"/>
-                <w:spacing w:val="7"/>
-              </w:rPr>
-              <w:t>(x)</w:t>
-            </w:r>
-          </w:p>
-        </w:tc>
-        <w:tc>
-          <w:tcPr>
-            <w:tcW w:w="0" w:type="auto"/>
-            <w:vAlign w:val="center"/>
-          </w:tcPr>
-          <w:p>
-            <w:pPr>
-              <w:bidi w:val="0"/>
-              <w:jc w:val="both"/>
-              <w:rPr>
-                <w:rFonts w:hint="eastAsia" w:ascii="华文中宋" w:hAnsi="华文中宋" w:eastAsia="华文中宋" w:cs="华文中宋"/>
-                <w:b/>
-                <w:bCs/>
-                <w:color w:val="EA82E5"/>
-                <w:kern w:val="2"/>
-                <w:sz w:val="21"/>
-                <w:szCs w:val="21"/>
-                <w:lang w:val="en-US" w:eastAsia="zh-CN" w:bidi="ar-SA"/>
-              </w:rPr>
-            </w:pPr>
-            <w:r>
-              <w:rPr>
-                <w:rStyle w:val="28"/>
-                <w:rFonts w:hint="eastAsia"/>
-                <w:lang w:val="en-US" w:eastAsia="zh-CN"/>
-              </w:rPr>
-              <w:t>基本</w:t>
-            </w:r>
-          </w:p>
-        </w:tc>
-      </w:tr>
-      <w:tr>
-        <w:tblPrEx>
-          <w:tblBorders>
-            <w:top w:val="single" w:color="auto" w:sz="4" w:space="0"/>
-            <w:left w:val="single" w:color="auto" w:sz="4" w:space="0"/>
-            <w:bottom w:val="single" w:color="auto" w:sz="4" w:space="0"/>
-            <w:right w:val="single" w:color="auto" w:sz="4" w:space="0"/>
-            <w:insideH w:val="single" w:color="auto" w:sz="4" w:space="0"/>
-            <w:insideV w:val="single" w:color="auto" w:sz="4" w:space="0"/>
-          </w:tblBorders>
-          <w:tblCellMar>
-            <w:top w:w="0" w:type="dxa"/>
-            <w:left w:w="108" w:type="dxa"/>
-            <w:bottom w:w="0" w:type="dxa"/>
-            <w:right w:w="108" w:type="dxa"/>
-          </w:tblCellMar>
-        </w:tblPrEx>
-        <w:tc>
-          <w:tcPr>
-            <w:tcW w:w="0" w:type="auto"/>
-            <w:vAlign w:val="center"/>
-          </w:tcPr>
-          <w:p>
-            <w:pPr>
-              <w:pStyle w:val="26"/>
-              <w:bidi w:val="0"/>
-              <w:jc w:val="both"/>
-              <w:rPr>
-                <w:rFonts w:hint="default" w:ascii="华文中宋" w:hAnsi="华文中宋" w:eastAsia="华文中宋" w:cs="华文中宋"/>
-                <w:b/>
-                <w:bCs/>
-                <w:color w:val="FF0000"/>
-                <w:kern w:val="2"/>
-                <w:sz w:val="21"/>
-                <w:szCs w:val="21"/>
-                <w:lang w:val="en-US" w:eastAsia="zh-CN" w:bidi="ar-SA"/>
-                <w:oMath/>
-              </w:rPr>
-            </w:pPr>
-            <w:r>
-              <w:rPr>
-                <w:rFonts w:hint="eastAsia"/>
-                <w:lang w:val="en-US" w:eastAsia="zh-CN"/>
-              </w:rPr>
-              <w:t>all / any(x)</w:t>
-            </w:r>
-          </w:p>
-        </w:tc>
-        <w:tc>
-          <w:tcPr>
-            <w:tcW w:w="0" w:type="auto"/>
-            <w:vAlign w:val="center"/>
-          </w:tcPr>
-          <w:p>
-            <w:pPr>
-              <w:pStyle w:val="27"/>
-              <w:bidi w:val="0"/>
-              <w:rPr>
-                <w:rFonts w:hint="eastAsia" w:ascii="华文中宋" w:hAnsi="华文中宋" w:eastAsia="华文中宋" w:cs="华文中宋"/>
-                <w:b/>
-                <w:bCs/>
-                <w:color w:val="EA82E5"/>
-                <w:kern w:val="2"/>
-                <w:sz w:val="21"/>
-                <w:szCs w:val="21"/>
-                <w:lang w:val="en-US" w:eastAsia="zh-CN" w:bidi="ar-SA"/>
-                <w:oMath/>
-              </w:rPr>
-            </w:pPr>
-            <w:r>
-              <w:rPr>
-                <w:rFonts w:hint="eastAsia"/>
-                <w:lang w:val="en-US" w:eastAsia="zh-CN"/>
-              </w:rPr>
-              <w:t>非零</w:t>
-            </w:r>
-            <w:r>
-              <w:rPr>
-                <w:rFonts w:hint="eastAsia" w:ascii="华文中宋" w:hAnsi="华文中宋" w:eastAsia="华文中宋" w:cs="华文中宋"/>
-                <w:b/>
-                <w:bCs/>
-                <w:color w:val="ED7D31" w:themeColor="accent2"/>
-                <w:kern w:val="2"/>
-                <w:sz w:val="21"/>
-                <w:szCs w:val="21"/>
-                <w:lang w:val="en-US" w:eastAsia="zh-CN" w:bidi="ar-SA"/>
-                <w14:textFill>
-                  <w14:solidFill>
-                    <w14:schemeClr w14:val="accent2"/>
-                  </w14:solidFill>
-                </w14:textFill>
-              </w:rPr>
-              <w:t>判断</w:t>
-            </w:r>
-          </w:p>
-        </w:tc>
-      </w:tr>
-      <w:tr>
-        <w:tblPrEx>
-          <w:tblBorders>
-            <w:top w:val="single" w:color="auto" w:sz="4" w:space="0"/>
-            <w:left w:val="single" w:color="auto" w:sz="4" w:space="0"/>
-            <w:bottom w:val="single" w:color="auto" w:sz="4" w:space="0"/>
-            <w:right w:val="single" w:color="auto" w:sz="4" w:space="0"/>
-            <w:insideH w:val="single" w:color="auto" w:sz="4" w:space="0"/>
-            <w:insideV w:val="single" w:color="auto" w:sz="4" w:space="0"/>
-          </w:tblBorders>
-          <w:tblCellMar>
-            <w:top w:w="0" w:type="dxa"/>
-            <w:left w:w="108" w:type="dxa"/>
-            <w:bottom w:w="0" w:type="dxa"/>
-            <w:right w:w="108" w:type="dxa"/>
-          </w:tblCellMar>
-        </w:tblPrEx>
-        <w:tc>
-          <w:tcPr>
-            <w:tcW w:w="0" w:type="auto"/>
-            <w:vAlign w:val="center"/>
-          </w:tcPr>
-          <w:p>
-            <w:pPr>
-              <w:pStyle w:val="26"/>
-              <w:bidi w:val="0"/>
-              <w:jc w:val="both"/>
-              <w:rPr>
-                <w:rFonts w:hint="eastAsia" w:ascii="华文中宋" w:hAnsi="华文中宋" w:eastAsia="华文中宋" w:cs="华文中宋"/>
-                <w:b/>
-                <w:bCs/>
-                <w:color w:val="FF0000"/>
-                <w:kern w:val="2"/>
-                <w:sz w:val="21"/>
-                <w:szCs w:val="21"/>
-                <w:lang w:val="en-US" w:eastAsia="zh-CN" w:bidi="ar-SA"/>
-                <w:oMath/>
-              </w:rPr>
-            </w:pPr>
-            <w:r>
-              <w:rPr>
-                <w:rFonts w:hint="eastAsia"/>
-                <w:lang w:val="en-US" w:eastAsia="zh-CN"/>
-              </w:rPr>
-              <w:t>mean / sum / prod / norm()</w:t>
-            </w:r>
-          </w:p>
-        </w:tc>
-        <w:tc>
-          <w:tcPr>
-            <w:tcW w:w="0" w:type="auto"/>
-            <w:vAlign w:val="center"/>
-          </w:tcPr>
-          <w:p>
-            <w:pPr>
-              <w:pStyle w:val="27"/>
-              <w:bidi w:val="0"/>
-              <w:rPr>
-                <w:rFonts w:hint="eastAsia" w:ascii="华文中宋" w:hAnsi="华文中宋" w:eastAsia="华文中宋" w:cs="华文中宋"/>
-                <w:b/>
-                <w:bCs/>
-                <w:color w:val="EA82E5"/>
-                <w:kern w:val="2"/>
-                <w:sz w:val="21"/>
-                <w:szCs w:val="21"/>
-                <w:lang w:val="en-US" w:eastAsia="zh-CN" w:bidi="ar-SA"/>
-                <w:oMath/>
-              </w:rPr>
-            </w:pPr>
-            <w:r>
-              <w:rPr>
-                <w:rFonts w:hint="eastAsia"/>
-                <w:lang w:val="en-US" w:eastAsia="zh-CN"/>
-              </w:rPr>
-              <w:t>均值 / 和 / 积 / 二范数</w:t>
-            </w:r>
-          </w:p>
-        </w:tc>
-      </w:tr>
-      <w:tr>
-        <w:tblPrEx>
-          <w:tblBorders>
-            <w:top w:val="single" w:color="auto" w:sz="4" w:space="0"/>
-            <w:left w:val="single" w:color="auto" w:sz="4" w:space="0"/>
-            <w:bottom w:val="single" w:color="auto" w:sz="4" w:space="0"/>
-            <w:right w:val="single" w:color="auto" w:sz="4" w:space="0"/>
-            <w:insideH w:val="single" w:color="auto" w:sz="4" w:space="0"/>
-            <w:insideV w:val="single" w:color="auto" w:sz="4" w:space="0"/>
-          </w:tblBorders>
-          <w:tblCellMar>
-            <w:top w:w="0" w:type="dxa"/>
-            <w:left w:w="108" w:type="dxa"/>
-            <w:bottom w:w="0" w:type="dxa"/>
-            <w:right w:w="108" w:type="dxa"/>
-          </w:tblCellMar>
-        </w:tblPrEx>
-        <w:tc>
-          <w:tcPr>
-            <w:tcW w:w="0" w:type="auto"/>
-            <w:vAlign w:val="center"/>
-          </w:tcPr>
-          <w:p>
-            <w:pPr>
-              <w:pStyle w:val="26"/>
-              <w:bidi w:val="0"/>
-              <w:jc w:val="both"/>
-              <w:rPr>
-                <w:rFonts w:hint="default"/>
-                <w:lang w:val="en-US" w:eastAsia="zh-CN"/>
-              </w:rPr>
-            </w:pPr>
-            <w:r>
-              <w:rPr>
-                <w:rFonts w:hint="eastAsia"/>
-                <w:lang w:val="en-US" w:eastAsia="zh-CN"/>
-              </w:rPr>
-              <w:t>max / min / argmax / argmin(x)</w:t>
-            </w:r>
-          </w:p>
-        </w:tc>
-        <w:tc>
-          <w:tcPr>
-            <w:tcW w:w="0" w:type="auto"/>
-            <w:vAlign w:val="center"/>
-          </w:tcPr>
-          <w:p>
-            <w:pPr>
-              <w:pStyle w:val="27"/>
-              <w:bidi w:val="0"/>
-              <w:rPr>
-                <w:rFonts w:hint="default"/>
-                <w:lang w:val="en-US" w:eastAsia="zh-CN"/>
-              </w:rPr>
-            </w:pPr>
-            <w:r>
-              <w:rPr>
-                <w:rFonts w:hint="eastAsia"/>
-                <w:lang w:val="en-US" w:eastAsia="zh-CN"/>
-              </w:rPr>
-              <w:t>最值</w:t>
-            </w:r>
-          </w:p>
-        </w:tc>
-      </w:tr>
-      <w:tr>
-        <w:tblPrEx>
-          <w:tblBorders>
-            <w:top w:val="single" w:color="auto" w:sz="4" w:space="0"/>
-            <w:left w:val="single" w:color="auto" w:sz="4" w:space="0"/>
-            <w:bottom w:val="single" w:color="auto" w:sz="4" w:space="0"/>
-            <w:right w:val="single" w:color="auto" w:sz="4" w:space="0"/>
-            <w:insideH w:val="single" w:color="auto" w:sz="4" w:space="0"/>
-            <w:insideV w:val="single" w:color="auto" w:sz="4" w:space="0"/>
-          </w:tblBorders>
-          <w:tblCellMar>
-            <w:top w:w="0" w:type="dxa"/>
-            <w:left w:w="108" w:type="dxa"/>
-            <w:bottom w:w="0" w:type="dxa"/>
-            <w:right w:w="108" w:type="dxa"/>
-          </w:tblCellMar>
-        </w:tblPrEx>
-        <w:tc>
-          <w:tcPr>
-            <w:tcW w:w="0" w:type="auto"/>
-            <w:vAlign w:val="center"/>
-          </w:tcPr>
-          <w:p>
-            <w:pPr>
-              <w:pStyle w:val="26"/>
-              <w:bidi w:val="0"/>
-              <w:jc w:val="both"/>
-              <w:rPr>
-                <w:rFonts w:hint="eastAsia"/>
-                <w:lang w:val="en-US" w:eastAsia="zh-CN"/>
-              </w:rPr>
-            </w:pPr>
-            <w:r>
-              <w:rPr>
-                <w:rFonts w:hint="eastAsia"/>
-                <w:lang w:val="en-US" w:eastAsia="zh-CN"/>
-              </w:rPr>
-              <w:t>maximum / minimum(x1, x2)</w:t>
-            </w:r>
-          </w:p>
-        </w:tc>
-        <w:tc>
-          <w:tcPr>
-            <w:tcW w:w="0" w:type="auto"/>
-            <w:vAlign w:val="center"/>
-          </w:tcPr>
-          <w:p>
-            <w:pPr>
-              <w:pStyle w:val="27"/>
-              <w:bidi w:val="0"/>
-              <w:rPr>
-                <w:rFonts w:hint="eastAsia"/>
-                <w:lang w:val="en-US" w:eastAsia="zh-CN"/>
-              </w:rPr>
-            </w:pPr>
-            <w:r>
-              <w:rPr>
-                <w:rFonts w:hint="eastAsia"/>
-                <w:lang w:val="en-US" w:eastAsia="zh-CN"/>
-              </w:rPr>
-              <w:t>逐元素最值</w:t>
-            </w:r>
-          </w:p>
-        </w:tc>
-      </w:tr>
-      <w:tr>
-        <w:tblPrEx>
-          <w:tblBorders>
-            <w:top w:val="single" w:color="auto" w:sz="4" w:space="0"/>
-            <w:left w:val="single" w:color="auto" w:sz="4" w:space="0"/>
-            <w:bottom w:val="single" w:color="auto" w:sz="4" w:space="0"/>
-            <w:right w:val="single" w:color="auto" w:sz="4" w:space="0"/>
-            <w:insideH w:val="single" w:color="auto" w:sz="4" w:space="0"/>
-            <w:insideV w:val="single" w:color="auto" w:sz="4" w:space="0"/>
-          </w:tblBorders>
-          <w:tblCellMar>
-            <w:top w:w="0" w:type="dxa"/>
-            <w:left w:w="108" w:type="dxa"/>
-            <w:bottom w:w="0" w:type="dxa"/>
-            <w:right w:w="108" w:type="dxa"/>
-          </w:tblCellMar>
-        </w:tblPrEx>
-        <w:tc>
-          <w:tcPr>
-            <w:tcW w:w="0" w:type="auto"/>
-            <w:vAlign w:val="center"/>
-          </w:tcPr>
-          <w:p>
-            <w:pPr>
-              <w:pStyle w:val="26"/>
-              <w:bidi w:val="0"/>
-              <w:jc w:val="both"/>
-              <w:rPr>
-                <w:rFonts w:hint="eastAsia" w:ascii="华文中宋" w:hAnsi="华文中宋" w:eastAsia="华文中宋" w:cs="华文中宋"/>
-                <w:b/>
-                <w:bCs/>
-                <w:color w:val="FF0000"/>
-                <w:kern w:val="2"/>
-                <w:sz w:val="21"/>
-                <w:szCs w:val="21"/>
-                <w:lang w:val="en-US" w:eastAsia="zh-CN" w:bidi="ar-SA"/>
-                <w:oMath/>
-              </w:rPr>
-            </w:pPr>
-            <w:r>
-              <w:rPr>
-                <w:rFonts w:hint="eastAsia"/>
-                <w:lang w:val="en-US" w:eastAsia="zh-CN"/>
-              </w:rPr>
-              <w:t>sin / cos / tan / asin / acos / atan(x)</w:t>
-            </w:r>
-          </w:p>
-        </w:tc>
-        <w:tc>
-          <w:tcPr>
-            <w:tcW w:w="0" w:type="auto"/>
-            <w:vAlign w:val="center"/>
-          </w:tcPr>
-          <w:p>
-            <w:pPr>
-              <w:bidi w:val="0"/>
-              <w:jc w:val="both"/>
-              <w:rPr>
-                <w:rFonts w:hint="eastAsia" w:ascii="华文中宋" w:hAnsi="华文中宋" w:eastAsia="华文中宋" w:cs="华文中宋"/>
-                <w:b/>
-                <w:bCs/>
-                <w:i w:val="0"/>
-                <w:caps w:val="0"/>
-                <w:color w:val="EA82F1"/>
-                <w:spacing w:val="7"/>
-                <w:kern w:val="2"/>
-                <w:sz w:val="21"/>
-                <w:szCs w:val="21"/>
-                <w:lang w:val="en-US" w:eastAsia="zh-CN" w:bidi="ar-SA"/>
-                <w:oMath/>
-              </w:rPr>
-            </w:pPr>
-            <w:r>
-              <w:rPr>
-                <w:rFonts w:hint="eastAsia" w:cs="华文中宋"/>
-                <w:b/>
-                <w:bCs/>
-                <w:i w:val="0"/>
-                <w:caps w:val="0"/>
-                <w:color w:val="EA82F1"/>
-                <w:spacing w:val="7"/>
-                <w:sz w:val="21"/>
-                <w:szCs w:val="21"/>
-                <w:lang w:val="en-US" w:eastAsia="zh-CN"/>
-              </w:rPr>
-              <w:t>三角</w:t>
-            </w:r>
-            <w:r>
-              <w:rPr>
-                <w:rFonts w:hint="eastAsia" w:ascii="华文中宋" w:hAnsi="华文中宋" w:eastAsia="华文中宋" w:cs="华文中宋"/>
-                <w:b/>
-                <w:bCs/>
-                <w:color w:val="ED7D31" w:themeColor="accent2"/>
-                <w:kern w:val="2"/>
-                <w:sz w:val="21"/>
-                <w:szCs w:val="21"/>
-                <w:lang w:val="en-US" w:eastAsia="zh-CN" w:bidi="ar-SA"/>
-                <w14:textFill>
-                  <w14:solidFill>
-                    <w14:schemeClr w14:val="accent2"/>
-                  </w14:solidFill>
-                </w14:textFill>
-              </w:rPr>
-              <w:t>函数</w:t>
-            </w:r>
-          </w:p>
-        </w:tc>
-      </w:tr>
-      <w:tr>
-        <w:tblPrEx>
-          <w:tblBorders>
-            <w:top w:val="single" w:color="auto" w:sz="4" w:space="0"/>
-            <w:left w:val="single" w:color="auto" w:sz="4" w:space="0"/>
-            <w:bottom w:val="single" w:color="auto" w:sz="4" w:space="0"/>
-            <w:right w:val="single" w:color="auto" w:sz="4" w:space="0"/>
-            <w:insideH w:val="single" w:color="auto" w:sz="4" w:space="0"/>
-            <w:insideV w:val="single" w:color="auto" w:sz="4" w:space="0"/>
-          </w:tblBorders>
-          <w:tblCellMar>
-            <w:top w:w="0" w:type="dxa"/>
-            <w:left w:w="108" w:type="dxa"/>
-            <w:bottom w:w="0" w:type="dxa"/>
-            <w:right w:w="108" w:type="dxa"/>
-          </w:tblCellMar>
-        </w:tblPrEx>
-        <w:tc>
-          <w:tcPr>
-            <w:tcW w:w="0" w:type="auto"/>
-            <w:vAlign w:val="center"/>
-          </w:tcPr>
-          <w:p>
-            <w:pPr>
-              <w:pStyle w:val="26"/>
-              <w:bidi w:val="0"/>
-              <w:jc w:val="both"/>
-              <w:rPr>
-                <w:rFonts w:hint="default" w:ascii="华文中宋" w:hAnsi="华文中宋" w:eastAsia="华文中宋" w:cs="华文中宋"/>
-                <w:b/>
-                <w:bCs/>
-                <w:color w:val="FF0000"/>
-                <w:kern w:val="2"/>
-                <w:sz w:val="21"/>
-                <w:szCs w:val="21"/>
-                <w:lang w:val="en-US" w:eastAsia="zh-CN" w:bidi="ar-SA"/>
-                <w:oMath/>
-              </w:rPr>
-            </w:pPr>
-            <w:r>
-              <w:rPr>
-                <w:rFonts w:hint="eastAsia"/>
-                <w:lang w:val="en-US" w:eastAsia="zh-CN"/>
-              </w:rPr>
-              <w:t>exp / log / log2 / log10(x)</w:t>
-            </w:r>
-          </w:p>
-        </w:tc>
-        <w:tc>
-          <w:tcPr>
-            <w:tcW w:w="0" w:type="auto"/>
-            <w:vAlign w:val="center"/>
-          </w:tcPr>
-          <w:p>
-            <w:pPr>
-              <w:bidi w:val="0"/>
-              <w:jc w:val="both"/>
-              <w:rPr>
-                <w:rFonts w:hint="eastAsia" w:ascii="华文中宋" w:hAnsi="华文中宋" w:eastAsia="华文中宋" w:cs="华文中宋"/>
-                <w:b/>
-                <w:bCs/>
-                <w:i w:val="0"/>
-                <w:caps w:val="0"/>
-                <w:color w:val="EA82F1"/>
-                <w:spacing w:val="7"/>
-                <w:kern w:val="2"/>
-                <w:sz w:val="21"/>
-                <w:szCs w:val="21"/>
-                <w:lang w:val="en-US" w:eastAsia="zh-CN" w:bidi="ar-SA"/>
-                <w:oMath/>
-              </w:rPr>
-            </w:pPr>
-            <w:r>
-              <w:rPr>
-                <w:rFonts w:hint="eastAsia" w:cs="华文中宋"/>
-                <w:b/>
-                <w:bCs/>
-                <w:i w:val="0"/>
-                <w:caps w:val="0"/>
-                <w:color w:val="EA82F1"/>
-                <w:spacing w:val="7"/>
-                <w:sz w:val="21"/>
-                <w:szCs w:val="21"/>
-                <w:lang w:val="en-US" w:eastAsia="zh-CN"/>
-              </w:rPr>
-              <w:t>指数</w:t>
-            </w:r>
-            <w:r>
-              <w:rPr>
-                <w:rFonts w:hint="eastAsia" w:ascii="华文中宋" w:hAnsi="华文中宋" w:eastAsia="华文中宋" w:cs="华文中宋"/>
-                <w:b/>
-                <w:bCs/>
-                <w:color w:val="ED7D31" w:themeColor="accent2"/>
-                <w:kern w:val="2"/>
-                <w:sz w:val="21"/>
-                <w:szCs w:val="21"/>
-                <w:lang w:val="en-US" w:eastAsia="zh-CN" w:bidi="ar-SA"/>
-                <w14:textFill>
-                  <w14:solidFill>
-                    <w14:schemeClr w14:val="accent2"/>
-                  </w14:solidFill>
-                </w14:textFill>
-              </w:rPr>
-              <w:t>函数</w:t>
-            </w:r>
-          </w:p>
-        </w:tc>
-      </w:tr>
-      <w:tr>
-        <w:tblPrEx>
-          <w:tblBorders>
-            <w:top w:val="single" w:color="auto" w:sz="4" w:space="0"/>
-            <w:left w:val="single" w:color="auto" w:sz="4" w:space="0"/>
-            <w:bottom w:val="single" w:color="auto" w:sz="4" w:space="0"/>
-            <w:right w:val="single" w:color="auto" w:sz="4" w:space="0"/>
-            <w:insideH w:val="single" w:color="auto" w:sz="4" w:space="0"/>
-            <w:insideV w:val="single" w:color="auto" w:sz="4" w:space="0"/>
-          </w:tblBorders>
-          <w:tblCellMar>
-            <w:top w:w="0" w:type="dxa"/>
-            <w:left w:w="108" w:type="dxa"/>
-            <w:bottom w:w="0" w:type="dxa"/>
-            <w:right w:w="108" w:type="dxa"/>
-          </w:tblCellMar>
-        </w:tblPrEx>
-        <w:tc>
-          <w:tcPr>
-            <w:tcW w:w="0" w:type="auto"/>
-            <w:vAlign w:val="center"/>
-          </w:tcPr>
-          <w:p>
-            <w:pPr>
-              <w:pStyle w:val="26"/>
-              <w:bidi w:val="0"/>
-              <w:jc w:val="both"/>
-              <w:rPr>
-                <w:rFonts w:hint="eastAsia" w:ascii="华文中宋" w:hAnsi="华文中宋" w:eastAsia="华文中宋" w:cs="华文中宋"/>
-                <w:b/>
-                <w:bCs/>
-                <w:color w:val="FF0000"/>
-                <w:kern w:val="2"/>
-                <w:sz w:val="21"/>
-                <w:szCs w:val="21"/>
-                <w:lang w:val="en-US" w:eastAsia="zh-CN" w:bidi="ar-SA"/>
-                <w:oMath/>
-              </w:rPr>
-            </w:pPr>
-            <w:r>
-              <w:rPr>
-                <w:rFonts w:hint="eastAsia"/>
-                <w:lang w:val="en-US" w:eastAsia="zh-CN"/>
-              </w:rPr>
-              <w:t>round / ceil / floor(x)</w:t>
-            </w:r>
-          </w:p>
-        </w:tc>
-        <w:tc>
-          <w:tcPr>
-            <w:tcW w:w="0" w:type="auto"/>
-            <w:vAlign w:val="center"/>
-          </w:tcPr>
-          <w:p>
-            <w:pPr>
-              <w:bidi w:val="0"/>
-              <w:jc w:val="both"/>
-              <w:rPr>
-                <w:rFonts w:hint="eastAsia" w:ascii="华文中宋" w:hAnsi="华文中宋" w:eastAsia="华文中宋" w:cs="华文中宋"/>
-                <w:b/>
-                <w:bCs/>
-                <w:color w:val="EA82E5"/>
-                <w:kern w:val="2"/>
-                <w:sz w:val="21"/>
-                <w:szCs w:val="21"/>
-                <w:lang w:val="en-US" w:eastAsia="zh-CN" w:bidi="ar-SA"/>
-                <w:oMath/>
-              </w:rPr>
-            </w:pPr>
-            <w:r>
-              <w:rPr>
-                <w:rStyle w:val="28"/>
-                <w:rFonts w:hint="eastAsia"/>
-                <w:lang w:val="en-US" w:eastAsia="zh-CN"/>
-              </w:rPr>
-              <w:t>取整</w:t>
-            </w:r>
-          </w:p>
-        </w:tc>
-      </w:tr>
-      <w:tr>
-        <w:tblPrEx>
-          <w:tblBorders>
-            <w:top w:val="single" w:color="auto" w:sz="4" w:space="0"/>
-            <w:left w:val="single" w:color="auto" w:sz="4" w:space="0"/>
-            <w:bottom w:val="single" w:color="auto" w:sz="4" w:space="0"/>
-            <w:right w:val="single" w:color="auto" w:sz="4" w:space="0"/>
-            <w:insideH w:val="single" w:color="auto" w:sz="4" w:space="0"/>
-            <w:insideV w:val="single" w:color="auto" w:sz="4" w:space="0"/>
-          </w:tblBorders>
-          <w:tblCellMar>
-            <w:top w:w="0" w:type="dxa"/>
-            <w:left w:w="108" w:type="dxa"/>
-            <w:bottom w:w="0" w:type="dxa"/>
-            <w:right w:w="108" w:type="dxa"/>
-          </w:tblCellMar>
-        </w:tblPrEx>
-        <w:tc>
-          <w:tcPr>
-            <w:tcW w:w="0" w:type="auto"/>
-            <w:vAlign w:val="center"/>
-          </w:tcPr>
-          <w:p>
-            <w:pPr>
-              <w:pStyle w:val="26"/>
-              <w:bidi w:val="0"/>
-              <w:jc w:val="both"/>
-              <w:rPr>
-                <w:rFonts w:hint="eastAsia" w:ascii="华文中宋" w:hAnsi="华文中宋" w:eastAsia="华文中宋" w:cs="华文中宋"/>
-                <w:b/>
-                <w:bCs/>
-                <w:color w:val="FF0000"/>
-                <w:kern w:val="2"/>
-                <w:sz w:val="21"/>
-                <w:szCs w:val="21"/>
-                <w:lang w:val="en-US" w:eastAsia="zh-CN" w:bidi="ar-SA"/>
-              </w:rPr>
-            </w:pPr>
-            <w:r>
-              <w:rPr>
-                <w:rFonts w:hint="eastAsia" w:cs="华文中宋"/>
-                <w:bCs/>
-                <w:color w:val="FF0000"/>
-                <w:spacing w:val="7"/>
-              </w:rPr>
-              <w:t>cumsum</w:t>
-            </w:r>
-            <w:r>
-              <w:rPr>
-                <w:rFonts w:hint="eastAsia" w:cs="华文中宋"/>
-                <w:bCs/>
-                <w:color w:val="FF0000"/>
-                <w:spacing w:val="7"/>
-                <w:lang w:val="en-US" w:eastAsia="zh-CN"/>
-              </w:rPr>
-              <w:t xml:space="preserve"> / diff(x)</w:t>
-            </w:r>
-          </w:p>
-        </w:tc>
-        <w:tc>
-          <w:tcPr>
-            <w:tcW w:w="0" w:type="auto"/>
-            <w:vAlign w:val="center"/>
-          </w:tcPr>
-          <w:p>
-            <w:pPr>
-              <w:bidi w:val="0"/>
-              <w:jc w:val="both"/>
-              <w:rPr>
-                <w:rFonts w:hint="default" w:ascii="华文中宋" w:hAnsi="华文中宋" w:eastAsia="华文中宋" w:cs="华文中宋"/>
-                <w:b/>
-                <w:bCs/>
-                <w:color w:val="EA82E5"/>
-                <w:kern w:val="2"/>
-                <w:sz w:val="21"/>
-                <w:szCs w:val="21"/>
-                <w:lang w:val="en-US" w:eastAsia="zh-CN" w:bidi="ar-SA"/>
-              </w:rPr>
-            </w:pPr>
-            <w:r>
-              <w:rPr>
-                <w:rStyle w:val="28"/>
-                <w:rFonts w:hint="eastAsia"/>
-                <w:lang w:val="en-US" w:eastAsia="zh-CN"/>
-              </w:rPr>
-              <w:t>累加 / 差分</w:t>
-            </w:r>
-          </w:p>
-        </w:tc>
-      </w:tr>
-      <w:tr>
-        <w:tblPrEx>
-          <w:tblBorders>
-            <w:top w:val="single" w:color="auto" w:sz="4" w:space="0"/>
-            <w:left w:val="single" w:color="auto" w:sz="4" w:space="0"/>
-            <w:bottom w:val="single" w:color="auto" w:sz="4" w:space="0"/>
-            <w:right w:val="single" w:color="auto" w:sz="4" w:space="0"/>
-            <w:insideH w:val="single" w:color="auto" w:sz="4" w:space="0"/>
-            <w:insideV w:val="single" w:color="auto" w:sz="4" w:space="0"/>
-          </w:tblBorders>
-          <w:tblCellMar>
-            <w:top w:w="0" w:type="dxa"/>
-            <w:left w:w="108" w:type="dxa"/>
-            <w:bottom w:w="0" w:type="dxa"/>
-            <w:right w:w="108" w:type="dxa"/>
-          </w:tblCellMar>
-        </w:tblPrEx>
-        <w:tc>
-          <w:tcPr>
-            <w:tcW w:w="0" w:type="auto"/>
-            <w:vAlign w:val="center"/>
-          </w:tcPr>
-          <w:p>
-            <w:pPr>
-              <w:rPr>
-                <w:rFonts w:hint="eastAsia" w:ascii="华文中宋" w:hAnsi="华文中宋" w:eastAsia="华文中宋" w:cs="华文中宋"/>
-                <w:b/>
-                <w:bCs/>
-                <w:color w:val="FF0000"/>
-                <w:spacing w:val="7"/>
-                <w:kern w:val="2"/>
-                <w:sz w:val="21"/>
-                <w:szCs w:val="21"/>
-                <w:lang w:val="en-US" w:eastAsia="zh-CN" w:bidi="ar-SA"/>
-              </w:rPr>
-            </w:pPr>
-            <w:r>
-              <w:rPr>
-                <w:rFonts w:hint="eastAsia" w:cs="华文中宋"/>
-                <w:bCs/>
-                <w:color w:val="FF0000"/>
-                <w:spacing w:val="7"/>
-              </w:rPr>
-              <w:t>std</w:t>
-            </w:r>
-            <w:r>
-              <w:rPr>
-                <w:rFonts w:hint="eastAsia" w:cs="华文中宋"/>
-                <w:bCs/>
-                <w:color w:val="FF0000"/>
-                <w:spacing w:val="7"/>
-                <w:lang w:val="en-US" w:eastAsia="zh-CN"/>
-              </w:rPr>
-              <w:t xml:space="preserve"> / var(x)</w:t>
-            </w:r>
-          </w:p>
-        </w:tc>
-        <w:tc>
-          <w:tcPr>
-            <w:tcW w:w="0" w:type="auto"/>
-            <w:vAlign w:val="center"/>
-          </w:tcPr>
-          <w:p>
-            <w:pPr>
-              <w:rPr>
-                <w:rFonts w:hint="default" w:ascii="华文中宋" w:hAnsi="华文中宋" w:eastAsia="华文中宋" w:cs="华文中宋"/>
-                <w:b/>
-                <w:bCs/>
-                <w:color w:val="EA82F1"/>
-                <w:kern w:val="2"/>
-                <w:sz w:val="21"/>
-                <w:szCs w:val="24"/>
-                <w:lang w:val="en-US" w:eastAsia="zh-CN" w:bidi="ar-SA"/>
-              </w:rPr>
-            </w:pPr>
-            <w:r>
-              <w:rPr>
-                <w:rFonts w:hint="eastAsia" w:cs="华文中宋"/>
-                <w:bCs/>
-                <w:color w:val="EA82F1"/>
-                <w:szCs w:val="24"/>
-                <w:lang w:val="en-US" w:eastAsia="zh-CN"/>
-              </w:rPr>
-              <w:t>统计</w:t>
-            </w:r>
-          </w:p>
-        </w:tc>
-      </w:tr>
-      <w:tr>
-        <w:tblPrEx>
-          <w:tblBorders>
-            <w:top w:val="single" w:color="auto" w:sz="4" w:space="0"/>
-            <w:left w:val="single" w:color="auto" w:sz="4" w:space="0"/>
-            <w:bottom w:val="single" w:color="auto" w:sz="4" w:space="0"/>
-            <w:right w:val="single" w:color="auto" w:sz="4" w:space="0"/>
-            <w:insideH w:val="single" w:color="auto" w:sz="4" w:space="0"/>
-            <w:insideV w:val="single" w:color="auto" w:sz="4" w:space="0"/>
-          </w:tblBorders>
-          <w:tblCellMar>
-            <w:top w:w="0" w:type="dxa"/>
-            <w:left w:w="108" w:type="dxa"/>
-            <w:bottom w:w="0" w:type="dxa"/>
-            <w:right w:w="108" w:type="dxa"/>
-          </w:tblCellMar>
-        </w:tblPrEx>
-        <w:tc>
-          <w:tcPr>
-            <w:tcW w:w="0" w:type="auto"/>
-            <w:vAlign w:val="center"/>
-          </w:tcPr>
-          <w:p>
-            <w:pPr>
-              <w:rPr>
-                <w:rFonts w:hint="eastAsia" w:ascii="华文中宋" w:hAnsi="华文中宋" w:eastAsia="华文中宋" w:cs="华文中宋"/>
-                <w:b/>
-                <w:bCs/>
-                <w:color w:val="FF0000"/>
-                <w:spacing w:val="7"/>
-                <w:kern w:val="2"/>
-                <w:sz w:val="21"/>
-                <w:szCs w:val="21"/>
-                <w:lang w:val="en-US" w:eastAsia="zh-CN" w:bidi="ar-SA"/>
-              </w:rPr>
-            </w:pPr>
-            <w:r>
-              <w:rPr>
-                <w:rFonts w:hint="eastAsia"/>
-                <w:color w:val="FF0000"/>
-                <w:spacing w:val="7"/>
-              </w:rPr>
-              <w:t>erf(x)</w:t>
-            </w:r>
-          </w:p>
-        </w:tc>
-        <w:tc>
-          <w:tcPr>
-            <w:tcW w:w="0" w:type="auto"/>
-            <w:vAlign w:val="center"/>
-          </w:tcPr>
-          <w:p>
-            <w:pPr>
-              <w:rPr>
-                <w:rFonts w:hint="eastAsia" w:ascii="Cambria Math" w:hAnsi="Cambria Math" w:eastAsia="华文中宋" w:cs="华文中宋"/>
-                <w:b/>
-                <w:bCs/>
-                <w:color w:val="ED7D31" w:themeColor="accent2"/>
-                <w:spacing w:val="7"/>
-                <w:kern w:val="2"/>
-                <w:sz w:val="21"/>
-                <w:szCs w:val="21"/>
-                <w:lang w:val="en-US" w:eastAsia="zh-CN" w:bidi="ar-SA"/>
-                <w14:textFill>
-                  <w14:solidFill>
-                    <w14:schemeClr w14:val="accent2"/>
-                  </w14:solidFill>
-                </w14:textFill>
-                <w:oMath/>
-              </w:rPr>
-            </w:pPr>
-            <m:oMathPara>
-              <m:oMath>
-                <m:f>
-                  <m:fPr>
-                    <m:ctrlPr>
-                      <w:rPr>
-                        <w:rFonts w:ascii="Cambria Math" w:hAnsi="Cambria Math"/>
-                        <w:color w:val="ED7D31" w:themeColor="accent2"/>
-                        <w:spacing w:val="7"/>
-                        <w14:textFill>
-                          <w14:solidFill>
-                            <w14:schemeClr w14:val="accent2"/>
-                          </w14:solidFill>
-                        </w14:textFill>
-                      </w:rPr>
-                    </m:ctrlPr>
-                  </m:fPr>
-                  <m:num>
-                    <m:r>
-                      <m:rPr>
-                        <m:sty m:val="b"/>
-                      </m:rPr>
-                      <w:rPr>
-                        <w:rFonts w:ascii="Cambria Math" w:hAnsi="Cambria Math"/>
-                        <w:color w:val="ED7D31" w:themeColor="accent2"/>
-                        <w:spacing w:val="7"/>
-                        <w14:textFill>
-                          <w14:solidFill>
-                            <w14:schemeClr w14:val="accent2"/>
-                          </w14:solidFill>
-                        </w14:textFill>
-                      </w:rPr>
-                      <m:t>2</m:t>
-                    </m:r>
-                    <m:ctrlPr>
-                      <w:rPr>
-                        <w:rFonts w:ascii="Cambria Math" w:hAnsi="Cambria Math"/>
-                        <w:color w:val="ED7D31" w:themeColor="accent2"/>
-                        <w:spacing w:val="7"/>
-                        <w14:textFill>
-                          <w14:solidFill>
-                            <w14:schemeClr w14:val="accent2"/>
-                          </w14:solidFill>
-                        </w14:textFill>
-                      </w:rPr>
-                    </m:ctrlPr>
-                  </m:num>
-                  <m:den>
-                    <m:r>
-                      <m:rPr>
-                        <m:sty m:val="b"/>
-                      </m:rPr>
-                      <w:rPr>
-                        <w:rFonts w:ascii="Cambria Math" w:hAnsi="Cambria Math"/>
-                        <w:color w:val="ED7D31" w:themeColor="accent2"/>
-                        <w:spacing w:val="7"/>
-                        <w14:textFill>
-                          <w14:solidFill>
-                            <w14:schemeClr w14:val="accent2"/>
-                          </w14:solidFill>
-                        </w14:textFill>
-                      </w:rPr>
-                      <m:t>π</m:t>
-                    </m:r>
-                    <m:ctrlPr>
-                      <w:rPr>
-                        <w:rFonts w:ascii="Cambria Math" w:hAnsi="Cambria Math"/>
-                        <w:color w:val="ED7D31" w:themeColor="accent2"/>
-                        <w:spacing w:val="7"/>
-                        <w14:textFill>
-                          <w14:solidFill>
-                            <w14:schemeClr w14:val="accent2"/>
-                          </w14:solidFill>
-                        </w14:textFill>
-                      </w:rPr>
-                    </m:ctrlPr>
-                  </m:den>
-                </m:f>
-                <m:nary>
-                  <m:naryPr>
-                    <m:limLoc m:val="subSup"/>
-                    <m:ctrlPr>
-                      <w:rPr>
-                        <w:rFonts w:ascii="Cambria Math" w:hAnsi="Cambria Math"/>
-                        <w:color w:val="ED7D31" w:themeColor="accent2"/>
-                        <w:spacing w:val="7"/>
-                        <w14:textFill>
-                          <w14:solidFill>
-                            <w14:schemeClr w14:val="accent2"/>
-                          </w14:solidFill>
-                        </w14:textFill>
-                      </w:rPr>
-                    </m:ctrlPr>
-                  </m:naryPr>
-                  <m:sub>
-                    <m:r>
-                      <m:rPr>
-                        <m:sty m:val="b"/>
-                      </m:rPr>
-                      <w:rPr>
-                        <w:rFonts w:ascii="Cambria Math" w:hAnsi="Cambria Math"/>
-                        <w:color w:val="ED7D31" w:themeColor="accent2"/>
-                        <w:spacing w:val="7"/>
-                        <w14:textFill>
-                          <w14:solidFill>
-                            <w14:schemeClr w14:val="accent2"/>
-                          </w14:solidFill>
-                        </w14:textFill>
-                      </w:rPr>
-                      <m:t>0</m:t>
-                    </m:r>
-                    <m:ctrlPr>
-                      <w:rPr>
-                        <w:rFonts w:ascii="Cambria Math" w:hAnsi="Cambria Math"/>
-                        <w:color w:val="ED7D31" w:themeColor="accent2"/>
-                        <w:spacing w:val="7"/>
-                        <w14:textFill>
-                          <w14:solidFill>
-                            <w14:schemeClr w14:val="accent2"/>
-                          </w14:solidFill>
-                        </w14:textFill>
-                      </w:rPr>
-                    </m:ctrlPr>
-                  </m:sub>
-                  <m:sup>
-                    <m:r>
-                      <m:rPr>
-                        <m:sty m:val="b"/>
-                      </m:rPr>
-                      <w:rPr>
-                        <w:rFonts w:ascii="Cambria Math" w:hAnsi="Cambria Math"/>
-                        <w:color w:val="ED7D31" w:themeColor="accent2"/>
-                        <w:spacing w:val="7"/>
-                        <w14:textFill>
-                          <w14:solidFill>
-                            <w14:schemeClr w14:val="accent2"/>
-                          </w14:solidFill>
-                        </w14:textFill>
-                      </w:rPr>
-                      <m:t>x</m:t>
-                    </m:r>
-                    <m:ctrlPr>
-                      <w:rPr>
-                        <w:rFonts w:ascii="Cambria Math" w:hAnsi="Cambria Math"/>
-                        <w:color w:val="ED7D31" w:themeColor="accent2"/>
-                        <w:spacing w:val="7"/>
-                        <w14:textFill>
-                          <w14:solidFill>
-                            <w14:schemeClr w14:val="accent2"/>
-                          </w14:solidFill>
-                        </w14:textFill>
-                      </w:rPr>
-                    </m:ctrlPr>
-                  </m:sup>
-                  <m:e>
-                    <m:sSup>
-                      <m:sSupPr>
-                        <m:ctrlPr>
-                          <w:rPr>
-                            <w:rFonts w:ascii="Cambria Math" w:hAnsi="Cambria Math"/>
-                            <w:color w:val="ED7D31" w:themeColor="accent2"/>
-                            <w:spacing w:val="7"/>
-                            <w14:textFill>
-                              <w14:solidFill>
-                                <w14:schemeClr w14:val="accent2"/>
-                              </w14:solidFill>
-                            </w14:textFill>
-                          </w:rPr>
-                        </m:ctrlPr>
-                      </m:sSupPr>
-                      <m:e>
-                        <m:r>
-                          <m:rPr>
-                            <m:sty m:val="b"/>
-                          </m:rPr>
-                          <w:rPr>
-                            <w:rFonts w:ascii="Cambria Math" w:hAnsi="Cambria Math"/>
-                            <w:color w:val="ED7D31" w:themeColor="accent2"/>
-                            <w:spacing w:val="7"/>
-                            <w14:textFill>
-                              <w14:solidFill>
-                                <w14:schemeClr w14:val="accent2"/>
-                              </w14:solidFill>
-                            </w14:textFill>
-                          </w:rPr>
-                          <m:t>e</m:t>
-                        </m:r>
-                        <m:ctrlPr>
-                          <w:rPr>
-                            <w:rFonts w:ascii="Cambria Math" w:hAnsi="Cambria Math"/>
-                            <w:color w:val="ED7D31" w:themeColor="accent2"/>
-                            <w:spacing w:val="7"/>
-                            <w14:textFill>
-                              <w14:solidFill>
-                                <w14:schemeClr w14:val="accent2"/>
-                              </w14:solidFill>
-                            </w14:textFill>
-                          </w:rPr>
-                        </m:ctrlPr>
-                      </m:e>
-                      <m:sup>
-                        <m:r>
-                          <m:rPr>
-                            <m:sty m:val="b"/>
-                          </m:rPr>
-                          <w:rPr>
-                            <w:rFonts w:ascii="Cambria Math" w:hAnsi="Cambria Math"/>
-                            <w:color w:val="ED7D31" w:themeColor="accent2"/>
-                            <w:spacing w:val="7"/>
-                            <w14:textFill>
-                              <w14:solidFill>
-                                <w14:schemeClr w14:val="accent2"/>
-                              </w14:solidFill>
-                            </w14:textFill>
-                          </w:rPr>
-                          <m:t>−</m:t>
-                        </m:r>
-                        <m:sSup>
-                          <m:sSupPr>
-                            <m:ctrlPr>
-                              <w:rPr>
-                                <w:rFonts w:ascii="Cambria Math" w:hAnsi="Cambria Math"/>
-                                <w:color w:val="ED7D31" w:themeColor="accent2"/>
-                                <w:spacing w:val="7"/>
-                                <w14:textFill>
-                                  <w14:solidFill>
-                                    <w14:schemeClr w14:val="accent2"/>
-                                  </w14:solidFill>
-                                </w14:textFill>
-                              </w:rPr>
-                            </m:ctrlPr>
-                          </m:sSupPr>
-                          <m:e>
-                            <m:r>
-                              <m:rPr>
-                                <m:sty m:val="b"/>
-                              </m:rPr>
-                              <w:rPr>
-                                <w:rFonts w:ascii="Cambria Math" w:hAnsi="Cambria Math"/>
-                                <w:color w:val="ED7D31" w:themeColor="accent2"/>
-                                <w:spacing w:val="7"/>
-                                <w14:textFill>
-                                  <w14:solidFill>
-                                    <w14:schemeClr w14:val="accent2"/>
-                                  </w14:solidFill>
-                                </w14:textFill>
-                              </w:rPr>
-                              <m:t>t</m:t>
-                            </m:r>
-                            <m:ctrlPr>
-                              <w:rPr>
-                                <w:rFonts w:ascii="Cambria Math" w:hAnsi="Cambria Math"/>
-                                <w:color w:val="ED7D31" w:themeColor="accent2"/>
-                                <w:spacing w:val="7"/>
-                                <w14:textFill>
-                                  <w14:solidFill>
-                                    <w14:schemeClr w14:val="accent2"/>
-                                  </w14:solidFill>
-                                </w14:textFill>
-                              </w:rPr>
-                            </m:ctrlPr>
-                          </m:e>
-                          <m:sup>
-                            <m:r>
-                              <m:rPr>
-                                <m:sty m:val="b"/>
-                              </m:rPr>
-                              <w:rPr>
-                                <w:rFonts w:ascii="Cambria Math" w:hAnsi="Cambria Math"/>
-                                <w:color w:val="ED7D31" w:themeColor="accent2"/>
-                                <w:spacing w:val="7"/>
-                                <w14:textFill>
-                                  <w14:solidFill>
-                                    <w14:schemeClr w14:val="accent2"/>
-                                  </w14:solidFill>
-                                </w14:textFill>
-                              </w:rPr>
-                              <m:t>2</m:t>
-                            </m:r>
-                            <m:ctrlPr>
-                              <w:rPr>
-                                <w:rFonts w:ascii="Cambria Math" w:hAnsi="Cambria Math"/>
-                                <w:color w:val="ED7D31" w:themeColor="accent2"/>
-                                <w:spacing w:val="7"/>
-                                <w14:textFill>
-                                  <w14:solidFill>
-                                    <w14:schemeClr w14:val="accent2"/>
-                                  </w14:solidFill>
-                                </w14:textFill>
-                              </w:rPr>
-                            </m:ctrlPr>
-                          </m:sup>
-                        </m:sSup>
-                        <m:ctrlPr>
-                          <w:rPr>
-                            <w:rFonts w:ascii="Cambria Math" w:hAnsi="Cambria Math"/>
-                            <w:color w:val="ED7D31" w:themeColor="accent2"/>
-                            <w:spacing w:val="7"/>
-                            <w14:textFill>
-                              <w14:solidFill>
-                                <w14:schemeClr w14:val="accent2"/>
-                              </w14:solidFill>
-                            </w14:textFill>
-                          </w:rPr>
-                        </m:ctrlPr>
-                      </m:sup>
-                    </m:sSup>
-                    <m:r>
-                      <m:rPr>
-                        <m:sty m:val="b"/>
-                      </m:rPr>
-                      <w:rPr>
-                        <w:rFonts w:ascii="Cambria Math" w:hAnsi="Cambria Math"/>
-                        <w:color w:val="ED7D31" w:themeColor="accent2"/>
-                        <w:spacing w:val="7"/>
-                        <w14:textFill>
-                          <w14:solidFill>
-                            <w14:schemeClr w14:val="accent2"/>
-                          </w14:solidFill>
-                        </w14:textFill>
-                      </w:rPr>
-                      <m:t>dt</m:t>
-                    </m:r>
-                    <m:ctrlPr>
-                      <w:rPr>
-                        <w:rFonts w:ascii="Cambria Math" w:hAnsi="Cambria Math"/>
-                        <w:color w:val="ED7D31" w:themeColor="accent2"/>
-                        <w:spacing w:val="7"/>
-                        <w14:textFill>
-                          <w14:solidFill>
-                            <w14:schemeClr w14:val="accent2"/>
-                          </w14:solidFill>
-                        </w14:textFill>
-                      </w:rPr>
-                    </m:ctrlPr>
-                  </m:e>
-                </m:nary>
-              </m:oMath>
-            </m:oMathPara>
-          </w:p>
-        </w:tc>
-      </w:tr>
-      <w:tr>
-        <w:tblPrEx>
-          <w:tblBorders>
-            <w:top w:val="single" w:color="auto" w:sz="4" w:space="0"/>
-            <w:left w:val="single" w:color="auto" w:sz="4" w:space="0"/>
-            <w:bottom w:val="single" w:color="auto" w:sz="4" w:space="0"/>
-            <w:right w:val="single" w:color="auto" w:sz="4" w:space="0"/>
-            <w:insideH w:val="single" w:color="auto" w:sz="4" w:space="0"/>
-            <w:insideV w:val="single" w:color="auto" w:sz="4" w:space="0"/>
-          </w:tblBorders>
-          <w:tblCellMar>
-            <w:top w:w="0" w:type="dxa"/>
-            <w:left w:w="108" w:type="dxa"/>
-            <w:bottom w:w="0" w:type="dxa"/>
-            <w:right w:w="108" w:type="dxa"/>
-          </w:tblCellMar>
-        </w:tblPrEx>
-        <w:tc>
-          <w:tcPr>
-            <w:tcW w:w="0" w:type="auto"/>
-            <w:vAlign w:val="center"/>
-          </w:tcPr>
-          <w:p>
-            <w:pPr>
-              <w:rPr>
-                <w:rFonts w:hint="eastAsia" w:ascii="华文中宋" w:hAnsi="华文中宋" w:eastAsia="华文中宋" w:cs="华文中宋"/>
-                <w:b/>
-                <w:bCs/>
-                <w:color w:val="FF0000"/>
-                <w:spacing w:val="7"/>
-                <w:kern w:val="2"/>
-                <w:sz w:val="21"/>
-                <w:szCs w:val="21"/>
-                <w:lang w:val="en-US" w:eastAsia="zh-CN" w:bidi="ar-SA"/>
-              </w:rPr>
-            </w:pPr>
-            <w:r>
-              <w:rPr>
-                <w:rFonts w:hint="eastAsia"/>
-                <w:color w:val="FF0000"/>
-                <w:spacing w:val="7"/>
-              </w:rPr>
-              <w:t>cosine_similarity(x1, x2, dim)</w:t>
-            </w:r>
-          </w:p>
-        </w:tc>
-        <w:tc>
-          <w:tcPr>
-            <w:tcW w:w="0" w:type="auto"/>
-            <w:vAlign w:val="center"/>
-          </w:tcPr>
-          <w:p>
-            <w:pPr>
-              <w:rPr>
-                <w:rFonts w:ascii="华文中宋" w:hAnsi="华文中宋" w:eastAsia="华文中宋" w:cs="华文中宋"/>
-                <w:b/>
-                <w:bCs/>
-                <w:color w:val="ED7D31" w:themeColor="accent2"/>
-                <w:spacing w:val="7"/>
-                <w:kern w:val="2"/>
-                <w:sz w:val="21"/>
-                <w:szCs w:val="21"/>
-                <w:lang w:val="en-US" w:eastAsia="zh-CN" w:bidi="ar-SA"/>
-                <w14:textFill>
-                  <w14:solidFill>
-                    <w14:schemeClr w14:val="accent2"/>
-                  </w14:solidFill>
-                </w14:textFill>
-                <w:oMath/>
-              </w:rPr>
-            </w:pPr>
-            <w:r>
-              <w:rPr>
-                <w:rFonts w:hint="eastAsia"/>
-                <w:color w:val="EA82F1"/>
-                <w:szCs w:val="24"/>
-              </w:rPr>
-              <w:t>余弦相似度</w:t>
-            </w:r>
-          </w:p>
-        </w:tc>
-      </w:tr>
-    </w:tbl>
-    <w:p/>
-    <w:tbl>
-      <w:tblPr>
-        <w:tblStyle w:val="12"/>
-        <w:tblW w:w="0" w:type="auto"/>
-        <w:tblInd w:w="0" w:type="dxa"/>
-        <w:tblBorders>
-          <w:top w:val="single" w:color="auto" w:sz="4" w:space="0"/>
-          <w:left w:val="single" w:color="auto" w:sz="4" w:space="0"/>
-          <w:bottom w:val="single" w:color="auto" w:sz="4" w:space="0"/>
-          <w:right w:val="single" w:color="auto" w:sz="4" w:space="0"/>
-          <w:insideH w:val="single" w:color="auto" w:sz="4" w:space="0"/>
-          <w:insideV w:val="single" w:color="auto" w:sz="4" w:space="0"/>
-        </w:tblBorders>
-        <w:tblLayout w:type="autofit"/>
-        <w:tblCellMar>
-          <w:top w:w="0" w:type="dxa"/>
-          <w:left w:w="108" w:type="dxa"/>
-          <w:bottom w:w="0" w:type="dxa"/>
-          <w:right w:w="108" w:type="dxa"/>
-        </w:tblCellMar>
-      </w:tblPr>
-      <w:tblGrid>
-        <w:gridCol w:w="3713"/>
-        <w:gridCol w:w="2490"/>
-      </w:tblGrid>
-      <w:tr>
-        <w:tblPrEx>
-          <w:tblBorders>
-            <w:top w:val="single" w:color="auto" w:sz="4" w:space="0"/>
-            <w:left w:val="single" w:color="auto" w:sz="4" w:space="0"/>
-            <w:bottom w:val="single" w:color="auto" w:sz="4" w:space="0"/>
-            <w:right w:val="single" w:color="auto" w:sz="4" w:space="0"/>
-            <w:insideH w:val="single" w:color="auto" w:sz="4" w:space="0"/>
-            <w:insideV w:val="single" w:color="auto" w:sz="4" w:space="0"/>
-          </w:tblBorders>
-          <w:tblCellMar>
-            <w:top w:w="0" w:type="dxa"/>
-            <w:left w:w="108" w:type="dxa"/>
-            <w:bottom w:w="0" w:type="dxa"/>
-            <w:right w:w="108" w:type="dxa"/>
-          </w:tblCellMar>
-        </w:tblPrEx>
-        <w:trPr>
-          <w:trHeight w:val="90" w:hRule="atLeast"/>
-        </w:trPr>
-        <w:tc>
-          <w:tcPr>
-            <w:tcW w:w="0" w:type="auto"/>
-            <w:gridSpan w:val="2"/>
-            <w:vAlign w:val="center"/>
-          </w:tcPr>
-          <w:p>
-            <w:pPr>
-              <w:rPr>
-                <w:color w:val="ED7D31" w:themeColor="accent2"/>
-                <w:spacing w:val="7"/>
-                <w14:textFill>
-                  <w14:solidFill>
-                    <w14:schemeClr w14:val="accent2"/>
-                  </w14:solidFill>
-                </w14:textFill>
-              </w:rPr>
-            </w:pPr>
-            <w:r>
-              <w:rPr>
-                <w:rFonts w:hint="eastAsia"/>
-                <w:color w:val="ED7D31" w:themeColor="accent2"/>
-                <w:spacing w:val="7"/>
-                <w14:textFill>
-                  <w14:solidFill>
-                    <w14:schemeClr w14:val="accent2"/>
-                  </w14:solidFill>
-                </w14:textFill>
-              </w:rPr>
-              <w:t>功能：</w:t>
-            </w:r>
-          </w:p>
-        </w:tc>
-      </w:tr>
-      <w:tr>
-        <w:tblPrEx>
-          <w:tblBorders>
-            <w:top w:val="single" w:color="auto" w:sz="4" w:space="0"/>
-            <w:left w:val="single" w:color="auto" w:sz="4" w:space="0"/>
-            <w:bottom w:val="single" w:color="auto" w:sz="4" w:space="0"/>
-            <w:right w:val="single" w:color="auto" w:sz="4" w:space="0"/>
-            <w:insideH w:val="single" w:color="auto" w:sz="4" w:space="0"/>
-            <w:insideV w:val="single" w:color="auto" w:sz="4" w:space="0"/>
-          </w:tblBorders>
-          <w:tblCellMar>
-            <w:top w:w="0" w:type="dxa"/>
-            <w:left w:w="108" w:type="dxa"/>
-            <w:bottom w:w="0" w:type="dxa"/>
-            <w:right w:w="108" w:type="dxa"/>
-          </w:tblCellMar>
-        </w:tblPrEx>
-        <w:trPr>
-          <w:trHeight w:val="90" w:hRule="atLeast"/>
-        </w:trPr>
-        <w:tc>
-          <w:tcPr>
-            <w:tcW w:w="0" w:type="auto"/>
-            <w:vAlign w:val="center"/>
-          </w:tcPr>
-          <w:p>
-            <w:pPr>
-              <w:rPr>
-                <w:color w:val="FF0000"/>
-                <w:spacing w:val="7"/>
-              </w:rPr>
-            </w:pPr>
-            <w:r>
-              <w:rPr>
-                <w:rFonts w:hint="eastAsia"/>
-                <w:color w:val="FF0000"/>
-                <w:spacing w:val="7"/>
-              </w:rPr>
-              <w:t>nonzero(x)</w:t>
-            </w:r>
-          </w:p>
-        </w:tc>
-        <w:tc>
-          <w:tcPr>
-            <w:tcW w:w="0" w:type="auto"/>
-            <w:vAlign w:val="center"/>
-          </w:tcPr>
-          <w:p>
-            <w:pPr>
-              <w:rPr>
-                <w:color w:val="ED7D31" w:themeColor="accent2"/>
-                <w:spacing w:val="7"/>
-                <w14:textFill>
-                  <w14:solidFill>
-                    <w14:schemeClr w14:val="accent2"/>
-                  </w14:solidFill>
-                </w14:textFill>
-              </w:rPr>
-            </w:pPr>
-            <w:r>
-              <w:rPr>
-                <w:rFonts w:hint="eastAsia"/>
-                <w:color w:val="EA82F1"/>
-                <w:szCs w:val="24"/>
-              </w:rPr>
-              <w:t>筛选</w:t>
-            </w:r>
-            <w:r>
-              <w:rPr>
-                <w:rFonts w:hint="eastAsia"/>
-                <w:color w:val="ED7D31" w:themeColor="accent2"/>
-                <w:spacing w:val="7"/>
-                <w14:textFill>
-                  <w14:solidFill>
-                    <w14:schemeClr w14:val="accent2"/>
-                  </w14:solidFill>
-                </w14:textFill>
-              </w:rPr>
-              <w:t>出</w:t>
-            </w:r>
-            <w:r>
-              <w:rPr>
-                <w:rFonts w:hint="eastAsia"/>
-                <w:color w:val="EA82F1"/>
-                <w:szCs w:val="24"/>
-              </w:rPr>
-              <w:t>非零</w:t>
-            </w:r>
-            <w:r>
-              <w:rPr>
-                <w:rFonts w:hint="eastAsia"/>
-                <w:color w:val="ED7D31" w:themeColor="accent2"/>
-                <w:spacing w:val="7"/>
-                <w14:textFill>
-                  <w14:solidFill>
-                    <w14:schemeClr w14:val="accent2"/>
-                  </w14:solidFill>
-                </w14:textFill>
-              </w:rPr>
-              <w:t>元素</w:t>
-            </w:r>
-          </w:p>
-        </w:tc>
-      </w:tr>
-      <w:tr>
-        <w:tblPrEx>
-          <w:tblBorders>
-            <w:top w:val="single" w:color="auto" w:sz="4" w:space="0"/>
-            <w:left w:val="single" w:color="auto" w:sz="4" w:space="0"/>
-            <w:bottom w:val="single" w:color="auto" w:sz="4" w:space="0"/>
-            <w:right w:val="single" w:color="auto" w:sz="4" w:space="0"/>
-            <w:insideH w:val="single" w:color="auto" w:sz="4" w:space="0"/>
-            <w:insideV w:val="single" w:color="auto" w:sz="4" w:space="0"/>
-          </w:tblBorders>
-          <w:tblCellMar>
-            <w:top w:w="0" w:type="dxa"/>
-            <w:left w:w="108" w:type="dxa"/>
-            <w:bottom w:w="0" w:type="dxa"/>
-            <w:right w:w="108" w:type="dxa"/>
-          </w:tblCellMar>
-        </w:tblPrEx>
-        <w:trPr>
-          <w:trHeight w:val="90" w:hRule="atLeast"/>
-        </w:trPr>
-        <w:tc>
-          <w:tcPr>
-            <w:tcW w:w="0" w:type="auto"/>
-            <w:vAlign w:val="center"/>
-          </w:tcPr>
-          <w:p>
-            <w:pPr>
-              <w:rPr>
-                <w:color w:val="FF0000"/>
-                <w:spacing w:val="7"/>
-              </w:rPr>
-            </w:pPr>
-            <w:r>
-              <w:rPr>
-                <w:rFonts w:hint="eastAsia"/>
-                <w:color w:val="FF0000"/>
-                <w:spacing w:val="7"/>
-              </w:rPr>
-              <w:t>scatter(x, dim, index, value)</w:t>
-            </w:r>
-          </w:p>
-        </w:tc>
-        <w:tc>
-          <w:tcPr>
-            <w:tcW w:w="0" w:type="auto"/>
-            <w:vAlign w:val="center"/>
-          </w:tcPr>
-          <w:p>
-            <w:pPr>
-              <w:rPr>
-                <w:color w:val="ED7D31" w:themeColor="accent2"/>
-                <w:spacing w:val="7"/>
-                <w14:textFill>
-                  <w14:solidFill>
-                    <w14:schemeClr w14:val="accent2"/>
-                  </w14:solidFill>
-                </w14:textFill>
-              </w:rPr>
-            </w:pPr>
-            <w:r>
-              <w:rPr>
-                <w:rFonts w:hint="eastAsia"/>
-                <w:color w:val="ED7D31" w:themeColor="accent2"/>
-                <w:spacing w:val="7"/>
-                <w14:textFill>
-                  <w14:solidFill>
-                    <w14:schemeClr w14:val="accent2"/>
-                  </w14:solidFill>
-                </w14:textFill>
-              </w:rPr>
-              <w:t>按</w:t>
-            </w:r>
-            <w:r>
-              <w:rPr>
-                <w:rFonts w:hint="eastAsia"/>
-                <w:color w:val="EA82F1"/>
-                <w:szCs w:val="24"/>
-              </w:rPr>
-              <w:t>位置填充</w:t>
-            </w:r>
-            <w:r>
-              <w:rPr>
-                <w:rFonts w:hint="eastAsia"/>
-                <w:color w:val="ED7D31" w:themeColor="accent2"/>
-                <w:spacing w:val="7"/>
-                <w14:textFill>
-                  <w14:solidFill>
-                    <w14:schemeClr w14:val="accent2"/>
-                  </w14:solidFill>
-                </w14:textFill>
-              </w:rPr>
-              <w:t>值</w:t>
-            </w:r>
-          </w:p>
-        </w:tc>
-      </w:tr>
-      <w:tr>
-        <w:tblPrEx>
-          <w:tblBorders>
-            <w:top w:val="single" w:color="auto" w:sz="4" w:space="0"/>
-            <w:left w:val="single" w:color="auto" w:sz="4" w:space="0"/>
-            <w:bottom w:val="single" w:color="auto" w:sz="4" w:space="0"/>
-            <w:right w:val="single" w:color="auto" w:sz="4" w:space="0"/>
-            <w:insideH w:val="single" w:color="auto" w:sz="4" w:space="0"/>
-            <w:insideV w:val="single" w:color="auto" w:sz="4" w:space="0"/>
-          </w:tblBorders>
-          <w:tblCellMar>
-            <w:top w:w="0" w:type="dxa"/>
-            <w:left w:w="108" w:type="dxa"/>
-            <w:bottom w:w="0" w:type="dxa"/>
-            <w:right w:w="108" w:type="dxa"/>
-          </w:tblCellMar>
-        </w:tblPrEx>
-        <w:trPr>
-          <w:trHeight w:val="90" w:hRule="atLeast"/>
-        </w:trPr>
-        <w:tc>
-          <w:tcPr>
-            <w:tcW w:w="0" w:type="auto"/>
-            <w:vAlign w:val="center"/>
-          </w:tcPr>
-          <w:p>
-            <w:pPr>
-              <w:rPr>
-                <w:color w:val="FF0000"/>
-                <w:spacing w:val="7"/>
-              </w:rPr>
-            </w:pPr>
-            <w:r>
-              <w:rPr>
-                <w:rFonts w:hint="eastAsia"/>
-                <w:color w:val="FF0000"/>
-                <w:spacing w:val="7"/>
-              </w:rPr>
-              <w:t>equal(x1, x2)</w:t>
-            </w:r>
-          </w:p>
-        </w:tc>
-        <w:tc>
-          <w:tcPr>
-            <w:tcW w:w="0" w:type="auto"/>
-            <w:vAlign w:val="center"/>
-          </w:tcPr>
-          <w:p>
-            <w:pPr>
-              <w:rPr>
-                <w:color w:val="EA82F1"/>
-                <w:szCs w:val="24"/>
-              </w:rPr>
-            </w:pPr>
-            <w:r>
-              <w:rPr>
-                <w:rFonts w:hint="eastAsia"/>
-                <w:color w:val="ED7D31" w:themeColor="accent2"/>
-                <w:spacing w:val="7"/>
-                <w14:textFill>
-                  <w14:solidFill>
-                    <w14:schemeClr w14:val="accent2"/>
-                  </w14:solidFill>
-                </w14:textFill>
-              </w:rPr>
-              <w:t>判断</w:t>
-            </w:r>
-            <w:r>
-              <w:rPr>
-                <w:rFonts w:hint="eastAsia"/>
-                <w:color w:val="EA82F1"/>
-                <w:szCs w:val="24"/>
-              </w:rPr>
-              <w:t>相等</w:t>
-            </w:r>
-          </w:p>
-        </w:tc>
-      </w:tr>
-      <w:tr>
-        <w:tblPrEx>
-          <w:tblBorders>
-            <w:top w:val="single" w:color="auto" w:sz="4" w:space="0"/>
-            <w:left w:val="single" w:color="auto" w:sz="4" w:space="0"/>
-            <w:bottom w:val="single" w:color="auto" w:sz="4" w:space="0"/>
-            <w:right w:val="single" w:color="auto" w:sz="4" w:space="0"/>
-            <w:insideH w:val="single" w:color="auto" w:sz="4" w:space="0"/>
-            <w:insideV w:val="single" w:color="auto" w:sz="4" w:space="0"/>
-          </w:tblBorders>
-          <w:tblCellMar>
-            <w:top w:w="0" w:type="dxa"/>
-            <w:left w:w="108" w:type="dxa"/>
-            <w:bottom w:w="0" w:type="dxa"/>
-            <w:right w:w="108" w:type="dxa"/>
-          </w:tblCellMar>
-        </w:tblPrEx>
-        <w:trPr>
-          <w:trHeight w:val="90" w:hRule="atLeast"/>
-        </w:trPr>
-        <w:tc>
-          <w:tcPr>
-            <w:tcW w:w="0" w:type="auto"/>
-            <w:vAlign w:val="center"/>
-          </w:tcPr>
-          <w:p>
-            <w:pPr>
-              <w:rPr>
-                <w:color w:val="FF0000"/>
-                <w:spacing w:val="7"/>
-              </w:rPr>
-            </w:pPr>
-            <w:r>
-              <w:rPr>
-                <w:rFonts w:hint="eastAsia"/>
-                <w:color w:val="FF0000"/>
-                <w:spacing w:val="7"/>
-              </w:rPr>
-              <w:t>where(bool, true_out, false_out)</w:t>
-            </w:r>
-          </w:p>
-        </w:tc>
-        <w:tc>
-          <w:tcPr>
-            <w:tcW w:w="0" w:type="auto"/>
-            <w:vAlign w:val="center"/>
-          </w:tcPr>
-          <w:p>
-            <w:pPr>
-              <w:rPr>
-                <w:color w:val="ED7D31" w:themeColor="accent2"/>
-                <w:spacing w:val="7"/>
-                <w14:textFill>
-                  <w14:solidFill>
-                    <w14:schemeClr w14:val="accent2"/>
-                  </w14:solidFill>
-                </w14:textFill>
-              </w:rPr>
-            </w:pPr>
-            <w:r>
-              <w:rPr>
-                <w:rFonts w:hint="eastAsia"/>
-                <w:color w:val="ED7D31" w:themeColor="accent2"/>
-                <w:spacing w:val="7"/>
-                <w14:textFill>
-                  <w14:solidFill>
-                    <w14:schemeClr w14:val="accent2"/>
-                  </w14:solidFill>
-                </w14:textFill>
-              </w:rPr>
-              <w:t>返回</w:t>
-            </w:r>
-            <w:r>
-              <w:rPr>
-                <w:rFonts w:hint="eastAsia"/>
-                <w:color w:val="EA82F1"/>
-                <w:szCs w:val="24"/>
-              </w:rPr>
-              <w:t>布尔值</w:t>
-            </w:r>
-            <w:r>
-              <w:rPr>
-                <w:rFonts w:hint="eastAsia"/>
-                <w:color w:val="ED7D31" w:themeColor="accent2"/>
-                <w:spacing w:val="7"/>
-                <w14:textFill>
-                  <w14:solidFill>
-                    <w14:schemeClr w14:val="accent2"/>
-                  </w14:solidFill>
-                </w14:textFill>
-              </w:rPr>
-              <w:t>对应tensor</w:t>
-            </w:r>
-          </w:p>
-        </w:tc>
-      </w:tr>
-      <w:tr>
-        <w:tblPrEx>
-          <w:tblBorders>
-            <w:top w:val="single" w:color="auto" w:sz="4" w:space="0"/>
-            <w:left w:val="single" w:color="auto" w:sz="4" w:space="0"/>
-            <w:bottom w:val="single" w:color="auto" w:sz="4" w:space="0"/>
-            <w:right w:val="single" w:color="auto" w:sz="4" w:space="0"/>
-            <w:insideH w:val="single" w:color="auto" w:sz="4" w:space="0"/>
-            <w:insideV w:val="single" w:color="auto" w:sz="4" w:space="0"/>
-          </w:tblBorders>
-          <w:tblCellMar>
-            <w:top w:w="0" w:type="dxa"/>
-            <w:left w:w="108" w:type="dxa"/>
-            <w:bottom w:w="0" w:type="dxa"/>
-            <w:right w:w="108" w:type="dxa"/>
-          </w:tblCellMar>
-        </w:tblPrEx>
-        <w:trPr>
-          <w:trHeight w:val="90" w:hRule="atLeast"/>
-        </w:trPr>
-        <w:tc>
-          <w:tcPr>
-            <w:tcW w:w="0" w:type="auto"/>
-            <w:vAlign w:val="center"/>
-          </w:tcPr>
-          <w:p>
-            <w:pPr>
-              <w:rPr>
-                <w:rFonts w:hint="default" w:eastAsia="华文中宋"/>
-                <w:color w:val="FF0000"/>
-                <w:spacing w:val="7"/>
-                <w:lang w:val="en-US" w:eastAsia="zh-CN"/>
-              </w:rPr>
-            </w:pPr>
-            <w:r>
-              <w:rPr>
-                <w:rFonts w:hint="eastAsia"/>
-                <w:color w:val="FF0000"/>
-                <w:spacing w:val="7"/>
-                <w:lang w:val="en-US" w:eastAsia="zh-CN"/>
-              </w:rPr>
-              <w:t>x.gather(dim, index)</w:t>
-            </w:r>
-          </w:p>
-        </w:tc>
-        <w:tc>
-          <w:tcPr>
-            <w:tcW w:w="0" w:type="auto"/>
-            <w:vAlign w:val="center"/>
-          </w:tcPr>
-          <w:p>
-            <w:pPr>
-              <w:rPr>
-                <w:rFonts w:hint="default" w:eastAsia="华文中宋"/>
-                <w:color w:val="ED7D31" w:themeColor="accent2"/>
-                <w:spacing w:val="7"/>
-                <w:lang w:val="en-US" w:eastAsia="zh-CN"/>
-                <w14:textFill>
-                  <w14:solidFill>
-                    <w14:schemeClr w14:val="accent2"/>
-                  </w14:solidFill>
-                </w14:textFill>
-              </w:rPr>
-            </w:pPr>
-            <w:r>
-              <w:rPr>
-                <w:rFonts w:hint="eastAsia"/>
-                <w:color w:val="EA82F1"/>
-                <w:szCs w:val="24"/>
-                <w:lang w:val="en-US" w:eastAsia="zh-CN"/>
-              </w:rPr>
-              <w:t>元素索引</w:t>
-            </w:r>
-          </w:p>
-        </w:tc>
-      </w:tr>
-      <w:tr>
-        <w:tblPrEx>
-          <w:tblBorders>
-            <w:top w:val="single" w:color="auto" w:sz="4" w:space="0"/>
-            <w:left w:val="single" w:color="auto" w:sz="4" w:space="0"/>
-            <w:bottom w:val="single" w:color="auto" w:sz="4" w:space="0"/>
-            <w:right w:val="single" w:color="auto" w:sz="4" w:space="0"/>
-            <w:insideH w:val="single" w:color="auto" w:sz="4" w:space="0"/>
-            <w:insideV w:val="single" w:color="auto" w:sz="4" w:space="0"/>
-          </w:tblBorders>
-          <w:tblCellMar>
-            <w:top w:w="0" w:type="dxa"/>
-            <w:left w:w="108" w:type="dxa"/>
-            <w:bottom w:w="0" w:type="dxa"/>
-            <w:right w:w="108" w:type="dxa"/>
-          </w:tblCellMar>
-        </w:tblPrEx>
-        <w:tc>
-          <w:tcPr>
-            <w:tcW w:w="0" w:type="auto"/>
-            <w:vAlign w:val="center"/>
-          </w:tcPr>
-          <w:p>
-            <w:pPr>
-              <w:rPr>
-                <w:color w:val="FF0000"/>
-                <w:spacing w:val="7"/>
-              </w:rPr>
-            </w:pPr>
-            <w:r>
-              <w:rPr>
-                <w:rFonts w:hint="eastAsia"/>
-                <w:color w:val="FF0000"/>
-                <w:spacing w:val="7"/>
-              </w:rPr>
-              <w:t>x.unique(sorted, dim)</w:t>
-            </w:r>
-          </w:p>
-        </w:tc>
-        <w:tc>
-          <w:tcPr>
-            <w:tcW w:w="0" w:type="auto"/>
-            <w:vAlign w:val="center"/>
-          </w:tcPr>
-          <w:p>
-            <w:pPr>
-              <w:rPr>
-                <w:color w:val="ED7D31" w:themeColor="accent2"/>
-                <w:spacing w:val="7"/>
-                <w14:textFill>
-                  <w14:solidFill>
-                    <w14:schemeClr w14:val="accent2"/>
-                  </w14:solidFill>
-                </w14:textFill>
-              </w:rPr>
-            </w:pPr>
-            <w:r>
-              <w:rPr>
-                <w:rFonts w:hint="eastAsia"/>
-                <w:color w:val="ED7D31" w:themeColor="accent2"/>
-                <w:spacing w:val="7"/>
-                <w14:textFill>
-                  <w14:solidFill>
-                    <w14:schemeClr w14:val="accent2"/>
-                  </w14:solidFill>
-                </w14:textFill>
-              </w:rPr>
-              <w:t>返回</w:t>
-            </w:r>
-            <w:r>
-              <w:rPr>
-                <w:rFonts w:hint="eastAsia"/>
-                <w:color w:val="EA82F1"/>
-                <w:szCs w:val="24"/>
-              </w:rPr>
-              <w:t>不重复元素</w:t>
-            </w:r>
-            <w:r>
-              <w:rPr>
-                <w:rFonts w:hint="eastAsia"/>
-                <w:color w:val="ED7D31" w:themeColor="accent2"/>
-                <w:spacing w:val="7"/>
-                <w14:textFill>
-                  <w14:solidFill>
-                    <w14:schemeClr w14:val="accent2"/>
-                  </w14:solidFill>
-                </w14:textFill>
-              </w:rPr>
-              <w:t>的张量</w:t>
-            </w:r>
-          </w:p>
-        </w:tc>
-      </w:tr>
-      <w:tr>
-        <w:tblPrEx>
-          <w:tblBorders>
-            <w:top w:val="single" w:color="auto" w:sz="4" w:space="0"/>
-            <w:left w:val="single" w:color="auto" w:sz="4" w:space="0"/>
-            <w:bottom w:val="single" w:color="auto" w:sz="4" w:space="0"/>
-            <w:right w:val="single" w:color="auto" w:sz="4" w:space="0"/>
-            <w:insideH w:val="single" w:color="auto" w:sz="4" w:space="0"/>
-            <w:insideV w:val="single" w:color="auto" w:sz="4" w:space="0"/>
-          </w:tblBorders>
-          <w:tblCellMar>
-            <w:top w:w="0" w:type="dxa"/>
-            <w:left w:w="108" w:type="dxa"/>
-            <w:bottom w:w="0" w:type="dxa"/>
-            <w:right w:w="108" w:type="dxa"/>
-          </w:tblCellMar>
-        </w:tblPrEx>
-        <w:tc>
-          <w:tcPr>
-            <w:tcW w:w="0" w:type="auto"/>
-            <w:vAlign w:val="center"/>
-          </w:tcPr>
-          <w:p>
-            <w:pPr>
-              <w:rPr>
-                <w:color w:val="FF0000"/>
-                <w:spacing w:val="7"/>
-              </w:rPr>
-            </w:pPr>
-            <w:r>
-              <w:rPr>
-                <w:rFonts w:hint="eastAsia"/>
-                <w:color w:val="FF0000"/>
-                <w:spacing w:val="7"/>
-              </w:rPr>
-              <w:t>sort(x, dim, descending)</w:t>
-            </w:r>
-          </w:p>
-        </w:tc>
-        <w:tc>
-          <w:tcPr>
-            <w:tcW w:w="0" w:type="auto"/>
-            <w:vAlign w:val="center"/>
-          </w:tcPr>
-          <w:p>
-            <w:pPr>
-              <w:rPr>
-                <w:color w:val="EA82F1"/>
-                <w:szCs w:val="24"/>
-              </w:rPr>
-            </w:pPr>
-            <w:r>
-              <w:rPr>
-                <w:rFonts w:hint="eastAsia"/>
-                <w:color w:val="ED7D31" w:themeColor="accent2"/>
-                <w:spacing w:val="7"/>
-                <w14:textFill>
-                  <w14:solidFill>
-                    <w14:schemeClr w14:val="accent2"/>
-                  </w14:solidFill>
-                </w14:textFill>
-              </w:rPr>
-              <w:t>返回</w:t>
-            </w:r>
-            <w:r>
-              <w:rPr>
-                <w:rFonts w:hint="eastAsia"/>
-                <w:color w:val="EA82F1"/>
-                <w:szCs w:val="24"/>
-              </w:rPr>
-              <w:t>排序结果</w:t>
-            </w:r>
-          </w:p>
-        </w:tc>
-      </w:tr>
-      <w:tr>
-        <w:tblPrEx>
-          <w:tblBorders>
-            <w:top w:val="single" w:color="auto" w:sz="4" w:space="0"/>
-            <w:left w:val="single" w:color="auto" w:sz="4" w:space="0"/>
-            <w:bottom w:val="single" w:color="auto" w:sz="4" w:space="0"/>
-            <w:right w:val="single" w:color="auto" w:sz="4" w:space="0"/>
-            <w:insideH w:val="single" w:color="auto" w:sz="4" w:space="0"/>
-            <w:insideV w:val="single" w:color="auto" w:sz="4" w:space="0"/>
-          </w:tblBorders>
-          <w:tblCellMar>
-            <w:top w:w="0" w:type="dxa"/>
-            <w:left w:w="108" w:type="dxa"/>
-            <w:bottom w:w="0" w:type="dxa"/>
-            <w:right w:w="108" w:type="dxa"/>
-          </w:tblCellMar>
-        </w:tblPrEx>
-        <w:tc>
-          <w:tcPr>
-            <w:tcW w:w="0" w:type="auto"/>
-            <w:vAlign w:val="center"/>
-          </w:tcPr>
-          <w:p>
-            <w:pPr>
-              <w:rPr>
-                <w:color w:val="FF0000"/>
-                <w:spacing w:val="7"/>
-              </w:rPr>
-            </w:pPr>
-            <w:r>
-              <w:rPr>
-                <w:rFonts w:hint="eastAsia"/>
-                <w:color w:val="FF0000"/>
-                <w:spacing w:val="7"/>
-              </w:rPr>
-              <w:t>x.backward(</w:t>
-            </w:r>
-            <w:r>
-              <w:rPr>
-                <w:rFonts w:hint="eastAsia"/>
-                <w:color w:val="FF0000"/>
-                <w:spacing w:val="7"/>
-                <w:lang w:val="en-US" w:eastAsia="zh-CN"/>
-              </w:rPr>
-              <w:t>retain_graph=False</w:t>
-            </w:r>
-            <w:r>
-              <w:rPr>
-                <w:rFonts w:hint="eastAsia"/>
-                <w:color w:val="FF0000"/>
-                <w:spacing w:val="7"/>
-              </w:rPr>
-              <w:t>)</w:t>
-            </w:r>
-          </w:p>
-        </w:tc>
-        <w:tc>
-          <w:tcPr>
-            <w:tcW w:w="0" w:type="auto"/>
-            <w:vAlign w:val="center"/>
-          </w:tcPr>
-          <w:p>
-            <w:pPr>
-              <w:rPr>
-                <w:color w:val="ED7D31" w:themeColor="accent2"/>
-                <w:spacing w:val="7"/>
-                <w14:textFill>
-                  <w14:solidFill>
-                    <w14:schemeClr w14:val="accent2"/>
-                  </w14:solidFill>
-                </w14:textFill>
-              </w:rPr>
-            </w:pPr>
-            <w:r>
-              <w:rPr>
-                <w:rFonts w:hint="eastAsia"/>
-                <w:color w:val="ED7D31" w:themeColor="accent2"/>
-                <w:spacing w:val="7"/>
-                <w14:textFill>
-                  <w14:solidFill>
-                    <w14:schemeClr w14:val="accent2"/>
-                  </w14:solidFill>
-                </w14:textFill>
-              </w:rPr>
-              <w:t>反向</w:t>
-            </w:r>
-            <w:r>
-              <w:rPr>
-                <w:rFonts w:hint="eastAsia"/>
-                <w:color w:val="EA82F1"/>
-                <w:spacing w:val="7"/>
-              </w:rPr>
-              <w:t>传播梯度</w:t>
-            </w:r>
-          </w:p>
-        </w:tc>
-      </w:tr>
-    </w:tbl>
-    <w:p>
-      <w:pPr>
-        <w:rPr>
-          <w:color w:val="70AD47" w:themeColor="accent6"/>
-          <w14:textFill>
-            <w14:solidFill>
-              <w14:schemeClr w14:val="accent6"/>
-            </w14:solidFill>
-          </w14:textFill>
-        </w:rPr>
-      </w:pPr>
-    </w:p>
-    <w:tbl>
-      <w:tblPr>
-        <w:tblStyle w:val="12"/>
-        <w:tblW w:w="0" w:type="auto"/>
-        <w:tblInd w:w="0" w:type="dxa"/>
-        <w:tblBorders>
-          <w:top w:val="single" w:color="auto" w:sz="4" w:space="0"/>
-          <w:left w:val="single" w:color="auto" w:sz="4" w:space="0"/>
-          <w:bottom w:val="single" w:color="auto" w:sz="4" w:space="0"/>
-          <w:right w:val="single" w:color="auto" w:sz="4" w:space="0"/>
-          <w:insideH w:val="single" w:color="auto" w:sz="4" w:space="0"/>
-          <w:insideV w:val="single" w:color="auto" w:sz="4" w:space="0"/>
-        </w:tblBorders>
-        <w:tblLayout w:type="autofit"/>
-        <w:tblCellMar>
-          <w:top w:w="0" w:type="dxa"/>
-          <w:left w:w="108" w:type="dxa"/>
-          <w:bottom w:w="0" w:type="dxa"/>
-          <w:right w:w="108" w:type="dxa"/>
-        </w:tblCellMar>
-      </w:tblPr>
-      <w:tblGrid>
-        <w:gridCol w:w="4280"/>
+        <w:gridCol w:w="1949"/>
         <w:gridCol w:w="3773"/>
       </w:tblGrid>
       <w:tr>
@@ -21064,73 +13456,123 @@
         <w:tc>
           <w:tcPr>
             <w:tcW w:w="0" w:type="auto"/>
-          </w:tcPr>
-          <w:p>
-            <w:pPr>
-              <w:rPr>
-                <w:color w:val="FF0000"/>
-                <w:spacing w:val="7"/>
-              </w:rPr>
-            </w:pPr>
-            <w:r>
-              <w:rPr>
-                <w:rFonts w:hint="eastAsia"/>
-                <w:color w:val="FF0000"/>
-                <w:spacing w:val="7"/>
-              </w:rPr>
-              <w:t>save(data, file)</w:t>
-            </w:r>
-          </w:p>
-        </w:tc>
-        <w:tc>
-          <w:tcPr>
-            <w:tcW w:w="0" w:type="auto"/>
-          </w:tcPr>
-          <w:p>
-            <w:pPr>
-              <w:rPr>
-                <w:color w:val="ED7D31" w:themeColor="accent2"/>
-                <w:spacing w:val="7"/>
-                <w14:textFill>
-                  <w14:solidFill>
-                    <w14:schemeClr w14:val="accent2"/>
-                  </w14:solidFill>
-                </w14:textFill>
-              </w:rPr>
-            </w:pPr>
-            <w:r>
-              <w:rPr>
-                <w:rFonts w:hint="eastAsia"/>
-                <w:color w:val="ED7D31" w:themeColor="accent2"/>
-                <w:spacing w:val="7"/>
-                <w14:textFill>
-                  <w14:solidFill>
-                    <w14:schemeClr w14:val="accent2"/>
-                  </w14:solidFill>
-                </w14:textFill>
-              </w:rPr>
-              <w:t>将data</w:t>
+            <w:shd w:val="clear" w:color="auto" w:fill="auto"/>
+            <w:vAlign w:val="top"/>
+          </w:tcPr>
+          <w:p>
+            <w:pPr>
+              <w:rPr>
+                <w:rFonts w:hint="eastAsia" w:ascii="华文中宋" w:hAnsi="华文中宋" w:eastAsia="华文中宋" w:cs="华文中宋"/>
+                <w:b/>
+                <w:bCs/>
+                <w:color w:val="70AD47" w:themeColor="accent6"/>
+                <w:kern w:val="2"/>
+                <w:sz w:val="21"/>
+                <w:szCs w:val="21"/>
+                <w:lang w:val="en-US" w:eastAsia="zh-CN" w:bidi="ar-SA"/>
+                <w14:textFill>
+                  <w14:solidFill>
+                    <w14:schemeClr w14:val="accent6"/>
+                  </w14:solidFill>
+                </w14:textFill>
+              </w:rPr>
+            </w:pPr>
+            <w:r>
+              <w:rPr>
+                <w:rFonts w:hint="eastAsia"/>
+                <w:color w:val="FF0000"/>
+                <w:spacing w:val="7"/>
+              </w:rPr>
+              <w:t>device(</w:t>
+            </w:r>
+            <w:r>
+              <w:rPr>
+                <w:rFonts w:hint="eastAsia"/>
+                <w:color w:val="FF0000"/>
+                <w:spacing w:val="7"/>
+                <w:lang w:val="en-US" w:eastAsia="zh-CN"/>
+              </w:rPr>
+              <w:t>"</w:t>
+            </w:r>
+            <w:r>
+              <w:rPr>
+                <w:rFonts w:hint="eastAsia"/>
+                <w:color w:val="FF0000"/>
+                <w:spacing w:val="7"/>
+              </w:rPr>
+              <w:t>cuda:0</w:t>
+            </w:r>
+            <w:r>
+              <w:rPr>
+                <w:rFonts w:hint="eastAsia"/>
+                <w:color w:val="FF0000"/>
+                <w:spacing w:val="7"/>
+                <w:lang w:val="en-US" w:eastAsia="zh-CN"/>
+              </w:rPr>
+              <w:t>"</w:t>
+            </w:r>
+            <w:r>
+              <w:rPr>
+                <w:rFonts w:hint="eastAsia"/>
+                <w:color w:val="FF0000"/>
+                <w:spacing w:val="7"/>
+              </w:rPr>
+              <w:t>)</w:t>
+            </w:r>
+          </w:p>
+        </w:tc>
+        <w:tc>
+          <w:tcPr>
+            <w:tcW w:w="0" w:type="auto"/>
+            <w:shd w:val="clear" w:color="auto" w:fill="auto"/>
+            <w:vAlign w:val="top"/>
+          </w:tcPr>
+          <w:p>
+            <w:pPr>
+              <w:rPr>
+                <w:rFonts w:hint="eastAsia" w:ascii="华文中宋" w:hAnsi="华文中宋" w:eastAsia="华文中宋" w:cs="华文中宋"/>
+                <w:b/>
+                <w:bCs/>
+                <w:color w:val="70AD47" w:themeColor="accent6"/>
+                <w:kern w:val="2"/>
+                <w:sz w:val="21"/>
+                <w:szCs w:val="21"/>
+                <w:lang w:val="en-US" w:eastAsia="zh-CN" w:bidi="ar-SA"/>
+                <w14:textFill>
+                  <w14:solidFill>
+                    <w14:schemeClr w14:val="accent6"/>
+                  </w14:solidFill>
+                </w14:textFill>
+              </w:rPr>
+            </w:pPr>
+            <w:r>
+              <w:rPr>
+                <w:rFonts w:hint="eastAsia"/>
+                <w:color w:val="ED7D31" w:themeColor="accent2"/>
+                <w14:textFill>
+                  <w14:solidFill>
+                    <w14:schemeClr w14:val="accent2"/>
+                  </w14:solidFill>
+                </w14:textFill>
+              </w:rPr>
+              <w:t>实例化</w:t>
             </w:r>
             <w:r>
               <w:rPr>
                 <w:rFonts w:hint="eastAsia"/>
                 <w:color w:val="EA82F1"/>
                 <w:szCs w:val="24"/>
-              </w:rPr>
-              <w:t>存储</w:t>
-            </w:r>
-            <w:r>
-              <w:rPr>
-                <w:rFonts w:hint="eastAsia"/>
-                <w:color w:val="ED7D31" w:themeColor="accent2"/>
-                <w:spacing w:val="7"/>
-                <w14:textFill>
-                  <w14:solidFill>
-                    <w14:schemeClr w14:val="accent2"/>
-                  </w14:solidFill>
-                </w14:textFill>
-              </w:rPr>
-              <w:t>到file</w:t>
+                <w:lang w:val="en-US" w:eastAsia="zh-CN"/>
+              </w:rPr>
+              <w:t>G</w:t>
+            </w:r>
+            <w:r>
+              <w:rPr>
+                <w:rFonts w:hint="eastAsia"/>
+                <w:color w:val="EA82F1"/>
+                <w:szCs w:val="24"/>
+              </w:rPr>
+              <w:t>PU设备</w:t>
             </w:r>
           </w:p>
         </w:tc>
@@ -21169,92 +13611,6 @@
                 <w:color w:val="FF0000"/>
                 <w:spacing w:val="7"/>
               </w:rPr>
-              <w:t>load(file, map_location)</w:t>
-            </w:r>
-          </w:p>
-        </w:tc>
-        <w:tc>
-          <w:tcPr>
-            <w:tcW w:w="0" w:type="auto"/>
-          </w:tcPr>
-          <w:p>
-            <w:pPr>
-              <w:rPr>
-                <w:color w:val="ED7D31" w:themeColor="accent2"/>
-                <w:spacing w:val="7"/>
-                <w14:textFill>
-                  <w14:solidFill>
-                    <w14:schemeClr w14:val="accent2"/>
-                  </w14:solidFill>
-                </w14:textFill>
-              </w:rPr>
-            </w:pPr>
-            <w:r>
-              <w:rPr>
-                <w:rFonts w:hint="eastAsia"/>
-                <w:color w:val="EA82F1"/>
-                <w:szCs w:val="24"/>
-              </w:rPr>
-              <w:t>读取</w:t>
-            </w:r>
-            <w:r>
-              <w:rPr>
-                <w:rFonts w:hint="eastAsia"/>
-                <w:color w:val="ED7D31" w:themeColor="accent2"/>
-                <w:spacing w:val="7"/>
-                <w14:textFill>
-                  <w14:solidFill>
-                    <w14:schemeClr w14:val="accent2"/>
-                  </w14:solidFill>
-                </w14:textFill>
-              </w:rPr>
-              <w:t>file并返回存储的</w:t>
-            </w:r>
-            <w:r>
-              <w:rPr>
-                <w:rFonts w:hint="eastAsia"/>
-                <w:color w:val="EA82F1"/>
-                <w:szCs w:val="24"/>
-              </w:rPr>
-              <w:t>数据</w:t>
-            </w:r>
-          </w:p>
-        </w:tc>
-      </w:tr>
-      <w:tr>
-        <w:tblPrEx>
-          <w:tblBorders>
-            <w:top w:val="single" w:color="auto" w:sz="4" w:space="0"/>
-            <w:left w:val="single" w:color="auto" w:sz="4" w:space="0"/>
-            <w:bottom w:val="single" w:color="auto" w:sz="4" w:space="0"/>
-            <w:right w:val="single" w:color="auto" w:sz="4" w:space="0"/>
-            <w:insideH w:val="single" w:color="auto" w:sz="4" w:space="0"/>
-            <w:insideV w:val="single" w:color="auto" w:sz="4" w:space="0"/>
-          </w:tblBorders>
-          <w:tblCellMar>
-            <w:top w:w="0" w:type="dxa"/>
-            <w:left w:w="108" w:type="dxa"/>
-            <w:bottom w:w="0" w:type="dxa"/>
-            <w:right w:w="108" w:type="dxa"/>
-          </w:tblCellMar>
-        </w:tblPrEx>
-        <w:tc>
-          <w:tcPr>
-            <w:tcW w:w="0" w:type="auto"/>
-          </w:tcPr>
-          <w:p>
-            <w:pPr>
-              <w:rPr>
-                <w:color w:val="FF0000"/>
-                <w:spacing w:val="7"/>
-              </w:rPr>
-            </w:pPr>
-            <w:r>
-              <w:rPr>
-                <w:rFonts w:hint="eastAsia"/>
-                <w:color w:val="FF0000"/>
-                <w:spacing w:val="7"/>
-              </w:rPr>
               <w:t>no_grad()</w:t>
             </w:r>
           </w:p>
@@ -21311,79 +13667,6 @@
                 </w14:textFill>
               </w:rPr>
               <w:t>(__wrapped__原函数)</w:t>
-            </w:r>
-          </w:p>
-        </w:tc>
-      </w:tr>
-      <w:tr>
-        <w:tblPrEx>
-          <w:tblBorders>
-            <w:top w:val="single" w:color="auto" w:sz="4" w:space="0"/>
-            <w:left w:val="single" w:color="auto" w:sz="4" w:space="0"/>
-            <w:bottom w:val="single" w:color="auto" w:sz="4" w:space="0"/>
-            <w:right w:val="single" w:color="auto" w:sz="4" w:space="0"/>
-            <w:insideH w:val="single" w:color="auto" w:sz="4" w:space="0"/>
-            <w:insideV w:val="single" w:color="auto" w:sz="4" w:space="0"/>
-          </w:tblBorders>
-          <w:tblCellMar>
-            <w:top w:w="0" w:type="dxa"/>
-            <w:left w:w="108" w:type="dxa"/>
-            <w:bottom w:w="0" w:type="dxa"/>
-            <w:right w:w="108" w:type="dxa"/>
-          </w:tblCellMar>
-        </w:tblPrEx>
-        <w:tc>
-          <w:tcPr>
-            <w:tcW w:w="0" w:type="auto"/>
-          </w:tcPr>
-          <w:p>
-            <w:pPr>
-              <w:rPr>
-                <w:color w:val="FF0000"/>
-                <w:spacing w:val="7"/>
-              </w:rPr>
-            </w:pPr>
-            <w:r>
-              <w:rPr>
-                <w:rFonts w:hint="eastAsia"/>
-                <w:color w:val="FF0000"/>
-                <w:spacing w:val="7"/>
-              </w:rPr>
-              <w:t>set_printoptions(precision, sci_mode)</w:t>
-            </w:r>
-          </w:p>
-        </w:tc>
-        <w:tc>
-          <w:tcPr>
-            <w:tcW w:w="0" w:type="auto"/>
-          </w:tcPr>
-          <w:p>
-            <w:pPr>
-              <w:rPr>
-                <w:color w:val="EA82F1"/>
-                <w:szCs w:val="24"/>
-              </w:rPr>
-            </w:pPr>
-            <w:r>
-              <w:rPr>
-                <w:rFonts w:hint="eastAsia"/>
-                <w:color w:val="ED7D31" w:themeColor="accent2"/>
-                <w:spacing w:val="6"/>
-                <w14:textFill>
-                  <w14:solidFill>
-                    <w14:schemeClr w14:val="accent2"/>
-                  </w14:solidFill>
-                </w14:textFill>
-              </w:rPr>
-              <w:t>设置</w:t>
-            </w:r>
-            <w:r>
-              <w:rPr>
-                <w:rFonts w:hint="eastAsia"/>
-                <w:color w:val="EA82F1"/>
-                <w:szCs w:val="24"/>
-              </w:rPr>
-              <w:t>输出格式</w:t>
             </w:r>
           </w:p>
         </w:tc>
@@ -21400,6 +13683,8 @@
           </w14:textFill>
         </w:rPr>
       </w:pPr>
+      <w:bookmarkStart w:id="44" w:name="_GoBack"/>
+      <w:bookmarkEnd w:id="44"/>
     </w:p>
     <w:p>
       <w:pPr>
@@ -22752,12 +15037,6 @@
             <w:insideH w:val="single" w:color="auto" w:sz="4" w:space="0"/>
             <w:insideV w:val="single" w:color="auto" w:sz="4" w:space="0"/>
           </w:tblBorders>
-          <w:tblCellMar>
-            <w:top w:w="0" w:type="dxa"/>
-            <w:left w:w="108" w:type="dxa"/>
-            <w:bottom w:w="0" w:type="dxa"/>
-            <w:right w:w="108" w:type="dxa"/>
-          </w:tblCellMar>
         </w:tblPrEx>
         <w:tc>
           <w:tcPr>
@@ -25273,12 +17552,6 @@
             <w:insideH w:val="single" w:color="auto" w:sz="4" w:space="0"/>
             <w:insideV w:val="single" w:color="auto" w:sz="4" w:space="0"/>
           </w:tblBorders>
-          <w:tblCellMar>
-            <w:top w:w="0" w:type="dxa"/>
-            <w:left w:w="108" w:type="dxa"/>
-            <w:bottom w:w="0" w:type="dxa"/>
-            <w:right w:w="108" w:type="dxa"/>
-          </w:tblCellMar>
         </w:tblPrEx>
         <w:tc>
           <w:tcPr>
@@ -25533,6 +17806,12 @@
             <w:insideH w:val="single" w:color="auto" w:sz="4" w:space="0"/>
             <w:insideV w:val="single" w:color="auto" w:sz="4" w:space="0"/>
           </w:tblBorders>
+          <w:tblCellMar>
+            <w:top w:w="0" w:type="dxa"/>
+            <w:left w:w="108" w:type="dxa"/>
+            <w:bottom w:w="0" w:type="dxa"/>
+            <w:right w:w="108" w:type="dxa"/>
+          </w:tblCellMar>
         </w:tblPrEx>
         <w:trPr>
           <w:trHeight w:val="302" w:hRule="atLeast"/>
@@ -29832,7 +22111,7 @@
       <w:tblGrid>
         <w:gridCol w:w="3746"/>
         <w:gridCol w:w="3196"/>
-        <w:gridCol w:w="2315"/>
+        <w:gridCol w:w="2712"/>
       </w:tblGrid>
       <w:tr>
         <w:tblPrEx>
@@ -31463,7 +23742,7 @@
       </w:tblPr>
       <w:tblGrid>
         <w:gridCol w:w="5125"/>
-        <w:gridCol w:w="4402"/>
+        <w:gridCol w:w="4537"/>
       </w:tblGrid>
       <w:tr>
         <w:tblPrEx>
@@ -33027,12 +25306,6 @@
             <w:insideH w:val="single" w:color="auto" w:sz="4" w:space="0"/>
             <w:insideV w:val="single" w:color="auto" w:sz="4" w:space="0"/>
           </w:tblBorders>
-          <w:tblCellMar>
-            <w:top w:w="0" w:type="dxa"/>
-            <w:left w:w="108" w:type="dxa"/>
-            <w:bottom w:w="0" w:type="dxa"/>
-            <w:right w:w="108" w:type="dxa"/>
-          </w:tblCellMar>
         </w:tblPrEx>
         <w:tc>
           <w:tcPr>
@@ -33382,23 +25655,7 @@
                   </w14:solidFill>
                 </w14:textFill>
               </w:rPr>
-              <w:t>out[B, ..., L, Ev</w:t>
-            </w:r>
-            <w:bookmarkStart w:id="44" w:name="_GoBack"/>
-            <w:bookmarkEnd w:id="44"/>
-            <w:r>
-              <w:rPr>
-                <w:rFonts w:hint="eastAsia"/>
-                <w:color w:val="ED7D31" w:themeColor="accent2"/>
-                <w:spacing w:val="7"/>
-                <w:lang w:val="en-US" w:eastAsia="zh-CN"/>
-                <w14:textFill>
-                  <w14:solidFill>
-                    <w14:schemeClr w14:val="accent2"/>
-                  </w14:solidFill>
-                </w14:textFill>
-              </w:rPr>
-              <w:t>]</w:t>
+              <w:t>out[B, ..., L, Ev]</w:t>
             </w:r>
           </w:p>
           <w:p>
@@ -36584,12 +28841,6 @@
             <w:insideH w:val="single" w:color="auto" w:sz="4" w:space="0"/>
             <w:insideV w:val="single" w:color="auto" w:sz="4" w:space="0"/>
           </w:tblBorders>
-          <w:tblCellMar>
-            <w:top w:w="0" w:type="dxa"/>
-            <w:left w:w="108" w:type="dxa"/>
-            <w:bottom w:w="0" w:type="dxa"/>
-            <w:right w:w="108" w:type="dxa"/>
-          </w:tblCellMar>
         </w:tblPrEx>
         <w:tc>
           <w:tcPr>
@@ -39199,12 +31450,6 @@
             <w:insideH w:val="single" w:color="auto" w:sz="4" w:space="0"/>
             <w:insideV w:val="single" w:color="auto" w:sz="4" w:space="0"/>
           </w:tblBorders>
-          <w:tblCellMar>
-            <w:top w:w="0" w:type="dxa"/>
-            <w:left w:w="108" w:type="dxa"/>
-            <w:bottom w:w="0" w:type="dxa"/>
-            <w:right w:w="108" w:type="dxa"/>
-          </w:tblCellMar>
         </w:tblPrEx>
         <w:tc>
           <w:tcPr>
@@ -41263,6 +33508,12 @@
             <w:insideH w:val="single" w:color="auto" w:sz="4" w:space="0"/>
             <w:insideV w:val="single" w:color="auto" w:sz="4" w:space="0"/>
           </w:tblBorders>
+          <w:tblCellMar>
+            <w:top w:w="0" w:type="dxa"/>
+            <w:left w:w="108" w:type="dxa"/>
+            <w:bottom w:w="0" w:type="dxa"/>
+            <w:right w:w="108" w:type="dxa"/>
+          </w:tblCellMar>
         </w:tblPrEx>
         <w:tc>
           <w:tcPr>
@@ -42029,12 +34280,6 @@
             <w:insideH w:val="single" w:color="auto" w:sz="4" w:space="0"/>
             <w:insideV w:val="single" w:color="auto" w:sz="4" w:space="0"/>
           </w:tblBorders>
-          <w:tblCellMar>
-            <w:top w:w="0" w:type="dxa"/>
-            <w:left w:w="108" w:type="dxa"/>
-            <w:bottom w:w="0" w:type="dxa"/>
-            <w:right w:w="108" w:type="dxa"/>
-          </w:tblCellMar>
         </w:tblPrEx>
         <w:tc>
           <w:tcPr>
@@ -42847,12 +35092,6 @@
             <w:insideH w:val="single" w:color="auto" w:sz="4" w:space="0"/>
             <w:insideV w:val="single" w:color="auto" w:sz="4" w:space="0"/>
           </w:tblBorders>
-          <w:tblCellMar>
-            <w:top w:w="0" w:type="dxa"/>
-            <w:left w:w="108" w:type="dxa"/>
-            <w:bottom w:w="0" w:type="dxa"/>
-            <w:right w:w="108" w:type="dxa"/>
-          </w:tblCellMar>
         </w:tblPrEx>
         <w:tc>
           <w:tcPr>
@@ -43019,6 +35258,12 @@
             <w:insideH w:val="single" w:color="auto" w:sz="4" w:space="0"/>
             <w:insideV w:val="single" w:color="auto" w:sz="4" w:space="0"/>
           </w:tblBorders>
+          <w:tblCellMar>
+            <w:top w:w="0" w:type="dxa"/>
+            <w:left w:w="108" w:type="dxa"/>
+            <w:bottom w:w="0" w:type="dxa"/>
+            <w:right w:w="108" w:type="dxa"/>
+          </w:tblCellMar>
         </w:tblPrEx>
         <w:tc>
           <w:tcPr>
@@ -49864,6 +42109,12 @@
             <w:insideH w:val="single" w:color="auto" w:sz="4" w:space="0"/>
             <w:insideV w:val="single" w:color="auto" w:sz="4" w:space="0"/>
           </w:tblBorders>
+          <w:tblCellMar>
+            <w:top w:w="0" w:type="dxa"/>
+            <w:left w:w="108" w:type="dxa"/>
+            <w:bottom w:w="0" w:type="dxa"/>
+            <w:right w:w="108" w:type="dxa"/>
+          </w:tblCellMar>
         </w:tblPrEx>
         <w:tc>
           <w:tcPr>
@@ -53205,6 +45456,12 @@
             <w:insideH w:val="single" w:color="auto" w:sz="4" w:space="0"/>
             <w:insideV w:val="single" w:color="auto" w:sz="4" w:space="0"/>
           </w:tblBorders>
+          <w:tblCellMar>
+            <w:top w:w="0" w:type="dxa"/>
+            <w:left w:w="108" w:type="dxa"/>
+            <w:bottom w:w="0" w:type="dxa"/>
+            <w:right w:w="108" w:type="dxa"/>
+          </w:tblCellMar>
         </w:tblPrEx>
         <w:tc>
           <w:tcPr>
@@ -54171,6 +46428,12 @@
             <w:insideH w:val="single" w:color="auto" w:sz="4" w:space="0"/>
             <w:insideV w:val="single" w:color="auto" w:sz="4" w:space="0"/>
           </w:tblBorders>
+          <w:tblCellMar>
+            <w:top w:w="0" w:type="dxa"/>
+            <w:left w:w="108" w:type="dxa"/>
+            <w:bottom w:w="0" w:type="dxa"/>
+            <w:right w:w="108" w:type="dxa"/>
+          </w:tblCellMar>
         </w:tblPrEx>
         <w:tc>
           <w:tcPr>

--- a/py 深度学习.docx
+++ b/py 深度学习.docx
@@ -848,7 +848,7 @@
       <w:tblGrid>
         <w:gridCol w:w="1057"/>
         <w:gridCol w:w="3326"/>
-        <w:gridCol w:w="2937"/>
+        <w:gridCol w:w="2254"/>
       </w:tblGrid>
       <w:tr>
         <w:tblPrEx>
@@ -1079,7 +1079,7 @@
                   </w14:solidFill>
                 </w14:textFill>
               </w:rPr>
-              <w:t>实例化onnx文件的</w:t>
+              <w:t>onnx文件的</w:t>
             </w:r>
             <w:r>
               <w:rPr>
@@ -1102,6 +1102,12 @@
             <w:insideH w:val="single" w:color="auto" w:sz="4" w:space="0"/>
             <w:insideV w:val="single" w:color="auto" w:sz="4" w:space="0"/>
           </w:tblBorders>
+          <w:tblCellMar>
+            <w:top w:w="0" w:type="dxa"/>
+            <w:left w:w="108" w:type="dxa"/>
+            <w:bottom w:w="0" w:type="dxa"/>
+            <w:right w:w="108" w:type="dxa"/>
+          </w:tblCellMar>
         </w:tblPrEx>
         <w:tc>
           <w:tcPr>
@@ -2334,18 +2340,6 @@
             <w:r>
               <w:rPr>
                 <w:rFonts w:hint="eastAsia"/>
-                <w:color w:val="ED7D31" w:themeColor="accent2"/>
-                <w14:textFill>
-                  <w14:solidFill>
-                    <w14:schemeClr w14:val="accent2"/>
-                  </w14:solidFill>
-                </w14:textFill>
-              </w:rPr>
-              <w:t>实例化</w:t>
-            </w:r>
-            <w:r>
-              <w:rPr>
-                <w:rFonts w:hint="eastAsia"/>
                 <w:color w:val="EA82F1"/>
                 <w:szCs w:val="24"/>
               </w:rPr>
@@ -2356,14 +2350,6 @@
       </w:tr>
       <w:tr>
         <w:tblPrEx>
-          <w:tblBorders>
-            <w:top w:val="single" w:color="auto" w:sz="4" w:space="0"/>
-            <w:left w:val="single" w:color="auto" w:sz="4" w:space="0"/>
-            <w:bottom w:val="single" w:color="auto" w:sz="4" w:space="0"/>
-            <w:right w:val="single" w:color="auto" w:sz="4" w:space="0"/>
-            <w:insideH w:val="single" w:color="auto" w:sz="4" w:space="0"/>
-            <w:insideV w:val="single" w:color="auto" w:sz="4" w:space="0"/>
-          </w:tblBorders>
           <w:tblCellMar>
             <w:top w:w="0" w:type="dxa"/>
             <w:left w:w="108" w:type="dxa"/>
@@ -2665,7 +2651,7 @@
       <w:tblGrid>
         <w:gridCol w:w="1057"/>
         <w:gridCol w:w="2603"/>
-        <w:gridCol w:w="1688"/>
+        <w:gridCol w:w="1343"/>
       </w:tblGrid>
       <w:tr>
         <w:tblPrEx>
@@ -2734,18 +2720,6 @@
                 </w14:textFill>
               </w:rPr>
             </w:pPr>
-            <w:r>
-              <w:rPr>
-                <w:rFonts w:hint="eastAsia"/>
-                <w:color w:val="ED7D31" w:themeColor="accent2"/>
-                <w14:textFill>
-                  <w14:solidFill>
-                    <w14:schemeClr w14:val="accent2"/>
-                  </w14:solidFill>
-                </w14:textFill>
-              </w:rPr>
-              <w:t>实例化</w:t>
-            </w:r>
             <w:r>
               <w:rPr>
                 <w:rFonts w:hint="eastAsia"/>
@@ -6830,19 +6804,6 @@
             <w:r>
               <w:rPr>
                 <w:rFonts w:hint="eastAsia"/>
-                <w:color w:val="ED7D31" w:themeColor="accent2"/>
-                <w:spacing w:val="7"/>
-                <w14:textFill>
-                  <w14:solidFill>
-                    <w14:schemeClr w14:val="accent2"/>
-                  </w14:solidFill>
-                </w14:textFill>
-              </w:rPr>
-              <w:t>实例化</w:t>
-            </w:r>
-            <w:r>
-              <w:rPr>
-                <w:rFonts w:hint="eastAsia"/>
                 <w:color w:val="EA82F1"/>
                 <w:spacing w:val="7"/>
               </w:rPr>
@@ -7493,7 +7454,7 @@
       <w:tblGrid>
         <w:gridCol w:w="1482"/>
         <w:gridCol w:w="4990"/>
-        <w:gridCol w:w="2683"/>
+        <w:gridCol w:w="2030"/>
       </w:tblGrid>
       <w:tr>
         <w:tblPrEx>
@@ -7702,19 +7663,6 @@
                 <w:spacing w:val="7"/>
               </w:rPr>
             </w:pPr>
-            <w:r>
-              <w:rPr>
-                <w:rFonts w:hint="eastAsia"/>
-                <w:color w:val="ED7D31" w:themeColor="accent2"/>
-                <w:spacing w:val="7"/>
-                <w14:textFill>
-                  <w14:solidFill>
-                    <w14:schemeClr w14:val="accent2"/>
-                  </w14:solidFill>
-                </w14:textFill>
-              </w:rPr>
-              <w:t>实例化</w:t>
-            </w:r>
             <w:r>
               <w:rPr>
                 <w:rFonts w:hint="eastAsia"/>
@@ -7914,8 +7862,8 @@
           <w:color w:val="00B0F0"/>
         </w:rPr>
       </w:pPr>
-      <w:bookmarkStart w:id="9" w:name="_Toc30205"/>
-      <w:bookmarkStart w:id="10" w:name="_Toc19634"/>
+      <w:bookmarkStart w:id="9" w:name="_Toc19634"/>
+      <w:bookmarkStart w:id="10" w:name="_Toc30205"/>
       <w:r>
         <w:rPr>
           <w:rFonts w:hint="eastAsia"/>
@@ -7954,14 +7902,6 @@
       </w:tblGrid>
       <w:tr>
         <w:tblPrEx>
-          <w:tblBorders>
-            <w:top w:val="single" w:color="auto" w:sz="4" w:space="0"/>
-            <w:left w:val="single" w:color="auto" w:sz="4" w:space="0"/>
-            <w:bottom w:val="single" w:color="auto" w:sz="4" w:space="0"/>
-            <w:right w:val="single" w:color="auto" w:sz="4" w:space="0"/>
-            <w:insideH w:val="single" w:color="auto" w:sz="4" w:space="0"/>
-            <w:insideV w:val="single" w:color="auto" w:sz="4" w:space="0"/>
-          </w:tblBorders>
           <w:tblCellMar>
             <w:top w:w="0" w:type="dxa"/>
             <w:left w:w="108" w:type="dxa"/>
@@ -9036,6 +8976,12 @@
             <w:insideH w:val="single" w:color="auto" w:sz="4" w:space="0"/>
             <w:insideV w:val="single" w:color="auto" w:sz="4" w:space="0"/>
           </w:tblBorders>
+          <w:tblCellMar>
+            <w:top w:w="0" w:type="dxa"/>
+            <w:left w:w="108" w:type="dxa"/>
+            <w:bottom w:w="0" w:type="dxa"/>
+            <w:right w:w="108" w:type="dxa"/>
+          </w:tblCellMar>
         </w:tblPrEx>
         <w:tc>
           <w:tcPr>
@@ -10115,6 +10061,12 @@
             <w:insideH w:val="single" w:color="auto" w:sz="4" w:space="0"/>
             <w:insideV w:val="single" w:color="auto" w:sz="4" w:space="0"/>
           </w:tblBorders>
+          <w:tblCellMar>
+            <w:top w:w="0" w:type="dxa"/>
+            <w:left w:w="108" w:type="dxa"/>
+            <w:bottom w:w="0" w:type="dxa"/>
+            <w:right w:w="108" w:type="dxa"/>
+          </w:tblCellMar>
         </w:tblPrEx>
         <w:tc>
           <w:tcPr>
@@ -10446,18 +10398,6 @@
             <w:r>
               <w:rPr>
                 <w:rFonts w:hint="eastAsia"/>
-                <w:color w:val="ED7D31" w:themeColor="accent2"/>
-                <w14:textFill>
-                  <w14:solidFill>
-                    <w14:schemeClr w14:val="accent2"/>
-                  </w14:solidFill>
-                </w14:textFill>
-              </w:rPr>
-              <w:t>实例化</w:t>
-            </w:r>
-            <w:r>
-              <w:rPr>
-                <w:rFonts w:hint="eastAsia"/>
                 <w:color w:val="EA82F1"/>
                 <w:szCs w:val="24"/>
                 <w:lang w:val="en-US" w:eastAsia="zh-CN"/>
@@ -12264,6 +12204,12 @@
             <w:insideH w:val="single" w:color="auto" w:sz="4" w:space="0"/>
             <w:insideV w:val="single" w:color="auto" w:sz="4" w:space="0"/>
           </w:tblBorders>
+          <w:tblCellMar>
+            <w:top w:w="0" w:type="dxa"/>
+            <w:left w:w="108" w:type="dxa"/>
+            <w:bottom w:w="0" w:type="dxa"/>
+            <w:right w:w="108" w:type="dxa"/>
+          </w:tblCellMar>
         </w:tblPrEx>
         <w:tc>
           <w:tcPr>
@@ -13548,18 +13494,6 @@
             <w:r>
               <w:rPr>
                 <w:rFonts w:hint="eastAsia"/>
-                <w:color w:val="ED7D31" w:themeColor="accent2"/>
-                <w14:textFill>
-                  <w14:solidFill>
-                    <w14:schemeClr w14:val="accent2"/>
-                  </w14:solidFill>
-                </w14:textFill>
-              </w:rPr>
-              <w:t>实例化</w:t>
-            </w:r>
-            <w:r>
-              <w:rPr>
-                <w:rFonts w:hint="eastAsia"/>
                 <w:color w:val="EA82F1"/>
                 <w:szCs w:val="24"/>
                 <w:lang w:val="en-US" w:eastAsia="zh-CN"/>
@@ -13683,8 +13617,6 @@
           </w14:textFill>
         </w:rPr>
       </w:pPr>
-      <w:bookmarkStart w:id="44" w:name="_GoBack"/>
-      <w:bookmarkEnd w:id="44"/>
     </w:p>
     <w:p>
       <w:pPr>
@@ -14247,7 +14179,7 @@
       <w:tblGrid>
         <w:gridCol w:w="1057"/>
         <w:gridCol w:w="3443"/>
-        <w:gridCol w:w="1688"/>
+        <w:gridCol w:w="1057"/>
       </w:tblGrid>
       <w:tr>
         <w:tblPrEx>
@@ -14308,18 +14240,6 @@
                 </w14:textFill>
               </w:rPr>
             </w:pPr>
-            <w:r>
-              <w:rPr>
-                <w:rFonts w:hint="eastAsia"/>
-                <w:color w:val="ED7D31" w:themeColor="accent2"/>
-                <w14:textFill>
-                  <w14:solidFill>
-                    <w14:schemeClr w14:val="accent2"/>
-                  </w14:solidFill>
-                </w14:textFill>
-              </w:rPr>
-              <w:t>实例化</w:t>
-            </w:r>
             <w:r>
               <w:rPr>
                 <w:rFonts w:hint="eastAsia"/>
@@ -15037,6 +14957,12 @@
             <w:insideH w:val="single" w:color="auto" w:sz="4" w:space="0"/>
             <w:insideV w:val="single" w:color="auto" w:sz="4" w:space="0"/>
           </w:tblBorders>
+          <w:tblCellMar>
+            <w:top w:w="0" w:type="dxa"/>
+            <w:left w:w="108" w:type="dxa"/>
+            <w:bottom w:w="0" w:type="dxa"/>
+            <w:right w:w="108" w:type="dxa"/>
+          </w:tblCellMar>
         </w:tblPrEx>
         <w:tc>
           <w:tcPr>
@@ -16255,7 +16181,7 @@
       </w:tblPr>
       <w:tblGrid>
         <w:gridCol w:w="2149"/>
-        <w:gridCol w:w="2739"/>
+        <w:gridCol w:w="2108"/>
       </w:tblGrid>
       <w:tr>
         <w:tblPrEx>
@@ -16310,18 +16236,6 @@
                 </w14:textFill>
               </w:rPr>
             </w:pPr>
-            <w:r>
-              <w:rPr>
-                <w:rFonts w:hint="eastAsia"/>
-                <w:color w:val="ED7D31" w:themeColor="accent2"/>
-                <w14:textFill>
-                  <w14:solidFill>
-                    <w14:schemeClr w14:val="accent2"/>
-                  </w14:solidFill>
-                </w14:textFill>
-              </w:rPr>
-              <w:t>实例化</w:t>
-            </w:r>
             <w:r>
               <w:rPr>
                 <w:rFonts w:hint="eastAsia"/>
@@ -16428,18 +16342,6 @@
                 </w14:textFill>
               </w:rPr>
             </w:pPr>
-            <w:r>
-              <w:rPr>
-                <w:rFonts w:hint="eastAsia"/>
-                <w:color w:val="ED7D31" w:themeColor="accent2"/>
-                <w14:textFill>
-                  <w14:solidFill>
-                    <w14:schemeClr w14:val="accent2"/>
-                  </w14:solidFill>
-                </w14:textFill>
-              </w:rPr>
-              <w:t>实例化</w:t>
-            </w:r>
             <w:r>
               <w:rPr>
                 <w:rFonts w:hint="eastAsia"/>
@@ -17552,6 +17454,12 @@
             <w:insideH w:val="single" w:color="auto" w:sz="4" w:space="0"/>
             <w:insideV w:val="single" w:color="auto" w:sz="4" w:space="0"/>
           </w:tblBorders>
+          <w:tblCellMar>
+            <w:top w:w="0" w:type="dxa"/>
+            <w:left w:w="108" w:type="dxa"/>
+            <w:bottom w:w="0" w:type="dxa"/>
+            <w:right w:w="108" w:type="dxa"/>
+          </w:tblCellMar>
         </w:tblPrEx>
         <w:tc>
           <w:tcPr>
@@ -17794,7 +17702,7 @@
       <w:tblGrid>
         <w:gridCol w:w="1689"/>
         <w:gridCol w:w="3898"/>
-        <w:gridCol w:w="2108"/>
+        <w:gridCol w:w="1478"/>
       </w:tblGrid>
       <w:tr>
         <w:tblPrEx>
@@ -17862,19 +17770,6 @@
                 </w14:textFill>
               </w:rPr>
             </w:pPr>
-            <w:r>
-              <w:rPr>
-                <w:rFonts w:hint="eastAsia"/>
-                <w:color w:val="ED7D31" w:themeColor="accent2"/>
-                <w:lang w:val="en-US" w:eastAsia="zh-CN"/>
-                <w14:textFill>
-                  <w14:solidFill>
-                    <w14:schemeClr w14:val="accent2"/>
-                  </w14:solidFill>
-                </w14:textFill>
-              </w:rPr>
-              <w:t>实例化</w:t>
-            </w:r>
             <w:r>
               <w:rPr>
                 <w:rFonts w:hint="eastAsia"/>
@@ -18035,7 +17930,7 @@
       <w:tblGrid>
         <w:gridCol w:w="2270"/>
         <w:gridCol w:w="3162"/>
-        <w:gridCol w:w="1898"/>
+        <w:gridCol w:w="1562"/>
       </w:tblGrid>
       <w:tr>
         <w:tblPrEx>
@@ -18105,19 +18000,6 @@
                 </w14:textFill>
               </w:rPr>
             </w:pPr>
-            <w:r>
-              <w:rPr>
-                <w:rFonts w:hint="eastAsia"/>
-                <w:color w:val="ED7D31" w:themeColor="accent2"/>
-                <w:lang w:val="en-US" w:eastAsia="zh-CN"/>
-                <w14:textFill>
-                  <w14:solidFill>
-                    <w14:schemeClr w14:val="accent2"/>
-                  </w14:solidFill>
-                </w14:textFill>
-              </w:rPr>
-              <w:t>实例化</w:t>
-            </w:r>
             <w:r>
               <w:rPr>
                 <w:rFonts w:hint="eastAsia"/>
@@ -18684,12 +18566,6 @@
             <w:insideH w:val="single" w:color="auto" w:sz="4" w:space="0"/>
             <w:insideV w:val="single" w:color="auto" w:sz="4" w:space="0"/>
           </w:tblBorders>
-          <w:tblCellMar>
-            <w:top w:w="0" w:type="dxa"/>
-            <w:left w:w="108" w:type="dxa"/>
-            <w:bottom w:w="0" w:type="dxa"/>
-            <w:right w:w="108" w:type="dxa"/>
-          </w:tblCellMar>
         </w:tblPrEx>
         <w:trPr>
           <w:trHeight w:val="302" w:hRule="atLeast"/>
@@ -19317,19 +19193,6 @@
             <w:r>
               <w:rPr>
                 <w:rFonts w:hint="eastAsia"/>
-                <w:color w:val="ED7D31" w:themeColor="accent2"/>
-                <w:spacing w:val="7"/>
-                <w14:textFill>
-                  <w14:solidFill>
-                    <w14:schemeClr w14:val="accent2"/>
-                  </w14:solidFill>
-                </w14:textFill>
-              </w:rPr>
-              <w:t>实例化</w:t>
-            </w:r>
-            <w:r>
-              <w:rPr>
-                <w:rFonts w:hint="eastAsia"/>
                 <w:color w:val="EA82F1"/>
                 <w:spacing w:val="7"/>
                 <w:lang w:val="en-US" w:eastAsia="zh-CN"/>
@@ -19465,19 +19328,6 @@
                 <w:lang w:val="en-US" w:eastAsia="zh-CN" w:bidi="ar-SA"/>
               </w:rPr>
             </w:pPr>
-            <w:r>
-              <w:rPr>
-                <w:rFonts w:hint="eastAsia"/>
-                <w:color w:val="ED7D31" w:themeColor="accent2"/>
-                <w:spacing w:val="7"/>
-                <w14:textFill>
-                  <w14:solidFill>
-                    <w14:schemeClr w14:val="accent2"/>
-                  </w14:solidFill>
-                </w14:textFill>
-              </w:rPr>
-              <w:t>实例化</w:t>
-            </w:r>
             <w:r>
               <w:rPr>
                 <w:rFonts w:hint="eastAsia"/>
@@ -22111,7 +21961,7 @@
       <w:tblGrid>
         <w:gridCol w:w="3746"/>
         <w:gridCol w:w="3196"/>
-        <w:gridCol w:w="2712"/>
+        <w:gridCol w:w="2315"/>
       </w:tblGrid>
       <w:tr>
         <w:tblPrEx>
@@ -22804,12 +22654,6 @@
             <w:insideH w:val="single" w:color="auto" w:sz="4" w:space="0"/>
             <w:insideV w:val="single" w:color="auto" w:sz="4" w:space="0"/>
           </w:tblBorders>
-          <w:tblCellMar>
-            <w:top w:w="0" w:type="dxa"/>
-            <w:left w:w="108" w:type="dxa"/>
-            <w:bottom w:w="0" w:type="dxa"/>
-            <w:right w:w="108" w:type="dxa"/>
-          </w:tblCellMar>
         </w:tblPrEx>
         <w:tc>
           <w:tcPr>
@@ -23742,7 +23586,7 @@
       </w:tblPr>
       <w:tblGrid>
         <w:gridCol w:w="5125"/>
-        <w:gridCol w:w="4537"/>
+        <w:gridCol w:w="4402"/>
       </w:tblGrid>
       <w:tr>
         <w:tblPrEx>
@@ -25306,6 +25150,12 @@
             <w:insideH w:val="single" w:color="auto" w:sz="4" w:space="0"/>
             <w:insideV w:val="single" w:color="auto" w:sz="4" w:space="0"/>
           </w:tblBorders>
+          <w:tblCellMar>
+            <w:top w:w="0" w:type="dxa"/>
+            <w:left w:w="108" w:type="dxa"/>
+            <w:bottom w:w="0" w:type="dxa"/>
+            <w:right w:w="108" w:type="dxa"/>
+          </w:tblCellMar>
         </w:tblPrEx>
         <w:tc>
           <w:tcPr>
@@ -28841,6 +28691,12 @@
             <w:insideH w:val="single" w:color="auto" w:sz="4" w:space="0"/>
             <w:insideV w:val="single" w:color="auto" w:sz="4" w:space="0"/>
           </w:tblBorders>
+          <w:tblCellMar>
+            <w:top w:w="0" w:type="dxa"/>
+            <w:left w:w="108" w:type="dxa"/>
+            <w:bottom w:w="0" w:type="dxa"/>
+            <w:right w:w="108" w:type="dxa"/>
+          </w:tblCellMar>
         </w:tblPrEx>
         <w:tc>
           <w:tcPr>
@@ -31304,12 +31160,6 @@
             <w:insideH w:val="single" w:color="auto" w:sz="4" w:space="0"/>
             <w:insideV w:val="single" w:color="auto" w:sz="4" w:space="0"/>
           </w:tblBorders>
-          <w:tblCellMar>
-            <w:top w:w="0" w:type="dxa"/>
-            <w:left w:w="108" w:type="dxa"/>
-            <w:bottom w:w="0" w:type="dxa"/>
-            <w:right w:w="108" w:type="dxa"/>
-          </w:tblCellMar>
         </w:tblPrEx>
         <w:tc>
           <w:tcPr>
@@ -31450,6 +31300,12 @@
             <w:insideH w:val="single" w:color="auto" w:sz="4" w:space="0"/>
             <w:insideV w:val="single" w:color="auto" w:sz="4" w:space="0"/>
           </w:tblBorders>
+          <w:tblCellMar>
+            <w:top w:w="0" w:type="dxa"/>
+            <w:left w:w="108" w:type="dxa"/>
+            <w:bottom w:w="0" w:type="dxa"/>
+            <w:right w:w="108" w:type="dxa"/>
+          </w:tblCellMar>
         </w:tblPrEx>
         <w:tc>
           <w:tcPr>
@@ -31576,7 +31432,7 @@
       <w:tblGrid>
         <w:gridCol w:w="1576"/>
         <w:gridCol w:w="3543"/>
-        <w:gridCol w:w="4510"/>
+        <w:gridCol w:w="3827"/>
       </w:tblGrid>
       <w:tr>
         <w:tblPrEx>
@@ -31774,7 +31630,7 @@
                   </w14:solidFill>
                 </w14:textFill>
               </w:rPr>
-              <w:t>实例化SGD算法</w:t>
+              <w:t>SGD算法</w:t>
             </w:r>
             <w:r>
               <w:rPr>
@@ -31882,7 +31738,7 @@
                   </w14:solidFill>
                 </w14:textFill>
               </w:rPr>
-              <w:t>实例化Adam算法</w:t>
+              <w:t>Adam算法</w:t>
             </w:r>
             <w:r>
               <w:rPr>
@@ -32042,7 +31898,7 @@
                   </w14:solidFill>
                 </w14:textFill>
               </w:rPr>
-              <w:t>实例化Adam</w:t>
+              <w:t>Adam</w:t>
             </w:r>
             <w:r>
               <w:rPr>
@@ -32659,18 +32515,6 @@
             <w:r>
               <w:rPr>
                 <w:rFonts w:hint="eastAsia"/>
-                <w:color w:val="ED7D31" w:themeColor="accent2"/>
-                <w14:textFill>
-                  <w14:solidFill>
-                    <w14:schemeClr w14:val="accent2"/>
-                  </w14:solidFill>
-                </w14:textFill>
-              </w:rPr>
-              <w:t>实例化</w:t>
-            </w:r>
-            <w:r>
-              <w:rPr>
-                <w:rFonts w:hint="eastAsia"/>
                 <w:color w:val="EA82F1"/>
                 <w:szCs w:val="24"/>
               </w:rPr>
@@ -32841,7 +32685,7 @@
       <w:tblGrid>
         <w:gridCol w:w="2457"/>
         <w:gridCol w:w="2624"/>
-        <w:gridCol w:w="1898"/>
+        <w:gridCol w:w="1268"/>
         <w:gridCol w:w="2231"/>
       </w:tblGrid>
       <w:tr>
@@ -32905,18 +32749,6 @@
             <w:r>
               <w:rPr>
                 <w:rFonts w:hint="eastAsia"/>
-                <w:color w:val="ED7D31" w:themeColor="accent2"/>
-                <w14:textFill>
-                  <w14:solidFill>
-                    <w14:schemeClr w14:val="accent2"/>
-                  </w14:solidFill>
-                </w14:textFill>
-              </w:rPr>
-              <w:t>实例化</w:t>
-            </w:r>
-            <w:r>
-              <w:rPr>
-                <w:rFonts w:hint="eastAsia"/>
                 <w:color w:val="EA82F1"/>
                 <w:szCs w:val="24"/>
               </w:rPr>
@@ -33123,18 +32955,6 @@
                 </w14:textFill>
               </w:rPr>
             </w:pPr>
-            <w:r>
-              <w:rPr>
-                <w:rFonts w:hint="eastAsia"/>
-                <w:color w:val="ED7D31" w:themeColor="accent2"/>
-                <w14:textFill>
-                  <w14:solidFill>
-                    <w14:schemeClr w14:val="accent2"/>
-                  </w14:solidFill>
-                </w14:textFill>
-              </w:rPr>
-              <w:t>实例化</w:t>
-            </w:r>
             <w:r>
               <w:rPr>
                 <w:rFonts w:hint="eastAsia"/>
@@ -34089,7 +33909,7 @@
       <w:tblGrid>
         <w:gridCol w:w="1057"/>
         <w:gridCol w:w="4981"/>
-        <w:gridCol w:w="1923"/>
+        <w:gridCol w:w="1268"/>
       </w:tblGrid>
       <w:tr>
         <w:tblPrEx>
@@ -34155,7 +33975,7 @@
                   </w14:solidFill>
                 </w14:textFill>
               </w:rPr>
-              <w:t>实例化SW</w:t>
+              <w:t>SW</w:t>
             </w:r>
             <w:r>
               <w:rPr>
@@ -34280,6 +34100,12 @@
             <w:insideH w:val="single" w:color="auto" w:sz="4" w:space="0"/>
             <w:insideV w:val="single" w:color="auto" w:sz="4" w:space="0"/>
           </w:tblBorders>
+          <w:tblCellMar>
+            <w:top w:w="0" w:type="dxa"/>
+            <w:left w:w="108" w:type="dxa"/>
+            <w:bottom w:w="0" w:type="dxa"/>
+            <w:right w:w="108" w:type="dxa"/>
+          </w:tblCellMar>
         </w:tblPrEx>
         <w:tc>
           <w:tcPr>
@@ -34572,7 +34398,7 @@
       <w:tblGrid>
         <w:gridCol w:w="1598"/>
         <w:gridCol w:w="2975"/>
-        <w:gridCol w:w="2239"/>
+        <w:gridCol w:w="1976"/>
       </w:tblGrid>
       <w:tr>
         <w:tblPrEx>
@@ -34640,7 +34466,7 @@
                   </w14:solidFill>
                 </w14:textFill>
               </w:rPr>
-              <w:t>实例化CIFAR</w:t>
+              <w:t>CIFAR</w:t>
             </w:r>
             <w:r>
               <w:rPr>
@@ -35092,6 +34918,12 @@
             <w:insideH w:val="single" w:color="auto" w:sz="4" w:space="0"/>
             <w:insideV w:val="single" w:color="auto" w:sz="4" w:space="0"/>
           </w:tblBorders>
+          <w:tblCellMar>
+            <w:top w:w="0" w:type="dxa"/>
+            <w:left w:w="108" w:type="dxa"/>
+            <w:bottom w:w="0" w:type="dxa"/>
+            <w:right w:w="108" w:type="dxa"/>
+          </w:tblCellMar>
         </w:tblPrEx>
         <w:tc>
           <w:tcPr>
@@ -35531,7 +35363,7 @@
       </w:tblPr>
       <w:tblGrid>
         <w:gridCol w:w="5242"/>
-        <w:gridCol w:w="1898"/>
+        <w:gridCol w:w="1268"/>
         <w:gridCol w:w="1057"/>
         <w:gridCol w:w="1440"/>
       </w:tblGrid>
@@ -35599,7 +35431,7 @@
                   </w14:solidFill>
                 </w14:textFill>
               </w:rPr>
-              <w:t>实例化变换器实例的</w:t>
+              <w:t>变换器实例的</w:t>
             </w:r>
             <w:r>
               <w:rPr>
@@ -35662,18 +35494,6 @@
                 <w:szCs w:val="24"/>
               </w:rPr>
             </w:pPr>
-            <w:r>
-              <w:rPr>
-                <w:rFonts w:hint="eastAsia"/>
-                <w:color w:val="ED7D31" w:themeColor="accent2"/>
-                <w14:textFill>
-                  <w14:solidFill>
-                    <w14:schemeClr w14:val="accent2"/>
-                  </w14:solidFill>
-                </w14:textFill>
-              </w:rPr>
-              <w:t>实例化</w:t>
-            </w:r>
             <w:r>
               <w:rPr>
                 <w:rFonts w:hint="eastAsia"/>
@@ -35762,18 +35582,6 @@
                 </w14:textFill>
               </w:rPr>
             </w:pPr>
-            <w:r>
-              <w:rPr>
-                <w:rFonts w:hint="eastAsia"/>
-                <w:color w:val="ED7D31" w:themeColor="accent2"/>
-                <w14:textFill>
-                  <w14:solidFill>
-                    <w14:schemeClr w14:val="accent2"/>
-                  </w14:solidFill>
-                </w14:textFill>
-              </w:rPr>
-              <w:t>实例化</w:t>
-            </w:r>
             <w:r>
               <w:rPr>
                 <w:rFonts w:hint="eastAsia"/>
@@ -35898,18 +35706,6 @@
             <w:r>
               <w:rPr>
                 <w:rFonts w:hint="eastAsia"/>
-                <w:color w:val="ED7D31" w:themeColor="accent2"/>
-                <w14:textFill>
-                  <w14:solidFill>
-                    <w14:schemeClr w14:val="accent2"/>
-                  </w14:solidFill>
-                </w14:textFill>
-              </w:rPr>
-              <w:t>实例化</w:t>
-            </w:r>
-            <w:r>
-              <w:rPr>
-                <w:rFonts w:hint="eastAsia"/>
                 <w:color w:val="EA82F1"/>
                 <w:szCs w:val="24"/>
               </w:rPr>
@@ -35975,18 +35771,6 @@
             <w:r>
               <w:rPr>
                 <w:rFonts w:hint="eastAsia"/>
-                <w:color w:val="ED7D31" w:themeColor="accent2"/>
-                <w14:textFill>
-                  <w14:solidFill>
-                    <w14:schemeClr w14:val="accent2"/>
-                  </w14:solidFill>
-                </w14:textFill>
-              </w:rPr>
-              <w:t>实例化</w:t>
-            </w:r>
-            <w:r>
-              <w:rPr>
-                <w:rFonts w:hint="eastAsia"/>
                 <w:color w:val="EA82F1"/>
                 <w:szCs w:val="24"/>
               </w:rPr>
@@ -36052,18 +35836,6 @@
             <w:r>
               <w:rPr>
                 <w:rFonts w:hint="eastAsia"/>
-                <w:color w:val="ED7D31" w:themeColor="accent2"/>
-                <w14:textFill>
-                  <w14:solidFill>
-                    <w14:schemeClr w14:val="accent2"/>
-                  </w14:solidFill>
-                </w14:textFill>
-              </w:rPr>
-              <w:t>实例化</w:t>
-            </w:r>
-            <w:r>
-              <w:rPr>
-                <w:rFonts w:hint="eastAsia"/>
                 <w:color w:val="EA82F1"/>
                 <w:szCs w:val="24"/>
               </w:rPr>
@@ -36264,6 +36036,9 @@
             <w:right w:w="108" w:type="dxa"/>
           </w:tblCellMar>
         </w:tblPrEx>
+        <w:trPr>
+          <w:trHeight w:val="250" w:hRule="atLeast"/>
+        </w:trPr>
         <w:tc>
           <w:tcPr>
             <w:tcW w:w="0" w:type="auto"/>
@@ -36301,18 +36076,6 @@
                 </w14:textFill>
               </w:rPr>
             </w:pPr>
-            <w:r>
-              <w:rPr>
-                <w:rFonts w:hint="eastAsia"/>
-                <w:color w:val="ED7D31" w:themeColor="accent2"/>
-                <w14:textFill>
-                  <w14:solidFill>
-                    <w14:schemeClr w14:val="accent2"/>
-                  </w14:solidFill>
-                </w14:textFill>
-              </w:rPr>
-              <w:t>实例化</w:t>
-            </w:r>
             <w:r>
               <w:rPr>
                 <w:rFonts w:hint="eastAsia"/>
@@ -36381,18 +36144,6 @@
             <w:r>
               <w:rPr>
                 <w:rFonts w:hint="eastAsia"/>
-                <w:color w:val="ED7D31" w:themeColor="accent2"/>
-                <w14:textFill>
-                  <w14:solidFill>
-                    <w14:schemeClr w14:val="accent2"/>
-                  </w14:solidFill>
-                </w14:textFill>
-              </w:rPr>
-              <w:t>实例化</w:t>
-            </w:r>
-            <w:r>
-              <w:rPr>
-                <w:rFonts w:hint="eastAsia"/>
                 <w:color w:val="EA82F1"/>
                 <w:szCs w:val="24"/>
               </w:rPr>
@@ -36458,18 +36209,6 @@
             <w:r>
               <w:rPr>
                 <w:rFonts w:hint="eastAsia"/>
-                <w:color w:val="ED7D31" w:themeColor="accent2"/>
-                <w14:textFill>
-                  <w14:solidFill>
-                    <w14:schemeClr w14:val="accent2"/>
-                  </w14:solidFill>
-                </w14:textFill>
-              </w:rPr>
-              <w:t>实例化</w:t>
-            </w:r>
-            <w:r>
-              <w:rPr>
-                <w:rFonts w:hint="eastAsia"/>
                 <w:color w:val="EA82F1"/>
                 <w:szCs w:val="24"/>
               </w:rPr>
@@ -36535,18 +36274,6 @@
             <w:r>
               <w:rPr>
                 <w:rFonts w:hint="eastAsia"/>
-                <w:color w:val="ED7D31" w:themeColor="accent2"/>
-                <w14:textFill>
-                  <w14:solidFill>
-                    <w14:schemeClr w14:val="accent2"/>
-                  </w14:solidFill>
-                </w14:textFill>
-              </w:rPr>
-              <w:t>实例化</w:t>
-            </w:r>
-            <w:r>
-              <w:rPr>
-                <w:rFonts w:hint="eastAsia"/>
                 <w:color w:val="EA82F1"/>
                 <w:szCs w:val="24"/>
               </w:rPr>
@@ -36612,18 +36339,6 @@
             <w:r>
               <w:rPr>
                 <w:rFonts w:hint="eastAsia"/>
-                <w:color w:val="ED7D31" w:themeColor="accent2"/>
-                <w14:textFill>
-                  <w14:solidFill>
-                    <w14:schemeClr w14:val="accent2"/>
-                  </w14:solidFill>
-                </w14:textFill>
-              </w:rPr>
-              <w:t>实例化</w:t>
-            </w:r>
-            <w:r>
-              <w:rPr>
-                <w:rFonts w:hint="eastAsia"/>
                 <w:color w:val="EA82F1"/>
                 <w:szCs w:val="24"/>
               </w:rPr>
@@ -36686,18 +36401,6 @@
                 </w14:textFill>
               </w:rPr>
             </w:pPr>
-            <w:r>
-              <w:rPr>
-                <w:rFonts w:hint="eastAsia"/>
-                <w:color w:val="ED7D31" w:themeColor="accent2"/>
-                <w14:textFill>
-                  <w14:solidFill>
-                    <w14:schemeClr w14:val="accent2"/>
-                  </w14:solidFill>
-                </w14:textFill>
-              </w:rPr>
-              <w:t>实例化</w:t>
-            </w:r>
             <w:r>
               <w:rPr>
                 <w:rFonts w:hint="eastAsia"/>
@@ -36763,6 +36466,14 @@
           <w:lang w:val="en-US" w:eastAsia="zh-CN"/>
         </w:rPr>
       </w:pPr>
+      <w:r>
+        <w:rPr>
+          <w:rFonts w:hint="eastAsia"/>
+          <w:color w:val="0070C0"/>
+          <w:lang w:val="en-US" w:eastAsia="zh-CN"/>
+        </w:rPr>
+        <w:t>光栅化</w:t>
+      </w:r>
       <w:r>
         <w:rPr>
           <w:rFonts w:hint="default"/>
@@ -38190,94 +37901,19 @@
     </w:p>
     <w:p>
       <w:pPr>
-        <w:outlineLvl w:val="2"/>
+        <w:pStyle w:val="19"/>
+        <w:bidi w:val="0"/>
         <w:rPr>
-          <w:rFonts w:hint="eastAsia"/>
-          <w:color w:val="0070C0"/>
+          <w:rFonts w:hint="default"/>
           <w:lang w:val="en-US" w:eastAsia="zh-CN"/>
         </w:rPr>
       </w:pPr>
       <w:r>
         <w:rPr>
           <w:rFonts w:hint="eastAsia"/>
-          <w:color w:val="0070C0"/>
           <w:lang w:val="en-US" w:eastAsia="zh-CN"/>
         </w:rPr>
-        <w:t>fused_ssim：</w:t>
-      </w:r>
-    </w:p>
-    <w:p>
-      <w:pPr>
-        <w:rPr>
-          <w:rFonts w:hint="eastAsia"/>
-          <w:color w:val="0070C0"/>
-        </w:rPr>
-      </w:pPr>
-      <w:r>
-        <w:rPr>
-          <w:rFonts w:hint="eastAsia"/>
-          <w:color w:val="ED7D31" w:themeColor="accent2"/>
-          <w:spacing w:val="7"/>
-          <w14:textFill>
-            <w14:solidFill>
-              <w14:schemeClr w14:val="accent2"/>
-            </w14:solidFill>
-          </w14:textFill>
-        </w:rPr>
-        <w:fldChar w:fldCharType="begin"/>
-      </w:r>
-      <w:r>
-        <w:rPr>
-          <w:rFonts w:hint="eastAsia"/>
-          <w:color w:val="ED7D31" w:themeColor="accent2"/>
-          <w:spacing w:val="7"/>
-          <w14:textFill>
-            <w14:solidFill>
-              <w14:schemeClr w14:val="accent2"/>
-            </w14:solidFill>
-          </w14:textFill>
-        </w:rPr>
-        <w:instrText xml:space="preserve"> HYPERLINK "https://github.com/rahul-goel/fused-ssim" </w:instrText>
-      </w:r>
-      <w:r>
-        <w:rPr>
-          <w:rFonts w:hint="eastAsia"/>
-          <w:color w:val="ED7D31" w:themeColor="accent2"/>
-          <w:spacing w:val="7"/>
-          <w14:textFill>
-            <w14:solidFill>
-              <w14:schemeClr w14:val="accent2"/>
-            </w14:solidFill>
-          </w14:textFill>
-        </w:rPr>
-        <w:fldChar w:fldCharType="separate"/>
-      </w:r>
-      <w:r>
-        <w:rPr>
-          <w:rStyle w:val="15"/>
-          <w:rFonts w:hint="eastAsia"/>
-          <w:color w:val="ED7D31" w:themeColor="accent2"/>
-          <w:spacing w:val="7"/>
-          <w14:textFill>
-            <w14:solidFill>
-              <w14:schemeClr w14:val="accent2"/>
-            </w14:solidFill>
-          </w14:textFill>
-        </w:rPr>
-        <w:t>https://github.com/rahul-goel/fused-ssim</w:t>
-      </w:r>
-      <w:r>
-        <w:rPr>
-          <w:rFonts w:hint="eastAsia"/>
-          <w:color w:val="ED7D31" w:themeColor="accent2"/>
-          <w:spacing w:val="7"/>
-          <w14:textFill>
-            <w14:solidFill>
-              <w14:schemeClr w14:val="accent2"/>
-            </w14:solidFill>
-          </w14:textFill>
-        </w:rPr>
-        <w:fldChar w:fldCharType="end"/>
+        <w:t>教师ema_pytorch：</w:t>
       </w:r>
     </w:p>
     <w:tbl>
@@ -38302,8 +37938,9 @@
         </w:tblCellMar>
       </w:tblPr>
       <w:tblGrid>
-        <w:gridCol w:w="5654"/>
-        <w:gridCol w:w="1268"/>
+        <w:gridCol w:w="1073"/>
+        <w:gridCol w:w="7704"/>
+        <w:gridCol w:w="1177"/>
       </w:tblGrid>
       <w:tr>
         <w:tblPrEx>
@@ -38325,61 +37962,2594 @@
         <w:tc>
           <w:tcPr>
             <w:tcW w:w="0" w:type="auto"/>
-            <w:vAlign w:val="center"/>
-          </w:tcPr>
-          <w:p>
-            <w:pPr>
+            <w:gridSpan w:val="2"/>
+            <w:vAlign w:val="center"/>
+          </w:tcPr>
+          <w:p>
+            <w:pPr>
+              <w:pStyle w:val="26"/>
+              <w:bidi w:val="0"/>
               <w:jc w:val="both"/>
               <w:rPr>
-                <w:rFonts w:hint="default" w:eastAsia="华文中宋"/>
-                <w:color w:val="ED7D31" w:themeColor="accent2"/>
+                <w:rFonts w:hint="default"/>
+                <w:lang w:val="en-US" w:eastAsia="zh-CN"/>
+              </w:rPr>
+            </w:pPr>
+            <w:r>
+              <w:rPr>
+                <w:rFonts w:hint="eastAsia" w:cs="华文中宋"/>
+                <w:b/>
+                <w:bCs/>
+                <w:color w:val="FF0000"/>
+                <w:kern w:val="2"/>
+                <w:sz w:val="21"/>
+                <w:szCs w:val="21"/>
+                <w:lang w:val="en-US" w:eastAsia="zh-CN" w:bidi="ar-SA"/>
+              </w:rPr>
+              <w:t>EMA(model, beta, update_after_step, update_every, update_model_with_ema_every)</w:t>
+            </w:r>
+          </w:p>
+        </w:tc>
+        <w:tc>
+          <w:tcPr>
+            <w:tcW w:w="0" w:type="auto"/>
+            <w:vAlign w:val="center"/>
+          </w:tcPr>
+          <w:p>
+            <w:pPr>
+              <w:pStyle w:val="27"/>
+              <w:bidi w:val="0"/>
+              <w:jc w:val="both"/>
+              <w:rPr>
+                <w:rFonts w:hint="default"/>
                 <w:vertAlign w:val="baseline"/>
                 <w:lang w:val="en-US" w:eastAsia="zh-CN"/>
-                <w14:textFill>
-                  <w14:solidFill>
-                    <w14:schemeClr w14:val="accent2"/>
-                  </w14:solidFill>
-                </w14:textFill>
-              </w:rPr>
-            </w:pPr>
-            <w:r>
-              <w:rPr>
-                <w:rFonts w:hint="eastAsia"/>
-                <w:color w:val="FF0000"/>
-                <w:lang w:val="en-US" w:eastAsia="zh-CN"/>
-              </w:rPr>
-              <w:t>fused_ssim(img0, img1, padding="same", train=True)</w:t>
-            </w:r>
-          </w:p>
-        </w:tc>
-        <w:tc>
-          <w:tcPr>
-            <w:tcW w:w="0" w:type="auto"/>
-            <w:vAlign w:val="center"/>
-          </w:tcPr>
-          <w:p>
-            <w:pPr>
+              </w:rPr>
+            </w:pPr>
+            <w:r>
+              <w:rPr>
+                <w:rFonts w:hint="eastAsia"/>
+                <w:vertAlign w:val="baseline"/>
+                <w:lang w:val="en-US" w:eastAsia="zh-CN"/>
+              </w:rPr>
+              <w:t>EMA教师</w:t>
+            </w:r>
+          </w:p>
+        </w:tc>
+      </w:tr>
+      <w:tr>
+        <w:tblPrEx>
+          <w:tblBorders>
+            <w:top w:val="single" w:color="auto" w:sz="4" w:space="0"/>
+            <w:left w:val="single" w:color="auto" w:sz="4" w:space="0"/>
+            <w:bottom w:val="single" w:color="auto" w:sz="4" w:space="0"/>
+            <w:right w:val="single" w:color="auto" w:sz="4" w:space="0"/>
+            <w:insideH w:val="single" w:color="auto" w:sz="4" w:space="0"/>
+            <w:insideV w:val="single" w:color="auto" w:sz="4" w:space="0"/>
+          </w:tblBorders>
+          <w:tblCellMar>
+            <w:top w:w="0" w:type="dxa"/>
+            <w:left w:w="108" w:type="dxa"/>
+            <w:bottom w:w="0" w:type="dxa"/>
+            <w:right w:w="108" w:type="dxa"/>
+          </w:tblCellMar>
+        </w:tblPrEx>
+        <w:tc>
+          <w:tcPr>
+            <w:tcW w:w="0" w:type="auto"/>
+            <w:vMerge w:val="restart"/>
+            <w:vAlign w:val="center"/>
+          </w:tcPr>
+          <w:p>
+            <w:pPr>
+              <w:pStyle w:val="26"/>
+              <w:bidi w:val="0"/>
               <w:jc w:val="both"/>
               <w:rPr>
-                <w:rFonts w:hint="default" w:eastAsia="华文中宋"/>
-                <w:color w:val="ED7D31" w:themeColor="accent2"/>
+                <w:rFonts w:hint="default" w:cs="华文中宋"/>
+                <w:b/>
+                <w:bCs/>
+                <w:color w:val="ED7D31"/>
+                <w:kern w:val="2"/>
+                <w:sz w:val="21"/>
+                <w:szCs w:val="21"/>
                 <w:vertAlign w:val="baseline"/>
-                <w:lang w:val="en-US" w:eastAsia="zh-CN"/>
-                <w14:textFill>
-                  <w14:solidFill>
-                    <w14:schemeClr w14:val="accent2"/>
-                  </w14:solidFill>
-                </w14:textFill>
-              </w:rPr>
-            </w:pPr>
-            <w:r>
-              <w:rPr>
-                <w:rFonts w:hint="eastAsia"/>
-                <w:color w:val="EA82F1"/>
-                <w:szCs w:val="24"/>
-                <w:lang w:val="en-US" w:eastAsia="zh-CN"/>
-              </w:rPr>
-              <w:t>结构相似性</w:t>
+                <w:lang w:val="en-US" w:eastAsia="zh-CN" w:bidi="ar-SA"/>
+              </w:rPr>
+            </w:pPr>
+            <w:r>
+              <w:rPr>
+                <w:rFonts w:hint="eastAsia" w:cs="华文中宋"/>
+                <w:b/>
+                <w:bCs/>
+                <w:color w:val="ED7D31"/>
+                <w:kern w:val="2"/>
+                <w:sz w:val="21"/>
+                <w:szCs w:val="21"/>
+                <w:vertAlign w:val="baseline"/>
+                <w:lang w:val="en-US" w:eastAsia="zh-CN" w:bidi="ar-SA"/>
+              </w:rPr>
+              <w:t>实例方法</w:t>
+            </w:r>
+          </w:p>
+        </w:tc>
+        <w:tc>
+          <w:tcPr>
+            <w:tcW w:w="0" w:type="auto"/>
+            <w:vAlign w:val="center"/>
+          </w:tcPr>
+          <w:p>
+            <w:pPr>
+              <w:pStyle w:val="26"/>
+              <w:bidi w:val="0"/>
+              <w:jc w:val="both"/>
+              <w:rPr>
+                <w:rFonts w:hint="default" w:cs="华文中宋"/>
+                <w:b/>
+                <w:bCs/>
+                <w:color w:val="FF0000"/>
+                <w:kern w:val="2"/>
+                <w:sz w:val="21"/>
+                <w:szCs w:val="21"/>
+                <w:lang w:val="en-US" w:eastAsia="zh-CN" w:bidi="ar-SA"/>
+              </w:rPr>
+            </w:pPr>
+            <w:r>
+              <w:rPr>
+                <w:rFonts w:hint="eastAsia" w:cs="华文中宋"/>
+                <w:b/>
+                <w:bCs/>
+                <w:color w:val="FF0000"/>
+                <w:kern w:val="2"/>
+                <w:sz w:val="21"/>
+                <w:szCs w:val="21"/>
+                <w:lang w:val="en-US" w:eastAsia="zh-CN" w:bidi="ar-SA"/>
+              </w:rPr>
+              <w:t>update()</w:t>
+            </w:r>
+          </w:p>
+        </w:tc>
+        <w:tc>
+          <w:tcPr>
+            <w:tcW w:w="0" w:type="auto"/>
+            <w:vAlign w:val="center"/>
+          </w:tcPr>
+          <w:p>
+            <w:pPr>
+              <w:pStyle w:val="27"/>
+              <w:bidi w:val="0"/>
+              <w:jc w:val="both"/>
+              <w:rPr>
+                <w:rFonts w:hint="default"/>
+                <w:vertAlign w:val="baseline"/>
+                <w:lang w:val="en-US" w:eastAsia="zh-CN"/>
+              </w:rPr>
+            </w:pPr>
+            <w:r>
+              <w:rPr>
+                <w:rFonts w:hint="eastAsia"/>
+                <w:vertAlign w:val="baseline"/>
+                <w:lang w:val="en-US" w:eastAsia="zh-CN"/>
+              </w:rPr>
+              <w:t>更新</w:t>
+            </w:r>
+          </w:p>
+        </w:tc>
+      </w:tr>
+      <w:tr>
+        <w:tblPrEx>
+          <w:tblBorders>
+            <w:top w:val="single" w:color="auto" w:sz="4" w:space="0"/>
+            <w:left w:val="single" w:color="auto" w:sz="4" w:space="0"/>
+            <w:bottom w:val="single" w:color="auto" w:sz="4" w:space="0"/>
+            <w:right w:val="single" w:color="auto" w:sz="4" w:space="0"/>
+            <w:insideH w:val="single" w:color="auto" w:sz="4" w:space="0"/>
+            <w:insideV w:val="single" w:color="auto" w:sz="4" w:space="0"/>
+          </w:tblBorders>
+          <w:tblCellMar>
+            <w:top w:w="0" w:type="dxa"/>
+            <w:left w:w="108" w:type="dxa"/>
+            <w:bottom w:w="0" w:type="dxa"/>
+            <w:right w:w="108" w:type="dxa"/>
+          </w:tblCellMar>
+        </w:tblPrEx>
+        <w:tc>
+          <w:tcPr>
+            <w:tcW w:w="0" w:type="auto"/>
+            <w:vMerge w:val="continue"/>
+            <w:tcBorders/>
+            <w:vAlign w:val="center"/>
+          </w:tcPr>
+          <w:p>
+            <w:pPr>
+              <w:pStyle w:val="26"/>
+              <w:bidi w:val="0"/>
+              <w:jc w:val="both"/>
+              <w:rPr>
+                <w:rFonts w:hint="eastAsia" w:cs="华文中宋"/>
+                <w:b/>
+                <w:bCs/>
+                <w:color w:val="ED7D31"/>
+                <w:kern w:val="2"/>
+                <w:sz w:val="21"/>
+                <w:szCs w:val="21"/>
+                <w:vertAlign w:val="baseline"/>
+                <w:lang w:val="en-US" w:eastAsia="zh-CN" w:bidi="ar-SA"/>
+              </w:rPr>
+            </w:pPr>
+          </w:p>
+        </w:tc>
+        <w:tc>
+          <w:tcPr>
+            <w:tcW w:w="0" w:type="auto"/>
+            <w:vAlign w:val="center"/>
+          </w:tcPr>
+          <w:p>
+            <w:pPr>
+              <w:pStyle w:val="26"/>
+              <w:bidi w:val="0"/>
+              <w:jc w:val="both"/>
+              <w:rPr>
+                <w:rFonts w:hint="default" w:cs="华文中宋"/>
+                <w:b/>
+                <w:bCs/>
+                <w:color w:val="FF0000"/>
+                <w:kern w:val="2"/>
+                <w:sz w:val="21"/>
+                <w:szCs w:val="21"/>
+                <w:lang w:val="en-US" w:eastAsia="zh-CN" w:bidi="ar-SA"/>
+              </w:rPr>
+            </w:pPr>
+            <w:r>
+              <w:rPr>
+                <w:rFonts w:hint="eastAsia" w:cs="华文中宋"/>
+                <w:b/>
+                <w:bCs/>
+                <w:color w:val="FF0000"/>
+                <w:kern w:val="2"/>
+                <w:sz w:val="21"/>
+                <w:szCs w:val="21"/>
+                <w:lang w:val="en-US" w:eastAsia="zh-CN" w:bidi="ar-SA"/>
+              </w:rPr>
+              <w:t>copy_params_from_model_to_ema / copy_params_from_ema_to_model()</w:t>
+            </w:r>
+          </w:p>
+        </w:tc>
+        <w:tc>
+          <w:tcPr>
+            <w:tcW w:w="0" w:type="auto"/>
+            <w:vAlign w:val="center"/>
+          </w:tcPr>
+          <w:p>
+            <w:pPr>
+              <w:pStyle w:val="27"/>
+              <w:bidi w:val="0"/>
+              <w:jc w:val="both"/>
+              <w:rPr>
+                <w:rFonts w:hint="default"/>
+                <w:vertAlign w:val="baseline"/>
+                <w:lang w:val="en-US" w:eastAsia="zh-CN"/>
+              </w:rPr>
+            </w:pPr>
+            <w:r>
+              <w:rPr>
+                <w:rFonts w:hint="eastAsia"/>
+                <w:vertAlign w:val="baseline"/>
+                <w:lang w:val="en-US" w:eastAsia="zh-CN"/>
+              </w:rPr>
+              <w:t>拷贝</w:t>
+            </w:r>
+            <w:r>
+              <w:rPr>
+                <w:rFonts w:hint="eastAsia" w:cs="华文中宋"/>
+                <w:b/>
+                <w:bCs/>
+                <w:color w:val="ED7D31"/>
+                <w:kern w:val="2"/>
+                <w:sz w:val="21"/>
+                <w:szCs w:val="21"/>
+                <w:vertAlign w:val="baseline"/>
+                <w:lang w:val="en-US" w:eastAsia="zh-CN" w:bidi="ar-SA"/>
+              </w:rPr>
+              <w:t>权重</w:t>
+            </w:r>
+          </w:p>
+        </w:tc>
+      </w:tr>
+      <w:tr>
+        <w:tblPrEx>
+          <w:tblBorders>
+            <w:top w:val="single" w:color="auto" w:sz="4" w:space="0"/>
+            <w:left w:val="single" w:color="auto" w:sz="4" w:space="0"/>
+            <w:bottom w:val="single" w:color="auto" w:sz="4" w:space="0"/>
+            <w:right w:val="single" w:color="auto" w:sz="4" w:space="0"/>
+            <w:insideH w:val="single" w:color="auto" w:sz="4" w:space="0"/>
+            <w:insideV w:val="single" w:color="auto" w:sz="4" w:space="0"/>
+          </w:tblBorders>
+          <w:tblCellMar>
+            <w:top w:w="0" w:type="dxa"/>
+            <w:left w:w="108" w:type="dxa"/>
+            <w:bottom w:w="0" w:type="dxa"/>
+            <w:right w:w="108" w:type="dxa"/>
+          </w:tblCellMar>
+        </w:tblPrEx>
+        <w:tc>
+          <w:tcPr>
+            <w:tcW w:w="0" w:type="auto"/>
+            <w:vMerge w:val="continue"/>
+            <w:tcBorders/>
+            <w:vAlign w:val="center"/>
+          </w:tcPr>
+          <w:p>
+            <w:pPr>
+              <w:pStyle w:val="26"/>
+              <w:bidi w:val="0"/>
+              <w:jc w:val="both"/>
+              <w:rPr>
+                <w:rFonts w:hint="eastAsia" w:cs="华文中宋"/>
+                <w:b/>
+                <w:bCs/>
+                <w:color w:val="ED7D31"/>
+                <w:kern w:val="2"/>
+                <w:sz w:val="21"/>
+                <w:szCs w:val="21"/>
+                <w:vertAlign w:val="baseline"/>
+                <w:lang w:val="en-US" w:eastAsia="zh-CN" w:bidi="ar-SA"/>
+              </w:rPr>
+            </w:pPr>
+          </w:p>
+        </w:tc>
+        <w:tc>
+          <w:tcPr>
+            <w:tcW w:w="0" w:type="auto"/>
+            <w:vAlign w:val="center"/>
+          </w:tcPr>
+          <w:p>
+            <w:pPr>
+              <w:pStyle w:val="26"/>
+              <w:bidi w:val="0"/>
+              <w:jc w:val="both"/>
+              <w:rPr>
+                <w:rFonts w:hint="default" w:cs="华文中宋"/>
+                <w:b/>
+                <w:bCs/>
+                <w:color w:val="FF0000"/>
+                <w:kern w:val="2"/>
+                <w:sz w:val="21"/>
+                <w:szCs w:val="21"/>
+                <w:lang w:val="en-US" w:eastAsia="zh-CN" w:bidi="ar-SA"/>
+              </w:rPr>
+            </w:pPr>
+            <w:r>
+              <w:rPr>
+                <w:rFonts w:hint="eastAsia" w:cs="华文中宋"/>
+                <w:b/>
+                <w:bCs/>
+                <w:color w:val="FF0000"/>
+                <w:kern w:val="2"/>
+                <w:sz w:val="21"/>
+                <w:szCs w:val="21"/>
+                <w:lang w:val="en-US" w:eastAsia="zh-CN" w:bidi="ar-SA"/>
+              </w:rPr>
+              <w:t>forward_eval(*args, **kwargs)</w:t>
+            </w:r>
+          </w:p>
+        </w:tc>
+        <w:tc>
+          <w:tcPr>
+            <w:tcW w:w="0" w:type="auto"/>
+            <w:vAlign w:val="center"/>
+          </w:tcPr>
+          <w:p>
+            <w:pPr>
+              <w:pStyle w:val="27"/>
+              <w:bidi w:val="0"/>
+              <w:jc w:val="both"/>
+              <w:rPr>
+                <w:rFonts w:hint="default"/>
+                <w:vertAlign w:val="baseline"/>
+                <w:lang w:val="en-US" w:eastAsia="zh-CN"/>
+              </w:rPr>
+            </w:pPr>
+            <w:r>
+              <w:rPr>
+                <w:rFonts w:hint="eastAsia"/>
+                <w:vertAlign w:val="baseline"/>
+                <w:lang w:val="en-US" w:eastAsia="zh-CN"/>
+              </w:rPr>
+              <w:t>推导</w:t>
+            </w:r>
+          </w:p>
+        </w:tc>
+      </w:tr>
+    </w:tbl>
+    <w:p>
+      <w:pPr>
+        <w:outlineLvl w:val="9"/>
+        <w:rPr>
+          <w:rFonts w:hint="eastAsia"/>
+          <w:color w:val="0070C0"/>
+          <w:lang w:val="en-US" w:eastAsia="zh-CN"/>
+        </w:rPr>
+      </w:pPr>
+    </w:p>
+    <w:p>
+      <w:pPr>
+        <w:outlineLvl w:val="9"/>
+        <w:rPr>
+          <w:rFonts w:hint="eastAsia"/>
+          <w:color w:val="0070C0"/>
+          <w:lang w:val="en-US" w:eastAsia="zh-CN"/>
+        </w:rPr>
+      </w:pPr>
+    </w:p>
+    <w:p>
+      <w:pPr>
+        <w:outlineLvl w:val="9"/>
+        <w:rPr>
+          <w:rFonts w:hint="eastAsia"/>
+          <w:color w:val="0070C0"/>
+        </w:rPr>
+      </w:pPr>
+    </w:p>
+    <w:p>
+      <w:pPr>
+        <w:pStyle w:val="19"/>
+        <w:bidi w:val="0"/>
+        <w:rPr>
+          <w:rFonts w:hint="eastAsia" w:eastAsia="华文中宋"/>
+          <w:lang w:eastAsia="zh-CN"/>
+        </w:rPr>
+      </w:pPr>
+      <w:r>
+        <w:rPr>
+          <w:rFonts w:hint="eastAsia"/>
+          <w:lang w:val="en-US" w:eastAsia="zh-CN"/>
+        </w:rPr>
+        <w:t>简化</w:t>
+      </w:r>
+      <w:r>
+        <w:rPr>
+          <w:rFonts w:hint="eastAsia"/>
+        </w:rPr>
+        <w:t>pytorch_lightning</w:t>
+      </w:r>
+      <w:r>
+        <w:rPr>
+          <w:rFonts w:hint="eastAsia"/>
+          <w:lang w:eastAsia="zh-CN"/>
+        </w:rPr>
+        <w:t>：</w:t>
+      </w:r>
+    </w:p>
+    <w:p>
+      <w:pPr>
+        <w:rPr>
+          <w:rFonts w:hint="eastAsia"/>
+          <w:color w:val="ED7D31" w:themeColor="accent2"/>
+          <w:u w:val="single"/>
+          <w14:textFill>
+            <w14:solidFill>
+              <w14:schemeClr w14:val="accent2"/>
+            </w14:solidFill>
+          </w14:textFill>
+        </w:rPr>
+      </w:pPr>
+      <w:r>
+        <w:rPr>
+          <w:rFonts w:hint="eastAsia"/>
+          <w:color w:val="ED7D31" w:themeColor="accent2"/>
+          <w:u w:val="single"/>
+          <w14:textFill>
+            <w14:solidFill>
+              <w14:schemeClr w14:val="accent2"/>
+            </w14:solidFill>
+          </w14:textFill>
+        </w:rPr>
+        <w:t>import pytorch_lightning as pl</w:t>
+      </w:r>
+    </w:p>
+    <w:p>
+      <w:pPr>
+        <w:outlineLvl w:val="9"/>
+        <w:rPr>
+          <w:rFonts w:hint="eastAsia"/>
+          <w:color w:val="0070C0"/>
+        </w:rPr>
+      </w:pPr>
+    </w:p>
+    <w:tbl>
+      <w:tblPr>
+        <w:tblStyle w:val="12"/>
+        <w:tblW w:w="0" w:type="auto"/>
+        <w:tblInd w:w="0" w:type="dxa"/>
+        <w:tblBorders>
+          <w:top w:val="single" w:color="auto" w:sz="4" w:space="0"/>
+          <w:left w:val="single" w:color="auto" w:sz="4" w:space="0"/>
+          <w:bottom w:val="single" w:color="auto" w:sz="4" w:space="0"/>
+          <w:right w:val="single" w:color="auto" w:sz="4" w:space="0"/>
+          <w:insideH w:val="single" w:color="auto" w:sz="4" w:space="0"/>
+          <w:insideV w:val="single" w:color="auto" w:sz="4" w:space="0"/>
+        </w:tblBorders>
+        <w:tblLayout w:type="autofit"/>
+        <w:tblCellMar>
+          <w:top w:w="0" w:type="dxa"/>
+          <w:left w:w="108" w:type="dxa"/>
+          <w:bottom w:w="0" w:type="dxa"/>
+          <w:right w:w="108" w:type="dxa"/>
+        </w:tblCellMar>
+      </w:tblPr>
+      <w:tblGrid>
+        <w:gridCol w:w="1057"/>
+        <w:gridCol w:w="4834"/>
+        <w:gridCol w:w="3691"/>
+      </w:tblGrid>
+      <w:tr>
+        <w:tblPrEx>
+          <w:tblBorders>
+            <w:top w:val="single" w:color="auto" w:sz="4" w:space="0"/>
+            <w:left w:val="single" w:color="auto" w:sz="4" w:space="0"/>
+            <w:bottom w:val="single" w:color="auto" w:sz="4" w:space="0"/>
+            <w:right w:val="single" w:color="auto" w:sz="4" w:space="0"/>
+            <w:insideH w:val="single" w:color="auto" w:sz="4" w:space="0"/>
+            <w:insideV w:val="single" w:color="auto" w:sz="4" w:space="0"/>
+          </w:tblBorders>
+          <w:tblCellMar>
+            <w:top w:w="0" w:type="dxa"/>
+            <w:left w:w="108" w:type="dxa"/>
+            <w:bottom w:w="0" w:type="dxa"/>
+            <w:right w:w="108" w:type="dxa"/>
+          </w:tblCellMar>
+        </w:tblPrEx>
+        <w:tc>
+          <w:tcPr>
+            <w:tcW w:w="0" w:type="auto"/>
+            <w:gridSpan w:val="2"/>
+            <w:vAlign w:val="center"/>
+          </w:tcPr>
+          <w:p>
+            <w:pPr>
+              <w:pStyle w:val="26"/>
+              <w:bidi w:val="0"/>
+              <w:jc w:val="both"/>
+              <w:rPr>
+                <w:rFonts w:hint="default"/>
+                <w:lang w:val="en-US" w:eastAsia="zh-CN"/>
+              </w:rPr>
+            </w:pPr>
+            <w:r>
+              <w:rPr>
+                <w:rFonts w:hint="eastAsia" w:cs="华文中宋"/>
+                <w:b/>
+                <w:bCs/>
+                <w:color w:val="FF0000"/>
+                <w:kern w:val="2"/>
+                <w:sz w:val="21"/>
+                <w:szCs w:val="21"/>
+                <w:lang w:val="en-US" w:eastAsia="zh-CN" w:bidi="ar-SA"/>
+              </w:rPr>
+              <w:t>LightningModule</w:t>
+            </w:r>
+          </w:p>
+        </w:tc>
+        <w:tc>
+          <w:tcPr>
+            <w:tcW w:w="0" w:type="auto"/>
+            <w:vAlign w:val="center"/>
+          </w:tcPr>
+          <w:p>
+            <w:pPr>
+              <w:pStyle w:val="27"/>
+              <w:bidi w:val="0"/>
+              <w:jc w:val="both"/>
+              <w:rPr>
+                <w:rFonts w:hint="default"/>
+                <w:vertAlign w:val="baseline"/>
+                <w:lang w:val="en-US" w:eastAsia="zh-CN"/>
+              </w:rPr>
+            </w:pPr>
+            <w:r>
+              <w:rPr>
+                <w:rFonts w:hint="eastAsia"/>
+                <w:vertAlign w:val="baseline"/>
+                <w:lang w:val="en-US" w:eastAsia="zh-CN"/>
+              </w:rPr>
+              <w:t>模型基类</w:t>
+            </w:r>
+          </w:p>
+        </w:tc>
+      </w:tr>
+      <w:tr>
+        <w:tblPrEx>
+          <w:tblBorders>
+            <w:top w:val="single" w:color="auto" w:sz="4" w:space="0"/>
+            <w:left w:val="single" w:color="auto" w:sz="4" w:space="0"/>
+            <w:bottom w:val="single" w:color="auto" w:sz="4" w:space="0"/>
+            <w:right w:val="single" w:color="auto" w:sz="4" w:space="0"/>
+            <w:insideH w:val="single" w:color="auto" w:sz="4" w:space="0"/>
+            <w:insideV w:val="single" w:color="auto" w:sz="4" w:space="0"/>
+          </w:tblBorders>
+          <w:tblCellMar>
+            <w:top w:w="0" w:type="dxa"/>
+            <w:left w:w="108" w:type="dxa"/>
+            <w:bottom w:w="0" w:type="dxa"/>
+            <w:right w:w="108" w:type="dxa"/>
+          </w:tblCellMar>
+        </w:tblPrEx>
+        <w:tc>
+          <w:tcPr>
+            <w:tcW w:w="0" w:type="auto"/>
+            <w:vAlign w:val="center"/>
+          </w:tcPr>
+          <w:p>
+            <w:pPr>
+              <w:pStyle w:val="26"/>
+              <w:bidi w:val="0"/>
+              <w:jc w:val="both"/>
+              <w:rPr>
+                <w:rFonts w:hint="default" w:cs="华文中宋"/>
+                <w:b/>
+                <w:bCs/>
+                <w:color w:val="ED7D31"/>
+                <w:kern w:val="2"/>
+                <w:sz w:val="21"/>
+                <w:szCs w:val="21"/>
+                <w:vertAlign w:val="baseline"/>
+                <w:lang w:val="en-US" w:eastAsia="zh-CN" w:bidi="ar-SA"/>
+              </w:rPr>
+            </w:pPr>
+            <w:r>
+              <w:rPr>
+                <w:rFonts w:hint="eastAsia" w:cs="华文中宋"/>
+                <w:b/>
+                <w:bCs/>
+                <w:color w:val="ED7D31"/>
+                <w:kern w:val="2"/>
+                <w:sz w:val="21"/>
+                <w:szCs w:val="21"/>
+                <w:vertAlign w:val="baseline"/>
+                <w:lang w:val="en-US" w:eastAsia="zh-CN" w:bidi="ar-SA"/>
+              </w:rPr>
+              <w:t>实例属性</w:t>
+            </w:r>
+          </w:p>
+        </w:tc>
+        <w:tc>
+          <w:tcPr>
+            <w:tcW w:w="0" w:type="auto"/>
+            <w:vAlign w:val="center"/>
+          </w:tcPr>
+          <w:p>
+            <w:pPr>
+              <w:pStyle w:val="26"/>
+              <w:bidi w:val="0"/>
+              <w:jc w:val="both"/>
+              <w:rPr>
+                <w:rFonts w:hint="default" w:cs="华文中宋"/>
+                <w:b/>
+                <w:bCs/>
+                <w:color w:val="FF0000"/>
+                <w:kern w:val="2"/>
+                <w:sz w:val="21"/>
+                <w:szCs w:val="21"/>
+                <w:lang w:val="en-US" w:eastAsia="zh-CN" w:bidi="ar-SA"/>
+              </w:rPr>
+            </w:pPr>
+            <w:r>
+              <w:rPr>
+                <w:rFonts w:hint="eastAsia" w:cs="华文中宋"/>
+                <w:b/>
+                <w:bCs/>
+                <w:color w:val="FF0000"/>
+                <w:kern w:val="2"/>
+                <w:sz w:val="21"/>
+                <w:szCs w:val="21"/>
+                <w:lang w:val="en-US" w:eastAsia="zh-CN" w:bidi="ar-SA"/>
+              </w:rPr>
+              <w:t>trainer</w:t>
+            </w:r>
+          </w:p>
+        </w:tc>
+        <w:tc>
+          <w:tcPr>
+            <w:tcW w:w="0" w:type="auto"/>
+            <w:vAlign w:val="center"/>
+          </w:tcPr>
+          <w:p>
+            <w:pPr>
+              <w:pStyle w:val="27"/>
+              <w:bidi w:val="0"/>
+              <w:jc w:val="both"/>
+              <w:rPr>
+                <w:rFonts w:hint="default"/>
+                <w:vertAlign w:val="baseline"/>
+                <w:lang w:val="en-US" w:eastAsia="zh-CN"/>
+              </w:rPr>
+            </w:pPr>
+            <w:r>
+              <w:rPr>
+                <w:rFonts w:hint="eastAsia"/>
+                <w:vertAlign w:val="baseline"/>
+                <w:lang w:val="en-US" w:eastAsia="zh-CN"/>
+              </w:rPr>
+              <w:t>训练器</w:t>
+            </w:r>
+          </w:p>
+        </w:tc>
+      </w:tr>
+      <w:tr>
+        <w:tblPrEx>
+          <w:tblBorders>
+            <w:top w:val="single" w:color="auto" w:sz="4" w:space="0"/>
+            <w:left w:val="single" w:color="auto" w:sz="4" w:space="0"/>
+            <w:bottom w:val="single" w:color="auto" w:sz="4" w:space="0"/>
+            <w:right w:val="single" w:color="auto" w:sz="4" w:space="0"/>
+            <w:insideH w:val="single" w:color="auto" w:sz="4" w:space="0"/>
+            <w:insideV w:val="single" w:color="auto" w:sz="4" w:space="0"/>
+          </w:tblBorders>
+          <w:tblCellMar>
+            <w:top w:w="0" w:type="dxa"/>
+            <w:left w:w="108" w:type="dxa"/>
+            <w:bottom w:w="0" w:type="dxa"/>
+            <w:right w:w="108" w:type="dxa"/>
+          </w:tblCellMar>
+        </w:tblPrEx>
+        <w:tc>
+          <w:tcPr>
+            <w:tcW w:w="0" w:type="auto"/>
+            <w:vMerge w:val="restart"/>
+            <w:vAlign w:val="center"/>
+          </w:tcPr>
+          <w:p>
+            <w:pPr>
+              <w:pStyle w:val="26"/>
+              <w:bidi w:val="0"/>
+              <w:jc w:val="both"/>
+              <w:rPr>
+                <w:rFonts w:hint="default" w:cs="华文中宋"/>
+                <w:b/>
+                <w:bCs/>
+                <w:color w:val="ED7D31"/>
+                <w:kern w:val="2"/>
+                <w:sz w:val="21"/>
+                <w:szCs w:val="21"/>
+                <w:vertAlign w:val="baseline"/>
+                <w:lang w:val="en-US" w:eastAsia="zh-CN" w:bidi="ar-SA"/>
+              </w:rPr>
+            </w:pPr>
+            <w:r>
+              <w:rPr>
+                <w:rFonts w:hint="eastAsia" w:cs="华文中宋"/>
+                <w:b/>
+                <w:bCs/>
+                <w:color w:val="ED7D31"/>
+                <w:kern w:val="2"/>
+                <w:sz w:val="21"/>
+                <w:szCs w:val="21"/>
+                <w:vertAlign w:val="baseline"/>
+                <w:lang w:val="en-US" w:eastAsia="zh-CN" w:bidi="ar-SA"/>
+              </w:rPr>
+              <w:t>实例方法</w:t>
+            </w:r>
+          </w:p>
+        </w:tc>
+        <w:tc>
+          <w:tcPr>
+            <w:tcW w:w="0" w:type="auto"/>
+            <w:vAlign w:val="center"/>
+          </w:tcPr>
+          <w:p>
+            <w:pPr>
+              <w:pStyle w:val="26"/>
+              <w:bidi w:val="0"/>
+              <w:jc w:val="both"/>
+              <w:rPr>
+                <w:rFonts w:hint="eastAsia" w:cs="华文中宋"/>
+                <w:b/>
+                <w:bCs/>
+                <w:color w:val="FF0000"/>
+                <w:kern w:val="2"/>
+                <w:sz w:val="21"/>
+                <w:szCs w:val="21"/>
+                <w:lang w:val="en-US" w:eastAsia="zh-CN" w:bidi="ar-SA"/>
+              </w:rPr>
+            </w:pPr>
+            <w:r>
+              <w:rPr>
+                <w:rFonts w:hint="eastAsia" w:cs="华文中宋"/>
+                <w:b/>
+                <w:bCs/>
+                <w:color w:val="FF0000"/>
+                <w:kern w:val="2"/>
+                <w:sz w:val="21"/>
+                <w:szCs w:val="21"/>
+                <w:lang w:val="en-US" w:eastAsia="zh-CN" w:bidi="ar-SA"/>
+              </w:rPr>
+              <w:t xml:space="preserve">log / log_dict(name, value, prog_bar, </w:t>
+            </w:r>
+          </w:p>
+          <w:p>
+            <w:pPr>
+              <w:pStyle w:val="26"/>
+              <w:bidi w:val="0"/>
+              <w:jc w:val="both"/>
+              <w:rPr>
+                <w:rFonts w:hint="default" w:cs="华文中宋"/>
+                <w:b/>
+                <w:bCs/>
+                <w:color w:val="FF0000"/>
+                <w:kern w:val="2"/>
+                <w:sz w:val="21"/>
+                <w:szCs w:val="21"/>
+                <w:lang w:val="en-US" w:eastAsia="zh-CN" w:bidi="ar-SA"/>
+              </w:rPr>
+            </w:pPr>
+            <w:r>
+              <w:rPr>
+                <w:rFonts w:hint="eastAsia" w:cs="华文中宋"/>
+                <w:b/>
+                <w:bCs/>
+                <w:color w:val="FF0000"/>
+                <w:kern w:val="2"/>
+                <w:sz w:val="21"/>
+                <w:szCs w:val="21"/>
+                <w:lang w:val="en-US" w:eastAsia="zh-CN" w:bidi="ar-SA"/>
+              </w:rPr>
+              <w:t>on_step, on_epoch, reduce_fx)</w:t>
+            </w:r>
+          </w:p>
+        </w:tc>
+        <w:tc>
+          <w:tcPr>
+            <w:tcW w:w="0" w:type="auto"/>
+            <w:vAlign w:val="center"/>
+          </w:tcPr>
+          <w:p>
+            <w:pPr>
+              <w:pStyle w:val="27"/>
+              <w:bidi w:val="0"/>
+              <w:jc w:val="both"/>
+              <w:rPr>
+                <w:rFonts w:hint="default"/>
+                <w:vertAlign w:val="baseline"/>
+                <w:lang w:val="en-US" w:eastAsia="zh-CN"/>
+              </w:rPr>
+            </w:pPr>
+            <w:r>
+              <w:rPr>
+                <w:rFonts w:hint="eastAsia"/>
+                <w:vertAlign w:val="baseline"/>
+                <w:lang w:val="en-US" w:eastAsia="zh-CN"/>
+              </w:rPr>
+              <w:t>记录</w:t>
+            </w:r>
+          </w:p>
+        </w:tc>
+      </w:tr>
+      <w:tr>
+        <w:tblPrEx>
+          <w:tblBorders>
+            <w:top w:val="single" w:color="auto" w:sz="4" w:space="0"/>
+            <w:left w:val="single" w:color="auto" w:sz="4" w:space="0"/>
+            <w:bottom w:val="single" w:color="auto" w:sz="4" w:space="0"/>
+            <w:right w:val="single" w:color="auto" w:sz="4" w:space="0"/>
+            <w:insideH w:val="single" w:color="auto" w:sz="4" w:space="0"/>
+            <w:insideV w:val="single" w:color="auto" w:sz="4" w:space="0"/>
+          </w:tblBorders>
+          <w:tblCellMar>
+            <w:top w:w="0" w:type="dxa"/>
+            <w:left w:w="108" w:type="dxa"/>
+            <w:bottom w:w="0" w:type="dxa"/>
+            <w:right w:w="108" w:type="dxa"/>
+          </w:tblCellMar>
+        </w:tblPrEx>
+        <w:tc>
+          <w:tcPr>
+            <w:tcW w:w="0" w:type="auto"/>
+            <w:vMerge w:val="continue"/>
+            <w:vAlign w:val="center"/>
+          </w:tcPr>
+          <w:p>
+            <w:pPr>
+              <w:pStyle w:val="26"/>
+              <w:bidi w:val="0"/>
+              <w:jc w:val="both"/>
+              <w:rPr>
+                <w:rFonts w:hint="eastAsia" w:cs="华文中宋"/>
+                <w:b/>
+                <w:bCs/>
+                <w:color w:val="ED7D31"/>
+                <w:kern w:val="2"/>
+                <w:sz w:val="21"/>
+                <w:szCs w:val="21"/>
+                <w:vertAlign w:val="baseline"/>
+                <w:lang w:val="en-US" w:eastAsia="zh-CN" w:bidi="ar-SA"/>
+              </w:rPr>
+            </w:pPr>
+          </w:p>
+        </w:tc>
+        <w:tc>
+          <w:tcPr>
+            <w:tcW w:w="0" w:type="auto"/>
+            <w:vAlign w:val="center"/>
+          </w:tcPr>
+          <w:p>
+            <w:pPr>
+              <w:pStyle w:val="26"/>
+              <w:bidi w:val="0"/>
+              <w:jc w:val="both"/>
+              <w:rPr>
+                <w:rFonts w:hint="default" w:cs="华文中宋"/>
+                <w:b/>
+                <w:bCs/>
+                <w:color w:val="FF0000"/>
+                <w:kern w:val="2"/>
+                <w:sz w:val="21"/>
+                <w:szCs w:val="21"/>
+                <w:lang w:val="en-US" w:eastAsia="zh-CN" w:bidi="ar-SA"/>
+              </w:rPr>
+            </w:pPr>
+            <w:r>
+              <w:rPr>
+                <w:rFonts w:hint="eastAsia" w:cs="华文中宋"/>
+                <w:b/>
+                <w:bCs/>
+                <w:color w:val="FF0000"/>
+                <w:kern w:val="2"/>
+                <w:sz w:val="21"/>
+                <w:szCs w:val="21"/>
+                <w:lang w:val="en-US" w:eastAsia="zh-CN" w:bidi="ar-SA"/>
+              </w:rPr>
+              <w:t>freeze / unfreeze()</w:t>
+            </w:r>
+          </w:p>
+        </w:tc>
+        <w:tc>
+          <w:tcPr>
+            <w:tcW w:w="0" w:type="auto"/>
+            <w:vAlign w:val="center"/>
+          </w:tcPr>
+          <w:p>
+            <w:pPr>
+              <w:pStyle w:val="27"/>
+              <w:bidi w:val="0"/>
+              <w:jc w:val="both"/>
+              <w:rPr>
+                <w:rFonts w:hint="default"/>
+                <w:vertAlign w:val="baseline"/>
+                <w:lang w:val="en-US" w:eastAsia="zh-CN"/>
+              </w:rPr>
+            </w:pPr>
+            <w:r>
+              <w:rPr>
+                <w:rFonts w:hint="eastAsia"/>
+                <w:vertAlign w:val="baseline"/>
+                <w:lang w:val="en-US" w:eastAsia="zh-CN"/>
+              </w:rPr>
+              <w:t>参数冻结</w:t>
+            </w:r>
+          </w:p>
+        </w:tc>
+      </w:tr>
+      <w:tr>
+        <w:tblPrEx>
+          <w:tblBorders>
+            <w:top w:val="single" w:color="auto" w:sz="4" w:space="0"/>
+            <w:left w:val="single" w:color="auto" w:sz="4" w:space="0"/>
+            <w:bottom w:val="single" w:color="auto" w:sz="4" w:space="0"/>
+            <w:right w:val="single" w:color="auto" w:sz="4" w:space="0"/>
+            <w:insideH w:val="single" w:color="auto" w:sz="4" w:space="0"/>
+            <w:insideV w:val="single" w:color="auto" w:sz="4" w:space="0"/>
+          </w:tblBorders>
+          <w:tblCellMar>
+            <w:top w:w="0" w:type="dxa"/>
+            <w:left w:w="108" w:type="dxa"/>
+            <w:bottom w:w="0" w:type="dxa"/>
+            <w:right w:w="108" w:type="dxa"/>
+          </w:tblCellMar>
+        </w:tblPrEx>
+        <w:tc>
+          <w:tcPr>
+            <w:tcW w:w="0" w:type="auto"/>
+            <w:vMerge w:val="continue"/>
+            <w:tcBorders/>
+            <w:vAlign w:val="center"/>
+          </w:tcPr>
+          <w:p>
+            <w:pPr>
+              <w:pStyle w:val="26"/>
+              <w:bidi w:val="0"/>
+              <w:jc w:val="both"/>
+              <w:rPr>
+                <w:rFonts w:hint="eastAsia" w:cs="华文中宋"/>
+                <w:b/>
+                <w:bCs/>
+                <w:color w:val="ED7D31"/>
+                <w:kern w:val="2"/>
+                <w:sz w:val="21"/>
+                <w:szCs w:val="21"/>
+                <w:vertAlign w:val="baseline"/>
+                <w:lang w:val="en-US" w:eastAsia="zh-CN" w:bidi="ar-SA"/>
+              </w:rPr>
+            </w:pPr>
+          </w:p>
+        </w:tc>
+        <w:tc>
+          <w:tcPr>
+            <w:tcW w:w="0" w:type="auto"/>
+            <w:vAlign w:val="center"/>
+          </w:tcPr>
+          <w:p>
+            <w:pPr>
+              <w:pStyle w:val="26"/>
+              <w:bidi w:val="0"/>
+              <w:jc w:val="both"/>
+              <w:rPr>
+                <w:rFonts w:hint="default" w:cs="华文中宋"/>
+                <w:b/>
+                <w:bCs/>
+                <w:color w:val="FF0000"/>
+                <w:kern w:val="2"/>
+                <w:sz w:val="21"/>
+                <w:szCs w:val="21"/>
+                <w:lang w:val="en-US" w:eastAsia="zh-CN" w:bidi="ar-SA"/>
+              </w:rPr>
+            </w:pPr>
+            <w:r>
+              <w:rPr>
+                <w:rFonts w:hint="eastAsia" w:cs="华文中宋"/>
+                <w:b/>
+                <w:bCs/>
+                <w:color w:val="FF0000"/>
+                <w:kern w:val="2"/>
+                <w:sz w:val="21"/>
+                <w:szCs w:val="21"/>
+                <w:lang w:val="en-US" w:eastAsia="zh-CN" w:bidi="ar-SA"/>
+              </w:rPr>
+              <w:t>to_onnx / to_torchscript(file, input)</w:t>
+            </w:r>
+          </w:p>
+        </w:tc>
+        <w:tc>
+          <w:tcPr>
+            <w:tcW w:w="0" w:type="auto"/>
+            <w:vAlign w:val="center"/>
+          </w:tcPr>
+          <w:p>
+            <w:pPr>
+              <w:pStyle w:val="27"/>
+              <w:bidi w:val="0"/>
+              <w:jc w:val="both"/>
+              <w:rPr>
+                <w:rFonts w:hint="default"/>
+                <w:vertAlign w:val="baseline"/>
+                <w:lang w:val="en-US" w:eastAsia="zh-CN"/>
+              </w:rPr>
+            </w:pPr>
+            <w:r>
+              <w:rPr>
+                <w:rFonts w:hint="eastAsia"/>
+                <w:vertAlign w:val="baseline"/>
+                <w:lang w:val="en-US" w:eastAsia="zh-CN"/>
+              </w:rPr>
+              <w:t>导出</w:t>
+            </w:r>
+          </w:p>
+        </w:tc>
+      </w:tr>
+      <w:tr>
+        <w:tblPrEx>
+          <w:tblBorders>
+            <w:top w:val="single" w:color="auto" w:sz="4" w:space="0"/>
+            <w:left w:val="single" w:color="auto" w:sz="4" w:space="0"/>
+            <w:bottom w:val="single" w:color="auto" w:sz="4" w:space="0"/>
+            <w:right w:val="single" w:color="auto" w:sz="4" w:space="0"/>
+            <w:insideH w:val="single" w:color="auto" w:sz="4" w:space="0"/>
+            <w:insideV w:val="single" w:color="auto" w:sz="4" w:space="0"/>
+          </w:tblBorders>
+          <w:tblCellMar>
+            <w:top w:w="0" w:type="dxa"/>
+            <w:left w:w="108" w:type="dxa"/>
+            <w:bottom w:w="0" w:type="dxa"/>
+            <w:right w:w="108" w:type="dxa"/>
+          </w:tblCellMar>
+        </w:tblPrEx>
+        <w:tc>
+          <w:tcPr>
+            <w:tcW w:w="0" w:type="auto"/>
+            <w:vMerge w:val="restart"/>
+            <w:vAlign w:val="center"/>
+          </w:tcPr>
+          <w:p>
+            <w:pPr>
+              <w:pStyle w:val="26"/>
+              <w:bidi w:val="0"/>
+              <w:jc w:val="both"/>
+              <w:rPr>
+                <w:rFonts w:hint="default" w:ascii="华文中宋" w:hAnsi="华文中宋" w:eastAsia="华文中宋" w:cs="华文中宋"/>
+                <w:b/>
+                <w:bCs/>
+                <w:color w:val="FF0000"/>
+                <w:kern w:val="2"/>
+                <w:sz w:val="21"/>
+                <w:szCs w:val="21"/>
+                <w:lang w:val="en-US" w:eastAsia="zh-CN" w:bidi="ar-SA"/>
+              </w:rPr>
+            </w:pPr>
+            <w:r>
+              <w:rPr>
+                <w:rFonts w:hint="eastAsia" w:cs="华文中宋"/>
+                <w:b/>
+                <w:bCs/>
+                <w:color w:val="ED7D31"/>
+                <w:kern w:val="2"/>
+                <w:sz w:val="21"/>
+                <w:szCs w:val="21"/>
+                <w:vertAlign w:val="baseline"/>
+                <w:lang w:val="en-US" w:eastAsia="zh-CN" w:bidi="ar-SA"/>
+              </w:rPr>
+              <w:t>抽象方法</w:t>
+            </w:r>
+          </w:p>
+        </w:tc>
+        <w:tc>
+          <w:tcPr>
+            <w:tcW w:w="0" w:type="auto"/>
+            <w:vAlign w:val="center"/>
+          </w:tcPr>
+          <w:p>
+            <w:pPr>
+              <w:pStyle w:val="26"/>
+              <w:bidi w:val="0"/>
+              <w:jc w:val="both"/>
+              <w:rPr>
+                <w:rFonts w:hint="default" w:ascii="华文中宋" w:hAnsi="华文中宋" w:eastAsia="华文中宋" w:cs="华文中宋"/>
+                <w:b/>
+                <w:bCs/>
+                <w:color w:val="FF0000"/>
+                <w:kern w:val="2"/>
+                <w:sz w:val="21"/>
+                <w:szCs w:val="21"/>
+                <w:lang w:val="en-US" w:eastAsia="zh-CN" w:bidi="ar-SA"/>
+              </w:rPr>
+            </w:pPr>
+            <w:r>
+              <w:rPr>
+                <w:rFonts w:hint="eastAsia" w:cs="华文中宋"/>
+                <w:b/>
+                <w:bCs/>
+                <w:color w:val="FF0000"/>
+                <w:kern w:val="2"/>
+                <w:sz w:val="21"/>
+                <w:szCs w:val="21"/>
+                <w:lang w:val="en-US" w:eastAsia="zh-CN" w:bidi="ar-SA"/>
+              </w:rPr>
+              <w:t>configure_optimizers(self)</w:t>
+            </w:r>
+          </w:p>
+        </w:tc>
+        <w:tc>
+          <w:tcPr>
+            <w:tcW w:w="0" w:type="auto"/>
+            <w:vAlign w:val="center"/>
+          </w:tcPr>
+          <w:p>
+            <w:pPr>
+              <w:pStyle w:val="27"/>
+              <w:bidi w:val="0"/>
+              <w:jc w:val="both"/>
+              <w:rPr>
+                <w:rFonts w:hint="default"/>
+                <w:vertAlign w:val="baseline"/>
+                <w:lang w:val="en-US" w:eastAsia="zh-CN"/>
+              </w:rPr>
+            </w:pPr>
+            <w:r>
+              <w:rPr>
+                <w:rFonts w:hint="eastAsia" w:cs="华文中宋"/>
+                <w:b/>
+                <w:bCs/>
+                <w:color w:val="ED7D31"/>
+                <w:kern w:val="2"/>
+                <w:sz w:val="21"/>
+                <w:szCs w:val="21"/>
+                <w:vertAlign w:val="baseline"/>
+                <w:lang w:val="en-US" w:eastAsia="zh-CN" w:bidi="ar-SA"/>
+              </w:rPr>
+              <w:t>return</w:t>
+            </w:r>
+            <w:r>
+              <w:rPr>
+                <w:rFonts w:hint="eastAsia"/>
+                <w:vertAlign w:val="baseline"/>
+                <w:lang w:val="en-US" w:eastAsia="zh-CN"/>
+              </w:rPr>
+              <w:t xml:space="preserve"> </w:t>
+            </w:r>
+            <w:r>
+              <w:rPr>
+                <w:rFonts w:hint="default"/>
+                <w:vertAlign w:val="baseline"/>
+                <w:lang w:val="en-US" w:eastAsia="zh-CN"/>
+              </w:rPr>
+              <w:t>{</w:t>
+            </w:r>
+          </w:p>
+          <w:p>
+            <w:pPr>
+              <w:pStyle w:val="27"/>
+              <w:bidi w:val="0"/>
+              <w:jc w:val="both"/>
+              <w:rPr>
+                <w:rFonts w:hint="default"/>
+                <w:vertAlign w:val="baseline"/>
+                <w:lang w:val="en-US" w:eastAsia="zh-CN"/>
+              </w:rPr>
+            </w:pPr>
+            <w:r>
+              <w:rPr>
+                <w:rFonts w:hint="default"/>
+                <w:vertAlign w:val="baseline"/>
+                <w:lang w:val="en-US" w:eastAsia="zh-CN"/>
+              </w:rPr>
+              <w:t xml:space="preserve">    "optimizer": optimizer,</w:t>
+            </w:r>
+          </w:p>
+          <w:p>
+            <w:pPr>
+              <w:pStyle w:val="27"/>
+              <w:bidi w:val="0"/>
+              <w:ind w:firstLine="421"/>
+              <w:jc w:val="both"/>
+              <w:rPr>
+                <w:rFonts w:hint="default"/>
+                <w:vertAlign w:val="baseline"/>
+                <w:lang w:val="en-US" w:eastAsia="zh-CN"/>
+              </w:rPr>
+            </w:pPr>
+            <w:r>
+              <w:rPr>
+                <w:rFonts w:hint="default"/>
+                <w:vertAlign w:val="baseline"/>
+                <w:lang w:val="en-US" w:eastAsia="zh-CN"/>
+              </w:rPr>
+              <w:t>"lr_scheduler": {</w:t>
+            </w:r>
+          </w:p>
+          <w:p>
+            <w:pPr>
+              <w:pStyle w:val="27"/>
+              <w:bidi w:val="0"/>
+              <w:ind w:firstLine="841" w:firstLineChars="400"/>
+              <w:jc w:val="both"/>
+              <w:rPr>
+                <w:rFonts w:hint="default"/>
+                <w:vertAlign w:val="baseline"/>
+                <w:lang w:val="en-US" w:eastAsia="zh-CN"/>
+              </w:rPr>
+            </w:pPr>
+            <w:r>
+              <w:rPr>
+                <w:rFonts w:hint="default"/>
+                <w:vertAlign w:val="baseline"/>
+                <w:lang w:val="en-US" w:eastAsia="zh-CN"/>
+              </w:rPr>
+              <w:t xml:space="preserve">"scheduler": lr_scheduler, </w:t>
+            </w:r>
+          </w:p>
+          <w:p>
+            <w:pPr>
+              <w:pStyle w:val="27"/>
+              <w:bidi w:val="0"/>
+              <w:ind w:firstLine="841" w:firstLineChars="400"/>
+              <w:jc w:val="both"/>
+              <w:rPr>
+                <w:rFonts w:hint="default"/>
+                <w:vertAlign w:val="baseline"/>
+                <w:lang w:val="en-US" w:eastAsia="zh-CN"/>
+              </w:rPr>
+            </w:pPr>
+            <w:r>
+              <w:rPr>
+                <w:rFonts w:hint="default"/>
+                <w:vertAlign w:val="baseline"/>
+                <w:lang w:val="en-US" w:eastAsia="zh-CN"/>
+              </w:rPr>
+              <w:t xml:space="preserve">"interval": </w:t>
+            </w:r>
+            <w:r>
+              <w:rPr>
+                <w:rFonts w:hint="eastAsia"/>
+                <w:vertAlign w:val="baseline"/>
+                <w:lang w:val="en-US" w:eastAsia="zh-CN"/>
+              </w:rPr>
+              <w:t>"epoch"</w:t>
+            </w:r>
+            <w:r>
+              <w:rPr>
+                <w:rFonts w:hint="default"/>
+                <w:vertAlign w:val="baseline"/>
+                <w:lang w:val="en-US" w:eastAsia="zh-CN"/>
+              </w:rPr>
+              <w:t>}</w:t>
+            </w:r>
+          </w:p>
+          <w:p>
+            <w:pPr>
+              <w:pStyle w:val="27"/>
+              <w:bidi w:val="0"/>
+              <w:jc w:val="both"/>
+              <w:rPr>
+                <w:rFonts w:hint="default"/>
+                <w:vertAlign w:val="baseline"/>
+                <w:lang w:val="en-US" w:eastAsia="zh-CN"/>
+              </w:rPr>
+            </w:pPr>
+            <w:r>
+              <w:rPr>
+                <w:rFonts w:hint="default"/>
+                <w:vertAlign w:val="baseline"/>
+                <w:lang w:val="en-US" w:eastAsia="zh-CN"/>
+              </w:rPr>
+              <w:t>}</w:t>
+            </w:r>
+          </w:p>
+        </w:tc>
+      </w:tr>
+      <w:tr>
+        <w:tblPrEx>
+          <w:tblBorders>
+            <w:top w:val="single" w:color="auto" w:sz="4" w:space="0"/>
+            <w:left w:val="single" w:color="auto" w:sz="4" w:space="0"/>
+            <w:bottom w:val="single" w:color="auto" w:sz="4" w:space="0"/>
+            <w:right w:val="single" w:color="auto" w:sz="4" w:space="0"/>
+            <w:insideH w:val="single" w:color="auto" w:sz="4" w:space="0"/>
+            <w:insideV w:val="single" w:color="auto" w:sz="4" w:space="0"/>
+          </w:tblBorders>
+          <w:tblCellMar>
+            <w:top w:w="0" w:type="dxa"/>
+            <w:left w:w="108" w:type="dxa"/>
+            <w:bottom w:w="0" w:type="dxa"/>
+            <w:right w:w="108" w:type="dxa"/>
+          </w:tblCellMar>
+        </w:tblPrEx>
+        <w:tc>
+          <w:tcPr>
+            <w:tcW w:w="0" w:type="auto"/>
+            <w:vMerge w:val="continue"/>
+            <w:tcBorders/>
+            <w:vAlign w:val="center"/>
+          </w:tcPr>
+          <w:p>
+            <w:pPr>
+              <w:pStyle w:val="26"/>
+              <w:bidi w:val="0"/>
+              <w:jc w:val="both"/>
+              <w:rPr>
+                <w:rFonts w:hint="eastAsia" w:cs="华文中宋"/>
+                <w:b/>
+                <w:bCs/>
+                <w:color w:val="ED7D31"/>
+                <w:kern w:val="2"/>
+                <w:sz w:val="21"/>
+                <w:szCs w:val="21"/>
+                <w:vertAlign w:val="baseline"/>
+                <w:lang w:val="en-US" w:eastAsia="zh-CN" w:bidi="ar-SA"/>
+              </w:rPr>
+            </w:pPr>
+          </w:p>
+        </w:tc>
+        <w:tc>
+          <w:tcPr>
+            <w:tcW w:w="0" w:type="auto"/>
+            <w:vAlign w:val="center"/>
+          </w:tcPr>
+          <w:p>
+            <w:pPr>
+              <w:pStyle w:val="26"/>
+              <w:bidi w:val="0"/>
+              <w:jc w:val="both"/>
+              <w:rPr>
+                <w:rFonts w:hint="eastAsia" w:cs="华文中宋"/>
+                <w:b/>
+                <w:bCs/>
+                <w:color w:val="FF0000"/>
+                <w:kern w:val="2"/>
+                <w:sz w:val="21"/>
+                <w:szCs w:val="21"/>
+                <w:lang w:val="en-US" w:eastAsia="zh-CN" w:bidi="ar-SA"/>
+              </w:rPr>
+            </w:pPr>
+            <w:r>
+              <w:rPr>
+                <w:rFonts w:hint="eastAsia" w:cs="华文中宋"/>
+                <w:b/>
+                <w:bCs/>
+                <w:color w:val="FF0000"/>
+                <w:kern w:val="2"/>
+                <w:sz w:val="21"/>
+                <w:szCs w:val="21"/>
+                <w:lang w:val="en-US" w:eastAsia="zh-CN" w:bidi="ar-SA"/>
+              </w:rPr>
+              <w:t xml:space="preserve">training_step / </w:t>
+            </w:r>
+          </w:p>
+          <w:p>
+            <w:pPr>
+              <w:pStyle w:val="26"/>
+              <w:bidi w:val="0"/>
+              <w:jc w:val="both"/>
+              <w:rPr>
+                <w:rFonts w:hint="default" w:cs="华文中宋"/>
+                <w:b/>
+                <w:bCs/>
+                <w:color w:val="FF0000"/>
+                <w:kern w:val="2"/>
+                <w:sz w:val="21"/>
+                <w:szCs w:val="21"/>
+                <w:lang w:val="en-US" w:eastAsia="zh-CN" w:bidi="ar-SA"/>
+              </w:rPr>
+            </w:pPr>
+            <w:r>
+              <w:rPr>
+                <w:rFonts w:hint="eastAsia" w:cs="华文中宋"/>
+                <w:b/>
+                <w:bCs/>
+                <w:color w:val="FF0000"/>
+                <w:kern w:val="2"/>
+                <w:sz w:val="21"/>
+                <w:szCs w:val="21"/>
+                <w:lang w:val="en-US" w:eastAsia="zh-CN" w:bidi="ar-SA"/>
+              </w:rPr>
+              <w:t>validation_step(batch, batch_idx)</w:t>
+            </w:r>
+          </w:p>
+        </w:tc>
+        <w:tc>
+          <w:tcPr>
+            <w:tcW w:w="0" w:type="auto"/>
+            <w:vAlign w:val="center"/>
+          </w:tcPr>
+          <w:p>
+            <w:pPr>
+              <w:pStyle w:val="27"/>
+              <w:bidi w:val="0"/>
+              <w:jc w:val="both"/>
+              <w:rPr>
+                <w:rFonts w:hint="eastAsia"/>
+                <w:vertAlign w:val="baseline"/>
+                <w:lang w:val="en-US" w:eastAsia="zh-CN"/>
+              </w:rPr>
+            </w:pPr>
+            <w:r>
+              <w:rPr>
+                <w:rFonts w:hint="eastAsia" w:cs="华文中宋"/>
+                <w:b/>
+                <w:bCs/>
+                <w:color w:val="ED7D31"/>
+                <w:kern w:val="2"/>
+                <w:sz w:val="21"/>
+                <w:szCs w:val="21"/>
+                <w:vertAlign w:val="baseline"/>
+                <w:lang w:val="en-US" w:eastAsia="zh-CN" w:bidi="ar-SA"/>
+              </w:rPr>
+              <w:t xml:space="preserve">return </w:t>
+            </w:r>
+            <w:r>
+              <w:rPr>
+                <w:rFonts w:hint="eastAsia"/>
+                <w:vertAlign w:val="baseline"/>
+                <w:lang w:val="en-US" w:eastAsia="zh-CN"/>
+              </w:rPr>
+              <w:t>loss</w:t>
+            </w:r>
+          </w:p>
+          <w:p>
+            <w:pPr>
+              <w:pStyle w:val="27"/>
+              <w:bidi w:val="0"/>
+              <w:jc w:val="both"/>
+              <w:rPr>
+                <w:rFonts w:hint="default" w:cs="华文中宋"/>
+                <w:b/>
+                <w:bCs/>
+                <w:color w:val="ED7D31"/>
+                <w:kern w:val="2"/>
+                <w:sz w:val="21"/>
+                <w:szCs w:val="21"/>
+                <w:vertAlign w:val="baseline"/>
+                <w:lang w:val="en-US" w:eastAsia="zh-CN" w:bidi="ar-SA"/>
+              </w:rPr>
+            </w:pPr>
+            <w:r>
+              <w:rPr>
+                <w:rFonts w:hint="eastAsia" w:cs="华文中宋"/>
+                <w:b/>
+                <w:bCs/>
+                <w:color w:val="ED7D31"/>
+                <w:kern w:val="2"/>
+                <w:sz w:val="21"/>
+                <w:szCs w:val="21"/>
+                <w:vertAlign w:val="baseline"/>
+                <w:lang w:val="en-US" w:eastAsia="zh-CN" w:bidi="ar-SA"/>
+              </w:rPr>
+              <w:t>return</w:t>
+            </w:r>
+            <w:r>
+              <w:rPr>
+                <w:rFonts w:hint="eastAsia"/>
+                <w:vertAlign w:val="baseline"/>
+                <w:lang w:val="en-US" w:eastAsia="zh-CN"/>
+              </w:rPr>
+              <w:t xml:space="preserve"> {"loss": ...}</w:t>
+            </w:r>
+          </w:p>
+        </w:tc>
+      </w:tr>
+      <w:tr>
+        <w:tblPrEx>
+          <w:tblBorders>
+            <w:top w:val="single" w:color="auto" w:sz="4" w:space="0"/>
+            <w:left w:val="single" w:color="auto" w:sz="4" w:space="0"/>
+            <w:bottom w:val="single" w:color="auto" w:sz="4" w:space="0"/>
+            <w:right w:val="single" w:color="auto" w:sz="4" w:space="0"/>
+            <w:insideH w:val="single" w:color="auto" w:sz="4" w:space="0"/>
+            <w:insideV w:val="single" w:color="auto" w:sz="4" w:space="0"/>
+          </w:tblBorders>
+          <w:tblCellMar>
+            <w:top w:w="0" w:type="dxa"/>
+            <w:left w:w="108" w:type="dxa"/>
+            <w:bottom w:w="0" w:type="dxa"/>
+            <w:right w:w="108" w:type="dxa"/>
+          </w:tblCellMar>
+        </w:tblPrEx>
+        <w:tc>
+          <w:tcPr>
+            <w:tcW w:w="0" w:type="auto"/>
+            <w:vMerge w:val="continue"/>
+            <w:tcBorders/>
+            <w:vAlign w:val="center"/>
+          </w:tcPr>
+          <w:p>
+            <w:pPr>
+              <w:pStyle w:val="26"/>
+              <w:bidi w:val="0"/>
+              <w:jc w:val="both"/>
+              <w:rPr>
+                <w:rFonts w:hint="eastAsia" w:cs="华文中宋"/>
+                <w:b/>
+                <w:bCs/>
+                <w:color w:val="ED7D31"/>
+                <w:kern w:val="2"/>
+                <w:sz w:val="21"/>
+                <w:szCs w:val="21"/>
+                <w:vertAlign w:val="baseline"/>
+                <w:lang w:val="en-US" w:eastAsia="zh-CN" w:bidi="ar-SA"/>
+              </w:rPr>
+            </w:pPr>
+          </w:p>
+        </w:tc>
+        <w:tc>
+          <w:tcPr>
+            <w:tcW w:w="0" w:type="auto"/>
+            <w:vAlign w:val="center"/>
+          </w:tcPr>
+          <w:p>
+            <w:pPr>
+              <w:pStyle w:val="26"/>
+              <w:bidi w:val="0"/>
+              <w:jc w:val="both"/>
+              <w:rPr>
+                <w:rFonts w:hint="eastAsia" w:cs="华文中宋"/>
+                <w:b/>
+                <w:bCs/>
+                <w:color w:val="FF0000"/>
+                <w:kern w:val="2"/>
+                <w:sz w:val="21"/>
+                <w:szCs w:val="21"/>
+                <w:lang w:val="en-US" w:eastAsia="zh-CN" w:bidi="ar-SA"/>
+              </w:rPr>
+            </w:pPr>
+            <w:r>
+              <w:rPr>
+                <w:rFonts w:hint="eastAsia" w:cs="华文中宋"/>
+                <w:b/>
+                <w:bCs/>
+                <w:color w:val="FF0000"/>
+                <w:kern w:val="2"/>
+                <w:sz w:val="21"/>
+                <w:szCs w:val="21"/>
+                <w:lang w:val="en-US" w:eastAsia="zh-CN" w:bidi="ar-SA"/>
+              </w:rPr>
+              <w:t xml:space="preserve">on_train_start / on_train_end / </w:t>
+            </w:r>
+          </w:p>
+          <w:p>
+            <w:pPr>
+              <w:pStyle w:val="26"/>
+              <w:bidi w:val="0"/>
+              <w:jc w:val="both"/>
+              <w:rPr>
+                <w:rFonts w:hint="default" w:cs="华文中宋"/>
+                <w:b/>
+                <w:bCs/>
+                <w:color w:val="FF0000"/>
+                <w:kern w:val="2"/>
+                <w:sz w:val="21"/>
+                <w:szCs w:val="21"/>
+                <w:lang w:val="en-US" w:eastAsia="zh-CN" w:bidi="ar-SA"/>
+              </w:rPr>
+            </w:pPr>
+            <w:r>
+              <w:rPr>
+                <w:rFonts w:hint="eastAsia" w:cs="华文中宋"/>
+                <w:b/>
+                <w:bCs/>
+                <w:color w:val="FF0000"/>
+                <w:kern w:val="2"/>
+                <w:sz w:val="21"/>
+                <w:szCs w:val="21"/>
+                <w:lang w:val="en-US" w:eastAsia="zh-CN" w:bidi="ar-SA"/>
+              </w:rPr>
+              <w:t>on_train_batch_start / on_train_batch_end /</w:t>
+            </w:r>
+          </w:p>
+          <w:p>
+            <w:pPr>
+              <w:pStyle w:val="26"/>
+              <w:bidi w:val="0"/>
+              <w:jc w:val="both"/>
+              <w:rPr>
+                <w:rFonts w:hint="default" w:cs="华文中宋"/>
+                <w:b/>
+                <w:bCs/>
+                <w:color w:val="FF0000"/>
+                <w:kern w:val="2"/>
+                <w:sz w:val="21"/>
+                <w:szCs w:val="21"/>
+                <w:lang w:val="en-US" w:eastAsia="zh-CN" w:bidi="ar-SA"/>
+              </w:rPr>
+            </w:pPr>
+            <w:r>
+              <w:rPr>
+                <w:rFonts w:hint="eastAsia" w:cs="华文中宋"/>
+                <w:b/>
+                <w:bCs/>
+                <w:color w:val="FF0000"/>
+                <w:kern w:val="2"/>
+                <w:sz w:val="21"/>
+                <w:szCs w:val="21"/>
+                <w:lang w:val="en-US" w:eastAsia="zh-CN" w:bidi="ar-SA"/>
+              </w:rPr>
+              <w:t xml:space="preserve">on_train_epoch_start / on_train_epoch_end </w:t>
+            </w:r>
+          </w:p>
+        </w:tc>
+        <w:tc>
+          <w:tcPr>
+            <w:tcW w:w="0" w:type="auto"/>
+            <w:vAlign w:val="center"/>
+          </w:tcPr>
+          <w:p>
+            <w:pPr>
+              <w:pStyle w:val="27"/>
+              <w:bidi w:val="0"/>
+              <w:jc w:val="both"/>
+              <w:rPr>
+                <w:rFonts w:hint="default" w:cs="华文中宋"/>
+                <w:b/>
+                <w:bCs/>
+                <w:color w:val="ED7D31"/>
+                <w:kern w:val="2"/>
+                <w:sz w:val="21"/>
+                <w:szCs w:val="21"/>
+                <w:vertAlign w:val="baseline"/>
+                <w:lang w:val="en-US" w:eastAsia="zh-CN" w:bidi="ar-SA"/>
+              </w:rPr>
+            </w:pPr>
+            <w:r>
+              <w:rPr>
+                <w:rFonts w:hint="eastAsia"/>
+                <w:vertAlign w:val="baseline"/>
+                <w:lang w:val="en-US" w:eastAsia="zh-CN"/>
+              </w:rPr>
+              <w:t>事件</w:t>
+            </w:r>
+          </w:p>
+        </w:tc>
+      </w:tr>
+    </w:tbl>
+    <w:p>
+      <w:pPr>
+        <w:outlineLvl w:val="9"/>
+        <w:rPr>
+          <w:rFonts w:hint="eastAsia"/>
+          <w:color w:val="0070C0"/>
+        </w:rPr>
+      </w:pPr>
+    </w:p>
+    <w:tbl>
+      <w:tblPr>
+        <w:tblStyle w:val="12"/>
+        <w:tblW w:w="0" w:type="auto"/>
+        <w:tblInd w:w="0" w:type="dxa"/>
+        <w:tblBorders>
+          <w:top w:val="single" w:color="auto" w:sz="4" w:space="0"/>
+          <w:left w:val="single" w:color="auto" w:sz="4" w:space="0"/>
+          <w:bottom w:val="single" w:color="auto" w:sz="4" w:space="0"/>
+          <w:right w:val="single" w:color="auto" w:sz="4" w:space="0"/>
+          <w:insideH w:val="single" w:color="auto" w:sz="4" w:space="0"/>
+          <w:insideV w:val="single" w:color="auto" w:sz="4" w:space="0"/>
+        </w:tblBorders>
+        <w:tblLayout w:type="autofit"/>
+        <w:tblCellMar>
+          <w:top w:w="0" w:type="dxa"/>
+          <w:left w:w="108" w:type="dxa"/>
+          <w:bottom w:w="0" w:type="dxa"/>
+          <w:right w:w="108" w:type="dxa"/>
+        </w:tblCellMar>
+      </w:tblPr>
+      <w:tblGrid>
+        <w:gridCol w:w="1057"/>
+        <w:gridCol w:w="4876"/>
+        <w:gridCol w:w="2130"/>
+      </w:tblGrid>
+      <w:tr>
+        <w:tblPrEx>
+          <w:tblBorders>
+            <w:top w:val="single" w:color="auto" w:sz="4" w:space="0"/>
+            <w:left w:val="single" w:color="auto" w:sz="4" w:space="0"/>
+            <w:bottom w:val="single" w:color="auto" w:sz="4" w:space="0"/>
+            <w:right w:val="single" w:color="auto" w:sz="4" w:space="0"/>
+            <w:insideH w:val="single" w:color="auto" w:sz="4" w:space="0"/>
+            <w:insideV w:val="single" w:color="auto" w:sz="4" w:space="0"/>
+          </w:tblBorders>
+          <w:tblCellMar>
+            <w:top w:w="0" w:type="dxa"/>
+            <w:left w:w="108" w:type="dxa"/>
+            <w:bottom w:w="0" w:type="dxa"/>
+            <w:right w:w="108" w:type="dxa"/>
+          </w:tblCellMar>
+        </w:tblPrEx>
+        <w:tc>
+          <w:tcPr>
+            <w:tcW w:w="0" w:type="auto"/>
+            <w:gridSpan w:val="2"/>
+            <w:vAlign w:val="center"/>
+          </w:tcPr>
+          <w:p>
+            <w:pPr>
+              <w:pStyle w:val="26"/>
+              <w:bidi w:val="0"/>
+              <w:jc w:val="both"/>
+              <w:rPr>
+                <w:rFonts w:hint="default" w:cs="华文中宋"/>
+                <w:b/>
+                <w:bCs/>
+                <w:color w:val="FF0000"/>
+                <w:kern w:val="2"/>
+                <w:sz w:val="21"/>
+                <w:szCs w:val="21"/>
+                <w:lang w:val="en-US" w:eastAsia="zh-CN" w:bidi="ar-SA"/>
+              </w:rPr>
+            </w:pPr>
+            <w:r>
+              <w:rPr>
+                <w:rFonts w:hint="eastAsia" w:cs="华文中宋"/>
+                <w:b/>
+                <w:bCs/>
+                <w:color w:val="FF0000"/>
+                <w:kern w:val="2"/>
+                <w:sz w:val="21"/>
+                <w:szCs w:val="21"/>
+                <w:lang w:val="en-US" w:eastAsia="zh-CN" w:bidi="ar-SA"/>
+              </w:rPr>
+              <w:t>Trainer(num_nodes, precision, default_root_dir,</w:t>
+            </w:r>
+          </w:p>
+          <w:p>
+            <w:pPr>
+              <w:pStyle w:val="26"/>
+              <w:bidi w:val="0"/>
+              <w:jc w:val="both"/>
+              <w:rPr>
+                <w:rFonts w:hint="default"/>
+                <w:lang w:val="en-US" w:eastAsia="zh-CN"/>
+              </w:rPr>
+            </w:pPr>
+            <w:r>
+              <w:rPr>
+                <w:rFonts w:hint="eastAsia" w:cs="华文中宋"/>
+                <w:b/>
+                <w:bCs/>
+                <w:color w:val="FF0000"/>
+                <w:kern w:val="2"/>
+                <w:sz w:val="21"/>
+                <w:szCs w:val="21"/>
+                <w:lang w:val="en-US" w:eastAsia="zh-CN" w:bidi="ar-SA"/>
+              </w:rPr>
+              <w:t>max_epochs, check_val_every_n_epoch)</w:t>
+            </w:r>
+          </w:p>
+        </w:tc>
+        <w:tc>
+          <w:tcPr>
+            <w:tcW w:w="0" w:type="auto"/>
+            <w:vAlign w:val="center"/>
+          </w:tcPr>
+          <w:p>
+            <w:pPr>
+              <w:pStyle w:val="27"/>
+              <w:bidi w:val="0"/>
+              <w:jc w:val="both"/>
+              <w:rPr>
+                <w:rFonts w:hint="default"/>
+                <w:vertAlign w:val="baseline"/>
+                <w:lang w:val="en-US" w:eastAsia="zh-CN"/>
+              </w:rPr>
+            </w:pPr>
+            <w:r>
+              <w:rPr>
+                <w:rFonts w:hint="eastAsia"/>
+                <w:vertAlign w:val="baseline"/>
+                <w:lang w:val="en-US" w:eastAsia="zh-CN"/>
+              </w:rPr>
+              <w:t>训练器</w:t>
+            </w:r>
+          </w:p>
+        </w:tc>
+      </w:tr>
+      <w:tr>
+        <w:tblPrEx>
+          <w:tblBorders>
+            <w:top w:val="single" w:color="auto" w:sz="4" w:space="0"/>
+            <w:left w:val="single" w:color="auto" w:sz="4" w:space="0"/>
+            <w:bottom w:val="single" w:color="auto" w:sz="4" w:space="0"/>
+            <w:right w:val="single" w:color="auto" w:sz="4" w:space="0"/>
+            <w:insideH w:val="single" w:color="auto" w:sz="4" w:space="0"/>
+            <w:insideV w:val="single" w:color="auto" w:sz="4" w:space="0"/>
+          </w:tblBorders>
+          <w:tblCellMar>
+            <w:top w:w="0" w:type="dxa"/>
+            <w:left w:w="108" w:type="dxa"/>
+            <w:bottom w:w="0" w:type="dxa"/>
+            <w:right w:w="108" w:type="dxa"/>
+          </w:tblCellMar>
+        </w:tblPrEx>
+        <w:tc>
+          <w:tcPr>
+            <w:tcW w:w="0" w:type="auto"/>
+            <w:vAlign w:val="center"/>
+          </w:tcPr>
+          <w:p>
+            <w:pPr>
+              <w:pStyle w:val="26"/>
+              <w:bidi w:val="0"/>
+              <w:jc w:val="both"/>
+              <w:rPr>
+                <w:rFonts w:hint="default" w:cs="华文中宋"/>
+                <w:b/>
+                <w:bCs/>
+                <w:color w:val="ED7D31"/>
+                <w:kern w:val="2"/>
+                <w:sz w:val="21"/>
+                <w:szCs w:val="21"/>
+                <w:vertAlign w:val="baseline"/>
+                <w:lang w:val="en-US" w:eastAsia="zh-CN" w:bidi="ar-SA"/>
+              </w:rPr>
+            </w:pPr>
+            <w:r>
+              <w:rPr>
+                <w:rFonts w:hint="eastAsia" w:cs="华文中宋"/>
+                <w:b/>
+                <w:bCs/>
+                <w:color w:val="ED7D31"/>
+                <w:kern w:val="2"/>
+                <w:sz w:val="21"/>
+                <w:szCs w:val="21"/>
+                <w:vertAlign w:val="baseline"/>
+                <w:lang w:val="en-US" w:eastAsia="zh-CN" w:bidi="ar-SA"/>
+              </w:rPr>
+              <w:t>实例属性</w:t>
+            </w:r>
+          </w:p>
+        </w:tc>
+        <w:tc>
+          <w:tcPr>
+            <w:tcW w:w="0" w:type="auto"/>
+            <w:vAlign w:val="center"/>
+          </w:tcPr>
+          <w:p>
+            <w:pPr>
+              <w:pStyle w:val="26"/>
+              <w:bidi w:val="0"/>
+              <w:jc w:val="both"/>
+              <w:rPr>
+                <w:rFonts w:hint="default" w:cs="华文中宋"/>
+                <w:b/>
+                <w:bCs/>
+                <w:color w:val="FF0000"/>
+                <w:kern w:val="2"/>
+                <w:sz w:val="21"/>
+                <w:szCs w:val="21"/>
+                <w:lang w:val="en-US" w:eastAsia="zh-CN" w:bidi="ar-SA"/>
+              </w:rPr>
+            </w:pPr>
+            <w:r>
+              <w:rPr>
+                <w:rFonts w:hint="eastAsia" w:cs="华文中宋"/>
+                <w:b/>
+                <w:bCs/>
+                <w:color w:val="FF0000"/>
+                <w:kern w:val="2"/>
+                <w:sz w:val="21"/>
+                <w:szCs w:val="21"/>
+                <w:lang w:val="en-US" w:eastAsia="zh-CN" w:bidi="ar-SA"/>
+              </w:rPr>
+              <w:t>callback_metrics</w:t>
+            </w:r>
+          </w:p>
+        </w:tc>
+        <w:tc>
+          <w:tcPr>
+            <w:tcW w:w="0" w:type="auto"/>
+            <w:vAlign w:val="center"/>
+          </w:tcPr>
+          <w:p>
+            <w:pPr>
+              <w:pStyle w:val="27"/>
+              <w:bidi w:val="0"/>
+              <w:jc w:val="both"/>
+              <w:rPr>
+                <w:rFonts w:hint="default"/>
+                <w:vertAlign w:val="baseline"/>
+                <w:lang w:val="en-US" w:eastAsia="zh-CN"/>
+              </w:rPr>
+            </w:pPr>
+            <w:r>
+              <w:rPr>
+                <w:rFonts w:hint="eastAsia"/>
+                <w:vertAlign w:val="baseline"/>
+                <w:lang w:val="en-US" w:eastAsia="zh-CN"/>
+              </w:rPr>
+              <w:t>指标</w:t>
+            </w:r>
+          </w:p>
+        </w:tc>
+      </w:tr>
+      <w:tr>
+        <w:tblPrEx>
+          <w:tblBorders>
+            <w:top w:val="single" w:color="auto" w:sz="4" w:space="0"/>
+            <w:left w:val="single" w:color="auto" w:sz="4" w:space="0"/>
+            <w:bottom w:val="single" w:color="auto" w:sz="4" w:space="0"/>
+            <w:right w:val="single" w:color="auto" w:sz="4" w:space="0"/>
+            <w:insideH w:val="single" w:color="auto" w:sz="4" w:space="0"/>
+            <w:insideV w:val="single" w:color="auto" w:sz="4" w:space="0"/>
+          </w:tblBorders>
+          <w:tblCellMar>
+            <w:top w:w="0" w:type="dxa"/>
+            <w:left w:w="108" w:type="dxa"/>
+            <w:bottom w:w="0" w:type="dxa"/>
+            <w:right w:w="108" w:type="dxa"/>
+          </w:tblCellMar>
+        </w:tblPrEx>
+        <w:tc>
+          <w:tcPr>
+            <w:tcW w:w="0" w:type="auto"/>
+            <w:vAlign w:val="center"/>
+          </w:tcPr>
+          <w:p>
+            <w:pPr>
+              <w:pStyle w:val="26"/>
+              <w:bidi w:val="0"/>
+              <w:jc w:val="both"/>
+              <w:rPr>
+                <w:rFonts w:hint="default" w:ascii="华文中宋" w:hAnsi="华文中宋" w:eastAsia="华文中宋" w:cs="华文中宋"/>
+                <w:b/>
+                <w:bCs/>
+                <w:color w:val="FF0000"/>
+                <w:kern w:val="2"/>
+                <w:sz w:val="21"/>
+                <w:szCs w:val="21"/>
+                <w:lang w:val="en-US" w:eastAsia="zh-CN" w:bidi="ar-SA"/>
+              </w:rPr>
+            </w:pPr>
+            <w:r>
+              <w:rPr>
+                <w:rFonts w:hint="eastAsia" w:cs="华文中宋"/>
+                <w:b/>
+                <w:bCs/>
+                <w:color w:val="ED7D31"/>
+                <w:kern w:val="2"/>
+                <w:sz w:val="21"/>
+                <w:szCs w:val="21"/>
+                <w:vertAlign w:val="baseline"/>
+                <w:lang w:val="en-US" w:eastAsia="zh-CN" w:bidi="ar-SA"/>
+              </w:rPr>
+              <w:t>抽象方法</w:t>
+            </w:r>
+          </w:p>
+        </w:tc>
+        <w:tc>
+          <w:tcPr>
+            <w:tcW w:w="0" w:type="auto"/>
+            <w:vAlign w:val="center"/>
+          </w:tcPr>
+          <w:p>
+            <w:pPr>
+              <w:pStyle w:val="26"/>
+              <w:bidi w:val="0"/>
+              <w:jc w:val="both"/>
+              <w:rPr>
+                <w:rFonts w:hint="default" w:ascii="华文中宋" w:hAnsi="华文中宋" w:eastAsia="华文中宋" w:cs="华文中宋"/>
+                <w:b/>
+                <w:bCs/>
+                <w:color w:val="FF0000"/>
+                <w:kern w:val="2"/>
+                <w:sz w:val="21"/>
+                <w:szCs w:val="21"/>
+                <w:lang w:val="en-US" w:eastAsia="zh-CN" w:bidi="ar-SA"/>
+              </w:rPr>
+            </w:pPr>
+            <w:r>
+              <w:rPr>
+                <w:rFonts w:hint="eastAsia" w:cs="华文中宋"/>
+                <w:b/>
+                <w:bCs/>
+                <w:color w:val="FF0000"/>
+                <w:kern w:val="2"/>
+                <w:sz w:val="21"/>
+                <w:szCs w:val="21"/>
+                <w:lang w:val="en-US" w:eastAsia="zh-CN" w:bidi="ar-SA"/>
+              </w:rPr>
+              <w:t>fit(model, train_loader, val_loader, ckpt_path)</w:t>
+            </w:r>
+          </w:p>
+        </w:tc>
+        <w:tc>
+          <w:tcPr>
+            <w:tcW w:w="0" w:type="auto"/>
+            <w:vAlign w:val="center"/>
+          </w:tcPr>
+          <w:p>
+            <w:pPr>
+              <w:pStyle w:val="27"/>
+              <w:bidi w:val="0"/>
+              <w:jc w:val="both"/>
+              <w:rPr>
+                <w:rFonts w:hint="default"/>
+                <w:vertAlign w:val="baseline"/>
+                <w:lang w:val="en-US" w:eastAsia="zh-CN"/>
+              </w:rPr>
+            </w:pPr>
+            <w:r>
+              <w:rPr>
+                <w:rFonts w:hint="eastAsia"/>
+                <w:vertAlign w:val="baseline"/>
+                <w:lang w:val="en-US" w:eastAsia="zh-CN"/>
+              </w:rPr>
+              <w:t>启动</w:t>
+            </w:r>
+            <w:r>
+              <w:rPr>
+                <w:rFonts w:hint="eastAsia" w:cs="华文中宋"/>
+                <w:b/>
+                <w:bCs/>
+                <w:color w:val="ED7D31"/>
+                <w:kern w:val="2"/>
+                <w:sz w:val="21"/>
+                <w:szCs w:val="21"/>
+                <w:vertAlign w:val="baseline"/>
+                <w:lang w:val="en-US" w:eastAsia="zh-CN" w:bidi="ar-SA"/>
+              </w:rPr>
+              <w:t xml:space="preserve"> (指定文件恢复)</w:t>
+            </w:r>
+          </w:p>
+        </w:tc>
+      </w:tr>
+    </w:tbl>
+    <w:p>
+      <w:pPr>
+        <w:outlineLvl w:val="9"/>
+        <w:rPr>
+          <w:rFonts w:hint="eastAsia"/>
+          <w:color w:val="0070C0"/>
+        </w:rPr>
+      </w:pPr>
+    </w:p>
+    <w:p>
+      <w:pPr>
+        <w:outlineLvl w:val="9"/>
+        <w:rPr>
+          <w:rFonts w:hint="eastAsia"/>
+          <w:color w:val="0070C0"/>
+        </w:rPr>
+      </w:pPr>
+    </w:p>
+    <w:p>
+      <w:pPr>
+        <w:pStyle w:val="19"/>
+        <w:bidi w:val="0"/>
+        <w:outlineLvl w:val="3"/>
+        <w:rPr>
+          <w:rFonts w:hint="eastAsia"/>
+          <w:color w:val="0070C0"/>
+        </w:rPr>
+      </w:pPr>
+      <w:r>
+        <w:rPr>
+          <w:rFonts w:hint="eastAsia" w:ascii="华文中宋" w:hAnsi="华文中宋" w:eastAsia="华文中宋" w:cs="华文中宋"/>
+          <w:b/>
+          <w:bCs/>
+          <w:color w:val="7030A0"/>
+          <w:spacing w:val="0"/>
+          <w:kern w:val="2"/>
+          <w:sz w:val="21"/>
+          <w:szCs w:val="21"/>
+          <w:lang w:val="en-US" w:eastAsia="zh-CN" w:bidi="ar-SA"/>
+        </w:rPr>
+        <w:t>回调callbacks：</w:t>
+      </w:r>
+    </w:p>
+    <w:tbl>
+      <w:tblPr>
+        <w:tblStyle w:val="12"/>
+        <w:tblW w:w="0" w:type="auto"/>
+        <w:tblInd w:w="0" w:type="dxa"/>
+        <w:tblBorders>
+          <w:top w:val="single" w:color="auto" w:sz="4" w:space="0"/>
+          <w:left w:val="single" w:color="auto" w:sz="4" w:space="0"/>
+          <w:bottom w:val="single" w:color="auto" w:sz="4" w:space="0"/>
+          <w:right w:val="single" w:color="auto" w:sz="4" w:space="0"/>
+          <w:insideH w:val="single" w:color="auto" w:sz="4" w:space="0"/>
+          <w:insideV w:val="single" w:color="auto" w:sz="4" w:space="0"/>
+        </w:tblBorders>
+        <w:tblLayout w:type="autofit"/>
+        <w:tblCellMar>
+          <w:top w:w="0" w:type="dxa"/>
+          <w:left w:w="108" w:type="dxa"/>
+          <w:bottom w:w="0" w:type="dxa"/>
+          <w:right w:w="108" w:type="dxa"/>
+        </w:tblCellMar>
+      </w:tblPr>
+      <w:tblGrid>
+        <w:gridCol w:w="2487"/>
+        <w:gridCol w:w="4468"/>
+        <w:gridCol w:w="1057"/>
+      </w:tblGrid>
+      <w:tr>
+        <w:tblPrEx>
+          <w:tblBorders>
+            <w:top w:val="single" w:color="auto" w:sz="4" w:space="0"/>
+            <w:left w:val="single" w:color="auto" w:sz="4" w:space="0"/>
+            <w:bottom w:val="single" w:color="auto" w:sz="4" w:space="0"/>
+            <w:right w:val="single" w:color="auto" w:sz="4" w:space="0"/>
+            <w:insideH w:val="single" w:color="auto" w:sz="4" w:space="0"/>
+            <w:insideV w:val="single" w:color="auto" w:sz="4" w:space="0"/>
+          </w:tblBorders>
+          <w:tblCellMar>
+            <w:top w:w="0" w:type="dxa"/>
+            <w:left w:w="108" w:type="dxa"/>
+            <w:bottom w:w="0" w:type="dxa"/>
+            <w:right w:w="108" w:type="dxa"/>
+          </w:tblCellMar>
+        </w:tblPrEx>
+        <w:tc>
+          <w:tcPr>
+            <w:tcW w:w="0" w:type="auto"/>
+            <w:gridSpan w:val="2"/>
+            <w:vAlign w:val="center"/>
+          </w:tcPr>
+          <w:p>
+            <w:pPr>
+              <w:pStyle w:val="26"/>
+              <w:bidi w:val="0"/>
+              <w:jc w:val="both"/>
+              <w:rPr>
+                <w:rFonts w:hint="default"/>
+                <w:lang w:val="en-US" w:eastAsia="zh-CN"/>
+              </w:rPr>
+            </w:pPr>
+            <w:r>
+              <w:rPr>
+                <w:rFonts w:hint="eastAsia" w:cs="华文中宋"/>
+                <w:b/>
+                <w:bCs/>
+                <w:color w:val="FF0000"/>
+                <w:kern w:val="2"/>
+                <w:sz w:val="21"/>
+                <w:szCs w:val="21"/>
+                <w:lang w:val="en-US" w:eastAsia="zh-CN" w:bidi="ar-SA"/>
+              </w:rPr>
+              <w:t>ModelCheckpoint(filename, monitor, mode, save_last, save_top_k)</w:t>
+            </w:r>
+          </w:p>
+        </w:tc>
+        <w:tc>
+          <w:tcPr>
+            <w:tcW w:w="0" w:type="auto"/>
+            <w:vAlign w:val="center"/>
+          </w:tcPr>
+          <w:p>
+            <w:pPr>
+              <w:pStyle w:val="27"/>
+              <w:bidi w:val="0"/>
+              <w:jc w:val="both"/>
+              <w:rPr>
+                <w:rFonts w:hint="default"/>
+                <w:vertAlign w:val="baseline"/>
+                <w:lang w:val="en-US" w:eastAsia="zh-CN"/>
+              </w:rPr>
+            </w:pPr>
+            <w:r>
+              <w:rPr>
+                <w:rFonts w:hint="eastAsia"/>
+                <w:vertAlign w:val="baseline"/>
+                <w:lang w:val="en-US" w:eastAsia="zh-CN"/>
+              </w:rPr>
+              <w:t>模型权重</w:t>
+            </w:r>
+          </w:p>
+        </w:tc>
+      </w:tr>
+      <w:tr>
+        <w:tblPrEx>
+          <w:tblBorders>
+            <w:top w:val="single" w:color="auto" w:sz="4" w:space="0"/>
+            <w:left w:val="single" w:color="auto" w:sz="4" w:space="0"/>
+            <w:bottom w:val="single" w:color="auto" w:sz="4" w:space="0"/>
+            <w:right w:val="single" w:color="auto" w:sz="4" w:space="0"/>
+            <w:insideH w:val="single" w:color="auto" w:sz="4" w:space="0"/>
+            <w:insideV w:val="single" w:color="auto" w:sz="4" w:space="0"/>
+          </w:tblBorders>
+          <w:tblCellMar>
+            <w:top w:w="0" w:type="dxa"/>
+            <w:left w:w="108" w:type="dxa"/>
+            <w:bottom w:w="0" w:type="dxa"/>
+            <w:right w:w="108" w:type="dxa"/>
+          </w:tblCellMar>
+        </w:tblPrEx>
+        <w:tc>
+          <w:tcPr>
+            <w:tcW w:w="0" w:type="auto"/>
+            <w:vAlign w:val="center"/>
+          </w:tcPr>
+          <w:p>
+            <w:pPr>
+              <w:pStyle w:val="26"/>
+              <w:bidi w:val="0"/>
+              <w:jc w:val="both"/>
+              <w:rPr>
+                <w:rFonts w:hint="eastAsia" w:cs="华文中宋"/>
+                <w:b/>
+                <w:bCs/>
+                <w:color w:val="FF0000"/>
+                <w:kern w:val="2"/>
+                <w:sz w:val="21"/>
+                <w:szCs w:val="21"/>
+                <w:lang w:val="en-US" w:eastAsia="zh-CN" w:bidi="ar-SA"/>
+              </w:rPr>
+            </w:pPr>
+            <w:r>
+              <w:rPr>
+                <w:rFonts w:hint="eastAsia" w:cs="华文中宋"/>
+                <w:b/>
+                <w:bCs/>
+                <w:color w:val="ED7D31"/>
+                <w:kern w:val="2"/>
+                <w:sz w:val="21"/>
+                <w:szCs w:val="21"/>
+                <w:vertAlign w:val="baseline"/>
+                <w:lang w:val="en-US" w:eastAsia="zh-CN" w:bidi="ar-SA"/>
+              </w:rPr>
+              <w:t>实例属性</w:t>
+            </w:r>
+          </w:p>
+        </w:tc>
+        <w:tc>
+          <w:tcPr>
+            <w:tcW w:w="0" w:type="auto"/>
+            <w:vAlign w:val="center"/>
+          </w:tcPr>
+          <w:p>
+            <w:pPr>
+              <w:pStyle w:val="26"/>
+              <w:bidi w:val="0"/>
+              <w:jc w:val="both"/>
+              <w:rPr>
+                <w:rFonts w:hint="default" w:cs="华文中宋"/>
+                <w:b/>
+                <w:bCs/>
+                <w:color w:val="FF0000"/>
+                <w:kern w:val="2"/>
+                <w:sz w:val="21"/>
+                <w:szCs w:val="21"/>
+                <w:lang w:val="en-US" w:eastAsia="zh-CN" w:bidi="ar-SA"/>
+              </w:rPr>
+            </w:pPr>
+            <w:r>
+              <w:rPr>
+                <w:rFonts w:hint="eastAsia" w:cs="华文中宋"/>
+                <w:b/>
+                <w:bCs/>
+                <w:color w:val="FF0000"/>
+                <w:kern w:val="2"/>
+                <w:sz w:val="21"/>
+                <w:szCs w:val="21"/>
+                <w:lang w:val="en-US" w:eastAsia="zh-CN" w:bidi="ar-SA"/>
+              </w:rPr>
+              <w:t>state_dict()</w:t>
+            </w:r>
+          </w:p>
+        </w:tc>
+        <w:tc>
+          <w:tcPr>
+            <w:tcW w:w="0" w:type="auto"/>
+            <w:vAlign w:val="center"/>
+          </w:tcPr>
+          <w:p>
+            <w:pPr>
+              <w:pStyle w:val="27"/>
+              <w:bidi w:val="0"/>
+              <w:jc w:val="both"/>
+              <w:rPr>
+                <w:rFonts w:hint="default"/>
+                <w:vertAlign w:val="baseline"/>
+                <w:lang w:val="en-US" w:eastAsia="zh-CN"/>
+              </w:rPr>
+            </w:pPr>
+            <w:r>
+              <w:rPr>
+                <w:rFonts w:hint="eastAsia"/>
+                <w:vertAlign w:val="baseline"/>
+                <w:lang w:val="en-US" w:eastAsia="zh-CN"/>
+              </w:rPr>
+              <w:t>属性</w:t>
+            </w:r>
+            <w:bookmarkStart w:id="44" w:name="_GoBack"/>
+            <w:bookmarkEnd w:id="44"/>
+          </w:p>
+        </w:tc>
+      </w:tr>
+    </w:tbl>
+    <w:p>
+      <w:pPr>
+        <w:outlineLvl w:val="9"/>
+        <w:rPr>
+          <w:rFonts w:hint="eastAsia"/>
+          <w:color w:val="0070C0"/>
+        </w:rPr>
+      </w:pPr>
+    </w:p>
+    <w:tbl>
+      <w:tblPr>
+        <w:tblStyle w:val="12"/>
+        <w:tblW w:w="0" w:type="auto"/>
+        <w:tblInd w:w="0" w:type="dxa"/>
+        <w:tblBorders>
+          <w:top w:val="single" w:color="auto" w:sz="4" w:space="0"/>
+          <w:left w:val="single" w:color="auto" w:sz="4" w:space="0"/>
+          <w:bottom w:val="single" w:color="auto" w:sz="4" w:space="0"/>
+          <w:right w:val="single" w:color="auto" w:sz="4" w:space="0"/>
+          <w:insideH w:val="single" w:color="auto" w:sz="4" w:space="0"/>
+          <w:insideV w:val="single" w:color="auto" w:sz="4" w:space="0"/>
+        </w:tblBorders>
+        <w:tblLayout w:type="autofit"/>
+        <w:tblCellMar>
+          <w:top w:w="0" w:type="dxa"/>
+          <w:left w:w="108" w:type="dxa"/>
+          <w:bottom w:w="0" w:type="dxa"/>
+          <w:right w:w="108" w:type="dxa"/>
+        </w:tblCellMar>
+      </w:tblPr>
+      <w:tblGrid>
+        <w:gridCol w:w="1057"/>
+        <w:gridCol w:w="4283"/>
+        <w:gridCol w:w="1799"/>
+      </w:tblGrid>
+      <w:tr>
+        <w:tblPrEx>
+          <w:tblBorders>
+            <w:top w:val="single" w:color="auto" w:sz="4" w:space="0"/>
+            <w:left w:val="single" w:color="auto" w:sz="4" w:space="0"/>
+            <w:bottom w:val="single" w:color="auto" w:sz="4" w:space="0"/>
+            <w:right w:val="single" w:color="auto" w:sz="4" w:space="0"/>
+            <w:insideH w:val="single" w:color="auto" w:sz="4" w:space="0"/>
+            <w:insideV w:val="single" w:color="auto" w:sz="4" w:space="0"/>
+          </w:tblBorders>
+          <w:tblCellMar>
+            <w:top w:w="0" w:type="dxa"/>
+            <w:left w:w="108" w:type="dxa"/>
+            <w:bottom w:w="0" w:type="dxa"/>
+            <w:right w:w="108" w:type="dxa"/>
+          </w:tblCellMar>
+        </w:tblPrEx>
+        <w:tc>
+          <w:tcPr>
+            <w:tcW w:w="0" w:type="auto"/>
+            <w:gridSpan w:val="2"/>
+            <w:vAlign w:val="center"/>
+          </w:tcPr>
+          <w:p>
+            <w:pPr>
+              <w:pStyle w:val="26"/>
+              <w:bidi w:val="0"/>
+              <w:jc w:val="both"/>
+              <w:rPr>
+                <w:rFonts w:hint="default"/>
+                <w:lang w:val="en-US" w:eastAsia="zh-CN"/>
+              </w:rPr>
+            </w:pPr>
+            <w:r>
+              <w:rPr>
+                <w:rFonts w:hint="eastAsia" w:cs="华文中宋"/>
+                <w:b/>
+                <w:bCs/>
+                <w:color w:val="FF0000"/>
+                <w:kern w:val="2"/>
+                <w:sz w:val="21"/>
+                <w:szCs w:val="21"/>
+                <w:lang w:val="en-US" w:eastAsia="zh-CN" w:bidi="ar-SA"/>
+              </w:rPr>
+              <w:t>TQDMProgressBar</w:t>
+            </w:r>
+          </w:p>
+        </w:tc>
+        <w:tc>
+          <w:tcPr>
+            <w:tcW w:w="0" w:type="auto"/>
+            <w:vAlign w:val="center"/>
+          </w:tcPr>
+          <w:p>
+            <w:pPr>
+              <w:pStyle w:val="27"/>
+              <w:bidi w:val="0"/>
+              <w:jc w:val="both"/>
+              <w:rPr>
+                <w:rFonts w:hint="default"/>
+                <w:vertAlign w:val="baseline"/>
+                <w:lang w:val="en-US" w:eastAsia="zh-CN"/>
+              </w:rPr>
+            </w:pPr>
+            <w:r>
+              <w:rPr>
+                <w:rFonts w:hint="eastAsia"/>
+                <w:vertAlign w:val="baseline"/>
+                <w:lang w:val="en-US" w:eastAsia="zh-CN"/>
+              </w:rPr>
+              <w:t>进度条</w:t>
+            </w:r>
+          </w:p>
+        </w:tc>
+      </w:tr>
+      <w:tr>
+        <w:tblPrEx>
+          <w:tblBorders>
+            <w:top w:val="single" w:color="auto" w:sz="4" w:space="0"/>
+            <w:left w:val="single" w:color="auto" w:sz="4" w:space="0"/>
+            <w:bottom w:val="single" w:color="auto" w:sz="4" w:space="0"/>
+            <w:right w:val="single" w:color="auto" w:sz="4" w:space="0"/>
+            <w:insideH w:val="single" w:color="auto" w:sz="4" w:space="0"/>
+            <w:insideV w:val="single" w:color="auto" w:sz="4" w:space="0"/>
+          </w:tblBorders>
+          <w:tblCellMar>
+            <w:top w:w="0" w:type="dxa"/>
+            <w:left w:w="108" w:type="dxa"/>
+            <w:bottom w:w="0" w:type="dxa"/>
+            <w:right w:w="108" w:type="dxa"/>
+          </w:tblCellMar>
+        </w:tblPrEx>
+        <w:tc>
+          <w:tcPr>
+            <w:tcW w:w="0" w:type="auto"/>
+            <w:vAlign w:val="center"/>
+          </w:tcPr>
+          <w:p>
+            <w:pPr>
+              <w:pStyle w:val="26"/>
+              <w:bidi w:val="0"/>
+              <w:jc w:val="both"/>
+              <w:rPr>
+                <w:rFonts w:hint="eastAsia" w:cs="华文中宋"/>
+                <w:b/>
+                <w:bCs/>
+                <w:color w:val="FF0000"/>
+                <w:kern w:val="2"/>
+                <w:sz w:val="21"/>
+                <w:szCs w:val="21"/>
+                <w:lang w:val="en-US" w:eastAsia="zh-CN" w:bidi="ar-SA"/>
+              </w:rPr>
+            </w:pPr>
+            <w:r>
+              <w:rPr>
+                <w:rFonts w:hint="eastAsia" w:cs="华文中宋"/>
+                <w:b/>
+                <w:bCs/>
+                <w:color w:val="ED7D31"/>
+                <w:kern w:val="2"/>
+                <w:sz w:val="21"/>
+                <w:szCs w:val="21"/>
+                <w:vertAlign w:val="baseline"/>
+                <w:lang w:val="en-US" w:eastAsia="zh-CN" w:bidi="ar-SA"/>
+              </w:rPr>
+              <w:t>抽象方法</w:t>
+            </w:r>
+          </w:p>
+        </w:tc>
+        <w:tc>
+          <w:tcPr>
+            <w:tcW w:w="0" w:type="auto"/>
+            <w:vAlign w:val="center"/>
+          </w:tcPr>
+          <w:p>
+            <w:pPr>
+              <w:pStyle w:val="26"/>
+              <w:bidi w:val="0"/>
+              <w:jc w:val="both"/>
+              <w:rPr>
+                <w:rFonts w:hint="default" w:cs="华文中宋"/>
+                <w:b/>
+                <w:bCs/>
+                <w:color w:val="FF0000"/>
+                <w:kern w:val="2"/>
+                <w:sz w:val="21"/>
+                <w:szCs w:val="21"/>
+                <w:lang w:val="en-US" w:eastAsia="zh-CN" w:bidi="ar-SA"/>
+              </w:rPr>
+            </w:pPr>
+            <w:r>
+              <w:rPr>
+                <w:rFonts w:hint="eastAsia" w:cs="华文中宋"/>
+                <w:b/>
+                <w:bCs/>
+                <w:color w:val="FF0000"/>
+                <w:kern w:val="2"/>
+                <w:sz w:val="21"/>
+                <w:szCs w:val="21"/>
+                <w:lang w:val="en-US" w:eastAsia="zh-CN" w:bidi="ar-SA"/>
+              </w:rPr>
+              <w:t>init_train_tqdm / init_validation_tqdm()</w:t>
+            </w:r>
+          </w:p>
+        </w:tc>
+        <w:tc>
+          <w:tcPr>
+            <w:tcW w:w="0" w:type="auto"/>
+            <w:vAlign w:val="center"/>
+          </w:tcPr>
+          <w:p>
+            <w:pPr>
+              <w:pStyle w:val="27"/>
+              <w:bidi w:val="0"/>
+              <w:jc w:val="both"/>
+              <w:rPr>
+                <w:rFonts w:hint="default"/>
+                <w:vertAlign w:val="baseline"/>
+                <w:lang w:val="en-US" w:eastAsia="zh-CN"/>
+              </w:rPr>
+            </w:pPr>
+            <w:r>
+              <w:rPr>
+                <w:rFonts w:hint="eastAsia" w:cs="华文中宋"/>
+                <w:b/>
+                <w:bCs/>
+                <w:color w:val="ED7D31"/>
+                <w:kern w:val="2"/>
+                <w:sz w:val="21"/>
+                <w:szCs w:val="21"/>
+                <w:vertAlign w:val="baseline"/>
+                <w:lang w:val="en-US" w:eastAsia="zh-CN" w:bidi="ar-SA"/>
+              </w:rPr>
+              <w:t xml:space="preserve">return </w:t>
+            </w:r>
+            <w:r>
+              <w:rPr>
+                <w:rFonts w:hint="eastAsia"/>
+                <w:vertAlign w:val="baseline"/>
+                <w:lang w:val="en-US" w:eastAsia="zh-CN"/>
+              </w:rPr>
+              <w:t>tqdm(...)</w:t>
             </w:r>
           </w:p>
         </w:tc>
@@ -38409,6 +40579,33 @@
         <w:rPr>
           <w:rFonts w:hint="eastAsia"/>
           <w:color w:val="0070C0"/>
+        </w:rPr>
+      </w:pPr>
+    </w:p>
+    <w:p>
+      <w:pPr>
+        <w:pStyle w:val="18"/>
+        <w:bidi w:val="0"/>
+        <w:rPr>
+          <w:rFonts w:hint="eastAsia"/>
+          <w:lang w:val="en-US" w:eastAsia="zh-CN"/>
+        </w:rPr>
+      </w:pPr>
+      <w:r>
+        <w:rPr>
+          <w:rFonts w:hint="eastAsia"/>
+          <w:lang w:val="en-US" w:eastAsia="zh-CN"/>
+        </w:rPr>
+        <w:t>视觉OpenMMLab：</w:t>
+      </w:r>
+    </w:p>
+    <w:p>
+      <w:pPr>
+        <w:outlineLvl w:val="9"/>
+        <w:rPr>
+          <w:rFonts w:hint="default"/>
+          <w:color w:val="0070C0"/>
+          <w:lang w:val="en-US" w:eastAsia="zh-CN"/>
         </w:rPr>
       </w:pPr>
     </w:p>
@@ -39789,7 +41986,7 @@
         <w:gridCol w:w="637"/>
         <w:gridCol w:w="1437"/>
         <w:gridCol w:w="4071"/>
-        <w:gridCol w:w="2130"/>
+        <w:gridCol w:w="1499"/>
       </w:tblGrid>
       <w:tr>
         <w:tblPrEx>
@@ -40294,15 +42491,6 @@
                 </w14:textFill>
               </w:rPr>
             </w:pPr>
-            <w:r>
-              <w:rPr>
-                <w:rFonts w:hint="eastAsia"/>
-                <w:color w:val="EA82F1"/>
-                <w:szCs w:val="24"/>
-                <w:lang w:val="en-US" w:eastAsia="zh-CN"/>
-              </w:rPr>
-              <w:t>实例化</w:t>
-            </w:r>
             <w:r>
               <w:rPr>
                 <w:rFonts w:hint="eastAsia"/>
@@ -41740,15 +43928,6 @@
                 <w:lang w:val="en-US" w:eastAsia="zh-CN"/>
               </w:rPr>
             </w:pPr>
-            <w:r>
-              <w:rPr>
-                <w:rFonts w:hint="eastAsia"/>
-                <w:color w:val="EA82F1"/>
-                <w:szCs w:val="24"/>
-                <w:lang w:val="en-US" w:eastAsia="zh-CN"/>
-              </w:rPr>
-              <w:t>实例化</w:t>
-            </w:r>
             <w:r>
               <w:rPr>
                 <w:rFonts w:hint="eastAsia"/>
@@ -42212,15 +44391,6 @@
             <w:r>
               <w:rPr>
                 <w:rFonts w:hint="eastAsia"/>
-                <w:color w:val="EA82F1"/>
-                <w:szCs w:val="24"/>
-                <w:lang w:val="en-US" w:eastAsia="zh-CN"/>
-              </w:rPr>
-              <w:t>实例化</w:t>
-            </w:r>
-            <w:r>
-              <w:rPr>
-                <w:rFonts w:hint="eastAsia"/>
                 <w:color w:val="ED7D31" w:themeColor="accent2"/>
                 <w:lang w:val="en-US" w:eastAsia="zh-CN"/>
                 <w14:textFill>
@@ -45251,7 +47421,7 @@
       </w:tblPr>
       <w:tblGrid>
         <w:gridCol w:w="3772"/>
-        <w:gridCol w:w="1913"/>
+        <w:gridCol w:w="1230"/>
       </w:tblGrid>
       <w:tr>
         <w:tblPrEx>
@@ -45311,19 +47481,6 @@
                 </w14:textFill>
               </w:rPr>
             </w:pPr>
-            <w:r>
-              <w:rPr>
-                <w:rFonts w:hint="eastAsia"/>
-                <w:color w:val="ED7D31" w:themeColor="accent2"/>
-                <w:lang w:val="en-US" w:eastAsia="zh-CN"/>
-                <w14:textFill>
-                  <w14:solidFill>
-                    <w14:schemeClr w14:val="accent2"/>
-                  </w14:solidFill>
-                </w14:textFill>
-              </w:rPr>
-              <w:t>实例化</w:t>
-            </w:r>
             <w:r>
               <w:rPr>
                 <w:rFonts w:hint="eastAsia"/>
@@ -45456,12 +47613,6 @@
             <w:insideH w:val="single" w:color="auto" w:sz="4" w:space="0"/>
             <w:insideV w:val="single" w:color="auto" w:sz="4" w:space="0"/>
           </w:tblBorders>
-          <w:tblCellMar>
-            <w:top w:w="0" w:type="dxa"/>
-            <w:left w:w="108" w:type="dxa"/>
-            <w:bottom w:w="0" w:type="dxa"/>
-            <w:right w:w="108" w:type="dxa"/>
-          </w:tblCellMar>
         </w:tblPrEx>
         <w:tc>
           <w:tcPr>

--- a/py 深度学习.docx
+++ b/py 深度学习.docx
@@ -2350,6 +2350,14 @@
       </w:tr>
       <w:tr>
         <w:tblPrEx>
+          <w:tblBorders>
+            <w:top w:val="single" w:color="auto" w:sz="4" w:space="0"/>
+            <w:left w:val="single" w:color="auto" w:sz="4" w:space="0"/>
+            <w:bottom w:val="single" w:color="auto" w:sz="4" w:space="0"/>
+            <w:right w:val="single" w:color="auto" w:sz="4" w:space="0"/>
+            <w:insideH w:val="single" w:color="auto" w:sz="4" w:space="0"/>
+            <w:insideV w:val="single" w:color="auto" w:sz="4" w:space="0"/>
+          </w:tblBorders>
           <w:tblCellMar>
             <w:top w:w="0" w:type="dxa"/>
             <w:left w:w="108" w:type="dxa"/>
@@ -7902,6 +7910,14 @@
       </w:tblGrid>
       <w:tr>
         <w:tblPrEx>
+          <w:tblBorders>
+            <w:top w:val="single" w:color="auto" w:sz="4" w:space="0"/>
+            <w:left w:val="single" w:color="auto" w:sz="4" w:space="0"/>
+            <w:bottom w:val="single" w:color="auto" w:sz="4" w:space="0"/>
+            <w:right w:val="single" w:color="auto" w:sz="4" w:space="0"/>
+            <w:insideH w:val="single" w:color="auto" w:sz="4" w:space="0"/>
+            <w:insideV w:val="single" w:color="auto" w:sz="4" w:space="0"/>
+          </w:tblBorders>
           <w:tblCellMar>
             <w:top w:w="0" w:type="dxa"/>
             <w:left w:w="108" w:type="dxa"/>
@@ -8278,12 +8294,6 @@
             <w:insideH w:val="single" w:color="auto" w:sz="4" w:space="0"/>
             <w:insideV w:val="single" w:color="auto" w:sz="4" w:space="0"/>
           </w:tblBorders>
-          <w:tblCellMar>
-            <w:top w:w="0" w:type="dxa"/>
-            <w:left w:w="108" w:type="dxa"/>
-            <w:bottom w:w="0" w:type="dxa"/>
-            <w:right w:w="108" w:type="dxa"/>
-          </w:tblCellMar>
         </w:tblPrEx>
         <w:tc>
           <w:tcPr>
@@ -13344,12 +13354,6 @@
             <w:insideH w:val="single" w:color="auto" w:sz="4" w:space="0"/>
             <w:insideV w:val="single" w:color="auto" w:sz="4" w:space="0"/>
           </w:tblBorders>
-          <w:tblCellMar>
-            <w:top w:w="0" w:type="dxa"/>
-            <w:left w:w="108" w:type="dxa"/>
-            <w:bottom w:w="0" w:type="dxa"/>
-            <w:right w:w="108" w:type="dxa"/>
-          </w:tblCellMar>
         </w:tblPrEx>
         <w:tc>
           <w:tcPr>
@@ -16296,12 +16300,6 @@
             <w:insideH w:val="single" w:color="auto" w:sz="4" w:space="0"/>
             <w:insideV w:val="single" w:color="auto" w:sz="4" w:space="0"/>
           </w:tblBorders>
-          <w:tblCellMar>
-            <w:top w:w="0" w:type="dxa"/>
-            <w:left w:w="108" w:type="dxa"/>
-            <w:bottom w:w="0" w:type="dxa"/>
-            <w:right w:w="108" w:type="dxa"/>
-          </w:tblCellMar>
         </w:tblPrEx>
         <w:tc>
           <w:tcPr>
@@ -17714,12 +17712,6 @@
             <w:insideH w:val="single" w:color="auto" w:sz="4" w:space="0"/>
             <w:insideV w:val="single" w:color="auto" w:sz="4" w:space="0"/>
           </w:tblBorders>
-          <w:tblCellMar>
-            <w:top w:w="0" w:type="dxa"/>
-            <w:left w:w="108" w:type="dxa"/>
-            <w:bottom w:w="0" w:type="dxa"/>
-            <w:right w:w="108" w:type="dxa"/>
-          </w:tblCellMar>
         </w:tblPrEx>
         <w:trPr>
           <w:trHeight w:val="302" w:hRule="atLeast"/>
@@ -22654,6 +22646,12 @@
             <w:insideH w:val="single" w:color="auto" w:sz="4" w:space="0"/>
             <w:insideV w:val="single" w:color="auto" w:sz="4" w:space="0"/>
           </w:tblBorders>
+          <w:tblCellMar>
+            <w:top w:w="0" w:type="dxa"/>
+            <w:left w:w="108" w:type="dxa"/>
+            <w:bottom w:w="0" w:type="dxa"/>
+            <w:right w:w="108" w:type="dxa"/>
+          </w:tblCellMar>
         </w:tblPrEx>
         <w:tc>
           <w:tcPr>
@@ -31160,6 +31158,12 @@
             <w:insideH w:val="single" w:color="auto" w:sz="4" w:space="0"/>
             <w:insideV w:val="single" w:color="auto" w:sz="4" w:space="0"/>
           </w:tblBorders>
+          <w:tblCellMar>
+            <w:top w:w="0" w:type="dxa"/>
+            <w:left w:w="108" w:type="dxa"/>
+            <w:bottom w:w="0" w:type="dxa"/>
+            <w:right w:w="108" w:type="dxa"/>
+          </w:tblCellMar>
         </w:tblPrEx>
         <w:tc>
           <w:tcPr>
@@ -38451,10 +38455,15 @@
     </w:p>
     <w:p>
       <w:pPr>
-        <w:outlineLvl w:val="9"/>
         <w:rPr>
           <w:rFonts w:hint="eastAsia"/>
-          <w:color w:val="0070C0"/>
+          <w:color w:val="ED7D31" w:themeColor="accent2"/>
+          <w:u w:val="single"/>
+          <w14:textFill>
+            <w14:solidFill>
+              <w14:schemeClr w14:val="accent2"/>
+            </w14:solidFill>
+          </w14:textFill>
         </w:rPr>
       </w:pPr>
     </w:p>
@@ -38481,8 +38490,8 @@
       </w:tblPr>
       <w:tblGrid>
         <w:gridCol w:w="1057"/>
-        <w:gridCol w:w="4834"/>
-        <w:gridCol w:w="3691"/>
+        <w:gridCol w:w="5612"/>
+        <w:gridCol w:w="1344"/>
       </w:tblGrid>
       <w:tr>
         <w:tblPrEx>
@@ -38528,7 +38537,7 @@
                 <w:szCs w:val="21"/>
                 <w:lang w:val="en-US" w:eastAsia="zh-CN" w:bidi="ar-SA"/>
               </w:rPr>
-              <w:t>LightningModule</w:t>
+              <w:t>CheckpointHooks</w:t>
             </w:r>
           </w:p>
         </w:tc>
@@ -38554,7 +38563,7 @@
                 <w:vertAlign w:val="baseline"/>
                 <w:lang w:val="en-US" w:eastAsia="zh-CN"/>
               </w:rPr>
-              <w:t>模型基类</w:t>
+              <w:t>检查点钩子</w:t>
             </w:r>
           </w:p>
         </w:tc>
@@ -38587,14 +38596,13 @@
               <w:bidi w:val="0"/>
               <w:jc w:val="both"/>
               <w:rPr>
-                <w:rFonts w:hint="default" w:cs="华文中宋"/>
+                <w:rFonts w:hint="default" w:ascii="华文中宋" w:hAnsi="华文中宋" w:eastAsia="华文中宋" w:cs="华文中宋"/>
                 <w:b/>
                 <w:bCs/>
-                <w:color w:val="ED7D31"/>
+                <w:color w:val="FF0000"/>
                 <w:kern w:val="2"/>
                 <w:sz w:val="21"/>
                 <w:szCs w:val="21"/>
-                <w:vertAlign w:val="baseline"/>
                 <w:lang w:val="en-US" w:eastAsia="zh-CN" w:bidi="ar-SA"/>
               </w:rPr>
             </w:pPr>
@@ -38610,7 +38618,7 @@
                 <w:vertAlign w:val="baseline"/>
                 <w:lang w:val="en-US" w:eastAsia="zh-CN" w:bidi="ar-SA"/>
               </w:rPr>
-              <w:t>实例属性</w:t>
+              <w:t>抽象方法</w:t>
             </w:r>
           </w:p>
         </w:tc>
@@ -38646,7 +38654,7 @@
                 <w:szCs w:val="21"/>
                 <w:lang w:val="en-US" w:eastAsia="zh-CN" w:bidi="ar-SA"/>
               </w:rPr>
-              <w:t>trainer</w:t>
+              <w:t>on_save_checkpoint / on_load_checkpoint(self, ckpt)</w:t>
             </w:r>
           </w:p>
         </w:tc>
@@ -38672,7 +38680,117 @@
                 <w:vertAlign w:val="baseline"/>
                 <w:lang w:val="en-US" w:eastAsia="zh-CN"/>
               </w:rPr>
-              <w:t>训练器</w:t>
+              <w:t>checkpoint</w:t>
+            </w:r>
+          </w:p>
+        </w:tc>
+      </w:tr>
+    </w:tbl>
+    <w:p>
+      <w:pPr>
+        <w:rPr>
+          <w:rFonts w:hint="eastAsia"/>
+          <w:color w:val="ED7D31" w:themeColor="accent2"/>
+          <w:u w:val="single"/>
+          <w14:textFill>
+            <w14:solidFill>
+              <w14:schemeClr w14:val="accent2"/>
+            </w14:solidFill>
+          </w14:textFill>
+        </w:rPr>
+      </w:pPr>
+    </w:p>
+    <w:tbl>
+      <w:tblPr>
+        <w:tblStyle w:val="12"/>
+        <w:tblW w:w="0" w:type="auto"/>
+        <w:tblInd w:w="0" w:type="dxa"/>
+        <w:tblBorders>
+          <w:top w:val="single" w:color="auto" w:sz="4" w:space="0"/>
+          <w:left w:val="single" w:color="auto" w:sz="4" w:space="0"/>
+          <w:bottom w:val="single" w:color="auto" w:sz="4" w:space="0"/>
+          <w:right w:val="single" w:color="auto" w:sz="4" w:space="0"/>
+          <w:insideH w:val="single" w:color="auto" w:sz="4" w:space="0"/>
+          <w:insideV w:val="single" w:color="auto" w:sz="4" w:space="0"/>
+        </w:tblBorders>
+        <w:tblLayout w:type="autofit"/>
+        <w:tblCellMar>
+          <w:top w:w="0" w:type="dxa"/>
+          <w:left w:w="108" w:type="dxa"/>
+          <w:bottom w:w="0" w:type="dxa"/>
+          <w:right w:w="108" w:type="dxa"/>
+        </w:tblCellMar>
+      </w:tblPr>
+      <w:tblGrid>
+        <w:gridCol w:w="1057"/>
+        <w:gridCol w:w="4438"/>
+        <w:gridCol w:w="4629"/>
+      </w:tblGrid>
+      <w:tr>
+        <w:tblPrEx>
+          <w:tblBorders>
+            <w:top w:val="single" w:color="auto" w:sz="4" w:space="0"/>
+            <w:left w:val="single" w:color="auto" w:sz="4" w:space="0"/>
+            <w:bottom w:val="single" w:color="auto" w:sz="4" w:space="0"/>
+            <w:right w:val="single" w:color="auto" w:sz="4" w:space="0"/>
+            <w:insideH w:val="single" w:color="auto" w:sz="4" w:space="0"/>
+            <w:insideV w:val="single" w:color="auto" w:sz="4" w:space="0"/>
+          </w:tblBorders>
+        </w:tblPrEx>
+        <w:tc>
+          <w:tcPr>
+            <w:tcW w:w="0" w:type="auto"/>
+            <w:gridSpan w:val="2"/>
+            <w:vAlign w:val="center"/>
+          </w:tcPr>
+          <w:p>
+            <w:pPr>
+              <w:pStyle w:val="26"/>
+              <w:bidi w:val="0"/>
+              <w:jc w:val="both"/>
+              <w:rPr>
+                <w:rFonts w:hint="default"/>
+                <w:lang w:val="en-US" w:eastAsia="zh-CN"/>
+              </w:rPr>
+            </w:pPr>
+            <w:r>
+              <w:rPr>
+                <w:rFonts w:hint="eastAsia" w:cs="华文中宋"/>
+                <w:b/>
+                <w:bCs/>
+                <w:color w:val="FF0000"/>
+                <w:kern w:val="2"/>
+                <w:sz w:val="21"/>
+                <w:szCs w:val="21"/>
+                <w:lang w:val="en-US" w:eastAsia="zh-CN" w:bidi="ar-SA"/>
+              </w:rPr>
+              <w:t>DataHooks</w:t>
+            </w:r>
+          </w:p>
+        </w:tc>
+        <w:tc>
+          <w:tcPr>
+            <w:tcW w:w="0" w:type="auto"/>
+            <w:vAlign w:val="center"/>
+          </w:tcPr>
+          <w:p>
+            <w:pPr>
+              <w:pStyle w:val="27"/>
+              <w:bidi w:val="0"/>
+              <w:jc w:val="both"/>
+              <w:rPr>
+                <w:rFonts w:hint="default"/>
+                <w:vertAlign w:val="baseline"/>
+                <w:lang w:val="en-US" w:eastAsia="zh-CN"/>
+              </w:rPr>
+            </w:pPr>
+            <w:r>
+              <w:rPr>
+                <w:rFonts w:hint="eastAsia"/>
+                <w:vertAlign w:val="baseline"/>
+                <w:lang w:val="en-US" w:eastAsia="zh-CN"/>
+              </w:rPr>
+              <w:t>数据集钩子</w:t>
             </w:r>
           </w:p>
         </w:tc>
@@ -38706,14 +38824,13 @@
               <w:bidi w:val="0"/>
               <w:jc w:val="both"/>
               <w:rPr>
-                <w:rFonts w:hint="default" w:cs="华文中宋"/>
+                <w:rFonts w:hint="default" w:ascii="华文中宋" w:hAnsi="华文中宋" w:eastAsia="华文中宋" w:cs="华文中宋"/>
                 <w:b/>
                 <w:bCs/>
-                <w:color w:val="ED7D31"/>
+                <w:color w:val="FF0000"/>
                 <w:kern w:val="2"/>
                 <w:sz w:val="21"/>
                 <w:szCs w:val="21"/>
-                <w:vertAlign w:val="baseline"/>
                 <w:lang w:val="en-US" w:eastAsia="zh-CN" w:bidi="ar-SA"/>
               </w:rPr>
             </w:pPr>
@@ -38729,7 +38846,7 @@
                 <w:vertAlign w:val="baseline"/>
                 <w:lang w:val="en-US" w:eastAsia="zh-CN" w:bidi="ar-SA"/>
               </w:rPr>
-              <w:t>实例方法</w:t>
+              <w:t>抽象方法</w:t>
             </w:r>
           </w:p>
         </w:tc>
@@ -38744,7 +38861,7 @@
               <w:bidi w:val="0"/>
               <w:jc w:val="both"/>
               <w:rPr>
-                <w:rFonts w:hint="eastAsia" w:cs="华文中宋"/>
+                <w:rFonts w:hint="default" w:cs="华文中宋"/>
                 <w:b/>
                 <w:bCs/>
                 <w:color w:val="FF0000"/>
@@ -38765,63 +38882,47 @@
                 <w:szCs w:val="21"/>
                 <w:lang w:val="en-US" w:eastAsia="zh-CN" w:bidi="ar-SA"/>
               </w:rPr>
-              <w:t xml:space="preserve">log / log_dict(name, value, prog_bar, </w:t>
-            </w:r>
-          </w:p>
-          <w:p>
-            <w:pPr>
-              <w:pStyle w:val="26"/>
+              <w:t>prepare_data(self)</w:t>
+            </w:r>
+          </w:p>
+        </w:tc>
+        <w:tc>
+          <w:tcPr>
+            <w:tcW w:w="0" w:type="auto"/>
+            <w:vAlign w:val="center"/>
+          </w:tcPr>
+          <w:p>
+            <w:pPr>
+              <w:pStyle w:val="27"/>
               <w:bidi w:val="0"/>
               <w:jc w:val="both"/>
               <w:rPr>
-                <w:rFonts w:hint="default" w:cs="华文中宋"/>
+                <w:rFonts w:hint="default"/>
+                <w:vertAlign w:val="baseline"/>
+                <w:lang w:val="en-US" w:eastAsia="zh-CN"/>
+              </w:rPr>
+            </w:pPr>
+            <w:r>
+              <w:rPr>
+                <w:rFonts w:hint="eastAsia"/>
+                <w:vertAlign w:val="baseline"/>
+                <w:lang w:val="en-US" w:eastAsia="zh-CN"/>
+              </w:rPr>
+              <w:t>下载</w:t>
+            </w:r>
+            <w:r>
+              <w:rPr>
+                <w:rFonts w:hint="eastAsia" w:ascii="华文中宋" w:hAnsi="华文中宋" w:eastAsia="华文中宋" w:cs="华文中宋"/>
                 <w:b/>
                 <w:bCs/>
-                <w:color w:val="FF0000"/>
+                <w:color w:val="ED7D31"/>
                 <w:kern w:val="2"/>
                 <w:sz w:val="21"/>
                 <w:szCs w:val="21"/>
+                <w:vertAlign w:val="baseline"/>
                 <w:lang w:val="en-US" w:eastAsia="zh-CN" w:bidi="ar-SA"/>
               </w:rPr>
-            </w:pPr>
-            <w:r>
-              <w:rPr>
-                <w:rFonts w:hint="eastAsia" w:cs="华文中宋"/>
-                <w:b/>
-                <w:bCs/>
-                <w:color w:val="FF0000"/>
-                <w:kern w:val="2"/>
-                <w:sz w:val="21"/>
-                <w:szCs w:val="21"/>
-                <w:lang w:val="en-US" w:eastAsia="zh-CN" w:bidi="ar-SA"/>
-              </w:rPr>
-              <w:t>on_step, on_epoch, reduce_fx)</w:t>
-            </w:r>
-          </w:p>
-        </w:tc>
-        <w:tc>
-          <w:tcPr>
-            <w:tcW w:w="0" w:type="auto"/>
-            <w:vAlign w:val="center"/>
-          </w:tcPr>
-          <w:p>
-            <w:pPr>
-              <w:pStyle w:val="27"/>
-              <w:bidi w:val="0"/>
-              <w:jc w:val="both"/>
-              <w:rPr>
-                <w:rFonts w:hint="default"/>
-                <w:vertAlign w:val="baseline"/>
-                <w:lang w:val="en-US" w:eastAsia="zh-CN"/>
-              </w:rPr>
-            </w:pPr>
-            <w:r>
-              <w:rPr>
-                <w:rFonts w:hint="eastAsia"/>
-                <w:vertAlign w:val="baseline"/>
-                <w:lang w:val="en-US" w:eastAsia="zh-CN"/>
-              </w:rPr>
-              <w:t>记录</w:t>
+              <w:t>数据</w:t>
             </w:r>
           </w:p>
         </w:tc>
@@ -38847,6 +38948,7 @@
           <w:tcPr>
             <w:tcW w:w="0" w:type="auto"/>
             <w:vMerge w:val="continue"/>
+            <w:tcBorders/>
             <w:vAlign w:val="center"/>
           </w:tcPr>
           <w:p>
@@ -38900,7 +39002,7 @@
                 <w:szCs w:val="21"/>
                 <w:lang w:val="en-US" w:eastAsia="zh-CN" w:bidi="ar-SA"/>
               </w:rPr>
-              <w:t>freeze / unfreeze()</w:t>
+              <w:t>setup(self, stage)</w:t>
             </w:r>
           </w:p>
         </w:tc>
@@ -38926,7 +39028,35 @@
                 <w:vertAlign w:val="baseline"/>
                 <w:lang w:val="en-US" w:eastAsia="zh-CN"/>
               </w:rPr>
-              <w:t>参数冻结</w:t>
+              <w:t>划分</w:t>
+            </w:r>
+            <w:r>
+              <w:rPr>
+                <w:rFonts w:hint="eastAsia" w:ascii="华文中宋" w:hAnsi="华文中宋" w:eastAsia="华文中宋" w:cs="华文中宋"/>
+                <w:b/>
+                <w:bCs/>
+                <w:color w:val="ED7D31"/>
+                <w:kern w:val="2"/>
+                <w:sz w:val="21"/>
+                <w:szCs w:val="21"/>
+                <w:vertAlign w:val="baseline"/>
+                <w:lang w:val="en-US" w:eastAsia="zh-CN" w:bidi="ar-SA"/>
+              </w:rPr>
+              <w:t>数据</w:t>
+            </w:r>
+            <w:r>
+              <w:rPr>
+                <w:rFonts w:hint="eastAsia" w:cs="华文中宋"/>
+                <w:b/>
+                <w:bCs/>
+                <w:color w:val="ED7D31"/>
+                <w:kern w:val="2"/>
+                <w:sz w:val="21"/>
+                <w:szCs w:val="21"/>
+                <w:vertAlign w:val="baseline"/>
+                <w:lang w:val="en-US" w:eastAsia="zh-CN" w:bidi="ar-SA"/>
+              </w:rPr>
+              <w:t>，可选fit / validate / test / predict</w:t>
             </w:r>
           </w:p>
         </w:tc>
@@ -38948,6 +39078,9 @@
             <w:right w:w="108" w:type="dxa"/>
           </w:tblCellMar>
         </w:tblPrEx>
+        <w:trPr>
+          <w:trHeight w:val="90" w:hRule="atLeast"/>
+        </w:trPr>
         <w:tc>
           <w:tcPr>
             <w:tcW w:w="0" w:type="auto"/>
@@ -38985,7 +39118,7 @@
               <w:bidi w:val="0"/>
               <w:jc w:val="both"/>
               <w:rPr>
-                <w:rFonts w:hint="default" w:cs="华文中宋"/>
+                <w:rFonts w:hint="eastAsia" w:cs="华文中宋"/>
                 <w:b/>
                 <w:bCs/>
                 <w:color w:val="FF0000"/>
@@ -39006,67 +39139,16 @@
                 <w:szCs w:val="21"/>
                 <w:lang w:val="en-US" w:eastAsia="zh-CN" w:bidi="ar-SA"/>
               </w:rPr>
-              <w:t>to_onnx / to_torchscript(file, input)</w:t>
-            </w:r>
-          </w:p>
-        </w:tc>
-        <w:tc>
-          <w:tcPr>
-            <w:tcW w:w="0" w:type="auto"/>
-            <w:vAlign w:val="center"/>
-          </w:tcPr>
-          <w:p>
-            <w:pPr>
-              <w:pStyle w:val="27"/>
-              <w:bidi w:val="0"/>
-              <w:jc w:val="both"/>
-              <w:rPr>
-                <w:rFonts w:hint="default"/>
-                <w:vertAlign w:val="baseline"/>
-                <w:lang w:val="en-US" w:eastAsia="zh-CN"/>
-              </w:rPr>
-            </w:pPr>
-            <w:r>
-              <w:rPr>
-                <w:rFonts w:hint="eastAsia"/>
-                <w:vertAlign w:val="baseline"/>
-                <w:lang w:val="en-US" w:eastAsia="zh-CN"/>
-              </w:rPr>
-              <w:t>导出</w:t>
-            </w:r>
-          </w:p>
-        </w:tc>
-      </w:tr>
-      <w:tr>
-        <w:tblPrEx>
-          <w:tblBorders>
-            <w:top w:val="single" w:color="auto" w:sz="4" w:space="0"/>
-            <w:left w:val="single" w:color="auto" w:sz="4" w:space="0"/>
-            <w:bottom w:val="single" w:color="auto" w:sz="4" w:space="0"/>
-            <w:right w:val="single" w:color="auto" w:sz="4" w:space="0"/>
-            <w:insideH w:val="single" w:color="auto" w:sz="4" w:space="0"/>
-            <w:insideV w:val="single" w:color="auto" w:sz="4" w:space="0"/>
-          </w:tblBorders>
-          <w:tblCellMar>
-            <w:top w:w="0" w:type="dxa"/>
-            <w:left w:w="108" w:type="dxa"/>
-            <w:bottom w:w="0" w:type="dxa"/>
-            <w:right w:w="108" w:type="dxa"/>
-          </w:tblCellMar>
-        </w:tblPrEx>
-        <w:tc>
-          <w:tcPr>
-            <w:tcW w:w="0" w:type="auto"/>
-            <w:vMerge w:val="restart"/>
-            <w:vAlign w:val="center"/>
-          </w:tcPr>
+              <w:t>train_dataloader / val_dataloader /</w:t>
+            </w:r>
+          </w:p>
           <w:p>
             <w:pPr>
               <w:pStyle w:val="26"/>
               <w:bidi w:val="0"/>
               <w:jc w:val="both"/>
               <w:rPr>
-                <w:rFonts w:hint="default" w:ascii="华文中宋" w:hAnsi="华文中宋" w:eastAsia="华文中宋" w:cs="华文中宋"/>
+                <w:rFonts w:hint="default" w:cs="华文中宋"/>
                 <w:b/>
                 <w:bCs/>
                 <w:color w:val="FF0000"/>
@@ -39081,50 +39163,13 @@
                 <w:rFonts w:hint="eastAsia" w:cs="华文中宋"/>
                 <w:b/>
                 <w:bCs/>
-                <w:color w:val="ED7D31"/>
-                <w:kern w:val="2"/>
-                <w:sz w:val="21"/>
-                <w:szCs w:val="21"/>
-                <w:vertAlign w:val="baseline"/>
-                <w:lang w:val="en-US" w:eastAsia="zh-CN" w:bidi="ar-SA"/>
-              </w:rPr>
-              <w:t>抽象方法</w:t>
-            </w:r>
-          </w:p>
-        </w:tc>
-        <w:tc>
-          <w:tcPr>
-            <w:tcW w:w="0" w:type="auto"/>
-            <w:vAlign w:val="center"/>
-          </w:tcPr>
-          <w:p>
-            <w:pPr>
-              <w:pStyle w:val="26"/>
-              <w:bidi w:val="0"/>
-              <w:jc w:val="both"/>
-              <w:rPr>
-                <w:rFonts w:hint="default" w:ascii="华文中宋" w:hAnsi="华文中宋" w:eastAsia="华文中宋" w:cs="华文中宋"/>
-                <w:b/>
-                <w:bCs/>
                 <w:color w:val="FF0000"/>
                 <w:kern w:val="2"/>
                 <w:sz w:val="21"/>
                 <w:szCs w:val="21"/>
                 <w:lang w:val="en-US" w:eastAsia="zh-CN" w:bidi="ar-SA"/>
               </w:rPr>
-            </w:pPr>
-            <w:r>
-              <w:rPr>
-                <w:rFonts w:hint="eastAsia" w:cs="华文中宋"/>
-                <w:b/>
-                <w:bCs/>
-                <w:color w:val="FF0000"/>
-                <w:kern w:val="2"/>
-                <w:sz w:val="21"/>
-                <w:szCs w:val="21"/>
-                <w:lang w:val="en-US" w:eastAsia="zh-CN" w:bidi="ar-SA"/>
-              </w:rPr>
-              <w:t>configure_optimizers(self)</w:t>
+              <w:t>test_dataloader / predict_dataloader(self)</w:t>
             </w:r>
           </w:p>
         </w:tc>
@@ -39146,514 +39191,11 @@
             </w:pPr>
             <w:r>
               <w:rPr>
-                <w:rFonts w:hint="eastAsia" w:cs="华文中宋"/>
-                <w:b/>
-                <w:bCs/>
-                <w:color w:val="ED7D31"/>
-                <w:kern w:val="2"/>
-                <w:sz w:val="21"/>
-                <w:szCs w:val="21"/>
+                <w:rFonts w:hint="eastAsia"/>
                 <w:vertAlign w:val="baseline"/>
-                <w:lang w:val="en-US" w:eastAsia="zh-CN" w:bidi="ar-SA"/>
-              </w:rPr>
-              <w:t>return</w:t>
-            </w:r>
-            <w:r>
-              <w:rPr>
-                <w:rFonts w:hint="eastAsia"/>
-                <w:vertAlign w:val="baseline"/>
-                <w:lang w:val="en-US" w:eastAsia="zh-CN"/>
-              </w:rPr>
-              <w:t xml:space="preserve"> </w:t>
-            </w:r>
-            <w:r>
-              <w:rPr>
-                <w:rFonts w:hint="default"/>
-                <w:vertAlign w:val="baseline"/>
-                <w:lang w:val="en-US" w:eastAsia="zh-CN"/>
-              </w:rPr>
-              <w:t>{</w:t>
-            </w:r>
-          </w:p>
-          <w:p>
-            <w:pPr>
-              <w:pStyle w:val="27"/>
-              <w:bidi w:val="0"/>
-              <w:jc w:val="both"/>
-              <w:rPr>
-                <w:rFonts w:hint="default"/>
-                <w:vertAlign w:val="baseline"/>
-                <w:lang w:val="en-US" w:eastAsia="zh-CN"/>
-              </w:rPr>
-            </w:pPr>
-            <w:r>
-              <w:rPr>
-                <w:rFonts w:hint="default"/>
-                <w:vertAlign w:val="baseline"/>
-                <w:lang w:val="en-US" w:eastAsia="zh-CN"/>
-              </w:rPr>
-              <w:t xml:space="preserve">    "optimizer": optimizer,</w:t>
-            </w:r>
-          </w:p>
-          <w:p>
-            <w:pPr>
-              <w:pStyle w:val="27"/>
-              <w:bidi w:val="0"/>
-              <w:ind w:firstLine="421"/>
-              <w:jc w:val="both"/>
-              <w:rPr>
-                <w:rFonts w:hint="default"/>
-                <w:vertAlign w:val="baseline"/>
-                <w:lang w:val="en-US" w:eastAsia="zh-CN"/>
-              </w:rPr>
-            </w:pPr>
-            <w:r>
-              <w:rPr>
-                <w:rFonts w:hint="default"/>
-                <w:vertAlign w:val="baseline"/>
-                <w:lang w:val="en-US" w:eastAsia="zh-CN"/>
-              </w:rPr>
-              <w:t>"lr_scheduler": {</w:t>
-            </w:r>
-          </w:p>
-          <w:p>
-            <w:pPr>
-              <w:pStyle w:val="27"/>
-              <w:bidi w:val="0"/>
-              <w:ind w:firstLine="841" w:firstLineChars="400"/>
-              <w:jc w:val="both"/>
-              <w:rPr>
-                <w:rFonts w:hint="default"/>
-                <w:vertAlign w:val="baseline"/>
-                <w:lang w:val="en-US" w:eastAsia="zh-CN"/>
-              </w:rPr>
-            </w:pPr>
-            <w:r>
-              <w:rPr>
-                <w:rFonts w:hint="default"/>
-                <w:vertAlign w:val="baseline"/>
-                <w:lang w:val="en-US" w:eastAsia="zh-CN"/>
-              </w:rPr>
-              <w:t xml:space="preserve">"scheduler": lr_scheduler, </w:t>
-            </w:r>
-          </w:p>
-          <w:p>
-            <w:pPr>
-              <w:pStyle w:val="27"/>
-              <w:bidi w:val="0"/>
-              <w:ind w:firstLine="841" w:firstLineChars="400"/>
-              <w:jc w:val="both"/>
-              <w:rPr>
-                <w:rFonts w:hint="default"/>
-                <w:vertAlign w:val="baseline"/>
-                <w:lang w:val="en-US" w:eastAsia="zh-CN"/>
-              </w:rPr>
-            </w:pPr>
-            <w:r>
-              <w:rPr>
-                <w:rFonts w:hint="default"/>
-                <w:vertAlign w:val="baseline"/>
-                <w:lang w:val="en-US" w:eastAsia="zh-CN"/>
-              </w:rPr>
-              <w:t xml:space="preserve">"interval": </w:t>
-            </w:r>
-            <w:r>
-              <w:rPr>
-                <w:rFonts w:hint="eastAsia"/>
-                <w:vertAlign w:val="baseline"/>
-                <w:lang w:val="en-US" w:eastAsia="zh-CN"/>
-              </w:rPr>
-              <w:t>"epoch"</w:t>
-            </w:r>
-            <w:r>
-              <w:rPr>
-                <w:rFonts w:hint="default"/>
-                <w:vertAlign w:val="baseline"/>
-                <w:lang w:val="en-US" w:eastAsia="zh-CN"/>
-              </w:rPr>
-              <w:t>}</w:t>
-            </w:r>
-          </w:p>
-          <w:p>
-            <w:pPr>
-              <w:pStyle w:val="27"/>
-              <w:bidi w:val="0"/>
-              <w:jc w:val="both"/>
-              <w:rPr>
-                <w:rFonts w:hint="default"/>
-                <w:vertAlign w:val="baseline"/>
-                <w:lang w:val="en-US" w:eastAsia="zh-CN"/>
-              </w:rPr>
-            </w:pPr>
-            <w:r>
-              <w:rPr>
-                <w:rFonts w:hint="default"/>
-                <w:vertAlign w:val="baseline"/>
-                <w:lang w:val="en-US" w:eastAsia="zh-CN"/>
-              </w:rPr>
-              <w:t>}</w:t>
-            </w:r>
-          </w:p>
-        </w:tc>
-      </w:tr>
-      <w:tr>
-        <w:tblPrEx>
-          <w:tblBorders>
-            <w:top w:val="single" w:color="auto" w:sz="4" w:space="0"/>
-            <w:left w:val="single" w:color="auto" w:sz="4" w:space="0"/>
-            <w:bottom w:val="single" w:color="auto" w:sz="4" w:space="0"/>
-            <w:right w:val="single" w:color="auto" w:sz="4" w:space="0"/>
-            <w:insideH w:val="single" w:color="auto" w:sz="4" w:space="0"/>
-            <w:insideV w:val="single" w:color="auto" w:sz="4" w:space="0"/>
-          </w:tblBorders>
-          <w:tblCellMar>
-            <w:top w:w="0" w:type="dxa"/>
-            <w:left w:w="108" w:type="dxa"/>
-            <w:bottom w:w="0" w:type="dxa"/>
-            <w:right w:w="108" w:type="dxa"/>
-          </w:tblCellMar>
-        </w:tblPrEx>
-        <w:tc>
-          <w:tcPr>
-            <w:tcW w:w="0" w:type="auto"/>
-            <w:vMerge w:val="continue"/>
-            <w:tcBorders/>
-            <w:vAlign w:val="center"/>
-          </w:tcPr>
-          <w:p>
-            <w:pPr>
-              <w:pStyle w:val="26"/>
-              <w:bidi w:val="0"/>
-              <w:jc w:val="both"/>
-              <w:rPr>
-                <w:rFonts w:hint="eastAsia" w:cs="华文中宋"/>
-                <w:b/>
-                <w:bCs/>
-                <w:color w:val="ED7D31"/>
-                <w:kern w:val="2"/>
-                <w:sz w:val="21"/>
-                <w:szCs w:val="21"/>
-                <w:vertAlign w:val="baseline"/>
-                <w:lang w:val="en-US" w:eastAsia="zh-CN" w:bidi="ar-SA"/>
-              </w:rPr>
-            </w:pPr>
-          </w:p>
-        </w:tc>
-        <w:tc>
-          <w:tcPr>
-            <w:tcW w:w="0" w:type="auto"/>
-            <w:vAlign w:val="center"/>
-          </w:tcPr>
-          <w:p>
-            <w:pPr>
-              <w:pStyle w:val="26"/>
-              <w:bidi w:val="0"/>
-              <w:jc w:val="both"/>
-              <w:rPr>
-                <w:rFonts w:hint="eastAsia" w:cs="华文中宋"/>
-                <w:b/>
-                <w:bCs/>
-                <w:color w:val="FF0000"/>
-                <w:kern w:val="2"/>
-                <w:sz w:val="21"/>
-                <w:szCs w:val="21"/>
-                <w:lang w:val="en-US" w:eastAsia="zh-CN" w:bidi="ar-SA"/>
-              </w:rPr>
-            </w:pPr>
-            <w:r>
-              <w:rPr>
-                <w:rFonts w:hint="eastAsia" w:cs="华文中宋"/>
-                <w:b/>
-                <w:bCs/>
-                <w:color w:val="FF0000"/>
-                <w:kern w:val="2"/>
-                <w:sz w:val="21"/>
-                <w:szCs w:val="21"/>
-                <w:lang w:val="en-US" w:eastAsia="zh-CN" w:bidi="ar-SA"/>
-              </w:rPr>
-              <w:t xml:space="preserve">training_step / </w:t>
-            </w:r>
-          </w:p>
-          <w:p>
-            <w:pPr>
-              <w:pStyle w:val="26"/>
-              <w:bidi w:val="0"/>
-              <w:jc w:val="both"/>
-              <w:rPr>
-                <w:rFonts w:hint="default" w:cs="华文中宋"/>
-                <w:b/>
-                <w:bCs/>
-                <w:color w:val="FF0000"/>
-                <w:kern w:val="2"/>
-                <w:sz w:val="21"/>
-                <w:szCs w:val="21"/>
-                <w:lang w:val="en-US" w:eastAsia="zh-CN" w:bidi="ar-SA"/>
-              </w:rPr>
-            </w:pPr>
-            <w:r>
-              <w:rPr>
-                <w:rFonts w:hint="eastAsia" w:cs="华文中宋"/>
-                <w:b/>
-                <w:bCs/>
-                <w:color w:val="FF0000"/>
-                <w:kern w:val="2"/>
-                <w:sz w:val="21"/>
-                <w:szCs w:val="21"/>
-                <w:lang w:val="en-US" w:eastAsia="zh-CN" w:bidi="ar-SA"/>
-              </w:rPr>
-              <w:t>validation_step(batch, batch_idx)</w:t>
-            </w:r>
-          </w:p>
-        </w:tc>
-        <w:tc>
-          <w:tcPr>
-            <w:tcW w:w="0" w:type="auto"/>
-            <w:vAlign w:val="center"/>
-          </w:tcPr>
-          <w:p>
-            <w:pPr>
-              <w:pStyle w:val="27"/>
-              <w:bidi w:val="0"/>
-              <w:jc w:val="both"/>
-              <w:rPr>
-                <w:rFonts w:hint="eastAsia"/>
-                <w:vertAlign w:val="baseline"/>
-                <w:lang w:val="en-US" w:eastAsia="zh-CN"/>
-              </w:rPr>
-            </w:pPr>
-            <w:r>
-              <w:rPr>
-                <w:rFonts w:hint="eastAsia" w:cs="华文中宋"/>
-                <w:b/>
-                <w:bCs/>
-                <w:color w:val="ED7D31"/>
-                <w:kern w:val="2"/>
-                <w:sz w:val="21"/>
-                <w:szCs w:val="21"/>
-                <w:vertAlign w:val="baseline"/>
-                <w:lang w:val="en-US" w:eastAsia="zh-CN" w:bidi="ar-SA"/>
-              </w:rPr>
-              <w:t xml:space="preserve">return </w:t>
-            </w:r>
-            <w:r>
-              <w:rPr>
-                <w:rFonts w:hint="eastAsia"/>
-                <w:vertAlign w:val="baseline"/>
-                <w:lang w:val="en-US" w:eastAsia="zh-CN"/>
-              </w:rPr>
-              <w:t>loss</w:t>
-            </w:r>
-          </w:p>
-          <w:p>
-            <w:pPr>
-              <w:pStyle w:val="27"/>
-              <w:bidi w:val="0"/>
-              <w:jc w:val="both"/>
-              <w:rPr>
-                <w:rFonts w:hint="default" w:cs="华文中宋"/>
-                <w:b/>
-                <w:bCs/>
-                <w:color w:val="ED7D31"/>
-                <w:kern w:val="2"/>
-                <w:sz w:val="21"/>
-                <w:szCs w:val="21"/>
-                <w:vertAlign w:val="baseline"/>
-                <w:lang w:val="en-US" w:eastAsia="zh-CN" w:bidi="ar-SA"/>
-              </w:rPr>
-            </w:pPr>
-            <w:r>
-              <w:rPr>
-                <w:rFonts w:hint="eastAsia" w:cs="华文中宋"/>
-                <w:b/>
-                <w:bCs/>
-                <w:color w:val="ED7D31"/>
-                <w:kern w:val="2"/>
-                <w:sz w:val="21"/>
-                <w:szCs w:val="21"/>
-                <w:vertAlign w:val="baseline"/>
-                <w:lang w:val="en-US" w:eastAsia="zh-CN" w:bidi="ar-SA"/>
-              </w:rPr>
-              <w:t>return</w:t>
-            </w:r>
-            <w:r>
-              <w:rPr>
-                <w:rFonts w:hint="eastAsia"/>
-                <w:vertAlign w:val="baseline"/>
-                <w:lang w:val="en-US" w:eastAsia="zh-CN"/>
-              </w:rPr>
-              <w:t xml:space="preserve"> {"loss": ...}</w:t>
-            </w:r>
-          </w:p>
-        </w:tc>
-      </w:tr>
-      <w:tr>
-        <w:tblPrEx>
-          <w:tblBorders>
-            <w:top w:val="single" w:color="auto" w:sz="4" w:space="0"/>
-            <w:left w:val="single" w:color="auto" w:sz="4" w:space="0"/>
-            <w:bottom w:val="single" w:color="auto" w:sz="4" w:space="0"/>
-            <w:right w:val="single" w:color="auto" w:sz="4" w:space="0"/>
-            <w:insideH w:val="single" w:color="auto" w:sz="4" w:space="0"/>
-            <w:insideV w:val="single" w:color="auto" w:sz="4" w:space="0"/>
-          </w:tblBorders>
-          <w:tblCellMar>
-            <w:top w:w="0" w:type="dxa"/>
-            <w:left w:w="108" w:type="dxa"/>
-            <w:bottom w:w="0" w:type="dxa"/>
-            <w:right w:w="108" w:type="dxa"/>
-          </w:tblCellMar>
-        </w:tblPrEx>
-        <w:tc>
-          <w:tcPr>
-            <w:tcW w:w="0" w:type="auto"/>
-            <w:vMerge w:val="continue"/>
-            <w:tcBorders/>
-            <w:vAlign w:val="center"/>
-          </w:tcPr>
-          <w:p>
-            <w:pPr>
-              <w:pStyle w:val="26"/>
-              <w:bidi w:val="0"/>
-              <w:jc w:val="both"/>
-              <w:rPr>
-                <w:rFonts w:hint="eastAsia" w:cs="华文中宋"/>
-                <w:b/>
-                <w:bCs/>
-                <w:color w:val="ED7D31"/>
-                <w:kern w:val="2"/>
-                <w:sz w:val="21"/>
-                <w:szCs w:val="21"/>
-                <w:vertAlign w:val="baseline"/>
-                <w:lang w:val="en-US" w:eastAsia="zh-CN" w:bidi="ar-SA"/>
-              </w:rPr>
-            </w:pPr>
-          </w:p>
-        </w:tc>
-        <w:tc>
-          <w:tcPr>
-            <w:tcW w:w="0" w:type="auto"/>
-            <w:vAlign w:val="center"/>
-          </w:tcPr>
-          <w:p>
-            <w:pPr>
-              <w:pStyle w:val="26"/>
-              <w:bidi w:val="0"/>
-              <w:jc w:val="both"/>
-              <w:rPr>
-                <w:rFonts w:hint="eastAsia" w:cs="华文中宋"/>
-                <w:b/>
-                <w:bCs/>
-                <w:color w:val="FF0000"/>
-                <w:kern w:val="2"/>
-                <w:sz w:val="21"/>
-                <w:szCs w:val="21"/>
-                <w:lang w:val="en-US" w:eastAsia="zh-CN" w:bidi="ar-SA"/>
-              </w:rPr>
-            </w:pPr>
-            <w:r>
-              <w:rPr>
-                <w:rFonts w:hint="eastAsia" w:cs="华文中宋"/>
-                <w:b/>
-                <w:bCs/>
-                <w:color w:val="FF0000"/>
-                <w:kern w:val="2"/>
-                <w:sz w:val="21"/>
-                <w:szCs w:val="21"/>
-                <w:lang w:val="en-US" w:eastAsia="zh-CN" w:bidi="ar-SA"/>
-              </w:rPr>
-              <w:t xml:space="preserve">on_train_start / on_train_end / </w:t>
-            </w:r>
-          </w:p>
-          <w:p>
-            <w:pPr>
-              <w:pStyle w:val="26"/>
-              <w:bidi w:val="0"/>
-              <w:jc w:val="both"/>
-              <w:rPr>
-                <w:rFonts w:hint="default" w:cs="华文中宋"/>
-                <w:b/>
-                <w:bCs/>
-                <w:color w:val="FF0000"/>
-                <w:kern w:val="2"/>
-                <w:sz w:val="21"/>
-                <w:szCs w:val="21"/>
-                <w:lang w:val="en-US" w:eastAsia="zh-CN" w:bidi="ar-SA"/>
-              </w:rPr>
-            </w:pPr>
-            <w:r>
-              <w:rPr>
-                <w:rFonts w:hint="eastAsia" w:cs="华文中宋"/>
-                <w:b/>
-                <w:bCs/>
-                <w:color w:val="FF0000"/>
-                <w:kern w:val="2"/>
-                <w:sz w:val="21"/>
-                <w:szCs w:val="21"/>
-                <w:lang w:val="en-US" w:eastAsia="zh-CN" w:bidi="ar-SA"/>
-              </w:rPr>
-              <w:t>on_train_batch_start / on_train_batch_end /</w:t>
-            </w:r>
-          </w:p>
-          <w:p>
-            <w:pPr>
-              <w:pStyle w:val="26"/>
-              <w:bidi w:val="0"/>
-              <w:jc w:val="both"/>
-              <w:rPr>
-                <w:rFonts w:hint="default" w:cs="华文中宋"/>
-                <w:b/>
-                <w:bCs/>
-                <w:color w:val="FF0000"/>
-                <w:kern w:val="2"/>
-                <w:sz w:val="21"/>
-                <w:szCs w:val="21"/>
-                <w:lang w:val="en-US" w:eastAsia="zh-CN" w:bidi="ar-SA"/>
-              </w:rPr>
-            </w:pPr>
-            <w:r>
-              <w:rPr>
-                <w:rFonts w:hint="eastAsia" w:cs="华文中宋"/>
-                <w:b/>
-                <w:bCs/>
-                <w:color w:val="FF0000"/>
-                <w:kern w:val="2"/>
-                <w:sz w:val="21"/>
-                <w:szCs w:val="21"/>
-                <w:lang w:val="en-US" w:eastAsia="zh-CN" w:bidi="ar-SA"/>
-              </w:rPr>
-              <w:t xml:space="preserve">on_train_epoch_start / on_train_epoch_end </w:t>
-            </w:r>
-          </w:p>
-        </w:tc>
-        <w:tc>
-          <w:tcPr>
-            <w:tcW w:w="0" w:type="auto"/>
-            <w:vAlign w:val="center"/>
-          </w:tcPr>
-          <w:p>
-            <w:pPr>
-              <w:pStyle w:val="27"/>
-              <w:bidi w:val="0"/>
-              <w:jc w:val="both"/>
-              <w:rPr>
-                <w:rFonts w:hint="default" w:cs="华文中宋"/>
-                <w:b/>
-                <w:bCs/>
-                <w:color w:val="ED7D31"/>
-                <w:kern w:val="2"/>
-                <w:sz w:val="21"/>
-                <w:szCs w:val="21"/>
-                <w:vertAlign w:val="baseline"/>
-                <w:lang w:val="en-US" w:eastAsia="zh-CN" w:bidi="ar-SA"/>
-              </w:rPr>
-            </w:pPr>
-            <w:r>
-              <w:rPr>
-                <w:rFonts w:hint="eastAsia"/>
-                <w:vertAlign w:val="baseline"/>
-                <w:lang w:val="en-US" w:eastAsia="zh-CN"/>
-              </w:rPr>
-              <w:t>事件</w:t>
+                <w:lang w:val="en-US" w:eastAsia="zh-CN"/>
+              </w:rPr>
+              <w:t>加载器</w:t>
             </w:r>
           </w:p>
         </w:tc>
@@ -39691,7 +39233,2596 @@
       </w:tblPr>
       <w:tblGrid>
         <w:gridCol w:w="1057"/>
-        <w:gridCol w:w="4876"/>
+        <w:gridCol w:w="6194"/>
+        <w:gridCol w:w="1218"/>
+      </w:tblGrid>
+      <w:tr>
+        <w:tblPrEx>
+          <w:tblBorders>
+            <w:top w:val="single" w:color="auto" w:sz="4" w:space="0"/>
+            <w:left w:val="single" w:color="auto" w:sz="4" w:space="0"/>
+            <w:bottom w:val="single" w:color="auto" w:sz="4" w:space="0"/>
+            <w:right w:val="single" w:color="auto" w:sz="4" w:space="0"/>
+            <w:insideH w:val="single" w:color="auto" w:sz="4" w:space="0"/>
+            <w:insideV w:val="single" w:color="auto" w:sz="4" w:space="0"/>
+          </w:tblBorders>
+          <w:tblCellMar>
+            <w:top w:w="0" w:type="dxa"/>
+            <w:left w:w="108" w:type="dxa"/>
+            <w:bottom w:w="0" w:type="dxa"/>
+            <w:right w:w="108" w:type="dxa"/>
+          </w:tblCellMar>
+        </w:tblPrEx>
+        <w:tc>
+          <w:tcPr>
+            <w:tcW w:w="0" w:type="auto"/>
+            <w:gridSpan w:val="2"/>
+            <w:vAlign w:val="center"/>
+          </w:tcPr>
+          <w:p>
+            <w:pPr>
+              <w:pStyle w:val="26"/>
+              <w:bidi w:val="0"/>
+              <w:jc w:val="both"/>
+              <w:rPr>
+                <w:rFonts w:hint="default"/>
+                <w:lang w:val="en-US" w:eastAsia="zh-CN"/>
+              </w:rPr>
+            </w:pPr>
+            <w:r>
+              <w:rPr>
+                <w:rFonts w:hint="eastAsia" w:cs="华文中宋"/>
+                <w:b/>
+                <w:bCs/>
+                <w:color w:val="FF0000"/>
+                <w:kern w:val="2"/>
+                <w:sz w:val="21"/>
+                <w:szCs w:val="21"/>
+                <w:lang w:val="en-US" w:eastAsia="zh-CN" w:bidi="ar-SA"/>
+              </w:rPr>
+              <w:t>ModelHooks</w:t>
+            </w:r>
+          </w:p>
+        </w:tc>
+        <w:tc>
+          <w:tcPr>
+            <w:tcW w:w="0" w:type="auto"/>
+            <w:vAlign w:val="center"/>
+          </w:tcPr>
+          <w:p>
+            <w:pPr>
+              <w:pStyle w:val="27"/>
+              <w:bidi w:val="0"/>
+              <w:jc w:val="both"/>
+              <w:rPr>
+                <w:rFonts w:hint="default"/>
+                <w:vertAlign w:val="baseline"/>
+                <w:lang w:val="en-US" w:eastAsia="zh-CN"/>
+              </w:rPr>
+            </w:pPr>
+            <w:r>
+              <w:rPr>
+                <w:rFonts w:hint="eastAsia"/>
+                <w:vertAlign w:val="baseline"/>
+                <w:lang w:val="en-US" w:eastAsia="zh-CN"/>
+              </w:rPr>
+              <w:t>模型钩子</w:t>
+            </w:r>
+          </w:p>
+        </w:tc>
+      </w:tr>
+      <w:tr>
+        <w:tblPrEx>
+          <w:tblBorders>
+            <w:top w:val="single" w:color="auto" w:sz="4" w:space="0"/>
+            <w:left w:val="single" w:color="auto" w:sz="4" w:space="0"/>
+            <w:bottom w:val="single" w:color="auto" w:sz="4" w:space="0"/>
+            <w:right w:val="single" w:color="auto" w:sz="4" w:space="0"/>
+            <w:insideH w:val="single" w:color="auto" w:sz="4" w:space="0"/>
+            <w:insideV w:val="single" w:color="auto" w:sz="4" w:space="0"/>
+          </w:tblBorders>
+          <w:tblCellMar>
+            <w:top w:w="0" w:type="dxa"/>
+            <w:left w:w="108" w:type="dxa"/>
+            <w:bottom w:w="0" w:type="dxa"/>
+            <w:right w:w="108" w:type="dxa"/>
+          </w:tblCellMar>
+        </w:tblPrEx>
+        <w:tc>
+          <w:tcPr>
+            <w:tcW w:w="0" w:type="auto"/>
+            <w:vMerge w:val="restart"/>
+            <w:vAlign w:val="center"/>
+          </w:tcPr>
+          <w:p>
+            <w:pPr>
+              <w:pStyle w:val="26"/>
+              <w:bidi w:val="0"/>
+              <w:jc w:val="both"/>
+              <w:rPr>
+                <w:rFonts w:hint="default" w:ascii="华文中宋" w:hAnsi="华文中宋" w:eastAsia="华文中宋" w:cs="华文中宋"/>
+                <w:b/>
+                <w:bCs/>
+                <w:color w:val="FF0000"/>
+                <w:kern w:val="2"/>
+                <w:sz w:val="21"/>
+                <w:szCs w:val="21"/>
+                <w:lang w:val="en-US" w:eastAsia="zh-CN" w:bidi="ar-SA"/>
+              </w:rPr>
+            </w:pPr>
+            <w:r>
+              <w:rPr>
+                <w:rFonts w:hint="eastAsia" w:cs="华文中宋"/>
+                <w:b/>
+                <w:bCs/>
+                <w:color w:val="ED7D31"/>
+                <w:kern w:val="2"/>
+                <w:sz w:val="21"/>
+                <w:szCs w:val="21"/>
+                <w:vertAlign w:val="baseline"/>
+                <w:lang w:val="en-US" w:eastAsia="zh-CN" w:bidi="ar-SA"/>
+              </w:rPr>
+              <w:t>抽象方法</w:t>
+            </w:r>
+          </w:p>
+        </w:tc>
+        <w:tc>
+          <w:tcPr>
+            <w:tcW w:w="0" w:type="auto"/>
+            <w:vAlign w:val="center"/>
+          </w:tcPr>
+          <w:p>
+            <w:pPr>
+              <w:pStyle w:val="26"/>
+              <w:bidi w:val="0"/>
+              <w:jc w:val="both"/>
+              <w:rPr>
+                <w:rFonts w:hint="eastAsia" w:cs="华文中宋"/>
+                <w:b/>
+                <w:bCs/>
+                <w:color w:val="FF0000"/>
+                <w:kern w:val="2"/>
+                <w:sz w:val="21"/>
+                <w:szCs w:val="21"/>
+                <w:lang w:val="en-US" w:eastAsia="zh-CN" w:bidi="ar-SA"/>
+              </w:rPr>
+            </w:pPr>
+            <w:r>
+              <w:rPr>
+                <w:rFonts w:hint="eastAsia" w:cs="华文中宋"/>
+                <w:b/>
+                <w:bCs/>
+                <w:color w:val="FF0000"/>
+                <w:kern w:val="2"/>
+                <w:sz w:val="21"/>
+                <w:szCs w:val="21"/>
+                <w:lang w:val="en-US" w:eastAsia="zh-CN" w:bidi="ar-SA"/>
+              </w:rPr>
+              <w:t xml:space="preserve">on_fit_start / on_fit_end / </w:t>
+            </w:r>
+          </w:p>
+          <w:p>
+            <w:pPr>
+              <w:pStyle w:val="26"/>
+              <w:bidi w:val="0"/>
+              <w:jc w:val="both"/>
+              <w:rPr>
+                <w:rFonts w:hint="eastAsia" w:cs="华文中宋"/>
+                <w:b/>
+                <w:bCs/>
+                <w:color w:val="FF0000"/>
+                <w:kern w:val="2"/>
+                <w:sz w:val="21"/>
+                <w:szCs w:val="21"/>
+                <w:lang w:val="en-US" w:eastAsia="zh-CN" w:bidi="ar-SA"/>
+              </w:rPr>
+            </w:pPr>
+            <w:r>
+              <w:rPr>
+                <w:rFonts w:hint="eastAsia" w:cs="华文中宋"/>
+                <w:b/>
+                <w:bCs/>
+                <w:color w:val="FF0000"/>
+                <w:kern w:val="2"/>
+                <w:sz w:val="21"/>
+                <w:szCs w:val="21"/>
+                <w:lang w:val="en-US" w:eastAsia="zh-CN" w:bidi="ar-SA"/>
+              </w:rPr>
+              <w:t xml:space="preserve">on_train_start / on_train_end / </w:t>
+            </w:r>
+          </w:p>
+          <w:p>
+            <w:pPr>
+              <w:pStyle w:val="26"/>
+              <w:bidi w:val="0"/>
+              <w:jc w:val="both"/>
+              <w:rPr>
+                <w:rFonts w:hint="eastAsia" w:cs="华文中宋"/>
+                <w:b/>
+                <w:bCs/>
+                <w:color w:val="FF0000"/>
+                <w:kern w:val="2"/>
+                <w:sz w:val="21"/>
+                <w:szCs w:val="21"/>
+                <w:lang w:val="en-US" w:eastAsia="zh-CN" w:bidi="ar-SA"/>
+              </w:rPr>
+            </w:pPr>
+            <w:r>
+              <w:rPr>
+                <w:rFonts w:hint="eastAsia" w:cs="华文中宋"/>
+                <w:b/>
+                <w:bCs/>
+                <w:color w:val="FF0000"/>
+                <w:kern w:val="2"/>
+                <w:sz w:val="21"/>
+                <w:szCs w:val="21"/>
+                <w:lang w:val="en-US" w:eastAsia="zh-CN" w:bidi="ar-SA"/>
+              </w:rPr>
+              <w:t xml:space="preserve">on_validation_start / on_validation_end / </w:t>
+            </w:r>
+          </w:p>
+          <w:p>
+            <w:pPr>
+              <w:pStyle w:val="26"/>
+              <w:bidi w:val="0"/>
+              <w:jc w:val="both"/>
+              <w:rPr>
+                <w:rFonts w:hint="eastAsia" w:cs="华文中宋"/>
+                <w:b/>
+                <w:bCs/>
+                <w:color w:val="FF0000"/>
+                <w:kern w:val="2"/>
+                <w:sz w:val="21"/>
+                <w:szCs w:val="21"/>
+                <w:lang w:val="en-US" w:eastAsia="zh-CN" w:bidi="ar-SA"/>
+              </w:rPr>
+            </w:pPr>
+            <w:r>
+              <w:rPr>
+                <w:rFonts w:hint="eastAsia" w:cs="华文中宋"/>
+                <w:b/>
+                <w:bCs/>
+                <w:color w:val="FF0000"/>
+                <w:kern w:val="2"/>
+                <w:sz w:val="21"/>
+                <w:szCs w:val="21"/>
+                <w:lang w:val="en-US" w:eastAsia="zh-CN" w:bidi="ar-SA"/>
+              </w:rPr>
+              <w:t xml:space="preserve">on_test_start / on_test_end / </w:t>
+            </w:r>
+          </w:p>
+          <w:p>
+            <w:pPr>
+              <w:pStyle w:val="26"/>
+              <w:bidi w:val="0"/>
+              <w:jc w:val="both"/>
+              <w:rPr>
+                <w:rFonts w:hint="default" w:cs="华文中宋"/>
+                <w:b/>
+                <w:bCs/>
+                <w:color w:val="FF0000"/>
+                <w:kern w:val="2"/>
+                <w:sz w:val="21"/>
+                <w:szCs w:val="21"/>
+                <w:lang w:val="en-US" w:eastAsia="zh-CN" w:bidi="ar-SA"/>
+              </w:rPr>
+            </w:pPr>
+            <w:r>
+              <w:rPr>
+                <w:rFonts w:hint="eastAsia" w:cs="华文中宋"/>
+                <w:b/>
+                <w:bCs/>
+                <w:color w:val="FF0000"/>
+                <w:kern w:val="2"/>
+                <w:sz w:val="21"/>
+                <w:szCs w:val="21"/>
+                <w:lang w:val="en-US" w:eastAsia="zh-CN" w:bidi="ar-SA"/>
+              </w:rPr>
+              <w:t>on_predict_start / on_predict_end(self)</w:t>
+            </w:r>
+          </w:p>
+        </w:tc>
+        <w:tc>
+          <w:tcPr>
+            <w:tcW w:w="0" w:type="auto"/>
+            <w:vAlign w:val="center"/>
+          </w:tcPr>
+          <w:p>
+            <w:pPr>
+              <w:pStyle w:val="27"/>
+              <w:bidi w:val="0"/>
+              <w:jc w:val="both"/>
+              <w:rPr>
+                <w:rFonts w:hint="default"/>
+                <w:vertAlign w:val="baseline"/>
+                <w:lang w:val="en-US" w:eastAsia="zh-CN"/>
+              </w:rPr>
+            </w:pPr>
+            <w:r>
+              <w:rPr>
+                <w:rFonts w:hint="eastAsia"/>
+                <w:vertAlign w:val="baseline"/>
+                <w:lang w:val="en-US" w:eastAsia="zh-CN"/>
+              </w:rPr>
+              <w:t>stage</w:t>
+            </w:r>
+          </w:p>
+        </w:tc>
+      </w:tr>
+      <w:tr>
+        <w:tblPrEx>
+          <w:tblBorders>
+            <w:top w:val="single" w:color="auto" w:sz="4" w:space="0"/>
+            <w:left w:val="single" w:color="auto" w:sz="4" w:space="0"/>
+            <w:bottom w:val="single" w:color="auto" w:sz="4" w:space="0"/>
+            <w:right w:val="single" w:color="auto" w:sz="4" w:space="0"/>
+            <w:insideH w:val="single" w:color="auto" w:sz="4" w:space="0"/>
+            <w:insideV w:val="single" w:color="auto" w:sz="4" w:space="0"/>
+          </w:tblBorders>
+          <w:tblCellMar>
+            <w:top w:w="0" w:type="dxa"/>
+            <w:left w:w="108" w:type="dxa"/>
+            <w:bottom w:w="0" w:type="dxa"/>
+            <w:right w:w="108" w:type="dxa"/>
+          </w:tblCellMar>
+        </w:tblPrEx>
+        <w:tc>
+          <w:tcPr>
+            <w:tcW w:w="0" w:type="auto"/>
+            <w:vMerge w:val="continue"/>
+            <w:tcBorders/>
+            <w:vAlign w:val="center"/>
+          </w:tcPr>
+          <w:p>
+            <w:pPr>
+              <w:pStyle w:val="26"/>
+              <w:bidi w:val="0"/>
+              <w:jc w:val="both"/>
+              <w:rPr>
+                <w:rFonts w:hint="eastAsia" w:cs="华文中宋"/>
+                <w:b/>
+                <w:bCs/>
+                <w:color w:val="ED7D31"/>
+                <w:kern w:val="2"/>
+                <w:sz w:val="21"/>
+                <w:szCs w:val="21"/>
+                <w:vertAlign w:val="baseline"/>
+                <w:lang w:val="en-US" w:eastAsia="zh-CN" w:bidi="ar-SA"/>
+              </w:rPr>
+            </w:pPr>
+          </w:p>
+        </w:tc>
+        <w:tc>
+          <w:tcPr>
+            <w:tcW w:w="0" w:type="auto"/>
+            <w:shd w:val="clear"/>
+            <w:vAlign w:val="center"/>
+          </w:tcPr>
+          <w:p>
+            <w:pPr>
+              <w:pStyle w:val="26"/>
+              <w:bidi w:val="0"/>
+              <w:jc w:val="both"/>
+              <w:rPr>
+                <w:rFonts w:hint="eastAsia" w:cs="华文中宋"/>
+                <w:b/>
+                <w:bCs/>
+                <w:color w:val="FF0000"/>
+                <w:kern w:val="2"/>
+                <w:sz w:val="21"/>
+                <w:szCs w:val="21"/>
+                <w:lang w:val="en-US" w:eastAsia="zh-CN" w:bidi="ar-SA"/>
+              </w:rPr>
+            </w:pPr>
+            <w:r>
+              <w:rPr>
+                <w:rFonts w:hint="eastAsia" w:cs="华文中宋"/>
+                <w:b/>
+                <w:bCs/>
+                <w:color w:val="FF0000"/>
+                <w:kern w:val="2"/>
+                <w:sz w:val="21"/>
+                <w:szCs w:val="21"/>
+                <w:lang w:val="en-US" w:eastAsia="zh-CN" w:bidi="ar-SA"/>
+              </w:rPr>
+              <w:t xml:space="preserve">on_train_batch_start / on_validation_batch_start / </w:t>
+            </w:r>
+          </w:p>
+          <w:p>
+            <w:pPr>
+              <w:pStyle w:val="26"/>
+              <w:bidi w:val="0"/>
+              <w:jc w:val="both"/>
+              <w:rPr>
+                <w:rFonts w:hint="eastAsia" w:cs="华文中宋"/>
+                <w:b/>
+                <w:bCs/>
+                <w:color w:val="FF0000"/>
+                <w:kern w:val="2"/>
+                <w:sz w:val="21"/>
+                <w:szCs w:val="21"/>
+                <w:lang w:val="en-US" w:eastAsia="zh-CN" w:bidi="ar-SA"/>
+              </w:rPr>
+            </w:pPr>
+            <w:r>
+              <w:rPr>
+                <w:rFonts w:hint="eastAsia" w:cs="华文中宋"/>
+                <w:b/>
+                <w:bCs/>
+                <w:color w:val="FF0000"/>
+                <w:kern w:val="2"/>
+                <w:sz w:val="21"/>
+                <w:szCs w:val="21"/>
+                <w:lang w:val="en-US" w:eastAsia="zh-CN" w:bidi="ar-SA"/>
+              </w:rPr>
+              <w:t>on_test_batch_start / on_predict_batch_start</w:t>
+            </w:r>
+          </w:p>
+          <w:p>
+            <w:pPr>
+              <w:pStyle w:val="26"/>
+              <w:bidi w:val="0"/>
+              <w:jc w:val="both"/>
+              <w:rPr>
+                <w:rFonts w:hint="eastAsia" w:ascii="华文中宋" w:hAnsi="华文中宋" w:eastAsia="华文中宋" w:cs="华文中宋"/>
+                <w:b/>
+                <w:bCs/>
+                <w:color w:val="FF0000"/>
+                <w:kern w:val="2"/>
+                <w:sz w:val="21"/>
+                <w:szCs w:val="21"/>
+                <w:lang w:val="en-US" w:eastAsia="zh-CN" w:bidi="ar-SA"/>
+              </w:rPr>
+            </w:pPr>
+            <w:r>
+              <w:rPr>
+                <w:rFonts w:hint="eastAsia" w:cs="华文中宋"/>
+                <w:b/>
+                <w:bCs/>
+                <w:color w:val="FF0000"/>
+                <w:kern w:val="2"/>
+                <w:sz w:val="21"/>
+                <w:szCs w:val="21"/>
+                <w:lang w:val="en-US" w:eastAsia="zh-CN" w:bidi="ar-SA"/>
+              </w:rPr>
+              <w:t>(self, batch, batch_idx, dataloader_idx=0)</w:t>
+            </w:r>
+          </w:p>
+        </w:tc>
+        <w:tc>
+          <w:tcPr>
+            <w:tcW w:w="0" w:type="auto"/>
+            <w:shd w:val="clear"/>
+            <w:vAlign w:val="center"/>
+          </w:tcPr>
+          <w:p>
+            <w:pPr>
+              <w:pStyle w:val="27"/>
+              <w:bidi w:val="0"/>
+              <w:jc w:val="both"/>
+              <w:rPr>
+                <w:rFonts w:hint="default" w:ascii="华文中宋" w:hAnsi="华文中宋" w:eastAsia="华文中宋" w:cs="华文中宋"/>
+                <w:b/>
+                <w:bCs/>
+                <w:color w:val="EA82E5"/>
+                <w:kern w:val="2"/>
+                <w:sz w:val="21"/>
+                <w:szCs w:val="21"/>
+                <w:vertAlign w:val="baseline"/>
+                <w:lang w:val="en-US" w:eastAsia="zh-CN" w:bidi="ar-SA"/>
+              </w:rPr>
+            </w:pPr>
+            <w:r>
+              <w:rPr>
+                <w:rFonts w:hint="eastAsia" w:cs="华文中宋"/>
+                <w:b/>
+                <w:bCs/>
+                <w:color w:val="EA82E5"/>
+                <w:kern w:val="2"/>
+                <w:sz w:val="21"/>
+                <w:szCs w:val="21"/>
+                <w:vertAlign w:val="baseline"/>
+                <w:lang w:val="en-US" w:eastAsia="zh-CN" w:bidi="ar-SA"/>
+              </w:rPr>
+              <w:t>step start</w:t>
+            </w:r>
+          </w:p>
+        </w:tc>
+      </w:tr>
+      <w:tr>
+        <w:tblPrEx>
+          <w:tblBorders>
+            <w:top w:val="single" w:color="auto" w:sz="4" w:space="0"/>
+            <w:left w:val="single" w:color="auto" w:sz="4" w:space="0"/>
+            <w:bottom w:val="single" w:color="auto" w:sz="4" w:space="0"/>
+            <w:right w:val="single" w:color="auto" w:sz="4" w:space="0"/>
+            <w:insideH w:val="single" w:color="auto" w:sz="4" w:space="0"/>
+            <w:insideV w:val="single" w:color="auto" w:sz="4" w:space="0"/>
+          </w:tblBorders>
+          <w:tblCellMar>
+            <w:top w:w="0" w:type="dxa"/>
+            <w:left w:w="108" w:type="dxa"/>
+            <w:bottom w:w="0" w:type="dxa"/>
+            <w:right w:w="108" w:type="dxa"/>
+          </w:tblCellMar>
+        </w:tblPrEx>
+        <w:tc>
+          <w:tcPr>
+            <w:tcW w:w="0" w:type="auto"/>
+            <w:vMerge w:val="continue"/>
+            <w:tcBorders/>
+            <w:vAlign w:val="center"/>
+          </w:tcPr>
+          <w:p>
+            <w:pPr>
+              <w:pStyle w:val="26"/>
+              <w:bidi w:val="0"/>
+              <w:jc w:val="both"/>
+              <w:rPr>
+                <w:rFonts w:hint="eastAsia" w:cs="华文中宋"/>
+                <w:b/>
+                <w:bCs/>
+                <w:color w:val="ED7D31"/>
+                <w:kern w:val="2"/>
+                <w:sz w:val="21"/>
+                <w:szCs w:val="21"/>
+                <w:vertAlign w:val="baseline"/>
+                <w:lang w:val="en-US" w:eastAsia="zh-CN" w:bidi="ar-SA"/>
+              </w:rPr>
+            </w:pPr>
+          </w:p>
+        </w:tc>
+        <w:tc>
+          <w:tcPr>
+            <w:tcW w:w="0" w:type="auto"/>
+            <w:shd w:val="clear"/>
+            <w:vAlign w:val="center"/>
+          </w:tcPr>
+          <w:p>
+            <w:pPr>
+              <w:pStyle w:val="26"/>
+              <w:bidi w:val="0"/>
+              <w:jc w:val="both"/>
+              <w:rPr>
+                <w:rFonts w:hint="eastAsia" w:cs="华文中宋"/>
+                <w:b/>
+                <w:bCs/>
+                <w:color w:val="FF0000"/>
+                <w:kern w:val="2"/>
+                <w:sz w:val="21"/>
+                <w:szCs w:val="21"/>
+                <w:lang w:val="en-US" w:eastAsia="zh-CN" w:bidi="ar-SA"/>
+              </w:rPr>
+            </w:pPr>
+            <w:r>
+              <w:rPr>
+                <w:rFonts w:hint="eastAsia" w:cs="华文中宋"/>
+                <w:b/>
+                <w:bCs/>
+                <w:color w:val="FF0000"/>
+                <w:kern w:val="2"/>
+                <w:sz w:val="21"/>
+                <w:szCs w:val="21"/>
+                <w:lang w:val="en-US" w:eastAsia="zh-CN" w:bidi="ar-SA"/>
+              </w:rPr>
+              <w:t xml:space="preserve">on_train_batch_end / on_validation_batch_end / </w:t>
+            </w:r>
+          </w:p>
+          <w:p>
+            <w:pPr>
+              <w:pStyle w:val="26"/>
+              <w:bidi w:val="0"/>
+              <w:jc w:val="both"/>
+              <w:rPr>
+                <w:rFonts w:hint="eastAsia" w:cs="华文中宋"/>
+                <w:b/>
+                <w:bCs/>
+                <w:color w:val="FF0000"/>
+                <w:kern w:val="2"/>
+                <w:sz w:val="21"/>
+                <w:szCs w:val="21"/>
+                <w:lang w:val="en-US" w:eastAsia="zh-CN" w:bidi="ar-SA"/>
+              </w:rPr>
+            </w:pPr>
+            <w:r>
+              <w:rPr>
+                <w:rFonts w:hint="eastAsia" w:cs="华文中宋"/>
+                <w:b/>
+                <w:bCs/>
+                <w:color w:val="FF0000"/>
+                <w:kern w:val="2"/>
+                <w:sz w:val="21"/>
+                <w:szCs w:val="21"/>
+                <w:lang w:val="en-US" w:eastAsia="zh-CN" w:bidi="ar-SA"/>
+              </w:rPr>
+              <w:t>on_test_batch_end / on_predict_batch_end</w:t>
+            </w:r>
+          </w:p>
+          <w:p>
+            <w:pPr>
+              <w:pStyle w:val="26"/>
+              <w:bidi w:val="0"/>
+              <w:jc w:val="both"/>
+              <w:rPr>
+                <w:rFonts w:hint="eastAsia" w:cs="华文中宋"/>
+                <w:b/>
+                <w:bCs/>
+                <w:color w:val="FF0000"/>
+                <w:kern w:val="2"/>
+                <w:sz w:val="21"/>
+                <w:szCs w:val="21"/>
+                <w:lang w:val="en-US" w:eastAsia="zh-CN" w:bidi="ar-SA"/>
+              </w:rPr>
+            </w:pPr>
+            <w:r>
+              <w:rPr>
+                <w:rFonts w:hint="eastAsia" w:cs="华文中宋"/>
+                <w:b/>
+                <w:bCs/>
+                <w:color w:val="FF0000"/>
+                <w:kern w:val="2"/>
+                <w:sz w:val="21"/>
+                <w:szCs w:val="21"/>
+                <w:lang w:val="en-US" w:eastAsia="zh-CN" w:bidi="ar-SA"/>
+              </w:rPr>
+              <w:t>(self, outputs, batch, batch_idx, dataloader_idx=0)</w:t>
+            </w:r>
+          </w:p>
+        </w:tc>
+        <w:tc>
+          <w:tcPr>
+            <w:tcW w:w="0" w:type="auto"/>
+            <w:shd w:val="clear"/>
+            <w:vAlign w:val="center"/>
+          </w:tcPr>
+          <w:p>
+            <w:pPr>
+              <w:pStyle w:val="27"/>
+              <w:bidi w:val="0"/>
+              <w:jc w:val="both"/>
+              <w:rPr>
+                <w:rFonts w:hint="default" w:cs="华文中宋"/>
+                <w:b/>
+                <w:bCs/>
+                <w:color w:val="EA82E5"/>
+                <w:kern w:val="2"/>
+                <w:sz w:val="21"/>
+                <w:szCs w:val="21"/>
+                <w:vertAlign w:val="baseline"/>
+                <w:lang w:val="en-US" w:eastAsia="zh-CN" w:bidi="ar-SA"/>
+              </w:rPr>
+            </w:pPr>
+            <w:r>
+              <w:rPr>
+                <w:rFonts w:hint="eastAsia" w:cs="华文中宋"/>
+                <w:b/>
+                <w:bCs/>
+                <w:color w:val="EA82E5"/>
+                <w:kern w:val="2"/>
+                <w:sz w:val="21"/>
+                <w:szCs w:val="21"/>
+                <w:vertAlign w:val="baseline"/>
+                <w:lang w:val="en-US" w:eastAsia="zh-CN" w:bidi="ar-SA"/>
+              </w:rPr>
+              <w:t>step end</w:t>
+            </w:r>
+          </w:p>
+        </w:tc>
+      </w:tr>
+      <w:tr>
+        <w:tblPrEx>
+          <w:tblBorders>
+            <w:top w:val="single" w:color="auto" w:sz="4" w:space="0"/>
+            <w:left w:val="single" w:color="auto" w:sz="4" w:space="0"/>
+            <w:bottom w:val="single" w:color="auto" w:sz="4" w:space="0"/>
+            <w:right w:val="single" w:color="auto" w:sz="4" w:space="0"/>
+            <w:insideH w:val="single" w:color="auto" w:sz="4" w:space="0"/>
+            <w:insideV w:val="single" w:color="auto" w:sz="4" w:space="0"/>
+          </w:tblBorders>
+          <w:tblCellMar>
+            <w:top w:w="0" w:type="dxa"/>
+            <w:left w:w="108" w:type="dxa"/>
+            <w:bottom w:w="0" w:type="dxa"/>
+            <w:right w:w="108" w:type="dxa"/>
+          </w:tblCellMar>
+        </w:tblPrEx>
+        <w:tc>
+          <w:tcPr>
+            <w:tcW w:w="0" w:type="auto"/>
+            <w:vMerge w:val="continue"/>
+            <w:tcBorders/>
+            <w:vAlign w:val="center"/>
+          </w:tcPr>
+          <w:p>
+            <w:pPr>
+              <w:pStyle w:val="26"/>
+              <w:bidi w:val="0"/>
+              <w:jc w:val="both"/>
+              <w:rPr>
+                <w:rFonts w:hint="eastAsia" w:cs="华文中宋"/>
+                <w:b/>
+                <w:bCs/>
+                <w:color w:val="ED7D31"/>
+                <w:kern w:val="2"/>
+                <w:sz w:val="21"/>
+                <w:szCs w:val="21"/>
+                <w:vertAlign w:val="baseline"/>
+                <w:lang w:val="en-US" w:eastAsia="zh-CN" w:bidi="ar-SA"/>
+              </w:rPr>
+            </w:pPr>
+          </w:p>
+        </w:tc>
+        <w:tc>
+          <w:tcPr>
+            <w:tcW w:w="0" w:type="auto"/>
+            <w:shd w:val="clear"/>
+            <w:vAlign w:val="center"/>
+          </w:tcPr>
+          <w:p>
+            <w:pPr>
+              <w:pStyle w:val="26"/>
+              <w:bidi w:val="0"/>
+              <w:jc w:val="both"/>
+              <w:rPr>
+                <w:rFonts w:hint="eastAsia" w:cs="华文中宋"/>
+                <w:b/>
+                <w:bCs/>
+                <w:color w:val="FF0000"/>
+                <w:kern w:val="2"/>
+                <w:sz w:val="21"/>
+                <w:szCs w:val="21"/>
+                <w:lang w:val="en-US" w:eastAsia="zh-CN" w:bidi="ar-SA"/>
+              </w:rPr>
+            </w:pPr>
+            <w:r>
+              <w:rPr>
+                <w:rFonts w:hint="eastAsia" w:cs="华文中宋"/>
+                <w:b/>
+                <w:bCs/>
+                <w:color w:val="FF0000"/>
+                <w:kern w:val="2"/>
+                <w:sz w:val="21"/>
+                <w:szCs w:val="21"/>
+                <w:lang w:val="en-US" w:eastAsia="zh-CN" w:bidi="ar-SA"/>
+              </w:rPr>
+              <w:t xml:space="preserve">on_train_epoch_start / on_train_epoch_end / </w:t>
+            </w:r>
+          </w:p>
+          <w:p>
+            <w:pPr>
+              <w:pStyle w:val="26"/>
+              <w:bidi w:val="0"/>
+              <w:jc w:val="both"/>
+              <w:rPr>
+                <w:rFonts w:hint="eastAsia" w:cs="华文中宋"/>
+                <w:b/>
+                <w:bCs/>
+                <w:color w:val="FF0000"/>
+                <w:kern w:val="2"/>
+                <w:sz w:val="21"/>
+                <w:szCs w:val="21"/>
+                <w:lang w:val="en-US" w:eastAsia="zh-CN" w:bidi="ar-SA"/>
+              </w:rPr>
+            </w:pPr>
+            <w:r>
+              <w:rPr>
+                <w:rFonts w:hint="eastAsia" w:cs="华文中宋"/>
+                <w:b/>
+                <w:bCs/>
+                <w:color w:val="FF0000"/>
+                <w:kern w:val="2"/>
+                <w:sz w:val="21"/>
+                <w:szCs w:val="21"/>
+                <w:lang w:val="en-US" w:eastAsia="zh-CN" w:bidi="ar-SA"/>
+              </w:rPr>
+              <w:t xml:space="preserve">on_validation_epoch_start / on_validation_epoch_end / </w:t>
+            </w:r>
+          </w:p>
+          <w:p>
+            <w:pPr>
+              <w:pStyle w:val="26"/>
+              <w:bidi w:val="0"/>
+              <w:jc w:val="both"/>
+              <w:rPr>
+                <w:rFonts w:hint="eastAsia" w:cs="华文中宋"/>
+                <w:b/>
+                <w:bCs/>
+                <w:color w:val="FF0000"/>
+                <w:kern w:val="2"/>
+                <w:sz w:val="21"/>
+                <w:szCs w:val="21"/>
+                <w:lang w:val="en-US" w:eastAsia="zh-CN" w:bidi="ar-SA"/>
+              </w:rPr>
+            </w:pPr>
+            <w:r>
+              <w:rPr>
+                <w:rFonts w:hint="eastAsia" w:cs="华文中宋"/>
+                <w:b/>
+                <w:bCs/>
+                <w:color w:val="FF0000"/>
+                <w:kern w:val="2"/>
+                <w:sz w:val="21"/>
+                <w:szCs w:val="21"/>
+                <w:lang w:val="en-US" w:eastAsia="zh-CN" w:bidi="ar-SA"/>
+              </w:rPr>
+              <w:t xml:space="preserve">on_test_epoch_start / on_test_epoch_end / </w:t>
+            </w:r>
+          </w:p>
+          <w:p>
+            <w:pPr>
+              <w:pStyle w:val="26"/>
+              <w:bidi w:val="0"/>
+              <w:jc w:val="both"/>
+              <w:rPr>
+                <w:rFonts w:hint="default" w:cs="华文中宋"/>
+                <w:b/>
+                <w:bCs/>
+                <w:color w:val="FF0000"/>
+                <w:kern w:val="2"/>
+                <w:sz w:val="21"/>
+                <w:szCs w:val="21"/>
+                <w:lang w:val="en-US" w:eastAsia="zh-CN" w:bidi="ar-SA"/>
+              </w:rPr>
+            </w:pPr>
+            <w:r>
+              <w:rPr>
+                <w:rFonts w:hint="eastAsia" w:cs="华文中宋"/>
+                <w:b/>
+                <w:bCs/>
+                <w:color w:val="FF0000"/>
+                <w:kern w:val="2"/>
+                <w:sz w:val="21"/>
+                <w:szCs w:val="21"/>
+                <w:lang w:val="en-US" w:eastAsia="zh-CN" w:bidi="ar-SA"/>
+              </w:rPr>
+              <w:t>on_predict_epoch_start / on_predict_epoch_end(self)</w:t>
+            </w:r>
+          </w:p>
+        </w:tc>
+        <w:tc>
+          <w:tcPr>
+            <w:tcW w:w="0" w:type="auto"/>
+            <w:shd w:val="clear"/>
+            <w:vAlign w:val="center"/>
+          </w:tcPr>
+          <w:p>
+            <w:pPr>
+              <w:pStyle w:val="27"/>
+              <w:bidi w:val="0"/>
+              <w:jc w:val="both"/>
+              <w:rPr>
+                <w:rFonts w:hint="default" w:cs="华文中宋"/>
+                <w:b/>
+                <w:bCs/>
+                <w:color w:val="EA82E5"/>
+                <w:kern w:val="2"/>
+                <w:sz w:val="21"/>
+                <w:szCs w:val="21"/>
+                <w:vertAlign w:val="baseline"/>
+                <w:lang w:val="en-US" w:eastAsia="zh-CN" w:bidi="ar-SA"/>
+              </w:rPr>
+            </w:pPr>
+            <w:r>
+              <w:rPr>
+                <w:rFonts w:hint="eastAsia" w:cs="华文中宋"/>
+                <w:b/>
+                <w:bCs/>
+                <w:color w:val="EA82E5"/>
+                <w:kern w:val="2"/>
+                <w:sz w:val="21"/>
+                <w:szCs w:val="21"/>
+                <w:vertAlign w:val="baseline"/>
+                <w:lang w:val="en-US" w:eastAsia="zh-CN" w:bidi="ar-SA"/>
+              </w:rPr>
+              <w:t>epoch</w:t>
+            </w:r>
+          </w:p>
+        </w:tc>
+      </w:tr>
+      <w:tr>
+        <w:tblPrEx>
+          <w:tblBorders>
+            <w:top w:val="single" w:color="auto" w:sz="4" w:space="0"/>
+            <w:left w:val="single" w:color="auto" w:sz="4" w:space="0"/>
+            <w:bottom w:val="single" w:color="auto" w:sz="4" w:space="0"/>
+            <w:right w:val="single" w:color="auto" w:sz="4" w:space="0"/>
+            <w:insideH w:val="single" w:color="auto" w:sz="4" w:space="0"/>
+            <w:insideV w:val="single" w:color="auto" w:sz="4" w:space="0"/>
+          </w:tblBorders>
+          <w:tblCellMar>
+            <w:top w:w="0" w:type="dxa"/>
+            <w:left w:w="108" w:type="dxa"/>
+            <w:bottom w:w="0" w:type="dxa"/>
+            <w:right w:w="108" w:type="dxa"/>
+          </w:tblCellMar>
+        </w:tblPrEx>
+        <w:tc>
+          <w:tcPr>
+            <w:tcW w:w="0" w:type="auto"/>
+            <w:vMerge w:val="continue"/>
+            <w:tcBorders/>
+            <w:vAlign w:val="center"/>
+          </w:tcPr>
+          <w:p>
+            <w:pPr>
+              <w:pStyle w:val="26"/>
+              <w:bidi w:val="0"/>
+              <w:jc w:val="both"/>
+              <w:rPr>
+                <w:rFonts w:hint="eastAsia" w:cs="华文中宋"/>
+                <w:b/>
+                <w:bCs/>
+                <w:color w:val="ED7D31"/>
+                <w:kern w:val="2"/>
+                <w:sz w:val="21"/>
+                <w:szCs w:val="21"/>
+                <w:vertAlign w:val="baseline"/>
+                <w:lang w:val="en-US" w:eastAsia="zh-CN" w:bidi="ar-SA"/>
+              </w:rPr>
+            </w:pPr>
+          </w:p>
+        </w:tc>
+        <w:tc>
+          <w:tcPr>
+            <w:tcW w:w="0" w:type="auto"/>
+            <w:shd w:val="clear"/>
+            <w:vAlign w:val="center"/>
+          </w:tcPr>
+          <w:p>
+            <w:pPr>
+              <w:pStyle w:val="26"/>
+              <w:bidi w:val="0"/>
+              <w:jc w:val="both"/>
+              <w:rPr>
+                <w:rFonts w:hint="eastAsia" w:cs="华文中宋"/>
+                <w:b/>
+                <w:bCs/>
+                <w:color w:val="FF0000"/>
+                <w:kern w:val="2"/>
+                <w:sz w:val="21"/>
+                <w:szCs w:val="21"/>
+                <w:lang w:val="en-US" w:eastAsia="zh-CN" w:bidi="ar-SA"/>
+              </w:rPr>
+            </w:pPr>
+            <w:r>
+              <w:rPr>
+                <w:rFonts w:hint="eastAsia" w:cs="华文中宋"/>
+                <w:b/>
+                <w:bCs/>
+                <w:color w:val="FF0000"/>
+                <w:kern w:val="2"/>
+                <w:sz w:val="21"/>
+                <w:szCs w:val="21"/>
+                <w:lang w:val="en-US" w:eastAsia="zh-CN" w:bidi="ar-SA"/>
+              </w:rPr>
+              <w:t>on_before_zero_grad(self, optimizer) /</w:t>
+            </w:r>
+          </w:p>
+          <w:p>
+            <w:pPr>
+              <w:pStyle w:val="26"/>
+              <w:bidi w:val="0"/>
+              <w:jc w:val="both"/>
+              <w:rPr>
+                <w:rFonts w:hint="eastAsia" w:cs="华文中宋"/>
+                <w:b/>
+                <w:bCs/>
+                <w:color w:val="FF0000"/>
+                <w:kern w:val="2"/>
+                <w:sz w:val="21"/>
+                <w:szCs w:val="21"/>
+                <w:lang w:val="en-US" w:eastAsia="zh-CN" w:bidi="ar-SA"/>
+              </w:rPr>
+            </w:pPr>
+            <w:r>
+              <w:rPr>
+                <w:rFonts w:hint="default" w:cs="华文中宋"/>
+                <w:b/>
+                <w:bCs/>
+                <w:color w:val="FF0000"/>
+                <w:kern w:val="2"/>
+                <w:sz w:val="21"/>
+                <w:szCs w:val="21"/>
+                <w:lang w:val="en-US" w:eastAsia="zh-CN" w:bidi="ar-SA"/>
+              </w:rPr>
+              <w:t>on_before_backward(self, loss)</w:t>
+            </w:r>
+            <w:r>
+              <w:rPr>
+                <w:rFonts w:hint="eastAsia" w:cs="华文中宋"/>
+                <w:b/>
+                <w:bCs/>
+                <w:color w:val="FF0000"/>
+                <w:kern w:val="2"/>
+                <w:sz w:val="21"/>
+                <w:szCs w:val="21"/>
+                <w:lang w:val="en-US" w:eastAsia="zh-CN" w:bidi="ar-SA"/>
+              </w:rPr>
+              <w:t xml:space="preserve"> / on_after_backward(self) /</w:t>
+            </w:r>
+          </w:p>
+          <w:p>
+            <w:pPr>
+              <w:pStyle w:val="26"/>
+              <w:bidi w:val="0"/>
+              <w:jc w:val="both"/>
+              <w:rPr>
+                <w:rFonts w:hint="default" w:cs="华文中宋"/>
+                <w:b/>
+                <w:bCs/>
+                <w:color w:val="FF0000"/>
+                <w:kern w:val="2"/>
+                <w:sz w:val="21"/>
+                <w:szCs w:val="21"/>
+                <w:lang w:val="en-US" w:eastAsia="zh-CN" w:bidi="ar-SA"/>
+              </w:rPr>
+            </w:pPr>
+            <w:r>
+              <w:rPr>
+                <w:rFonts w:hint="default" w:cs="华文中宋"/>
+                <w:b/>
+                <w:bCs/>
+                <w:color w:val="FF0000"/>
+                <w:kern w:val="2"/>
+                <w:sz w:val="21"/>
+                <w:szCs w:val="21"/>
+                <w:lang w:val="en-US" w:eastAsia="zh-CN" w:bidi="ar-SA"/>
+              </w:rPr>
+              <w:t>on_before_optimizer_step(self, optimizer)</w:t>
+            </w:r>
+          </w:p>
+        </w:tc>
+        <w:tc>
+          <w:tcPr>
+            <w:tcW w:w="0" w:type="auto"/>
+            <w:shd w:val="clear"/>
+            <w:vAlign w:val="center"/>
+          </w:tcPr>
+          <w:p>
+            <w:pPr>
+              <w:pStyle w:val="27"/>
+              <w:bidi w:val="0"/>
+              <w:jc w:val="both"/>
+              <w:rPr>
+                <w:rFonts w:hint="default" w:cs="华文中宋"/>
+                <w:b/>
+                <w:bCs/>
+                <w:color w:val="EA82E5"/>
+                <w:kern w:val="2"/>
+                <w:sz w:val="21"/>
+                <w:szCs w:val="21"/>
+                <w:vertAlign w:val="baseline"/>
+                <w:lang w:val="en-US" w:eastAsia="zh-CN" w:bidi="ar-SA"/>
+              </w:rPr>
+            </w:pPr>
+            <w:r>
+              <w:rPr>
+                <w:rFonts w:hint="eastAsia" w:cs="华文中宋"/>
+                <w:b/>
+                <w:bCs/>
+                <w:color w:val="EA82E5"/>
+                <w:kern w:val="2"/>
+                <w:sz w:val="21"/>
+                <w:szCs w:val="21"/>
+                <w:vertAlign w:val="baseline"/>
+                <w:lang w:val="en-US" w:eastAsia="zh-CN" w:bidi="ar-SA"/>
+              </w:rPr>
+              <w:t>backward</w:t>
+            </w:r>
+          </w:p>
+        </w:tc>
+      </w:tr>
+    </w:tbl>
+    <w:p>
+      <w:pPr>
+        <w:outlineLvl w:val="9"/>
+        <w:rPr>
+          <w:rFonts w:hint="eastAsia"/>
+          <w:color w:val="0070C0"/>
+        </w:rPr>
+      </w:pPr>
+    </w:p>
+    <w:tbl>
+      <w:tblPr>
+        <w:tblStyle w:val="12"/>
+        <w:tblW w:w="0" w:type="auto"/>
+        <w:tblInd w:w="0" w:type="dxa"/>
+        <w:tblBorders>
+          <w:top w:val="single" w:color="auto" w:sz="4" w:space="0"/>
+          <w:left w:val="single" w:color="auto" w:sz="4" w:space="0"/>
+          <w:bottom w:val="single" w:color="auto" w:sz="4" w:space="0"/>
+          <w:right w:val="single" w:color="auto" w:sz="4" w:space="0"/>
+          <w:insideH w:val="single" w:color="auto" w:sz="4" w:space="0"/>
+          <w:insideV w:val="single" w:color="auto" w:sz="4" w:space="0"/>
+        </w:tblBorders>
+        <w:tblLayout w:type="autofit"/>
+        <w:tblCellMar>
+          <w:top w:w="0" w:type="dxa"/>
+          <w:left w:w="108" w:type="dxa"/>
+          <w:bottom w:w="0" w:type="dxa"/>
+          <w:right w:w="108" w:type="dxa"/>
+        </w:tblCellMar>
+      </w:tblPr>
+      <w:tblGrid>
+        <w:gridCol w:w="847"/>
+        <w:gridCol w:w="7397"/>
+        <w:gridCol w:w="1268"/>
+      </w:tblGrid>
+      <w:tr>
+        <w:tblPrEx>
+          <w:tblBorders>
+            <w:top w:val="single" w:color="auto" w:sz="4" w:space="0"/>
+            <w:left w:val="single" w:color="auto" w:sz="4" w:space="0"/>
+            <w:bottom w:val="single" w:color="auto" w:sz="4" w:space="0"/>
+            <w:right w:val="single" w:color="auto" w:sz="4" w:space="0"/>
+            <w:insideH w:val="single" w:color="auto" w:sz="4" w:space="0"/>
+            <w:insideV w:val="single" w:color="auto" w:sz="4" w:space="0"/>
+          </w:tblBorders>
+          <w:tblCellMar>
+            <w:top w:w="0" w:type="dxa"/>
+            <w:left w:w="108" w:type="dxa"/>
+            <w:bottom w:w="0" w:type="dxa"/>
+            <w:right w:w="108" w:type="dxa"/>
+          </w:tblCellMar>
+        </w:tblPrEx>
+        <w:tc>
+          <w:tcPr>
+            <w:tcW w:w="0" w:type="auto"/>
+            <w:gridSpan w:val="2"/>
+            <w:vAlign w:val="center"/>
+          </w:tcPr>
+          <w:p>
+            <w:pPr>
+              <w:pStyle w:val="26"/>
+              <w:bidi w:val="0"/>
+              <w:jc w:val="both"/>
+              <w:rPr>
+                <w:rFonts w:hint="default"/>
+                <w:lang w:val="en-US" w:eastAsia="zh-CN"/>
+              </w:rPr>
+            </w:pPr>
+            <w:r>
+              <w:rPr>
+                <w:rFonts w:hint="eastAsia" w:cs="华文中宋"/>
+                <w:b/>
+                <w:bCs/>
+                <w:color w:val="FF0000"/>
+                <w:kern w:val="2"/>
+                <w:sz w:val="21"/>
+                <w:szCs w:val="21"/>
+                <w:lang w:val="en-US" w:eastAsia="zh-CN" w:bidi="ar-SA"/>
+              </w:rPr>
+              <w:t xml:space="preserve">LightningDataModule </w:t>
+            </w:r>
+            <w:r>
+              <w:rPr>
+                <w:rFonts w:hint="eastAsia" w:cs="华文中宋"/>
+                <w:b/>
+                <w:bCs/>
+                <w:color w:val="ED7D31" w:themeColor="accent2"/>
+                <w:kern w:val="2"/>
+                <w:sz w:val="21"/>
+                <w:szCs w:val="21"/>
+                <w:lang w:val="en-US" w:eastAsia="zh-CN" w:bidi="ar-SA"/>
+                <w14:textFill>
+                  <w14:solidFill>
+                    <w14:schemeClr w14:val="accent2"/>
+                  </w14:solidFill>
+                </w14:textFill>
+              </w:rPr>
+              <w:t xml:space="preserve">&lt;- </w:t>
+            </w:r>
+            <w:r>
+              <w:rPr>
+                <w:rFonts w:hint="eastAsia" w:cs="华文中宋"/>
+                <w:b/>
+                <w:bCs/>
+                <w:color w:val="ED7D31" w:themeColor="accent2"/>
+                <w:kern w:val="2"/>
+                <w:sz w:val="21"/>
+                <w:szCs w:val="21"/>
+                <w:vertAlign w:val="baseline"/>
+                <w:lang w:val="en-US" w:eastAsia="zh-CN" w:bidi="ar-SA"/>
+                <w14:textFill>
+                  <w14:solidFill>
+                    <w14:schemeClr w14:val="accent2"/>
+                  </w14:solidFill>
+                </w14:textFill>
+              </w:rPr>
+              <w:t>DataHooks</w:t>
+            </w:r>
+          </w:p>
+        </w:tc>
+        <w:tc>
+          <w:tcPr>
+            <w:tcW w:w="0" w:type="auto"/>
+            <w:vAlign w:val="center"/>
+          </w:tcPr>
+          <w:p>
+            <w:pPr>
+              <w:pStyle w:val="27"/>
+              <w:bidi w:val="0"/>
+              <w:jc w:val="both"/>
+              <w:rPr>
+                <w:rFonts w:hint="default"/>
+                <w:vertAlign w:val="baseline"/>
+                <w:lang w:val="en-US" w:eastAsia="zh-CN"/>
+              </w:rPr>
+            </w:pPr>
+            <w:r>
+              <w:rPr>
+                <w:rFonts w:hint="eastAsia"/>
+                <w:vertAlign w:val="baseline"/>
+                <w:lang w:val="en-US" w:eastAsia="zh-CN"/>
+              </w:rPr>
+              <w:t>数据集基类</w:t>
+            </w:r>
+          </w:p>
+        </w:tc>
+      </w:tr>
+      <w:tr>
+        <w:tblPrEx>
+          <w:tblBorders>
+            <w:top w:val="single" w:color="auto" w:sz="4" w:space="0"/>
+            <w:left w:val="single" w:color="auto" w:sz="4" w:space="0"/>
+            <w:bottom w:val="single" w:color="auto" w:sz="4" w:space="0"/>
+            <w:right w:val="single" w:color="auto" w:sz="4" w:space="0"/>
+            <w:insideH w:val="single" w:color="auto" w:sz="4" w:space="0"/>
+            <w:insideV w:val="single" w:color="auto" w:sz="4" w:space="0"/>
+          </w:tblBorders>
+          <w:tblCellMar>
+            <w:top w:w="0" w:type="dxa"/>
+            <w:left w:w="108" w:type="dxa"/>
+            <w:bottom w:w="0" w:type="dxa"/>
+            <w:right w:w="108" w:type="dxa"/>
+          </w:tblCellMar>
+        </w:tblPrEx>
+        <w:tc>
+          <w:tcPr>
+            <w:tcW w:w="0" w:type="auto"/>
+            <w:vAlign w:val="center"/>
+          </w:tcPr>
+          <w:p>
+            <w:pPr>
+              <w:pStyle w:val="26"/>
+              <w:bidi w:val="0"/>
+              <w:jc w:val="both"/>
+              <w:rPr>
+                <w:rFonts w:hint="default" w:ascii="华文中宋" w:hAnsi="华文中宋" w:eastAsia="华文中宋" w:cs="华文中宋"/>
+                <w:b/>
+                <w:bCs/>
+                <w:color w:val="FF0000"/>
+                <w:kern w:val="2"/>
+                <w:sz w:val="21"/>
+                <w:szCs w:val="21"/>
+                <w:lang w:val="en-US" w:eastAsia="zh-CN" w:bidi="ar-SA"/>
+              </w:rPr>
+            </w:pPr>
+            <w:r>
+              <w:rPr>
+                <w:rFonts w:hint="eastAsia" w:cs="华文中宋"/>
+                <w:b/>
+                <w:bCs/>
+                <w:color w:val="ED7D31"/>
+                <w:kern w:val="2"/>
+                <w:sz w:val="21"/>
+                <w:szCs w:val="21"/>
+                <w:vertAlign w:val="baseline"/>
+                <w:lang w:val="en-US" w:eastAsia="zh-CN" w:bidi="ar-SA"/>
+              </w:rPr>
+              <w:t>类方法</w:t>
+            </w:r>
+          </w:p>
+        </w:tc>
+        <w:tc>
+          <w:tcPr>
+            <w:tcW w:w="0" w:type="auto"/>
+            <w:vAlign w:val="center"/>
+          </w:tcPr>
+          <w:p>
+            <w:pPr>
+              <w:pStyle w:val="26"/>
+              <w:bidi w:val="0"/>
+              <w:jc w:val="both"/>
+              <w:rPr>
+                <w:rFonts w:hint="default" w:cs="华文中宋"/>
+                <w:b/>
+                <w:bCs/>
+                <w:color w:val="FF0000"/>
+                <w:kern w:val="2"/>
+                <w:sz w:val="21"/>
+                <w:szCs w:val="21"/>
+                <w:lang w:val="en-US" w:eastAsia="zh-CN" w:bidi="ar-SA"/>
+              </w:rPr>
+            </w:pPr>
+            <w:r>
+              <w:rPr>
+                <w:rFonts w:hint="eastAsia" w:cs="华文中宋"/>
+                <w:b/>
+                <w:bCs/>
+                <w:color w:val="FF0000"/>
+                <w:kern w:val="2"/>
+                <w:sz w:val="21"/>
+                <w:szCs w:val="21"/>
+                <w:lang w:val="en-US" w:eastAsia="zh-CN" w:bidi="ar-SA"/>
+              </w:rPr>
+              <w:t>from_datasets(train_d, val_d, test_d, pred_d, batch_size, num_worker)</w:t>
+            </w:r>
+          </w:p>
+        </w:tc>
+        <w:tc>
+          <w:tcPr>
+            <w:tcW w:w="0" w:type="auto"/>
+            <w:vAlign w:val="center"/>
+          </w:tcPr>
+          <w:p>
+            <w:pPr>
+              <w:pStyle w:val="27"/>
+              <w:bidi w:val="0"/>
+              <w:jc w:val="both"/>
+              <w:rPr>
+                <w:rFonts w:hint="default"/>
+                <w:vertAlign w:val="baseline"/>
+                <w:lang w:val="en-US" w:eastAsia="zh-CN"/>
+              </w:rPr>
+            </w:pPr>
+            <w:r>
+              <w:rPr>
+                <w:rFonts w:hint="eastAsia"/>
+                <w:vertAlign w:val="baseline"/>
+                <w:lang w:val="en-US" w:eastAsia="zh-CN"/>
+              </w:rPr>
+              <w:t>创建</w:t>
+            </w:r>
+          </w:p>
+        </w:tc>
+      </w:tr>
+    </w:tbl>
+    <w:p>
+      <w:pPr>
+        <w:outlineLvl w:val="9"/>
+        <w:rPr>
+          <w:rFonts w:hint="eastAsia"/>
+          <w:color w:val="0070C0"/>
+        </w:rPr>
+      </w:pPr>
+    </w:p>
+    <w:tbl>
+      <w:tblPr>
+        <w:tblStyle w:val="12"/>
+        <w:tblW w:w="0" w:type="auto"/>
+        <w:tblInd w:w="0" w:type="dxa"/>
+        <w:tblBorders>
+          <w:top w:val="single" w:color="auto" w:sz="4" w:space="0"/>
+          <w:left w:val="single" w:color="auto" w:sz="4" w:space="0"/>
+          <w:bottom w:val="single" w:color="auto" w:sz="4" w:space="0"/>
+          <w:right w:val="single" w:color="auto" w:sz="4" w:space="0"/>
+          <w:insideH w:val="single" w:color="auto" w:sz="4" w:space="0"/>
+          <w:insideV w:val="single" w:color="auto" w:sz="4" w:space="0"/>
+        </w:tblBorders>
+        <w:tblLayout w:type="autofit"/>
+        <w:tblCellMar>
+          <w:top w:w="0" w:type="dxa"/>
+          <w:left w:w="108" w:type="dxa"/>
+          <w:bottom w:w="0" w:type="dxa"/>
+          <w:right w:w="108" w:type="dxa"/>
+        </w:tblCellMar>
+      </w:tblPr>
+      <w:tblGrid>
+        <w:gridCol w:w="1419"/>
+        <w:gridCol w:w="5485"/>
+        <w:gridCol w:w="3691"/>
+      </w:tblGrid>
+      <w:tr>
+        <w:tblPrEx>
+          <w:tblBorders>
+            <w:top w:val="single" w:color="auto" w:sz="4" w:space="0"/>
+            <w:left w:val="single" w:color="auto" w:sz="4" w:space="0"/>
+            <w:bottom w:val="single" w:color="auto" w:sz="4" w:space="0"/>
+            <w:right w:val="single" w:color="auto" w:sz="4" w:space="0"/>
+            <w:insideH w:val="single" w:color="auto" w:sz="4" w:space="0"/>
+            <w:insideV w:val="single" w:color="auto" w:sz="4" w:space="0"/>
+          </w:tblBorders>
+          <w:tblCellMar>
+            <w:top w:w="0" w:type="dxa"/>
+            <w:left w:w="108" w:type="dxa"/>
+            <w:bottom w:w="0" w:type="dxa"/>
+            <w:right w:w="108" w:type="dxa"/>
+          </w:tblCellMar>
+        </w:tblPrEx>
+        <w:tc>
+          <w:tcPr>
+            <w:tcW w:w="0" w:type="auto"/>
+            <w:gridSpan w:val="2"/>
+            <w:vAlign w:val="center"/>
+          </w:tcPr>
+          <w:p>
+            <w:pPr>
+              <w:pStyle w:val="26"/>
+              <w:bidi w:val="0"/>
+              <w:jc w:val="both"/>
+              <w:rPr>
+                <w:rFonts w:hint="default"/>
+                <w:lang w:val="en-US" w:eastAsia="zh-CN"/>
+              </w:rPr>
+            </w:pPr>
+            <w:r>
+              <w:rPr>
+                <w:rFonts w:hint="eastAsia" w:cs="华文中宋"/>
+                <w:b/>
+                <w:bCs/>
+                <w:color w:val="FF0000"/>
+                <w:kern w:val="2"/>
+                <w:sz w:val="21"/>
+                <w:szCs w:val="21"/>
+                <w:lang w:val="en-US" w:eastAsia="zh-CN" w:bidi="ar-SA"/>
+              </w:rPr>
+              <w:t xml:space="preserve">LightningModule </w:t>
+            </w:r>
+            <w:r>
+              <w:rPr>
+                <w:rFonts w:hint="eastAsia" w:cs="华文中宋"/>
+                <w:b/>
+                <w:bCs/>
+                <w:color w:val="ED7D31" w:themeColor="accent2"/>
+                <w:kern w:val="2"/>
+                <w:sz w:val="21"/>
+                <w:szCs w:val="21"/>
+                <w:lang w:val="en-US" w:eastAsia="zh-CN" w:bidi="ar-SA"/>
+                <w14:textFill>
+                  <w14:solidFill>
+                    <w14:schemeClr w14:val="accent2"/>
+                  </w14:solidFill>
+                </w14:textFill>
+              </w:rPr>
+              <w:t>&lt;- (</w:t>
+            </w:r>
+            <w:r>
+              <w:rPr>
+                <w:rFonts w:hint="eastAsia" w:cs="华文中宋"/>
+                <w:b/>
+                <w:bCs/>
+                <w:color w:val="ED7D31" w:themeColor="accent2"/>
+                <w:kern w:val="2"/>
+                <w:sz w:val="21"/>
+                <w:szCs w:val="21"/>
+                <w:vertAlign w:val="baseline"/>
+                <w:lang w:val="en-US" w:eastAsia="zh-CN" w:bidi="ar-SA"/>
+                <w14:textFill>
+                  <w14:solidFill>
+                    <w14:schemeClr w14:val="accent2"/>
+                  </w14:solidFill>
+                </w14:textFill>
+              </w:rPr>
+              <w:t>CheckpointHooks, DataHooks, ModelHooks</w:t>
+            </w:r>
+            <w:r>
+              <w:rPr>
+                <w:rFonts w:hint="eastAsia" w:cs="华文中宋"/>
+                <w:b/>
+                <w:bCs/>
+                <w:color w:val="ED7D31" w:themeColor="accent2"/>
+                <w:kern w:val="2"/>
+                <w:sz w:val="21"/>
+                <w:szCs w:val="21"/>
+                <w:lang w:val="en-US" w:eastAsia="zh-CN" w:bidi="ar-SA"/>
+                <w14:textFill>
+                  <w14:solidFill>
+                    <w14:schemeClr w14:val="accent2"/>
+                  </w14:solidFill>
+                </w14:textFill>
+              </w:rPr>
+              <w:t>)</w:t>
+            </w:r>
+          </w:p>
+        </w:tc>
+        <w:tc>
+          <w:tcPr>
+            <w:tcW w:w="0" w:type="auto"/>
+            <w:vAlign w:val="center"/>
+          </w:tcPr>
+          <w:p>
+            <w:pPr>
+              <w:pStyle w:val="27"/>
+              <w:bidi w:val="0"/>
+              <w:jc w:val="both"/>
+              <w:rPr>
+                <w:rFonts w:hint="default"/>
+                <w:vertAlign w:val="baseline"/>
+                <w:lang w:val="en-US" w:eastAsia="zh-CN"/>
+              </w:rPr>
+            </w:pPr>
+            <w:r>
+              <w:rPr>
+                <w:rFonts w:hint="eastAsia"/>
+                <w:vertAlign w:val="baseline"/>
+                <w:lang w:val="en-US" w:eastAsia="zh-CN"/>
+              </w:rPr>
+              <w:t>模型基类</w:t>
+            </w:r>
+          </w:p>
+        </w:tc>
+      </w:tr>
+      <w:tr>
+        <w:tblPrEx>
+          <w:tblBorders>
+            <w:top w:val="single" w:color="auto" w:sz="4" w:space="0"/>
+            <w:left w:val="single" w:color="auto" w:sz="4" w:space="0"/>
+            <w:bottom w:val="single" w:color="auto" w:sz="4" w:space="0"/>
+            <w:right w:val="single" w:color="auto" w:sz="4" w:space="0"/>
+            <w:insideH w:val="single" w:color="auto" w:sz="4" w:space="0"/>
+            <w:insideV w:val="single" w:color="auto" w:sz="4" w:space="0"/>
+          </w:tblBorders>
+          <w:tblCellMar>
+            <w:top w:w="0" w:type="dxa"/>
+            <w:left w:w="108" w:type="dxa"/>
+            <w:bottom w:w="0" w:type="dxa"/>
+            <w:right w:w="108" w:type="dxa"/>
+          </w:tblCellMar>
+        </w:tblPrEx>
+        <w:tc>
+          <w:tcPr>
+            <w:tcW w:w="0" w:type="auto"/>
+            <w:vAlign w:val="center"/>
+          </w:tcPr>
+          <w:p>
+            <w:pPr>
+              <w:pStyle w:val="26"/>
+              <w:bidi w:val="0"/>
+              <w:jc w:val="both"/>
+              <w:rPr>
+                <w:rFonts w:hint="default" w:cs="华文中宋"/>
+                <w:b/>
+                <w:bCs/>
+                <w:color w:val="ED7D31"/>
+                <w:kern w:val="2"/>
+                <w:sz w:val="21"/>
+                <w:szCs w:val="21"/>
+                <w:vertAlign w:val="baseline"/>
+                <w:lang w:val="en-US" w:eastAsia="zh-CN" w:bidi="ar-SA"/>
+              </w:rPr>
+            </w:pPr>
+            <w:r>
+              <w:rPr>
+                <w:rFonts w:hint="eastAsia" w:cs="华文中宋"/>
+                <w:b/>
+                <w:bCs/>
+                <w:color w:val="ED7D31"/>
+                <w:kern w:val="2"/>
+                <w:sz w:val="21"/>
+                <w:szCs w:val="21"/>
+                <w:vertAlign w:val="baseline"/>
+                <w:lang w:val="en-US" w:eastAsia="zh-CN" w:bidi="ar-SA"/>
+              </w:rPr>
+              <w:t>实例属性</w:t>
+            </w:r>
+          </w:p>
+        </w:tc>
+        <w:tc>
+          <w:tcPr>
+            <w:tcW w:w="0" w:type="auto"/>
+            <w:vAlign w:val="center"/>
+          </w:tcPr>
+          <w:p>
+            <w:pPr>
+              <w:pStyle w:val="26"/>
+              <w:bidi w:val="0"/>
+              <w:jc w:val="both"/>
+              <w:rPr>
+                <w:rFonts w:hint="default" w:cs="华文中宋"/>
+                <w:b/>
+                <w:bCs/>
+                <w:color w:val="FF0000"/>
+                <w:kern w:val="2"/>
+                <w:sz w:val="21"/>
+                <w:szCs w:val="21"/>
+                <w:lang w:val="en-US" w:eastAsia="zh-CN" w:bidi="ar-SA"/>
+              </w:rPr>
+            </w:pPr>
+            <w:r>
+              <w:rPr>
+                <w:rFonts w:hint="eastAsia" w:cs="华文中宋"/>
+                <w:b/>
+                <w:bCs/>
+                <w:color w:val="FF0000"/>
+                <w:kern w:val="2"/>
+                <w:sz w:val="21"/>
+                <w:szCs w:val="21"/>
+                <w:lang w:val="en-US" w:eastAsia="zh-CN" w:bidi="ar-SA"/>
+              </w:rPr>
+              <w:t>trainer</w:t>
+            </w:r>
+          </w:p>
+        </w:tc>
+        <w:tc>
+          <w:tcPr>
+            <w:tcW w:w="0" w:type="auto"/>
+            <w:vAlign w:val="center"/>
+          </w:tcPr>
+          <w:p>
+            <w:pPr>
+              <w:pStyle w:val="27"/>
+              <w:bidi w:val="0"/>
+              <w:jc w:val="both"/>
+              <w:rPr>
+                <w:rFonts w:hint="default"/>
+                <w:vertAlign w:val="baseline"/>
+                <w:lang w:val="en-US" w:eastAsia="zh-CN"/>
+              </w:rPr>
+            </w:pPr>
+            <w:r>
+              <w:rPr>
+                <w:rFonts w:hint="eastAsia"/>
+                <w:vertAlign w:val="baseline"/>
+                <w:lang w:val="en-US" w:eastAsia="zh-CN"/>
+              </w:rPr>
+              <w:t>训练器</w:t>
+            </w:r>
+          </w:p>
+        </w:tc>
+      </w:tr>
+      <w:tr>
+        <w:tblPrEx>
+          <w:tblBorders>
+            <w:top w:val="single" w:color="auto" w:sz="4" w:space="0"/>
+            <w:left w:val="single" w:color="auto" w:sz="4" w:space="0"/>
+            <w:bottom w:val="single" w:color="auto" w:sz="4" w:space="0"/>
+            <w:right w:val="single" w:color="auto" w:sz="4" w:space="0"/>
+            <w:insideH w:val="single" w:color="auto" w:sz="4" w:space="0"/>
+            <w:insideV w:val="single" w:color="auto" w:sz="4" w:space="0"/>
+          </w:tblBorders>
+          <w:tblCellMar>
+            <w:top w:w="0" w:type="dxa"/>
+            <w:left w:w="108" w:type="dxa"/>
+            <w:bottom w:w="0" w:type="dxa"/>
+            <w:right w:w="108" w:type="dxa"/>
+          </w:tblCellMar>
+        </w:tblPrEx>
+        <w:tc>
+          <w:tcPr>
+            <w:tcW w:w="0" w:type="auto"/>
+            <w:vMerge w:val="restart"/>
+            <w:vAlign w:val="center"/>
+          </w:tcPr>
+          <w:p>
+            <w:pPr>
+              <w:pStyle w:val="26"/>
+              <w:bidi w:val="0"/>
+              <w:jc w:val="both"/>
+              <w:rPr>
+                <w:rFonts w:hint="default" w:cs="华文中宋"/>
+                <w:b/>
+                <w:bCs/>
+                <w:color w:val="ED7D31"/>
+                <w:kern w:val="2"/>
+                <w:sz w:val="21"/>
+                <w:szCs w:val="21"/>
+                <w:vertAlign w:val="baseline"/>
+                <w:lang w:val="en-US" w:eastAsia="zh-CN" w:bidi="ar-SA"/>
+              </w:rPr>
+            </w:pPr>
+            <w:r>
+              <w:rPr>
+                <w:rFonts w:hint="eastAsia" w:cs="华文中宋"/>
+                <w:b/>
+                <w:bCs/>
+                <w:color w:val="ED7D31"/>
+                <w:kern w:val="2"/>
+                <w:sz w:val="21"/>
+                <w:szCs w:val="21"/>
+                <w:vertAlign w:val="baseline"/>
+                <w:lang w:val="en-US" w:eastAsia="zh-CN" w:bidi="ar-SA"/>
+              </w:rPr>
+              <w:t>实例方法</w:t>
+            </w:r>
+          </w:p>
+        </w:tc>
+        <w:tc>
+          <w:tcPr>
+            <w:tcW w:w="0" w:type="auto"/>
+            <w:vAlign w:val="center"/>
+          </w:tcPr>
+          <w:p>
+            <w:pPr>
+              <w:pStyle w:val="26"/>
+              <w:bidi w:val="0"/>
+              <w:jc w:val="both"/>
+              <w:rPr>
+                <w:rFonts w:hint="eastAsia" w:cs="华文中宋"/>
+                <w:b/>
+                <w:bCs/>
+                <w:color w:val="FF0000"/>
+                <w:kern w:val="2"/>
+                <w:sz w:val="21"/>
+                <w:szCs w:val="21"/>
+                <w:lang w:val="en-US" w:eastAsia="zh-CN" w:bidi="ar-SA"/>
+              </w:rPr>
+            </w:pPr>
+            <w:r>
+              <w:rPr>
+                <w:rFonts w:hint="eastAsia" w:cs="华文中宋"/>
+                <w:b/>
+                <w:bCs/>
+                <w:color w:val="FF0000"/>
+                <w:kern w:val="2"/>
+                <w:sz w:val="21"/>
+                <w:szCs w:val="21"/>
+                <w:lang w:val="en-US" w:eastAsia="zh-CN" w:bidi="ar-SA"/>
+              </w:rPr>
+              <w:t xml:space="preserve">log / log_dict(name, value, prog_bar, </w:t>
+            </w:r>
+          </w:p>
+          <w:p>
+            <w:pPr>
+              <w:pStyle w:val="26"/>
+              <w:bidi w:val="0"/>
+              <w:jc w:val="both"/>
+              <w:rPr>
+                <w:rFonts w:hint="default" w:cs="华文中宋"/>
+                <w:b/>
+                <w:bCs/>
+                <w:color w:val="FF0000"/>
+                <w:kern w:val="2"/>
+                <w:sz w:val="21"/>
+                <w:szCs w:val="21"/>
+                <w:lang w:val="en-US" w:eastAsia="zh-CN" w:bidi="ar-SA"/>
+              </w:rPr>
+            </w:pPr>
+            <w:r>
+              <w:rPr>
+                <w:rFonts w:hint="eastAsia" w:cs="华文中宋"/>
+                <w:b/>
+                <w:bCs/>
+                <w:color w:val="FF0000"/>
+                <w:kern w:val="2"/>
+                <w:sz w:val="21"/>
+                <w:szCs w:val="21"/>
+                <w:lang w:val="en-US" w:eastAsia="zh-CN" w:bidi="ar-SA"/>
+              </w:rPr>
+              <w:t>on_step, on_epoch, reduce_fx)</w:t>
+            </w:r>
+          </w:p>
+        </w:tc>
+        <w:tc>
+          <w:tcPr>
+            <w:tcW w:w="0" w:type="auto"/>
+            <w:vAlign w:val="center"/>
+          </w:tcPr>
+          <w:p>
+            <w:pPr>
+              <w:pStyle w:val="27"/>
+              <w:bidi w:val="0"/>
+              <w:jc w:val="both"/>
+              <w:rPr>
+                <w:rFonts w:hint="default"/>
+                <w:vertAlign w:val="baseline"/>
+                <w:lang w:val="en-US" w:eastAsia="zh-CN"/>
+              </w:rPr>
+            </w:pPr>
+            <w:r>
+              <w:rPr>
+                <w:rFonts w:hint="eastAsia"/>
+                <w:vertAlign w:val="baseline"/>
+                <w:lang w:val="en-US" w:eastAsia="zh-CN"/>
+              </w:rPr>
+              <w:t>记录</w:t>
+            </w:r>
+          </w:p>
+        </w:tc>
+      </w:tr>
+      <w:tr>
+        <w:tblPrEx>
+          <w:tblBorders>
+            <w:top w:val="single" w:color="auto" w:sz="4" w:space="0"/>
+            <w:left w:val="single" w:color="auto" w:sz="4" w:space="0"/>
+            <w:bottom w:val="single" w:color="auto" w:sz="4" w:space="0"/>
+            <w:right w:val="single" w:color="auto" w:sz="4" w:space="0"/>
+            <w:insideH w:val="single" w:color="auto" w:sz="4" w:space="0"/>
+            <w:insideV w:val="single" w:color="auto" w:sz="4" w:space="0"/>
+          </w:tblBorders>
+          <w:tblCellMar>
+            <w:top w:w="0" w:type="dxa"/>
+            <w:left w:w="108" w:type="dxa"/>
+            <w:bottom w:w="0" w:type="dxa"/>
+            <w:right w:w="108" w:type="dxa"/>
+          </w:tblCellMar>
+        </w:tblPrEx>
+        <w:tc>
+          <w:tcPr>
+            <w:tcW w:w="0" w:type="auto"/>
+            <w:vMerge w:val="continue"/>
+            <w:vAlign w:val="center"/>
+          </w:tcPr>
+          <w:p>
+            <w:pPr>
+              <w:pStyle w:val="26"/>
+              <w:bidi w:val="0"/>
+              <w:jc w:val="both"/>
+              <w:rPr>
+                <w:rFonts w:hint="eastAsia" w:cs="华文中宋"/>
+                <w:b/>
+                <w:bCs/>
+                <w:color w:val="ED7D31"/>
+                <w:kern w:val="2"/>
+                <w:sz w:val="21"/>
+                <w:szCs w:val="21"/>
+                <w:vertAlign w:val="baseline"/>
+                <w:lang w:val="en-US" w:eastAsia="zh-CN" w:bidi="ar-SA"/>
+              </w:rPr>
+            </w:pPr>
+          </w:p>
+        </w:tc>
+        <w:tc>
+          <w:tcPr>
+            <w:tcW w:w="0" w:type="auto"/>
+            <w:vAlign w:val="center"/>
+          </w:tcPr>
+          <w:p>
+            <w:pPr>
+              <w:pStyle w:val="26"/>
+              <w:bidi w:val="0"/>
+              <w:jc w:val="both"/>
+              <w:rPr>
+                <w:rFonts w:hint="default" w:cs="华文中宋"/>
+                <w:b/>
+                <w:bCs/>
+                <w:color w:val="FF0000"/>
+                <w:kern w:val="2"/>
+                <w:sz w:val="21"/>
+                <w:szCs w:val="21"/>
+                <w:lang w:val="en-US" w:eastAsia="zh-CN" w:bidi="ar-SA"/>
+              </w:rPr>
+            </w:pPr>
+            <w:r>
+              <w:rPr>
+                <w:rFonts w:hint="eastAsia" w:cs="华文中宋"/>
+                <w:b/>
+                <w:bCs/>
+                <w:color w:val="FF0000"/>
+                <w:kern w:val="2"/>
+                <w:sz w:val="21"/>
+                <w:szCs w:val="21"/>
+                <w:lang w:val="en-US" w:eastAsia="zh-CN" w:bidi="ar-SA"/>
+              </w:rPr>
+              <w:t>freeze / unfreeze()</w:t>
+            </w:r>
+          </w:p>
+        </w:tc>
+        <w:tc>
+          <w:tcPr>
+            <w:tcW w:w="0" w:type="auto"/>
+            <w:vAlign w:val="center"/>
+          </w:tcPr>
+          <w:p>
+            <w:pPr>
+              <w:pStyle w:val="27"/>
+              <w:bidi w:val="0"/>
+              <w:jc w:val="both"/>
+              <w:rPr>
+                <w:rFonts w:hint="default"/>
+                <w:vertAlign w:val="baseline"/>
+                <w:lang w:val="en-US" w:eastAsia="zh-CN"/>
+              </w:rPr>
+            </w:pPr>
+            <w:r>
+              <w:rPr>
+                <w:rFonts w:hint="eastAsia"/>
+                <w:vertAlign w:val="baseline"/>
+                <w:lang w:val="en-US" w:eastAsia="zh-CN"/>
+              </w:rPr>
+              <w:t>参数冻结</w:t>
+            </w:r>
+          </w:p>
+        </w:tc>
+      </w:tr>
+      <w:tr>
+        <w:tblPrEx>
+          <w:tblBorders>
+            <w:top w:val="single" w:color="auto" w:sz="4" w:space="0"/>
+            <w:left w:val="single" w:color="auto" w:sz="4" w:space="0"/>
+            <w:bottom w:val="single" w:color="auto" w:sz="4" w:space="0"/>
+            <w:right w:val="single" w:color="auto" w:sz="4" w:space="0"/>
+            <w:insideH w:val="single" w:color="auto" w:sz="4" w:space="0"/>
+            <w:insideV w:val="single" w:color="auto" w:sz="4" w:space="0"/>
+          </w:tblBorders>
+          <w:tblCellMar>
+            <w:top w:w="0" w:type="dxa"/>
+            <w:left w:w="108" w:type="dxa"/>
+            <w:bottom w:w="0" w:type="dxa"/>
+            <w:right w:w="108" w:type="dxa"/>
+          </w:tblCellMar>
+        </w:tblPrEx>
+        <w:tc>
+          <w:tcPr>
+            <w:tcW w:w="0" w:type="auto"/>
+            <w:vMerge w:val="continue"/>
+            <w:tcBorders/>
+            <w:vAlign w:val="center"/>
+          </w:tcPr>
+          <w:p>
+            <w:pPr>
+              <w:pStyle w:val="26"/>
+              <w:bidi w:val="0"/>
+              <w:jc w:val="both"/>
+              <w:rPr>
+                <w:rFonts w:hint="eastAsia" w:cs="华文中宋"/>
+                <w:b/>
+                <w:bCs/>
+                <w:color w:val="ED7D31"/>
+                <w:kern w:val="2"/>
+                <w:sz w:val="21"/>
+                <w:szCs w:val="21"/>
+                <w:vertAlign w:val="baseline"/>
+                <w:lang w:val="en-US" w:eastAsia="zh-CN" w:bidi="ar-SA"/>
+              </w:rPr>
+            </w:pPr>
+          </w:p>
+        </w:tc>
+        <w:tc>
+          <w:tcPr>
+            <w:tcW w:w="0" w:type="auto"/>
+            <w:vAlign w:val="center"/>
+          </w:tcPr>
+          <w:p>
+            <w:pPr>
+              <w:pStyle w:val="26"/>
+              <w:bidi w:val="0"/>
+              <w:jc w:val="both"/>
+              <w:rPr>
+                <w:rFonts w:hint="default" w:cs="华文中宋"/>
+                <w:b/>
+                <w:bCs/>
+                <w:color w:val="FF0000"/>
+                <w:kern w:val="2"/>
+                <w:sz w:val="21"/>
+                <w:szCs w:val="21"/>
+                <w:lang w:val="en-US" w:eastAsia="zh-CN" w:bidi="ar-SA"/>
+              </w:rPr>
+            </w:pPr>
+            <w:r>
+              <w:rPr>
+                <w:rFonts w:hint="eastAsia" w:cs="华文中宋"/>
+                <w:b/>
+                <w:bCs/>
+                <w:color w:val="FF0000"/>
+                <w:kern w:val="2"/>
+                <w:sz w:val="21"/>
+                <w:szCs w:val="21"/>
+                <w:lang w:val="en-US" w:eastAsia="zh-CN" w:bidi="ar-SA"/>
+              </w:rPr>
+              <w:t>to_onnx / to_torchscript(file, input)</w:t>
+            </w:r>
+          </w:p>
+        </w:tc>
+        <w:tc>
+          <w:tcPr>
+            <w:tcW w:w="0" w:type="auto"/>
+            <w:vAlign w:val="center"/>
+          </w:tcPr>
+          <w:p>
+            <w:pPr>
+              <w:pStyle w:val="27"/>
+              <w:bidi w:val="0"/>
+              <w:jc w:val="both"/>
+              <w:rPr>
+                <w:rFonts w:hint="default"/>
+                <w:vertAlign w:val="baseline"/>
+                <w:lang w:val="en-US" w:eastAsia="zh-CN"/>
+              </w:rPr>
+            </w:pPr>
+            <w:r>
+              <w:rPr>
+                <w:rFonts w:hint="eastAsia"/>
+                <w:vertAlign w:val="baseline"/>
+                <w:lang w:val="en-US" w:eastAsia="zh-CN"/>
+              </w:rPr>
+              <w:t>导出</w:t>
+            </w:r>
+          </w:p>
+        </w:tc>
+      </w:tr>
+      <w:tr>
+        <w:tblPrEx>
+          <w:tblBorders>
+            <w:top w:val="single" w:color="auto" w:sz="4" w:space="0"/>
+            <w:left w:val="single" w:color="auto" w:sz="4" w:space="0"/>
+            <w:bottom w:val="single" w:color="auto" w:sz="4" w:space="0"/>
+            <w:right w:val="single" w:color="auto" w:sz="4" w:space="0"/>
+            <w:insideH w:val="single" w:color="auto" w:sz="4" w:space="0"/>
+            <w:insideV w:val="single" w:color="auto" w:sz="4" w:space="0"/>
+          </w:tblBorders>
+          <w:tblCellMar>
+            <w:top w:w="0" w:type="dxa"/>
+            <w:left w:w="108" w:type="dxa"/>
+            <w:bottom w:w="0" w:type="dxa"/>
+            <w:right w:w="108" w:type="dxa"/>
+          </w:tblCellMar>
+        </w:tblPrEx>
+        <w:tc>
+          <w:tcPr>
+            <w:tcW w:w="0" w:type="auto"/>
+            <w:vMerge w:val="restart"/>
+            <w:vAlign w:val="center"/>
+          </w:tcPr>
+          <w:p>
+            <w:pPr>
+              <w:pStyle w:val="26"/>
+              <w:bidi w:val="0"/>
+              <w:jc w:val="both"/>
+              <w:rPr>
+                <w:rFonts w:hint="default" w:ascii="华文中宋" w:hAnsi="华文中宋" w:eastAsia="华文中宋" w:cs="华文中宋"/>
+                <w:b/>
+                <w:bCs/>
+                <w:color w:val="FF0000"/>
+                <w:kern w:val="2"/>
+                <w:sz w:val="21"/>
+                <w:szCs w:val="21"/>
+                <w:lang w:val="en-US" w:eastAsia="zh-CN" w:bidi="ar-SA"/>
+              </w:rPr>
+            </w:pPr>
+            <w:r>
+              <w:rPr>
+                <w:rFonts w:hint="eastAsia" w:cs="华文中宋"/>
+                <w:b/>
+                <w:bCs/>
+                <w:color w:val="ED7D31"/>
+                <w:kern w:val="2"/>
+                <w:sz w:val="21"/>
+                <w:szCs w:val="21"/>
+                <w:vertAlign w:val="baseline"/>
+                <w:lang w:val="en-US" w:eastAsia="zh-CN" w:bidi="ar-SA"/>
+              </w:rPr>
+              <w:t>抽象方法</w:t>
+            </w:r>
+          </w:p>
+        </w:tc>
+        <w:tc>
+          <w:tcPr>
+            <w:tcW w:w="0" w:type="auto"/>
+            <w:vAlign w:val="center"/>
+          </w:tcPr>
+          <w:p>
+            <w:pPr>
+              <w:pStyle w:val="26"/>
+              <w:bidi w:val="0"/>
+              <w:jc w:val="both"/>
+              <w:rPr>
+                <w:rFonts w:hint="default" w:ascii="华文中宋" w:hAnsi="华文中宋" w:eastAsia="华文中宋" w:cs="华文中宋"/>
+                <w:b/>
+                <w:bCs/>
+                <w:color w:val="FF0000"/>
+                <w:kern w:val="2"/>
+                <w:sz w:val="21"/>
+                <w:szCs w:val="21"/>
+                <w:lang w:val="en-US" w:eastAsia="zh-CN" w:bidi="ar-SA"/>
+              </w:rPr>
+            </w:pPr>
+            <w:r>
+              <w:rPr>
+                <w:rFonts w:hint="eastAsia" w:cs="华文中宋"/>
+                <w:b/>
+                <w:bCs/>
+                <w:color w:val="FF0000"/>
+                <w:kern w:val="2"/>
+                <w:sz w:val="21"/>
+                <w:szCs w:val="21"/>
+                <w:lang w:val="en-US" w:eastAsia="zh-CN" w:bidi="ar-SA"/>
+              </w:rPr>
+              <w:t>configure_optimizers(self)</w:t>
+            </w:r>
+          </w:p>
+        </w:tc>
+        <w:tc>
+          <w:tcPr>
+            <w:tcW w:w="0" w:type="auto"/>
+            <w:vAlign w:val="center"/>
+          </w:tcPr>
+          <w:p>
+            <w:pPr>
+              <w:pStyle w:val="27"/>
+              <w:bidi w:val="0"/>
+              <w:jc w:val="both"/>
+              <w:rPr>
+                <w:rFonts w:hint="default"/>
+                <w:vertAlign w:val="baseline"/>
+                <w:lang w:val="en-US" w:eastAsia="zh-CN"/>
+              </w:rPr>
+            </w:pPr>
+            <w:r>
+              <w:rPr>
+                <w:rFonts w:hint="eastAsia" w:cs="华文中宋"/>
+                <w:b/>
+                <w:bCs/>
+                <w:color w:val="ED7D31"/>
+                <w:kern w:val="2"/>
+                <w:sz w:val="21"/>
+                <w:szCs w:val="21"/>
+                <w:vertAlign w:val="baseline"/>
+                <w:lang w:val="en-US" w:eastAsia="zh-CN" w:bidi="ar-SA"/>
+              </w:rPr>
+              <w:t>return</w:t>
+            </w:r>
+            <w:r>
+              <w:rPr>
+                <w:rFonts w:hint="eastAsia"/>
+                <w:vertAlign w:val="baseline"/>
+                <w:lang w:val="en-US" w:eastAsia="zh-CN"/>
+              </w:rPr>
+              <w:t xml:space="preserve"> </w:t>
+            </w:r>
+            <w:r>
+              <w:rPr>
+                <w:rFonts w:hint="default"/>
+                <w:vertAlign w:val="baseline"/>
+                <w:lang w:val="en-US" w:eastAsia="zh-CN"/>
+              </w:rPr>
+              <w:t>{</w:t>
+            </w:r>
+          </w:p>
+          <w:p>
+            <w:pPr>
+              <w:pStyle w:val="27"/>
+              <w:bidi w:val="0"/>
+              <w:jc w:val="both"/>
+              <w:rPr>
+                <w:rFonts w:hint="default"/>
+                <w:vertAlign w:val="baseline"/>
+                <w:lang w:val="en-US" w:eastAsia="zh-CN"/>
+              </w:rPr>
+            </w:pPr>
+            <w:r>
+              <w:rPr>
+                <w:rFonts w:hint="default"/>
+                <w:vertAlign w:val="baseline"/>
+                <w:lang w:val="en-US" w:eastAsia="zh-CN"/>
+              </w:rPr>
+              <w:t xml:space="preserve">    "optimizer": optimizer,</w:t>
+            </w:r>
+          </w:p>
+          <w:p>
+            <w:pPr>
+              <w:pStyle w:val="27"/>
+              <w:bidi w:val="0"/>
+              <w:ind w:firstLine="421"/>
+              <w:jc w:val="both"/>
+              <w:rPr>
+                <w:rFonts w:hint="default"/>
+                <w:vertAlign w:val="baseline"/>
+                <w:lang w:val="en-US" w:eastAsia="zh-CN"/>
+              </w:rPr>
+            </w:pPr>
+            <w:r>
+              <w:rPr>
+                <w:rFonts w:hint="default"/>
+                <w:vertAlign w:val="baseline"/>
+                <w:lang w:val="en-US" w:eastAsia="zh-CN"/>
+              </w:rPr>
+              <w:t>"lr_scheduler": {</w:t>
+            </w:r>
+          </w:p>
+          <w:p>
+            <w:pPr>
+              <w:pStyle w:val="27"/>
+              <w:bidi w:val="0"/>
+              <w:ind w:firstLine="841" w:firstLineChars="400"/>
+              <w:jc w:val="both"/>
+              <w:rPr>
+                <w:rFonts w:hint="default"/>
+                <w:vertAlign w:val="baseline"/>
+                <w:lang w:val="en-US" w:eastAsia="zh-CN"/>
+              </w:rPr>
+            </w:pPr>
+            <w:r>
+              <w:rPr>
+                <w:rFonts w:hint="default"/>
+                <w:vertAlign w:val="baseline"/>
+                <w:lang w:val="en-US" w:eastAsia="zh-CN"/>
+              </w:rPr>
+              <w:t xml:space="preserve">"scheduler": lr_scheduler, </w:t>
+            </w:r>
+          </w:p>
+          <w:p>
+            <w:pPr>
+              <w:pStyle w:val="27"/>
+              <w:bidi w:val="0"/>
+              <w:ind w:firstLine="841" w:firstLineChars="400"/>
+              <w:jc w:val="both"/>
+              <w:rPr>
+                <w:rFonts w:hint="default"/>
+                <w:vertAlign w:val="baseline"/>
+                <w:lang w:val="en-US" w:eastAsia="zh-CN"/>
+              </w:rPr>
+            </w:pPr>
+            <w:r>
+              <w:rPr>
+                <w:rFonts w:hint="default"/>
+                <w:vertAlign w:val="baseline"/>
+                <w:lang w:val="en-US" w:eastAsia="zh-CN"/>
+              </w:rPr>
+              <w:t xml:space="preserve">"interval": </w:t>
+            </w:r>
+            <w:r>
+              <w:rPr>
+                <w:rFonts w:hint="eastAsia"/>
+                <w:vertAlign w:val="baseline"/>
+                <w:lang w:val="en-US" w:eastAsia="zh-CN"/>
+              </w:rPr>
+              <w:t>"epoch"</w:t>
+            </w:r>
+            <w:r>
+              <w:rPr>
+                <w:rFonts w:hint="default"/>
+                <w:vertAlign w:val="baseline"/>
+                <w:lang w:val="en-US" w:eastAsia="zh-CN"/>
+              </w:rPr>
+              <w:t>}</w:t>
+            </w:r>
+          </w:p>
+          <w:p>
+            <w:pPr>
+              <w:pStyle w:val="27"/>
+              <w:bidi w:val="0"/>
+              <w:jc w:val="both"/>
+              <w:rPr>
+                <w:rFonts w:hint="default"/>
+                <w:vertAlign w:val="baseline"/>
+                <w:lang w:val="en-US" w:eastAsia="zh-CN"/>
+              </w:rPr>
+            </w:pPr>
+            <w:r>
+              <w:rPr>
+                <w:rFonts w:hint="default"/>
+                <w:vertAlign w:val="baseline"/>
+                <w:lang w:val="en-US" w:eastAsia="zh-CN"/>
+              </w:rPr>
+              <w:t>}</w:t>
+            </w:r>
+          </w:p>
+        </w:tc>
+      </w:tr>
+      <w:tr>
+        <w:tblPrEx>
+          <w:tblBorders>
+            <w:top w:val="single" w:color="auto" w:sz="4" w:space="0"/>
+            <w:left w:val="single" w:color="auto" w:sz="4" w:space="0"/>
+            <w:bottom w:val="single" w:color="auto" w:sz="4" w:space="0"/>
+            <w:right w:val="single" w:color="auto" w:sz="4" w:space="0"/>
+            <w:insideH w:val="single" w:color="auto" w:sz="4" w:space="0"/>
+            <w:insideV w:val="single" w:color="auto" w:sz="4" w:space="0"/>
+          </w:tblBorders>
+          <w:tblCellMar>
+            <w:top w:w="0" w:type="dxa"/>
+            <w:left w:w="108" w:type="dxa"/>
+            <w:bottom w:w="0" w:type="dxa"/>
+            <w:right w:w="108" w:type="dxa"/>
+          </w:tblCellMar>
+        </w:tblPrEx>
+        <w:tc>
+          <w:tcPr>
+            <w:tcW w:w="0" w:type="auto"/>
+            <w:vMerge w:val="continue"/>
+            <w:vAlign w:val="center"/>
+          </w:tcPr>
+          <w:p>
+            <w:pPr>
+              <w:pStyle w:val="26"/>
+              <w:bidi w:val="0"/>
+              <w:jc w:val="both"/>
+              <w:rPr>
+                <w:rFonts w:hint="eastAsia" w:cs="华文中宋"/>
+                <w:b/>
+                <w:bCs/>
+                <w:color w:val="ED7D31"/>
+                <w:kern w:val="2"/>
+                <w:sz w:val="21"/>
+                <w:szCs w:val="21"/>
+                <w:vertAlign w:val="baseline"/>
+                <w:lang w:val="en-US" w:eastAsia="zh-CN" w:bidi="ar-SA"/>
+              </w:rPr>
+            </w:pPr>
+          </w:p>
+        </w:tc>
+        <w:tc>
+          <w:tcPr>
+            <w:tcW w:w="0" w:type="auto"/>
+            <w:vAlign w:val="center"/>
+          </w:tcPr>
+          <w:p>
+            <w:pPr>
+              <w:pStyle w:val="26"/>
+              <w:bidi w:val="0"/>
+              <w:jc w:val="both"/>
+              <w:rPr>
+                <w:rFonts w:hint="default" w:cs="华文中宋"/>
+                <w:b/>
+                <w:bCs/>
+                <w:color w:val="FF0000"/>
+                <w:kern w:val="2"/>
+                <w:sz w:val="21"/>
+                <w:szCs w:val="21"/>
+                <w:lang w:val="en-US" w:eastAsia="zh-CN" w:bidi="ar-SA"/>
+              </w:rPr>
+            </w:pPr>
+            <w:r>
+              <w:rPr>
+                <w:rFonts w:hint="eastAsia" w:cs="华文中宋"/>
+                <w:b/>
+                <w:bCs/>
+                <w:color w:val="FF0000"/>
+                <w:kern w:val="2"/>
+                <w:sz w:val="21"/>
+                <w:szCs w:val="21"/>
+                <w:lang w:val="en-US" w:eastAsia="zh-CN" w:bidi="ar-SA"/>
+              </w:rPr>
+              <w:t>configure_model(self)</w:t>
+            </w:r>
+          </w:p>
+        </w:tc>
+        <w:tc>
+          <w:tcPr>
+            <w:tcW w:w="0" w:type="auto"/>
+            <w:vAlign w:val="center"/>
+          </w:tcPr>
+          <w:p>
+            <w:pPr>
+              <w:pStyle w:val="27"/>
+              <w:bidi w:val="0"/>
+              <w:jc w:val="both"/>
+              <w:rPr>
+                <w:rFonts w:hint="default"/>
+                <w:vertAlign w:val="baseline"/>
+                <w:lang w:val="en-US" w:eastAsia="zh-CN"/>
+              </w:rPr>
+            </w:pPr>
+            <w:r>
+              <w:rPr>
+                <w:rFonts w:hint="eastAsia" w:cs="华文中宋"/>
+                <w:b/>
+                <w:bCs/>
+                <w:color w:val="ED7D31"/>
+                <w:kern w:val="2"/>
+                <w:sz w:val="21"/>
+                <w:szCs w:val="21"/>
+                <w:vertAlign w:val="baseline"/>
+                <w:lang w:val="en-US" w:eastAsia="zh-CN" w:bidi="ar-SA"/>
+              </w:rPr>
+              <w:t>确保</w:t>
+            </w:r>
+            <w:r>
+              <w:rPr>
+                <w:rFonts w:hint="eastAsia"/>
+                <w:vertAlign w:val="baseline"/>
+                <w:lang w:val="en-US" w:eastAsia="zh-CN"/>
+              </w:rPr>
+              <w:t>只执行一次</w:t>
+            </w:r>
+          </w:p>
+        </w:tc>
+      </w:tr>
+      <w:tr>
+        <w:tblPrEx>
+          <w:tblBorders>
+            <w:top w:val="single" w:color="auto" w:sz="4" w:space="0"/>
+            <w:left w:val="single" w:color="auto" w:sz="4" w:space="0"/>
+            <w:bottom w:val="single" w:color="auto" w:sz="4" w:space="0"/>
+            <w:right w:val="single" w:color="auto" w:sz="4" w:space="0"/>
+            <w:insideH w:val="single" w:color="auto" w:sz="4" w:space="0"/>
+            <w:insideV w:val="single" w:color="auto" w:sz="4" w:space="0"/>
+          </w:tblBorders>
+          <w:tblCellMar>
+            <w:top w:w="0" w:type="dxa"/>
+            <w:left w:w="108" w:type="dxa"/>
+            <w:bottom w:w="0" w:type="dxa"/>
+            <w:right w:w="108" w:type="dxa"/>
+          </w:tblCellMar>
+        </w:tblPrEx>
+        <w:tc>
+          <w:tcPr>
+            <w:tcW w:w="0" w:type="auto"/>
+            <w:vMerge w:val="continue"/>
+            <w:tcBorders/>
+            <w:vAlign w:val="center"/>
+          </w:tcPr>
+          <w:p>
+            <w:pPr>
+              <w:pStyle w:val="26"/>
+              <w:bidi w:val="0"/>
+              <w:jc w:val="both"/>
+              <w:rPr>
+                <w:rFonts w:hint="eastAsia" w:cs="华文中宋"/>
+                <w:b/>
+                <w:bCs/>
+                <w:color w:val="ED7D31"/>
+                <w:kern w:val="2"/>
+                <w:sz w:val="21"/>
+                <w:szCs w:val="21"/>
+                <w:vertAlign w:val="baseline"/>
+                <w:lang w:val="en-US" w:eastAsia="zh-CN" w:bidi="ar-SA"/>
+              </w:rPr>
+            </w:pPr>
+          </w:p>
+        </w:tc>
+        <w:tc>
+          <w:tcPr>
+            <w:tcW w:w="0" w:type="auto"/>
+            <w:vAlign w:val="center"/>
+          </w:tcPr>
+          <w:p>
+            <w:pPr>
+              <w:pStyle w:val="26"/>
+              <w:bidi w:val="0"/>
+              <w:jc w:val="both"/>
+              <w:rPr>
+                <w:rFonts w:hint="eastAsia" w:cs="华文中宋"/>
+                <w:b/>
+                <w:bCs/>
+                <w:color w:val="FF0000"/>
+                <w:kern w:val="2"/>
+                <w:sz w:val="21"/>
+                <w:szCs w:val="21"/>
+                <w:lang w:val="en-US" w:eastAsia="zh-CN" w:bidi="ar-SA"/>
+              </w:rPr>
+            </w:pPr>
+            <w:r>
+              <w:rPr>
+                <w:rFonts w:hint="eastAsia" w:cs="华文中宋"/>
+                <w:b/>
+                <w:bCs/>
+                <w:color w:val="FF0000"/>
+                <w:kern w:val="2"/>
+                <w:sz w:val="21"/>
+                <w:szCs w:val="21"/>
+                <w:lang w:val="en-US" w:eastAsia="zh-CN" w:bidi="ar-SA"/>
+              </w:rPr>
+              <w:t xml:space="preserve">training_step / </w:t>
+            </w:r>
+          </w:p>
+          <w:p>
+            <w:pPr>
+              <w:pStyle w:val="26"/>
+              <w:bidi w:val="0"/>
+              <w:jc w:val="both"/>
+              <w:rPr>
+                <w:rFonts w:hint="default" w:cs="华文中宋"/>
+                <w:b/>
+                <w:bCs/>
+                <w:color w:val="FF0000"/>
+                <w:kern w:val="2"/>
+                <w:sz w:val="21"/>
+                <w:szCs w:val="21"/>
+                <w:lang w:val="en-US" w:eastAsia="zh-CN" w:bidi="ar-SA"/>
+              </w:rPr>
+            </w:pPr>
+            <w:r>
+              <w:rPr>
+                <w:rFonts w:hint="eastAsia" w:cs="华文中宋"/>
+                <w:b/>
+                <w:bCs/>
+                <w:color w:val="FF0000"/>
+                <w:kern w:val="2"/>
+                <w:sz w:val="21"/>
+                <w:szCs w:val="21"/>
+                <w:lang w:val="en-US" w:eastAsia="zh-CN" w:bidi="ar-SA"/>
+              </w:rPr>
+              <w:t>validation_step(self, batch, batch_idx)</w:t>
+            </w:r>
+          </w:p>
+        </w:tc>
+        <w:tc>
+          <w:tcPr>
+            <w:tcW w:w="0" w:type="auto"/>
+            <w:vAlign w:val="center"/>
+          </w:tcPr>
+          <w:p>
+            <w:pPr>
+              <w:pStyle w:val="27"/>
+              <w:bidi w:val="0"/>
+              <w:jc w:val="both"/>
+              <w:rPr>
+                <w:rFonts w:hint="eastAsia"/>
+                <w:vertAlign w:val="baseline"/>
+                <w:lang w:val="en-US" w:eastAsia="zh-CN"/>
+              </w:rPr>
+            </w:pPr>
+            <w:r>
+              <w:rPr>
+                <w:rFonts w:hint="eastAsia" w:cs="华文中宋"/>
+                <w:b/>
+                <w:bCs/>
+                <w:color w:val="ED7D31"/>
+                <w:kern w:val="2"/>
+                <w:sz w:val="21"/>
+                <w:szCs w:val="21"/>
+                <w:vertAlign w:val="baseline"/>
+                <w:lang w:val="en-US" w:eastAsia="zh-CN" w:bidi="ar-SA"/>
+              </w:rPr>
+              <w:t xml:space="preserve">return </w:t>
+            </w:r>
+            <w:r>
+              <w:rPr>
+                <w:rFonts w:hint="eastAsia"/>
+                <w:vertAlign w:val="baseline"/>
+                <w:lang w:val="en-US" w:eastAsia="zh-CN"/>
+              </w:rPr>
+              <w:t>loss</w:t>
+            </w:r>
+          </w:p>
+          <w:p>
+            <w:pPr>
+              <w:pStyle w:val="27"/>
+              <w:bidi w:val="0"/>
+              <w:jc w:val="both"/>
+              <w:rPr>
+                <w:rFonts w:hint="default" w:cs="华文中宋"/>
+                <w:b/>
+                <w:bCs/>
+                <w:color w:val="ED7D31"/>
+                <w:kern w:val="2"/>
+                <w:sz w:val="21"/>
+                <w:szCs w:val="21"/>
+                <w:vertAlign w:val="baseline"/>
+                <w:lang w:val="en-US" w:eastAsia="zh-CN" w:bidi="ar-SA"/>
+              </w:rPr>
+            </w:pPr>
+            <w:r>
+              <w:rPr>
+                <w:rFonts w:hint="eastAsia" w:cs="华文中宋"/>
+                <w:b/>
+                <w:bCs/>
+                <w:color w:val="ED7D31"/>
+                <w:kern w:val="2"/>
+                <w:sz w:val="21"/>
+                <w:szCs w:val="21"/>
+                <w:vertAlign w:val="baseline"/>
+                <w:lang w:val="en-US" w:eastAsia="zh-CN" w:bidi="ar-SA"/>
+              </w:rPr>
+              <w:t>return</w:t>
+            </w:r>
+            <w:r>
+              <w:rPr>
+                <w:rFonts w:hint="eastAsia"/>
+                <w:vertAlign w:val="baseline"/>
+                <w:lang w:val="en-US" w:eastAsia="zh-CN"/>
+              </w:rPr>
+              <w:t xml:space="preserve"> {"loss": ...}</w:t>
+            </w:r>
+          </w:p>
+        </w:tc>
+      </w:tr>
+    </w:tbl>
+    <w:p>
+      <w:pPr>
+        <w:outlineLvl w:val="9"/>
+        <w:rPr>
+          <w:rFonts w:hint="eastAsia"/>
+          <w:color w:val="0070C0"/>
+        </w:rPr>
+      </w:pPr>
+    </w:p>
+    <w:tbl>
+      <w:tblPr>
+        <w:tblStyle w:val="12"/>
+        <w:tblW w:w="0" w:type="auto"/>
+        <w:tblInd w:w="0" w:type="dxa"/>
+        <w:tblBorders>
+          <w:top w:val="single" w:color="auto" w:sz="4" w:space="0"/>
+          <w:left w:val="single" w:color="auto" w:sz="4" w:space="0"/>
+          <w:bottom w:val="single" w:color="auto" w:sz="4" w:space="0"/>
+          <w:right w:val="single" w:color="auto" w:sz="4" w:space="0"/>
+          <w:insideH w:val="single" w:color="auto" w:sz="4" w:space="0"/>
+          <w:insideV w:val="single" w:color="auto" w:sz="4" w:space="0"/>
+        </w:tblBorders>
+        <w:tblLayout w:type="autofit"/>
+        <w:tblCellMar>
+          <w:top w:w="0" w:type="dxa"/>
+          <w:left w:w="108" w:type="dxa"/>
+          <w:bottom w:w="0" w:type="dxa"/>
+          <w:right w:w="108" w:type="dxa"/>
+        </w:tblCellMar>
+      </w:tblPr>
+      <w:tblGrid>
+        <w:gridCol w:w="1057"/>
+        <w:gridCol w:w="6333"/>
         <w:gridCol w:w="2130"/>
       </w:tblGrid>
       <w:tr>
@@ -40003,7 +42134,7 @@
                 <w:szCs w:val="21"/>
                 <w:lang w:val="en-US" w:eastAsia="zh-CN" w:bidi="ar-SA"/>
               </w:rPr>
-              <w:t>fit(model, train_loader, val_loader, ckpt_path)</w:t>
+              <w:t>fit(model, train_loader, val_loader, data_module, ckpt_path)</w:t>
             </w:r>
           </w:p>
         </w:tc>
@@ -40073,8 +42204,15 @@
         <w:bidi w:val="0"/>
         <w:outlineLvl w:val="3"/>
         <w:rPr>
-          <w:rFonts w:hint="eastAsia"/>
-          <w:color w:val="0070C0"/>
+          <w:rFonts w:hint="eastAsia" w:ascii="华文中宋" w:hAnsi="华文中宋" w:eastAsia="华文中宋" w:cs="华文中宋"/>
+          <w:b/>
+          <w:bCs/>
+          <w:color w:val="7030A0"/>
+          <w:spacing w:val="0"/>
+          <w:kern w:val="2"/>
+          <w:sz w:val="21"/>
+          <w:szCs w:val="21"/>
+          <w:lang w:val="en-US" w:eastAsia="zh-CN" w:bidi="ar-SA"/>
         </w:rPr>
       </w:pPr>
       <w:r>
@@ -40114,8 +42252,1344 @@
         </w:tblCellMar>
       </w:tblPr>
       <w:tblGrid>
-        <w:gridCol w:w="2487"/>
-        <w:gridCol w:w="4468"/>
+        <w:gridCol w:w="1057"/>
+        <w:gridCol w:w="7633"/>
+        <w:gridCol w:w="1344"/>
+      </w:tblGrid>
+      <w:tr>
+        <w:tblPrEx>
+          <w:tblBorders>
+            <w:top w:val="single" w:color="auto" w:sz="4" w:space="0"/>
+            <w:left w:val="single" w:color="auto" w:sz="4" w:space="0"/>
+            <w:bottom w:val="single" w:color="auto" w:sz="4" w:space="0"/>
+            <w:right w:val="single" w:color="auto" w:sz="4" w:space="0"/>
+            <w:insideH w:val="single" w:color="auto" w:sz="4" w:space="0"/>
+            <w:insideV w:val="single" w:color="auto" w:sz="4" w:space="0"/>
+          </w:tblBorders>
+          <w:tblCellMar>
+            <w:top w:w="0" w:type="dxa"/>
+            <w:left w:w="108" w:type="dxa"/>
+            <w:bottom w:w="0" w:type="dxa"/>
+            <w:right w:w="108" w:type="dxa"/>
+          </w:tblCellMar>
+        </w:tblPrEx>
+        <w:tc>
+          <w:tcPr>
+            <w:tcW w:w="0" w:type="auto"/>
+            <w:gridSpan w:val="2"/>
+            <w:vAlign w:val="center"/>
+          </w:tcPr>
+          <w:p>
+            <w:pPr>
+              <w:pStyle w:val="26"/>
+              <w:bidi w:val="0"/>
+              <w:jc w:val="both"/>
+              <w:rPr>
+                <w:rFonts w:hint="default"/>
+                <w:lang w:val="en-US" w:eastAsia="zh-CN"/>
+              </w:rPr>
+            </w:pPr>
+            <w:r>
+              <w:rPr>
+                <w:rFonts w:hint="eastAsia" w:cs="华文中宋"/>
+                <w:b/>
+                <w:bCs/>
+                <w:color w:val="FF0000"/>
+                <w:kern w:val="2"/>
+                <w:sz w:val="21"/>
+                <w:szCs w:val="21"/>
+                <w:lang w:val="en-US" w:eastAsia="zh-CN" w:bidi="ar-SA"/>
+              </w:rPr>
+              <w:t>Callback</w:t>
+            </w:r>
+          </w:p>
+        </w:tc>
+        <w:tc>
+          <w:tcPr>
+            <w:tcW w:w="0" w:type="auto"/>
+            <w:vAlign w:val="center"/>
+          </w:tcPr>
+          <w:p>
+            <w:pPr>
+              <w:pStyle w:val="27"/>
+              <w:bidi w:val="0"/>
+              <w:jc w:val="both"/>
+              <w:rPr>
+                <w:rFonts w:hint="default"/>
+                <w:vertAlign w:val="baseline"/>
+                <w:lang w:val="en-US" w:eastAsia="zh-CN"/>
+              </w:rPr>
+            </w:pPr>
+            <w:r>
+              <w:rPr>
+                <w:rFonts w:hint="eastAsia"/>
+                <w:vertAlign w:val="baseline"/>
+                <w:lang w:val="en-US" w:eastAsia="zh-CN"/>
+              </w:rPr>
+              <w:t>回调</w:t>
+            </w:r>
+          </w:p>
+        </w:tc>
+      </w:tr>
+      <w:tr>
+        <w:tblPrEx>
+          <w:tblBorders>
+            <w:top w:val="single" w:color="auto" w:sz="4" w:space="0"/>
+            <w:left w:val="single" w:color="auto" w:sz="4" w:space="0"/>
+            <w:bottom w:val="single" w:color="auto" w:sz="4" w:space="0"/>
+            <w:right w:val="single" w:color="auto" w:sz="4" w:space="0"/>
+            <w:insideH w:val="single" w:color="auto" w:sz="4" w:space="0"/>
+            <w:insideV w:val="single" w:color="auto" w:sz="4" w:space="0"/>
+          </w:tblBorders>
+          <w:tblCellMar>
+            <w:top w:w="0" w:type="dxa"/>
+            <w:left w:w="108" w:type="dxa"/>
+            <w:bottom w:w="0" w:type="dxa"/>
+            <w:right w:w="108" w:type="dxa"/>
+          </w:tblCellMar>
+        </w:tblPrEx>
+        <w:trPr>
+          <w:trHeight w:val="90" w:hRule="atLeast"/>
+        </w:trPr>
+        <w:tc>
+          <w:tcPr>
+            <w:tcW w:w="0" w:type="auto"/>
+            <w:vMerge w:val="restart"/>
+            <w:vAlign w:val="center"/>
+          </w:tcPr>
+          <w:p>
+            <w:pPr>
+              <w:pStyle w:val="26"/>
+              <w:bidi w:val="0"/>
+              <w:jc w:val="both"/>
+              <w:rPr>
+                <w:rFonts w:hint="default" w:ascii="华文中宋" w:hAnsi="华文中宋" w:eastAsia="华文中宋" w:cs="华文中宋"/>
+                <w:b/>
+                <w:bCs/>
+                <w:color w:val="FF0000"/>
+                <w:kern w:val="2"/>
+                <w:sz w:val="21"/>
+                <w:szCs w:val="21"/>
+                <w:lang w:val="en-US" w:eastAsia="zh-CN" w:bidi="ar-SA"/>
+              </w:rPr>
+            </w:pPr>
+            <w:r>
+              <w:rPr>
+                <w:rFonts w:hint="eastAsia" w:cs="华文中宋"/>
+                <w:b/>
+                <w:bCs/>
+                <w:color w:val="ED7D31"/>
+                <w:kern w:val="2"/>
+                <w:sz w:val="21"/>
+                <w:szCs w:val="21"/>
+                <w:vertAlign w:val="baseline"/>
+                <w:lang w:val="en-US" w:eastAsia="zh-CN" w:bidi="ar-SA"/>
+              </w:rPr>
+              <w:t>抽象方法</w:t>
+            </w:r>
+          </w:p>
+        </w:tc>
+        <w:tc>
+          <w:tcPr>
+            <w:tcW w:w="0" w:type="auto"/>
+            <w:vAlign w:val="center"/>
+          </w:tcPr>
+          <w:p>
+            <w:pPr>
+              <w:pStyle w:val="26"/>
+              <w:bidi w:val="0"/>
+              <w:jc w:val="both"/>
+              <w:rPr>
+                <w:rFonts w:hint="default" w:cs="华文中宋"/>
+                <w:b/>
+                <w:bCs/>
+                <w:color w:val="FF0000"/>
+                <w:kern w:val="2"/>
+                <w:sz w:val="21"/>
+                <w:szCs w:val="21"/>
+                <w:lang w:val="en-US" w:eastAsia="zh-CN" w:bidi="ar-SA"/>
+              </w:rPr>
+            </w:pPr>
+            <w:r>
+              <w:rPr>
+                <w:rFonts w:hint="eastAsia" w:cs="华文中宋"/>
+                <w:b/>
+                <w:bCs/>
+                <w:color w:val="FF0000"/>
+                <w:kern w:val="2"/>
+                <w:sz w:val="21"/>
+                <w:szCs w:val="21"/>
+                <w:lang w:val="en-US" w:eastAsia="zh-CN" w:bidi="ar-SA"/>
+              </w:rPr>
+              <w:t>state_dict(self) / load_state_dict(self, state_dict)</w:t>
+            </w:r>
+          </w:p>
+        </w:tc>
+        <w:tc>
+          <w:tcPr>
+            <w:tcW w:w="0" w:type="auto"/>
+            <w:vAlign w:val="center"/>
+          </w:tcPr>
+          <w:p>
+            <w:pPr>
+              <w:pStyle w:val="27"/>
+              <w:bidi w:val="0"/>
+              <w:jc w:val="both"/>
+              <w:rPr>
+                <w:rFonts w:hint="default"/>
+                <w:vertAlign w:val="baseline"/>
+                <w:lang w:val="en-US" w:eastAsia="zh-CN"/>
+              </w:rPr>
+            </w:pPr>
+            <w:r>
+              <w:rPr>
+                <w:rFonts w:hint="eastAsia"/>
+                <w:vertAlign w:val="baseline"/>
+                <w:lang w:val="en-US" w:eastAsia="zh-CN"/>
+              </w:rPr>
+              <w:t>state</w:t>
+            </w:r>
+          </w:p>
+        </w:tc>
+      </w:tr>
+      <w:tr>
+        <w:tblPrEx>
+          <w:tblBorders>
+            <w:top w:val="single" w:color="auto" w:sz="4" w:space="0"/>
+            <w:left w:val="single" w:color="auto" w:sz="4" w:space="0"/>
+            <w:bottom w:val="single" w:color="auto" w:sz="4" w:space="0"/>
+            <w:right w:val="single" w:color="auto" w:sz="4" w:space="0"/>
+            <w:insideH w:val="single" w:color="auto" w:sz="4" w:space="0"/>
+            <w:insideV w:val="single" w:color="auto" w:sz="4" w:space="0"/>
+          </w:tblBorders>
+          <w:tblCellMar>
+            <w:top w:w="0" w:type="dxa"/>
+            <w:left w:w="108" w:type="dxa"/>
+            <w:bottom w:w="0" w:type="dxa"/>
+            <w:right w:w="108" w:type="dxa"/>
+          </w:tblCellMar>
+        </w:tblPrEx>
+        <w:trPr>
+          <w:trHeight w:val="90" w:hRule="atLeast"/>
+        </w:trPr>
+        <w:tc>
+          <w:tcPr>
+            <w:tcW w:w="0" w:type="auto"/>
+            <w:vMerge w:val="continue"/>
+            <w:vAlign w:val="center"/>
+          </w:tcPr>
+          <w:p>
+            <w:pPr>
+              <w:pStyle w:val="26"/>
+              <w:bidi w:val="0"/>
+              <w:jc w:val="both"/>
+              <w:rPr>
+                <w:rFonts w:hint="eastAsia" w:cs="华文中宋"/>
+                <w:b/>
+                <w:bCs/>
+                <w:color w:val="ED7D31"/>
+                <w:kern w:val="2"/>
+                <w:sz w:val="21"/>
+                <w:szCs w:val="21"/>
+                <w:vertAlign w:val="baseline"/>
+                <w:lang w:val="en-US" w:eastAsia="zh-CN" w:bidi="ar-SA"/>
+              </w:rPr>
+            </w:pPr>
+          </w:p>
+        </w:tc>
+        <w:tc>
+          <w:tcPr>
+            <w:tcW w:w="0" w:type="auto"/>
+            <w:vAlign w:val="center"/>
+          </w:tcPr>
+          <w:p>
+            <w:pPr>
+              <w:pStyle w:val="26"/>
+              <w:bidi w:val="0"/>
+              <w:jc w:val="both"/>
+              <w:rPr>
+                <w:rFonts w:hint="default" w:cs="华文中宋"/>
+                <w:b/>
+                <w:bCs/>
+                <w:color w:val="FF0000"/>
+                <w:kern w:val="2"/>
+                <w:sz w:val="21"/>
+                <w:szCs w:val="21"/>
+                <w:lang w:val="en-US" w:eastAsia="zh-CN" w:bidi="ar-SA"/>
+              </w:rPr>
+            </w:pPr>
+            <w:r>
+              <w:rPr>
+                <w:rFonts w:hint="eastAsia" w:cs="华文中宋"/>
+                <w:b/>
+                <w:bCs/>
+                <w:color w:val="FF0000"/>
+                <w:kern w:val="2"/>
+                <w:sz w:val="21"/>
+                <w:szCs w:val="21"/>
+                <w:lang w:val="en-US" w:eastAsia="zh-CN" w:bidi="ar-SA"/>
+              </w:rPr>
+              <w:t>on_save_checkpoint / on_load_checkpoint(self, trainer, pl_module, ckpt)</w:t>
+            </w:r>
+          </w:p>
+        </w:tc>
+        <w:tc>
+          <w:tcPr>
+            <w:tcW w:w="0" w:type="auto"/>
+            <w:vAlign w:val="center"/>
+          </w:tcPr>
+          <w:p>
+            <w:pPr>
+              <w:pStyle w:val="27"/>
+              <w:bidi w:val="0"/>
+              <w:jc w:val="both"/>
+              <w:rPr>
+                <w:rFonts w:hint="default"/>
+                <w:vertAlign w:val="baseline"/>
+                <w:lang w:val="en-US" w:eastAsia="zh-CN"/>
+              </w:rPr>
+            </w:pPr>
+            <w:r>
+              <w:rPr>
+                <w:rFonts w:hint="eastAsia"/>
+                <w:vertAlign w:val="baseline"/>
+                <w:lang w:val="en-US" w:eastAsia="zh-CN"/>
+              </w:rPr>
+              <w:t>checkpoint</w:t>
+            </w:r>
+          </w:p>
+        </w:tc>
+      </w:tr>
+      <w:tr>
+        <w:tblPrEx>
+          <w:tblBorders>
+            <w:top w:val="single" w:color="auto" w:sz="4" w:space="0"/>
+            <w:left w:val="single" w:color="auto" w:sz="4" w:space="0"/>
+            <w:bottom w:val="single" w:color="auto" w:sz="4" w:space="0"/>
+            <w:right w:val="single" w:color="auto" w:sz="4" w:space="0"/>
+            <w:insideH w:val="single" w:color="auto" w:sz="4" w:space="0"/>
+            <w:insideV w:val="single" w:color="auto" w:sz="4" w:space="0"/>
+          </w:tblBorders>
+          <w:tblCellMar>
+            <w:top w:w="0" w:type="dxa"/>
+            <w:left w:w="108" w:type="dxa"/>
+            <w:bottom w:w="0" w:type="dxa"/>
+            <w:right w:w="108" w:type="dxa"/>
+          </w:tblCellMar>
+        </w:tblPrEx>
+        <w:tc>
+          <w:tcPr>
+            <w:tcW w:w="0" w:type="auto"/>
+            <w:vMerge w:val="continue"/>
+            <w:tcBorders/>
+            <w:vAlign w:val="center"/>
+          </w:tcPr>
+          <w:p>
+            <w:pPr>
+              <w:pStyle w:val="26"/>
+              <w:bidi w:val="0"/>
+              <w:jc w:val="both"/>
+              <w:rPr>
+                <w:rFonts w:hint="default" w:ascii="华文中宋" w:hAnsi="华文中宋" w:eastAsia="华文中宋" w:cs="华文中宋"/>
+                <w:b/>
+                <w:bCs/>
+                <w:color w:val="FF0000"/>
+                <w:kern w:val="2"/>
+                <w:sz w:val="21"/>
+                <w:szCs w:val="21"/>
+                <w:lang w:val="en-US" w:eastAsia="zh-CN" w:bidi="ar-SA"/>
+              </w:rPr>
+            </w:pPr>
+          </w:p>
+        </w:tc>
+        <w:tc>
+          <w:tcPr>
+            <w:tcW w:w="0" w:type="auto"/>
+            <w:vAlign w:val="center"/>
+          </w:tcPr>
+          <w:p>
+            <w:pPr>
+              <w:pStyle w:val="26"/>
+              <w:bidi w:val="0"/>
+              <w:jc w:val="both"/>
+              <w:rPr>
+                <w:rFonts w:hint="eastAsia" w:cs="华文中宋"/>
+                <w:b/>
+                <w:bCs/>
+                <w:color w:val="FF0000"/>
+                <w:kern w:val="2"/>
+                <w:sz w:val="21"/>
+                <w:szCs w:val="21"/>
+                <w:lang w:val="en-US" w:eastAsia="zh-CN" w:bidi="ar-SA"/>
+              </w:rPr>
+            </w:pPr>
+            <w:r>
+              <w:rPr>
+                <w:rFonts w:hint="eastAsia" w:cs="华文中宋"/>
+                <w:b/>
+                <w:bCs/>
+                <w:color w:val="FF0000"/>
+                <w:kern w:val="2"/>
+                <w:sz w:val="21"/>
+                <w:szCs w:val="21"/>
+                <w:lang w:val="en-US" w:eastAsia="zh-CN" w:bidi="ar-SA"/>
+              </w:rPr>
+              <w:t xml:space="preserve">on_fit_start / on_fit_end / </w:t>
+            </w:r>
+          </w:p>
+          <w:p>
+            <w:pPr>
+              <w:pStyle w:val="26"/>
+              <w:bidi w:val="0"/>
+              <w:jc w:val="both"/>
+              <w:rPr>
+                <w:rFonts w:hint="eastAsia" w:cs="华文中宋"/>
+                <w:b/>
+                <w:bCs/>
+                <w:color w:val="FF0000"/>
+                <w:kern w:val="2"/>
+                <w:sz w:val="21"/>
+                <w:szCs w:val="21"/>
+                <w:lang w:val="en-US" w:eastAsia="zh-CN" w:bidi="ar-SA"/>
+              </w:rPr>
+            </w:pPr>
+            <w:r>
+              <w:rPr>
+                <w:rFonts w:hint="eastAsia" w:cs="华文中宋"/>
+                <w:b/>
+                <w:bCs/>
+                <w:color w:val="FF0000"/>
+                <w:kern w:val="2"/>
+                <w:sz w:val="21"/>
+                <w:szCs w:val="21"/>
+                <w:lang w:val="en-US" w:eastAsia="zh-CN" w:bidi="ar-SA"/>
+              </w:rPr>
+              <w:t xml:space="preserve">on_train_start / on_train_end / </w:t>
+            </w:r>
+          </w:p>
+          <w:p>
+            <w:pPr>
+              <w:pStyle w:val="26"/>
+              <w:bidi w:val="0"/>
+              <w:jc w:val="both"/>
+              <w:rPr>
+                <w:rFonts w:hint="eastAsia" w:cs="华文中宋"/>
+                <w:b/>
+                <w:bCs/>
+                <w:color w:val="FF0000"/>
+                <w:kern w:val="2"/>
+                <w:sz w:val="21"/>
+                <w:szCs w:val="21"/>
+                <w:lang w:val="en-US" w:eastAsia="zh-CN" w:bidi="ar-SA"/>
+              </w:rPr>
+            </w:pPr>
+            <w:r>
+              <w:rPr>
+                <w:rFonts w:hint="eastAsia" w:cs="华文中宋"/>
+                <w:b/>
+                <w:bCs/>
+                <w:color w:val="FF0000"/>
+                <w:kern w:val="2"/>
+                <w:sz w:val="21"/>
+                <w:szCs w:val="21"/>
+                <w:lang w:val="en-US" w:eastAsia="zh-CN" w:bidi="ar-SA"/>
+              </w:rPr>
+              <w:t xml:space="preserve">on_validation_start / on_validation_end / </w:t>
+            </w:r>
+          </w:p>
+          <w:p>
+            <w:pPr>
+              <w:pStyle w:val="26"/>
+              <w:bidi w:val="0"/>
+              <w:jc w:val="both"/>
+              <w:rPr>
+                <w:rFonts w:hint="eastAsia" w:cs="华文中宋"/>
+                <w:b/>
+                <w:bCs/>
+                <w:color w:val="FF0000"/>
+                <w:kern w:val="2"/>
+                <w:sz w:val="21"/>
+                <w:szCs w:val="21"/>
+                <w:lang w:val="en-US" w:eastAsia="zh-CN" w:bidi="ar-SA"/>
+              </w:rPr>
+            </w:pPr>
+            <w:r>
+              <w:rPr>
+                <w:rFonts w:hint="eastAsia" w:cs="华文中宋"/>
+                <w:b/>
+                <w:bCs/>
+                <w:color w:val="FF0000"/>
+                <w:kern w:val="2"/>
+                <w:sz w:val="21"/>
+                <w:szCs w:val="21"/>
+                <w:lang w:val="en-US" w:eastAsia="zh-CN" w:bidi="ar-SA"/>
+              </w:rPr>
+              <w:t xml:space="preserve">on_test_start / on_test_end / </w:t>
+            </w:r>
+          </w:p>
+          <w:p>
+            <w:pPr>
+              <w:pStyle w:val="26"/>
+              <w:bidi w:val="0"/>
+              <w:jc w:val="both"/>
+              <w:rPr>
+                <w:rFonts w:hint="default" w:cs="华文中宋"/>
+                <w:b/>
+                <w:bCs/>
+                <w:color w:val="FF0000"/>
+                <w:kern w:val="2"/>
+                <w:sz w:val="21"/>
+                <w:szCs w:val="21"/>
+                <w:lang w:val="en-US" w:eastAsia="zh-CN" w:bidi="ar-SA"/>
+              </w:rPr>
+            </w:pPr>
+            <w:r>
+              <w:rPr>
+                <w:rFonts w:hint="eastAsia" w:cs="华文中宋"/>
+                <w:b/>
+                <w:bCs/>
+                <w:color w:val="FF0000"/>
+                <w:kern w:val="2"/>
+                <w:sz w:val="21"/>
+                <w:szCs w:val="21"/>
+                <w:lang w:val="en-US" w:eastAsia="zh-CN" w:bidi="ar-SA"/>
+              </w:rPr>
+              <w:t>on_predict_start / on_predict_end(self, trainer, pl_module)</w:t>
+            </w:r>
+          </w:p>
+        </w:tc>
+        <w:tc>
+          <w:tcPr>
+            <w:tcW w:w="0" w:type="auto"/>
+            <w:vAlign w:val="center"/>
+          </w:tcPr>
+          <w:p>
+            <w:pPr>
+              <w:pStyle w:val="27"/>
+              <w:bidi w:val="0"/>
+              <w:jc w:val="both"/>
+              <w:rPr>
+                <w:rFonts w:hint="default"/>
+                <w:vertAlign w:val="baseline"/>
+                <w:lang w:val="en-US" w:eastAsia="zh-CN"/>
+              </w:rPr>
+            </w:pPr>
+            <w:r>
+              <w:rPr>
+                <w:rFonts w:hint="eastAsia"/>
+                <w:vertAlign w:val="baseline"/>
+                <w:lang w:val="en-US" w:eastAsia="zh-CN"/>
+              </w:rPr>
+              <w:t>stage</w:t>
+            </w:r>
+          </w:p>
+        </w:tc>
+      </w:tr>
+      <w:tr>
+        <w:tblPrEx>
+          <w:tblBorders>
+            <w:top w:val="single" w:color="auto" w:sz="4" w:space="0"/>
+            <w:left w:val="single" w:color="auto" w:sz="4" w:space="0"/>
+            <w:bottom w:val="single" w:color="auto" w:sz="4" w:space="0"/>
+            <w:right w:val="single" w:color="auto" w:sz="4" w:space="0"/>
+            <w:insideH w:val="single" w:color="auto" w:sz="4" w:space="0"/>
+            <w:insideV w:val="single" w:color="auto" w:sz="4" w:space="0"/>
+          </w:tblBorders>
+          <w:tblCellMar>
+            <w:top w:w="0" w:type="dxa"/>
+            <w:left w:w="108" w:type="dxa"/>
+            <w:bottom w:w="0" w:type="dxa"/>
+            <w:right w:w="108" w:type="dxa"/>
+          </w:tblCellMar>
+        </w:tblPrEx>
+        <w:tc>
+          <w:tcPr>
+            <w:tcW w:w="0" w:type="auto"/>
+            <w:vMerge w:val="continue"/>
+            <w:tcBorders/>
+            <w:vAlign w:val="center"/>
+          </w:tcPr>
+          <w:p>
+            <w:pPr>
+              <w:pStyle w:val="26"/>
+              <w:bidi w:val="0"/>
+              <w:jc w:val="both"/>
+              <w:rPr>
+                <w:rFonts w:hint="eastAsia" w:cs="华文中宋"/>
+                <w:b/>
+                <w:bCs/>
+                <w:color w:val="ED7D31"/>
+                <w:kern w:val="2"/>
+                <w:sz w:val="21"/>
+                <w:szCs w:val="21"/>
+                <w:vertAlign w:val="baseline"/>
+                <w:lang w:val="en-US" w:eastAsia="zh-CN" w:bidi="ar-SA"/>
+              </w:rPr>
+            </w:pPr>
+          </w:p>
+        </w:tc>
+        <w:tc>
+          <w:tcPr>
+            <w:tcW w:w="7633" w:type="dxa"/>
+            <w:shd w:val="clear" w:color="auto" w:fill="auto"/>
+            <w:vAlign w:val="center"/>
+          </w:tcPr>
+          <w:p>
+            <w:pPr>
+              <w:pStyle w:val="26"/>
+              <w:bidi w:val="0"/>
+              <w:jc w:val="both"/>
+              <w:rPr>
+                <w:rFonts w:hint="eastAsia" w:cs="华文中宋"/>
+                <w:b/>
+                <w:bCs/>
+                <w:color w:val="FF0000"/>
+                <w:kern w:val="2"/>
+                <w:sz w:val="21"/>
+                <w:szCs w:val="21"/>
+                <w:lang w:val="en-US" w:eastAsia="zh-CN" w:bidi="ar-SA"/>
+              </w:rPr>
+            </w:pPr>
+            <w:r>
+              <w:rPr>
+                <w:rFonts w:hint="eastAsia" w:cs="华文中宋"/>
+                <w:b/>
+                <w:bCs/>
+                <w:color w:val="FF0000"/>
+                <w:kern w:val="2"/>
+                <w:sz w:val="21"/>
+                <w:szCs w:val="21"/>
+                <w:lang w:val="en-US" w:eastAsia="zh-CN" w:bidi="ar-SA"/>
+              </w:rPr>
+              <w:t xml:space="preserve">on_train_batch_start / on_validation_batch_start / </w:t>
+            </w:r>
+          </w:p>
+          <w:p>
+            <w:pPr>
+              <w:pStyle w:val="26"/>
+              <w:bidi w:val="0"/>
+              <w:jc w:val="both"/>
+              <w:rPr>
+                <w:rFonts w:hint="eastAsia" w:cs="华文中宋"/>
+                <w:b/>
+                <w:bCs/>
+                <w:color w:val="FF0000"/>
+                <w:kern w:val="2"/>
+                <w:sz w:val="21"/>
+                <w:szCs w:val="21"/>
+                <w:lang w:val="en-US" w:eastAsia="zh-CN" w:bidi="ar-SA"/>
+              </w:rPr>
+            </w:pPr>
+            <w:r>
+              <w:rPr>
+                <w:rFonts w:hint="eastAsia" w:cs="华文中宋"/>
+                <w:b/>
+                <w:bCs/>
+                <w:color w:val="FF0000"/>
+                <w:kern w:val="2"/>
+                <w:sz w:val="21"/>
+                <w:szCs w:val="21"/>
+                <w:lang w:val="en-US" w:eastAsia="zh-CN" w:bidi="ar-SA"/>
+              </w:rPr>
+              <w:t>on_test_batch_start / on_predict_batch_start</w:t>
+            </w:r>
+          </w:p>
+          <w:p>
+            <w:pPr>
+              <w:pStyle w:val="26"/>
+              <w:bidi w:val="0"/>
+              <w:jc w:val="both"/>
+              <w:rPr>
+                <w:rFonts w:hint="eastAsia" w:ascii="华文中宋" w:hAnsi="华文中宋" w:eastAsia="华文中宋" w:cs="华文中宋"/>
+                <w:b/>
+                <w:bCs/>
+                <w:color w:val="FF0000"/>
+                <w:kern w:val="2"/>
+                <w:sz w:val="21"/>
+                <w:szCs w:val="21"/>
+                <w:lang w:val="en-US" w:eastAsia="zh-CN" w:bidi="ar-SA"/>
+              </w:rPr>
+            </w:pPr>
+            <w:r>
+              <w:rPr>
+                <w:rFonts w:hint="eastAsia" w:cs="华文中宋"/>
+                <w:b/>
+                <w:bCs/>
+                <w:color w:val="FF0000"/>
+                <w:kern w:val="2"/>
+                <w:sz w:val="21"/>
+                <w:szCs w:val="21"/>
+                <w:lang w:val="en-US" w:eastAsia="zh-CN" w:bidi="ar-SA"/>
+              </w:rPr>
+              <w:t>(self, trainer, pl_module, ...)</w:t>
+            </w:r>
+          </w:p>
+        </w:tc>
+        <w:tc>
+          <w:tcPr>
+            <w:tcW w:w="1218" w:type="dxa"/>
+            <w:shd w:val="clear" w:color="auto" w:fill="auto"/>
+            <w:vAlign w:val="center"/>
+          </w:tcPr>
+          <w:p>
+            <w:pPr>
+              <w:pStyle w:val="27"/>
+              <w:bidi w:val="0"/>
+              <w:jc w:val="both"/>
+              <w:rPr>
+                <w:rFonts w:hint="default" w:ascii="华文中宋" w:hAnsi="华文中宋" w:eastAsia="华文中宋" w:cs="华文中宋"/>
+                <w:b/>
+                <w:bCs/>
+                <w:color w:val="EA82E5"/>
+                <w:kern w:val="2"/>
+                <w:sz w:val="21"/>
+                <w:szCs w:val="21"/>
+                <w:vertAlign w:val="baseline"/>
+                <w:lang w:val="en-US" w:eastAsia="zh-CN" w:bidi="ar-SA"/>
+              </w:rPr>
+            </w:pPr>
+            <w:r>
+              <w:rPr>
+                <w:rFonts w:hint="eastAsia" w:cs="华文中宋"/>
+                <w:b/>
+                <w:bCs/>
+                <w:color w:val="EA82E5"/>
+                <w:kern w:val="2"/>
+                <w:sz w:val="21"/>
+                <w:szCs w:val="21"/>
+                <w:vertAlign w:val="baseline"/>
+                <w:lang w:val="en-US" w:eastAsia="zh-CN" w:bidi="ar-SA"/>
+              </w:rPr>
+              <w:t>step start</w:t>
+            </w:r>
+          </w:p>
+        </w:tc>
+      </w:tr>
+      <w:tr>
+        <w:tblPrEx>
+          <w:tblBorders>
+            <w:top w:val="single" w:color="auto" w:sz="4" w:space="0"/>
+            <w:left w:val="single" w:color="auto" w:sz="4" w:space="0"/>
+            <w:bottom w:val="single" w:color="auto" w:sz="4" w:space="0"/>
+            <w:right w:val="single" w:color="auto" w:sz="4" w:space="0"/>
+            <w:insideH w:val="single" w:color="auto" w:sz="4" w:space="0"/>
+            <w:insideV w:val="single" w:color="auto" w:sz="4" w:space="0"/>
+          </w:tblBorders>
+          <w:tblCellMar>
+            <w:top w:w="0" w:type="dxa"/>
+            <w:left w:w="108" w:type="dxa"/>
+            <w:bottom w:w="0" w:type="dxa"/>
+            <w:right w:w="108" w:type="dxa"/>
+          </w:tblCellMar>
+        </w:tblPrEx>
+        <w:tc>
+          <w:tcPr>
+            <w:tcW w:w="0" w:type="auto"/>
+            <w:vMerge w:val="continue"/>
+            <w:tcBorders/>
+            <w:vAlign w:val="center"/>
+          </w:tcPr>
+          <w:p>
+            <w:pPr>
+              <w:pStyle w:val="26"/>
+              <w:bidi w:val="0"/>
+              <w:jc w:val="both"/>
+              <w:rPr>
+                <w:rFonts w:hint="eastAsia" w:cs="华文中宋"/>
+                <w:b/>
+                <w:bCs/>
+                <w:color w:val="ED7D31"/>
+                <w:kern w:val="2"/>
+                <w:sz w:val="21"/>
+                <w:szCs w:val="21"/>
+                <w:vertAlign w:val="baseline"/>
+                <w:lang w:val="en-US" w:eastAsia="zh-CN" w:bidi="ar-SA"/>
+              </w:rPr>
+            </w:pPr>
+          </w:p>
+        </w:tc>
+        <w:tc>
+          <w:tcPr>
+            <w:tcW w:w="7633" w:type="dxa"/>
+            <w:shd w:val="clear" w:color="auto" w:fill="auto"/>
+            <w:vAlign w:val="center"/>
+          </w:tcPr>
+          <w:p>
+            <w:pPr>
+              <w:pStyle w:val="26"/>
+              <w:bidi w:val="0"/>
+              <w:jc w:val="both"/>
+              <w:rPr>
+                <w:rFonts w:hint="eastAsia" w:cs="华文中宋"/>
+                <w:b/>
+                <w:bCs/>
+                <w:color w:val="FF0000"/>
+                <w:kern w:val="2"/>
+                <w:sz w:val="21"/>
+                <w:szCs w:val="21"/>
+                <w:lang w:val="en-US" w:eastAsia="zh-CN" w:bidi="ar-SA"/>
+              </w:rPr>
+            </w:pPr>
+            <w:r>
+              <w:rPr>
+                <w:rFonts w:hint="eastAsia" w:cs="华文中宋"/>
+                <w:b/>
+                <w:bCs/>
+                <w:color w:val="FF0000"/>
+                <w:kern w:val="2"/>
+                <w:sz w:val="21"/>
+                <w:szCs w:val="21"/>
+                <w:lang w:val="en-US" w:eastAsia="zh-CN" w:bidi="ar-SA"/>
+              </w:rPr>
+              <w:t xml:space="preserve">on_train_batch_end / on_validation_batch_end / </w:t>
+            </w:r>
+          </w:p>
+          <w:p>
+            <w:pPr>
+              <w:pStyle w:val="26"/>
+              <w:bidi w:val="0"/>
+              <w:jc w:val="both"/>
+              <w:rPr>
+                <w:rFonts w:hint="eastAsia" w:cs="华文中宋"/>
+                <w:b/>
+                <w:bCs/>
+                <w:color w:val="FF0000"/>
+                <w:kern w:val="2"/>
+                <w:sz w:val="21"/>
+                <w:szCs w:val="21"/>
+                <w:lang w:val="en-US" w:eastAsia="zh-CN" w:bidi="ar-SA"/>
+              </w:rPr>
+            </w:pPr>
+            <w:r>
+              <w:rPr>
+                <w:rFonts w:hint="eastAsia" w:cs="华文中宋"/>
+                <w:b/>
+                <w:bCs/>
+                <w:color w:val="FF0000"/>
+                <w:kern w:val="2"/>
+                <w:sz w:val="21"/>
+                <w:szCs w:val="21"/>
+                <w:lang w:val="en-US" w:eastAsia="zh-CN" w:bidi="ar-SA"/>
+              </w:rPr>
+              <w:t>on_test_batch_end / on_predict_batch_end</w:t>
+            </w:r>
+          </w:p>
+          <w:p>
+            <w:pPr>
+              <w:pStyle w:val="26"/>
+              <w:bidi w:val="0"/>
+              <w:jc w:val="both"/>
+              <w:rPr>
+                <w:rFonts w:hint="eastAsia" w:cs="华文中宋"/>
+                <w:b/>
+                <w:bCs/>
+                <w:color w:val="FF0000"/>
+                <w:kern w:val="2"/>
+                <w:sz w:val="21"/>
+                <w:szCs w:val="21"/>
+                <w:lang w:val="en-US" w:eastAsia="zh-CN" w:bidi="ar-SA"/>
+              </w:rPr>
+            </w:pPr>
+            <w:r>
+              <w:rPr>
+                <w:rFonts w:hint="eastAsia" w:cs="华文中宋"/>
+                <w:b/>
+                <w:bCs/>
+                <w:color w:val="FF0000"/>
+                <w:kern w:val="2"/>
+                <w:sz w:val="21"/>
+                <w:szCs w:val="21"/>
+                <w:lang w:val="en-US" w:eastAsia="zh-CN" w:bidi="ar-SA"/>
+              </w:rPr>
+              <w:t>(self, trainer, pl_module, ...)</w:t>
+            </w:r>
+          </w:p>
+        </w:tc>
+        <w:tc>
+          <w:tcPr>
+            <w:tcW w:w="1218" w:type="dxa"/>
+            <w:shd w:val="clear" w:color="auto" w:fill="auto"/>
+            <w:vAlign w:val="center"/>
+          </w:tcPr>
+          <w:p>
+            <w:pPr>
+              <w:pStyle w:val="27"/>
+              <w:bidi w:val="0"/>
+              <w:jc w:val="both"/>
+              <w:rPr>
+                <w:rFonts w:hint="eastAsia" w:cs="华文中宋"/>
+                <w:b/>
+                <w:bCs/>
+                <w:color w:val="EA82E5"/>
+                <w:kern w:val="2"/>
+                <w:sz w:val="21"/>
+                <w:szCs w:val="21"/>
+                <w:vertAlign w:val="baseline"/>
+                <w:lang w:val="en-US" w:eastAsia="zh-CN" w:bidi="ar-SA"/>
+              </w:rPr>
+            </w:pPr>
+            <w:r>
+              <w:rPr>
+                <w:rFonts w:hint="eastAsia" w:cs="华文中宋"/>
+                <w:b/>
+                <w:bCs/>
+                <w:color w:val="EA82E5"/>
+                <w:kern w:val="2"/>
+                <w:sz w:val="21"/>
+                <w:szCs w:val="21"/>
+                <w:vertAlign w:val="baseline"/>
+                <w:lang w:val="en-US" w:eastAsia="zh-CN" w:bidi="ar-SA"/>
+              </w:rPr>
+              <w:t>step end</w:t>
+            </w:r>
+          </w:p>
+        </w:tc>
+      </w:tr>
+      <w:tr>
+        <w:tblPrEx>
+          <w:tblBorders>
+            <w:top w:val="single" w:color="auto" w:sz="4" w:space="0"/>
+            <w:left w:val="single" w:color="auto" w:sz="4" w:space="0"/>
+            <w:bottom w:val="single" w:color="auto" w:sz="4" w:space="0"/>
+            <w:right w:val="single" w:color="auto" w:sz="4" w:space="0"/>
+            <w:insideH w:val="single" w:color="auto" w:sz="4" w:space="0"/>
+            <w:insideV w:val="single" w:color="auto" w:sz="4" w:space="0"/>
+          </w:tblBorders>
+          <w:tblCellMar>
+            <w:top w:w="0" w:type="dxa"/>
+            <w:left w:w="108" w:type="dxa"/>
+            <w:bottom w:w="0" w:type="dxa"/>
+            <w:right w:w="108" w:type="dxa"/>
+          </w:tblCellMar>
+        </w:tblPrEx>
+        <w:tc>
+          <w:tcPr>
+            <w:tcW w:w="0" w:type="auto"/>
+            <w:vMerge w:val="continue"/>
+            <w:tcBorders/>
+            <w:vAlign w:val="center"/>
+          </w:tcPr>
+          <w:p>
+            <w:pPr>
+              <w:pStyle w:val="26"/>
+              <w:bidi w:val="0"/>
+              <w:jc w:val="both"/>
+              <w:rPr>
+                <w:rFonts w:hint="eastAsia" w:cs="华文中宋"/>
+                <w:b/>
+                <w:bCs/>
+                <w:color w:val="ED7D31"/>
+                <w:kern w:val="2"/>
+                <w:sz w:val="21"/>
+                <w:szCs w:val="21"/>
+                <w:vertAlign w:val="baseline"/>
+                <w:lang w:val="en-US" w:eastAsia="zh-CN" w:bidi="ar-SA"/>
+              </w:rPr>
+            </w:pPr>
+          </w:p>
+        </w:tc>
+        <w:tc>
+          <w:tcPr>
+            <w:tcW w:w="0" w:type="auto"/>
+            <w:shd w:val="clear" w:color="auto" w:fill="auto"/>
+            <w:vAlign w:val="center"/>
+          </w:tcPr>
+          <w:p>
+            <w:pPr>
+              <w:pStyle w:val="26"/>
+              <w:bidi w:val="0"/>
+              <w:jc w:val="both"/>
+              <w:rPr>
+                <w:rFonts w:hint="eastAsia" w:cs="华文中宋"/>
+                <w:b/>
+                <w:bCs/>
+                <w:color w:val="FF0000"/>
+                <w:kern w:val="2"/>
+                <w:sz w:val="21"/>
+                <w:szCs w:val="21"/>
+                <w:lang w:val="en-US" w:eastAsia="zh-CN" w:bidi="ar-SA"/>
+              </w:rPr>
+            </w:pPr>
+            <w:r>
+              <w:rPr>
+                <w:rFonts w:hint="eastAsia" w:cs="华文中宋"/>
+                <w:b/>
+                <w:bCs/>
+                <w:color w:val="FF0000"/>
+                <w:kern w:val="2"/>
+                <w:sz w:val="21"/>
+                <w:szCs w:val="21"/>
+                <w:lang w:val="en-US" w:eastAsia="zh-CN" w:bidi="ar-SA"/>
+              </w:rPr>
+              <w:t xml:space="preserve">on_train_epoch_start / on_train_epoch_end / </w:t>
+            </w:r>
+          </w:p>
+          <w:p>
+            <w:pPr>
+              <w:pStyle w:val="26"/>
+              <w:bidi w:val="0"/>
+              <w:jc w:val="both"/>
+              <w:rPr>
+                <w:rFonts w:hint="eastAsia" w:cs="华文中宋"/>
+                <w:b/>
+                <w:bCs/>
+                <w:color w:val="FF0000"/>
+                <w:kern w:val="2"/>
+                <w:sz w:val="21"/>
+                <w:szCs w:val="21"/>
+                <w:lang w:val="en-US" w:eastAsia="zh-CN" w:bidi="ar-SA"/>
+              </w:rPr>
+            </w:pPr>
+            <w:r>
+              <w:rPr>
+                <w:rFonts w:hint="eastAsia" w:cs="华文中宋"/>
+                <w:b/>
+                <w:bCs/>
+                <w:color w:val="FF0000"/>
+                <w:kern w:val="2"/>
+                <w:sz w:val="21"/>
+                <w:szCs w:val="21"/>
+                <w:lang w:val="en-US" w:eastAsia="zh-CN" w:bidi="ar-SA"/>
+              </w:rPr>
+              <w:t xml:space="preserve">on_validation_epoch_start / on_validation_epoch_end / </w:t>
+            </w:r>
+          </w:p>
+          <w:p>
+            <w:pPr>
+              <w:pStyle w:val="26"/>
+              <w:bidi w:val="0"/>
+              <w:jc w:val="both"/>
+              <w:rPr>
+                <w:rFonts w:hint="eastAsia" w:cs="华文中宋"/>
+                <w:b/>
+                <w:bCs/>
+                <w:color w:val="FF0000"/>
+                <w:kern w:val="2"/>
+                <w:sz w:val="21"/>
+                <w:szCs w:val="21"/>
+                <w:lang w:val="en-US" w:eastAsia="zh-CN" w:bidi="ar-SA"/>
+              </w:rPr>
+            </w:pPr>
+            <w:r>
+              <w:rPr>
+                <w:rFonts w:hint="eastAsia" w:cs="华文中宋"/>
+                <w:b/>
+                <w:bCs/>
+                <w:color w:val="FF0000"/>
+                <w:kern w:val="2"/>
+                <w:sz w:val="21"/>
+                <w:szCs w:val="21"/>
+                <w:lang w:val="en-US" w:eastAsia="zh-CN" w:bidi="ar-SA"/>
+              </w:rPr>
+              <w:t xml:space="preserve">on_test_epoch_start / on_test_epoch_end / </w:t>
+            </w:r>
+          </w:p>
+          <w:p>
+            <w:pPr>
+              <w:pStyle w:val="26"/>
+              <w:bidi w:val="0"/>
+              <w:jc w:val="both"/>
+              <w:rPr>
+                <w:rFonts w:hint="default" w:cs="华文中宋"/>
+                <w:b/>
+                <w:bCs/>
+                <w:color w:val="FF0000"/>
+                <w:kern w:val="2"/>
+                <w:sz w:val="21"/>
+                <w:szCs w:val="21"/>
+                <w:lang w:val="en-US" w:eastAsia="zh-CN" w:bidi="ar-SA"/>
+              </w:rPr>
+            </w:pPr>
+            <w:r>
+              <w:rPr>
+                <w:rFonts w:hint="eastAsia" w:cs="华文中宋"/>
+                <w:b/>
+                <w:bCs/>
+                <w:color w:val="FF0000"/>
+                <w:kern w:val="2"/>
+                <w:sz w:val="21"/>
+                <w:szCs w:val="21"/>
+                <w:lang w:val="en-US" w:eastAsia="zh-CN" w:bidi="ar-SA"/>
+              </w:rPr>
+              <w:t>on_predict_epoch_start / on_predict_epoch_end(self, trainer, pl_module)</w:t>
+            </w:r>
+          </w:p>
+        </w:tc>
+        <w:tc>
+          <w:tcPr>
+            <w:tcW w:w="0" w:type="auto"/>
+            <w:shd w:val="clear" w:color="auto" w:fill="auto"/>
+            <w:vAlign w:val="center"/>
+          </w:tcPr>
+          <w:p>
+            <w:pPr>
+              <w:pStyle w:val="27"/>
+              <w:bidi w:val="0"/>
+              <w:jc w:val="both"/>
+              <w:rPr>
+                <w:rFonts w:hint="default" w:cs="华文中宋"/>
+                <w:b/>
+                <w:bCs/>
+                <w:color w:val="EA82E5"/>
+                <w:kern w:val="2"/>
+                <w:sz w:val="21"/>
+                <w:szCs w:val="21"/>
+                <w:vertAlign w:val="baseline"/>
+                <w:lang w:val="en-US" w:eastAsia="zh-CN" w:bidi="ar-SA"/>
+              </w:rPr>
+            </w:pPr>
+            <w:r>
+              <w:rPr>
+                <w:rFonts w:hint="eastAsia" w:cs="华文中宋"/>
+                <w:b/>
+                <w:bCs/>
+                <w:color w:val="EA82E5"/>
+                <w:kern w:val="2"/>
+                <w:sz w:val="21"/>
+                <w:szCs w:val="21"/>
+                <w:vertAlign w:val="baseline"/>
+                <w:lang w:val="en-US" w:eastAsia="zh-CN" w:bidi="ar-SA"/>
+              </w:rPr>
+              <w:t>epoch</w:t>
+            </w:r>
+          </w:p>
+        </w:tc>
+      </w:tr>
+      <w:tr>
+        <w:tblPrEx>
+          <w:tblBorders>
+            <w:top w:val="single" w:color="auto" w:sz="4" w:space="0"/>
+            <w:left w:val="single" w:color="auto" w:sz="4" w:space="0"/>
+            <w:bottom w:val="single" w:color="auto" w:sz="4" w:space="0"/>
+            <w:right w:val="single" w:color="auto" w:sz="4" w:space="0"/>
+            <w:insideH w:val="single" w:color="auto" w:sz="4" w:space="0"/>
+            <w:insideV w:val="single" w:color="auto" w:sz="4" w:space="0"/>
+          </w:tblBorders>
+          <w:tblCellMar>
+            <w:top w:w="0" w:type="dxa"/>
+            <w:left w:w="108" w:type="dxa"/>
+            <w:bottom w:w="0" w:type="dxa"/>
+            <w:right w:w="108" w:type="dxa"/>
+          </w:tblCellMar>
+        </w:tblPrEx>
+        <w:tc>
+          <w:tcPr>
+            <w:tcW w:w="0" w:type="auto"/>
+            <w:vMerge w:val="continue"/>
+            <w:tcBorders/>
+            <w:vAlign w:val="center"/>
+          </w:tcPr>
+          <w:p>
+            <w:pPr>
+              <w:pStyle w:val="26"/>
+              <w:bidi w:val="0"/>
+              <w:jc w:val="both"/>
+              <w:rPr>
+                <w:rFonts w:hint="eastAsia" w:cs="华文中宋"/>
+                <w:b/>
+                <w:bCs/>
+                <w:color w:val="ED7D31"/>
+                <w:kern w:val="2"/>
+                <w:sz w:val="21"/>
+                <w:szCs w:val="21"/>
+                <w:vertAlign w:val="baseline"/>
+                <w:lang w:val="en-US" w:eastAsia="zh-CN" w:bidi="ar-SA"/>
+              </w:rPr>
+            </w:pPr>
+          </w:p>
+        </w:tc>
+        <w:tc>
+          <w:tcPr>
+            <w:tcW w:w="0" w:type="auto"/>
+            <w:shd w:val="clear" w:color="auto" w:fill="auto"/>
+            <w:vAlign w:val="center"/>
+          </w:tcPr>
+          <w:p>
+            <w:pPr>
+              <w:pStyle w:val="26"/>
+              <w:bidi w:val="0"/>
+              <w:jc w:val="both"/>
+              <w:rPr>
+                <w:rFonts w:hint="eastAsia" w:cs="华文中宋"/>
+                <w:b/>
+                <w:bCs/>
+                <w:color w:val="FF0000"/>
+                <w:kern w:val="2"/>
+                <w:sz w:val="21"/>
+                <w:szCs w:val="21"/>
+                <w:lang w:val="en-US" w:eastAsia="zh-CN" w:bidi="ar-SA"/>
+              </w:rPr>
+            </w:pPr>
+            <w:r>
+              <w:rPr>
+                <w:rFonts w:hint="eastAsia" w:cs="华文中宋"/>
+                <w:b/>
+                <w:bCs/>
+                <w:color w:val="FF0000"/>
+                <w:kern w:val="2"/>
+                <w:sz w:val="21"/>
+                <w:szCs w:val="21"/>
+                <w:lang w:val="en-US" w:eastAsia="zh-CN" w:bidi="ar-SA"/>
+              </w:rPr>
+              <w:t>on_before_zero_grad(self, optimizer) /</w:t>
+            </w:r>
+          </w:p>
+          <w:p>
+            <w:pPr>
+              <w:pStyle w:val="26"/>
+              <w:bidi w:val="0"/>
+              <w:jc w:val="both"/>
+              <w:rPr>
+                <w:rFonts w:hint="eastAsia" w:cs="华文中宋"/>
+                <w:b/>
+                <w:bCs/>
+                <w:color w:val="FF0000"/>
+                <w:kern w:val="2"/>
+                <w:sz w:val="21"/>
+                <w:szCs w:val="21"/>
+                <w:lang w:val="en-US" w:eastAsia="zh-CN" w:bidi="ar-SA"/>
+              </w:rPr>
+            </w:pPr>
+            <w:r>
+              <w:rPr>
+                <w:rFonts w:hint="default" w:cs="华文中宋"/>
+                <w:b/>
+                <w:bCs/>
+                <w:color w:val="FF0000"/>
+                <w:kern w:val="2"/>
+                <w:sz w:val="21"/>
+                <w:szCs w:val="21"/>
+                <w:lang w:val="en-US" w:eastAsia="zh-CN" w:bidi="ar-SA"/>
+              </w:rPr>
+              <w:t>on_before_backward(self, loss)</w:t>
+            </w:r>
+            <w:r>
+              <w:rPr>
+                <w:rFonts w:hint="eastAsia" w:cs="华文中宋"/>
+                <w:b/>
+                <w:bCs/>
+                <w:color w:val="FF0000"/>
+                <w:kern w:val="2"/>
+                <w:sz w:val="21"/>
+                <w:szCs w:val="21"/>
+                <w:lang w:val="en-US" w:eastAsia="zh-CN" w:bidi="ar-SA"/>
+              </w:rPr>
+              <w:t xml:space="preserve"> / on_after_backward(self) /</w:t>
+            </w:r>
+          </w:p>
+          <w:p>
+            <w:pPr>
+              <w:pStyle w:val="26"/>
+              <w:bidi w:val="0"/>
+              <w:jc w:val="both"/>
+              <w:rPr>
+                <w:rFonts w:hint="default" w:cs="华文中宋"/>
+                <w:b/>
+                <w:bCs/>
+                <w:color w:val="FF0000"/>
+                <w:kern w:val="2"/>
+                <w:sz w:val="21"/>
+                <w:szCs w:val="21"/>
+                <w:lang w:val="en-US" w:eastAsia="zh-CN" w:bidi="ar-SA"/>
+              </w:rPr>
+            </w:pPr>
+            <w:r>
+              <w:rPr>
+                <w:rFonts w:hint="default" w:cs="华文中宋"/>
+                <w:b/>
+                <w:bCs/>
+                <w:color w:val="FF0000"/>
+                <w:kern w:val="2"/>
+                <w:sz w:val="21"/>
+                <w:szCs w:val="21"/>
+                <w:lang w:val="en-US" w:eastAsia="zh-CN" w:bidi="ar-SA"/>
+              </w:rPr>
+              <w:t>on_before_optimizer_step(self, optimizer)</w:t>
+            </w:r>
+          </w:p>
+        </w:tc>
+        <w:tc>
+          <w:tcPr>
+            <w:tcW w:w="0" w:type="auto"/>
+            <w:shd w:val="clear" w:color="auto" w:fill="auto"/>
+            <w:vAlign w:val="center"/>
+          </w:tcPr>
+          <w:p>
+            <w:pPr>
+              <w:pStyle w:val="27"/>
+              <w:bidi w:val="0"/>
+              <w:jc w:val="both"/>
+              <w:rPr>
+                <w:rFonts w:hint="default" w:cs="华文中宋"/>
+                <w:b/>
+                <w:bCs/>
+                <w:color w:val="EA82E5"/>
+                <w:kern w:val="2"/>
+                <w:sz w:val="21"/>
+                <w:szCs w:val="21"/>
+                <w:vertAlign w:val="baseline"/>
+                <w:lang w:val="en-US" w:eastAsia="zh-CN" w:bidi="ar-SA"/>
+              </w:rPr>
+            </w:pPr>
+            <w:r>
+              <w:rPr>
+                <w:rFonts w:hint="eastAsia" w:cs="华文中宋"/>
+                <w:b/>
+                <w:bCs/>
+                <w:color w:val="EA82E5"/>
+                <w:kern w:val="2"/>
+                <w:sz w:val="21"/>
+                <w:szCs w:val="21"/>
+                <w:vertAlign w:val="baseline"/>
+                <w:lang w:val="en-US" w:eastAsia="zh-CN" w:bidi="ar-SA"/>
+              </w:rPr>
+              <w:t>backward</w:t>
+            </w:r>
+          </w:p>
+        </w:tc>
+      </w:tr>
+    </w:tbl>
+    <w:p>
+      <w:pPr>
+        <w:pStyle w:val="19"/>
+        <w:bidi w:val="0"/>
+        <w:outlineLvl w:val="9"/>
+        <w:rPr>
+          <w:rFonts w:hint="eastAsia" w:ascii="华文中宋" w:hAnsi="华文中宋" w:eastAsia="华文中宋" w:cs="华文中宋"/>
+          <w:b/>
+          <w:bCs/>
+          <w:color w:val="7030A0"/>
+          <w:spacing w:val="0"/>
+          <w:kern w:val="2"/>
+          <w:sz w:val="21"/>
+          <w:szCs w:val="21"/>
+          <w:lang w:val="en-US" w:eastAsia="zh-CN" w:bidi="ar-SA"/>
+        </w:rPr>
+      </w:pPr>
+    </w:p>
+    <w:tbl>
+      <w:tblPr>
+        <w:tblStyle w:val="12"/>
+        <w:tblW w:w="0" w:type="auto"/>
+        <w:tblInd w:w="0" w:type="dxa"/>
+        <w:tblBorders>
+          <w:top w:val="single" w:color="auto" w:sz="4" w:space="0"/>
+          <w:left w:val="single" w:color="auto" w:sz="4" w:space="0"/>
+          <w:bottom w:val="single" w:color="auto" w:sz="4" w:space="0"/>
+          <w:right w:val="single" w:color="auto" w:sz="4" w:space="0"/>
+          <w:insideH w:val="single" w:color="auto" w:sz="4" w:space="0"/>
+          <w:insideV w:val="single" w:color="auto" w:sz="4" w:space="0"/>
+        </w:tblBorders>
+        <w:tblLayout w:type="autofit"/>
+        <w:tblCellMar>
+          <w:top w:w="0" w:type="dxa"/>
+          <w:left w:w="108" w:type="dxa"/>
+          <w:bottom w:w="0" w:type="dxa"/>
+          <w:right w:w="108" w:type="dxa"/>
+        </w:tblCellMar>
+      </w:tblPr>
+      <w:tblGrid>
+        <w:gridCol w:w="4640"/>
         <w:gridCol w:w="1057"/>
       </w:tblGrid>
       <w:tr>
@@ -40138,7 +43612,6 @@
         <w:tc>
           <w:tcPr>
             <w:tcW w:w="0" w:type="auto"/>
-            <w:gridSpan w:val="2"/>
             <w:vAlign w:val="center"/>
           </w:tcPr>
           <w:p>
@@ -40146,12 +43619,6 @@
               <w:pStyle w:val="26"/>
               <w:bidi w:val="0"/>
               <w:jc w:val="both"/>
-              <w:rPr>
-                <w:rFonts w:hint="default"/>
-                <w:lang w:val="en-US" w:eastAsia="zh-CN"/>
-              </w:rPr>
-            </w:pPr>
-            <w:r>
               <w:rPr>
                 <w:rFonts w:hint="eastAsia" w:cs="华文中宋"/>
                 <w:b/>
@@ -40162,64 +43629,8 @@
                 <w:szCs w:val="21"/>
                 <w:lang w:val="en-US" w:eastAsia="zh-CN" w:bidi="ar-SA"/>
               </w:rPr>
-              <w:t>ModelCheckpoint(filename, monitor, mode, save_last, save_top_k)</w:t>
-            </w:r>
-          </w:p>
-        </w:tc>
-        <w:tc>
-          <w:tcPr>
-            <w:tcW w:w="0" w:type="auto"/>
-            <w:vAlign w:val="center"/>
-          </w:tcPr>
-          <w:p>
-            <w:pPr>
-              <w:pStyle w:val="27"/>
-              <w:bidi w:val="0"/>
-              <w:jc w:val="both"/>
-              <w:rPr>
-                <w:rFonts w:hint="default"/>
-                <w:vertAlign w:val="baseline"/>
-                <w:lang w:val="en-US" w:eastAsia="zh-CN"/>
-              </w:rPr>
-            </w:pPr>
-            <w:r>
-              <w:rPr>
-                <w:rFonts w:hint="eastAsia"/>
-                <w:vertAlign w:val="baseline"/>
-                <w:lang w:val="en-US" w:eastAsia="zh-CN"/>
-              </w:rPr>
-              <w:t>模型权重</w:t>
-            </w:r>
-          </w:p>
-        </w:tc>
-      </w:tr>
-      <w:tr>
-        <w:tblPrEx>
-          <w:tblBorders>
-            <w:top w:val="single" w:color="auto" w:sz="4" w:space="0"/>
-            <w:left w:val="single" w:color="auto" w:sz="4" w:space="0"/>
-            <w:bottom w:val="single" w:color="auto" w:sz="4" w:space="0"/>
-            <w:right w:val="single" w:color="auto" w:sz="4" w:space="0"/>
-            <w:insideH w:val="single" w:color="auto" w:sz="4" w:space="0"/>
-            <w:insideV w:val="single" w:color="auto" w:sz="4" w:space="0"/>
-          </w:tblBorders>
-          <w:tblCellMar>
-            <w:top w:w="0" w:type="dxa"/>
-            <w:left w:w="108" w:type="dxa"/>
-            <w:bottom w:w="0" w:type="dxa"/>
-            <w:right w:w="108" w:type="dxa"/>
-          </w:tblCellMar>
-        </w:tblPrEx>
-        <w:tc>
-          <w:tcPr>
-            <w:tcW w:w="0" w:type="auto"/>
-            <w:vAlign w:val="center"/>
-          </w:tcPr>
-          <w:p>
-            <w:pPr>
-              <w:pStyle w:val="26"/>
-              <w:bidi w:val="0"/>
-              <w:jc w:val="both"/>
+            </w:pPr>
+            <w:r>
               <w:rPr>
                 <w:rFonts w:hint="eastAsia" w:cs="华文中宋"/>
                 <w:b/>
@@ -40230,56 +43641,89 @@
                 <w:szCs w:val="21"/>
                 <w:lang w:val="en-US" w:eastAsia="zh-CN" w:bidi="ar-SA"/>
               </w:rPr>
+              <w:t xml:space="preserve">ModelCheckpoint(filename, monitor, mode, </w:t>
+            </w:r>
+          </w:p>
+          <w:p>
+            <w:pPr>
+              <w:pStyle w:val="26"/>
+              <w:bidi w:val="0"/>
+              <w:jc w:val="both"/>
+              <w:rPr>
+                <w:rFonts w:hint="default" w:cs="华文中宋"/>
+                <w:b/>
+                <w:bCs/>
+                <w:color w:val="FF0000"/>
+                <w:kern w:val="2"/>
+                <w:sz w:val="21"/>
+                <w:szCs w:val="21"/>
+                <w:lang w:val="en-US" w:eastAsia="zh-CN" w:bidi="ar-SA"/>
+              </w:rPr>
             </w:pPr>
             <w:r>
               <w:rPr>
                 <w:rFonts w:hint="eastAsia" w:cs="华文中宋"/>
                 <w:b/>
                 <w:bCs/>
-                <w:color w:val="ED7D31"/>
+                <w:color w:val="FF0000"/>
+                <w:kern w:val="2"/>
+                <w:sz w:val="21"/>
+                <w:szCs w:val="21"/>
+                <w:lang w:val="en-US" w:eastAsia="zh-CN" w:bidi="ar-SA"/>
+              </w:rPr>
+              <w:t>save_last, save_top_k)</w:t>
+            </w:r>
+            <w:bookmarkStart w:id="44" w:name="_GoBack"/>
+            <w:bookmarkEnd w:id="44"/>
+            <w:r>
+              <w:rPr>
+                <w:rFonts w:hint="eastAsia" w:cs="华文中宋"/>
+                <w:b/>
+                <w:bCs/>
+                <w:color w:val="FF0000"/>
+                <w:kern w:val="2"/>
+                <w:sz w:val="21"/>
+                <w:szCs w:val="21"/>
+                <w:lang w:val="en-US" w:eastAsia="zh-CN" w:bidi="ar-SA"/>
+              </w:rPr>
+              <w:t xml:space="preserve"> </w:t>
+            </w:r>
+            <w:r>
+              <w:rPr>
+                <w:rFonts w:hint="eastAsia" w:cs="华文中宋"/>
+                <w:b/>
+                <w:bCs/>
+                <w:color w:val="ED7D31" w:themeColor="accent2"/>
+                <w:kern w:val="2"/>
+                <w:sz w:val="21"/>
+                <w:szCs w:val="21"/>
+                <w:lang w:val="en-US" w:eastAsia="zh-CN" w:bidi="ar-SA"/>
+                <w14:textFill>
+                  <w14:solidFill>
+                    <w14:schemeClr w14:val="accent2"/>
+                  </w14:solidFill>
+                </w14:textFill>
+              </w:rPr>
+              <w:t xml:space="preserve">&lt;- </w:t>
+            </w:r>
+            <w:r>
+              <w:rPr>
+                <w:rFonts w:hint="eastAsia" w:cs="华文中宋"/>
+                <w:b/>
+                <w:bCs/>
+                <w:color w:val="ED7D31" w:themeColor="accent2"/>
                 <w:kern w:val="2"/>
                 <w:sz w:val="21"/>
                 <w:szCs w:val="21"/>
                 <w:vertAlign w:val="baseline"/>
                 <w:lang w:val="en-US" w:eastAsia="zh-CN" w:bidi="ar-SA"/>
-              </w:rPr>
-              <w:t>实例属性</w:t>
-            </w:r>
-          </w:p>
-        </w:tc>
-        <w:tc>
-          <w:tcPr>
-            <w:tcW w:w="0" w:type="auto"/>
-            <w:vAlign w:val="center"/>
-          </w:tcPr>
-          <w:p>
-            <w:pPr>
-              <w:pStyle w:val="26"/>
-              <w:bidi w:val="0"/>
-              <w:jc w:val="both"/>
-              <w:rPr>
-                <w:rFonts w:hint="default" w:cs="华文中宋"/>
-                <w:b/>
-                <w:bCs/>
-                <w:color w:val="FF0000"/>
-                <w:kern w:val="2"/>
-                <w:sz w:val="21"/>
-                <w:szCs w:val="21"/>
-                <w:lang w:val="en-US" w:eastAsia="zh-CN" w:bidi="ar-SA"/>
-              </w:rPr>
-            </w:pPr>
-            <w:r>
-              <w:rPr>
-                <w:rFonts w:hint="eastAsia" w:cs="华文中宋"/>
-                <w:b/>
-                <w:bCs/>
-                <w:color w:val="FF0000"/>
-                <w:kern w:val="2"/>
-                <w:sz w:val="21"/>
-                <w:szCs w:val="21"/>
-                <w:lang w:val="en-US" w:eastAsia="zh-CN" w:bidi="ar-SA"/>
-              </w:rPr>
-              <w:t>state_dict()</w:t>
+                <w14:textFill>
+                  <w14:solidFill>
+                    <w14:schemeClr w14:val="accent2"/>
+                  </w14:solidFill>
+                </w14:textFill>
+              </w:rPr>
+              <w:t>Callback</w:t>
             </w:r>
           </w:p>
         </w:tc>
@@ -40305,10 +43749,8 @@
                 <w:vertAlign w:val="baseline"/>
                 <w:lang w:val="en-US" w:eastAsia="zh-CN"/>
               </w:rPr>
-              <w:t>属性</w:t>
-            </w:r>
-            <w:bookmarkStart w:id="44" w:name="_GoBack"/>
-            <w:bookmarkEnd w:id="44"/>
+              <w:t>模型权重</w:t>
+            </w:r>
           </w:p>
         </w:tc>
       </w:tr>
@@ -47613,6 +51055,12 @@
             <w:insideH w:val="single" w:color="auto" w:sz="4" w:space="0"/>
             <w:insideV w:val="single" w:color="auto" w:sz="4" w:space="0"/>
           </w:tblBorders>
+          <w:tblCellMar>
+            <w:top w:w="0" w:type="dxa"/>
+            <w:left w:w="108" w:type="dxa"/>
+            <w:bottom w:w="0" w:type="dxa"/>
+            <w:right w:w="108" w:type="dxa"/>
+          </w:tblCellMar>
         </w:tblPrEx>
         <w:tc>
           <w:tcPr>

--- a/py 深度学习.docx
+++ b/py 深度学习.docx
@@ -4032,12 +4032,6 @@
             <w:insideH w:val="single" w:color="auto" w:sz="4" w:space="0"/>
             <w:insideV w:val="single" w:color="auto" w:sz="4" w:space="0"/>
           </w:tblBorders>
-          <w:tblCellMar>
-            <w:top w:w="0" w:type="dxa"/>
-            <w:left w:w="108" w:type="dxa"/>
-            <w:bottom w:w="0" w:type="dxa"/>
-            <w:right w:w="108" w:type="dxa"/>
-          </w:tblCellMar>
         </w:tblPrEx>
         <w:trPr>
           <w:trHeight w:val="128" w:hRule="atLeast"/>
@@ -6520,12 +6514,6 @@
             <w:insideH w:val="single" w:color="auto" w:sz="4" w:space="0"/>
             <w:insideV w:val="single" w:color="auto" w:sz="4" w:space="0"/>
           </w:tblBorders>
-          <w:tblCellMar>
-            <w:top w:w="0" w:type="dxa"/>
-            <w:left w:w="108" w:type="dxa"/>
-            <w:bottom w:w="0" w:type="dxa"/>
-            <w:right w:w="108" w:type="dxa"/>
-          </w:tblCellMar>
         </w:tblPrEx>
         <w:tc>
           <w:tcPr>
@@ -8294,6 +8282,12 @@
             <w:insideH w:val="single" w:color="auto" w:sz="4" w:space="0"/>
             <w:insideV w:val="single" w:color="auto" w:sz="4" w:space="0"/>
           </w:tblBorders>
+          <w:tblCellMar>
+            <w:top w:w="0" w:type="dxa"/>
+            <w:left w:w="108" w:type="dxa"/>
+            <w:bottom w:w="0" w:type="dxa"/>
+            <w:right w:w="108" w:type="dxa"/>
+          </w:tblCellMar>
         </w:tblPrEx>
         <w:tc>
           <w:tcPr>
@@ -11899,12 +11893,6 @@
             <w:insideH w:val="single" w:color="auto" w:sz="4" w:space="0"/>
             <w:insideV w:val="single" w:color="auto" w:sz="4" w:space="0"/>
           </w:tblBorders>
-          <w:tblCellMar>
-            <w:top w:w="0" w:type="dxa"/>
-            <w:left w:w="108" w:type="dxa"/>
-            <w:bottom w:w="0" w:type="dxa"/>
-            <w:right w:w="108" w:type="dxa"/>
-          </w:tblCellMar>
         </w:tblPrEx>
         <w:tc>
           <w:tcPr>
@@ -13354,6 +13342,12 @@
             <w:insideH w:val="single" w:color="auto" w:sz="4" w:space="0"/>
             <w:insideV w:val="single" w:color="auto" w:sz="4" w:space="0"/>
           </w:tblBorders>
+          <w:tblCellMar>
+            <w:top w:w="0" w:type="dxa"/>
+            <w:left w:w="108" w:type="dxa"/>
+            <w:bottom w:w="0" w:type="dxa"/>
+            <w:right w:w="108" w:type="dxa"/>
+          </w:tblCellMar>
         </w:tblPrEx>
         <w:tc>
           <w:tcPr>
@@ -14682,12 +14676,6 @@
             <w:insideH w:val="single" w:color="auto" w:sz="4" w:space="0"/>
             <w:insideV w:val="single" w:color="auto" w:sz="4" w:space="0"/>
           </w:tblBorders>
-          <w:tblCellMar>
-            <w:top w:w="0" w:type="dxa"/>
-            <w:left w:w="108" w:type="dxa"/>
-            <w:bottom w:w="0" w:type="dxa"/>
-            <w:right w:w="108" w:type="dxa"/>
-          </w:tblCellMar>
         </w:tblPrEx>
         <w:trPr>
           <w:trHeight w:val="90" w:hRule="atLeast"/>
@@ -16300,6 +16288,12 @@
             <w:insideH w:val="single" w:color="auto" w:sz="4" w:space="0"/>
             <w:insideV w:val="single" w:color="auto" w:sz="4" w:space="0"/>
           </w:tblBorders>
+          <w:tblCellMar>
+            <w:top w:w="0" w:type="dxa"/>
+            <w:left w:w="108" w:type="dxa"/>
+            <w:bottom w:w="0" w:type="dxa"/>
+            <w:right w:w="108" w:type="dxa"/>
+          </w:tblCellMar>
         </w:tblPrEx>
         <w:tc>
           <w:tcPr>
@@ -17712,6 +17706,12 @@
             <w:insideH w:val="single" w:color="auto" w:sz="4" w:space="0"/>
             <w:insideV w:val="single" w:color="auto" w:sz="4" w:space="0"/>
           </w:tblBorders>
+          <w:tblCellMar>
+            <w:top w:w="0" w:type="dxa"/>
+            <w:left w:w="108" w:type="dxa"/>
+            <w:bottom w:w="0" w:type="dxa"/>
+            <w:right w:w="108" w:type="dxa"/>
+          </w:tblCellMar>
         </w:tblPrEx>
         <w:trPr>
           <w:trHeight w:val="302" w:hRule="atLeast"/>
@@ -18558,6 +18558,12 @@
             <w:insideH w:val="single" w:color="auto" w:sz="4" w:space="0"/>
             <w:insideV w:val="single" w:color="auto" w:sz="4" w:space="0"/>
           </w:tblBorders>
+          <w:tblCellMar>
+            <w:top w:w="0" w:type="dxa"/>
+            <w:left w:w="108" w:type="dxa"/>
+            <w:bottom w:w="0" w:type="dxa"/>
+            <w:right w:w="108" w:type="dxa"/>
+          </w:tblCellMar>
         </w:tblPrEx>
         <w:trPr>
           <w:trHeight w:val="302" w:hRule="atLeast"/>
@@ -18753,12 +18759,6 @@
             <w:insideH w:val="single" w:color="auto" w:sz="4" w:space="0"/>
             <w:insideV w:val="single" w:color="auto" w:sz="4" w:space="0"/>
           </w:tblBorders>
-          <w:tblCellMar>
-            <w:top w:w="0" w:type="dxa"/>
-            <w:left w:w="108" w:type="dxa"/>
-            <w:bottom w:w="0" w:type="dxa"/>
-            <w:right w:w="108" w:type="dxa"/>
-          </w:tblCellMar>
         </w:tblPrEx>
         <w:trPr>
           <w:trHeight w:val="311" w:hRule="atLeast"/>
@@ -23596,12 +23596,6 @@
             <w:insideH w:val="single" w:color="auto" w:sz="4" w:space="0"/>
             <w:insideV w:val="single" w:color="auto" w:sz="4" w:space="0"/>
           </w:tblBorders>
-          <w:tblCellMar>
-            <w:top w:w="0" w:type="dxa"/>
-            <w:left w:w="108" w:type="dxa"/>
-            <w:bottom w:w="0" w:type="dxa"/>
-            <w:right w:w="108" w:type="dxa"/>
-          </w:tblCellMar>
         </w:tblPrEx>
         <w:tc>
           <w:tcPr>
@@ -25004,12 +24998,6 @@
             <w:insideH w:val="single" w:color="auto" w:sz="4" w:space="0"/>
             <w:insideV w:val="single" w:color="auto" w:sz="4" w:space="0"/>
           </w:tblBorders>
-          <w:tblCellMar>
-            <w:top w:w="0" w:type="dxa"/>
-            <w:left w:w="108" w:type="dxa"/>
-            <w:bottom w:w="0" w:type="dxa"/>
-            <w:right w:w="108" w:type="dxa"/>
-          </w:tblCellMar>
         </w:tblPrEx>
         <w:tc>
           <w:tcPr>
@@ -33332,12 +33320,6 @@
             <w:insideH w:val="single" w:color="auto" w:sz="4" w:space="0"/>
             <w:insideV w:val="single" w:color="auto" w:sz="4" w:space="0"/>
           </w:tblBorders>
-          <w:tblCellMar>
-            <w:top w:w="0" w:type="dxa"/>
-            <w:left w:w="108" w:type="dxa"/>
-            <w:bottom w:w="0" w:type="dxa"/>
-            <w:right w:w="108" w:type="dxa"/>
-          </w:tblCellMar>
         </w:tblPrEx>
         <w:tc>
           <w:tcPr>
@@ -38489,6 +38471,1530 @@
         </w:tblCellMar>
       </w:tblPr>
       <w:tblGrid>
+        <w:gridCol w:w="4665"/>
+        <w:gridCol w:w="1057"/>
+      </w:tblGrid>
+      <w:tr>
+        <w:tblPrEx>
+          <w:tblBorders>
+            <w:top w:val="single" w:color="auto" w:sz="4" w:space="0"/>
+            <w:left w:val="single" w:color="auto" w:sz="4" w:space="0"/>
+            <w:bottom w:val="single" w:color="auto" w:sz="4" w:space="0"/>
+            <w:right w:val="single" w:color="auto" w:sz="4" w:space="0"/>
+            <w:insideH w:val="single" w:color="auto" w:sz="4" w:space="0"/>
+            <w:insideV w:val="single" w:color="auto" w:sz="4" w:space="0"/>
+          </w:tblBorders>
+          <w:tblCellMar>
+            <w:top w:w="0" w:type="dxa"/>
+            <w:left w:w="108" w:type="dxa"/>
+            <w:bottom w:w="0" w:type="dxa"/>
+            <w:right w:w="108" w:type="dxa"/>
+          </w:tblCellMar>
+        </w:tblPrEx>
+        <w:tc>
+          <w:tcPr>
+            <w:tcW w:w="0" w:type="auto"/>
+            <w:vAlign w:val="center"/>
+          </w:tcPr>
+          <w:p>
+            <w:pPr>
+              <w:pStyle w:val="26"/>
+              <w:bidi w:val="0"/>
+              <w:jc w:val="both"/>
+              <w:rPr>
+                <w:rFonts w:hint="default"/>
+                <w:lang w:val="en-US" w:eastAsia="zh-CN"/>
+              </w:rPr>
+            </w:pPr>
+            <w:r>
+              <w:rPr>
+                <w:rFonts w:hint="eastAsia" w:cs="华文中宋"/>
+                <w:b/>
+                <w:bCs/>
+                <w:color w:val="FF0000"/>
+                <w:kern w:val="2"/>
+                <w:sz w:val="21"/>
+                <w:szCs w:val="21"/>
+                <w:lang w:val="en-US" w:eastAsia="zh-CN" w:bidi="ar-SA"/>
+              </w:rPr>
+              <w:t>seed_everything(seed, workers)</w:t>
+            </w:r>
+          </w:p>
+        </w:tc>
+        <w:tc>
+          <w:tcPr>
+            <w:tcW w:w="0" w:type="auto"/>
+            <w:vAlign w:val="center"/>
+          </w:tcPr>
+          <w:p>
+            <w:pPr>
+              <w:pStyle w:val="27"/>
+              <w:bidi w:val="0"/>
+              <w:jc w:val="both"/>
+              <w:rPr>
+                <w:rFonts w:hint="default"/>
+                <w:vertAlign w:val="baseline"/>
+                <w:lang w:val="en-US" w:eastAsia="zh-CN"/>
+              </w:rPr>
+            </w:pPr>
+            <w:r>
+              <w:rPr>
+                <w:rFonts w:hint="eastAsia"/>
+                <w:vertAlign w:val="baseline"/>
+                <w:lang w:val="en-US" w:eastAsia="zh-CN"/>
+              </w:rPr>
+              <w:t>随机种子</w:t>
+            </w:r>
+          </w:p>
+        </w:tc>
+      </w:tr>
+      <w:tr>
+        <w:tblPrEx>
+          <w:tblBorders>
+            <w:top w:val="single" w:color="auto" w:sz="4" w:space="0"/>
+            <w:left w:val="single" w:color="auto" w:sz="4" w:space="0"/>
+            <w:bottom w:val="single" w:color="auto" w:sz="4" w:space="0"/>
+            <w:right w:val="single" w:color="auto" w:sz="4" w:space="0"/>
+            <w:insideH w:val="single" w:color="auto" w:sz="4" w:space="0"/>
+            <w:insideV w:val="single" w:color="auto" w:sz="4" w:space="0"/>
+          </w:tblBorders>
+          <w:tblCellMar>
+            <w:top w:w="0" w:type="dxa"/>
+            <w:left w:w="108" w:type="dxa"/>
+            <w:bottom w:w="0" w:type="dxa"/>
+            <w:right w:w="108" w:type="dxa"/>
+          </w:tblCellMar>
+        </w:tblPrEx>
+        <w:tc>
+          <w:tcPr>
+            <w:tcW w:w="0" w:type="auto"/>
+            <w:vAlign w:val="center"/>
+          </w:tcPr>
+          <w:p>
+            <w:pPr>
+              <w:pStyle w:val="26"/>
+              <w:bidi w:val="0"/>
+              <w:jc w:val="both"/>
+              <w:rPr>
+                <w:rFonts w:hint="default" w:cs="华文中宋"/>
+                <w:b/>
+                <w:bCs/>
+                <w:color w:val="FF0000"/>
+                <w:kern w:val="2"/>
+                <w:sz w:val="21"/>
+                <w:szCs w:val="21"/>
+                <w:lang w:val="en-US" w:eastAsia="zh-CN" w:bidi="ar-SA"/>
+              </w:rPr>
+            </w:pPr>
+            <w:r>
+              <w:rPr>
+                <w:rFonts w:hint="eastAsia" w:cs="华文中宋"/>
+                <w:b/>
+                <w:bCs/>
+                <w:color w:val="FF0000"/>
+                <w:kern w:val="2"/>
+                <w:sz w:val="21"/>
+                <w:szCs w:val="21"/>
+                <w:lang w:val="en-US" w:eastAsia="zh-CN" w:bidi="ar-SA"/>
+              </w:rPr>
+              <w:t>disable_possible_user_warnings(module="")</w:t>
+            </w:r>
+          </w:p>
+        </w:tc>
+        <w:tc>
+          <w:tcPr>
+            <w:tcW w:w="0" w:type="auto"/>
+            <w:vAlign w:val="center"/>
+          </w:tcPr>
+          <w:p>
+            <w:pPr>
+              <w:pStyle w:val="27"/>
+              <w:bidi w:val="0"/>
+              <w:jc w:val="both"/>
+              <w:rPr>
+                <w:rFonts w:hint="default"/>
+                <w:vertAlign w:val="baseline"/>
+                <w:lang w:val="en-US" w:eastAsia="zh-CN"/>
+              </w:rPr>
+            </w:pPr>
+            <w:r>
+              <w:rPr>
+                <w:rFonts w:hint="eastAsia"/>
+                <w:vertAlign w:val="baseline"/>
+                <w:lang w:val="en-US" w:eastAsia="zh-CN"/>
+              </w:rPr>
+              <w:t>忽略警告</w:t>
+            </w:r>
+          </w:p>
+        </w:tc>
+      </w:tr>
+    </w:tbl>
+    <w:p>
+      <w:pPr>
+        <w:rPr>
+          <w:rFonts w:hint="eastAsia"/>
+          <w:color w:val="ED7D31" w:themeColor="accent2"/>
+          <w:u w:val="single"/>
+          <w14:textFill>
+            <w14:solidFill>
+              <w14:schemeClr w14:val="accent2"/>
+            </w14:solidFill>
+          </w14:textFill>
+        </w:rPr>
+      </w:pPr>
+    </w:p>
+    <w:tbl>
+      <w:tblPr>
+        <w:tblStyle w:val="12"/>
+        <w:tblW w:w="0" w:type="auto"/>
+        <w:tblInd w:w="0" w:type="dxa"/>
+        <w:tblBorders>
+          <w:top w:val="single" w:color="auto" w:sz="4" w:space="0"/>
+          <w:left w:val="single" w:color="auto" w:sz="4" w:space="0"/>
+          <w:bottom w:val="single" w:color="auto" w:sz="4" w:space="0"/>
+          <w:right w:val="single" w:color="auto" w:sz="4" w:space="0"/>
+          <w:insideH w:val="single" w:color="auto" w:sz="4" w:space="0"/>
+          <w:insideV w:val="single" w:color="auto" w:sz="4" w:space="0"/>
+        </w:tblBorders>
+        <w:tblLayout w:type="autofit"/>
+        <w:tblCellMar>
+          <w:top w:w="0" w:type="dxa"/>
+          <w:left w:w="108" w:type="dxa"/>
+          <w:bottom w:w="0" w:type="dxa"/>
+          <w:right w:w="108" w:type="dxa"/>
+        </w:tblCellMar>
+      </w:tblPr>
+      <w:tblGrid>
+        <w:gridCol w:w="1057"/>
+        <w:gridCol w:w="7633"/>
+        <w:gridCol w:w="1344"/>
+      </w:tblGrid>
+      <w:tr>
+        <w:tblPrEx>
+          <w:tblBorders>
+            <w:top w:val="single" w:color="auto" w:sz="4" w:space="0"/>
+            <w:left w:val="single" w:color="auto" w:sz="4" w:space="0"/>
+            <w:bottom w:val="single" w:color="auto" w:sz="4" w:space="0"/>
+            <w:right w:val="single" w:color="auto" w:sz="4" w:space="0"/>
+            <w:insideH w:val="single" w:color="auto" w:sz="4" w:space="0"/>
+            <w:insideV w:val="single" w:color="auto" w:sz="4" w:space="0"/>
+          </w:tblBorders>
+          <w:tblCellMar>
+            <w:top w:w="0" w:type="dxa"/>
+            <w:left w:w="108" w:type="dxa"/>
+            <w:bottom w:w="0" w:type="dxa"/>
+            <w:right w:w="108" w:type="dxa"/>
+          </w:tblCellMar>
+        </w:tblPrEx>
+        <w:tc>
+          <w:tcPr>
+            <w:tcW w:w="0" w:type="auto"/>
+            <w:gridSpan w:val="2"/>
+            <w:vAlign w:val="center"/>
+          </w:tcPr>
+          <w:p>
+            <w:pPr>
+              <w:pStyle w:val="26"/>
+              <w:bidi w:val="0"/>
+              <w:jc w:val="both"/>
+              <w:rPr>
+                <w:rFonts w:hint="default"/>
+                <w:lang w:val="en-US" w:eastAsia="zh-CN"/>
+              </w:rPr>
+            </w:pPr>
+            <w:r>
+              <w:rPr>
+                <w:rFonts w:hint="eastAsia" w:cs="华文中宋"/>
+                <w:b/>
+                <w:bCs/>
+                <w:color w:val="FF0000"/>
+                <w:kern w:val="2"/>
+                <w:sz w:val="21"/>
+                <w:szCs w:val="21"/>
+                <w:lang w:val="en-US" w:eastAsia="zh-CN" w:bidi="ar-SA"/>
+              </w:rPr>
+              <w:t>Callback</w:t>
+            </w:r>
+          </w:p>
+        </w:tc>
+        <w:tc>
+          <w:tcPr>
+            <w:tcW w:w="0" w:type="auto"/>
+            <w:vAlign w:val="center"/>
+          </w:tcPr>
+          <w:p>
+            <w:pPr>
+              <w:pStyle w:val="27"/>
+              <w:bidi w:val="0"/>
+              <w:jc w:val="both"/>
+              <w:rPr>
+                <w:rFonts w:hint="default"/>
+                <w:vertAlign w:val="baseline"/>
+                <w:lang w:val="en-US" w:eastAsia="zh-CN"/>
+              </w:rPr>
+            </w:pPr>
+            <w:r>
+              <w:rPr>
+                <w:rFonts w:hint="eastAsia"/>
+                <w:vertAlign w:val="baseline"/>
+                <w:lang w:val="en-US" w:eastAsia="zh-CN"/>
+              </w:rPr>
+              <w:t>回调</w:t>
+            </w:r>
+          </w:p>
+        </w:tc>
+      </w:tr>
+      <w:tr>
+        <w:tblPrEx>
+          <w:tblBorders>
+            <w:top w:val="single" w:color="auto" w:sz="4" w:space="0"/>
+            <w:left w:val="single" w:color="auto" w:sz="4" w:space="0"/>
+            <w:bottom w:val="single" w:color="auto" w:sz="4" w:space="0"/>
+            <w:right w:val="single" w:color="auto" w:sz="4" w:space="0"/>
+            <w:insideH w:val="single" w:color="auto" w:sz="4" w:space="0"/>
+            <w:insideV w:val="single" w:color="auto" w:sz="4" w:space="0"/>
+          </w:tblBorders>
+          <w:tblCellMar>
+            <w:top w:w="0" w:type="dxa"/>
+            <w:left w:w="108" w:type="dxa"/>
+            <w:bottom w:w="0" w:type="dxa"/>
+            <w:right w:w="108" w:type="dxa"/>
+          </w:tblCellMar>
+        </w:tblPrEx>
+        <w:trPr>
+          <w:trHeight w:val="90" w:hRule="atLeast"/>
+        </w:trPr>
+        <w:tc>
+          <w:tcPr>
+            <w:tcW w:w="0" w:type="auto"/>
+            <w:vMerge w:val="restart"/>
+            <w:vAlign w:val="center"/>
+          </w:tcPr>
+          <w:p>
+            <w:pPr>
+              <w:pStyle w:val="26"/>
+              <w:bidi w:val="0"/>
+              <w:jc w:val="both"/>
+              <w:rPr>
+                <w:rFonts w:hint="default" w:ascii="华文中宋" w:hAnsi="华文中宋" w:eastAsia="华文中宋" w:cs="华文中宋"/>
+                <w:b/>
+                <w:bCs/>
+                <w:color w:val="FF0000"/>
+                <w:kern w:val="2"/>
+                <w:sz w:val="21"/>
+                <w:szCs w:val="21"/>
+                <w:lang w:val="en-US" w:eastAsia="zh-CN" w:bidi="ar-SA"/>
+              </w:rPr>
+            </w:pPr>
+            <w:r>
+              <w:rPr>
+                <w:rFonts w:hint="eastAsia" w:cs="华文中宋"/>
+                <w:b/>
+                <w:bCs/>
+                <w:color w:val="ED7D31"/>
+                <w:kern w:val="2"/>
+                <w:sz w:val="21"/>
+                <w:szCs w:val="21"/>
+                <w:vertAlign w:val="baseline"/>
+                <w:lang w:val="en-US" w:eastAsia="zh-CN" w:bidi="ar-SA"/>
+              </w:rPr>
+              <w:t>抽象方法</w:t>
+            </w:r>
+          </w:p>
+        </w:tc>
+        <w:tc>
+          <w:tcPr>
+            <w:tcW w:w="0" w:type="auto"/>
+            <w:vAlign w:val="center"/>
+          </w:tcPr>
+          <w:p>
+            <w:pPr>
+              <w:pStyle w:val="26"/>
+              <w:bidi w:val="0"/>
+              <w:jc w:val="both"/>
+              <w:rPr>
+                <w:rFonts w:hint="default" w:cs="华文中宋"/>
+                <w:b/>
+                <w:bCs/>
+                <w:color w:val="FF0000"/>
+                <w:kern w:val="2"/>
+                <w:sz w:val="21"/>
+                <w:szCs w:val="21"/>
+                <w:lang w:val="en-US" w:eastAsia="zh-CN" w:bidi="ar-SA"/>
+              </w:rPr>
+            </w:pPr>
+            <w:r>
+              <w:rPr>
+                <w:rFonts w:hint="eastAsia" w:cs="华文中宋"/>
+                <w:b/>
+                <w:bCs/>
+                <w:color w:val="FF0000"/>
+                <w:kern w:val="2"/>
+                <w:sz w:val="21"/>
+                <w:szCs w:val="21"/>
+                <w:lang w:val="en-US" w:eastAsia="zh-CN" w:bidi="ar-SA"/>
+              </w:rPr>
+              <w:t>state_dict(self) / load_state_dict(self, state_dict)</w:t>
+            </w:r>
+          </w:p>
+        </w:tc>
+        <w:tc>
+          <w:tcPr>
+            <w:tcW w:w="0" w:type="auto"/>
+            <w:vAlign w:val="center"/>
+          </w:tcPr>
+          <w:p>
+            <w:pPr>
+              <w:pStyle w:val="27"/>
+              <w:bidi w:val="0"/>
+              <w:jc w:val="both"/>
+              <w:rPr>
+                <w:rFonts w:hint="default"/>
+                <w:vertAlign w:val="baseline"/>
+                <w:lang w:val="en-US" w:eastAsia="zh-CN"/>
+              </w:rPr>
+            </w:pPr>
+            <w:r>
+              <w:rPr>
+                <w:rFonts w:hint="eastAsia"/>
+                <w:vertAlign w:val="baseline"/>
+                <w:lang w:val="en-US" w:eastAsia="zh-CN"/>
+              </w:rPr>
+              <w:t>state</w:t>
+            </w:r>
+          </w:p>
+        </w:tc>
+      </w:tr>
+      <w:tr>
+        <w:tblPrEx>
+          <w:tblBorders>
+            <w:top w:val="single" w:color="auto" w:sz="4" w:space="0"/>
+            <w:left w:val="single" w:color="auto" w:sz="4" w:space="0"/>
+            <w:bottom w:val="single" w:color="auto" w:sz="4" w:space="0"/>
+            <w:right w:val="single" w:color="auto" w:sz="4" w:space="0"/>
+            <w:insideH w:val="single" w:color="auto" w:sz="4" w:space="0"/>
+            <w:insideV w:val="single" w:color="auto" w:sz="4" w:space="0"/>
+          </w:tblBorders>
+          <w:tblCellMar>
+            <w:top w:w="0" w:type="dxa"/>
+            <w:left w:w="108" w:type="dxa"/>
+            <w:bottom w:w="0" w:type="dxa"/>
+            <w:right w:w="108" w:type="dxa"/>
+          </w:tblCellMar>
+        </w:tblPrEx>
+        <w:trPr>
+          <w:trHeight w:val="90" w:hRule="atLeast"/>
+        </w:trPr>
+        <w:tc>
+          <w:tcPr>
+            <w:tcW w:w="0" w:type="auto"/>
+            <w:vMerge w:val="continue"/>
+            <w:vAlign w:val="center"/>
+          </w:tcPr>
+          <w:p>
+            <w:pPr>
+              <w:pStyle w:val="26"/>
+              <w:bidi w:val="0"/>
+              <w:jc w:val="both"/>
+              <w:rPr>
+                <w:rFonts w:hint="eastAsia" w:cs="华文中宋"/>
+                <w:b/>
+                <w:bCs/>
+                <w:color w:val="ED7D31"/>
+                <w:kern w:val="2"/>
+                <w:sz w:val="21"/>
+                <w:szCs w:val="21"/>
+                <w:vertAlign w:val="baseline"/>
+                <w:lang w:val="en-US" w:eastAsia="zh-CN" w:bidi="ar-SA"/>
+              </w:rPr>
+            </w:pPr>
+          </w:p>
+        </w:tc>
+        <w:tc>
+          <w:tcPr>
+            <w:tcW w:w="0" w:type="auto"/>
+            <w:vAlign w:val="center"/>
+          </w:tcPr>
+          <w:p>
+            <w:pPr>
+              <w:pStyle w:val="26"/>
+              <w:bidi w:val="0"/>
+              <w:jc w:val="both"/>
+              <w:rPr>
+                <w:rFonts w:hint="default" w:cs="华文中宋"/>
+                <w:b/>
+                <w:bCs/>
+                <w:color w:val="FF0000"/>
+                <w:kern w:val="2"/>
+                <w:sz w:val="21"/>
+                <w:szCs w:val="21"/>
+                <w:lang w:val="en-US" w:eastAsia="zh-CN" w:bidi="ar-SA"/>
+              </w:rPr>
+            </w:pPr>
+            <w:r>
+              <w:rPr>
+                <w:rFonts w:hint="eastAsia" w:cs="华文中宋"/>
+                <w:b/>
+                <w:bCs/>
+                <w:color w:val="FF0000"/>
+                <w:kern w:val="2"/>
+                <w:sz w:val="21"/>
+                <w:szCs w:val="21"/>
+                <w:lang w:val="en-US" w:eastAsia="zh-CN" w:bidi="ar-SA"/>
+              </w:rPr>
+              <w:t>on_save_checkpoint / on_load_checkpoint(self, trainer, pl_module, ckpt)</w:t>
+            </w:r>
+          </w:p>
+        </w:tc>
+        <w:tc>
+          <w:tcPr>
+            <w:tcW w:w="0" w:type="auto"/>
+            <w:vAlign w:val="center"/>
+          </w:tcPr>
+          <w:p>
+            <w:pPr>
+              <w:pStyle w:val="27"/>
+              <w:bidi w:val="0"/>
+              <w:jc w:val="both"/>
+              <w:rPr>
+                <w:rFonts w:hint="default"/>
+                <w:vertAlign w:val="baseline"/>
+                <w:lang w:val="en-US" w:eastAsia="zh-CN"/>
+              </w:rPr>
+            </w:pPr>
+            <w:r>
+              <w:rPr>
+                <w:rFonts w:hint="eastAsia"/>
+                <w:vertAlign w:val="baseline"/>
+                <w:lang w:val="en-US" w:eastAsia="zh-CN"/>
+              </w:rPr>
+              <w:t>checkpoint</w:t>
+            </w:r>
+          </w:p>
+        </w:tc>
+      </w:tr>
+      <w:tr>
+        <w:tblPrEx>
+          <w:tblBorders>
+            <w:top w:val="single" w:color="auto" w:sz="4" w:space="0"/>
+            <w:left w:val="single" w:color="auto" w:sz="4" w:space="0"/>
+            <w:bottom w:val="single" w:color="auto" w:sz="4" w:space="0"/>
+            <w:right w:val="single" w:color="auto" w:sz="4" w:space="0"/>
+            <w:insideH w:val="single" w:color="auto" w:sz="4" w:space="0"/>
+            <w:insideV w:val="single" w:color="auto" w:sz="4" w:space="0"/>
+          </w:tblBorders>
+          <w:tblCellMar>
+            <w:top w:w="0" w:type="dxa"/>
+            <w:left w:w="108" w:type="dxa"/>
+            <w:bottom w:w="0" w:type="dxa"/>
+            <w:right w:w="108" w:type="dxa"/>
+          </w:tblCellMar>
+        </w:tblPrEx>
+        <w:tc>
+          <w:tcPr>
+            <w:tcW w:w="0" w:type="auto"/>
+            <w:vMerge w:val="continue"/>
+            <w:vAlign w:val="center"/>
+          </w:tcPr>
+          <w:p>
+            <w:pPr>
+              <w:pStyle w:val="26"/>
+              <w:bidi w:val="0"/>
+              <w:jc w:val="both"/>
+              <w:rPr>
+                <w:rFonts w:hint="default" w:ascii="华文中宋" w:hAnsi="华文中宋" w:eastAsia="华文中宋" w:cs="华文中宋"/>
+                <w:b/>
+                <w:bCs/>
+                <w:color w:val="FF0000"/>
+                <w:kern w:val="2"/>
+                <w:sz w:val="21"/>
+                <w:szCs w:val="21"/>
+                <w:lang w:val="en-US" w:eastAsia="zh-CN" w:bidi="ar-SA"/>
+              </w:rPr>
+            </w:pPr>
+          </w:p>
+        </w:tc>
+        <w:tc>
+          <w:tcPr>
+            <w:tcW w:w="0" w:type="auto"/>
+            <w:vAlign w:val="center"/>
+          </w:tcPr>
+          <w:p>
+            <w:pPr>
+              <w:pStyle w:val="26"/>
+              <w:bidi w:val="0"/>
+              <w:jc w:val="both"/>
+              <w:rPr>
+                <w:rFonts w:hint="eastAsia" w:cs="华文中宋"/>
+                <w:b/>
+                <w:bCs/>
+                <w:color w:val="FF0000"/>
+                <w:kern w:val="2"/>
+                <w:sz w:val="21"/>
+                <w:szCs w:val="21"/>
+                <w:lang w:val="en-US" w:eastAsia="zh-CN" w:bidi="ar-SA"/>
+              </w:rPr>
+            </w:pPr>
+            <w:r>
+              <w:rPr>
+                <w:rFonts w:hint="eastAsia" w:cs="华文中宋"/>
+                <w:b/>
+                <w:bCs/>
+                <w:color w:val="FF0000"/>
+                <w:kern w:val="2"/>
+                <w:sz w:val="21"/>
+                <w:szCs w:val="21"/>
+                <w:lang w:val="en-US" w:eastAsia="zh-CN" w:bidi="ar-SA"/>
+              </w:rPr>
+              <w:t xml:space="preserve">on_fit_start / on_fit_end / </w:t>
+            </w:r>
+          </w:p>
+          <w:p>
+            <w:pPr>
+              <w:pStyle w:val="26"/>
+              <w:bidi w:val="0"/>
+              <w:jc w:val="both"/>
+              <w:rPr>
+                <w:rFonts w:hint="eastAsia" w:cs="华文中宋"/>
+                <w:b/>
+                <w:bCs/>
+                <w:color w:val="FF0000"/>
+                <w:kern w:val="2"/>
+                <w:sz w:val="21"/>
+                <w:szCs w:val="21"/>
+                <w:lang w:val="en-US" w:eastAsia="zh-CN" w:bidi="ar-SA"/>
+              </w:rPr>
+            </w:pPr>
+            <w:r>
+              <w:rPr>
+                <w:rFonts w:hint="eastAsia" w:cs="华文中宋"/>
+                <w:b/>
+                <w:bCs/>
+                <w:color w:val="FF0000"/>
+                <w:kern w:val="2"/>
+                <w:sz w:val="21"/>
+                <w:szCs w:val="21"/>
+                <w:lang w:val="en-US" w:eastAsia="zh-CN" w:bidi="ar-SA"/>
+              </w:rPr>
+              <w:t xml:space="preserve">on_train_start / on_train_end / </w:t>
+            </w:r>
+          </w:p>
+          <w:p>
+            <w:pPr>
+              <w:pStyle w:val="26"/>
+              <w:bidi w:val="0"/>
+              <w:jc w:val="both"/>
+              <w:rPr>
+                <w:rFonts w:hint="eastAsia" w:cs="华文中宋"/>
+                <w:b/>
+                <w:bCs/>
+                <w:color w:val="FF0000"/>
+                <w:kern w:val="2"/>
+                <w:sz w:val="21"/>
+                <w:szCs w:val="21"/>
+                <w:lang w:val="en-US" w:eastAsia="zh-CN" w:bidi="ar-SA"/>
+              </w:rPr>
+            </w:pPr>
+            <w:r>
+              <w:rPr>
+                <w:rFonts w:hint="eastAsia" w:cs="华文中宋"/>
+                <w:b/>
+                <w:bCs/>
+                <w:color w:val="FF0000"/>
+                <w:kern w:val="2"/>
+                <w:sz w:val="21"/>
+                <w:szCs w:val="21"/>
+                <w:lang w:val="en-US" w:eastAsia="zh-CN" w:bidi="ar-SA"/>
+              </w:rPr>
+              <w:t xml:space="preserve">on_validation_start / on_validation_end / </w:t>
+            </w:r>
+          </w:p>
+          <w:p>
+            <w:pPr>
+              <w:pStyle w:val="26"/>
+              <w:bidi w:val="0"/>
+              <w:jc w:val="both"/>
+              <w:rPr>
+                <w:rFonts w:hint="eastAsia" w:cs="华文中宋"/>
+                <w:b/>
+                <w:bCs/>
+                <w:color w:val="FF0000"/>
+                <w:kern w:val="2"/>
+                <w:sz w:val="21"/>
+                <w:szCs w:val="21"/>
+                <w:lang w:val="en-US" w:eastAsia="zh-CN" w:bidi="ar-SA"/>
+              </w:rPr>
+            </w:pPr>
+            <w:r>
+              <w:rPr>
+                <w:rFonts w:hint="eastAsia" w:cs="华文中宋"/>
+                <w:b/>
+                <w:bCs/>
+                <w:color w:val="FF0000"/>
+                <w:kern w:val="2"/>
+                <w:sz w:val="21"/>
+                <w:szCs w:val="21"/>
+                <w:lang w:val="en-US" w:eastAsia="zh-CN" w:bidi="ar-SA"/>
+              </w:rPr>
+              <w:t xml:space="preserve">on_test_start / on_test_end / </w:t>
+            </w:r>
+          </w:p>
+          <w:p>
+            <w:pPr>
+              <w:pStyle w:val="26"/>
+              <w:bidi w:val="0"/>
+              <w:jc w:val="both"/>
+              <w:rPr>
+                <w:rFonts w:hint="default" w:cs="华文中宋"/>
+                <w:b/>
+                <w:bCs/>
+                <w:color w:val="FF0000"/>
+                <w:kern w:val="2"/>
+                <w:sz w:val="21"/>
+                <w:szCs w:val="21"/>
+                <w:lang w:val="en-US" w:eastAsia="zh-CN" w:bidi="ar-SA"/>
+              </w:rPr>
+            </w:pPr>
+            <w:r>
+              <w:rPr>
+                <w:rFonts w:hint="eastAsia" w:cs="华文中宋"/>
+                <w:b/>
+                <w:bCs/>
+                <w:color w:val="FF0000"/>
+                <w:kern w:val="2"/>
+                <w:sz w:val="21"/>
+                <w:szCs w:val="21"/>
+                <w:lang w:val="en-US" w:eastAsia="zh-CN" w:bidi="ar-SA"/>
+              </w:rPr>
+              <w:t>on_predict_start / on_predict_end(self, trainer, pl_module)</w:t>
+            </w:r>
+          </w:p>
+        </w:tc>
+        <w:tc>
+          <w:tcPr>
+            <w:tcW w:w="0" w:type="auto"/>
+            <w:vAlign w:val="center"/>
+          </w:tcPr>
+          <w:p>
+            <w:pPr>
+              <w:pStyle w:val="27"/>
+              <w:bidi w:val="0"/>
+              <w:jc w:val="both"/>
+              <w:rPr>
+                <w:rFonts w:hint="default"/>
+                <w:vertAlign w:val="baseline"/>
+                <w:lang w:val="en-US" w:eastAsia="zh-CN"/>
+              </w:rPr>
+            </w:pPr>
+            <w:r>
+              <w:rPr>
+                <w:rFonts w:hint="eastAsia"/>
+                <w:vertAlign w:val="baseline"/>
+                <w:lang w:val="en-US" w:eastAsia="zh-CN"/>
+              </w:rPr>
+              <w:t>stage</w:t>
+            </w:r>
+          </w:p>
+        </w:tc>
+      </w:tr>
+      <w:tr>
+        <w:tblPrEx>
+          <w:tblBorders>
+            <w:top w:val="single" w:color="auto" w:sz="4" w:space="0"/>
+            <w:left w:val="single" w:color="auto" w:sz="4" w:space="0"/>
+            <w:bottom w:val="single" w:color="auto" w:sz="4" w:space="0"/>
+            <w:right w:val="single" w:color="auto" w:sz="4" w:space="0"/>
+            <w:insideH w:val="single" w:color="auto" w:sz="4" w:space="0"/>
+            <w:insideV w:val="single" w:color="auto" w:sz="4" w:space="0"/>
+          </w:tblBorders>
+          <w:tblCellMar>
+            <w:top w:w="0" w:type="dxa"/>
+            <w:left w:w="108" w:type="dxa"/>
+            <w:bottom w:w="0" w:type="dxa"/>
+            <w:right w:w="108" w:type="dxa"/>
+          </w:tblCellMar>
+        </w:tblPrEx>
+        <w:tc>
+          <w:tcPr>
+            <w:tcW w:w="0" w:type="auto"/>
+            <w:vMerge w:val="continue"/>
+            <w:vAlign w:val="center"/>
+          </w:tcPr>
+          <w:p>
+            <w:pPr>
+              <w:pStyle w:val="26"/>
+              <w:bidi w:val="0"/>
+              <w:jc w:val="both"/>
+              <w:rPr>
+                <w:rFonts w:hint="eastAsia" w:cs="华文中宋"/>
+                <w:b/>
+                <w:bCs/>
+                <w:color w:val="ED7D31"/>
+                <w:kern w:val="2"/>
+                <w:sz w:val="21"/>
+                <w:szCs w:val="21"/>
+                <w:vertAlign w:val="baseline"/>
+                <w:lang w:val="en-US" w:eastAsia="zh-CN" w:bidi="ar-SA"/>
+              </w:rPr>
+            </w:pPr>
+          </w:p>
+        </w:tc>
+        <w:tc>
+          <w:tcPr>
+            <w:tcW w:w="7633" w:type="dxa"/>
+            <w:shd w:val="clear" w:color="auto" w:fill="auto"/>
+            <w:vAlign w:val="center"/>
+          </w:tcPr>
+          <w:p>
+            <w:pPr>
+              <w:pStyle w:val="26"/>
+              <w:bidi w:val="0"/>
+              <w:jc w:val="both"/>
+              <w:rPr>
+                <w:rFonts w:hint="eastAsia" w:cs="华文中宋"/>
+                <w:b/>
+                <w:bCs/>
+                <w:color w:val="FF0000"/>
+                <w:kern w:val="2"/>
+                <w:sz w:val="21"/>
+                <w:szCs w:val="21"/>
+                <w:lang w:val="en-US" w:eastAsia="zh-CN" w:bidi="ar-SA"/>
+              </w:rPr>
+            </w:pPr>
+            <w:r>
+              <w:rPr>
+                <w:rFonts w:hint="eastAsia" w:cs="华文中宋"/>
+                <w:b/>
+                <w:bCs/>
+                <w:color w:val="FF0000"/>
+                <w:kern w:val="2"/>
+                <w:sz w:val="21"/>
+                <w:szCs w:val="21"/>
+                <w:lang w:val="en-US" w:eastAsia="zh-CN" w:bidi="ar-SA"/>
+              </w:rPr>
+              <w:t xml:space="preserve">on_train_batch_start / on_validation_batch_start / </w:t>
+            </w:r>
+          </w:p>
+          <w:p>
+            <w:pPr>
+              <w:pStyle w:val="26"/>
+              <w:bidi w:val="0"/>
+              <w:jc w:val="both"/>
+              <w:rPr>
+                <w:rFonts w:hint="eastAsia" w:cs="华文中宋"/>
+                <w:b/>
+                <w:bCs/>
+                <w:color w:val="FF0000"/>
+                <w:kern w:val="2"/>
+                <w:sz w:val="21"/>
+                <w:szCs w:val="21"/>
+                <w:lang w:val="en-US" w:eastAsia="zh-CN" w:bidi="ar-SA"/>
+              </w:rPr>
+            </w:pPr>
+            <w:r>
+              <w:rPr>
+                <w:rFonts w:hint="eastAsia" w:cs="华文中宋"/>
+                <w:b/>
+                <w:bCs/>
+                <w:color w:val="FF0000"/>
+                <w:kern w:val="2"/>
+                <w:sz w:val="21"/>
+                <w:szCs w:val="21"/>
+                <w:lang w:val="en-US" w:eastAsia="zh-CN" w:bidi="ar-SA"/>
+              </w:rPr>
+              <w:t>on_test_batch_start / on_predict_batch_start</w:t>
+            </w:r>
+          </w:p>
+          <w:p>
+            <w:pPr>
+              <w:pStyle w:val="26"/>
+              <w:bidi w:val="0"/>
+              <w:jc w:val="both"/>
+              <w:rPr>
+                <w:rFonts w:hint="eastAsia" w:ascii="华文中宋" w:hAnsi="华文中宋" w:eastAsia="华文中宋" w:cs="华文中宋"/>
+                <w:b/>
+                <w:bCs/>
+                <w:color w:val="FF0000"/>
+                <w:kern w:val="2"/>
+                <w:sz w:val="21"/>
+                <w:szCs w:val="21"/>
+                <w:lang w:val="en-US" w:eastAsia="zh-CN" w:bidi="ar-SA"/>
+              </w:rPr>
+            </w:pPr>
+            <w:r>
+              <w:rPr>
+                <w:rFonts w:hint="eastAsia" w:cs="华文中宋"/>
+                <w:b/>
+                <w:bCs/>
+                <w:color w:val="FF0000"/>
+                <w:kern w:val="2"/>
+                <w:sz w:val="21"/>
+                <w:szCs w:val="21"/>
+                <w:lang w:val="en-US" w:eastAsia="zh-CN" w:bidi="ar-SA"/>
+              </w:rPr>
+              <w:t>(self, trainer, pl_module, ...)</w:t>
+            </w:r>
+          </w:p>
+        </w:tc>
+        <w:tc>
+          <w:tcPr>
+            <w:tcW w:w="1218" w:type="dxa"/>
+            <w:shd w:val="clear" w:color="auto" w:fill="auto"/>
+            <w:vAlign w:val="center"/>
+          </w:tcPr>
+          <w:p>
+            <w:pPr>
+              <w:pStyle w:val="27"/>
+              <w:bidi w:val="0"/>
+              <w:jc w:val="both"/>
+              <w:rPr>
+                <w:rFonts w:hint="default" w:ascii="华文中宋" w:hAnsi="华文中宋" w:eastAsia="华文中宋" w:cs="华文中宋"/>
+                <w:b/>
+                <w:bCs/>
+                <w:color w:val="EA82E5"/>
+                <w:kern w:val="2"/>
+                <w:sz w:val="21"/>
+                <w:szCs w:val="21"/>
+                <w:vertAlign w:val="baseline"/>
+                <w:lang w:val="en-US" w:eastAsia="zh-CN" w:bidi="ar-SA"/>
+              </w:rPr>
+            </w:pPr>
+            <w:r>
+              <w:rPr>
+                <w:rFonts w:hint="eastAsia" w:cs="华文中宋"/>
+                <w:b/>
+                <w:bCs/>
+                <w:color w:val="EA82E5"/>
+                <w:kern w:val="2"/>
+                <w:sz w:val="21"/>
+                <w:szCs w:val="21"/>
+                <w:vertAlign w:val="baseline"/>
+                <w:lang w:val="en-US" w:eastAsia="zh-CN" w:bidi="ar-SA"/>
+              </w:rPr>
+              <w:t>step start</w:t>
+            </w:r>
+          </w:p>
+        </w:tc>
+      </w:tr>
+      <w:tr>
+        <w:tblPrEx>
+          <w:tblBorders>
+            <w:top w:val="single" w:color="auto" w:sz="4" w:space="0"/>
+            <w:left w:val="single" w:color="auto" w:sz="4" w:space="0"/>
+            <w:bottom w:val="single" w:color="auto" w:sz="4" w:space="0"/>
+            <w:right w:val="single" w:color="auto" w:sz="4" w:space="0"/>
+            <w:insideH w:val="single" w:color="auto" w:sz="4" w:space="0"/>
+            <w:insideV w:val="single" w:color="auto" w:sz="4" w:space="0"/>
+          </w:tblBorders>
+          <w:tblCellMar>
+            <w:top w:w="0" w:type="dxa"/>
+            <w:left w:w="108" w:type="dxa"/>
+            <w:bottom w:w="0" w:type="dxa"/>
+            <w:right w:w="108" w:type="dxa"/>
+          </w:tblCellMar>
+        </w:tblPrEx>
+        <w:tc>
+          <w:tcPr>
+            <w:tcW w:w="0" w:type="auto"/>
+            <w:vMerge w:val="continue"/>
+            <w:vAlign w:val="center"/>
+          </w:tcPr>
+          <w:p>
+            <w:pPr>
+              <w:pStyle w:val="26"/>
+              <w:bidi w:val="0"/>
+              <w:jc w:val="both"/>
+              <w:rPr>
+                <w:rFonts w:hint="eastAsia" w:cs="华文中宋"/>
+                <w:b/>
+                <w:bCs/>
+                <w:color w:val="ED7D31"/>
+                <w:kern w:val="2"/>
+                <w:sz w:val="21"/>
+                <w:szCs w:val="21"/>
+                <w:vertAlign w:val="baseline"/>
+                <w:lang w:val="en-US" w:eastAsia="zh-CN" w:bidi="ar-SA"/>
+              </w:rPr>
+            </w:pPr>
+          </w:p>
+        </w:tc>
+        <w:tc>
+          <w:tcPr>
+            <w:tcW w:w="7633" w:type="dxa"/>
+            <w:shd w:val="clear" w:color="auto" w:fill="auto"/>
+            <w:vAlign w:val="center"/>
+          </w:tcPr>
+          <w:p>
+            <w:pPr>
+              <w:pStyle w:val="26"/>
+              <w:bidi w:val="0"/>
+              <w:jc w:val="both"/>
+              <w:rPr>
+                <w:rFonts w:hint="eastAsia" w:cs="华文中宋"/>
+                <w:b/>
+                <w:bCs/>
+                <w:color w:val="FF0000"/>
+                <w:kern w:val="2"/>
+                <w:sz w:val="21"/>
+                <w:szCs w:val="21"/>
+                <w:lang w:val="en-US" w:eastAsia="zh-CN" w:bidi="ar-SA"/>
+              </w:rPr>
+            </w:pPr>
+            <w:r>
+              <w:rPr>
+                <w:rFonts w:hint="eastAsia" w:cs="华文中宋"/>
+                <w:b/>
+                <w:bCs/>
+                <w:color w:val="FF0000"/>
+                <w:kern w:val="2"/>
+                <w:sz w:val="21"/>
+                <w:szCs w:val="21"/>
+                <w:lang w:val="en-US" w:eastAsia="zh-CN" w:bidi="ar-SA"/>
+              </w:rPr>
+              <w:t xml:space="preserve">on_train_batch_end / on_validation_batch_end / </w:t>
+            </w:r>
+          </w:p>
+          <w:p>
+            <w:pPr>
+              <w:pStyle w:val="26"/>
+              <w:bidi w:val="0"/>
+              <w:jc w:val="both"/>
+              <w:rPr>
+                <w:rFonts w:hint="eastAsia" w:cs="华文中宋"/>
+                <w:b/>
+                <w:bCs/>
+                <w:color w:val="FF0000"/>
+                <w:kern w:val="2"/>
+                <w:sz w:val="21"/>
+                <w:szCs w:val="21"/>
+                <w:lang w:val="en-US" w:eastAsia="zh-CN" w:bidi="ar-SA"/>
+              </w:rPr>
+            </w:pPr>
+            <w:r>
+              <w:rPr>
+                <w:rFonts w:hint="eastAsia" w:cs="华文中宋"/>
+                <w:b/>
+                <w:bCs/>
+                <w:color w:val="FF0000"/>
+                <w:kern w:val="2"/>
+                <w:sz w:val="21"/>
+                <w:szCs w:val="21"/>
+                <w:lang w:val="en-US" w:eastAsia="zh-CN" w:bidi="ar-SA"/>
+              </w:rPr>
+              <w:t>on_test_batch_end / on_predict_batch_end</w:t>
+            </w:r>
+          </w:p>
+          <w:p>
+            <w:pPr>
+              <w:pStyle w:val="26"/>
+              <w:bidi w:val="0"/>
+              <w:jc w:val="both"/>
+              <w:rPr>
+                <w:rFonts w:hint="eastAsia" w:cs="华文中宋"/>
+                <w:b/>
+                <w:bCs/>
+                <w:color w:val="FF0000"/>
+                <w:kern w:val="2"/>
+                <w:sz w:val="21"/>
+                <w:szCs w:val="21"/>
+                <w:lang w:val="en-US" w:eastAsia="zh-CN" w:bidi="ar-SA"/>
+              </w:rPr>
+            </w:pPr>
+            <w:r>
+              <w:rPr>
+                <w:rFonts w:hint="eastAsia" w:cs="华文中宋"/>
+                <w:b/>
+                <w:bCs/>
+                <w:color w:val="FF0000"/>
+                <w:kern w:val="2"/>
+                <w:sz w:val="21"/>
+                <w:szCs w:val="21"/>
+                <w:lang w:val="en-US" w:eastAsia="zh-CN" w:bidi="ar-SA"/>
+              </w:rPr>
+              <w:t>(self, trainer, pl_module, ...)</w:t>
+            </w:r>
+          </w:p>
+        </w:tc>
+        <w:tc>
+          <w:tcPr>
+            <w:tcW w:w="1218" w:type="dxa"/>
+            <w:shd w:val="clear" w:color="auto" w:fill="auto"/>
+            <w:vAlign w:val="center"/>
+          </w:tcPr>
+          <w:p>
+            <w:pPr>
+              <w:pStyle w:val="27"/>
+              <w:bidi w:val="0"/>
+              <w:jc w:val="both"/>
+              <w:rPr>
+                <w:rFonts w:hint="eastAsia" w:cs="华文中宋"/>
+                <w:b/>
+                <w:bCs/>
+                <w:color w:val="EA82E5"/>
+                <w:kern w:val="2"/>
+                <w:sz w:val="21"/>
+                <w:szCs w:val="21"/>
+                <w:vertAlign w:val="baseline"/>
+                <w:lang w:val="en-US" w:eastAsia="zh-CN" w:bidi="ar-SA"/>
+              </w:rPr>
+            </w:pPr>
+            <w:r>
+              <w:rPr>
+                <w:rFonts w:hint="eastAsia" w:cs="华文中宋"/>
+                <w:b/>
+                <w:bCs/>
+                <w:color w:val="EA82E5"/>
+                <w:kern w:val="2"/>
+                <w:sz w:val="21"/>
+                <w:szCs w:val="21"/>
+                <w:vertAlign w:val="baseline"/>
+                <w:lang w:val="en-US" w:eastAsia="zh-CN" w:bidi="ar-SA"/>
+              </w:rPr>
+              <w:t>step end</w:t>
+            </w:r>
+          </w:p>
+        </w:tc>
+      </w:tr>
+      <w:tr>
+        <w:tblPrEx>
+          <w:tblBorders>
+            <w:top w:val="single" w:color="auto" w:sz="4" w:space="0"/>
+            <w:left w:val="single" w:color="auto" w:sz="4" w:space="0"/>
+            <w:bottom w:val="single" w:color="auto" w:sz="4" w:space="0"/>
+            <w:right w:val="single" w:color="auto" w:sz="4" w:space="0"/>
+            <w:insideH w:val="single" w:color="auto" w:sz="4" w:space="0"/>
+            <w:insideV w:val="single" w:color="auto" w:sz="4" w:space="0"/>
+          </w:tblBorders>
+          <w:tblCellMar>
+            <w:top w:w="0" w:type="dxa"/>
+            <w:left w:w="108" w:type="dxa"/>
+            <w:bottom w:w="0" w:type="dxa"/>
+            <w:right w:w="108" w:type="dxa"/>
+          </w:tblCellMar>
+        </w:tblPrEx>
+        <w:tc>
+          <w:tcPr>
+            <w:tcW w:w="0" w:type="auto"/>
+            <w:vMerge w:val="continue"/>
+            <w:vAlign w:val="center"/>
+          </w:tcPr>
+          <w:p>
+            <w:pPr>
+              <w:pStyle w:val="26"/>
+              <w:bidi w:val="0"/>
+              <w:jc w:val="both"/>
+              <w:rPr>
+                <w:rFonts w:hint="eastAsia" w:cs="华文中宋"/>
+                <w:b/>
+                <w:bCs/>
+                <w:color w:val="ED7D31"/>
+                <w:kern w:val="2"/>
+                <w:sz w:val="21"/>
+                <w:szCs w:val="21"/>
+                <w:vertAlign w:val="baseline"/>
+                <w:lang w:val="en-US" w:eastAsia="zh-CN" w:bidi="ar-SA"/>
+              </w:rPr>
+            </w:pPr>
+          </w:p>
+        </w:tc>
+        <w:tc>
+          <w:tcPr>
+            <w:tcW w:w="0" w:type="auto"/>
+            <w:shd w:val="clear" w:color="auto" w:fill="auto"/>
+            <w:vAlign w:val="center"/>
+          </w:tcPr>
+          <w:p>
+            <w:pPr>
+              <w:pStyle w:val="26"/>
+              <w:bidi w:val="0"/>
+              <w:jc w:val="both"/>
+              <w:rPr>
+                <w:rFonts w:hint="eastAsia" w:cs="华文中宋"/>
+                <w:b/>
+                <w:bCs/>
+                <w:color w:val="FF0000"/>
+                <w:kern w:val="2"/>
+                <w:sz w:val="21"/>
+                <w:szCs w:val="21"/>
+                <w:lang w:val="en-US" w:eastAsia="zh-CN" w:bidi="ar-SA"/>
+              </w:rPr>
+            </w:pPr>
+            <w:r>
+              <w:rPr>
+                <w:rFonts w:hint="eastAsia" w:cs="华文中宋"/>
+                <w:b/>
+                <w:bCs/>
+                <w:color w:val="FF0000"/>
+                <w:kern w:val="2"/>
+                <w:sz w:val="21"/>
+                <w:szCs w:val="21"/>
+                <w:lang w:val="en-US" w:eastAsia="zh-CN" w:bidi="ar-SA"/>
+              </w:rPr>
+              <w:t xml:space="preserve">on_train_epoch_start / on_train_epoch_end / </w:t>
+            </w:r>
+          </w:p>
+          <w:p>
+            <w:pPr>
+              <w:pStyle w:val="26"/>
+              <w:bidi w:val="0"/>
+              <w:jc w:val="both"/>
+              <w:rPr>
+                <w:rFonts w:hint="eastAsia" w:cs="华文中宋"/>
+                <w:b/>
+                <w:bCs/>
+                <w:color w:val="FF0000"/>
+                <w:kern w:val="2"/>
+                <w:sz w:val="21"/>
+                <w:szCs w:val="21"/>
+                <w:lang w:val="en-US" w:eastAsia="zh-CN" w:bidi="ar-SA"/>
+              </w:rPr>
+            </w:pPr>
+            <w:r>
+              <w:rPr>
+                <w:rFonts w:hint="eastAsia" w:cs="华文中宋"/>
+                <w:b/>
+                <w:bCs/>
+                <w:color w:val="FF0000"/>
+                <w:kern w:val="2"/>
+                <w:sz w:val="21"/>
+                <w:szCs w:val="21"/>
+                <w:lang w:val="en-US" w:eastAsia="zh-CN" w:bidi="ar-SA"/>
+              </w:rPr>
+              <w:t xml:space="preserve">on_validation_epoch_start / on_validation_epoch_end / </w:t>
+            </w:r>
+          </w:p>
+          <w:p>
+            <w:pPr>
+              <w:pStyle w:val="26"/>
+              <w:bidi w:val="0"/>
+              <w:jc w:val="both"/>
+              <w:rPr>
+                <w:rFonts w:hint="eastAsia" w:cs="华文中宋"/>
+                <w:b/>
+                <w:bCs/>
+                <w:color w:val="FF0000"/>
+                <w:kern w:val="2"/>
+                <w:sz w:val="21"/>
+                <w:szCs w:val="21"/>
+                <w:lang w:val="en-US" w:eastAsia="zh-CN" w:bidi="ar-SA"/>
+              </w:rPr>
+            </w:pPr>
+            <w:r>
+              <w:rPr>
+                <w:rFonts w:hint="eastAsia" w:cs="华文中宋"/>
+                <w:b/>
+                <w:bCs/>
+                <w:color w:val="FF0000"/>
+                <w:kern w:val="2"/>
+                <w:sz w:val="21"/>
+                <w:szCs w:val="21"/>
+                <w:lang w:val="en-US" w:eastAsia="zh-CN" w:bidi="ar-SA"/>
+              </w:rPr>
+              <w:t xml:space="preserve">on_test_epoch_start / on_test_epoch_end / </w:t>
+            </w:r>
+          </w:p>
+          <w:p>
+            <w:pPr>
+              <w:pStyle w:val="26"/>
+              <w:bidi w:val="0"/>
+              <w:jc w:val="both"/>
+              <w:rPr>
+                <w:rFonts w:hint="default" w:cs="华文中宋"/>
+                <w:b/>
+                <w:bCs/>
+                <w:color w:val="FF0000"/>
+                <w:kern w:val="2"/>
+                <w:sz w:val="21"/>
+                <w:szCs w:val="21"/>
+                <w:lang w:val="en-US" w:eastAsia="zh-CN" w:bidi="ar-SA"/>
+              </w:rPr>
+            </w:pPr>
+            <w:r>
+              <w:rPr>
+                <w:rFonts w:hint="eastAsia" w:cs="华文中宋"/>
+                <w:b/>
+                <w:bCs/>
+                <w:color w:val="FF0000"/>
+                <w:kern w:val="2"/>
+                <w:sz w:val="21"/>
+                <w:szCs w:val="21"/>
+                <w:lang w:val="en-US" w:eastAsia="zh-CN" w:bidi="ar-SA"/>
+              </w:rPr>
+              <w:t>on_predict_epoch_start / on_predict_epoch_end(self, trainer, pl_module)</w:t>
+            </w:r>
+          </w:p>
+        </w:tc>
+        <w:tc>
+          <w:tcPr>
+            <w:tcW w:w="0" w:type="auto"/>
+            <w:shd w:val="clear" w:color="auto" w:fill="auto"/>
+            <w:vAlign w:val="center"/>
+          </w:tcPr>
+          <w:p>
+            <w:pPr>
+              <w:pStyle w:val="27"/>
+              <w:bidi w:val="0"/>
+              <w:jc w:val="both"/>
+              <w:rPr>
+                <w:rFonts w:hint="default" w:cs="华文中宋"/>
+                <w:b/>
+                <w:bCs/>
+                <w:color w:val="EA82E5"/>
+                <w:kern w:val="2"/>
+                <w:sz w:val="21"/>
+                <w:szCs w:val="21"/>
+                <w:vertAlign w:val="baseline"/>
+                <w:lang w:val="en-US" w:eastAsia="zh-CN" w:bidi="ar-SA"/>
+              </w:rPr>
+            </w:pPr>
+            <w:r>
+              <w:rPr>
+                <w:rFonts w:hint="eastAsia" w:cs="华文中宋"/>
+                <w:b/>
+                <w:bCs/>
+                <w:color w:val="EA82E5"/>
+                <w:kern w:val="2"/>
+                <w:sz w:val="21"/>
+                <w:szCs w:val="21"/>
+                <w:vertAlign w:val="baseline"/>
+                <w:lang w:val="en-US" w:eastAsia="zh-CN" w:bidi="ar-SA"/>
+              </w:rPr>
+              <w:t>epoch</w:t>
+            </w:r>
+          </w:p>
+        </w:tc>
+      </w:tr>
+      <w:tr>
+        <w:tblPrEx>
+          <w:tblBorders>
+            <w:top w:val="single" w:color="auto" w:sz="4" w:space="0"/>
+            <w:left w:val="single" w:color="auto" w:sz="4" w:space="0"/>
+            <w:bottom w:val="single" w:color="auto" w:sz="4" w:space="0"/>
+            <w:right w:val="single" w:color="auto" w:sz="4" w:space="0"/>
+            <w:insideH w:val="single" w:color="auto" w:sz="4" w:space="0"/>
+            <w:insideV w:val="single" w:color="auto" w:sz="4" w:space="0"/>
+          </w:tblBorders>
+          <w:tblCellMar>
+            <w:top w:w="0" w:type="dxa"/>
+            <w:left w:w="108" w:type="dxa"/>
+            <w:bottom w:w="0" w:type="dxa"/>
+            <w:right w:w="108" w:type="dxa"/>
+          </w:tblCellMar>
+        </w:tblPrEx>
+        <w:tc>
+          <w:tcPr>
+            <w:tcW w:w="0" w:type="auto"/>
+            <w:vMerge w:val="continue"/>
+            <w:vAlign w:val="center"/>
+          </w:tcPr>
+          <w:p>
+            <w:pPr>
+              <w:pStyle w:val="26"/>
+              <w:bidi w:val="0"/>
+              <w:jc w:val="both"/>
+              <w:rPr>
+                <w:rFonts w:hint="eastAsia" w:cs="华文中宋"/>
+                <w:b/>
+                <w:bCs/>
+                <w:color w:val="ED7D31"/>
+                <w:kern w:val="2"/>
+                <w:sz w:val="21"/>
+                <w:szCs w:val="21"/>
+                <w:vertAlign w:val="baseline"/>
+                <w:lang w:val="en-US" w:eastAsia="zh-CN" w:bidi="ar-SA"/>
+              </w:rPr>
+            </w:pPr>
+          </w:p>
+        </w:tc>
+        <w:tc>
+          <w:tcPr>
+            <w:tcW w:w="0" w:type="auto"/>
+            <w:shd w:val="clear" w:color="auto" w:fill="auto"/>
+            <w:vAlign w:val="center"/>
+          </w:tcPr>
+          <w:p>
+            <w:pPr>
+              <w:pStyle w:val="26"/>
+              <w:bidi w:val="0"/>
+              <w:jc w:val="both"/>
+              <w:rPr>
+                <w:rFonts w:hint="eastAsia" w:cs="华文中宋"/>
+                <w:b/>
+                <w:bCs/>
+                <w:color w:val="FF0000"/>
+                <w:kern w:val="2"/>
+                <w:sz w:val="21"/>
+                <w:szCs w:val="21"/>
+                <w:lang w:val="en-US" w:eastAsia="zh-CN" w:bidi="ar-SA"/>
+              </w:rPr>
+            </w:pPr>
+            <w:r>
+              <w:rPr>
+                <w:rFonts w:hint="eastAsia" w:cs="华文中宋"/>
+                <w:b/>
+                <w:bCs/>
+                <w:color w:val="FF0000"/>
+                <w:kern w:val="2"/>
+                <w:sz w:val="21"/>
+                <w:szCs w:val="21"/>
+                <w:lang w:val="en-US" w:eastAsia="zh-CN" w:bidi="ar-SA"/>
+              </w:rPr>
+              <w:t>on_before_zero_grad(self, optimizer) /</w:t>
+            </w:r>
+          </w:p>
+          <w:p>
+            <w:pPr>
+              <w:pStyle w:val="26"/>
+              <w:bidi w:val="0"/>
+              <w:jc w:val="both"/>
+              <w:rPr>
+                <w:rFonts w:hint="eastAsia" w:cs="华文中宋"/>
+                <w:b/>
+                <w:bCs/>
+                <w:color w:val="FF0000"/>
+                <w:kern w:val="2"/>
+                <w:sz w:val="21"/>
+                <w:szCs w:val="21"/>
+                <w:lang w:val="en-US" w:eastAsia="zh-CN" w:bidi="ar-SA"/>
+              </w:rPr>
+            </w:pPr>
+            <w:r>
+              <w:rPr>
+                <w:rFonts w:hint="default" w:cs="华文中宋"/>
+                <w:b/>
+                <w:bCs/>
+                <w:color w:val="FF0000"/>
+                <w:kern w:val="2"/>
+                <w:sz w:val="21"/>
+                <w:szCs w:val="21"/>
+                <w:lang w:val="en-US" w:eastAsia="zh-CN" w:bidi="ar-SA"/>
+              </w:rPr>
+              <w:t>on_before_backward(self, loss)</w:t>
+            </w:r>
+            <w:r>
+              <w:rPr>
+                <w:rFonts w:hint="eastAsia" w:cs="华文中宋"/>
+                <w:b/>
+                <w:bCs/>
+                <w:color w:val="FF0000"/>
+                <w:kern w:val="2"/>
+                <w:sz w:val="21"/>
+                <w:szCs w:val="21"/>
+                <w:lang w:val="en-US" w:eastAsia="zh-CN" w:bidi="ar-SA"/>
+              </w:rPr>
+              <w:t xml:space="preserve"> / on_after_backward(self) /</w:t>
+            </w:r>
+          </w:p>
+          <w:p>
+            <w:pPr>
+              <w:pStyle w:val="26"/>
+              <w:bidi w:val="0"/>
+              <w:jc w:val="both"/>
+              <w:rPr>
+                <w:rFonts w:hint="default" w:cs="华文中宋"/>
+                <w:b/>
+                <w:bCs/>
+                <w:color w:val="FF0000"/>
+                <w:kern w:val="2"/>
+                <w:sz w:val="21"/>
+                <w:szCs w:val="21"/>
+                <w:lang w:val="en-US" w:eastAsia="zh-CN" w:bidi="ar-SA"/>
+              </w:rPr>
+            </w:pPr>
+            <w:r>
+              <w:rPr>
+                <w:rFonts w:hint="default" w:cs="华文中宋"/>
+                <w:b/>
+                <w:bCs/>
+                <w:color w:val="FF0000"/>
+                <w:kern w:val="2"/>
+                <w:sz w:val="21"/>
+                <w:szCs w:val="21"/>
+                <w:lang w:val="en-US" w:eastAsia="zh-CN" w:bidi="ar-SA"/>
+              </w:rPr>
+              <w:t>on_before_optimizer_step(self, optimizer)</w:t>
+            </w:r>
+          </w:p>
+        </w:tc>
+        <w:tc>
+          <w:tcPr>
+            <w:tcW w:w="0" w:type="auto"/>
+            <w:shd w:val="clear" w:color="auto" w:fill="auto"/>
+            <w:vAlign w:val="center"/>
+          </w:tcPr>
+          <w:p>
+            <w:pPr>
+              <w:pStyle w:val="27"/>
+              <w:bidi w:val="0"/>
+              <w:jc w:val="both"/>
+              <w:rPr>
+                <w:rFonts w:hint="default" w:cs="华文中宋"/>
+                <w:b/>
+                <w:bCs/>
+                <w:color w:val="EA82E5"/>
+                <w:kern w:val="2"/>
+                <w:sz w:val="21"/>
+                <w:szCs w:val="21"/>
+                <w:vertAlign w:val="baseline"/>
+                <w:lang w:val="en-US" w:eastAsia="zh-CN" w:bidi="ar-SA"/>
+              </w:rPr>
+            </w:pPr>
+            <w:r>
+              <w:rPr>
+                <w:rFonts w:hint="eastAsia" w:cs="华文中宋"/>
+                <w:b/>
+                <w:bCs/>
+                <w:color w:val="EA82E5"/>
+                <w:kern w:val="2"/>
+                <w:sz w:val="21"/>
+                <w:szCs w:val="21"/>
+                <w:vertAlign w:val="baseline"/>
+                <w:lang w:val="en-US" w:eastAsia="zh-CN" w:bidi="ar-SA"/>
+              </w:rPr>
+              <w:t>backward</w:t>
+            </w:r>
+          </w:p>
+        </w:tc>
+      </w:tr>
+    </w:tbl>
+    <w:p>
+      <w:pPr>
+        <w:rPr>
+          <w:rFonts w:hint="eastAsia"/>
+          <w:color w:val="ED7D31" w:themeColor="accent2"/>
+          <w:u w:val="single"/>
+          <w14:textFill>
+            <w14:solidFill>
+              <w14:schemeClr w14:val="accent2"/>
+            </w14:solidFill>
+          </w14:textFill>
+        </w:rPr>
+      </w:pPr>
+      <w:bookmarkStart w:id="44" w:name="_GoBack"/>
+      <w:bookmarkEnd w:id="44"/>
+    </w:p>
+    <w:tbl>
+      <w:tblPr>
+        <w:tblStyle w:val="12"/>
+        <w:tblW w:w="0" w:type="auto"/>
+        <w:tblInd w:w="0" w:type="dxa"/>
+        <w:tblBorders>
+          <w:top w:val="single" w:color="auto" w:sz="4" w:space="0"/>
+          <w:left w:val="single" w:color="auto" w:sz="4" w:space="0"/>
+          <w:bottom w:val="single" w:color="auto" w:sz="4" w:space="0"/>
+          <w:right w:val="single" w:color="auto" w:sz="4" w:space="0"/>
+          <w:insideH w:val="single" w:color="auto" w:sz="4" w:space="0"/>
+          <w:insideV w:val="single" w:color="auto" w:sz="4" w:space="0"/>
+        </w:tblBorders>
+        <w:tblLayout w:type="autofit"/>
+        <w:tblCellMar>
+          <w:top w:w="0" w:type="dxa"/>
+          <w:left w:w="108" w:type="dxa"/>
+          <w:bottom w:w="0" w:type="dxa"/>
+          <w:right w:w="108" w:type="dxa"/>
+        </w:tblCellMar>
+      </w:tblPr>
+      <w:tblGrid>
         <w:gridCol w:w="1057"/>
         <w:gridCol w:w="5612"/>
         <w:gridCol w:w="1344"/>
@@ -38736,6 +40242,12 @@
             <w:insideH w:val="single" w:color="auto" w:sz="4" w:space="0"/>
             <w:insideV w:val="single" w:color="auto" w:sz="4" w:space="0"/>
           </w:tblBorders>
+          <w:tblCellMar>
+            <w:top w:w="0" w:type="dxa"/>
+            <w:left w:w="108" w:type="dxa"/>
+            <w:bottom w:w="0" w:type="dxa"/>
+            <w:right w:w="108" w:type="dxa"/>
+          </w:tblCellMar>
         </w:tblPrEx>
         <w:tc>
           <w:tcPr>
@@ -42252,1343 +43764,6 @@
         </w:tblCellMar>
       </w:tblPr>
       <w:tblGrid>
-        <w:gridCol w:w="1057"/>
-        <w:gridCol w:w="7633"/>
-        <w:gridCol w:w="1344"/>
-      </w:tblGrid>
-      <w:tr>
-        <w:tblPrEx>
-          <w:tblBorders>
-            <w:top w:val="single" w:color="auto" w:sz="4" w:space="0"/>
-            <w:left w:val="single" w:color="auto" w:sz="4" w:space="0"/>
-            <w:bottom w:val="single" w:color="auto" w:sz="4" w:space="0"/>
-            <w:right w:val="single" w:color="auto" w:sz="4" w:space="0"/>
-            <w:insideH w:val="single" w:color="auto" w:sz="4" w:space="0"/>
-            <w:insideV w:val="single" w:color="auto" w:sz="4" w:space="0"/>
-          </w:tblBorders>
-          <w:tblCellMar>
-            <w:top w:w="0" w:type="dxa"/>
-            <w:left w:w="108" w:type="dxa"/>
-            <w:bottom w:w="0" w:type="dxa"/>
-            <w:right w:w="108" w:type="dxa"/>
-          </w:tblCellMar>
-        </w:tblPrEx>
-        <w:tc>
-          <w:tcPr>
-            <w:tcW w:w="0" w:type="auto"/>
-            <w:gridSpan w:val="2"/>
-            <w:vAlign w:val="center"/>
-          </w:tcPr>
-          <w:p>
-            <w:pPr>
-              <w:pStyle w:val="26"/>
-              <w:bidi w:val="0"/>
-              <w:jc w:val="both"/>
-              <w:rPr>
-                <w:rFonts w:hint="default"/>
-                <w:lang w:val="en-US" w:eastAsia="zh-CN"/>
-              </w:rPr>
-            </w:pPr>
-            <w:r>
-              <w:rPr>
-                <w:rFonts w:hint="eastAsia" w:cs="华文中宋"/>
-                <w:b/>
-                <w:bCs/>
-                <w:color w:val="FF0000"/>
-                <w:kern w:val="2"/>
-                <w:sz w:val="21"/>
-                <w:szCs w:val="21"/>
-                <w:lang w:val="en-US" w:eastAsia="zh-CN" w:bidi="ar-SA"/>
-              </w:rPr>
-              <w:t>Callback</w:t>
-            </w:r>
-          </w:p>
-        </w:tc>
-        <w:tc>
-          <w:tcPr>
-            <w:tcW w:w="0" w:type="auto"/>
-            <w:vAlign w:val="center"/>
-          </w:tcPr>
-          <w:p>
-            <w:pPr>
-              <w:pStyle w:val="27"/>
-              <w:bidi w:val="0"/>
-              <w:jc w:val="both"/>
-              <w:rPr>
-                <w:rFonts w:hint="default"/>
-                <w:vertAlign w:val="baseline"/>
-                <w:lang w:val="en-US" w:eastAsia="zh-CN"/>
-              </w:rPr>
-            </w:pPr>
-            <w:r>
-              <w:rPr>
-                <w:rFonts w:hint="eastAsia"/>
-                <w:vertAlign w:val="baseline"/>
-                <w:lang w:val="en-US" w:eastAsia="zh-CN"/>
-              </w:rPr>
-              <w:t>回调</w:t>
-            </w:r>
-          </w:p>
-        </w:tc>
-      </w:tr>
-      <w:tr>
-        <w:tblPrEx>
-          <w:tblBorders>
-            <w:top w:val="single" w:color="auto" w:sz="4" w:space="0"/>
-            <w:left w:val="single" w:color="auto" w:sz="4" w:space="0"/>
-            <w:bottom w:val="single" w:color="auto" w:sz="4" w:space="0"/>
-            <w:right w:val="single" w:color="auto" w:sz="4" w:space="0"/>
-            <w:insideH w:val="single" w:color="auto" w:sz="4" w:space="0"/>
-            <w:insideV w:val="single" w:color="auto" w:sz="4" w:space="0"/>
-          </w:tblBorders>
-          <w:tblCellMar>
-            <w:top w:w="0" w:type="dxa"/>
-            <w:left w:w="108" w:type="dxa"/>
-            <w:bottom w:w="0" w:type="dxa"/>
-            <w:right w:w="108" w:type="dxa"/>
-          </w:tblCellMar>
-        </w:tblPrEx>
-        <w:trPr>
-          <w:trHeight w:val="90" w:hRule="atLeast"/>
-        </w:trPr>
-        <w:tc>
-          <w:tcPr>
-            <w:tcW w:w="0" w:type="auto"/>
-            <w:vMerge w:val="restart"/>
-            <w:vAlign w:val="center"/>
-          </w:tcPr>
-          <w:p>
-            <w:pPr>
-              <w:pStyle w:val="26"/>
-              <w:bidi w:val="0"/>
-              <w:jc w:val="both"/>
-              <w:rPr>
-                <w:rFonts w:hint="default" w:ascii="华文中宋" w:hAnsi="华文中宋" w:eastAsia="华文中宋" w:cs="华文中宋"/>
-                <w:b/>
-                <w:bCs/>
-                <w:color w:val="FF0000"/>
-                <w:kern w:val="2"/>
-                <w:sz w:val="21"/>
-                <w:szCs w:val="21"/>
-                <w:lang w:val="en-US" w:eastAsia="zh-CN" w:bidi="ar-SA"/>
-              </w:rPr>
-            </w:pPr>
-            <w:r>
-              <w:rPr>
-                <w:rFonts w:hint="eastAsia" w:cs="华文中宋"/>
-                <w:b/>
-                <w:bCs/>
-                <w:color w:val="ED7D31"/>
-                <w:kern w:val="2"/>
-                <w:sz w:val="21"/>
-                <w:szCs w:val="21"/>
-                <w:vertAlign w:val="baseline"/>
-                <w:lang w:val="en-US" w:eastAsia="zh-CN" w:bidi="ar-SA"/>
-              </w:rPr>
-              <w:t>抽象方法</w:t>
-            </w:r>
-          </w:p>
-        </w:tc>
-        <w:tc>
-          <w:tcPr>
-            <w:tcW w:w="0" w:type="auto"/>
-            <w:vAlign w:val="center"/>
-          </w:tcPr>
-          <w:p>
-            <w:pPr>
-              <w:pStyle w:val="26"/>
-              <w:bidi w:val="0"/>
-              <w:jc w:val="both"/>
-              <w:rPr>
-                <w:rFonts w:hint="default" w:cs="华文中宋"/>
-                <w:b/>
-                <w:bCs/>
-                <w:color w:val="FF0000"/>
-                <w:kern w:val="2"/>
-                <w:sz w:val="21"/>
-                <w:szCs w:val="21"/>
-                <w:lang w:val="en-US" w:eastAsia="zh-CN" w:bidi="ar-SA"/>
-              </w:rPr>
-            </w:pPr>
-            <w:r>
-              <w:rPr>
-                <w:rFonts w:hint="eastAsia" w:cs="华文中宋"/>
-                <w:b/>
-                <w:bCs/>
-                <w:color w:val="FF0000"/>
-                <w:kern w:val="2"/>
-                <w:sz w:val="21"/>
-                <w:szCs w:val="21"/>
-                <w:lang w:val="en-US" w:eastAsia="zh-CN" w:bidi="ar-SA"/>
-              </w:rPr>
-              <w:t>state_dict(self) / load_state_dict(self, state_dict)</w:t>
-            </w:r>
-          </w:p>
-        </w:tc>
-        <w:tc>
-          <w:tcPr>
-            <w:tcW w:w="0" w:type="auto"/>
-            <w:vAlign w:val="center"/>
-          </w:tcPr>
-          <w:p>
-            <w:pPr>
-              <w:pStyle w:val="27"/>
-              <w:bidi w:val="0"/>
-              <w:jc w:val="both"/>
-              <w:rPr>
-                <w:rFonts w:hint="default"/>
-                <w:vertAlign w:val="baseline"/>
-                <w:lang w:val="en-US" w:eastAsia="zh-CN"/>
-              </w:rPr>
-            </w:pPr>
-            <w:r>
-              <w:rPr>
-                <w:rFonts w:hint="eastAsia"/>
-                <w:vertAlign w:val="baseline"/>
-                <w:lang w:val="en-US" w:eastAsia="zh-CN"/>
-              </w:rPr>
-              <w:t>state</w:t>
-            </w:r>
-          </w:p>
-        </w:tc>
-      </w:tr>
-      <w:tr>
-        <w:tblPrEx>
-          <w:tblBorders>
-            <w:top w:val="single" w:color="auto" w:sz="4" w:space="0"/>
-            <w:left w:val="single" w:color="auto" w:sz="4" w:space="0"/>
-            <w:bottom w:val="single" w:color="auto" w:sz="4" w:space="0"/>
-            <w:right w:val="single" w:color="auto" w:sz="4" w:space="0"/>
-            <w:insideH w:val="single" w:color="auto" w:sz="4" w:space="0"/>
-            <w:insideV w:val="single" w:color="auto" w:sz="4" w:space="0"/>
-          </w:tblBorders>
-          <w:tblCellMar>
-            <w:top w:w="0" w:type="dxa"/>
-            <w:left w:w="108" w:type="dxa"/>
-            <w:bottom w:w="0" w:type="dxa"/>
-            <w:right w:w="108" w:type="dxa"/>
-          </w:tblCellMar>
-        </w:tblPrEx>
-        <w:trPr>
-          <w:trHeight w:val="90" w:hRule="atLeast"/>
-        </w:trPr>
-        <w:tc>
-          <w:tcPr>
-            <w:tcW w:w="0" w:type="auto"/>
-            <w:vMerge w:val="continue"/>
-            <w:vAlign w:val="center"/>
-          </w:tcPr>
-          <w:p>
-            <w:pPr>
-              <w:pStyle w:val="26"/>
-              <w:bidi w:val="0"/>
-              <w:jc w:val="both"/>
-              <w:rPr>
-                <w:rFonts w:hint="eastAsia" w:cs="华文中宋"/>
-                <w:b/>
-                <w:bCs/>
-                <w:color w:val="ED7D31"/>
-                <w:kern w:val="2"/>
-                <w:sz w:val="21"/>
-                <w:szCs w:val="21"/>
-                <w:vertAlign w:val="baseline"/>
-                <w:lang w:val="en-US" w:eastAsia="zh-CN" w:bidi="ar-SA"/>
-              </w:rPr>
-            </w:pPr>
-          </w:p>
-        </w:tc>
-        <w:tc>
-          <w:tcPr>
-            <w:tcW w:w="0" w:type="auto"/>
-            <w:vAlign w:val="center"/>
-          </w:tcPr>
-          <w:p>
-            <w:pPr>
-              <w:pStyle w:val="26"/>
-              <w:bidi w:val="0"/>
-              <w:jc w:val="both"/>
-              <w:rPr>
-                <w:rFonts w:hint="default" w:cs="华文中宋"/>
-                <w:b/>
-                <w:bCs/>
-                <w:color w:val="FF0000"/>
-                <w:kern w:val="2"/>
-                <w:sz w:val="21"/>
-                <w:szCs w:val="21"/>
-                <w:lang w:val="en-US" w:eastAsia="zh-CN" w:bidi="ar-SA"/>
-              </w:rPr>
-            </w:pPr>
-            <w:r>
-              <w:rPr>
-                <w:rFonts w:hint="eastAsia" w:cs="华文中宋"/>
-                <w:b/>
-                <w:bCs/>
-                <w:color w:val="FF0000"/>
-                <w:kern w:val="2"/>
-                <w:sz w:val="21"/>
-                <w:szCs w:val="21"/>
-                <w:lang w:val="en-US" w:eastAsia="zh-CN" w:bidi="ar-SA"/>
-              </w:rPr>
-              <w:t>on_save_checkpoint / on_load_checkpoint(self, trainer, pl_module, ckpt)</w:t>
-            </w:r>
-          </w:p>
-        </w:tc>
-        <w:tc>
-          <w:tcPr>
-            <w:tcW w:w="0" w:type="auto"/>
-            <w:vAlign w:val="center"/>
-          </w:tcPr>
-          <w:p>
-            <w:pPr>
-              <w:pStyle w:val="27"/>
-              <w:bidi w:val="0"/>
-              <w:jc w:val="both"/>
-              <w:rPr>
-                <w:rFonts w:hint="default"/>
-                <w:vertAlign w:val="baseline"/>
-                <w:lang w:val="en-US" w:eastAsia="zh-CN"/>
-              </w:rPr>
-            </w:pPr>
-            <w:r>
-              <w:rPr>
-                <w:rFonts w:hint="eastAsia"/>
-                <w:vertAlign w:val="baseline"/>
-                <w:lang w:val="en-US" w:eastAsia="zh-CN"/>
-              </w:rPr>
-              <w:t>checkpoint</w:t>
-            </w:r>
-          </w:p>
-        </w:tc>
-      </w:tr>
-      <w:tr>
-        <w:tblPrEx>
-          <w:tblBorders>
-            <w:top w:val="single" w:color="auto" w:sz="4" w:space="0"/>
-            <w:left w:val="single" w:color="auto" w:sz="4" w:space="0"/>
-            <w:bottom w:val="single" w:color="auto" w:sz="4" w:space="0"/>
-            <w:right w:val="single" w:color="auto" w:sz="4" w:space="0"/>
-            <w:insideH w:val="single" w:color="auto" w:sz="4" w:space="0"/>
-            <w:insideV w:val="single" w:color="auto" w:sz="4" w:space="0"/>
-          </w:tblBorders>
-          <w:tblCellMar>
-            <w:top w:w="0" w:type="dxa"/>
-            <w:left w:w="108" w:type="dxa"/>
-            <w:bottom w:w="0" w:type="dxa"/>
-            <w:right w:w="108" w:type="dxa"/>
-          </w:tblCellMar>
-        </w:tblPrEx>
-        <w:tc>
-          <w:tcPr>
-            <w:tcW w:w="0" w:type="auto"/>
-            <w:vMerge w:val="continue"/>
-            <w:tcBorders/>
-            <w:vAlign w:val="center"/>
-          </w:tcPr>
-          <w:p>
-            <w:pPr>
-              <w:pStyle w:val="26"/>
-              <w:bidi w:val="0"/>
-              <w:jc w:val="both"/>
-              <w:rPr>
-                <w:rFonts w:hint="default" w:ascii="华文中宋" w:hAnsi="华文中宋" w:eastAsia="华文中宋" w:cs="华文中宋"/>
-                <w:b/>
-                <w:bCs/>
-                <w:color w:val="FF0000"/>
-                <w:kern w:val="2"/>
-                <w:sz w:val="21"/>
-                <w:szCs w:val="21"/>
-                <w:lang w:val="en-US" w:eastAsia="zh-CN" w:bidi="ar-SA"/>
-              </w:rPr>
-            </w:pPr>
-          </w:p>
-        </w:tc>
-        <w:tc>
-          <w:tcPr>
-            <w:tcW w:w="0" w:type="auto"/>
-            <w:vAlign w:val="center"/>
-          </w:tcPr>
-          <w:p>
-            <w:pPr>
-              <w:pStyle w:val="26"/>
-              <w:bidi w:val="0"/>
-              <w:jc w:val="both"/>
-              <w:rPr>
-                <w:rFonts w:hint="eastAsia" w:cs="华文中宋"/>
-                <w:b/>
-                <w:bCs/>
-                <w:color w:val="FF0000"/>
-                <w:kern w:val="2"/>
-                <w:sz w:val="21"/>
-                <w:szCs w:val="21"/>
-                <w:lang w:val="en-US" w:eastAsia="zh-CN" w:bidi="ar-SA"/>
-              </w:rPr>
-            </w:pPr>
-            <w:r>
-              <w:rPr>
-                <w:rFonts w:hint="eastAsia" w:cs="华文中宋"/>
-                <w:b/>
-                <w:bCs/>
-                <w:color w:val="FF0000"/>
-                <w:kern w:val="2"/>
-                <w:sz w:val="21"/>
-                <w:szCs w:val="21"/>
-                <w:lang w:val="en-US" w:eastAsia="zh-CN" w:bidi="ar-SA"/>
-              </w:rPr>
-              <w:t xml:space="preserve">on_fit_start / on_fit_end / </w:t>
-            </w:r>
-          </w:p>
-          <w:p>
-            <w:pPr>
-              <w:pStyle w:val="26"/>
-              <w:bidi w:val="0"/>
-              <w:jc w:val="both"/>
-              <w:rPr>
-                <w:rFonts w:hint="eastAsia" w:cs="华文中宋"/>
-                <w:b/>
-                <w:bCs/>
-                <w:color w:val="FF0000"/>
-                <w:kern w:val="2"/>
-                <w:sz w:val="21"/>
-                <w:szCs w:val="21"/>
-                <w:lang w:val="en-US" w:eastAsia="zh-CN" w:bidi="ar-SA"/>
-              </w:rPr>
-            </w:pPr>
-            <w:r>
-              <w:rPr>
-                <w:rFonts w:hint="eastAsia" w:cs="华文中宋"/>
-                <w:b/>
-                <w:bCs/>
-                <w:color w:val="FF0000"/>
-                <w:kern w:val="2"/>
-                <w:sz w:val="21"/>
-                <w:szCs w:val="21"/>
-                <w:lang w:val="en-US" w:eastAsia="zh-CN" w:bidi="ar-SA"/>
-              </w:rPr>
-              <w:t xml:space="preserve">on_train_start / on_train_end / </w:t>
-            </w:r>
-          </w:p>
-          <w:p>
-            <w:pPr>
-              <w:pStyle w:val="26"/>
-              <w:bidi w:val="0"/>
-              <w:jc w:val="both"/>
-              <w:rPr>
-                <w:rFonts w:hint="eastAsia" w:cs="华文中宋"/>
-                <w:b/>
-                <w:bCs/>
-                <w:color w:val="FF0000"/>
-                <w:kern w:val="2"/>
-                <w:sz w:val="21"/>
-                <w:szCs w:val="21"/>
-                <w:lang w:val="en-US" w:eastAsia="zh-CN" w:bidi="ar-SA"/>
-              </w:rPr>
-            </w:pPr>
-            <w:r>
-              <w:rPr>
-                <w:rFonts w:hint="eastAsia" w:cs="华文中宋"/>
-                <w:b/>
-                <w:bCs/>
-                <w:color w:val="FF0000"/>
-                <w:kern w:val="2"/>
-                <w:sz w:val="21"/>
-                <w:szCs w:val="21"/>
-                <w:lang w:val="en-US" w:eastAsia="zh-CN" w:bidi="ar-SA"/>
-              </w:rPr>
-              <w:t xml:space="preserve">on_validation_start / on_validation_end / </w:t>
-            </w:r>
-          </w:p>
-          <w:p>
-            <w:pPr>
-              <w:pStyle w:val="26"/>
-              <w:bidi w:val="0"/>
-              <w:jc w:val="both"/>
-              <w:rPr>
-                <w:rFonts w:hint="eastAsia" w:cs="华文中宋"/>
-                <w:b/>
-                <w:bCs/>
-                <w:color w:val="FF0000"/>
-                <w:kern w:val="2"/>
-                <w:sz w:val="21"/>
-                <w:szCs w:val="21"/>
-                <w:lang w:val="en-US" w:eastAsia="zh-CN" w:bidi="ar-SA"/>
-              </w:rPr>
-            </w:pPr>
-            <w:r>
-              <w:rPr>
-                <w:rFonts w:hint="eastAsia" w:cs="华文中宋"/>
-                <w:b/>
-                <w:bCs/>
-                <w:color w:val="FF0000"/>
-                <w:kern w:val="2"/>
-                <w:sz w:val="21"/>
-                <w:szCs w:val="21"/>
-                <w:lang w:val="en-US" w:eastAsia="zh-CN" w:bidi="ar-SA"/>
-              </w:rPr>
-              <w:t xml:space="preserve">on_test_start / on_test_end / </w:t>
-            </w:r>
-          </w:p>
-          <w:p>
-            <w:pPr>
-              <w:pStyle w:val="26"/>
-              <w:bidi w:val="0"/>
-              <w:jc w:val="both"/>
-              <w:rPr>
-                <w:rFonts w:hint="default" w:cs="华文中宋"/>
-                <w:b/>
-                <w:bCs/>
-                <w:color w:val="FF0000"/>
-                <w:kern w:val="2"/>
-                <w:sz w:val="21"/>
-                <w:szCs w:val="21"/>
-                <w:lang w:val="en-US" w:eastAsia="zh-CN" w:bidi="ar-SA"/>
-              </w:rPr>
-            </w:pPr>
-            <w:r>
-              <w:rPr>
-                <w:rFonts w:hint="eastAsia" w:cs="华文中宋"/>
-                <w:b/>
-                <w:bCs/>
-                <w:color w:val="FF0000"/>
-                <w:kern w:val="2"/>
-                <w:sz w:val="21"/>
-                <w:szCs w:val="21"/>
-                <w:lang w:val="en-US" w:eastAsia="zh-CN" w:bidi="ar-SA"/>
-              </w:rPr>
-              <w:t>on_predict_start / on_predict_end(self, trainer, pl_module)</w:t>
-            </w:r>
-          </w:p>
-        </w:tc>
-        <w:tc>
-          <w:tcPr>
-            <w:tcW w:w="0" w:type="auto"/>
-            <w:vAlign w:val="center"/>
-          </w:tcPr>
-          <w:p>
-            <w:pPr>
-              <w:pStyle w:val="27"/>
-              <w:bidi w:val="0"/>
-              <w:jc w:val="both"/>
-              <w:rPr>
-                <w:rFonts w:hint="default"/>
-                <w:vertAlign w:val="baseline"/>
-                <w:lang w:val="en-US" w:eastAsia="zh-CN"/>
-              </w:rPr>
-            </w:pPr>
-            <w:r>
-              <w:rPr>
-                <w:rFonts w:hint="eastAsia"/>
-                <w:vertAlign w:val="baseline"/>
-                <w:lang w:val="en-US" w:eastAsia="zh-CN"/>
-              </w:rPr>
-              <w:t>stage</w:t>
-            </w:r>
-          </w:p>
-        </w:tc>
-      </w:tr>
-      <w:tr>
-        <w:tblPrEx>
-          <w:tblBorders>
-            <w:top w:val="single" w:color="auto" w:sz="4" w:space="0"/>
-            <w:left w:val="single" w:color="auto" w:sz="4" w:space="0"/>
-            <w:bottom w:val="single" w:color="auto" w:sz="4" w:space="0"/>
-            <w:right w:val="single" w:color="auto" w:sz="4" w:space="0"/>
-            <w:insideH w:val="single" w:color="auto" w:sz="4" w:space="0"/>
-            <w:insideV w:val="single" w:color="auto" w:sz="4" w:space="0"/>
-          </w:tblBorders>
-          <w:tblCellMar>
-            <w:top w:w="0" w:type="dxa"/>
-            <w:left w:w="108" w:type="dxa"/>
-            <w:bottom w:w="0" w:type="dxa"/>
-            <w:right w:w="108" w:type="dxa"/>
-          </w:tblCellMar>
-        </w:tblPrEx>
-        <w:tc>
-          <w:tcPr>
-            <w:tcW w:w="0" w:type="auto"/>
-            <w:vMerge w:val="continue"/>
-            <w:tcBorders/>
-            <w:vAlign w:val="center"/>
-          </w:tcPr>
-          <w:p>
-            <w:pPr>
-              <w:pStyle w:val="26"/>
-              <w:bidi w:val="0"/>
-              <w:jc w:val="both"/>
-              <w:rPr>
-                <w:rFonts w:hint="eastAsia" w:cs="华文中宋"/>
-                <w:b/>
-                <w:bCs/>
-                <w:color w:val="ED7D31"/>
-                <w:kern w:val="2"/>
-                <w:sz w:val="21"/>
-                <w:szCs w:val="21"/>
-                <w:vertAlign w:val="baseline"/>
-                <w:lang w:val="en-US" w:eastAsia="zh-CN" w:bidi="ar-SA"/>
-              </w:rPr>
-            </w:pPr>
-          </w:p>
-        </w:tc>
-        <w:tc>
-          <w:tcPr>
-            <w:tcW w:w="7633" w:type="dxa"/>
-            <w:shd w:val="clear" w:color="auto" w:fill="auto"/>
-            <w:vAlign w:val="center"/>
-          </w:tcPr>
-          <w:p>
-            <w:pPr>
-              <w:pStyle w:val="26"/>
-              <w:bidi w:val="0"/>
-              <w:jc w:val="both"/>
-              <w:rPr>
-                <w:rFonts w:hint="eastAsia" w:cs="华文中宋"/>
-                <w:b/>
-                <w:bCs/>
-                <w:color w:val="FF0000"/>
-                <w:kern w:val="2"/>
-                <w:sz w:val="21"/>
-                <w:szCs w:val="21"/>
-                <w:lang w:val="en-US" w:eastAsia="zh-CN" w:bidi="ar-SA"/>
-              </w:rPr>
-            </w:pPr>
-            <w:r>
-              <w:rPr>
-                <w:rFonts w:hint="eastAsia" w:cs="华文中宋"/>
-                <w:b/>
-                <w:bCs/>
-                <w:color w:val="FF0000"/>
-                <w:kern w:val="2"/>
-                <w:sz w:val="21"/>
-                <w:szCs w:val="21"/>
-                <w:lang w:val="en-US" w:eastAsia="zh-CN" w:bidi="ar-SA"/>
-              </w:rPr>
-              <w:t xml:space="preserve">on_train_batch_start / on_validation_batch_start / </w:t>
-            </w:r>
-          </w:p>
-          <w:p>
-            <w:pPr>
-              <w:pStyle w:val="26"/>
-              <w:bidi w:val="0"/>
-              <w:jc w:val="both"/>
-              <w:rPr>
-                <w:rFonts w:hint="eastAsia" w:cs="华文中宋"/>
-                <w:b/>
-                <w:bCs/>
-                <w:color w:val="FF0000"/>
-                <w:kern w:val="2"/>
-                <w:sz w:val="21"/>
-                <w:szCs w:val="21"/>
-                <w:lang w:val="en-US" w:eastAsia="zh-CN" w:bidi="ar-SA"/>
-              </w:rPr>
-            </w:pPr>
-            <w:r>
-              <w:rPr>
-                <w:rFonts w:hint="eastAsia" w:cs="华文中宋"/>
-                <w:b/>
-                <w:bCs/>
-                <w:color w:val="FF0000"/>
-                <w:kern w:val="2"/>
-                <w:sz w:val="21"/>
-                <w:szCs w:val="21"/>
-                <w:lang w:val="en-US" w:eastAsia="zh-CN" w:bidi="ar-SA"/>
-              </w:rPr>
-              <w:t>on_test_batch_start / on_predict_batch_start</w:t>
-            </w:r>
-          </w:p>
-          <w:p>
-            <w:pPr>
-              <w:pStyle w:val="26"/>
-              <w:bidi w:val="0"/>
-              <w:jc w:val="both"/>
-              <w:rPr>
-                <w:rFonts w:hint="eastAsia" w:ascii="华文中宋" w:hAnsi="华文中宋" w:eastAsia="华文中宋" w:cs="华文中宋"/>
-                <w:b/>
-                <w:bCs/>
-                <w:color w:val="FF0000"/>
-                <w:kern w:val="2"/>
-                <w:sz w:val="21"/>
-                <w:szCs w:val="21"/>
-                <w:lang w:val="en-US" w:eastAsia="zh-CN" w:bidi="ar-SA"/>
-              </w:rPr>
-            </w:pPr>
-            <w:r>
-              <w:rPr>
-                <w:rFonts w:hint="eastAsia" w:cs="华文中宋"/>
-                <w:b/>
-                <w:bCs/>
-                <w:color w:val="FF0000"/>
-                <w:kern w:val="2"/>
-                <w:sz w:val="21"/>
-                <w:szCs w:val="21"/>
-                <w:lang w:val="en-US" w:eastAsia="zh-CN" w:bidi="ar-SA"/>
-              </w:rPr>
-              <w:t>(self, trainer, pl_module, ...)</w:t>
-            </w:r>
-          </w:p>
-        </w:tc>
-        <w:tc>
-          <w:tcPr>
-            <w:tcW w:w="1218" w:type="dxa"/>
-            <w:shd w:val="clear" w:color="auto" w:fill="auto"/>
-            <w:vAlign w:val="center"/>
-          </w:tcPr>
-          <w:p>
-            <w:pPr>
-              <w:pStyle w:val="27"/>
-              <w:bidi w:val="0"/>
-              <w:jc w:val="both"/>
-              <w:rPr>
-                <w:rFonts w:hint="default" w:ascii="华文中宋" w:hAnsi="华文中宋" w:eastAsia="华文中宋" w:cs="华文中宋"/>
-                <w:b/>
-                <w:bCs/>
-                <w:color w:val="EA82E5"/>
-                <w:kern w:val="2"/>
-                <w:sz w:val="21"/>
-                <w:szCs w:val="21"/>
-                <w:vertAlign w:val="baseline"/>
-                <w:lang w:val="en-US" w:eastAsia="zh-CN" w:bidi="ar-SA"/>
-              </w:rPr>
-            </w:pPr>
-            <w:r>
-              <w:rPr>
-                <w:rFonts w:hint="eastAsia" w:cs="华文中宋"/>
-                <w:b/>
-                <w:bCs/>
-                <w:color w:val="EA82E5"/>
-                <w:kern w:val="2"/>
-                <w:sz w:val="21"/>
-                <w:szCs w:val="21"/>
-                <w:vertAlign w:val="baseline"/>
-                <w:lang w:val="en-US" w:eastAsia="zh-CN" w:bidi="ar-SA"/>
-              </w:rPr>
-              <w:t>step start</w:t>
-            </w:r>
-          </w:p>
-        </w:tc>
-      </w:tr>
-      <w:tr>
-        <w:tblPrEx>
-          <w:tblBorders>
-            <w:top w:val="single" w:color="auto" w:sz="4" w:space="0"/>
-            <w:left w:val="single" w:color="auto" w:sz="4" w:space="0"/>
-            <w:bottom w:val="single" w:color="auto" w:sz="4" w:space="0"/>
-            <w:right w:val="single" w:color="auto" w:sz="4" w:space="0"/>
-            <w:insideH w:val="single" w:color="auto" w:sz="4" w:space="0"/>
-            <w:insideV w:val="single" w:color="auto" w:sz="4" w:space="0"/>
-          </w:tblBorders>
-          <w:tblCellMar>
-            <w:top w:w="0" w:type="dxa"/>
-            <w:left w:w="108" w:type="dxa"/>
-            <w:bottom w:w="0" w:type="dxa"/>
-            <w:right w:w="108" w:type="dxa"/>
-          </w:tblCellMar>
-        </w:tblPrEx>
-        <w:tc>
-          <w:tcPr>
-            <w:tcW w:w="0" w:type="auto"/>
-            <w:vMerge w:val="continue"/>
-            <w:tcBorders/>
-            <w:vAlign w:val="center"/>
-          </w:tcPr>
-          <w:p>
-            <w:pPr>
-              <w:pStyle w:val="26"/>
-              <w:bidi w:val="0"/>
-              <w:jc w:val="both"/>
-              <w:rPr>
-                <w:rFonts w:hint="eastAsia" w:cs="华文中宋"/>
-                <w:b/>
-                <w:bCs/>
-                <w:color w:val="ED7D31"/>
-                <w:kern w:val="2"/>
-                <w:sz w:val="21"/>
-                <w:szCs w:val="21"/>
-                <w:vertAlign w:val="baseline"/>
-                <w:lang w:val="en-US" w:eastAsia="zh-CN" w:bidi="ar-SA"/>
-              </w:rPr>
-            </w:pPr>
-          </w:p>
-        </w:tc>
-        <w:tc>
-          <w:tcPr>
-            <w:tcW w:w="7633" w:type="dxa"/>
-            <w:shd w:val="clear" w:color="auto" w:fill="auto"/>
-            <w:vAlign w:val="center"/>
-          </w:tcPr>
-          <w:p>
-            <w:pPr>
-              <w:pStyle w:val="26"/>
-              <w:bidi w:val="0"/>
-              <w:jc w:val="both"/>
-              <w:rPr>
-                <w:rFonts w:hint="eastAsia" w:cs="华文中宋"/>
-                <w:b/>
-                <w:bCs/>
-                <w:color w:val="FF0000"/>
-                <w:kern w:val="2"/>
-                <w:sz w:val="21"/>
-                <w:szCs w:val="21"/>
-                <w:lang w:val="en-US" w:eastAsia="zh-CN" w:bidi="ar-SA"/>
-              </w:rPr>
-            </w:pPr>
-            <w:r>
-              <w:rPr>
-                <w:rFonts w:hint="eastAsia" w:cs="华文中宋"/>
-                <w:b/>
-                <w:bCs/>
-                <w:color w:val="FF0000"/>
-                <w:kern w:val="2"/>
-                <w:sz w:val="21"/>
-                <w:szCs w:val="21"/>
-                <w:lang w:val="en-US" w:eastAsia="zh-CN" w:bidi="ar-SA"/>
-              </w:rPr>
-              <w:t xml:space="preserve">on_train_batch_end / on_validation_batch_end / </w:t>
-            </w:r>
-          </w:p>
-          <w:p>
-            <w:pPr>
-              <w:pStyle w:val="26"/>
-              <w:bidi w:val="0"/>
-              <w:jc w:val="both"/>
-              <w:rPr>
-                <w:rFonts w:hint="eastAsia" w:cs="华文中宋"/>
-                <w:b/>
-                <w:bCs/>
-                <w:color w:val="FF0000"/>
-                <w:kern w:val="2"/>
-                <w:sz w:val="21"/>
-                <w:szCs w:val="21"/>
-                <w:lang w:val="en-US" w:eastAsia="zh-CN" w:bidi="ar-SA"/>
-              </w:rPr>
-            </w:pPr>
-            <w:r>
-              <w:rPr>
-                <w:rFonts w:hint="eastAsia" w:cs="华文中宋"/>
-                <w:b/>
-                <w:bCs/>
-                <w:color w:val="FF0000"/>
-                <w:kern w:val="2"/>
-                <w:sz w:val="21"/>
-                <w:szCs w:val="21"/>
-                <w:lang w:val="en-US" w:eastAsia="zh-CN" w:bidi="ar-SA"/>
-              </w:rPr>
-              <w:t>on_test_batch_end / on_predict_batch_end</w:t>
-            </w:r>
-          </w:p>
-          <w:p>
-            <w:pPr>
-              <w:pStyle w:val="26"/>
-              <w:bidi w:val="0"/>
-              <w:jc w:val="both"/>
-              <w:rPr>
-                <w:rFonts w:hint="eastAsia" w:cs="华文中宋"/>
-                <w:b/>
-                <w:bCs/>
-                <w:color w:val="FF0000"/>
-                <w:kern w:val="2"/>
-                <w:sz w:val="21"/>
-                <w:szCs w:val="21"/>
-                <w:lang w:val="en-US" w:eastAsia="zh-CN" w:bidi="ar-SA"/>
-              </w:rPr>
-            </w:pPr>
-            <w:r>
-              <w:rPr>
-                <w:rFonts w:hint="eastAsia" w:cs="华文中宋"/>
-                <w:b/>
-                <w:bCs/>
-                <w:color w:val="FF0000"/>
-                <w:kern w:val="2"/>
-                <w:sz w:val="21"/>
-                <w:szCs w:val="21"/>
-                <w:lang w:val="en-US" w:eastAsia="zh-CN" w:bidi="ar-SA"/>
-              </w:rPr>
-              <w:t>(self, trainer, pl_module, ...)</w:t>
-            </w:r>
-          </w:p>
-        </w:tc>
-        <w:tc>
-          <w:tcPr>
-            <w:tcW w:w="1218" w:type="dxa"/>
-            <w:shd w:val="clear" w:color="auto" w:fill="auto"/>
-            <w:vAlign w:val="center"/>
-          </w:tcPr>
-          <w:p>
-            <w:pPr>
-              <w:pStyle w:val="27"/>
-              <w:bidi w:val="0"/>
-              <w:jc w:val="both"/>
-              <w:rPr>
-                <w:rFonts w:hint="eastAsia" w:cs="华文中宋"/>
-                <w:b/>
-                <w:bCs/>
-                <w:color w:val="EA82E5"/>
-                <w:kern w:val="2"/>
-                <w:sz w:val="21"/>
-                <w:szCs w:val="21"/>
-                <w:vertAlign w:val="baseline"/>
-                <w:lang w:val="en-US" w:eastAsia="zh-CN" w:bidi="ar-SA"/>
-              </w:rPr>
-            </w:pPr>
-            <w:r>
-              <w:rPr>
-                <w:rFonts w:hint="eastAsia" w:cs="华文中宋"/>
-                <w:b/>
-                <w:bCs/>
-                <w:color w:val="EA82E5"/>
-                <w:kern w:val="2"/>
-                <w:sz w:val="21"/>
-                <w:szCs w:val="21"/>
-                <w:vertAlign w:val="baseline"/>
-                <w:lang w:val="en-US" w:eastAsia="zh-CN" w:bidi="ar-SA"/>
-              </w:rPr>
-              <w:t>step end</w:t>
-            </w:r>
-          </w:p>
-        </w:tc>
-      </w:tr>
-      <w:tr>
-        <w:tblPrEx>
-          <w:tblBorders>
-            <w:top w:val="single" w:color="auto" w:sz="4" w:space="0"/>
-            <w:left w:val="single" w:color="auto" w:sz="4" w:space="0"/>
-            <w:bottom w:val="single" w:color="auto" w:sz="4" w:space="0"/>
-            <w:right w:val="single" w:color="auto" w:sz="4" w:space="0"/>
-            <w:insideH w:val="single" w:color="auto" w:sz="4" w:space="0"/>
-            <w:insideV w:val="single" w:color="auto" w:sz="4" w:space="0"/>
-          </w:tblBorders>
-          <w:tblCellMar>
-            <w:top w:w="0" w:type="dxa"/>
-            <w:left w:w="108" w:type="dxa"/>
-            <w:bottom w:w="0" w:type="dxa"/>
-            <w:right w:w="108" w:type="dxa"/>
-          </w:tblCellMar>
-        </w:tblPrEx>
-        <w:tc>
-          <w:tcPr>
-            <w:tcW w:w="0" w:type="auto"/>
-            <w:vMerge w:val="continue"/>
-            <w:tcBorders/>
-            <w:vAlign w:val="center"/>
-          </w:tcPr>
-          <w:p>
-            <w:pPr>
-              <w:pStyle w:val="26"/>
-              <w:bidi w:val="0"/>
-              <w:jc w:val="both"/>
-              <w:rPr>
-                <w:rFonts w:hint="eastAsia" w:cs="华文中宋"/>
-                <w:b/>
-                <w:bCs/>
-                <w:color w:val="ED7D31"/>
-                <w:kern w:val="2"/>
-                <w:sz w:val="21"/>
-                <w:szCs w:val="21"/>
-                <w:vertAlign w:val="baseline"/>
-                <w:lang w:val="en-US" w:eastAsia="zh-CN" w:bidi="ar-SA"/>
-              </w:rPr>
-            </w:pPr>
-          </w:p>
-        </w:tc>
-        <w:tc>
-          <w:tcPr>
-            <w:tcW w:w="0" w:type="auto"/>
-            <w:shd w:val="clear" w:color="auto" w:fill="auto"/>
-            <w:vAlign w:val="center"/>
-          </w:tcPr>
-          <w:p>
-            <w:pPr>
-              <w:pStyle w:val="26"/>
-              <w:bidi w:val="0"/>
-              <w:jc w:val="both"/>
-              <w:rPr>
-                <w:rFonts w:hint="eastAsia" w:cs="华文中宋"/>
-                <w:b/>
-                <w:bCs/>
-                <w:color w:val="FF0000"/>
-                <w:kern w:val="2"/>
-                <w:sz w:val="21"/>
-                <w:szCs w:val="21"/>
-                <w:lang w:val="en-US" w:eastAsia="zh-CN" w:bidi="ar-SA"/>
-              </w:rPr>
-            </w:pPr>
-            <w:r>
-              <w:rPr>
-                <w:rFonts w:hint="eastAsia" w:cs="华文中宋"/>
-                <w:b/>
-                <w:bCs/>
-                <w:color w:val="FF0000"/>
-                <w:kern w:val="2"/>
-                <w:sz w:val="21"/>
-                <w:szCs w:val="21"/>
-                <w:lang w:val="en-US" w:eastAsia="zh-CN" w:bidi="ar-SA"/>
-              </w:rPr>
-              <w:t xml:space="preserve">on_train_epoch_start / on_train_epoch_end / </w:t>
-            </w:r>
-          </w:p>
-          <w:p>
-            <w:pPr>
-              <w:pStyle w:val="26"/>
-              <w:bidi w:val="0"/>
-              <w:jc w:val="both"/>
-              <w:rPr>
-                <w:rFonts w:hint="eastAsia" w:cs="华文中宋"/>
-                <w:b/>
-                <w:bCs/>
-                <w:color w:val="FF0000"/>
-                <w:kern w:val="2"/>
-                <w:sz w:val="21"/>
-                <w:szCs w:val="21"/>
-                <w:lang w:val="en-US" w:eastAsia="zh-CN" w:bidi="ar-SA"/>
-              </w:rPr>
-            </w:pPr>
-            <w:r>
-              <w:rPr>
-                <w:rFonts w:hint="eastAsia" w:cs="华文中宋"/>
-                <w:b/>
-                <w:bCs/>
-                <w:color w:val="FF0000"/>
-                <w:kern w:val="2"/>
-                <w:sz w:val="21"/>
-                <w:szCs w:val="21"/>
-                <w:lang w:val="en-US" w:eastAsia="zh-CN" w:bidi="ar-SA"/>
-              </w:rPr>
-              <w:t xml:space="preserve">on_validation_epoch_start / on_validation_epoch_end / </w:t>
-            </w:r>
-          </w:p>
-          <w:p>
-            <w:pPr>
-              <w:pStyle w:val="26"/>
-              <w:bidi w:val="0"/>
-              <w:jc w:val="both"/>
-              <w:rPr>
-                <w:rFonts w:hint="eastAsia" w:cs="华文中宋"/>
-                <w:b/>
-                <w:bCs/>
-                <w:color w:val="FF0000"/>
-                <w:kern w:val="2"/>
-                <w:sz w:val="21"/>
-                <w:szCs w:val="21"/>
-                <w:lang w:val="en-US" w:eastAsia="zh-CN" w:bidi="ar-SA"/>
-              </w:rPr>
-            </w:pPr>
-            <w:r>
-              <w:rPr>
-                <w:rFonts w:hint="eastAsia" w:cs="华文中宋"/>
-                <w:b/>
-                <w:bCs/>
-                <w:color w:val="FF0000"/>
-                <w:kern w:val="2"/>
-                <w:sz w:val="21"/>
-                <w:szCs w:val="21"/>
-                <w:lang w:val="en-US" w:eastAsia="zh-CN" w:bidi="ar-SA"/>
-              </w:rPr>
-              <w:t xml:space="preserve">on_test_epoch_start / on_test_epoch_end / </w:t>
-            </w:r>
-          </w:p>
-          <w:p>
-            <w:pPr>
-              <w:pStyle w:val="26"/>
-              <w:bidi w:val="0"/>
-              <w:jc w:val="both"/>
-              <w:rPr>
-                <w:rFonts w:hint="default" w:cs="华文中宋"/>
-                <w:b/>
-                <w:bCs/>
-                <w:color w:val="FF0000"/>
-                <w:kern w:val="2"/>
-                <w:sz w:val="21"/>
-                <w:szCs w:val="21"/>
-                <w:lang w:val="en-US" w:eastAsia="zh-CN" w:bidi="ar-SA"/>
-              </w:rPr>
-            </w:pPr>
-            <w:r>
-              <w:rPr>
-                <w:rFonts w:hint="eastAsia" w:cs="华文中宋"/>
-                <w:b/>
-                <w:bCs/>
-                <w:color w:val="FF0000"/>
-                <w:kern w:val="2"/>
-                <w:sz w:val="21"/>
-                <w:szCs w:val="21"/>
-                <w:lang w:val="en-US" w:eastAsia="zh-CN" w:bidi="ar-SA"/>
-              </w:rPr>
-              <w:t>on_predict_epoch_start / on_predict_epoch_end(self, trainer, pl_module)</w:t>
-            </w:r>
-          </w:p>
-        </w:tc>
-        <w:tc>
-          <w:tcPr>
-            <w:tcW w:w="0" w:type="auto"/>
-            <w:shd w:val="clear" w:color="auto" w:fill="auto"/>
-            <w:vAlign w:val="center"/>
-          </w:tcPr>
-          <w:p>
-            <w:pPr>
-              <w:pStyle w:val="27"/>
-              <w:bidi w:val="0"/>
-              <w:jc w:val="both"/>
-              <w:rPr>
-                <w:rFonts w:hint="default" w:cs="华文中宋"/>
-                <w:b/>
-                <w:bCs/>
-                <w:color w:val="EA82E5"/>
-                <w:kern w:val="2"/>
-                <w:sz w:val="21"/>
-                <w:szCs w:val="21"/>
-                <w:vertAlign w:val="baseline"/>
-                <w:lang w:val="en-US" w:eastAsia="zh-CN" w:bidi="ar-SA"/>
-              </w:rPr>
-            </w:pPr>
-            <w:r>
-              <w:rPr>
-                <w:rFonts w:hint="eastAsia" w:cs="华文中宋"/>
-                <w:b/>
-                <w:bCs/>
-                <w:color w:val="EA82E5"/>
-                <w:kern w:val="2"/>
-                <w:sz w:val="21"/>
-                <w:szCs w:val="21"/>
-                <w:vertAlign w:val="baseline"/>
-                <w:lang w:val="en-US" w:eastAsia="zh-CN" w:bidi="ar-SA"/>
-              </w:rPr>
-              <w:t>epoch</w:t>
-            </w:r>
-          </w:p>
-        </w:tc>
-      </w:tr>
-      <w:tr>
-        <w:tblPrEx>
-          <w:tblBorders>
-            <w:top w:val="single" w:color="auto" w:sz="4" w:space="0"/>
-            <w:left w:val="single" w:color="auto" w:sz="4" w:space="0"/>
-            <w:bottom w:val="single" w:color="auto" w:sz="4" w:space="0"/>
-            <w:right w:val="single" w:color="auto" w:sz="4" w:space="0"/>
-            <w:insideH w:val="single" w:color="auto" w:sz="4" w:space="0"/>
-            <w:insideV w:val="single" w:color="auto" w:sz="4" w:space="0"/>
-          </w:tblBorders>
-          <w:tblCellMar>
-            <w:top w:w="0" w:type="dxa"/>
-            <w:left w:w="108" w:type="dxa"/>
-            <w:bottom w:w="0" w:type="dxa"/>
-            <w:right w:w="108" w:type="dxa"/>
-          </w:tblCellMar>
-        </w:tblPrEx>
-        <w:tc>
-          <w:tcPr>
-            <w:tcW w:w="0" w:type="auto"/>
-            <w:vMerge w:val="continue"/>
-            <w:tcBorders/>
-            <w:vAlign w:val="center"/>
-          </w:tcPr>
-          <w:p>
-            <w:pPr>
-              <w:pStyle w:val="26"/>
-              <w:bidi w:val="0"/>
-              <w:jc w:val="both"/>
-              <w:rPr>
-                <w:rFonts w:hint="eastAsia" w:cs="华文中宋"/>
-                <w:b/>
-                <w:bCs/>
-                <w:color w:val="ED7D31"/>
-                <w:kern w:val="2"/>
-                <w:sz w:val="21"/>
-                <w:szCs w:val="21"/>
-                <w:vertAlign w:val="baseline"/>
-                <w:lang w:val="en-US" w:eastAsia="zh-CN" w:bidi="ar-SA"/>
-              </w:rPr>
-            </w:pPr>
-          </w:p>
-        </w:tc>
-        <w:tc>
-          <w:tcPr>
-            <w:tcW w:w="0" w:type="auto"/>
-            <w:shd w:val="clear" w:color="auto" w:fill="auto"/>
-            <w:vAlign w:val="center"/>
-          </w:tcPr>
-          <w:p>
-            <w:pPr>
-              <w:pStyle w:val="26"/>
-              <w:bidi w:val="0"/>
-              <w:jc w:val="both"/>
-              <w:rPr>
-                <w:rFonts w:hint="eastAsia" w:cs="华文中宋"/>
-                <w:b/>
-                <w:bCs/>
-                <w:color w:val="FF0000"/>
-                <w:kern w:val="2"/>
-                <w:sz w:val="21"/>
-                <w:szCs w:val="21"/>
-                <w:lang w:val="en-US" w:eastAsia="zh-CN" w:bidi="ar-SA"/>
-              </w:rPr>
-            </w:pPr>
-            <w:r>
-              <w:rPr>
-                <w:rFonts w:hint="eastAsia" w:cs="华文中宋"/>
-                <w:b/>
-                <w:bCs/>
-                <w:color w:val="FF0000"/>
-                <w:kern w:val="2"/>
-                <w:sz w:val="21"/>
-                <w:szCs w:val="21"/>
-                <w:lang w:val="en-US" w:eastAsia="zh-CN" w:bidi="ar-SA"/>
-              </w:rPr>
-              <w:t>on_before_zero_grad(self, optimizer) /</w:t>
-            </w:r>
-          </w:p>
-          <w:p>
-            <w:pPr>
-              <w:pStyle w:val="26"/>
-              <w:bidi w:val="0"/>
-              <w:jc w:val="both"/>
-              <w:rPr>
-                <w:rFonts w:hint="eastAsia" w:cs="华文中宋"/>
-                <w:b/>
-                <w:bCs/>
-                <w:color w:val="FF0000"/>
-                <w:kern w:val="2"/>
-                <w:sz w:val="21"/>
-                <w:szCs w:val="21"/>
-                <w:lang w:val="en-US" w:eastAsia="zh-CN" w:bidi="ar-SA"/>
-              </w:rPr>
-            </w:pPr>
-            <w:r>
-              <w:rPr>
-                <w:rFonts w:hint="default" w:cs="华文中宋"/>
-                <w:b/>
-                <w:bCs/>
-                <w:color w:val="FF0000"/>
-                <w:kern w:val="2"/>
-                <w:sz w:val="21"/>
-                <w:szCs w:val="21"/>
-                <w:lang w:val="en-US" w:eastAsia="zh-CN" w:bidi="ar-SA"/>
-              </w:rPr>
-              <w:t>on_before_backward(self, loss)</w:t>
-            </w:r>
-            <w:r>
-              <w:rPr>
-                <w:rFonts w:hint="eastAsia" w:cs="华文中宋"/>
-                <w:b/>
-                <w:bCs/>
-                <w:color w:val="FF0000"/>
-                <w:kern w:val="2"/>
-                <w:sz w:val="21"/>
-                <w:szCs w:val="21"/>
-                <w:lang w:val="en-US" w:eastAsia="zh-CN" w:bidi="ar-SA"/>
-              </w:rPr>
-              <w:t xml:space="preserve"> / on_after_backward(self) /</w:t>
-            </w:r>
-          </w:p>
-          <w:p>
-            <w:pPr>
-              <w:pStyle w:val="26"/>
-              <w:bidi w:val="0"/>
-              <w:jc w:val="both"/>
-              <w:rPr>
-                <w:rFonts w:hint="default" w:cs="华文中宋"/>
-                <w:b/>
-                <w:bCs/>
-                <w:color w:val="FF0000"/>
-                <w:kern w:val="2"/>
-                <w:sz w:val="21"/>
-                <w:szCs w:val="21"/>
-                <w:lang w:val="en-US" w:eastAsia="zh-CN" w:bidi="ar-SA"/>
-              </w:rPr>
-            </w:pPr>
-            <w:r>
-              <w:rPr>
-                <w:rFonts w:hint="default" w:cs="华文中宋"/>
-                <w:b/>
-                <w:bCs/>
-                <w:color w:val="FF0000"/>
-                <w:kern w:val="2"/>
-                <w:sz w:val="21"/>
-                <w:szCs w:val="21"/>
-                <w:lang w:val="en-US" w:eastAsia="zh-CN" w:bidi="ar-SA"/>
-              </w:rPr>
-              <w:t>on_before_optimizer_step(self, optimizer)</w:t>
-            </w:r>
-          </w:p>
-        </w:tc>
-        <w:tc>
-          <w:tcPr>
-            <w:tcW w:w="0" w:type="auto"/>
-            <w:shd w:val="clear" w:color="auto" w:fill="auto"/>
-            <w:vAlign w:val="center"/>
-          </w:tcPr>
-          <w:p>
-            <w:pPr>
-              <w:pStyle w:val="27"/>
-              <w:bidi w:val="0"/>
-              <w:jc w:val="both"/>
-              <w:rPr>
-                <w:rFonts w:hint="default" w:cs="华文中宋"/>
-                <w:b/>
-                <w:bCs/>
-                <w:color w:val="EA82E5"/>
-                <w:kern w:val="2"/>
-                <w:sz w:val="21"/>
-                <w:szCs w:val="21"/>
-                <w:vertAlign w:val="baseline"/>
-                <w:lang w:val="en-US" w:eastAsia="zh-CN" w:bidi="ar-SA"/>
-              </w:rPr>
-            </w:pPr>
-            <w:r>
-              <w:rPr>
-                <w:rFonts w:hint="eastAsia" w:cs="华文中宋"/>
-                <w:b/>
-                <w:bCs/>
-                <w:color w:val="EA82E5"/>
-                <w:kern w:val="2"/>
-                <w:sz w:val="21"/>
-                <w:szCs w:val="21"/>
-                <w:vertAlign w:val="baseline"/>
-                <w:lang w:val="en-US" w:eastAsia="zh-CN" w:bidi="ar-SA"/>
-              </w:rPr>
-              <w:t>backward</w:t>
-            </w:r>
-          </w:p>
-        </w:tc>
-      </w:tr>
-    </w:tbl>
-    <w:p>
-      <w:pPr>
-        <w:pStyle w:val="19"/>
-        <w:bidi w:val="0"/>
-        <w:outlineLvl w:val="9"/>
-        <w:rPr>
-          <w:rFonts w:hint="eastAsia" w:ascii="华文中宋" w:hAnsi="华文中宋" w:eastAsia="华文中宋" w:cs="华文中宋"/>
-          <w:b/>
-          <w:bCs/>
-          <w:color w:val="7030A0"/>
-          <w:spacing w:val="0"/>
-          <w:kern w:val="2"/>
-          <w:sz w:val="21"/>
-          <w:szCs w:val="21"/>
-          <w:lang w:val="en-US" w:eastAsia="zh-CN" w:bidi="ar-SA"/>
-        </w:rPr>
-      </w:pPr>
-    </w:p>
-    <w:tbl>
-      <w:tblPr>
-        <w:tblStyle w:val="12"/>
-        <w:tblW w:w="0" w:type="auto"/>
-        <w:tblInd w:w="0" w:type="dxa"/>
-        <w:tblBorders>
-          <w:top w:val="single" w:color="auto" w:sz="4" w:space="0"/>
-          <w:left w:val="single" w:color="auto" w:sz="4" w:space="0"/>
-          <w:bottom w:val="single" w:color="auto" w:sz="4" w:space="0"/>
-          <w:right w:val="single" w:color="auto" w:sz="4" w:space="0"/>
-          <w:insideH w:val="single" w:color="auto" w:sz="4" w:space="0"/>
-          <w:insideV w:val="single" w:color="auto" w:sz="4" w:space="0"/>
-        </w:tblBorders>
-        <w:tblLayout w:type="autofit"/>
-        <w:tblCellMar>
-          <w:top w:w="0" w:type="dxa"/>
-          <w:left w:w="108" w:type="dxa"/>
-          <w:bottom w:w="0" w:type="dxa"/>
-          <w:right w:w="108" w:type="dxa"/>
-        </w:tblCellMar>
-      </w:tblPr>
-      <w:tblGrid>
         <w:gridCol w:w="4640"/>
         <w:gridCol w:w="1057"/>
       </w:tblGrid>
@@ -43671,22 +43846,7 @@
                 <w:szCs w:val="21"/>
                 <w:lang w:val="en-US" w:eastAsia="zh-CN" w:bidi="ar-SA"/>
               </w:rPr>
-              <w:t>save_last, save_top_k)</w:t>
-            </w:r>
-            <w:bookmarkStart w:id="44" w:name="_GoBack"/>
-            <w:bookmarkEnd w:id="44"/>
-            <w:r>
-              <w:rPr>
-                <w:rFonts w:hint="eastAsia" w:cs="华文中宋"/>
-                <w:b/>
-                <w:bCs/>
-                <w:color w:val="FF0000"/>
-                <w:kern w:val="2"/>
-                <w:sz w:val="21"/>
-                <w:szCs w:val="21"/>
-                <w:lang w:val="en-US" w:eastAsia="zh-CN" w:bidi="ar-SA"/>
-              </w:rPr>
-              <w:t xml:space="preserve"> </w:t>
+              <w:t xml:space="preserve">save_last, save_top_k) </w:t>
             </w:r>
             <w:r>
               <w:rPr>

--- a/py 深度学习.docx
+++ b/py 深度学习.docx
@@ -1952,12 +1952,6 @@
             <w:insideH w:val="single" w:color="auto" w:sz="4" w:space="0"/>
             <w:insideV w:val="single" w:color="auto" w:sz="4" w:space="0"/>
           </w:tblBorders>
-          <w:tblCellMar>
-            <w:top w:w="0" w:type="dxa"/>
-            <w:left w:w="108" w:type="dxa"/>
-            <w:bottom w:w="0" w:type="dxa"/>
-            <w:right w:w="108" w:type="dxa"/>
-          </w:tblCellMar>
         </w:tblPrEx>
         <w:tc>
           <w:tcPr>
@@ -4032,6 +4026,12 @@
             <w:insideH w:val="single" w:color="auto" w:sz="4" w:space="0"/>
             <w:insideV w:val="single" w:color="auto" w:sz="4" w:space="0"/>
           </w:tblBorders>
+          <w:tblCellMar>
+            <w:top w:w="0" w:type="dxa"/>
+            <w:left w:w="108" w:type="dxa"/>
+            <w:bottom w:w="0" w:type="dxa"/>
+            <w:right w:w="108" w:type="dxa"/>
+          </w:tblCellMar>
         </w:tblPrEx>
         <w:trPr>
           <w:trHeight w:val="128" w:hRule="atLeast"/>
@@ -6514,6 +6514,12 @@
             <w:insideH w:val="single" w:color="auto" w:sz="4" w:space="0"/>
             <w:insideV w:val="single" w:color="auto" w:sz="4" w:space="0"/>
           </w:tblBorders>
+          <w:tblCellMar>
+            <w:top w:w="0" w:type="dxa"/>
+            <w:left w:w="108" w:type="dxa"/>
+            <w:bottom w:w="0" w:type="dxa"/>
+            <w:right w:w="108" w:type="dxa"/>
+          </w:tblCellMar>
         </w:tblPrEx>
         <w:tc>
           <w:tcPr>
@@ -8824,12 +8830,6 @@
             <w:insideH w:val="single" w:color="auto" w:sz="4" w:space="0"/>
             <w:insideV w:val="single" w:color="auto" w:sz="4" w:space="0"/>
           </w:tblBorders>
-          <w:tblCellMar>
-            <w:top w:w="0" w:type="dxa"/>
-            <w:left w:w="108" w:type="dxa"/>
-            <w:bottom w:w="0" w:type="dxa"/>
-            <w:right w:w="108" w:type="dxa"/>
-          </w:tblCellMar>
         </w:tblPrEx>
         <w:tc>
           <w:tcPr>
@@ -11893,6 +11893,12 @@
             <w:insideH w:val="single" w:color="auto" w:sz="4" w:space="0"/>
             <w:insideV w:val="single" w:color="auto" w:sz="4" w:space="0"/>
           </w:tblBorders>
+          <w:tblCellMar>
+            <w:top w:w="0" w:type="dxa"/>
+            <w:left w:w="108" w:type="dxa"/>
+            <w:bottom w:w="0" w:type="dxa"/>
+            <w:right w:w="108" w:type="dxa"/>
+          </w:tblCellMar>
         </w:tblPrEx>
         <w:tc>
           <w:tcPr>
@@ -14676,6 +14682,12 @@
             <w:insideH w:val="single" w:color="auto" w:sz="4" w:space="0"/>
             <w:insideV w:val="single" w:color="auto" w:sz="4" w:space="0"/>
           </w:tblBorders>
+          <w:tblCellMar>
+            <w:top w:w="0" w:type="dxa"/>
+            <w:left w:w="108" w:type="dxa"/>
+            <w:bottom w:w="0" w:type="dxa"/>
+            <w:right w:w="108" w:type="dxa"/>
+          </w:tblCellMar>
         </w:tblPrEx>
         <w:trPr>
           <w:trHeight w:val="90" w:hRule="atLeast"/>
@@ -16185,12 +16197,6 @@
             <w:insideH w:val="single" w:color="auto" w:sz="4" w:space="0"/>
             <w:insideV w:val="single" w:color="auto" w:sz="4" w:space="0"/>
           </w:tblBorders>
-          <w:tblCellMar>
-            <w:top w:w="0" w:type="dxa"/>
-            <w:left w:w="108" w:type="dxa"/>
-            <w:bottom w:w="0" w:type="dxa"/>
-            <w:right w:w="108" w:type="dxa"/>
-          </w:tblCellMar>
         </w:tblPrEx>
         <w:tc>
           <w:tcPr>
@@ -16761,12 +16767,6 @@
             <w:insideH w:val="single" w:color="auto" w:sz="4" w:space="0"/>
             <w:insideV w:val="single" w:color="auto" w:sz="4" w:space="0"/>
           </w:tblBorders>
-          <w:tblCellMar>
-            <w:top w:w="0" w:type="dxa"/>
-            <w:left w:w="108" w:type="dxa"/>
-            <w:bottom w:w="0" w:type="dxa"/>
-            <w:right w:w="108" w:type="dxa"/>
-          </w:tblCellMar>
         </w:tblPrEx>
         <w:trPr>
           <w:trHeight w:val="151" w:hRule="atLeast"/>
@@ -16959,12 +16959,6 @@
             <w:insideH w:val="single" w:color="auto" w:sz="4" w:space="0"/>
             <w:insideV w:val="single" w:color="auto" w:sz="4" w:space="0"/>
           </w:tblBorders>
-          <w:tblCellMar>
-            <w:top w:w="0" w:type="dxa"/>
-            <w:left w:w="108" w:type="dxa"/>
-            <w:bottom w:w="0" w:type="dxa"/>
-            <w:right w:w="108" w:type="dxa"/>
-          </w:tblCellMar>
         </w:tblPrEx>
         <w:trPr>
           <w:trHeight w:val="151" w:hRule="atLeast"/>
@@ -17706,12 +17700,6 @@
             <w:insideH w:val="single" w:color="auto" w:sz="4" w:space="0"/>
             <w:insideV w:val="single" w:color="auto" w:sz="4" w:space="0"/>
           </w:tblBorders>
-          <w:tblCellMar>
-            <w:top w:w="0" w:type="dxa"/>
-            <w:left w:w="108" w:type="dxa"/>
-            <w:bottom w:w="0" w:type="dxa"/>
-            <w:right w:w="108" w:type="dxa"/>
-          </w:tblCellMar>
         </w:tblPrEx>
         <w:trPr>
           <w:trHeight w:val="302" w:hRule="atLeast"/>
@@ -18759,6 +18747,12 @@
             <w:insideH w:val="single" w:color="auto" w:sz="4" w:space="0"/>
             <w:insideV w:val="single" w:color="auto" w:sz="4" w:space="0"/>
           </w:tblBorders>
+          <w:tblCellMar>
+            <w:top w:w="0" w:type="dxa"/>
+            <w:left w:w="108" w:type="dxa"/>
+            <w:bottom w:w="0" w:type="dxa"/>
+            <w:right w:w="108" w:type="dxa"/>
+          </w:tblCellMar>
         </w:tblPrEx>
         <w:trPr>
           <w:trHeight w:val="311" w:hRule="atLeast"/>
@@ -23596,6 +23590,12 @@
             <w:insideH w:val="single" w:color="auto" w:sz="4" w:space="0"/>
             <w:insideV w:val="single" w:color="auto" w:sz="4" w:space="0"/>
           </w:tblBorders>
+          <w:tblCellMar>
+            <w:top w:w="0" w:type="dxa"/>
+            <w:left w:w="108" w:type="dxa"/>
+            <w:bottom w:w="0" w:type="dxa"/>
+            <w:right w:w="108" w:type="dxa"/>
+          </w:tblCellMar>
         </w:tblPrEx>
         <w:tc>
           <w:tcPr>
@@ -24998,6 +24998,12 @@
             <w:insideH w:val="single" w:color="auto" w:sz="4" w:space="0"/>
             <w:insideV w:val="single" w:color="auto" w:sz="4" w:space="0"/>
           </w:tblBorders>
+          <w:tblCellMar>
+            <w:top w:w="0" w:type="dxa"/>
+            <w:left w:w="108" w:type="dxa"/>
+            <w:bottom w:w="0" w:type="dxa"/>
+            <w:right w:w="108" w:type="dxa"/>
+          </w:tblCellMar>
         </w:tblPrEx>
         <w:tc>
           <w:tcPr>
@@ -33320,6 +33326,12 @@
             <w:insideH w:val="single" w:color="auto" w:sz="4" w:space="0"/>
             <w:insideV w:val="single" w:color="auto" w:sz="4" w:space="0"/>
           </w:tblBorders>
+          <w:tblCellMar>
+            <w:top w:w="0" w:type="dxa"/>
+            <w:left w:w="108" w:type="dxa"/>
+            <w:bottom w:w="0" w:type="dxa"/>
+            <w:right w:w="108" w:type="dxa"/>
+          </w:tblCellMar>
         </w:tblPrEx>
         <w:tc>
           <w:tcPr>
@@ -35076,12 +35088,6 @@
             <w:insideH w:val="single" w:color="auto" w:sz="4" w:space="0"/>
             <w:insideV w:val="single" w:color="auto" w:sz="4" w:space="0"/>
           </w:tblBorders>
-          <w:tblCellMar>
-            <w:top w:w="0" w:type="dxa"/>
-            <w:left w:w="108" w:type="dxa"/>
-            <w:bottom w:w="0" w:type="dxa"/>
-            <w:right w:w="108" w:type="dxa"/>
-          </w:tblCellMar>
         </w:tblPrEx>
         <w:tc>
           <w:tcPr>
@@ -38411,9 +38417,10 @@
     <w:p>
       <w:pPr>
         <w:rPr>
-          <w:rFonts w:hint="eastAsia"/>
+          <w:rFonts w:hint="eastAsia" w:eastAsia="华文中宋"/>
           <w:color w:val="ED7D31" w:themeColor="accent2"/>
           <w:u w:val="single"/>
+          <w:lang w:val="en-US" w:eastAsia="zh-CN"/>
           <w14:textFill>
             <w14:solidFill>
               <w14:schemeClr w14:val="accent2"/>
@@ -38434,13 +38441,72 @@
         </w:rPr>
         <w:t>import pytorch_lightning as pl</w:t>
       </w:r>
+      <w:r>
+        <w:rPr>
+          <w:rFonts w:hint="eastAsia"/>
+          <w:color w:val="ED7D31" w:themeColor="accent2"/>
+          <w:u w:val="single"/>
+          <w:lang w:val="en-US" w:eastAsia="zh-CN"/>
+          <w14:textFill>
+            <w14:solidFill>
+              <w14:schemeClr w14:val="accent2"/>
+            </w14:solidFill>
+          </w14:textFill>
+        </w:rPr>
+        <w:t>0</w:t>
+      </w:r>
     </w:p>
     <w:p>
       <w:pPr>
         <w:rPr>
+          <w:rFonts w:hint="eastAsia" w:eastAsia="华文中宋"/>
+          <w:color w:val="ED7D31" w:themeColor="accent2"/>
+          <w:u w:val="single"/>
+          <w:lang w:val="en-US" w:eastAsia="zh-CN"/>
+          <w14:textFill>
+            <w14:solidFill>
+              <w14:schemeClr w14:val="accent2"/>
+            </w14:solidFill>
+          </w14:textFill>
+        </w:rPr>
+      </w:pPr>
+    </w:p>
+    <w:p>
+      <w:pPr>
+        <w:rPr>
+          <w:rFonts w:hint="default" w:eastAsia="华文中宋"/>
+          <w:color w:val="ED7D31" w:themeColor="accent2"/>
+          <w:u w:val="none"/>
+          <w:lang w:val="en-US" w:eastAsia="zh-CN"/>
+          <w14:textFill>
+            <w14:solidFill>
+              <w14:schemeClr w14:val="accent2"/>
+            </w14:solidFill>
+          </w14:textFill>
+        </w:rPr>
+      </w:pPr>
+      <w:r>
+        <w:rPr>
           <w:rFonts w:hint="eastAsia"/>
           <w:color w:val="ED7D31" w:themeColor="accent2"/>
+          <w:u w:val="none"/>
+          <w:lang w:val="en-US" w:eastAsia="zh-CN"/>
+          <w14:textFill>
+            <w14:solidFill>
+              <w14:schemeClr w14:val="accent2"/>
+            </w14:solidFill>
+          </w14:textFill>
+        </w:rPr>
+        <w:t>tensorboard --logdir &lt;path&gt;</w:t>
+      </w:r>
+    </w:p>
+    <w:p>
+      <w:pPr>
+        <w:rPr>
+          <w:rFonts w:hint="eastAsia" w:eastAsia="华文中宋"/>
+          <w:color w:val="ED7D31" w:themeColor="accent2"/>
           <w:u w:val="single"/>
+          <w:lang w:val="en-US" w:eastAsia="zh-CN"/>
           <w14:textFill>
             <w14:solidFill>
               <w14:schemeClr w14:val="accent2"/>
@@ -39970,8 +40036,6 @@
           </w14:textFill>
         </w:rPr>
       </w:pPr>
-      <w:bookmarkStart w:id="44" w:name="_GoBack"/>
-      <w:bookmarkEnd w:id="44"/>
     </w:p>
     <w:tbl>
       <w:tblPr>
@@ -42121,8 +42185,8 @@
         </w:tblCellMar>
       </w:tblPr>
       <w:tblGrid>
-        <w:gridCol w:w="1419"/>
-        <w:gridCol w:w="5485"/>
+        <w:gridCol w:w="1274"/>
+        <w:gridCol w:w="5630"/>
         <w:gridCol w:w="3691"/>
       </w:tblGrid>
       <w:tr>
@@ -42306,13 +42370,16 @@
                 <w:vertAlign w:val="baseline"/>
                 <w:lang w:val="en-US" w:eastAsia="zh-CN" w:bidi="ar-SA"/>
               </w:rPr>
-              <w:t>实例属性</w:t>
-            </w:r>
-          </w:p>
-        </w:tc>
-        <w:tc>
-          <w:tcPr>
-            <w:tcW w:w="0" w:type="auto"/>
+              <w:t>类方法</w:t>
+            </w:r>
+            <w:bookmarkStart w:id="44" w:name="_GoBack"/>
+            <w:bookmarkEnd w:id="44"/>
+          </w:p>
+        </w:tc>
+        <w:tc>
+          <w:tcPr>
+            <w:tcW w:w="0" w:type="auto"/>
+            <w:shd w:val="clear" w:color="auto" w:fill="auto"/>
             <w:vAlign w:val="center"/>
           </w:tcPr>
           <w:p>
@@ -42321,7 +42388,7 @@
               <w:bidi w:val="0"/>
               <w:jc w:val="both"/>
               <w:rPr>
-                <w:rFonts w:hint="default" w:cs="华文中宋"/>
+                <w:rFonts w:hint="eastAsia" w:ascii="华文中宋" w:hAnsi="华文中宋" w:eastAsia="华文中宋" w:cs="华文中宋"/>
                 <w:b/>
                 <w:bCs/>
                 <w:color w:val="FF0000"/>
@@ -42342,13 +42409,14 @@
                 <w:szCs w:val="21"/>
                 <w:lang w:val="en-US" w:eastAsia="zh-CN" w:bidi="ar-SA"/>
               </w:rPr>
-              <w:t>trainer</w:t>
-            </w:r>
-          </w:p>
-        </w:tc>
-        <w:tc>
-          <w:tcPr>
-            <w:tcW w:w="0" w:type="auto"/>
+              <w:t>load_from_checkpoint(ckpt_path, **kwargs)</w:t>
+            </w:r>
+          </w:p>
+        </w:tc>
+        <w:tc>
+          <w:tcPr>
+            <w:tcW w:w="0" w:type="auto"/>
+            <w:shd w:val="clear" w:color="auto" w:fill="auto"/>
             <w:vAlign w:val="center"/>
           </w:tcPr>
           <w:p>
@@ -42357,9 +42425,15 @@
               <w:bidi w:val="0"/>
               <w:jc w:val="both"/>
               <w:rPr>
-                <w:rFonts w:hint="default"/>
+                <w:rFonts w:hint="eastAsia" w:ascii="华文中宋" w:hAnsi="华文中宋" w:eastAsia="华文中宋" w:cs="华文中宋"/>
+                <w:b/>
+                <w:bCs/>
+                <w:color w:val="EA82E5"/>
+                <w:kern w:val="2"/>
+                <w:sz w:val="21"/>
+                <w:szCs w:val="21"/>
                 <w:vertAlign w:val="baseline"/>
-                <w:lang w:val="en-US" w:eastAsia="zh-CN"/>
+                <w:lang w:val="en-US" w:eastAsia="zh-CN" w:bidi="ar-SA"/>
               </w:rPr>
             </w:pPr>
             <w:r>
@@ -42368,7 +42442,7 @@
                 <w:vertAlign w:val="baseline"/>
                 <w:lang w:val="en-US" w:eastAsia="zh-CN"/>
               </w:rPr>
-              <w:t>训练器</w:t>
+              <w:t>载入参数</w:t>
             </w:r>
           </w:p>
         </w:tc>
@@ -42393,7 +42467,6 @@
         <w:tc>
           <w:tcPr>
             <w:tcW w:w="0" w:type="auto"/>
-            <w:vMerge w:val="restart"/>
             <w:vAlign w:val="center"/>
           </w:tcPr>
           <w:p>
@@ -42425,7 +42498,7 @@
                 <w:vertAlign w:val="baseline"/>
                 <w:lang w:val="en-US" w:eastAsia="zh-CN" w:bidi="ar-SA"/>
               </w:rPr>
-              <w:t>实例方法</w:t>
+              <w:t>实例属性</w:t>
             </w:r>
           </w:p>
         </w:tc>
@@ -42440,7 +42513,7 @@
               <w:bidi w:val="0"/>
               <w:jc w:val="both"/>
               <w:rPr>
-                <w:rFonts w:hint="eastAsia" w:cs="华文中宋"/>
+                <w:rFonts w:hint="default" w:cs="华文中宋"/>
                 <w:b/>
                 <w:bCs/>
                 <w:color w:val="FF0000"/>
@@ -42461,37 +42534,7 @@
                 <w:szCs w:val="21"/>
                 <w:lang w:val="en-US" w:eastAsia="zh-CN" w:bidi="ar-SA"/>
               </w:rPr>
-              <w:t xml:space="preserve">log / log_dict(name, value, prog_bar, </w:t>
-            </w:r>
-          </w:p>
-          <w:p>
-            <w:pPr>
-              <w:pStyle w:val="26"/>
-              <w:bidi w:val="0"/>
-              <w:jc w:val="both"/>
-              <w:rPr>
-                <w:rFonts w:hint="default" w:cs="华文中宋"/>
-                <w:b/>
-                <w:bCs/>
-                <w:color w:val="FF0000"/>
-                <w:kern w:val="2"/>
-                <w:sz w:val="21"/>
-                <w:szCs w:val="21"/>
-                <w:lang w:val="en-US" w:eastAsia="zh-CN" w:bidi="ar-SA"/>
-              </w:rPr>
-            </w:pPr>
-            <w:r>
-              <w:rPr>
-                <w:rFonts w:hint="eastAsia" w:cs="华文中宋"/>
-                <w:b/>
-                <w:bCs/>
-                <w:color w:val="FF0000"/>
-                <w:kern w:val="2"/>
-                <w:sz w:val="21"/>
-                <w:szCs w:val="21"/>
-                <w:lang w:val="en-US" w:eastAsia="zh-CN" w:bidi="ar-SA"/>
-              </w:rPr>
-              <w:t>on_step, on_epoch, reduce_fx)</w:t>
+              <w:t>trainer</w:t>
             </w:r>
           </w:p>
         </w:tc>
@@ -42517,7 +42560,7 @@
                 <w:vertAlign w:val="baseline"/>
                 <w:lang w:val="en-US" w:eastAsia="zh-CN"/>
               </w:rPr>
-              <w:t>记录</w:t>
+              <w:t>训练器</w:t>
             </w:r>
           </w:p>
         </w:tc>
@@ -42542,7 +42585,157 @@
         <w:tc>
           <w:tcPr>
             <w:tcW w:w="0" w:type="auto"/>
+            <w:vMerge w:val="restart"/>
+            <w:vAlign w:val="center"/>
+          </w:tcPr>
+          <w:p>
+            <w:pPr>
+              <w:pStyle w:val="26"/>
+              <w:bidi w:val="0"/>
+              <w:jc w:val="both"/>
+              <w:rPr>
+                <w:rFonts w:hint="default" w:cs="华文中宋"/>
+                <w:b/>
+                <w:bCs/>
+                <w:color w:val="ED7D31"/>
+                <w:kern w:val="2"/>
+                <w:sz w:val="21"/>
+                <w:szCs w:val="21"/>
+                <w:vertAlign w:val="baseline"/>
+                <w:lang w:val="en-US" w:eastAsia="zh-CN" w:bidi="ar-SA"/>
+              </w:rPr>
+            </w:pPr>
+            <w:r>
+              <w:rPr>
+                <w:rFonts w:hint="eastAsia" w:cs="华文中宋"/>
+                <w:b/>
+                <w:bCs/>
+                <w:color w:val="ED7D31"/>
+                <w:kern w:val="2"/>
+                <w:sz w:val="21"/>
+                <w:szCs w:val="21"/>
+                <w:vertAlign w:val="baseline"/>
+                <w:lang w:val="en-US" w:eastAsia="zh-CN" w:bidi="ar-SA"/>
+              </w:rPr>
+              <w:t>实例方法</w:t>
+            </w:r>
+          </w:p>
+        </w:tc>
+        <w:tc>
+          <w:tcPr>
+            <w:tcW w:w="0" w:type="auto"/>
+            <w:vAlign w:val="center"/>
+          </w:tcPr>
+          <w:p>
+            <w:pPr>
+              <w:pStyle w:val="26"/>
+              <w:bidi w:val="0"/>
+              <w:jc w:val="both"/>
+              <w:rPr>
+                <w:rFonts w:hint="eastAsia" w:cs="华文中宋"/>
+                <w:b/>
+                <w:bCs/>
+                <w:color w:val="FF0000"/>
+                <w:kern w:val="2"/>
+                <w:sz w:val="21"/>
+                <w:szCs w:val="21"/>
+                <w:lang w:val="en-US" w:eastAsia="zh-CN" w:bidi="ar-SA"/>
+              </w:rPr>
+            </w:pPr>
+            <w:r>
+              <w:rPr>
+                <w:rFonts w:hint="eastAsia" w:cs="华文中宋"/>
+                <w:b/>
+                <w:bCs/>
+                <w:color w:val="FF0000"/>
+                <w:kern w:val="2"/>
+                <w:sz w:val="21"/>
+                <w:szCs w:val="21"/>
+                <w:lang w:val="en-US" w:eastAsia="zh-CN" w:bidi="ar-SA"/>
+              </w:rPr>
+              <w:t xml:space="preserve">log / log_dict(name, value, prog_bar, </w:t>
+            </w:r>
+          </w:p>
+          <w:p>
+            <w:pPr>
+              <w:pStyle w:val="26"/>
+              <w:bidi w:val="0"/>
+              <w:jc w:val="both"/>
+              <w:rPr>
+                <w:rFonts w:hint="default" w:cs="华文中宋"/>
+                <w:b/>
+                <w:bCs/>
+                <w:color w:val="FF0000"/>
+                <w:kern w:val="2"/>
+                <w:sz w:val="21"/>
+                <w:szCs w:val="21"/>
+                <w:lang w:val="en-US" w:eastAsia="zh-CN" w:bidi="ar-SA"/>
+              </w:rPr>
+            </w:pPr>
+            <w:r>
+              <w:rPr>
+                <w:rFonts w:hint="eastAsia" w:cs="华文中宋"/>
+                <w:b/>
+                <w:bCs/>
+                <w:color w:val="FF0000"/>
+                <w:kern w:val="2"/>
+                <w:sz w:val="21"/>
+                <w:szCs w:val="21"/>
+                <w:lang w:val="en-US" w:eastAsia="zh-CN" w:bidi="ar-SA"/>
+              </w:rPr>
+              <w:t>on_step, on_epoch, reduce_fx)</w:t>
+            </w:r>
+          </w:p>
+        </w:tc>
+        <w:tc>
+          <w:tcPr>
+            <w:tcW w:w="0" w:type="auto"/>
+            <w:vAlign w:val="center"/>
+          </w:tcPr>
+          <w:p>
+            <w:pPr>
+              <w:pStyle w:val="27"/>
+              <w:bidi w:val="0"/>
+              <w:jc w:val="both"/>
+              <w:rPr>
+                <w:rFonts w:hint="default"/>
+                <w:vertAlign w:val="baseline"/>
+                <w:lang w:val="en-US" w:eastAsia="zh-CN"/>
+              </w:rPr>
+            </w:pPr>
+            <w:r>
+              <w:rPr>
+                <w:rFonts w:hint="eastAsia"/>
+                <w:vertAlign w:val="baseline"/>
+                <w:lang w:val="en-US" w:eastAsia="zh-CN"/>
+              </w:rPr>
+              <w:t>记录</w:t>
+            </w:r>
+          </w:p>
+        </w:tc>
+      </w:tr>
+      <w:tr>
+        <w:tblPrEx>
+          <w:tblBorders>
+            <w:top w:val="single" w:color="auto" w:sz="4" w:space="0"/>
+            <w:left w:val="single" w:color="auto" w:sz="4" w:space="0"/>
+            <w:bottom w:val="single" w:color="auto" w:sz="4" w:space="0"/>
+            <w:right w:val="single" w:color="auto" w:sz="4" w:space="0"/>
+            <w:insideH w:val="single" w:color="auto" w:sz="4" w:space="0"/>
+            <w:insideV w:val="single" w:color="auto" w:sz="4" w:space="0"/>
+          </w:tblBorders>
+          <w:tblCellMar>
+            <w:top w:w="0" w:type="dxa"/>
+            <w:left w:w="108" w:type="dxa"/>
+            <w:bottom w:w="0" w:type="dxa"/>
+            <w:right w:w="108" w:type="dxa"/>
+          </w:tblCellMar>
+        </w:tblPrEx>
+        <w:tc>
+          <w:tcPr>
+            <w:tcW w:w="0" w:type="auto"/>
             <w:vMerge w:val="continue"/>
+            <w:tcBorders/>
             <w:vAlign w:val="center"/>
           </w:tcPr>
           <w:p>
@@ -47890,12 +48083,6 @@
             <w:insideH w:val="single" w:color="auto" w:sz="4" w:space="0"/>
             <w:insideV w:val="single" w:color="auto" w:sz="4" w:space="0"/>
           </w:tblBorders>
-          <w:tblCellMar>
-            <w:top w:w="0" w:type="dxa"/>
-            <w:left w:w="108" w:type="dxa"/>
-            <w:bottom w:w="0" w:type="dxa"/>
-            <w:right w:w="108" w:type="dxa"/>
-          </w:tblCellMar>
         </w:tblPrEx>
         <w:tc>
           <w:tcPr>
@@ -52187,12 +52374,6 @@
             <w:insideH w:val="single" w:color="auto" w:sz="4" w:space="0"/>
             <w:insideV w:val="single" w:color="auto" w:sz="4" w:space="0"/>
           </w:tblBorders>
-          <w:tblCellMar>
-            <w:top w:w="0" w:type="dxa"/>
-            <w:left w:w="108" w:type="dxa"/>
-            <w:bottom w:w="0" w:type="dxa"/>
-            <w:right w:w="108" w:type="dxa"/>
-          </w:tblCellMar>
         </w:tblPrEx>
         <w:tc>
           <w:tcPr>

--- a/py 深度学习.docx
+++ b/py 深度学习.docx
@@ -1952,6 +1952,12 @@
             <w:insideH w:val="single" w:color="auto" w:sz="4" w:space="0"/>
             <w:insideV w:val="single" w:color="auto" w:sz="4" w:space="0"/>
           </w:tblBorders>
+          <w:tblCellMar>
+            <w:top w:w="0" w:type="dxa"/>
+            <w:left w:w="108" w:type="dxa"/>
+            <w:bottom w:w="0" w:type="dxa"/>
+            <w:right w:w="108" w:type="dxa"/>
+          </w:tblCellMar>
         </w:tblPrEx>
         <w:tc>
           <w:tcPr>
@@ -8830,6 +8836,12 @@
             <w:insideH w:val="single" w:color="auto" w:sz="4" w:space="0"/>
             <w:insideV w:val="single" w:color="auto" w:sz="4" w:space="0"/>
           </w:tblBorders>
+          <w:tblCellMar>
+            <w:top w:w="0" w:type="dxa"/>
+            <w:left w:w="108" w:type="dxa"/>
+            <w:bottom w:w="0" w:type="dxa"/>
+            <w:right w:w="108" w:type="dxa"/>
+          </w:tblCellMar>
         </w:tblPrEx>
         <w:tc>
           <w:tcPr>
@@ -8980,12 +8992,6 @@
             <w:insideH w:val="single" w:color="auto" w:sz="4" w:space="0"/>
             <w:insideV w:val="single" w:color="auto" w:sz="4" w:space="0"/>
           </w:tblBorders>
-          <w:tblCellMar>
-            <w:top w:w="0" w:type="dxa"/>
-            <w:left w:w="108" w:type="dxa"/>
-            <w:bottom w:w="0" w:type="dxa"/>
-            <w:right w:w="108" w:type="dxa"/>
-          </w:tblCellMar>
         </w:tblPrEx>
         <w:tc>
           <w:tcPr>
@@ -10065,12 +10071,6 @@
             <w:insideH w:val="single" w:color="auto" w:sz="4" w:space="0"/>
             <w:insideV w:val="single" w:color="auto" w:sz="4" w:space="0"/>
           </w:tblBorders>
-          <w:tblCellMar>
-            <w:top w:w="0" w:type="dxa"/>
-            <w:left w:w="108" w:type="dxa"/>
-            <w:bottom w:w="0" w:type="dxa"/>
-            <w:right w:w="108" w:type="dxa"/>
-          </w:tblCellMar>
         </w:tblPrEx>
         <w:tc>
           <w:tcPr>
@@ -10717,12 +10717,6 @@
             <w:insideH w:val="single" w:color="auto" w:sz="4" w:space="0"/>
             <w:insideV w:val="single" w:color="auto" w:sz="4" w:space="0"/>
           </w:tblBorders>
-          <w:tblCellMar>
-            <w:top w:w="0" w:type="dxa"/>
-            <w:left w:w="108" w:type="dxa"/>
-            <w:bottom w:w="0" w:type="dxa"/>
-            <w:right w:w="108" w:type="dxa"/>
-          </w:tblCellMar>
         </w:tblPrEx>
         <w:tc>
           <w:tcPr>
@@ -12208,12 +12202,6 @@
             <w:insideH w:val="single" w:color="auto" w:sz="4" w:space="0"/>
             <w:insideV w:val="single" w:color="auto" w:sz="4" w:space="0"/>
           </w:tblBorders>
-          <w:tblCellMar>
-            <w:top w:w="0" w:type="dxa"/>
-            <w:left w:w="108" w:type="dxa"/>
-            <w:bottom w:w="0" w:type="dxa"/>
-            <w:right w:w="108" w:type="dxa"/>
-          </w:tblCellMar>
         </w:tblPrEx>
         <w:tc>
           <w:tcPr>
@@ -14961,12 +14949,6 @@
             <w:insideH w:val="single" w:color="auto" w:sz="4" w:space="0"/>
             <w:insideV w:val="single" w:color="auto" w:sz="4" w:space="0"/>
           </w:tblBorders>
-          <w:tblCellMar>
-            <w:top w:w="0" w:type="dxa"/>
-            <w:left w:w="108" w:type="dxa"/>
-            <w:bottom w:w="0" w:type="dxa"/>
-            <w:right w:w="108" w:type="dxa"/>
-          </w:tblCellMar>
         </w:tblPrEx>
         <w:tc>
           <w:tcPr>
@@ -16197,6 +16179,12 @@
             <w:insideH w:val="single" w:color="auto" w:sz="4" w:space="0"/>
             <w:insideV w:val="single" w:color="auto" w:sz="4" w:space="0"/>
           </w:tblBorders>
+          <w:tblCellMar>
+            <w:top w:w="0" w:type="dxa"/>
+            <w:left w:w="108" w:type="dxa"/>
+            <w:bottom w:w="0" w:type="dxa"/>
+            <w:right w:w="108" w:type="dxa"/>
+          </w:tblCellMar>
         </w:tblPrEx>
         <w:tc>
           <w:tcPr>
@@ -16767,6 +16755,12 @@
             <w:insideH w:val="single" w:color="auto" w:sz="4" w:space="0"/>
             <w:insideV w:val="single" w:color="auto" w:sz="4" w:space="0"/>
           </w:tblBorders>
+          <w:tblCellMar>
+            <w:top w:w="0" w:type="dxa"/>
+            <w:left w:w="108" w:type="dxa"/>
+            <w:bottom w:w="0" w:type="dxa"/>
+            <w:right w:w="108" w:type="dxa"/>
+          </w:tblCellMar>
         </w:tblPrEx>
         <w:trPr>
           <w:trHeight w:val="151" w:hRule="atLeast"/>
@@ -16959,6 +16953,12 @@
             <w:insideH w:val="single" w:color="auto" w:sz="4" w:space="0"/>
             <w:insideV w:val="single" w:color="auto" w:sz="4" w:space="0"/>
           </w:tblBorders>
+          <w:tblCellMar>
+            <w:top w:w="0" w:type="dxa"/>
+            <w:left w:w="108" w:type="dxa"/>
+            <w:bottom w:w="0" w:type="dxa"/>
+            <w:right w:w="108" w:type="dxa"/>
+          </w:tblCellMar>
         </w:tblPrEx>
         <w:trPr>
           <w:trHeight w:val="151" w:hRule="atLeast"/>
@@ -17440,12 +17440,6 @@
             <w:insideH w:val="single" w:color="auto" w:sz="4" w:space="0"/>
             <w:insideV w:val="single" w:color="auto" w:sz="4" w:space="0"/>
           </w:tblBorders>
-          <w:tblCellMar>
-            <w:top w:w="0" w:type="dxa"/>
-            <w:left w:w="108" w:type="dxa"/>
-            <w:bottom w:w="0" w:type="dxa"/>
-            <w:right w:w="108" w:type="dxa"/>
-          </w:tblCellMar>
         </w:tblPrEx>
         <w:tc>
           <w:tcPr>
@@ -17700,6 +17694,12 @@
             <w:insideH w:val="single" w:color="auto" w:sz="4" w:space="0"/>
             <w:insideV w:val="single" w:color="auto" w:sz="4" w:space="0"/>
           </w:tblBorders>
+          <w:tblCellMar>
+            <w:top w:w="0" w:type="dxa"/>
+            <w:left w:w="108" w:type="dxa"/>
+            <w:bottom w:w="0" w:type="dxa"/>
+            <w:right w:w="108" w:type="dxa"/>
+          </w:tblCellMar>
         </w:tblPrEx>
         <w:trPr>
           <w:trHeight w:val="302" w:hRule="atLeast"/>
@@ -18201,470 +18201,6 @@
                 </w14:textFill>
               </w:rPr>
               <w:t>切换</w:t>
-            </w:r>
-          </w:p>
-        </w:tc>
-      </w:tr>
-    </w:tbl>
-    <w:p>
-      <w:pPr>
-        <w:rPr>
-          <w:color w:val="70AD47" w:themeColor="accent6"/>
-          <w14:textFill>
-            <w14:solidFill>
-              <w14:schemeClr w14:val="accent6"/>
-            </w14:solidFill>
-          </w14:textFill>
-        </w:rPr>
-      </w:pPr>
-    </w:p>
-    <w:p>
-      <w:pPr>
-        <w:rPr>
-          <w:color w:val="70AD47" w:themeColor="accent6"/>
-          <w14:textFill>
-            <w14:solidFill>
-              <w14:schemeClr w14:val="accent6"/>
-            </w14:solidFill>
-          </w14:textFill>
-        </w:rPr>
-      </w:pPr>
-    </w:p>
-    <w:p>
-      <w:pPr>
-        <w:outlineLvl w:val="1"/>
-        <w:rPr>
-          <w:color w:val="00B0F0"/>
-        </w:rPr>
-      </w:pPr>
-      <w:bookmarkStart w:id="21" w:name="_Toc6664"/>
-      <w:r>
-        <w:rPr>
-          <w:rFonts w:hint="eastAsia"/>
-          <w:color w:val="00B0F0"/>
-        </w:rPr>
-        <w:t>激活gradcam：</w:t>
-      </w:r>
-      <w:bookmarkEnd w:id="21"/>
-    </w:p>
-    <w:p>
-      <w:r>
-        <w:rPr>
-          <w:rFonts w:hint="eastAsia"/>
-          <w:color w:val="ED7D31" w:themeColor="accent2"/>
-          <w:spacing w:val="7"/>
-          <w:u w:val="single"/>
-          <w14:textFill>
-            <w14:solidFill>
-              <w14:schemeClr w14:val="accent2"/>
-            </w14:solidFill>
-          </w14:textFill>
-        </w:rPr>
-        <w:t>import pytorch_grad_cam as gradcam</w:t>
-      </w:r>
-    </w:p>
-    <w:tbl>
-      <w:tblPr>
-        <w:tblStyle w:val="12"/>
-        <w:tblW w:w="0" w:type="auto"/>
-        <w:tblInd w:w="0" w:type="dxa"/>
-        <w:tblBorders>
-          <w:top w:val="single" w:color="auto" w:sz="4" w:space="0"/>
-          <w:left w:val="single" w:color="auto" w:sz="4" w:space="0"/>
-          <w:bottom w:val="single" w:color="auto" w:sz="4" w:space="0"/>
-          <w:right w:val="single" w:color="auto" w:sz="4" w:space="0"/>
-          <w:insideH w:val="single" w:color="auto" w:sz="4" w:space="0"/>
-          <w:insideV w:val="single" w:color="auto" w:sz="4" w:space="0"/>
-        </w:tblBorders>
-        <w:tblLayout w:type="autofit"/>
-        <w:tblCellMar>
-          <w:top w:w="0" w:type="dxa"/>
-          <w:left w:w="108" w:type="dxa"/>
-          <w:bottom w:w="0" w:type="dxa"/>
-          <w:right w:w="108" w:type="dxa"/>
-        </w:tblCellMar>
-      </w:tblPr>
-      <w:tblGrid>
-        <w:gridCol w:w="2277"/>
-        <w:gridCol w:w="3129"/>
-        <w:gridCol w:w="2462"/>
-      </w:tblGrid>
-      <w:tr>
-        <w:tblPrEx>
-          <w:tblBorders>
-            <w:top w:val="single" w:color="auto" w:sz="4" w:space="0"/>
-            <w:left w:val="single" w:color="auto" w:sz="4" w:space="0"/>
-            <w:bottom w:val="single" w:color="auto" w:sz="4" w:space="0"/>
-            <w:right w:val="single" w:color="auto" w:sz="4" w:space="0"/>
-            <w:insideH w:val="single" w:color="auto" w:sz="4" w:space="0"/>
-            <w:insideV w:val="single" w:color="auto" w:sz="4" w:space="0"/>
-          </w:tblBorders>
-          <w:tblCellMar>
-            <w:top w:w="0" w:type="dxa"/>
-            <w:left w:w="108" w:type="dxa"/>
-            <w:bottom w:w="0" w:type="dxa"/>
-            <w:right w:w="108" w:type="dxa"/>
-          </w:tblCellMar>
-        </w:tblPrEx>
-        <w:trPr>
-          <w:trHeight w:val="302" w:hRule="atLeast"/>
-        </w:trPr>
-        <w:tc>
-          <w:tcPr>
-            <w:tcW w:w="0" w:type="auto"/>
-            <w:gridSpan w:val="2"/>
-            <w:vAlign w:val="center"/>
-          </w:tcPr>
-          <w:p>
-            <w:pPr>
-              <w:rPr>
-                <w:color w:val="FF0000"/>
-                <w:spacing w:val="7"/>
-              </w:rPr>
-            </w:pPr>
-            <w:r>
-              <w:rPr>
-                <w:rFonts w:hint="eastAsia"/>
-                <w:color w:val="FF0000"/>
-                <w:spacing w:val="7"/>
-              </w:rPr>
-              <w:t>EigenGradCAM(model, target_layers, use_cuda)</w:t>
-            </w:r>
-          </w:p>
-        </w:tc>
-        <w:tc>
-          <w:tcPr>
-            <w:tcW w:w="0" w:type="auto"/>
-            <w:vAlign w:val="center"/>
-          </w:tcPr>
-          <w:p>
-            <w:pPr>
-              <w:rPr>
-                <w:color w:val="ED7D31" w:themeColor="accent2"/>
-                <w14:textFill>
-                  <w14:solidFill>
-                    <w14:schemeClr w14:val="accent2"/>
-                  </w14:solidFill>
-                </w14:textFill>
-              </w:rPr>
-            </w:pPr>
-            <w:r>
-              <w:rPr>
-                <w:rFonts w:hint="eastAsia"/>
-                <w:color w:val="ED7D31" w:themeColor="accent2"/>
-                <w14:textFill>
-                  <w14:solidFill>
-                    <w14:schemeClr w14:val="accent2"/>
-                  </w14:solidFill>
-                </w14:textFill>
-              </w:rPr>
-              <w:t>返回</w:t>
-            </w:r>
-            <w:r>
-              <w:rPr>
-                <w:rFonts w:hint="eastAsia"/>
-                <w:color w:val="EA82F1"/>
-                <w:szCs w:val="24"/>
-              </w:rPr>
-              <w:t>Grad-CAM绘制器</w:t>
-            </w:r>
-          </w:p>
-        </w:tc>
-      </w:tr>
-      <w:tr>
-        <w:tblPrEx>
-          <w:tblBorders>
-            <w:top w:val="single" w:color="auto" w:sz="4" w:space="0"/>
-            <w:left w:val="single" w:color="auto" w:sz="4" w:space="0"/>
-            <w:bottom w:val="single" w:color="auto" w:sz="4" w:space="0"/>
-            <w:right w:val="single" w:color="auto" w:sz="4" w:space="0"/>
-            <w:insideH w:val="single" w:color="auto" w:sz="4" w:space="0"/>
-            <w:insideV w:val="single" w:color="auto" w:sz="4" w:space="0"/>
-          </w:tblBorders>
-          <w:tblCellMar>
-            <w:top w:w="0" w:type="dxa"/>
-            <w:left w:w="108" w:type="dxa"/>
-            <w:bottom w:w="0" w:type="dxa"/>
-            <w:right w:w="108" w:type="dxa"/>
-          </w:tblCellMar>
-        </w:tblPrEx>
-        <w:trPr>
-          <w:trHeight w:val="156" w:hRule="atLeast"/>
-        </w:trPr>
-        <w:tc>
-          <w:tcPr>
-            <w:tcW w:w="0" w:type="auto"/>
-            <w:vAlign w:val="center"/>
-          </w:tcPr>
-          <w:p>
-            <w:r>
-              <w:rPr>
-                <w:rFonts w:hint="eastAsia"/>
-                <w:color w:val="ED7D31" w:themeColor="accent2"/>
-                <w14:textFill>
-                  <w14:solidFill>
-                    <w14:schemeClr w14:val="accent2"/>
-                  </w14:solidFill>
-                </w14:textFill>
-              </w:rPr>
-              <w:t>实例方法</w:t>
-            </w:r>
-          </w:p>
-        </w:tc>
-        <w:tc>
-          <w:tcPr>
-            <w:tcW w:w="0" w:type="auto"/>
-            <w:vAlign w:val="center"/>
-          </w:tcPr>
-          <w:p>
-            <w:pPr>
-              <w:rPr>
-                <w:color w:val="ED7D31" w:themeColor="accent2"/>
-                <w14:textFill>
-                  <w14:solidFill>
-                    <w14:schemeClr w14:val="accent2"/>
-                  </w14:solidFill>
-                </w14:textFill>
-              </w:rPr>
-            </w:pPr>
-            <w:r>
-              <w:rPr>
-                <w:rFonts w:hint="eastAsia"/>
-                <w:color w:val="FF0000"/>
-                <w:spacing w:val="7"/>
-              </w:rPr>
-              <w:t>module</w:t>
-            </w:r>
-          </w:p>
-        </w:tc>
-        <w:tc>
-          <w:tcPr>
-            <w:tcW w:w="0" w:type="auto"/>
-            <w:vAlign w:val="center"/>
-          </w:tcPr>
-          <w:p>
-            <w:pPr>
-              <w:rPr>
-                <w:color w:val="ED7D31" w:themeColor="accent2"/>
-                <w14:textFill>
-                  <w14:solidFill>
-                    <w14:schemeClr w14:val="accent2"/>
-                  </w14:solidFill>
-                </w14:textFill>
-              </w:rPr>
-            </w:pPr>
-            <w:r>
-              <w:rPr>
-                <w:rFonts w:hint="eastAsia"/>
-                <w:color w:val="EA82F1"/>
-                <w:szCs w:val="24"/>
-              </w:rPr>
-              <w:t>网络模型</w:t>
-            </w:r>
-          </w:p>
-        </w:tc>
-      </w:tr>
-    </w:tbl>
-    <w:p>
-      <w:pPr>
-        <w:rPr>
-          <w:color w:val="70AD47" w:themeColor="accent6"/>
-          <w14:textFill>
-            <w14:solidFill>
-              <w14:schemeClr w14:val="accent6"/>
-            </w14:solidFill>
-          </w14:textFill>
-        </w:rPr>
-      </w:pPr>
-    </w:p>
-    <w:p>
-      <w:pPr>
-        <w:rPr>
-          <w:color w:val="70AD47" w:themeColor="accent6"/>
-          <w14:textFill>
-            <w14:solidFill>
-              <w14:schemeClr w14:val="accent6"/>
-            </w14:solidFill>
-          </w14:textFill>
-        </w:rPr>
-      </w:pPr>
-    </w:p>
-    <w:p>
-      <w:pPr>
-        <w:outlineLvl w:val="2"/>
-        <w:rPr>
-          <w:color w:val="70AD47" w:themeColor="accent6"/>
-          <w14:textFill>
-            <w14:solidFill>
-              <w14:schemeClr w14:val="accent6"/>
-            </w14:solidFill>
-          </w14:textFill>
-        </w:rPr>
-      </w:pPr>
-      <w:bookmarkStart w:id="22" w:name="_Toc25722"/>
-      <w:r>
-        <w:rPr>
-          <w:rFonts w:hint="eastAsia"/>
-          <w:color w:val="0070C0"/>
-        </w:rPr>
-        <w:t>通用utils：</w:t>
-      </w:r>
-      <w:bookmarkEnd w:id="22"/>
-    </w:p>
-    <w:tbl>
-      <w:tblPr>
-        <w:tblStyle w:val="12"/>
-        <w:tblW w:w="0" w:type="auto"/>
-        <w:tblInd w:w="0" w:type="dxa"/>
-        <w:tblBorders>
-          <w:top w:val="single" w:color="auto" w:sz="4" w:space="0"/>
-          <w:left w:val="single" w:color="auto" w:sz="4" w:space="0"/>
-          <w:bottom w:val="single" w:color="auto" w:sz="4" w:space="0"/>
-          <w:right w:val="single" w:color="auto" w:sz="4" w:space="0"/>
-          <w:insideH w:val="single" w:color="auto" w:sz="4" w:space="0"/>
-          <w:insideV w:val="single" w:color="auto" w:sz="4" w:space="0"/>
-        </w:tblBorders>
-        <w:tblLayout w:type="autofit"/>
-        <w:tblCellMar>
-          <w:top w:w="0" w:type="dxa"/>
-          <w:left w:w="108" w:type="dxa"/>
-          <w:bottom w:w="0" w:type="dxa"/>
-          <w:right w:w="108" w:type="dxa"/>
-        </w:tblCellMar>
-      </w:tblPr>
-      <w:tblGrid>
-        <w:gridCol w:w="5559"/>
-        <w:gridCol w:w="1898"/>
-      </w:tblGrid>
-      <w:tr>
-        <w:tblPrEx>
-          <w:tblBorders>
-            <w:top w:val="single" w:color="auto" w:sz="4" w:space="0"/>
-            <w:left w:val="single" w:color="auto" w:sz="4" w:space="0"/>
-            <w:bottom w:val="single" w:color="auto" w:sz="4" w:space="0"/>
-            <w:right w:val="single" w:color="auto" w:sz="4" w:space="0"/>
-            <w:insideH w:val="single" w:color="auto" w:sz="4" w:space="0"/>
-            <w:insideV w:val="single" w:color="auto" w:sz="4" w:space="0"/>
-          </w:tblBorders>
-          <w:tblCellMar>
-            <w:top w:w="0" w:type="dxa"/>
-            <w:left w:w="108" w:type="dxa"/>
-            <w:bottom w:w="0" w:type="dxa"/>
-            <w:right w:w="108" w:type="dxa"/>
-          </w:tblCellMar>
-        </w:tblPrEx>
-        <w:trPr>
-          <w:trHeight w:val="302" w:hRule="atLeast"/>
-        </w:trPr>
-        <w:tc>
-          <w:tcPr>
-            <w:tcW w:w="0" w:type="auto"/>
-            <w:gridSpan w:val="2"/>
-            <w:vAlign w:val="center"/>
-          </w:tcPr>
-          <w:p>
-            <w:pPr>
-              <w:rPr>
-                <w:color w:val="ED7D31" w:themeColor="accent2"/>
-                <w14:textFill>
-                  <w14:solidFill>
-                    <w14:schemeClr w14:val="accent2"/>
-                  </w14:solidFill>
-                </w14:textFill>
-              </w:rPr>
-            </w:pPr>
-            <w:r>
-              <w:rPr>
-                <w:rFonts w:hint="eastAsia"/>
-                <w:color w:val="ED7D31" w:themeColor="accent2"/>
-                <w14:textFill>
-                  <w14:solidFill>
-                    <w14:schemeClr w14:val="accent2"/>
-                  </w14:solidFill>
-                </w14:textFill>
-              </w:rPr>
-              <w:t>目标model_targets：</w:t>
-            </w:r>
-          </w:p>
-        </w:tc>
-      </w:tr>
-      <w:tr>
-        <w:tblPrEx>
-          <w:tblBorders>
-            <w:top w:val="single" w:color="auto" w:sz="4" w:space="0"/>
-            <w:left w:val="single" w:color="auto" w:sz="4" w:space="0"/>
-            <w:bottom w:val="single" w:color="auto" w:sz="4" w:space="0"/>
-            <w:right w:val="single" w:color="auto" w:sz="4" w:space="0"/>
-            <w:insideH w:val="single" w:color="auto" w:sz="4" w:space="0"/>
-            <w:insideV w:val="single" w:color="auto" w:sz="4" w:space="0"/>
-          </w:tblBorders>
-          <w:tblCellMar>
-            <w:top w:w="0" w:type="dxa"/>
-            <w:left w:w="108" w:type="dxa"/>
-            <w:bottom w:w="0" w:type="dxa"/>
-            <w:right w:w="108" w:type="dxa"/>
-          </w:tblCellMar>
-        </w:tblPrEx>
-        <w:trPr>
-          <w:trHeight w:val="302" w:hRule="atLeast"/>
-        </w:trPr>
-        <w:tc>
-          <w:tcPr>
-            <w:tcW w:w="0" w:type="auto"/>
-            <w:vAlign w:val="center"/>
-          </w:tcPr>
-          <w:p>
-            <w:pPr>
-              <w:rPr>
-                <w:color w:val="FF0000"/>
-                <w:spacing w:val="7"/>
-              </w:rPr>
-            </w:pPr>
-            <w:r>
-              <w:rPr>
-                <w:rFonts w:hint="eastAsia"/>
-                <w:color w:val="FF0000"/>
-                <w:spacing w:val="7"/>
-              </w:rPr>
-              <w:t>ClassifierOutputTarget(category).__call__(output)</w:t>
-            </w:r>
-          </w:p>
-        </w:tc>
-        <w:tc>
-          <w:tcPr>
-            <w:tcW w:w="0" w:type="auto"/>
-            <w:vAlign w:val="center"/>
-          </w:tcPr>
-          <w:p>
-            <w:pPr>
-              <w:rPr>
-                <w:color w:val="ED7D31" w:themeColor="accent2"/>
-                <w14:textFill>
-                  <w14:solidFill>
-                    <w14:schemeClr w14:val="accent2"/>
-                  </w14:solidFill>
-                </w14:textFill>
-              </w:rPr>
-            </w:pPr>
-            <w:r>
-              <w:rPr>
-                <w:rFonts w:hint="eastAsia"/>
-                <w:color w:val="ED7D31" w:themeColor="accent2"/>
-                <w14:textFill>
-                  <w14:solidFill>
-                    <w14:schemeClr w14:val="accent2"/>
-                  </w14:solidFill>
-                </w14:textFill>
-              </w:rPr>
-              <w:t>返回</w:t>
-            </w:r>
-            <w:r>
-              <w:rPr>
-                <w:rFonts w:hint="eastAsia"/>
-                <w:color w:val="EA82F1"/>
-                <w:szCs w:val="24"/>
-              </w:rPr>
-              <w:t>对应类别得分</w:t>
             </w:r>
           </w:p>
         </w:tc>
@@ -18984,7 +18520,7 @@
           <w:color w:val="00B0F0"/>
         </w:rPr>
       </w:pPr>
-      <w:bookmarkStart w:id="23" w:name="_Toc7210"/>
+      <w:bookmarkStart w:id="21" w:name="_Toc7210"/>
       <w:r>
         <w:rPr>
           <w:rFonts w:hint="eastAsia"/>
@@ -18992,7 +18528,7 @@
         </w:rPr>
         <w:t>网络nn：</w:t>
       </w:r>
-      <w:bookmarkEnd w:id="23"/>
+      <w:bookmarkEnd w:id="21"/>
     </w:p>
     <w:tbl>
       <w:tblPr>
@@ -21947,7 +21483,7 @@
       <w:tblGrid>
         <w:gridCol w:w="3746"/>
         <w:gridCol w:w="3196"/>
-        <w:gridCol w:w="2315"/>
+        <w:gridCol w:w="2712"/>
       </w:tblGrid>
       <w:tr>
         <w:tblPrEx>
@@ -23578,7 +23114,7 @@
       </w:tblPr>
       <w:tblGrid>
         <w:gridCol w:w="5125"/>
-        <w:gridCol w:w="4402"/>
+        <w:gridCol w:w="4537"/>
       </w:tblGrid>
       <w:tr>
         <w:tblPrEx>
@@ -24927,7 +24463,7 @@
           <w:color w:val="00B0F0"/>
         </w:rPr>
       </w:pPr>
-      <w:bookmarkStart w:id="24" w:name="_Toc4405"/>
+      <w:bookmarkStart w:id="22" w:name="_Toc4405"/>
       <w:r>
         <w:rPr>
           <w:rFonts w:hint="eastAsia"/>
@@ -24935,7 +24471,7 @@
         </w:rPr>
         <w:t>函数functional：</w:t>
       </w:r>
-      <w:bookmarkEnd w:id="24"/>
+      <w:bookmarkEnd w:id="22"/>
     </w:p>
     <w:p>
       <w:pPr>
@@ -25142,12 +24678,6 @@
             <w:insideH w:val="single" w:color="auto" w:sz="4" w:space="0"/>
             <w:insideV w:val="single" w:color="auto" w:sz="4" w:space="0"/>
           </w:tblBorders>
-          <w:tblCellMar>
-            <w:top w:w="0" w:type="dxa"/>
-            <w:left w:w="108" w:type="dxa"/>
-            <w:bottom w:w="0" w:type="dxa"/>
-            <w:right w:w="108" w:type="dxa"/>
-          </w:tblCellMar>
         </w:tblPrEx>
         <w:tc>
           <w:tcPr>
@@ -26587,12 +26117,6 @@
             <w:insideH w:val="single" w:color="auto" w:sz="4" w:space="0"/>
             <w:insideV w:val="single" w:color="auto" w:sz="4" w:space="0"/>
           </w:tblBorders>
-          <w:tblCellMar>
-            <w:top w:w="0" w:type="dxa"/>
-            <w:left w:w="108" w:type="dxa"/>
-            <w:bottom w:w="0" w:type="dxa"/>
-            <w:right w:w="108" w:type="dxa"/>
-          </w:tblCellMar>
         </w:tblPrEx>
         <w:tc>
           <w:tcPr>
@@ -27723,12 +27247,6 @@
             <w:insideH w:val="single" w:color="auto" w:sz="4" w:space="0"/>
             <w:insideV w:val="single" w:color="auto" w:sz="4" w:space="0"/>
           </w:tblBorders>
-          <w:tblCellMar>
-            <w:top w:w="0" w:type="dxa"/>
-            <w:left w:w="108" w:type="dxa"/>
-            <w:bottom w:w="0" w:type="dxa"/>
-            <w:right w:w="108" w:type="dxa"/>
-          </w:tblCellMar>
         </w:tblPrEx>
         <w:tc>
           <w:tcPr>
@@ -28683,12 +28201,6 @@
             <w:insideH w:val="single" w:color="auto" w:sz="4" w:space="0"/>
             <w:insideV w:val="single" w:color="auto" w:sz="4" w:space="0"/>
           </w:tblBorders>
-          <w:tblCellMar>
-            <w:top w:w="0" w:type="dxa"/>
-            <w:left w:w="108" w:type="dxa"/>
-            <w:bottom w:w="0" w:type="dxa"/>
-            <w:right w:w="108" w:type="dxa"/>
-          </w:tblCellMar>
         </w:tblPrEx>
         <w:tc>
           <w:tcPr>
@@ -30857,7 +30369,7 @@
           <w:color w:val="00B0F0"/>
         </w:rPr>
       </w:pPr>
-      <w:bookmarkStart w:id="25" w:name="_Toc31278"/>
+      <w:bookmarkStart w:id="23" w:name="_Toc31278"/>
       <w:r>
         <w:rPr>
           <w:rFonts w:hint="eastAsia"/>
@@ -30865,7 +30377,7 @@
         </w:rPr>
         <w:t>初始化init：</w:t>
       </w:r>
-      <w:bookmarkEnd w:id="25"/>
+      <w:bookmarkEnd w:id="23"/>
     </w:p>
     <w:tbl>
       <w:tblPr>
@@ -31094,7 +30606,7 @@
           <w:color w:val="00B0F0"/>
         </w:rPr>
       </w:pPr>
-      <w:bookmarkStart w:id="26" w:name="_Toc20900"/>
+      <w:bookmarkStart w:id="24" w:name="_Toc20900"/>
       <w:r>
         <w:rPr>
           <w:rFonts w:hint="eastAsia"/>
@@ -31115,7 +30627,7 @@
         </w:rPr>
         <w:t>：</w:t>
       </w:r>
-      <w:bookmarkEnd w:id="26"/>
+      <w:bookmarkEnd w:id="24"/>
     </w:p>
     <w:tbl>
       <w:tblPr>
@@ -31298,12 +30810,6 @@
             <w:insideH w:val="single" w:color="auto" w:sz="4" w:space="0"/>
             <w:insideV w:val="single" w:color="auto" w:sz="4" w:space="0"/>
           </w:tblBorders>
-          <w:tblCellMar>
-            <w:top w:w="0" w:type="dxa"/>
-            <w:left w:w="108" w:type="dxa"/>
-            <w:bottom w:w="0" w:type="dxa"/>
-            <w:right w:w="108" w:type="dxa"/>
-          </w:tblCellMar>
         </w:tblPrEx>
         <w:tc>
           <w:tcPr>
@@ -31396,7 +30902,7 @@
           </w14:textFill>
         </w:rPr>
       </w:pPr>
-      <w:bookmarkStart w:id="27" w:name="_Toc5139"/>
+      <w:bookmarkStart w:id="25" w:name="_Toc5139"/>
       <w:r>
         <w:rPr>
           <w:rFonts w:hint="eastAsia"/>
@@ -31404,7 +30910,7 @@
         </w:rPr>
         <w:t>优化optim：</w:t>
       </w:r>
-      <w:bookmarkEnd w:id="27"/>
+      <w:bookmarkEnd w:id="25"/>
     </w:p>
     <w:tbl>
       <w:tblPr>
@@ -32410,7 +31916,7 @@
           <w:color w:val="0070C0"/>
         </w:rPr>
       </w:pPr>
-      <w:bookmarkStart w:id="28" w:name="_Toc12928"/>
+      <w:bookmarkStart w:id="26" w:name="_Toc12928"/>
       <w:r>
         <w:rPr>
           <w:rFonts w:hint="eastAsia"/>
@@ -32426,7 +31932,7 @@
         </w:rPr>
         <w:t>lr_scheduler：</w:t>
       </w:r>
-      <w:bookmarkEnd w:id="28"/>
+      <w:bookmarkEnd w:id="26"/>
     </w:p>
     <w:tbl>
       <w:tblPr>
@@ -33113,7 +32619,7 @@
           <w:color w:val="00B0F0"/>
         </w:rPr>
       </w:pPr>
-      <w:bookmarkStart w:id="29" w:name="_Toc9596"/>
+      <w:bookmarkStart w:id="27" w:name="_Toc9596"/>
       <w:r>
         <w:rPr>
           <w:rFonts w:hint="eastAsia"/>
@@ -33121,7 +32627,7 @@
         </w:rPr>
         <w:t>通用utils：</w:t>
       </w:r>
-      <w:bookmarkEnd w:id="29"/>
+      <w:bookmarkEnd w:id="27"/>
     </w:p>
     <w:p>
       <w:pPr>
@@ -33137,7 +32643,7 @@
           <w:color w:val="0070C0"/>
         </w:rPr>
       </w:pPr>
-      <w:bookmarkStart w:id="30" w:name="_Toc9066"/>
+      <w:bookmarkStart w:id="28" w:name="_Toc9066"/>
       <w:r>
         <w:rPr>
           <w:rFonts w:hint="eastAsia"/>
@@ -33145,7 +32651,7 @@
         </w:rPr>
         <w:t>关卡checkpoint：</w:t>
       </w:r>
-      <w:bookmarkEnd w:id="30"/>
+      <w:bookmarkEnd w:id="28"/>
     </w:p>
     <w:tbl>
       <w:tblPr>
@@ -33281,7 +32787,7 @@
           <w:color w:val="0070C0"/>
         </w:rPr>
       </w:pPr>
-      <w:bookmarkStart w:id="31" w:name="_Toc8170"/>
+      <w:bookmarkStart w:id="29" w:name="_Toc8170"/>
       <w:r>
         <w:rPr>
           <w:rFonts w:hint="eastAsia"/>
@@ -33289,7 +32795,7 @@
         </w:rPr>
         <w:t>数据data：</w:t>
       </w:r>
-      <w:bookmarkEnd w:id="31"/>
+      <w:bookmarkEnd w:id="29"/>
     </w:p>
     <w:tbl>
       <w:tblPr>
@@ -33313,8 +32819,8 @@
         </w:tblCellMar>
       </w:tblPr>
       <w:tblGrid>
-        <w:gridCol w:w="1134"/>
-        <w:gridCol w:w="4991"/>
+        <w:gridCol w:w="2720"/>
+        <w:gridCol w:w="4015"/>
       </w:tblGrid>
       <w:tr>
         <w:tblPrEx>
@@ -33333,22 +32839,25 @@
             <w:right w:w="108" w:type="dxa"/>
           </w:tblCellMar>
         </w:tblPrEx>
-        <w:tc>
-          <w:tcPr>
-            <w:tcW w:w="0" w:type="auto"/>
-          </w:tcPr>
-          <w:p>
-            <w:pPr>
-              <w:rPr>
-                <w:color w:val="FF0000"/>
-              </w:rPr>
-            </w:pPr>
-            <w:r>
-              <w:rPr>
-                <w:rFonts w:hint="eastAsia"/>
-                <w:color w:val="FF0000"/>
-              </w:rPr>
-              <w:t>Dataset()</w:t>
+        <w:trPr>
+          <w:trHeight w:val="162" w:hRule="atLeast"/>
+        </w:trPr>
+        <w:tc>
+          <w:tcPr>
+            <w:tcW w:w="0" w:type="auto"/>
+          </w:tcPr>
+          <w:p>
+            <w:pPr>
+              <w:rPr>
+                <w:color w:val="FF0000"/>
+              </w:rPr>
+            </w:pPr>
+            <w:r>
+              <w:rPr>
+                <w:rFonts w:hint="eastAsia"/>
+                <w:color w:val="FF0000"/>
+              </w:rPr>
+              <w:t>Dataset</w:t>
             </w:r>
           </w:p>
         </w:tc>
@@ -33405,7 +32914,248 @@
                   </w14:solidFill>
                 </w14:textFill>
               </w:rPr>
-              <w:t>__init__、__getitem__、__len__</w:t>
+              <w:t>__getitem__、__len__</w:t>
+            </w:r>
+          </w:p>
+        </w:tc>
+      </w:tr>
+      <w:tr>
+        <w:tblPrEx>
+          <w:tblBorders>
+            <w:top w:val="single" w:color="auto" w:sz="4" w:space="0"/>
+            <w:left w:val="single" w:color="auto" w:sz="4" w:space="0"/>
+            <w:bottom w:val="single" w:color="auto" w:sz="4" w:space="0"/>
+            <w:right w:val="single" w:color="auto" w:sz="4" w:space="0"/>
+            <w:insideH w:val="single" w:color="auto" w:sz="4" w:space="0"/>
+            <w:insideV w:val="single" w:color="auto" w:sz="4" w:space="0"/>
+          </w:tblBorders>
+          <w:tblCellMar>
+            <w:top w:w="0" w:type="dxa"/>
+            <w:left w:w="108" w:type="dxa"/>
+            <w:bottom w:w="0" w:type="dxa"/>
+            <w:right w:w="108" w:type="dxa"/>
+          </w:tblCellMar>
+        </w:tblPrEx>
+        <w:tc>
+          <w:tcPr>
+            <w:tcW w:w="0" w:type="auto"/>
+          </w:tcPr>
+          <w:p>
+            <w:pPr>
+              <w:rPr>
+                <w:rFonts w:hint="default" w:eastAsia="华文中宋"/>
+                <w:color w:val="FF0000"/>
+                <w:lang w:val="en-US" w:eastAsia="zh-CN"/>
+              </w:rPr>
+            </w:pPr>
+            <w:r>
+              <w:rPr>
+                <w:rFonts w:hint="eastAsia"/>
+                <w:color w:val="FF0000"/>
+                <w:lang w:val="en-US" w:eastAsia="zh-CN"/>
+              </w:rPr>
+              <w:t>TensorDataset(*tensors)</w:t>
+            </w:r>
+          </w:p>
+        </w:tc>
+        <w:tc>
+          <w:tcPr>
+            <w:tcW w:w="0" w:type="auto"/>
+          </w:tcPr>
+          <w:p>
+            <w:pPr>
+              <w:rPr>
+                <w:rFonts w:hint="eastAsia" w:eastAsia="华文中宋"/>
+                <w:color w:val="EA82F1"/>
+                <w:szCs w:val="24"/>
+                <w:lang w:eastAsia="zh-CN"/>
+              </w:rPr>
+            </w:pPr>
+            <w:r>
+              <w:rPr>
+                <w:rFonts w:hint="eastAsia"/>
+                <w:color w:val="EA82F1"/>
+                <w:szCs w:val="24"/>
+                <w:lang w:eastAsia="zh-CN"/>
+              </w:rPr>
+              <w:t>张量</w:t>
+            </w:r>
+            <w:r>
+              <w:rPr>
+                <w:rFonts w:hint="eastAsia"/>
+                <w:color w:val="ED7D31" w:themeColor="accent2"/>
+                <w:lang w:eastAsia="zh-CN"/>
+                <w14:textFill>
+                  <w14:solidFill>
+                    <w14:schemeClr w14:val="accent2"/>
+                  </w14:solidFill>
+                </w14:textFill>
+              </w:rPr>
+              <w:t>数据集</w:t>
+            </w:r>
+          </w:p>
+        </w:tc>
+      </w:tr>
+      <w:tr>
+        <w:tblPrEx>
+          <w:tblBorders>
+            <w:top w:val="single" w:color="auto" w:sz="4" w:space="0"/>
+            <w:left w:val="single" w:color="auto" w:sz="4" w:space="0"/>
+            <w:bottom w:val="single" w:color="auto" w:sz="4" w:space="0"/>
+            <w:right w:val="single" w:color="auto" w:sz="4" w:space="0"/>
+            <w:insideH w:val="single" w:color="auto" w:sz="4" w:space="0"/>
+            <w:insideV w:val="single" w:color="auto" w:sz="4" w:space="0"/>
+          </w:tblBorders>
+          <w:tblCellMar>
+            <w:top w:w="0" w:type="dxa"/>
+            <w:left w:w="108" w:type="dxa"/>
+            <w:bottom w:w="0" w:type="dxa"/>
+            <w:right w:w="108" w:type="dxa"/>
+          </w:tblCellMar>
+        </w:tblPrEx>
+        <w:tc>
+          <w:tcPr>
+            <w:tcW w:w="0" w:type="auto"/>
+          </w:tcPr>
+          <w:p>
+            <w:pPr>
+              <w:rPr>
+                <w:rFonts w:hint="default"/>
+                <w:color w:val="FF0000"/>
+                <w:lang w:val="en-US" w:eastAsia="zh-CN"/>
+              </w:rPr>
+            </w:pPr>
+            <w:r>
+              <w:rPr>
+                <w:rFonts w:hint="eastAsia"/>
+                <w:color w:val="FF0000"/>
+                <w:lang w:val="en-US" w:eastAsia="zh-CN"/>
+              </w:rPr>
+              <w:t>ConcatDataset(datasets</w:t>
+            </w:r>
+            <w:bookmarkStart w:id="44" w:name="_GoBack"/>
+            <w:bookmarkEnd w:id="44"/>
+            <w:r>
+              <w:rPr>
+                <w:rFonts w:hint="eastAsia"/>
+                <w:color w:val="FF0000"/>
+                <w:lang w:val="en-US" w:eastAsia="zh-CN"/>
+              </w:rPr>
+              <w:t>)</w:t>
+            </w:r>
+          </w:p>
+        </w:tc>
+        <w:tc>
+          <w:tcPr>
+            <w:tcW w:w="0" w:type="auto"/>
+          </w:tcPr>
+          <w:p>
+            <w:pPr>
+              <w:rPr>
+                <w:rFonts w:hint="eastAsia"/>
+                <w:color w:val="EA82F1"/>
+                <w:szCs w:val="24"/>
+                <w:lang w:eastAsia="zh-CN"/>
+              </w:rPr>
+            </w:pPr>
+            <w:r>
+              <w:rPr>
+                <w:rFonts w:hint="eastAsia"/>
+                <w:color w:val="EA82F1"/>
+                <w:szCs w:val="24"/>
+                <w:lang w:eastAsia="zh-CN"/>
+              </w:rPr>
+              <w:t>拼接</w:t>
+            </w:r>
+            <w:r>
+              <w:rPr>
+                <w:rFonts w:hint="eastAsia"/>
+                <w:color w:val="ED7D31" w:themeColor="accent2"/>
+                <w:lang w:eastAsia="zh-CN"/>
+                <w14:textFill>
+                  <w14:solidFill>
+                    <w14:schemeClr w14:val="accent2"/>
+                  </w14:solidFill>
+                </w14:textFill>
+              </w:rPr>
+              <w:t>数据集</w:t>
+            </w:r>
+          </w:p>
+        </w:tc>
+      </w:tr>
+      <w:tr>
+        <w:tblPrEx>
+          <w:tblBorders>
+            <w:top w:val="single" w:color="auto" w:sz="4" w:space="0"/>
+            <w:left w:val="single" w:color="auto" w:sz="4" w:space="0"/>
+            <w:bottom w:val="single" w:color="auto" w:sz="4" w:space="0"/>
+            <w:right w:val="single" w:color="auto" w:sz="4" w:space="0"/>
+            <w:insideH w:val="single" w:color="auto" w:sz="4" w:space="0"/>
+            <w:insideV w:val="single" w:color="auto" w:sz="4" w:space="0"/>
+          </w:tblBorders>
+          <w:tblCellMar>
+            <w:top w:w="0" w:type="dxa"/>
+            <w:left w:w="108" w:type="dxa"/>
+            <w:bottom w:w="0" w:type="dxa"/>
+            <w:right w:w="108" w:type="dxa"/>
+          </w:tblCellMar>
+        </w:tblPrEx>
+        <w:tc>
+          <w:tcPr>
+            <w:tcW w:w="0" w:type="auto"/>
+          </w:tcPr>
+          <w:p>
+            <w:pPr>
+              <w:rPr>
+                <w:rFonts w:hint="default"/>
+                <w:color w:val="FF0000"/>
+                <w:lang w:val="en-US" w:eastAsia="zh-CN"/>
+              </w:rPr>
+            </w:pPr>
+            <w:r>
+              <w:rPr>
+                <w:rFonts w:hint="eastAsia"/>
+                <w:color w:val="FF0000"/>
+                <w:lang w:val="en-US" w:eastAsia="zh-CN"/>
+              </w:rPr>
+              <w:t>Subset(dataset, indices)</w:t>
+            </w:r>
+          </w:p>
+        </w:tc>
+        <w:tc>
+          <w:tcPr>
+            <w:tcW w:w="0" w:type="auto"/>
+          </w:tcPr>
+          <w:p>
+            <w:pPr>
+              <w:rPr>
+                <w:rFonts w:hint="eastAsia"/>
+                <w:color w:val="EA82F1"/>
+                <w:szCs w:val="24"/>
+                <w:lang w:eastAsia="zh-CN"/>
+              </w:rPr>
+            </w:pPr>
+            <w:r>
+              <w:rPr>
+                <w:rFonts w:hint="eastAsia"/>
+                <w:color w:val="ED7D31" w:themeColor="accent2"/>
+                <w:lang w:eastAsia="zh-CN"/>
+                <w14:textFill>
+                  <w14:solidFill>
+                    <w14:schemeClr w14:val="accent2"/>
+                  </w14:solidFill>
+                </w14:textFill>
+              </w:rPr>
+              <w:t>数据集</w:t>
+            </w:r>
+            <w:r>
+              <w:rPr>
+                <w:rFonts w:hint="eastAsia"/>
+                <w:color w:val="EA82F1"/>
+                <w:szCs w:val="24"/>
+                <w:lang w:eastAsia="zh-CN"/>
+              </w:rPr>
+              <w:t>子集</w:t>
             </w:r>
           </w:p>
         </w:tc>
@@ -33873,7 +33623,7 @@
           <w:color w:val="0070C0"/>
         </w:rPr>
       </w:pPr>
-      <w:bookmarkStart w:id="32" w:name="_Toc5821"/>
+      <w:bookmarkStart w:id="30" w:name="_Toc5821"/>
       <w:r>
         <w:rPr>
           <w:rFonts w:hint="eastAsia"/>
@@ -33881,7 +33631,7 @@
         </w:rPr>
         <w:t>张量板tensorboard：</w:t>
       </w:r>
-      <w:bookmarkEnd w:id="32"/>
+      <w:bookmarkEnd w:id="30"/>
     </w:p>
     <w:tbl>
       <w:tblPr>
@@ -34290,7 +34040,7 @@
           <w:color w:val="00B0F0"/>
         </w:rPr>
       </w:pPr>
-      <w:bookmarkStart w:id="33" w:name="_Toc16320"/>
+      <w:bookmarkStart w:id="31" w:name="_Toc16320"/>
       <w:r>
         <w:rPr>
           <w:rFonts w:hint="eastAsia"/>
@@ -34298,7 +34048,7 @@
         </w:rPr>
         <w:t>视觉torchvision：</w:t>
       </w:r>
-      <w:bookmarkEnd w:id="33"/>
+      <w:bookmarkEnd w:id="31"/>
     </w:p>
     <w:p>
       <w:pPr>
@@ -34307,7 +34057,7 @@
           <w:color w:val="0070C0"/>
         </w:rPr>
       </w:pPr>
-      <w:bookmarkStart w:id="34" w:name="_Toc25847"/>
+      <w:bookmarkStart w:id="32" w:name="_Toc25847"/>
       <w:r>
         <w:rPr>
           <w:rFonts w:hint="eastAsia"/>
@@ -34315,7 +34065,7 @@
         </w:rPr>
         <w:t>模型models：</w:t>
       </w:r>
-      <w:bookmarkEnd w:id="34"/>
+      <w:bookmarkEnd w:id="32"/>
     </w:p>
     <w:p>
       <w:pPr>
@@ -34362,7 +34112,7 @@
           <w:color w:val="0070C0"/>
         </w:rPr>
       </w:pPr>
-      <w:bookmarkStart w:id="35" w:name="_Toc31360"/>
+      <w:bookmarkStart w:id="33" w:name="_Toc31360"/>
       <w:r>
         <w:rPr>
           <w:rFonts w:hint="eastAsia"/>
@@ -34370,7 +34120,7 @@
         </w:rPr>
         <w:t>数据集datasets：</w:t>
       </w:r>
-      <w:bookmarkEnd w:id="35"/>
+      <w:bookmarkEnd w:id="33"/>
     </w:p>
     <w:tbl>
       <w:tblPr>
@@ -34916,12 +34666,6 @@
             <w:insideH w:val="single" w:color="auto" w:sz="4" w:space="0"/>
             <w:insideV w:val="single" w:color="auto" w:sz="4" w:space="0"/>
           </w:tblBorders>
-          <w:tblCellMar>
-            <w:top w:w="0" w:type="dxa"/>
-            <w:left w:w="108" w:type="dxa"/>
-            <w:bottom w:w="0" w:type="dxa"/>
-            <w:right w:w="108" w:type="dxa"/>
-          </w:tblCellMar>
         </w:tblPrEx>
         <w:tc>
           <w:tcPr>
@@ -35043,7 +34787,7 @@
           <w:color w:val="0070C0"/>
         </w:rPr>
       </w:pPr>
-      <w:bookmarkStart w:id="36" w:name="_Toc14476"/>
+      <w:bookmarkStart w:id="34" w:name="_Toc14476"/>
       <w:r>
         <w:rPr>
           <w:rFonts w:hint="eastAsia"/>
@@ -35051,7 +34795,7 @@
         </w:rPr>
         <w:t>运算ops：</w:t>
       </w:r>
-      <w:bookmarkEnd w:id="36"/>
+      <w:bookmarkEnd w:id="34"/>
     </w:p>
     <w:tbl>
       <w:tblPr>
@@ -35088,6 +34832,12 @@
             <w:insideH w:val="single" w:color="auto" w:sz="4" w:space="0"/>
             <w:insideV w:val="single" w:color="auto" w:sz="4" w:space="0"/>
           </w:tblBorders>
+          <w:tblCellMar>
+            <w:top w:w="0" w:type="dxa"/>
+            <w:left w:w="108" w:type="dxa"/>
+            <w:bottom w:w="0" w:type="dxa"/>
+            <w:right w:w="108" w:type="dxa"/>
+          </w:tblCellMar>
         </w:tblPrEx>
         <w:tc>
           <w:tcPr>
@@ -35322,7 +35072,7 @@
           <w:color w:val="0070C0"/>
         </w:rPr>
       </w:pPr>
-      <w:bookmarkStart w:id="37" w:name="_Toc6116"/>
+      <w:bookmarkStart w:id="35" w:name="_Toc6116"/>
       <w:r>
         <w:rPr>
           <w:rFonts w:hint="eastAsia"/>
@@ -35330,7 +35080,7 @@
         </w:rPr>
         <w:t>转换transforms：</w:t>
       </w:r>
-      <w:bookmarkEnd w:id="37"/>
+      <w:bookmarkEnd w:id="35"/>
     </w:p>
     <w:tbl>
       <w:tblPr>
@@ -36428,7 +36178,7 @@
           <w:lang w:val="en-US" w:eastAsia="zh-CN"/>
         </w:rPr>
       </w:pPr>
-      <w:bookmarkStart w:id="38" w:name="_Toc11543"/>
+      <w:bookmarkStart w:id="36" w:name="_Toc11543"/>
       <w:r>
         <w:rPr>
           <w:rFonts w:hint="eastAsia"/>
@@ -36437,7 +36187,7 @@
         </w:rPr>
         <w:t>拓展：</w:t>
       </w:r>
-      <w:bookmarkEnd w:id="38"/>
+      <w:bookmarkEnd w:id="36"/>
     </w:p>
     <w:p>
       <w:pPr>
@@ -36447,7 +36197,7 @@
           <w:color w:val="0070C0"/>
         </w:rPr>
       </w:pPr>
-      <w:bookmarkStart w:id="39" w:name="_Toc5308"/>
+      <w:bookmarkStart w:id="37" w:name="_Toc5308"/>
     </w:p>
     <w:p>
       <w:pPr>
@@ -38149,7 +37899,6 @@
           <w:tcPr>
             <w:tcW w:w="0" w:type="auto"/>
             <w:vMerge w:val="continue"/>
-            <w:tcBorders/>
             <w:vAlign w:val="center"/>
           </w:tcPr>
           <w:p>
@@ -38258,18 +38007,11 @@
             <w:insideH w:val="single" w:color="auto" w:sz="4" w:space="0"/>
             <w:insideV w:val="single" w:color="auto" w:sz="4" w:space="0"/>
           </w:tblBorders>
-          <w:tblCellMar>
-            <w:top w:w="0" w:type="dxa"/>
-            <w:left w:w="108" w:type="dxa"/>
-            <w:bottom w:w="0" w:type="dxa"/>
-            <w:right w:w="108" w:type="dxa"/>
-          </w:tblCellMar>
         </w:tblPrEx>
         <w:tc>
           <w:tcPr>
             <w:tcW w:w="0" w:type="auto"/>
             <w:vMerge w:val="continue"/>
-            <w:tcBorders/>
             <w:vAlign w:val="center"/>
           </w:tcPr>
           <w:p>
@@ -38381,6 +38123,495 @@
         <w:rPr>
           <w:rFonts w:hint="eastAsia"/>
           <w:color w:val="0070C0"/>
+        </w:rPr>
+      </w:pPr>
+    </w:p>
+    <w:p>
+      <w:pPr>
+        <w:outlineLvl w:val="2"/>
+        <w:rPr>
+          <w:rFonts w:hint="eastAsia" w:ascii="华文中宋" w:hAnsi="华文中宋" w:eastAsia="华文中宋" w:cs="华文中宋"/>
+          <w:b/>
+          <w:bCs/>
+          <w:color w:val="0070C0"/>
+          <w:spacing w:val="7"/>
+          <w:kern w:val="2"/>
+          <w:sz w:val="21"/>
+          <w:szCs w:val="21"/>
+          <w:lang w:val="en-US" w:eastAsia="zh-CN" w:bidi="ar-SA"/>
+        </w:rPr>
+      </w:pPr>
+      <w:bookmarkStart w:id="38" w:name="_Toc6664"/>
+      <w:r>
+        <w:rPr>
+          <w:rFonts w:hint="eastAsia" w:ascii="华文中宋" w:hAnsi="华文中宋" w:eastAsia="华文中宋" w:cs="华文中宋"/>
+          <w:b/>
+          <w:bCs/>
+          <w:color w:val="0070C0"/>
+          <w:spacing w:val="7"/>
+          <w:kern w:val="2"/>
+          <w:sz w:val="21"/>
+          <w:szCs w:val="21"/>
+          <w:lang w:val="en-US" w:eastAsia="zh-CN" w:bidi="ar-SA"/>
+        </w:rPr>
+        <w:t>激活gradcam：</w:t>
+      </w:r>
+      <w:bookmarkEnd w:id="38"/>
+    </w:p>
+    <w:p>
+      <w:r>
+        <w:rPr>
+          <w:rFonts w:hint="eastAsia"/>
+          <w:color w:val="ED7D31" w:themeColor="accent2"/>
+          <w:spacing w:val="7"/>
+          <w:u w:val="single"/>
+          <w14:textFill>
+            <w14:solidFill>
+              <w14:schemeClr w14:val="accent2"/>
+            </w14:solidFill>
+          </w14:textFill>
+        </w:rPr>
+        <w:t>import pytorch_grad_cam as gradcam</w:t>
+      </w:r>
+    </w:p>
+    <w:tbl>
+      <w:tblPr>
+        <w:tblStyle w:val="12"/>
+        <w:tblW w:w="0" w:type="auto"/>
+        <w:tblInd w:w="0" w:type="dxa"/>
+        <w:tblBorders>
+          <w:top w:val="single" w:color="auto" w:sz="4" w:space="0"/>
+          <w:left w:val="single" w:color="auto" w:sz="4" w:space="0"/>
+          <w:bottom w:val="single" w:color="auto" w:sz="4" w:space="0"/>
+          <w:right w:val="single" w:color="auto" w:sz="4" w:space="0"/>
+          <w:insideH w:val="single" w:color="auto" w:sz="4" w:space="0"/>
+          <w:insideV w:val="single" w:color="auto" w:sz="4" w:space="0"/>
+        </w:tblBorders>
+        <w:tblLayout w:type="autofit"/>
+        <w:tblCellMar>
+          <w:top w:w="0" w:type="dxa"/>
+          <w:left w:w="108" w:type="dxa"/>
+          <w:bottom w:w="0" w:type="dxa"/>
+          <w:right w:w="108" w:type="dxa"/>
+        </w:tblCellMar>
+      </w:tblPr>
+      <w:tblGrid>
+        <w:gridCol w:w="2277"/>
+        <w:gridCol w:w="3129"/>
+        <w:gridCol w:w="2462"/>
+      </w:tblGrid>
+      <w:tr>
+        <w:tblPrEx>
+          <w:tblBorders>
+            <w:top w:val="single" w:color="auto" w:sz="4" w:space="0"/>
+            <w:left w:val="single" w:color="auto" w:sz="4" w:space="0"/>
+            <w:bottom w:val="single" w:color="auto" w:sz="4" w:space="0"/>
+            <w:right w:val="single" w:color="auto" w:sz="4" w:space="0"/>
+            <w:insideH w:val="single" w:color="auto" w:sz="4" w:space="0"/>
+            <w:insideV w:val="single" w:color="auto" w:sz="4" w:space="0"/>
+          </w:tblBorders>
+          <w:tblCellMar>
+            <w:top w:w="0" w:type="dxa"/>
+            <w:left w:w="108" w:type="dxa"/>
+            <w:bottom w:w="0" w:type="dxa"/>
+            <w:right w:w="108" w:type="dxa"/>
+          </w:tblCellMar>
+        </w:tblPrEx>
+        <w:trPr>
+          <w:trHeight w:val="302" w:hRule="atLeast"/>
+        </w:trPr>
+        <w:tc>
+          <w:tcPr>
+            <w:tcW w:w="0" w:type="auto"/>
+            <w:gridSpan w:val="2"/>
+            <w:vAlign w:val="center"/>
+          </w:tcPr>
+          <w:p>
+            <w:pPr>
+              <w:rPr>
+                <w:color w:val="FF0000"/>
+                <w:spacing w:val="7"/>
+              </w:rPr>
+            </w:pPr>
+            <w:r>
+              <w:rPr>
+                <w:rFonts w:hint="eastAsia"/>
+                <w:color w:val="FF0000"/>
+                <w:spacing w:val="7"/>
+              </w:rPr>
+              <w:t>EigenGradCAM(model, target_layers, use_cuda)</w:t>
+            </w:r>
+          </w:p>
+        </w:tc>
+        <w:tc>
+          <w:tcPr>
+            <w:tcW w:w="0" w:type="auto"/>
+            <w:vAlign w:val="center"/>
+          </w:tcPr>
+          <w:p>
+            <w:pPr>
+              <w:rPr>
+                <w:color w:val="ED7D31" w:themeColor="accent2"/>
+                <w14:textFill>
+                  <w14:solidFill>
+                    <w14:schemeClr w14:val="accent2"/>
+                  </w14:solidFill>
+                </w14:textFill>
+              </w:rPr>
+            </w:pPr>
+            <w:r>
+              <w:rPr>
+                <w:rFonts w:hint="eastAsia"/>
+                <w:color w:val="ED7D31" w:themeColor="accent2"/>
+                <w14:textFill>
+                  <w14:solidFill>
+                    <w14:schemeClr w14:val="accent2"/>
+                  </w14:solidFill>
+                </w14:textFill>
+              </w:rPr>
+              <w:t>返回</w:t>
+            </w:r>
+            <w:r>
+              <w:rPr>
+                <w:rFonts w:hint="eastAsia"/>
+                <w:color w:val="EA82F1"/>
+                <w:szCs w:val="24"/>
+              </w:rPr>
+              <w:t>Grad-CAM绘制器</w:t>
+            </w:r>
+          </w:p>
+        </w:tc>
+      </w:tr>
+      <w:tr>
+        <w:tblPrEx>
+          <w:tblBorders>
+            <w:top w:val="single" w:color="auto" w:sz="4" w:space="0"/>
+            <w:left w:val="single" w:color="auto" w:sz="4" w:space="0"/>
+            <w:bottom w:val="single" w:color="auto" w:sz="4" w:space="0"/>
+            <w:right w:val="single" w:color="auto" w:sz="4" w:space="0"/>
+            <w:insideH w:val="single" w:color="auto" w:sz="4" w:space="0"/>
+            <w:insideV w:val="single" w:color="auto" w:sz="4" w:space="0"/>
+          </w:tblBorders>
+          <w:tblCellMar>
+            <w:top w:w="0" w:type="dxa"/>
+            <w:left w:w="108" w:type="dxa"/>
+            <w:bottom w:w="0" w:type="dxa"/>
+            <w:right w:w="108" w:type="dxa"/>
+          </w:tblCellMar>
+        </w:tblPrEx>
+        <w:trPr>
+          <w:trHeight w:val="156" w:hRule="atLeast"/>
+        </w:trPr>
+        <w:tc>
+          <w:tcPr>
+            <w:tcW w:w="0" w:type="auto"/>
+            <w:vAlign w:val="center"/>
+          </w:tcPr>
+          <w:p>
+            <w:r>
+              <w:rPr>
+                <w:rFonts w:hint="eastAsia"/>
+                <w:color w:val="ED7D31" w:themeColor="accent2"/>
+                <w14:textFill>
+                  <w14:solidFill>
+                    <w14:schemeClr w14:val="accent2"/>
+                  </w14:solidFill>
+                </w14:textFill>
+              </w:rPr>
+              <w:t>实例方法</w:t>
+            </w:r>
+          </w:p>
+        </w:tc>
+        <w:tc>
+          <w:tcPr>
+            <w:tcW w:w="0" w:type="auto"/>
+            <w:vAlign w:val="center"/>
+          </w:tcPr>
+          <w:p>
+            <w:pPr>
+              <w:rPr>
+                <w:color w:val="ED7D31" w:themeColor="accent2"/>
+                <w14:textFill>
+                  <w14:solidFill>
+                    <w14:schemeClr w14:val="accent2"/>
+                  </w14:solidFill>
+                </w14:textFill>
+              </w:rPr>
+            </w:pPr>
+            <w:r>
+              <w:rPr>
+                <w:rFonts w:hint="eastAsia"/>
+                <w:color w:val="FF0000"/>
+                <w:spacing w:val="7"/>
+              </w:rPr>
+              <w:t>module</w:t>
+            </w:r>
+          </w:p>
+        </w:tc>
+        <w:tc>
+          <w:tcPr>
+            <w:tcW w:w="0" w:type="auto"/>
+            <w:vAlign w:val="center"/>
+          </w:tcPr>
+          <w:p>
+            <w:pPr>
+              <w:rPr>
+                <w:color w:val="ED7D31" w:themeColor="accent2"/>
+                <w14:textFill>
+                  <w14:solidFill>
+                    <w14:schemeClr w14:val="accent2"/>
+                  </w14:solidFill>
+                </w14:textFill>
+              </w:rPr>
+            </w:pPr>
+            <w:r>
+              <w:rPr>
+                <w:rFonts w:hint="eastAsia"/>
+                <w:color w:val="EA82F1"/>
+                <w:szCs w:val="24"/>
+              </w:rPr>
+              <w:t>网络模型</w:t>
+            </w:r>
+          </w:p>
+        </w:tc>
+      </w:tr>
+    </w:tbl>
+    <w:p>
+      <w:pPr>
+        <w:rPr>
+          <w:color w:val="70AD47" w:themeColor="accent6"/>
+          <w14:textFill>
+            <w14:solidFill>
+              <w14:schemeClr w14:val="accent6"/>
+            </w14:solidFill>
+          </w14:textFill>
+        </w:rPr>
+      </w:pPr>
+    </w:p>
+    <w:p>
+      <w:pPr>
+        <w:rPr>
+          <w:color w:val="70AD47" w:themeColor="accent6"/>
+          <w14:textFill>
+            <w14:solidFill>
+              <w14:schemeClr w14:val="accent6"/>
+            </w14:solidFill>
+          </w14:textFill>
+        </w:rPr>
+      </w:pPr>
+    </w:p>
+    <w:p>
+      <w:pPr>
+        <w:outlineLvl w:val="3"/>
+        <w:rPr>
+          <w:rFonts w:hint="eastAsia" w:ascii="华文中宋" w:hAnsi="华文中宋" w:eastAsia="华文中宋" w:cs="华文中宋"/>
+          <w:b/>
+          <w:bCs/>
+          <w:color w:val="7030A0"/>
+          <w:spacing w:val="0"/>
+          <w:kern w:val="2"/>
+          <w:sz w:val="21"/>
+          <w:szCs w:val="21"/>
+          <w:lang w:val="en-US" w:eastAsia="zh-CN" w:bidi="ar-SA"/>
+        </w:rPr>
+      </w:pPr>
+      <w:bookmarkStart w:id="39" w:name="_Toc25722"/>
+      <w:r>
+        <w:rPr>
+          <w:rFonts w:hint="eastAsia" w:ascii="华文中宋" w:hAnsi="华文中宋" w:eastAsia="华文中宋" w:cs="华文中宋"/>
+          <w:b/>
+          <w:bCs/>
+          <w:color w:val="7030A0"/>
+          <w:spacing w:val="0"/>
+          <w:kern w:val="2"/>
+          <w:sz w:val="21"/>
+          <w:szCs w:val="21"/>
+          <w:lang w:val="en-US" w:eastAsia="zh-CN" w:bidi="ar-SA"/>
+        </w:rPr>
+        <w:t>通用utils：</w:t>
+      </w:r>
+      <w:bookmarkEnd w:id="39"/>
+    </w:p>
+    <w:tbl>
+      <w:tblPr>
+        <w:tblStyle w:val="12"/>
+        <w:tblW w:w="0" w:type="auto"/>
+        <w:tblInd w:w="0" w:type="dxa"/>
+        <w:tblBorders>
+          <w:top w:val="single" w:color="auto" w:sz="4" w:space="0"/>
+          <w:left w:val="single" w:color="auto" w:sz="4" w:space="0"/>
+          <w:bottom w:val="single" w:color="auto" w:sz="4" w:space="0"/>
+          <w:right w:val="single" w:color="auto" w:sz="4" w:space="0"/>
+          <w:insideH w:val="single" w:color="auto" w:sz="4" w:space="0"/>
+          <w:insideV w:val="single" w:color="auto" w:sz="4" w:space="0"/>
+        </w:tblBorders>
+        <w:tblLayout w:type="autofit"/>
+        <w:tblCellMar>
+          <w:top w:w="0" w:type="dxa"/>
+          <w:left w:w="108" w:type="dxa"/>
+          <w:bottom w:w="0" w:type="dxa"/>
+          <w:right w:w="108" w:type="dxa"/>
+        </w:tblCellMar>
+      </w:tblPr>
+      <w:tblGrid>
+        <w:gridCol w:w="5559"/>
+        <w:gridCol w:w="1898"/>
+      </w:tblGrid>
+      <w:tr>
+        <w:tblPrEx>
+          <w:tblBorders>
+            <w:top w:val="single" w:color="auto" w:sz="4" w:space="0"/>
+            <w:left w:val="single" w:color="auto" w:sz="4" w:space="0"/>
+            <w:bottom w:val="single" w:color="auto" w:sz="4" w:space="0"/>
+            <w:right w:val="single" w:color="auto" w:sz="4" w:space="0"/>
+            <w:insideH w:val="single" w:color="auto" w:sz="4" w:space="0"/>
+            <w:insideV w:val="single" w:color="auto" w:sz="4" w:space="0"/>
+          </w:tblBorders>
+          <w:tblCellMar>
+            <w:top w:w="0" w:type="dxa"/>
+            <w:left w:w="108" w:type="dxa"/>
+            <w:bottom w:w="0" w:type="dxa"/>
+            <w:right w:w="108" w:type="dxa"/>
+          </w:tblCellMar>
+        </w:tblPrEx>
+        <w:trPr>
+          <w:trHeight w:val="302" w:hRule="atLeast"/>
+        </w:trPr>
+        <w:tc>
+          <w:tcPr>
+            <w:tcW w:w="0" w:type="auto"/>
+            <w:gridSpan w:val="2"/>
+            <w:vAlign w:val="center"/>
+          </w:tcPr>
+          <w:p>
+            <w:pPr>
+              <w:rPr>
+                <w:color w:val="ED7D31" w:themeColor="accent2"/>
+                <w14:textFill>
+                  <w14:solidFill>
+                    <w14:schemeClr w14:val="accent2"/>
+                  </w14:solidFill>
+                </w14:textFill>
+              </w:rPr>
+            </w:pPr>
+            <w:r>
+              <w:rPr>
+                <w:rFonts w:hint="eastAsia"/>
+                <w:color w:val="ED7D31" w:themeColor="accent2"/>
+                <w14:textFill>
+                  <w14:solidFill>
+                    <w14:schemeClr w14:val="accent2"/>
+                  </w14:solidFill>
+                </w14:textFill>
+              </w:rPr>
+              <w:t>目标model_targets：</w:t>
+            </w:r>
+          </w:p>
+        </w:tc>
+      </w:tr>
+      <w:tr>
+        <w:tblPrEx>
+          <w:tblBorders>
+            <w:top w:val="single" w:color="auto" w:sz="4" w:space="0"/>
+            <w:left w:val="single" w:color="auto" w:sz="4" w:space="0"/>
+            <w:bottom w:val="single" w:color="auto" w:sz="4" w:space="0"/>
+            <w:right w:val="single" w:color="auto" w:sz="4" w:space="0"/>
+            <w:insideH w:val="single" w:color="auto" w:sz="4" w:space="0"/>
+            <w:insideV w:val="single" w:color="auto" w:sz="4" w:space="0"/>
+          </w:tblBorders>
+          <w:tblCellMar>
+            <w:top w:w="0" w:type="dxa"/>
+            <w:left w:w="108" w:type="dxa"/>
+            <w:bottom w:w="0" w:type="dxa"/>
+            <w:right w:w="108" w:type="dxa"/>
+          </w:tblCellMar>
+        </w:tblPrEx>
+        <w:trPr>
+          <w:trHeight w:val="302" w:hRule="atLeast"/>
+        </w:trPr>
+        <w:tc>
+          <w:tcPr>
+            <w:tcW w:w="0" w:type="auto"/>
+            <w:vAlign w:val="center"/>
+          </w:tcPr>
+          <w:p>
+            <w:pPr>
+              <w:rPr>
+                <w:color w:val="FF0000"/>
+                <w:spacing w:val="7"/>
+              </w:rPr>
+            </w:pPr>
+            <w:r>
+              <w:rPr>
+                <w:rFonts w:hint="eastAsia"/>
+                <w:color w:val="FF0000"/>
+                <w:spacing w:val="7"/>
+              </w:rPr>
+              <w:t>ClassifierOutputTarget(category).__call__(output)</w:t>
+            </w:r>
+          </w:p>
+        </w:tc>
+        <w:tc>
+          <w:tcPr>
+            <w:tcW w:w="0" w:type="auto"/>
+            <w:vAlign w:val="center"/>
+          </w:tcPr>
+          <w:p>
+            <w:pPr>
+              <w:rPr>
+                <w:color w:val="ED7D31" w:themeColor="accent2"/>
+                <w14:textFill>
+                  <w14:solidFill>
+                    <w14:schemeClr w14:val="accent2"/>
+                  </w14:solidFill>
+                </w14:textFill>
+              </w:rPr>
+            </w:pPr>
+            <w:r>
+              <w:rPr>
+                <w:rFonts w:hint="eastAsia"/>
+                <w:color w:val="ED7D31" w:themeColor="accent2"/>
+                <w14:textFill>
+                  <w14:solidFill>
+                    <w14:schemeClr w14:val="accent2"/>
+                  </w14:solidFill>
+                </w14:textFill>
+              </w:rPr>
+              <w:t>返回</w:t>
+            </w:r>
+            <w:r>
+              <w:rPr>
+                <w:rFonts w:hint="eastAsia"/>
+                <w:color w:val="EA82F1"/>
+                <w:szCs w:val="24"/>
+              </w:rPr>
+              <w:t>对应类别得分</w:t>
+            </w:r>
+          </w:p>
+        </w:tc>
+      </w:tr>
+    </w:tbl>
+    <w:p>
+      <w:pPr>
+        <w:rPr>
+          <w:color w:val="70AD47" w:themeColor="accent6"/>
+          <w14:textFill>
+            <w14:solidFill>
+              <w14:schemeClr w14:val="accent6"/>
+            </w14:solidFill>
+          </w14:textFill>
+        </w:rPr>
+      </w:pPr>
+    </w:p>
+    <w:p>
+      <w:pPr>
+        <w:rPr>
+          <w:color w:val="70AD47" w:themeColor="accent6"/>
+          <w14:textFill>
+            <w14:solidFill>
+              <w14:schemeClr w14:val="accent6"/>
+            </w14:solidFill>
+          </w14:textFill>
         </w:rPr>
       </w:pPr>
     </w:p>
@@ -40524,7 +40755,6 @@
           <w:tcPr>
             <w:tcW w:w="0" w:type="auto"/>
             <w:vMerge w:val="continue"/>
-            <w:tcBorders/>
             <w:vAlign w:val="center"/>
           </w:tcPr>
           <w:p>
@@ -40661,7 +40891,6 @@
           <w:tcPr>
             <w:tcW w:w="0" w:type="auto"/>
             <w:vMerge w:val="continue"/>
-            <w:tcBorders/>
             <w:vAlign w:val="center"/>
           </w:tcPr>
           <w:p>
@@ -41146,7 +41375,6 @@
           <w:tcPr>
             <w:tcW w:w="0" w:type="auto"/>
             <w:vMerge w:val="continue"/>
-            <w:tcBorders/>
             <w:vAlign w:val="center"/>
           </w:tcPr>
           <w:p>
@@ -41171,7 +41399,7 @@
         <w:tc>
           <w:tcPr>
             <w:tcW w:w="0" w:type="auto"/>
-            <w:shd w:val="clear"/>
+            <w:shd w:val="clear" w:color="auto" w:fill="auto"/>
             <w:vAlign w:val="center"/>
           </w:tcPr>
           <w:p>
@@ -41268,7 +41496,7 @@
         <w:tc>
           <w:tcPr>
             <w:tcW w:w="0" w:type="auto"/>
-            <w:shd w:val="clear"/>
+            <w:shd w:val="clear" w:color="auto" w:fill="auto"/>
             <w:vAlign w:val="center"/>
           </w:tcPr>
           <w:p>
@@ -41301,6 +41529,179 @@
                 <w:lang w:val="en-US" w:eastAsia="zh-CN" w:bidi="ar-SA"/>
               </w:rPr>
               <w:t>step start</w:t>
+            </w:r>
+          </w:p>
+        </w:tc>
+      </w:tr>
+      <w:tr>
+        <w:tblPrEx>
+          <w:tblBorders>
+            <w:top w:val="single" w:color="auto" w:sz="4" w:space="0"/>
+            <w:left w:val="single" w:color="auto" w:sz="4" w:space="0"/>
+            <w:bottom w:val="single" w:color="auto" w:sz="4" w:space="0"/>
+            <w:right w:val="single" w:color="auto" w:sz="4" w:space="0"/>
+            <w:insideH w:val="single" w:color="auto" w:sz="4" w:space="0"/>
+            <w:insideV w:val="single" w:color="auto" w:sz="4" w:space="0"/>
+          </w:tblBorders>
+        </w:tblPrEx>
+        <w:tc>
+          <w:tcPr>
+            <w:tcW w:w="0" w:type="auto"/>
+            <w:vMerge w:val="continue"/>
+            <w:vAlign w:val="center"/>
+          </w:tcPr>
+          <w:p>
+            <w:pPr>
+              <w:pStyle w:val="26"/>
+              <w:bidi w:val="0"/>
+              <w:jc w:val="both"/>
+              <w:rPr>
+                <w:rFonts w:hint="eastAsia" w:cs="华文中宋"/>
+                <w:b/>
+                <w:bCs/>
+                <w:color w:val="ED7D31"/>
+                <w:kern w:val="2"/>
+                <w:sz w:val="21"/>
+                <w:szCs w:val="21"/>
+                <w:vertAlign w:val="baseline"/>
+                <w:lang w:val="en-US" w:eastAsia="zh-CN" w:bidi="ar-SA"/>
+              </w:rPr>
+            </w:pPr>
+          </w:p>
+        </w:tc>
+        <w:tc>
+          <w:tcPr>
+            <w:tcW w:w="0" w:type="auto"/>
+            <w:shd w:val="clear" w:color="auto" w:fill="auto"/>
+            <w:vAlign w:val="center"/>
+          </w:tcPr>
+          <w:p>
+            <w:pPr>
+              <w:pStyle w:val="26"/>
+              <w:bidi w:val="0"/>
+              <w:jc w:val="both"/>
+              <w:rPr>
+                <w:rFonts w:hint="eastAsia" w:cs="华文中宋"/>
+                <w:b/>
+                <w:bCs/>
+                <w:color w:val="FF0000"/>
+                <w:kern w:val="2"/>
+                <w:sz w:val="21"/>
+                <w:szCs w:val="21"/>
+                <w:lang w:val="en-US" w:eastAsia="zh-CN" w:bidi="ar-SA"/>
+              </w:rPr>
+            </w:pPr>
+            <w:r>
+              <w:rPr>
+                <w:rFonts w:hint="eastAsia" w:cs="华文中宋"/>
+                <w:b/>
+                <w:bCs/>
+                <w:color w:val="FF0000"/>
+                <w:kern w:val="2"/>
+                <w:sz w:val="21"/>
+                <w:szCs w:val="21"/>
+                <w:lang w:val="en-US" w:eastAsia="zh-CN" w:bidi="ar-SA"/>
+              </w:rPr>
+              <w:t xml:space="preserve">on_train_batch_end / on_validation_batch_end / </w:t>
+            </w:r>
+          </w:p>
+          <w:p>
+            <w:pPr>
+              <w:pStyle w:val="26"/>
+              <w:bidi w:val="0"/>
+              <w:jc w:val="both"/>
+              <w:rPr>
+                <w:rFonts w:hint="eastAsia" w:cs="华文中宋"/>
+                <w:b/>
+                <w:bCs/>
+                <w:color w:val="FF0000"/>
+                <w:kern w:val="2"/>
+                <w:sz w:val="21"/>
+                <w:szCs w:val="21"/>
+                <w:lang w:val="en-US" w:eastAsia="zh-CN" w:bidi="ar-SA"/>
+              </w:rPr>
+            </w:pPr>
+            <w:r>
+              <w:rPr>
+                <w:rFonts w:hint="eastAsia" w:cs="华文中宋"/>
+                <w:b/>
+                <w:bCs/>
+                <w:color w:val="FF0000"/>
+                <w:kern w:val="2"/>
+                <w:sz w:val="21"/>
+                <w:szCs w:val="21"/>
+                <w:lang w:val="en-US" w:eastAsia="zh-CN" w:bidi="ar-SA"/>
+              </w:rPr>
+              <w:t>on_test_batch_end / on_predict_batch_end</w:t>
+            </w:r>
+          </w:p>
+          <w:p>
+            <w:pPr>
+              <w:pStyle w:val="26"/>
+              <w:bidi w:val="0"/>
+              <w:jc w:val="both"/>
+              <w:rPr>
+                <w:rFonts w:hint="eastAsia" w:cs="华文中宋"/>
+                <w:b/>
+                <w:bCs/>
+                <w:color w:val="FF0000"/>
+                <w:kern w:val="2"/>
+                <w:sz w:val="21"/>
+                <w:szCs w:val="21"/>
+                <w:lang w:val="en-US" w:eastAsia="zh-CN" w:bidi="ar-SA"/>
+              </w:rPr>
+            </w:pPr>
+            <w:r>
+              <w:rPr>
+                <w:rFonts w:hint="eastAsia" w:cs="华文中宋"/>
+                <w:b/>
+                <w:bCs/>
+                <w:color w:val="FF0000"/>
+                <w:kern w:val="2"/>
+                <w:sz w:val="21"/>
+                <w:szCs w:val="21"/>
+                <w:lang w:val="en-US" w:eastAsia="zh-CN" w:bidi="ar-SA"/>
+              </w:rPr>
+              <w:t>(self, outputs, batch, batch_idx, dataloader_idx=0)</w:t>
+            </w:r>
+          </w:p>
+        </w:tc>
+        <w:tc>
+          <w:tcPr>
+            <w:tcW w:w="0" w:type="auto"/>
+            <w:shd w:val="clear" w:color="auto" w:fill="auto"/>
+            <w:vAlign w:val="center"/>
+          </w:tcPr>
+          <w:p>
+            <w:pPr>
+              <w:pStyle w:val="27"/>
+              <w:bidi w:val="0"/>
+              <w:jc w:val="both"/>
+              <w:rPr>
+                <w:rFonts w:hint="default" w:cs="华文中宋"/>
+                <w:b/>
+                <w:bCs/>
+                <w:color w:val="EA82E5"/>
+                <w:kern w:val="2"/>
+                <w:sz w:val="21"/>
+                <w:szCs w:val="21"/>
+                <w:vertAlign w:val="baseline"/>
+                <w:lang w:val="en-US" w:eastAsia="zh-CN" w:bidi="ar-SA"/>
+              </w:rPr>
+            </w:pPr>
+            <w:r>
+              <w:rPr>
+                <w:rFonts w:hint="eastAsia" w:cs="华文中宋"/>
+                <w:b/>
+                <w:bCs/>
+                <w:color w:val="EA82E5"/>
+                <w:kern w:val="2"/>
+                <w:sz w:val="21"/>
+                <w:szCs w:val="21"/>
+                <w:vertAlign w:val="baseline"/>
+                <w:lang w:val="en-US" w:eastAsia="zh-CN" w:bidi="ar-SA"/>
+              </w:rPr>
+              <w:t>step end</w:t>
             </w:r>
           </w:p>
         </w:tc>
@@ -41326,7 +41727,6 @@
           <w:tcPr>
             <w:tcW w:w="0" w:type="auto"/>
             <w:vMerge w:val="continue"/>
-            <w:tcBorders/>
             <w:vAlign w:val="center"/>
           </w:tcPr>
           <w:p>
@@ -41351,7 +41751,7 @@
         <w:tc>
           <w:tcPr>
             <w:tcW w:w="0" w:type="auto"/>
-            <w:shd w:val="clear"/>
+            <w:shd w:val="clear" w:color="auto" w:fill="auto"/>
             <w:vAlign w:val="center"/>
           </w:tcPr>
           <w:p>
@@ -41381,7 +41781,7 @@
                 <w:szCs w:val="21"/>
                 <w:lang w:val="en-US" w:eastAsia="zh-CN" w:bidi="ar-SA"/>
               </w:rPr>
-              <w:t xml:space="preserve">on_train_batch_end / on_validation_batch_end / </w:t>
+              <w:t xml:space="preserve">on_train_epoch_start / on_train_epoch_end / </w:t>
             </w:r>
           </w:p>
           <w:p>
@@ -41411,7 +41811,7 @@
                 <w:szCs w:val="21"/>
                 <w:lang w:val="en-US" w:eastAsia="zh-CN" w:bidi="ar-SA"/>
               </w:rPr>
-              <w:t>on_test_batch_end / on_predict_batch_end</w:t>
+              <w:t xml:space="preserve">on_validation_epoch_start / on_validation_epoch_end / </w:t>
             </w:r>
           </w:p>
           <w:p>
@@ -41441,14 +41841,44 @@
                 <w:szCs w:val="21"/>
                 <w:lang w:val="en-US" w:eastAsia="zh-CN" w:bidi="ar-SA"/>
               </w:rPr>
-              <w:t>(self, outputs, batch, batch_idx, dataloader_idx=0)</w:t>
-            </w:r>
-          </w:p>
-        </w:tc>
-        <w:tc>
-          <w:tcPr>
-            <w:tcW w:w="0" w:type="auto"/>
-            <w:shd w:val="clear"/>
+              <w:t xml:space="preserve">on_test_epoch_start / on_test_epoch_end / </w:t>
+            </w:r>
+          </w:p>
+          <w:p>
+            <w:pPr>
+              <w:pStyle w:val="26"/>
+              <w:bidi w:val="0"/>
+              <w:jc w:val="both"/>
+              <w:rPr>
+                <w:rFonts w:hint="default" w:cs="华文中宋"/>
+                <w:b/>
+                <w:bCs/>
+                <w:color w:val="FF0000"/>
+                <w:kern w:val="2"/>
+                <w:sz w:val="21"/>
+                <w:szCs w:val="21"/>
+                <w:lang w:val="en-US" w:eastAsia="zh-CN" w:bidi="ar-SA"/>
+              </w:rPr>
+            </w:pPr>
+            <w:r>
+              <w:rPr>
+                <w:rFonts w:hint="eastAsia" w:cs="华文中宋"/>
+                <w:b/>
+                <w:bCs/>
+                <w:color w:val="FF0000"/>
+                <w:kern w:val="2"/>
+                <w:sz w:val="21"/>
+                <w:szCs w:val="21"/>
+                <w:lang w:val="en-US" w:eastAsia="zh-CN" w:bidi="ar-SA"/>
+              </w:rPr>
+              <w:t>on_predict_epoch_start / on_predict_epoch_end(self)</w:t>
+            </w:r>
+          </w:p>
+        </w:tc>
+        <w:tc>
+          <w:tcPr>
+            <w:tcW w:w="0" w:type="auto"/>
+            <w:shd w:val="clear" w:color="auto" w:fill="auto"/>
             <w:vAlign w:val="center"/>
           </w:tcPr>
           <w:p>
@@ -41480,7 +41910,7 @@
                 <w:vertAlign w:val="baseline"/>
                 <w:lang w:val="en-US" w:eastAsia="zh-CN" w:bidi="ar-SA"/>
               </w:rPr>
-              <w:t>step end</w:t>
+              <w:t>epoch</w:t>
             </w:r>
           </w:p>
         </w:tc>
@@ -41506,7 +41936,6 @@
           <w:tcPr>
             <w:tcW w:w="0" w:type="auto"/>
             <w:vMerge w:val="continue"/>
-            <w:tcBorders/>
             <w:vAlign w:val="center"/>
           </w:tcPr>
           <w:p>
@@ -41531,7 +41960,7 @@
         <w:tc>
           <w:tcPr>
             <w:tcW w:w="0" w:type="auto"/>
-            <w:shd w:val="clear"/>
+            <w:shd w:val="clear" w:color="auto" w:fill="auto"/>
             <w:vAlign w:val="center"/>
           </w:tcPr>
           <w:p>
@@ -41561,7 +41990,7 @@
                 <w:szCs w:val="21"/>
                 <w:lang w:val="en-US" w:eastAsia="zh-CN" w:bidi="ar-SA"/>
               </w:rPr>
-              <w:t xml:space="preserve">on_train_epoch_start / on_train_epoch_end / </w:t>
+              <w:t>on_before_zero_grad(self, optimizer) /</w:t>
             </w:r>
           </w:p>
           <w:p>
@@ -41582,7 +42011,7 @@
             </w:pPr>
             <w:r>
               <w:rPr>
-                <w:rFonts w:hint="eastAsia" w:cs="华文中宋"/>
+                <w:rFonts w:hint="default" w:cs="华文中宋"/>
                 <w:b/>
                 <w:bCs/>
                 <w:color w:val="FF0000"/>
@@ -41591,14 +42020,9 @@
                 <w:szCs w:val="21"/>
                 <w:lang w:val="en-US" w:eastAsia="zh-CN" w:bidi="ar-SA"/>
               </w:rPr>
-              <w:t xml:space="preserve">on_validation_epoch_start / on_validation_epoch_end / </w:t>
-            </w:r>
-          </w:p>
-          <w:p>
-            <w:pPr>
-              <w:pStyle w:val="26"/>
-              <w:bidi w:val="0"/>
-              <w:jc w:val="both"/>
+              <w:t>on_before_backward(self, loss)</w:t>
+            </w:r>
+            <w:r>
               <w:rPr>
                 <w:rFonts w:hint="eastAsia" w:cs="华文中宋"/>
                 <w:b/>
@@ -41609,10 +42033,16 @@
                 <w:szCs w:val="21"/>
                 <w:lang w:val="en-US" w:eastAsia="zh-CN" w:bidi="ar-SA"/>
               </w:rPr>
-            </w:pPr>
-            <w:r>
-              <w:rPr>
-                <w:rFonts w:hint="eastAsia" w:cs="华文中宋"/>
+              <w:t xml:space="preserve"> / on_after_backward(self) /</w:t>
+            </w:r>
+          </w:p>
+          <w:p>
+            <w:pPr>
+              <w:pStyle w:val="26"/>
+              <w:bidi w:val="0"/>
+              <w:jc w:val="both"/>
+              <w:rPr>
+                <w:rFonts w:hint="default" w:cs="华文中宋"/>
                 <w:b/>
                 <w:bCs/>
                 <w:color w:val="FF0000"/>
@@ -41621,14 +42051,8 @@
                 <w:szCs w:val="21"/>
                 <w:lang w:val="en-US" w:eastAsia="zh-CN" w:bidi="ar-SA"/>
               </w:rPr>
-              <w:t xml:space="preserve">on_test_epoch_start / on_test_epoch_end / </w:t>
-            </w:r>
-          </w:p>
-          <w:p>
-            <w:pPr>
-              <w:pStyle w:val="26"/>
-              <w:bidi w:val="0"/>
-              <w:jc w:val="both"/>
+            </w:pPr>
+            <w:r>
               <w:rPr>
                 <w:rFonts w:hint="default" w:cs="华文中宋"/>
                 <w:b/>
@@ -41639,211 +42063,6 @@
                 <w:szCs w:val="21"/>
                 <w:lang w:val="en-US" w:eastAsia="zh-CN" w:bidi="ar-SA"/>
               </w:rPr>
-            </w:pPr>
-            <w:r>
-              <w:rPr>
-                <w:rFonts w:hint="eastAsia" w:cs="华文中宋"/>
-                <w:b/>
-                <w:bCs/>
-                <w:color w:val="FF0000"/>
-                <w:kern w:val="2"/>
-                <w:sz w:val="21"/>
-                <w:szCs w:val="21"/>
-                <w:lang w:val="en-US" w:eastAsia="zh-CN" w:bidi="ar-SA"/>
-              </w:rPr>
-              <w:t>on_predict_epoch_start / on_predict_epoch_end(self)</w:t>
-            </w:r>
-          </w:p>
-        </w:tc>
-        <w:tc>
-          <w:tcPr>
-            <w:tcW w:w="0" w:type="auto"/>
-            <w:shd w:val="clear"/>
-            <w:vAlign w:val="center"/>
-          </w:tcPr>
-          <w:p>
-            <w:pPr>
-              <w:pStyle w:val="27"/>
-              <w:bidi w:val="0"/>
-              <w:jc w:val="both"/>
-              <w:rPr>
-                <w:rFonts w:hint="default" w:cs="华文中宋"/>
-                <w:b/>
-                <w:bCs/>
-                <w:color w:val="EA82E5"/>
-                <w:kern w:val="2"/>
-                <w:sz w:val="21"/>
-                <w:szCs w:val="21"/>
-                <w:vertAlign w:val="baseline"/>
-                <w:lang w:val="en-US" w:eastAsia="zh-CN" w:bidi="ar-SA"/>
-              </w:rPr>
-            </w:pPr>
-            <w:r>
-              <w:rPr>
-                <w:rFonts w:hint="eastAsia" w:cs="华文中宋"/>
-                <w:b/>
-                <w:bCs/>
-                <w:color w:val="EA82E5"/>
-                <w:kern w:val="2"/>
-                <w:sz w:val="21"/>
-                <w:szCs w:val="21"/>
-                <w:vertAlign w:val="baseline"/>
-                <w:lang w:val="en-US" w:eastAsia="zh-CN" w:bidi="ar-SA"/>
-              </w:rPr>
-              <w:t>epoch</w:t>
-            </w:r>
-          </w:p>
-        </w:tc>
-      </w:tr>
-      <w:tr>
-        <w:tblPrEx>
-          <w:tblBorders>
-            <w:top w:val="single" w:color="auto" w:sz="4" w:space="0"/>
-            <w:left w:val="single" w:color="auto" w:sz="4" w:space="0"/>
-            <w:bottom w:val="single" w:color="auto" w:sz="4" w:space="0"/>
-            <w:right w:val="single" w:color="auto" w:sz="4" w:space="0"/>
-            <w:insideH w:val="single" w:color="auto" w:sz="4" w:space="0"/>
-            <w:insideV w:val="single" w:color="auto" w:sz="4" w:space="0"/>
-          </w:tblBorders>
-          <w:tblCellMar>
-            <w:top w:w="0" w:type="dxa"/>
-            <w:left w:w="108" w:type="dxa"/>
-            <w:bottom w:w="0" w:type="dxa"/>
-            <w:right w:w="108" w:type="dxa"/>
-          </w:tblCellMar>
-        </w:tblPrEx>
-        <w:tc>
-          <w:tcPr>
-            <w:tcW w:w="0" w:type="auto"/>
-            <w:vMerge w:val="continue"/>
-            <w:tcBorders/>
-            <w:vAlign w:val="center"/>
-          </w:tcPr>
-          <w:p>
-            <w:pPr>
-              <w:pStyle w:val="26"/>
-              <w:bidi w:val="0"/>
-              <w:jc w:val="both"/>
-              <w:rPr>
-                <w:rFonts w:hint="eastAsia" w:cs="华文中宋"/>
-                <w:b/>
-                <w:bCs/>
-                <w:color w:val="ED7D31"/>
-                <w:kern w:val="2"/>
-                <w:sz w:val="21"/>
-                <w:szCs w:val="21"/>
-                <w:vertAlign w:val="baseline"/>
-                <w:lang w:val="en-US" w:eastAsia="zh-CN" w:bidi="ar-SA"/>
-              </w:rPr>
-            </w:pPr>
-          </w:p>
-        </w:tc>
-        <w:tc>
-          <w:tcPr>
-            <w:tcW w:w="0" w:type="auto"/>
-            <w:shd w:val="clear"/>
-            <w:vAlign w:val="center"/>
-          </w:tcPr>
-          <w:p>
-            <w:pPr>
-              <w:pStyle w:val="26"/>
-              <w:bidi w:val="0"/>
-              <w:jc w:val="both"/>
-              <w:rPr>
-                <w:rFonts w:hint="eastAsia" w:cs="华文中宋"/>
-                <w:b/>
-                <w:bCs/>
-                <w:color w:val="FF0000"/>
-                <w:kern w:val="2"/>
-                <w:sz w:val="21"/>
-                <w:szCs w:val="21"/>
-                <w:lang w:val="en-US" w:eastAsia="zh-CN" w:bidi="ar-SA"/>
-              </w:rPr>
-            </w:pPr>
-            <w:r>
-              <w:rPr>
-                <w:rFonts w:hint="eastAsia" w:cs="华文中宋"/>
-                <w:b/>
-                <w:bCs/>
-                <w:color w:val="FF0000"/>
-                <w:kern w:val="2"/>
-                <w:sz w:val="21"/>
-                <w:szCs w:val="21"/>
-                <w:lang w:val="en-US" w:eastAsia="zh-CN" w:bidi="ar-SA"/>
-              </w:rPr>
-              <w:t>on_before_zero_grad(self, optimizer) /</w:t>
-            </w:r>
-          </w:p>
-          <w:p>
-            <w:pPr>
-              <w:pStyle w:val="26"/>
-              <w:bidi w:val="0"/>
-              <w:jc w:val="both"/>
-              <w:rPr>
-                <w:rFonts w:hint="eastAsia" w:cs="华文中宋"/>
-                <w:b/>
-                <w:bCs/>
-                <w:color w:val="FF0000"/>
-                <w:kern w:val="2"/>
-                <w:sz w:val="21"/>
-                <w:szCs w:val="21"/>
-                <w:lang w:val="en-US" w:eastAsia="zh-CN" w:bidi="ar-SA"/>
-              </w:rPr>
-            </w:pPr>
-            <w:r>
-              <w:rPr>
-                <w:rFonts w:hint="default" w:cs="华文中宋"/>
-                <w:b/>
-                <w:bCs/>
-                <w:color w:val="FF0000"/>
-                <w:kern w:val="2"/>
-                <w:sz w:val="21"/>
-                <w:szCs w:val="21"/>
-                <w:lang w:val="en-US" w:eastAsia="zh-CN" w:bidi="ar-SA"/>
-              </w:rPr>
-              <w:t>on_before_backward(self, loss)</w:t>
-            </w:r>
-            <w:r>
-              <w:rPr>
-                <w:rFonts w:hint="eastAsia" w:cs="华文中宋"/>
-                <w:b/>
-                <w:bCs/>
-                <w:color w:val="FF0000"/>
-                <w:kern w:val="2"/>
-                <w:sz w:val="21"/>
-                <w:szCs w:val="21"/>
-                <w:lang w:val="en-US" w:eastAsia="zh-CN" w:bidi="ar-SA"/>
-              </w:rPr>
-              <w:t xml:space="preserve"> / on_after_backward(self) /</w:t>
-            </w:r>
-          </w:p>
-          <w:p>
-            <w:pPr>
-              <w:pStyle w:val="26"/>
-              <w:bidi w:val="0"/>
-              <w:jc w:val="both"/>
-              <w:rPr>
-                <w:rFonts w:hint="default" w:cs="华文中宋"/>
-                <w:b/>
-                <w:bCs/>
-                <w:color w:val="FF0000"/>
-                <w:kern w:val="2"/>
-                <w:sz w:val="21"/>
-                <w:szCs w:val="21"/>
-                <w:lang w:val="en-US" w:eastAsia="zh-CN" w:bidi="ar-SA"/>
-              </w:rPr>
-            </w:pPr>
-            <w:r>
-              <w:rPr>
-                <w:rFonts w:hint="default" w:cs="华文中宋"/>
-                <w:b/>
-                <w:bCs/>
-                <w:color w:val="FF0000"/>
-                <w:kern w:val="2"/>
-                <w:sz w:val="21"/>
-                <w:szCs w:val="21"/>
-                <w:lang w:val="en-US" w:eastAsia="zh-CN" w:bidi="ar-SA"/>
-              </w:rPr>
               <w:t>on_before_optimizer_step(self, optimizer)</w:t>
             </w:r>
           </w:p>
@@ -41851,7 +42070,7 @@
         <w:tc>
           <w:tcPr>
             <w:tcW w:w="0" w:type="auto"/>
-            <w:shd w:val="clear"/>
+            <w:shd w:val="clear" w:color="auto" w:fill="auto"/>
             <w:vAlign w:val="center"/>
           </w:tcPr>
           <w:p>
@@ -42372,8 +42591,6 @@
               </w:rPr>
               <w:t>类方法</w:t>
             </w:r>
-            <w:bookmarkStart w:id="44" w:name="_GoBack"/>
-            <w:bookmarkEnd w:id="44"/>
           </w:p>
         </w:tc>
         <w:tc>
@@ -42735,7 +42952,6 @@
           <w:tcPr>
             <w:tcW w:w="0" w:type="auto"/>
             <w:vMerge w:val="continue"/>
-            <w:tcBorders/>
             <w:vAlign w:val="center"/>
           </w:tcPr>
           <w:p>
@@ -42841,7 +43057,6 @@
           <w:tcPr>
             <w:tcW w:w="0" w:type="auto"/>
             <w:vMerge w:val="continue"/>
-            <w:tcBorders/>
             <w:vAlign w:val="center"/>
           </w:tcPr>
           <w:p>
@@ -43325,7 +43540,6 @@
           <w:tcPr>
             <w:tcW w:w="0" w:type="auto"/>
             <w:vMerge w:val="continue"/>
-            <w:tcBorders/>
             <w:vAlign w:val="center"/>
           </w:tcPr>
           <w:p>
@@ -44434,7 +44648,7 @@
         </w:rPr>
         <w:t>：</w:t>
       </w:r>
-      <w:bookmarkEnd w:id="39"/>
+      <w:bookmarkEnd w:id="37"/>
     </w:p>
     <w:tbl>
       <w:tblPr>
@@ -48083,6 +48297,12 @@
             <w:insideH w:val="single" w:color="auto" w:sz="4" w:space="0"/>
             <w:insideV w:val="single" w:color="auto" w:sz="4" w:space="0"/>
           </w:tblBorders>
+          <w:tblCellMar>
+            <w:top w:w="0" w:type="dxa"/>
+            <w:left w:w="108" w:type="dxa"/>
+            <w:bottom w:w="0" w:type="dxa"/>
+            <w:right w:w="108" w:type="dxa"/>
+          </w:tblCellMar>
         </w:tblPrEx>
         <w:tc>
           <w:tcPr>
@@ -52374,6 +52594,12 @@
             <w:insideH w:val="single" w:color="auto" w:sz="4" w:space="0"/>
             <w:insideV w:val="single" w:color="auto" w:sz="4" w:space="0"/>
           </w:tblBorders>
+          <w:tblCellMar>
+            <w:top w:w="0" w:type="dxa"/>
+            <w:left w:w="108" w:type="dxa"/>
+            <w:bottom w:w="0" w:type="dxa"/>
+            <w:right w:w="108" w:type="dxa"/>
+          </w:tblCellMar>
         </w:tblPrEx>
         <w:tc>
           <w:tcPr>

--- a/py 深度学习.docx
+++ b/py 深度学习.docx
@@ -13621,6 +13621,196 @@
           </w14:textFill>
         </w:rPr>
       </w:pPr>
+    </w:p>
+    <w:p>
+      <w:pPr>
+        <w:outlineLvl w:val="1"/>
+        <w:rPr>
+          <w:rFonts w:hint="default"/>
+          <w:color w:val="00B0F0"/>
+          <w:lang w:val="en-US" w:eastAsia="zh-CN"/>
+        </w:rPr>
+      </w:pPr>
+      <w:r>
+        <w:rPr>
+          <w:rFonts w:hint="eastAsia"/>
+          <w:color w:val="00B0F0"/>
+          <w:lang w:eastAsia="zh-CN"/>
+        </w:rPr>
+        <w:t>应用</w:t>
+      </w:r>
+      <w:r>
+        <w:rPr>
+          <w:rFonts w:hint="eastAsia"/>
+          <w:color w:val="00B0F0"/>
+          <w:lang w:val="en-US" w:eastAsia="zh-CN"/>
+        </w:rPr>
+        <w:t>ao：</w:t>
+      </w:r>
+    </w:p>
+    <w:p>
+      <w:pPr>
+        <w:rPr>
+          <w:color w:val="70AD47" w:themeColor="accent6"/>
+          <w14:textFill>
+            <w14:solidFill>
+              <w14:schemeClr w14:val="accent6"/>
+            </w14:solidFill>
+          </w14:textFill>
+        </w:rPr>
+      </w:pPr>
+    </w:p>
+    <w:p>
+      <w:pPr>
+        <w:outlineLvl w:val="2"/>
+        <w:rPr>
+          <w:rFonts w:hint="default"/>
+          <w:color w:val="0070C0"/>
+          <w:lang w:val="en-US" w:eastAsia="zh-CN"/>
+        </w:rPr>
+      </w:pPr>
+      <w:r>
+        <w:rPr>
+          <w:rFonts w:hint="eastAsia"/>
+          <w:color w:val="0070C0"/>
+          <w:lang w:val="en-US" w:eastAsia="zh-CN"/>
+        </w:rPr>
+        <w:t>量化quantization：</w:t>
+      </w:r>
+    </w:p>
+    <w:tbl>
+      <w:tblPr>
+        <w:tblStyle w:val="12"/>
+        <w:tblW w:w="0" w:type="auto"/>
+        <w:tblInd w:w="0" w:type="dxa"/>
+        <w:tblBorders>
+          <w:top w:val="single" w:color="auto" w:sz="4" w:space="0"/>
+          <w:left w:val="single" w:color="auto" w:sz="4" w:space="0"/>
+          <w:bottom w:val="single" w:color="auto" w:sz="4" w:space="0"/>
+          <w:right w:val="single" w:color="auto" w:sz="4" w:space="0"/>
+          <w:insideH w:val="single" w:color="auto" w:sz="4" w:space="0"/>
+          <w:insideV w:val="single" w:color="auto" w:sz="4" w:space="0"/>
+        </w:tblBorders>
+        <w:tblLayout w:type="autofit"/>
+        <w:tblCellMar>
+          <w:top w:w="0" w:type="dxa"/>
+          <w:left w:w="108" w:type="dxa"/>
+          <w:bottom w:w="0" w:type="dxa"/>
+          <w:right w:w="108" w:type="dxa"/>
+        </w:tblCellMar>
+      </w:tblPr>
+      <w:tblGrid>
+        <w:gridCol w:w="4651"/>
+        <w:gridCol w:w="1518"/>
+      </w:tblGrid>
+      <w:tr>
+        <w:tblPrEx>
+          <w:tblBorders>
+            <w:top w:val="single" w:color="auto" w:sz="4" w:space="0"/>
+            <w:left w:val="single" w:color="auto" w:sz="4" w:space="0"/>
+            <w:bottom w:val="single" w:color="auto" w:sz="4" w:space="0"/>
+            <w:right w:val="single" w:color="auto" w:sz="4" w:space="0"/>
+            <w:insideH w:val="single" w:color="auto" w:sz="4" w:space="0"/>
+            <w:insideV w:val="single" w:color="auto" w:sz="4" w:space="0"/>
+          </w:tblBorders>
+          <w:tblCellMar>
+            <w:top w:w="0" w:type="dxa"/>
+            <w:left w:w="108" w:type="dxa"/>
+            <w:bottom w:w="0" w:type="dxa"/>
+            <w:right w:w="108" w:type="dxa"/>
+          </w:tblCellMar>
+        </w:tblPrEx>
+        <w:trPr>
+          <w:trHeight w:val="90" w:hRule="atLeast"/>
+        </w:trPr>
+        <w:tc>
+          <w:tcPr>
+            <w:tcW w:w="0" w:type="auto"/>
+          </w:tcPr>
+          <w:p>
+            <w:pPr>
+              <w:rPr>
+                <w:rFonts w:hint="default" w:eastAsia="华文中宋"/>
+                <w:color w:val="FF0000"/>
+                <w:spacing w:val="7"/>
+                <w:lang w:val="en-US" w:eastAsia="zh-CN"/>
+              </w:rPr>
+            </w:pPr>
+            <w:r>
+              <w:rPr>
+                <w:rFonts w:hint="eastAsia"/>
+                <w:color w:val="FF0000"/>
+                <w:spacing w:val="7"/>
+                <w:lang w:val="en-US" w:eastAsia="zh-CN"/>
+              </w:rPr>
+              <w:t>fuse_modules(model, attr_pairs, inplace)</w:t>
+            </w:r>
+          </w:p>
+        </w:tc>
+        <w:tc>
+          <w:tcPr>
+            <w:tcW w:w="0" w:type="auto"/>
+          </w:tcPr>
+          <w:p>
+            <w:pPr>
+              <w:rPr>
+                <w:rFonts w:hint="eastAsia" w:eastAsia="华文中宋"/>
+                <w:color w:val="ED7D31" w:themeColor="accent2"/>
+                <w:lang w:eastAsia="zh-CN"/>
+                <w14:textFill>
+                  <w14:solidFill>
+                    <w14:schemeClr w14:val="accent2"/>
+                  </w14:solidFill>
+                </w14:textFill>
+              </w:rPr>
+            </w:pPr>
+            <w:r>
+              <w:rPr>
+                <w:rFonts w:hint="eastAsia"/>
+                <w:color w:val="EA82F1"/>
+                <w:szCs w:val="24"/>
+                <w:lang w:val="en-US" w:eastAsia="zh-CN"/>
+              </w:rPr>
+              <w:t>conv-bn</w:t>
+            </w:r>
+            <w:r>
+              <w:rPr>
+                <w:rFonts w:hint="eastAsia"/>
+                <w:color w:val="EA82F1"/>
+                <w:szCs w:val="24"/>
+                <w:lang w:eastAsia="zh-CN"/>
+              </w:rPr>
+              <w:t>合并</w:t>
+            </w:r>
+          </w:p>
+        </w:tc>
+      </w:tr>
+    </w:tbl>
+    <w:p>
+      <w:pPr>
+        <w:rPr>
+          <w:color w:val="70AD47" w:themeColor="accent6"/>
+          <w14:textFill>
+            <w14:solidFill>
+              <w14:schemeClr w14:val="accent6"/>
+            </w14:solidFill>
+          </w14:textFill>
+        </w:rPr>
+      </w:pPr>
+    </w:p>
+    <w:p>
+      <w:pPr>
+        <w:rPr>
+          <w:color w:val="70AD47" w:themeColor="accent6"/>
+          <w14:textFill>
+            <w14:solidFill>
+              <w14:schemeClr w14:val="accent6"/>
+            </w14:solidFill>
+          </w14:textFill>
+        </w:rPr>
+      </w:pPr>
+      <w:bookmarkStart w:id="44" w:name="_GoBack"/>
+      <w:bookmarkEnd w:id="44"/>
     </w:p>
     <w:p>
       <w:pPr>
@@ -26117,6 +26307,12 @@
             <w:insideH w:val="single" w:color="auto" w:sz="4" w:space="0"/>
             <w:insideV w:val="single" w:color="auto" w:sz="4" w:space="0"/>
           </w:tblBorders>
+          <w:tblCellMar>
+            <w:top w:w="0" w:type="dxa"/>
+            <w:left w:w="108" w:type="dxa"/>
+            <w:bottom w:w="0" w:type="dxa"/>
+            <w:right w:w="108" w:type="dxa"/>
+          </w:tblCellMar>
         </w:tblPrEx>
         <w:tc>
           <w:tcPr>
@@ -27247,6 +27443,12 @@
             <w:insideH w:val="single" w:color="auto" w:sz="4" w:space="0"/>
             <w:insideV w:val="single" w:color="auto" w:sz="4" w:space="0"/>
           </w:tblBorders>
+          <w:tblCellMar>
+            <w:top w:w="0" w:type="dxa"/>
+            <w:left w:w="108" w:type="dxa"/>
+            <w:bottom w:w="0" w:type="dxa"/>
+            <w:right w:w="108" w:type="dxa"/>
+          </w:tblCellMar>
         </w:tblPrEx>
         <w:tc>
           <w:tcPr>
@@ -33031,17 +33233,7 @@
                 <w:color w:val="FF0000"/>
                 <w:lang w:val="en-US" w:eastAsia="zh-CN"/>
               </w:rPr>
-              <w:t>ConcatDataset(datasets</w:t>
-            </w:r>
-            <w:bookmarkStart w:id="44" w:name="_GoBack"/>
-            <w:bookmarkEnd w:id="44"/>
-            <w:r>
-              <w:rPr>
-                <w:rFonts w:hint="eastAsia"/>
-                <w:color w:val="FF0000"/>
-                <w:lang w:val="en-US" w:eastAsia="zh-CN"/>
-              </w:rPr>
-              <w:t>)</w:t>
+              <w:t>ConcatDataset(datasets)</w:t>
             </w:r>
           </w:p>
         </w:tc>
@@ -45311,12 +45503,6 @@
             <w:insideH w:val="single" w:color="auto" w:sz="4" w:space="0"/>
             <w:insideV w:val="single" w:color="auto" w:sz="4" w:space="0"/>
           </w:tblBorders>
-          <w:tblCellMar>
-            <w:top w:w="0" w:type="dxa"/>
-            <w:left w:w="108" w:type="dxa"/>
-            <w:bottom w:w="0" w:type="dxa"/>
-            <w:right w:w="108" w:type="dxa"/>
-          </w:tblCellMar>
         </w:tblPrEx>
         <w:tc>
           <w:tcPr>

--- a/py 深度学习.docx
+++ b/py 深度学习.docx
@@ -2671,12 +2671,6 @@
             <w:insideH w:val="single" w:color="auto" w:sz="4" w:space="0"/>
             <w:insideV w:val="single" w:color="auto" w:sz="4" w:space="0"/>
           </w:tblBorders>
-          <w:tblCellMar>
-            <w:top w:w="0" w:type="dxa"/>
-            <w:left w:w="108" w:type="dxa"/>
-            <w:bottom w:w="0" w:type="dxa"/>
-            <w:right w:w="108" w:type="dxa"/>
-          </w:tblCellMar>
         </w:tblPrEx>
         <w:tc>
           <w:tcPr>
@@ -7474,12 +7468,6 @@
             <w:insideH w:val="single" w:color="auto" w:sz="4" w:space="0"/>
             <w:insideV w:val="single" w:color="auto" w:sz="4" w:space="0"/>
           </w:tblBorders>
-          <w:tblCellMar>
-            <w:top w:w="0" w:type="dxa"/>
-            <w:left w:w="108" w:type="dxa"/>
-            <w:bottom w:w="0" w:type="dxa"/>
-            <w:right w:w="108" w:type="dxa"/>
-          </w:tblCellMar>
         </w:tblPrEx>
         <w:tc>
           <w:tcPr>
@@ -8786,12 +8774,6 @@
             <w:insideH w:val="single" w:color="auto" w:sz="4" w:space="0"/>
             <w:insideV w:val="single" w:color="auto" w:sz="4" w:space="0"/>
           </w:tblBorders>
-          <w:tblCellMar>
-            <w:top w:w="0" w:type="dxa"/>
-            <w:left w:w="108" w:type="dxa"/>
-            <w:bottom w:w="0" w:type="dxa"/>
-            <w:right w:w="108" w:type="dxa"/>
-          </w:tblCellMar>
         </w:tblPrEx>
         <w:tc>
           <w:tcPr>
@@ -8992,6 +8974,12 @@
             <w:insideH w:val="single" w:color="auto" w:sz="4" w:space="0"/>
             <w:insideV w:val="single" w:color="auto" w:sz="4" w:space="0"/>
           </w:tblBorders>
+          <w:tblCellMar>
+            <w:top w:w="0" w:type="dxa"/>
+            <w:left w:w="108" w:type="dxa"/>
+            <w:bottom w:w="0" w:type="dxa"/>
+            <w:right w:w="108" w:type="dxa"/>
+          </w:tblCellMar>
         </w:tblPrEx>
         <w:tc>
           <w:tcPr>
@@ -10071,6 +10059,12 @@
             <w:insideH w:val="single" w:color="auto" w:sz="4" w:space="0"/>
             <w:insideV w:val="single" w:color="auto" w:sz="4" w:space="0"/>
           </w:tblBorders>
+          <w:tblCellMar>
+            <w:top w:w="0" w:type="dxa"/>
+            <w:left w:w="108" w:type="dxa"/>
+            <w:bottom w:w="0" w:type="dxa"/>
+            <w:right w:w="108" w:type="dxa"/>
+          </w:tblCellMar>
         </w:tblPrEx>
         <w:tc>
           <w:tcPr>
@@ -10717,6 +10711,12 @@
             <w:insideH w:val="single" w:color="auto" w:sz="4" w:space="0"/>
             <w:insideV w:val="single" w:color="auto" w:sz="4" w:space="0"/>
           </w:tblBorders>
+          <w:tblCellMar>
+            <w:top w:w="0" w:type="dxa"/>
+            <w:left w:w="108" w:type="dxa"/>
+            <w:bottom w:w="0" w:type="dxa"/>
+            <w:right w:w="108" w:type="dxa"/>
+          </w:tblCellMar>
         </w:tblPrEx>
         <w:tc>
           <w:tcPr>
@@ -12202,6 +12202,12 @@
             <w:insideH w:val="single" w:color="auto" w:sz="4" w:space="0"/>
             <w:insideV w:val="single" w:color="auto" w:sz="4" w:space="0"/>
           </w:tblBorders>
+          <w:tblCellMar>
+            <w:top w:w="0" w:type="dxa"/>
+            <w:left w:w="108" w:type="dxa"/>
+            <w:bottom w:w="0" w:type="dxa"/>
+            <w:right w:w="108" w:type="dxa"/>
+          </w:tblCellMar>
         </w:tblPrEx>
         <w:tc>
           <w:tcPr>
@@ -13809,8 +13815,6 @@
           </w14:textFill>
         </w:rPr>
       </w:pPr>
-      <w:bookmarkStart w:id="44" w:name="_GoBack"/>
-      <w:bookmarkEnd w:id="44"/>
     </w:p>
     <w:p>
       <w:pPr>
@@ -15139,6 +15143,12 @@
             <w:insideH w:val="single" w:color="auto" w:sz="4" w:space="0"/>
             <w:insideV w:val="single" w:color="auto" w:sz="4" w:space="0"/>
           </w:tblBorders>
+          <w:tblCellMar>
+            <w:top w:w="0" w:type="dxa"/>
+            <w:left w:w="108" w:type="dxa"/>
+            <w:bottom w:w="0" w:type="dxa"/>
+            <w:right w:w="108" w:type="dxa"/>
+          </w:tblCellMar>
         </w:tblPrEx>
         <w:tc>
           <w:tcPr>
@@ -17470,12 +17480,6 @@
             <w:insideH w:val="single" w:color="auto" w:sz="4" w:space="0"/>
             <w:insideV w:val="single" w:color="auto" w:sz="4" w:space="0"/>
           </w:tblBorders>
-          <w:tblCellMar>
-            <w:top w:w="0" w:type="dxa"/>
-            <w:left w:w="108" w:type="dxa"/>
-            <w:bottom w:w="0" w:type="dxa"/>
-            <w:right w:w="108" w:type="dxa"/>
-          </w:tblCellMar>
         </w:tblPrEx>
         <w:tc>
           <w:tcPr>
@@ -17630,6 +17634,12 @@
             <w:insideH w:val="single" w:color="auto" w:sz="4" w:space="0"/>
             <w:insideV w:val="single" w:color="auto" w:sz="4" w:space="0"/>
           </w:tblBorders>
+          <w:tblCellMar>
+            <w:top w:w="0" w:type="dxa"/>
+            <w:left w:w="108" w:type="dxa"/>
+            <w:bottom w:w="0" w:type="dxa"/>
+            <w:right w:w="108" w:type="dxa"/>
+          </w:tblCellMar>
         </w:tblPrEx>
         <w:tc>
           <w:tcPr>
@@ -21673,7 +21683,7 @@
       <w:tblGrid>
         <w:gridCol w:w="3746"/>
         <w:gridCol w:w="3196"/>
-        <w:gridCol w:w="2712"/>
+        <w:gridCol w:w="2315"/>
       </w:tblGrid>
       <w:tr>
         <w:tblPrEx>
@@ -23304,7 +23314,7 @@
       </w:tblPr>
       <w:tblGrid>
         <w:gridCol w:w="5125"/>
-        <w:gridCol w:w="4537"/>
+        <w:gridCol w:w="4402"/>
       </w:tblGrid>
       <w:tr>
         <w:tblPrEx>
@@ -24868,6 +24878,12 @@
             <w:insideH w:val="single" w:color="auto" w:sz="4" w:space="0"/>
             <w:insideV w:val="single" w:color="auto" w:sz="4" w:space="0"/>
           </w:tblBorders>
+          <w:tblCellMar>
+            <w:top w:w="0" w:type="dxa"/>
+            <w:left w:w="108" w:type="dxa"/>
+            <w:bottom w:w="0" w:type="dxa"/>
+            <w:right w:w="108" w:type="dxa"/>
+          </w:tblCellMar>
         </w:tblPrEx>
         <w:tc>
           <w:tcPr>
@@ -27999,12 +28015,6 @@
             <w:insideH w:val="single" w:color="auto" w:sz="4" w:space="0"/>
             <w:insideV w:val="single" w:color="auto" w:sz="4" w:space="0"/>
           </w:tblBorders>
-          <w:tblCellMar>
-            <w:top w:w="0" w:type="dxa"/>
-            <w:left w:w="108" w:type="dxa"/>
-            <w:bottom w:w="0" w:type="dxa"/>
-            <w:right w:w="108" w:type="dxa"/>
-          </w:tblCellMar>
         </w:tblPrEx>
         <w:tc>
           <w:tcPr>
@@ -28403,6 +28413,12 @@
             <w:insideH w:val="single" w:color="auto" w:sz="4" w:space="0"/>
             <w:insideV w:val="single" w:color="auto" w:sz="4" w:space="0"/>
           </w:tblBorders>
+          <w:tblCellMar>
+            <w:top w:w="0" w:type="dxa"/>
+            <w:left w:w="108" w:type="dxa"/>
+            <w:bottom w:w="0" w:type="dxa"/>
+            <w:right w:w="108" w:type="dxa"/>
+          </w:tblCellMar>
         </w:tblPrEx>
         <w:tc>
           <w:tcPr>
@@ -31012,6 +31028,12 @@
             <w:insideH w:val="single" w:color="auto" w:sz="4" w:space="0"/>
             <w:insideV w:val="single" w:color="auto" w:sz="4" w:space="0"/>
           </w:tblBorders>
+          <w:tblCellMar>
+            <w:top w:w="0" w:type="dxa"/>
+            <w:left w:w="108" w:type="dxa"/>
+            <w:bottom w:w="0" w:type="dxa"/>
+            <w:right w:w="108" w:type="dxa"/>
+          </w:tblCellMar>
         </w:tblPrEx>
         <w:tc>
           <w:tcPr>
@@ -33396,12 +33418,6 @@
             <w:insideH w:val="single" w:color="auto" w:sz="4" w:space="0"/>
             <w:insideV w:val="single" w:color="auto" w:sz="4" w:space="0"/>
           </w:tblBorders>
-          <w:tblCellMar>
-            <w:top w:w="0" w:type="dxa"/>
-            <w:left w:w="108" w:type="dxa"/>
-            <w:bottom w:w="0" w:type="dxa"/>
-            <w:right w:w="108" w:type="dxa"/>
-          </w:tblCellMar>
         </w:tblPrEx>
         <w:tc>
           <w:tcPr>
@@ -34858,6 +34874,12 @@
             <w:insideH w:val="single" w:color="auto" w:sz="4" w:space="0"/>
             <w:insideV w:val="single" w:color="auto" w:sz="4" w:space="0"/>
           </w:tblBorders>
+          <w:tblCellMar>
+            <w:top w:w="0" w:type="dxa"/>
+            <w:left w:w="108" w:type="dxa"/>
+            <w:bottom w:w="0" w:type="dxa"/>
+            <w:right w:w="108" w:type="dxa"/>
+          </w:tblCellMar>
         </w:tblPrEx>
         <w:tc>
           <w:tcPr>
@@ -36414,7 +36436,39 @@
           <w:color w:val="0070C0"/>
           <w:lang w:val="en-US" w:eastAsia="zh-CN"/>
         </w:rPr>
-        <w:t>diff-gaussian-rasterization</w:t>
+        <w:t>diff</w:t>
+      </w:r>
+      <w:r>
+        <w:rPr>
+          <w:rFonts w:hint="eastAsia"/>
+          <w:color w:val="0070C0"/>
+          <w:lang w:val="en-US" w:eastAsia="zh-CN"/>
+        </w:rPr>
+        <w:t>_</w:t>
+      </w:r>
+      <w:r>
+        <w:rPr>
+          <w:rFonts w:hint="default"/>
+          <w:color w:val="0070C0"/>
+          <w:lang w:val="en-US" w:eastAsia="zh-CN"/>
+        </w:rPr>
+        <w:t>gaussian</w:t>
+      </w:r>
+      <w:r>
+        <w:rPr>
+          <w:rFonts w:hint="eastAsia"/>
+          <w:color w:val="0070C0"/>
+          <w:lang w:val="en-US" w:eastAsia="zh-CN"/>
+        </w:rPr>
+        <w:t>_</w:t>
+      </w:r>
+      <w:r>
+        <w:rPr>
+          <w:rFonts w:hint="default"/>
+          <w:color w:val="0070C0"/>
+          <w:lang w:val="en-US" w:eastAsia="zh-CN"/>
+        </w:rPr>
+        <w:t>rasterization</w:t>
       </w:r>
       <w:r>
         <w:rPr>
@@ -38199,6 +38253,12 @@
             <w:insideH w:val="single" w:color="auto" w:sz="4" w:space="0"/>
             <w:insideV w:val="single" w:color="auto" w:sz="4" w:space="0"/>
           </w:tblBorders>
+          <w:tblCellMar>
+            <w:top w:w="0" w:type="dxa"/>
+            <w:left w:w="108" w:type="dxa"/>
+            <w:bottom w:w="0" w:type="dxa"/>
+            <w:right w:w="108" w:type="dxa"/>
+          </w:tblCellMar>
         </w:tblPrEx>
         <w:tc>
           <w:tcPr>
@@ -38864,20 +38924,6 @@
         </w:rPr>
         <w:t>import pytorch_lightning as pl</w:t>
       </w:r>
-      <w:r>
-        <w:rPr>
-          <w:rFonts w:hint="eastAsia"/>
-          <w:color w:val="ED7D31" w:themeColor="accent2"/>
-          <w:u w:val="single"/>
-          <w:lang w:val="en-US" w:eastAsia="zh-CN"/>
-          <w14:textFill>
-            <w14:solidFill>
-              <w14:schemeClr w14:val="accent2"/>
-            </w14:solidFill>
-          </w14:textFill>
-        </w:rPr>
-        <w:t>0</w:t>
-      </w:r>
     </w:p>
     <w:p>
       <w:pPr>
@@ -41735,6 +41781,12 @@
             <w:insideH w:val="single" w:color="auto" w:sz="4" w:space="0"/>
             <w:insideV w:val="single" w:color="auto" w:sz="4" w:space="0"/>
           </w:tblBorders>
+          <w:tblCellMar>
+            <w:top w:w="0" w:type="dxa"/>
+            <w:left w:w="108" w:type="dxa"/>
+            <w:bottom w:w="0" w:type="dxa"/>
+            <w:right w:w="108" w:type="dxa"/>
+          </w:tblCellMar>
         </w:tblPrEx>
         <w:tc>
           <w:tcPr>
@@ -42596,8 +42648,8 @@
         </w:tblCellMar>
       </w:tblPr>
       <w:tblGrid>
-        <w:gridCol w:w="1274"/>
-        <w:gridCol w:w="5630"/>
+        <w:gridCol w:w="1057"/>
+        <w:gridCol w:w="4669"/>
         <w:gridCol w:w="3691"/>
       </w:tblGrid>
       <w:tr>
@@ -42629,43 +42681,6 @@
               <w:bidi w:val="0"/>
               <w:jc w:val="both"/>
               <w:rPr>
-                <w:rFonts w:hint="default"/>
-                <w:lang w:val="en-US" w:eastAsia="zh-CN"/>
-              </w:rPr>
-            </w:pPr>
-            <w:r>
-              <w:rPr>
-                <w:rFonts w:hint="eastAsia" w:cs="华文中宋"/>
-                <w:b/>
-                <w:bCs/>
-                <w:color w:val="FF0000"/>
-                <w:kern w:val="2"/>
-                <w:sz w:val="21"/>
-                <w:szCs w:val="21"/>
-                <w:lang w:val="en-US" w:eastAsia="zh-CN" w:bidi="ar-SA"/>
-              </w:rPr>
-              <w:t xml:space="preserve">LightningModule </w:t>
-            </w:r>
-            <w:r>
-              <w:rPr>
-                <w:rFonts w:hint="eastAsia" w:cs="华文中宋"/>
-                <w:b/>
-                <w:bCs/>
-                <w:color w:val="ED7D31" w:themeColor="accent2"/>
-                <w:kern w:val="2"/>
-                <w:sz w:val="21"/>
-                <w:szCs w:val="21"/>
-                <w:lang w:val="en-US" w:eastAsia="zh-CN" w:bidi="ar-SA"/>
-                <w14:textFill>
-                  <w14:solidFill>
-                    <w14:schemeClr w14:val="accent2"/>
-                  </w14:solidFill>
-                </w14:textFill>
-              </w:rPr>
-              <w:t>&lt;- (</w:t>
-            </w:r>
-            <w:r>
-              <w:rPr>
                 <w:rFonts w:hint="eastAsia" w:cs="华文中宋"/>
                 <w:b/>
                 <w:bCs/>
@@ -42681,8 +42696,89 @@
                   </w14:solidFill>
                 </w14:textFill>
               </w:rPr>
-              <w:t>CheckpointHooks, DataHooks, ModelHooks</w:t>
-            </w:r>
+            </w:pPr>
+            <w:r>
+              <w:rPr>
+                <w:rFonts w:hint="eastAsia" w:cs="华文中宋"/>
+                <w:b/>
+                <w:bCs/>
+                <w:color w:val="FF0000"/>
+                <w:kern w:val="2"/>
+                <w:sz w:val="21"/>
+                <w:szCs w:val="21"/>
+                <w:lang w:val="en-US" w:eastAsia="zh-CN" w:bidi="ar-SA"/>
+              </w:rPr>
+              <w:t xml:space="preserve">LightningModule </w:t>
+            </w:r>
+            <w:r>
+              <w:rPr>
+                <w:rFonts w:hint="eastAsia" w:cs="华文中宋"/>
+                <w:b/>
+                <w:bCs/>
+                <w:color w:val="ED7D31" w:themeColor="accent2"/>
+                <w:kern w:val="2"/>
+                <w:sz w:val="21"/>
+                <w:szCs w:val="21"/>
+                <w:lang w:val="en-US" w:eastAsia="zh-CN" w:bidi="ar-SA"/>
+                <w14:textFill>
+                  <w14:solidFill>
+                    <w14:schemeClr w14:val="accent2"/>
+                  </w14:solidFill>
+                </w14:textFill>
+              </w:rPr>
+              <w:t>&lt;- (</w:t>
+            </w:r>
+            <w:r>
+              <w:rPr>
+                <w:rFonts w:hint="eastAsia" w:cs="华文中宋"/>
+                <w:b/>
+                <w:bCs/>
+                <w:color w:val="ED7D31" w:themeColor="accent2"/>
+                <w:kern w:val="2"/>
+                <w:sz w:val="21"/>
+                <w:szCs w:val="21"/>
+                <w:vertAlign w:val="baseline"/>
+                <w:lang w:val="en-US" w:eastAsia="zh-CN" w:bidi="ar-SA"/>
+                <w14:textFill>
+                  <w14:solidFill>
+                    <w14:schemeClr w14:val="accent2"/>
+                  </w14:solidFill>
+                </w14:textFill>
+              </w:rPr>
+              <w:t xml:space="preserve">CheckpointHooks, DataHooks, </w:t>
+            </w:r>
+          </w:p>
+          <w:p>
+            <w:pPr>
+              <w:pStyle w:val="26"/>
+              <w:bidi w:val="0"/>
+              <w:jc w:val="both"/>
+              <w:rPr>
+                <w:rFonts w:hint="default"/>
+                <w:lang w:val="en-US" w:eastAsia="zh-CN"/>
+              </w:rPr>
+            </w:pPr>
+            <w:r>
+              <w:rPr>
+                <w:rFonts w:hint="eastAsia" w:cs="华文中宋"/>
+                <w:b/>
+                <w:bCs/>
+                <w:color w:val="ED7D31" w:themeColor="accent2"/>
+                <w:kern w:val="2"/>
+                <w:sz w:val="21"/>
+                <w:szCs w:val="21"/>
+                <w:vertAlign w:val="baseline"/>
+                <w:lang w:val="en-US" w:eastAsia="zh-CN" w:bidi="ar-SA"/>
+                <w14:textFill>
+                  <w14:solidFill>
+                    <w14:schemeClr w14:val="accent2"/>
+                  </w14:solidFill>
+                </w14:textFill>
+              </w:rPr>
+              <w:t>ModelHooks, nn.Module</w:t>
+            </w:r>
+            <w:bookmarkStart w:id="44" w:name="_GoBack"/>
+            <w:bookmarkEnd w:id="44"/>
             <w:r>
               <w:rPr>
                 <w:rFonts w:hint="eastAsia" w:cs="华文中宋"/>
@@ -45503,6 +45599,12 @@
             <w:insideH w:val="single" w:color="auto" w:sz="4" w:space="0"/>
             <w:insideV w:val="single" w:color="auto" w:sz="4" w:space="0"/>
           </w:tblBorders>
+          <w:tblCellMar>
+            <w:top w:w="0" w:type="dxa"/>
+            <w:left w:w="108" w:type="dxa"/>
+            <w:bottom w:w="0" w:type="dxa"/>
+            <w:right w:w="108" w:type="dxa"/>
+          </w:tblCellMar>
         </w:tblPrEx>
         <w:tc>
           <w:tcPr>
@@ -49095,12 +49197,6 @@
             <w:insideH w:val="single" w:color="auto" w:sz="4" w:space="0"/>
             <w:insideV w:val="single" w:color="auto" w:sz="4" w:space="0"/>
           </w:tblBorders>
-          <w:tblCellMar>
-            <w:top w:w="0" w:type="dxa"/>
-            <w:left w:w="108" w:type="dxa"/>
-            <w:bottom w:w="0" w:type="dxa"/>
-            <w:right w:w="108" w:type="dxa"/>
-          </w:tblCellMar>
         </w:tblPrEx>
         <w:tc>
           <w:tcPr>

--- a/py 深度学习.docx
+++ b/py 深度学习.docx
@@ -2671,6 +2671,12 @@
             <w:insideH w:val="single" w:color="auto" w:sz="4" w:space="0"/>
             <w:insideV w:val="single" w:color="auto" w:sz="4" w:space="0"/>
           </w:tblBorders>
+          <w:tblCellMar>
+            <w:top w:w="0" w:type="dxa"/>
+            <w:left w:w="108" w:type="dxa"/>
+            <w:bottom w:w="0" w:type="dxa"/>
+            <w:right w:w="108" w:type="dxa"/>
+          </w:tblCellMar>
         </w:tblPrEx>
         <w:tc>
           <w:tcPr>
@@ -7468,6 +7474,12 @@
             <w:insideH w:val="single" w:color="auto" w:sz="4" w:space="0"/>
             <w:insideV w:val="single" w:color="auto" w:sz="4" w:space="0"/>
           </w:tblBorders>
+          <w:tblCellMar>
+            <w:top w:w="0" w:type="dxa"/>
+            <w:left w:w="108" w:type="dxa"/>
+            <w:bottom w:w="0" w:type="dxa"/>
+            <w:right w:w="108" w:type="dxa"/>
+          </w:tblCellMar>
         </w:tblPrEx>
         <w:tc>
           <w:tcPr>
@@ -7858,8 +7870,8 @@
           <w:color w:val="00B0F0"/>
         </w:rPr>
       </w:pPr>
-      <w:bookmarkStart w:id="9" w:name="_Toc19634"/>
-      <w:bookmarkStart w:id="10" w:name="_Toc30205"/>
+      <w:bookmarkStart w:id="9" w:name="_Toc30205"/>
+      <w:bookmarkStart w:id="10" w:name="_Toc19634"/>
       <w:r>
         <w:rPr>
           <w:rFonts w:hint="eastAsia"/>
@@ -7906,12 +7918,6 @@
             <w:insideH w:val="single" w:color="auto" w:sz="4" w:space="0"/>
             <w:insideV w:val="single" w:color="auto" w:sz="4" w:space="0"/>
           </w:tblBorders>
-          <w:tblCellMar>
-            <w:top w:w="0" w:type="dxa"/>
-            <w:left w:w="108" w:type="dxa"/>
-            <w:bottom w:w="0" w:type="dxa"/>
-            <w:right w:w="108" w:type="dxa"/>
-          </w:tblCellMar>
         </w:tblPrEx>
         <w:tc>
           <w:tcPr>
@@ -8234,8 +8240,8 @@
           <w:color w:val="00B0F0"/>
         </w:rPr>
       </w:pPr>
-      <w:bookmarkStart w:id="11" w:name="_Toc14682"/>
-      <w:bookmarkStart w:id="12" w:name="_Toc5488"/>
+      <w:bookmarkStart w:id="11" w:name="_Toc5488"/>
+      <w:bookmarkStart w:id="12" w:name="_Toc14682"/>
       <w:r>
         <w:rPr>
           <w:rFonts w:hint="eastAsia"/>
@@ -8384,12 +8390,6 @@
             <w:insideH w:val="single" w:color="auto" w:sz="4" w:space="0"/>
             <w:insideV w:val="single" w:color="auto" w:sz="4" w:space="0"/>
           </w:tblBorders>
-          <w:tblCellMar>
-            <w:top w:w="0" w:type="dxa"/>
-            <w:left w:w="108" w:type="dxa"/>
-            <w:bottom w:w="0" w:type="dxa"/>
-            <w:right w:w="108" w:type="dxa"/>
-          </w:tblCellMar>
         </w:tblPrEx>
         <w:tc>
           <w:tcPr>
@@ -8774,6 +8774,12 @@
             <w:insideH w:val="single" w:color="auto" w:sz="4" w:space="0"/>
             <w:insideV w:val="single" w:color="auto" w:sz="4" w:space="0"/>
           </w:tblBorders>
+          <w:tblCellMar>
+            <w:top w:w="0" w:type="dxa"/>
+            <w:left w:w="108" w:type="dxa"/>
+            <w:bottom w:w="0" w:type="dxa"/>
+            <w:right w:w="108" w:type="dxa"/>
+          </w:tblCellMar>
         </w:tblPrEx>
         <w:tc>
           <w:tcPr>
@@ -12442,12 +12448,6 @@
             <w:insideH w:val="single" w:color="auto" w:sz="4" w:space="0"/>
             <w:insideV w:val="single" w:color="auto" w:sz="4" w:space="0"/>
           </w:tblBorders>
-          <w:tblCellMar>
-            <w:top w:w="0" w:type="dxa"/>
-            <w:left w:w="108" w:type="dxa"/>
-            <w:bottom w:w="0" w:type="dxa"/>
-            <w:right w:w="108" w:type="dxa"/>
-          </w:tblCellMar>
         </w:tblPrEx>
         <w:tc>
           <w:tcPr>
@@ -13047,12 +13047,6 @@
             <w:insideH w:val="single" w:color="auto" w:sz="4" w:space="0"/>
             <w:insideV w:val="single" w:color="auto" w:sz="4" w:space="0"/>
           </w:tblBorders>
-          <w:tblCellMar>
-            <w:top w:w="0" w:type="dxa"/>
-            <w:left w:w="108" w:type="dxa"/>
-            <w:bottom w:w="0" w:type="dxa"/>
-            <w:right w:w="108" w:type="dxa"/>
-          </w:tblCellMar>
         </w:tblPrEx>
         <w:tc>
           <w:tcPr>
@@ -15246,12 +15240,6 @@
             <w:insideH w:val="single" w:color="auto" w:sz="4" w:space="0"/>
             <w:insideV w:val="single" w:color="auto" w:sz="4" w:space="0"/>
           </w:tblBorders>
-          <w:tblCellMar>
-            <w:top w:w="0" w:type="dxa"/>
-            <w:left w:w="108" w:type="dxa"/>
-            <w:bottom w:w="0" w:type="dxa"/>
-            <w:right w:w="108" w:type="dxa"/>
-          </w:tblCellMar>
         </w:tblPrEx>
         <w:tc>
           <w:tcPr>
@@ -25336,11 +25324,12 @@
           <m:fName>
             <m:r>
               <m:rPr>
-                <m:sty m:val="bi"/>
+                <m:sty m:val="b"/>
               </m:rPr>
               <w:rPr>
-                <w:rFonts w:ascii="Cambria Math" w:hAnsi="Cambria Math"/>
-                <w:color w:val="ED7D31" w:themeColor="accent2"/>
+                <w:rFonts w:hint="default" w:ascii="Cambria Math" w:hAnsi="Cambria Math"/>
+                <w:color w:val="ED7D31" w:themeColor="accent2"/>
+                <w:spacing w:val="7"/>
                 <w14:textFill>
                   <w14:solidFill>
                     <w14:schemeClr w14:val="accent2"/>
@@ -25582,12 +25571,6 @@
             <w:insideH w:val="single" w:color="auto" w:sz="4" w:space="0"/>
             <w:insideV w:val="single" w:color="auto" w:sz="4" w:space="0"/>
           </w:tblBorders>
-          <w:tblCellMar>
-            <w:top w:w="0" w:type="dxa"/>
-            <w:left w:w="108" w:type="dxa"/>
-            <w:bottom w:w="0" w:type="dxa"/>
-            <w:right w:w="108" w:type="dxa"/>
-          </w:tblCellMar>
         </w:tblPrEx>
         <w:tc>
           <w:tcPr>
@@ -28015,6 +27998,12 @@
             <w:insideH w:val="single" w:color="auto" w:sz="4" w:space="0"/>
             <w:insideV w:val="single" w:color="auto" w:sz="4" w:space="0"/>
           </w:tblBorders>
+          <w:tblCellMar>
+            <w:top w:w="0" w:type="dxa"/>
+            <w:left w:w="108" w:type="dxa"/>
+            <w:bottom w:w="0" w:type="dxa"/>
+            <w:right w:w="108" w:type="dxa"/>
+          </w:tblCellMar>
         </w:tblPrEx>
         <w:tc>
           <w:tcPr>
@@ -28496,10 +28485,10 @@
                 <m:fName>
                   <m:r>
                     <m:rPr>
-                      <m:sty m:val="bi"/>
+                      <m:sty m:val="b"/>
                     </m:rPr>
                     <w:rPr>
-                      <w:rFonts w:ascii="Cambria Math" w:hAnsi="Cambria Math"/>
+                      <w:rFonts w:hint="default" w:ascii="Cambria Math" w:hAnsi="Cambria Math"/>
                       <w:color w:val="ED7D31" w:themeColor="accent2"/>
                       <w:spacing w:val="7"/>
                       <w14:textFill>
@@ -29147,8 +29136,10 @@
           <w:p>
             <w:pPr>
               <w:rPr>
-                <w:color w:val="ED7D31" w:themeColor="accent2"/>
-                <w:spacing w:val="7"/>
+                <w:rFonts w:hint="eastAsia"/>
+                <w:color w:val="ED7D31" w:themeColor="accent2"/>
+                <w:spacing w:val="7"/>
+                <w:lang w:val="en-US" w:eastAsia="zh-CN"/>
                 <w14:textFill>
                   <w14:solidFill>
                     <w14:schemeClr w14:val="accent2"/>
@@ -29169,13 +29160,40 @@
                 <w:rFonts w:hint="eastAsia"/>
                 <w:color w:val="ED7D31" w:themeColor="accent2"/>
                 <w:spacing w:val="7"/>
-                <w14:textFill>
-                  <w14:solidFill>
-                    <w14:schemeClr w14:val="accent2"/>
-                  </w14:solidFill>
-                </w14:textFill>
-              </w:rPr>
-              <w:t>：softmax → nll_loss</w:t>
+                <w:lang w:val="en-US" w:eastAsia="zh-CN"/>
+                <w14:textFill>
+                  <w14:solidFill>
+                    <w14:schemeClr w14:val="accent2"/>
+                  </w14:solidFill>
+                </w14:textFill>
+              </w:rPr>
+              <w:t xml:space="preserve"> (正概率的负对数)：</w:t>
+            </w:r>
+          </w:p>
+          <w:p>
+            <w:pPr>
+              <w:rPr>
+                <w:color w:val="ED7D31" w:themeColor="accent2"/>
+                <w:spacing w:val="7"/>
+                <w14:textFill>
+                  <w14:solidFill>
+                    <w14:schemeClr w14:val="accent2"/>
+                  </w14:solidFill>
+                </w14:textFill>
+              </w:rPr>
+            </w:pPr>
+            <w:r>
+              <w:rPr>
+                <w:rFonts w:hint="eastAsia"/>
+                <w:color w:val="ED7D31" w:themeColor="accent2"/>
+                <w:spacing w:val="7"/>
+                <w14:textFill>
+                  <w14:solidFill>
+                    <w14:schemeClr w14:val="accent2"/>
+                  </w14:solidFill>
+                </w14:textFill>
+              </w:rPr>
+              <w:t>softmax → nll_loss</w:t>
             </w:r>
           </w:p>
         </w:tc>
@@ -29232,6 +29250,59 @@
           <w:p>
             <w:pPr>
               <w:rPr>
+                <w:rFonts w:hint="default" w:eastAsia="华文中宋"/>
+                <w:color w:val="ED7D31" w:themeColor="accent2"/>
+                <w:spacing w:val="7"/>
+                <w:lang w:val="en-US" w:eastAsia="zh-CN"/>
+                <w14:textFill>
+                  <w14:solidFill>
+                    <w14:schemeClr w14:val="accent2"/>
+                  </w14:solidFill>
+                </w14:textFill>
+              </w:rPr>
+            </w:pPr>
+            <w:r>
+              <w:rPr>
+                <w:rFonts w:hint="eastAsia"/>
+                <w:color w:val="EA82F1"/>
+                <w:spacing w:val="7"/>
+              </w:rPr>
+              <w:t>二元交叉熵</w:t>
+            </w:r>
+            <w:r>
+              <w:rPr>
+                <w:rFonts w:hint="eastAsia"/>
+                <w:color w:val="ED7D31" w:themeColor="accent2"/>
+                <w:spacing w:val="7"/>
+                <w:lang w:val="en-US" w:eastAsia="zh-CN"/>
+                <w14:textFill>
+                  <w14:solidFill>
+                    <w14:schemeClr w14:val="accent2"/>
+                  </w14:solidFill>
+                </w14:textFill>
+              </w:rPr>
+              <w:t xml:space="preserve"> (正负概率的负对数)</w:t>
+            </w:r>
+            <w:bookmarkStart w:id="44" w:name="_GoBack"/>
+            <w:bookmarkEnd w:id="44"/>
+            <w:r>
+              <w:rPr>
+                <w:rFonts w:hint="eastAsia"/>
+                <w:color w:val="ED7D31" w:themeColor="accent2"/>
+                <w:spacing w:val="7"/>
+                <w:lang w:val="en-US" w:eastAsia="zh-CN"/>
+                <w14:textFill>
+                  <w14:solidFill>
+                    <w14:schemeClr w14:val="accent2"/>
+                  </w14:solidFill>
+                </w14:textFill>
+              </w:rPr>
+              <w:t>：</w:t>
+            </w:r>
+          </w:p>
+          <w:p>
+            <w:pPr>
+              <w:rPr>
                 <w:rFonts w:ascii="Cambria Math" w:hAnsi="Cambria Math"/>
                 <w:color w:val="ED7D31" w:themeColor="accent2"/>
                 <w:spacing w:val="7"/>
@@ -29243,273 +29314,254 @@
                 <w:oMath/>
               </w:rPr>
             </w:pPr>
-            <w:r>
-              <w:rPr>
-                <w:rFonts w:hint="eastAsia"/>
-                <w:color w:val="EA82F1"/>
-                <w:spacing w:val="7"/>
-              </w:rPr>
-              <w:t>二元交叉熵</w:t>
-            </w:r>
-            <w:r>
-              <w:rPr>
-                <w:rFonts w:hint="eastAsia"/>
-                <w:color w:val="ED7D31" w:themeColor="accent2"/>
-                <w:spacing w:val="7"/>
-                <w14:textFill>
-                  <w14:solidFill>
-                    <w14:schemeClr w14:val="accent2"/>
-                  </w14:solidFill>
-                </w14:textFill>
-              </w:rPr>
-              <w:t>：</w:t>
-            </w:r>
-            <m:oMath>
-              <m:r>
-                <m:rPr>
-                  <m:sty m:val="bi"/>
-                </m:rPr>
-                <w:rPr>
-                  <w:rFonts w:ascii="Cambria Math" w:hAnsi="Cambria Math"/>
-                  <w:color w:val="ED7D31" w:themeColor="accent2"/>
-                  <w:spacing w:val="7"/>
-                  <w14:textFill>
-                    <w14:solidFill>
-                      <w14:schemeClr w14:val="accent2"/>
-                    </w14:solidFill>
-                  </w14:textFill>
-                </w:rPr>
-                <m:t>−[y</m:t>
-              </m:r>
-              <m:r>
-                <m:rPr>
-                  <m:sty m:val="bi"/>
-                </m:rPr>
-                <w:rPr>
-                  <w:rFonts w:hint="eastAsia" w:ascii="Cambria Math" w:hAnsi="Cambria Math"/>
-                  <w:color w:val="ED7D31" w:themeColor="accent2"/>
-                  <w:spacing w:val="7"/>
-                  <w14:textFill>
-                    <w14:solidFill>
-                      <w14:schemeClr w14:val="accent2"/>
-                    </w14:solidFill>
-                  </w14:textFill>
-                </w:rPr>
-                <m:t>·</m:t>
-              </m:r>
-              <m:func>
-                <m:funcPr>
-                  <m:ctrlPr>
-                    <w:rPr>
-                      <w:rFonts w:ascii="Cambria Math" w:hAnsi="Cambria Math"/>
-                      <w:i/>
-                      <w:iCs/>
-                      <w:color w:val="ED7D31" w:themeColor="accent2"/>
-                      <w:spacing w:val="7"/>
-                      <w14:textFill>
-                        <w14:solidFill>
-                          <w14:schemeClr w14:val="accent2"/>
-                        </w14:solidFill>
-                      </w14:textFill>
-                    </w:rPr>
-                  </m:ctrlPr>
-                </m:funcPr>
-                <m:fName>
-                  <m:r>
-                    <m:rPr>
-                      <m:sty m:val="bi"/>
-                    </m:rPr>
-                    <w:rPr>
-                      <w:rFonts w:ascii="Cambria Math" w:hAnsi="Cambria Math"/>
-                      <w:color w:val="ED7D31" w:themeColor="accent2"/>
-                      <w:spacing w:val="7"/>
-                      <w14:textFill>
-                        <w14:solidFill>
-                          <w14:schemeClr w14:val="accent2"/>
-                        </w14:solidFill>
-                      </w14:textFill>
-                    </w:rPr>
-                    <m:t>ln</m:t>
-                  </m:r>
-                  <m:ctrlPr>
-                    <w:rPr>
-                      <w:rFonts w:ascii="Cambria Math" w:hAnsi="Cambria Math"/>
-                      <w:i/>
-                      <w:iCs/>
-                      <w:color w:val="ED7D31" w:themeColor="accent2"/>
-                      <w:spacing w:val="7"/>
-                      <w14:textFill>
-                        <w14:solidFill>
-                          <w14:schemeClr w14:val="accent2"/>
-                        </w14:solidFill>
-                      </w14:textFill>
-                    </w:rPr>
-                  </m:ctrlPr>
-                </m:fName>
-                <m:e>
-                  <m:r>
-                    <m:rPr>
-                      <m:sty m:val="bi"/>
-                    </m:rPr>
-                    <w:rPr>
-                      <w:rFonts w:ascii="Cambria Math" w:hAnsi="Cambria Math"/>
-                      <w:color w:val="ED7D31" w:themeColor="accent2"/>
-                      <w:spacing w:val="7"/>
-                      <w14:textFill>
-                        <w14:solidFill>
-                          <w14:schemeClr w14:val="accent2"/>
-                        </w14:solidFill>
-                      </w14:textFill>
-                    </w:rPr>
-                    <m:t>p</m:t>
-                  </m:r>
-                  <m:ctrlPr>
-                    <w:rPr>
-                      <w:rFonts w:ascii="Cambria Math" w:hAnsi="Cambria Math"/>
-                      <w:i/>
-                      <w:iCs/>
-                      <w:color w:val="ED7D31" w:themeColor="accent2"/>
-                      <w:spacing w:val="7"/>
-                      <w14:textFill>
-                        <w14:solidFill>
-                          <w14:schemeClr w14:val="accent2"/>
-                        </w14:solidFill>
-                      </w14:textFill>
-                    </w:rPr>
-                  </m:ctrlPr>
-                </m:e>
-              </m:func>
-              <m:r>
-                <m:rPr>
-                  <m:sty m:val="bi"/>
-                </m:rPr>
-                <w:rPr>
-                  <w:rFonts w:ascii="Cambria Math" w:hAnsi="Cambria Math"/>
-                  <w:color w:val="ED7D31" w:themeColor="accent2"/>
-                  <w:spacing w:val="7"/>
-                  <w14:textFill>
-                    <w14:solidFill>
-                      <w14:schemeClr w14:val="accent2"/>
-                    </w14:solidFill>
-                  </w14:textFill>
-                </w:rPr>
-                <m:t>+(1−y)</m:t>
-              </m:r>
-              <m:r>
-                <m:rPr>
-                  <m:sty m:val="bi"/>
-                </m:rPr>
-                <w:rPr>
-                  <w:rFonts w:hint="eastAsia" w:ascii="Cambria Math" w:hAnsi="Cambria Math"/>
-                  <w:color w:val="ED7D31" w:themeColor="accent2"/>
-                  <w:spacing w:val="7"/>
-                  <w14:textFill>
-                    <w14:solidFill>
-                      <w14:schemeClr w14:val="accent2"/>
-                    </w14:solidFill>
-                  </w14:textFill>
-                </w:rPr>
-                <m:t>·</m:t>
-              </m:r>
-              <m:func>
-                <m:funcPr>
-                  <m:ctrlPr>
-                    <w:rPr>
-                      <w:rFonts w:ascii="Cambria Math" w:hAnsi="Cambria Math"/>
-                      <w:i/>
-                      <w:iCs/>
-                      <w:color w:val="ED7D31" w:themeColor="accent2"/>
-                      <w:spacing w:val="7"/>
-                      <w14:textFill>
-                        <w14:solidFill>
-                          <w14:schemeClr w14:val="accent2"/>
-                        </w14:solidFill>
-                      </w14:textFill>
-                    </w:rPr>
-                  </m:ctrlPr>
-                </m:funcPr>
-                <m:fName>
-                  <m:r>
-                    <m:rPr>
-                      <m:sty m:val="bi"/>
-                    </m:rPr>
-                    <w:rPr>
-                      <w:rFonts w:ascii="Cambria Math" w:hAnsi="Cambria Math"/>
-                      <w:color w:val="ED7D31" w:themeColor="accent2"/>
-                      <w:spacing w:val="7"/>
-                      <w14:textFill>
-                        <w14:solidFill>
-                          <w14:schemeClr w14:val="accent2"/>
-                        </w14:solidFill>
-                      </w14:textFill>
-                    </w:rPr>
-                    <m:t>ln</m:t>
-                  </m:r>
-                  <m:ctrlPr>
-                    <w:rPr>
-                      <w:rFonts w:ascii="Cambria Math" w:hAnsi="Cambria Math"/>
-                      <w:i/>
-                      <w:iCs/>
-                      <w:color w:val="ED7D31" w:themeColor="accent2"/>
-                      <w:spacing w:val="7"/>
-                      <w14:textFill>
-                        <w14:solidFill>
-                          <w14:schemeClr w14:val="accent2"/>
-                        </w14:solidFill>
-                      </w14:textFill>
-                    </w:rPr>
-                  </m:ctrlPr>
-                </m:fName>
-                <m:e>
-                  <m:r>
-                    <m:rPr>
-                      <m:sty m:val="bi"/>
-                    </m:rPr>
-                    <w:rPr>
-                      <w:rFonts w:ascii="Cambria Math" w:hAnsi="Cambria Math"/>
-                      <w:color w:val="ED7D31" w:themeColor="accent2"/>
-                      <w:spacing w:val="7"/>
-                      <w14:textFill>
-                        <w14:solidFill>
-                          <w14:schemeClr w14:val="accent2"/>
-                        </w14:solidFill>
-                      </w14:textFill>
-                    </w:rPr>
-                    <m:t>(1−p)</m:t>
-                  </m:r>
-                  <m:ctrlPr>
-                    <w:rPr>
-                      <w:rFonts w:ascii="Cambria Math" w:hAnsi="Cambria Math"/>
-                      <w:i/>
-                      <w:iCs/>
-                      <w:color w:val="ED7D31" w:themeColor="accent2"/>
-                      <w:spacing w:val="7"/>
-                      <w14:textFill>
-                        <w14:solidFill>
-                          <w14:schemeClr w14:val="accent2"/>
-                        </w14:solidFill>
-                      </w14:textFill>
-                    </w:rPr>
-                  </m:ctrlPr>
-                </m:e>
-              </m:func>
-              <m:r>
-                <m:rPr>
-                  <m:sty m:val="bi"/>
-                </m:rPr>
-                <w:rPr>
-                  <w:rFonts w:ascii="Cambria Math" w:hAnsi="Cambria Math"/>
-                  <w:color w:val="ED7D31" w:themeColor="accent2"/>
-                  <w:spacing w:val="7"/>
-                  <w14:textFill>
-                    <w14:solidFill>
-                      <w14:schemeClr w14:val="accent2"/>
-                    </w14:solidFill>
-                  </w14:textFill>
-                </w:rPr>
-                <m:t>]</m:t>
-              </m:r>
-            </m:oMath>
+            <m:oMathPara>
+              <m:oMath>
+                <m:r>
+                  <m:rPr>
+                    <m:sty m:val="bi"/>
+                  </m:rPr>
+                  <w:rPr>
+                    <w:rFonts w:ascii="Cambria Math" w:hAnsi="Cambria Math"/>
+                    <w:color w:val="ED7D31" w:themeColor="accent2"/>
+                    <w:spacing w:val="7"/>
+                    <w14:textFill>
+                      <w14:solidFill>
+                        <w14:schemeClr w14:val="accent2"/>
+                      </w14:solidFill>
+                    </w14:textFill>
+                  </w:rPr>
+                  <m:t>−[y</m:t>
+                </m:r>
+                <m:r>
+                  <m:rPr>
+                    <m:sty m:val="bi"/>
+                  </m:rPr>
+                  <w:rPr>
+                    <w:rFonts w:hint="eastAsia" w:ascii="Cambria Math" w:hAnsi="Cambria Math"/>
+                    <w:color w:val="ED7D31" w:themeColor="accent2"/>
+                    <w:spacing w:val="7"/>
+                    <w14:textFill>
+                      <w14:solidFill>
+                        <w14:schemeClr w14:val="accent2"/>
+                      </w14:solidFill>
+                    </w14:textFill>
+                  </w:rPr>
+                  <m:t>·</m:t>
+                </m:r>
+                <m:func>
+                  <m:funcPr>
+                    <m:ctrlPr>
+                      <w:rPr>
+                        <w:rFonts w:ascii="Cambria Math" w:hAnsi="Cambria Math"/>
+                        <w:i/>
+                        <w:iCs/>
+                        <w:color w:val="ED7D31" w:themeColor="accent2"/>
+                        <w:spacing w:val="7"/>
+                        <w14:textFill>
+                          <w14:solidFill>
+                            <w14:schemeClr w14:val="accent2"/>
+                          </w14:solidFill>
+                        </w14:textFill>
+                      </w:rPr>
+                    </m:ctrlPr>
+                  </m:funcPr>
+                  <m:fName>
+                    <m:r>
+                      <m:rPr>
+                        <m:sty m:val="b"/>
+                      </m:rPr>
+                      <w:rPr>
+                        <w:rFonts w:hint="default" w:ascii="Cambria Math" w:hAnsi="Cambria Math"/>
+                        <w:color w:val="ED7D31" w:themeColor="accent2"/>
+                        <w:spacing w:val="7"/>
+                        <w14:textFill>
+                          <w14:solidFill>
+                            <w14:schemeClr w14:val="accent2"/>
+                          </w14:solidFill>
+                        </w14:textFill>
+                      </w:rPr>
+                      <m:t>ln</m:t>
+                    </m:r>
+                    <m:ctrlPr>
+                      <w:rPr>
+                        <w:rFonts w:ascii="Cambria Math" w:hAnsi="Cambria Math"/>
+                        <w:i/>
+                        <w:iCs/>
+                        <w:color w:val="ED7D31" w:themeColor="accent2"/>
+                        <w:spacing w:val="7"/>
+                        <w14:textFill>
+                          <w14:solidFill>
+                            <w14:schemeClr w14:val="accent2"/>
+                          </w14:solidFill>
+                        </w14:textFill>
+                      </w:rPr>
+                    </m:ctrlPr>
+                  </m:fName>
+                  <m:e>
+                    <m:r>
+                      <m:rPr>
+                        <m:sty m:val="bi"/>
+                      </m:rPr>
+                      <w:rPr>
+                        <w:rFonts w:ascii="Cambria Math" w:hAnsi="Cambria Math"/>
+                        <w:color w:val="ED7D31" w:themeColor="accent2"/>
+                        <w:spacing w:val="7"/>
+                        <w14:textFill>
+                          <w14:solidFill>
+                            <w14:schemeClr w14:val="accent2"/>
+                          </w14:solidFill>
+                        </w14:textFill>
+                      </w:rPr>
+                      <m:t>p</m:t>
+                    </m:r>
+                    <m:ctrlPr>
+                      <w:rPr>
+                        <w:rFonts w:ascii="Cambria Math" w:hAnsi="Cambria Math"/>
+                        <w:i/>
+                        <w:iCs/>
+                        <w:color w:val="ED7D31" w:themeColor="accent2"/>
+                        <w:spacing w:val="7"/>
+                        <w14:textFill>
+                          <w14:solidFill>
+                            <w14:schemeClr w14:val="accent2"/>
+                          </w14:solidFill>
+                        </w14:textFill>
+                      </w:rPr>
+                    </m:ctrlPr>
+                  </m:e>
+                </m:func>
+                <m:r>
+                  <m:rPr>
+                    <m:sty m:val="bi"/>
+                  </m:rPr>
+                  <w:rPr>
+                    <w:rFonts w:ascii="Cambria Math" w:hAnsi="Cambria Math"/>
+                    <w:color w:val="ED7D31" w:themeColor="accent2"/>
+                    <w:spacing w:val="7"/>
+                    <w14:textFill>
+                      <w14:solidFill>
+                        <w14:schemeClr w14:val="accent2"/>
+                      </w14:solidFill>
+                    </w14:textFill>
+                  </w:rPr>
+                  <m:t>+(1−y)</m:t>
+                </m:r>
+                <m:r>
+                  <m:rPr>
+                    <m:sty m:val="bi"/>
+                  </m:rPr>
+                  <w:rPr>
+                    <w:rFonts w:hint="eastAsia" w:ascii="Cambria Math" w:hAnsi="Cambria Math"/>
+                    <w:color w:val="ED7D31" w:themeColor="accent2"/>
+                    <w:spacing w:val="7"/>
+                    <w14:textFill>
+                      <w14:solidFill>
+                        <w14:schemeClr w14:val="accent2"/>
+                      </w14:solidFill>
+                    </w14:textFill>
+                  </w:rPr>
+                  <m:t>·</m:t>
+                </m:r>
+                <m:func>
+                  <m:funcPr>
+                    <m:ctrlPr>
+                      <w:rPr>
+                        <w:rFonts w:ascii="Cambria Math" w:hAnsi="Cambria Math"/>
+                        <w:i/>
+                        <w:iCs/>
+                        <w:color w:val="ED7D31" w:themeColor="accent2"/>
+                        <w:spacing w:val="7"/>
+                        <w14:textFill>
+                          <w14:solidFill>
+                            <w14:schemeClr w14:val="accent2"/>
+                          </w14:solidFill>
+                        </w14:textFill>
+                      </w:rPr>
+                    </m:ctrlPr>
+                  </m:funcPr>
+                  <m:fName>
+                    <m:r>
+                      <m:rPr>
+                        <m:sty m:val="b"/>
+                      </m:rPr>
+                      <w:rPr>
+                        <w:rFonts w:hint="default" w:ascii="Cambria Math" w:hAnsi="Cambria Math"/>
+                        <w:color w:val="ED7D31" w:themeColor="accent2"/>
+                        <w:spacing w:val="7"/>
+                        <w14:textFill>
+                          <w14:solidFill>
+                            <w14:schemeClr w14:val="accent2"/>
+                          </w14:solidFill>
+                        </w14:textFill>
+                      </w:rPr>
+                      <m:t>ln</m:t>
+                    </m:r>
+                    <m:ctrlPr>
+                      <w:rPr>
+                        <w:rFonts w:ascii="Cambria Math" w:hAnsi="Cambria Math"/>
+                        <w:i/>
+                        <w:iCs/>
+                        <w:color w:val="ED7D31" w:themeColor="accent2"/>
+                        <w:spacing w:val="7"/>
+                        <w14:textFill>
+                          <w14:solidFill>
+                            <w14:schemeClr w14:val="accent2"/>
+                          </w14:solidFill>
+                        </w14:textFill>
+                      </w:rPr>
+                    </m:ctrlPr>
+                  </m:fName>
+                  <m:e>
+                    <m:r>
+                      <m:rPr>
+                        <m:sty m:val="bi"/>
+                      </m:rPr>
+                      <w:rPr>
+                        <w:rFonts w:ascii="Cambria Math" w:hAnsi="Cambria Math"/>
+                        <w:color w:val="ED7D31" w:themeColor="accent2"/>
+                        <w:spacing w:val="7"/>
+                        <w14:textFill>
+                          <w14:solidFill>
+                            <w14:schemeClr w14:val="accent2"/>
+                          </w14:solidFill>
+                        </w14:textFill>
+                      </w:rPr>
+                      <m:t>(1−p)</m:t>
+                    </m:r>
+                    <m:ctrlPr>
+                      <w:rPr>
+                        <w:rFonts w:ascii="Cambria Math" w:hAnsi="Cambria Math"/>
+                        <w:i/>
+                        <w:iCs/>
+                        <w:color w:val="ED7D31" w:themeColor="accent2"/>
+                        <w:spacing w:val="7"/>
+                        <w14:textFill>
+                          <w14:solidFill>
+                            <w14:schemeClr w14:val="accent2"/>
+                          </w14:solidFill>
+                        </w14:textFill>
+                      </w:rPr>
+                    </m:ctrlPr>
+                  </m:e>
+                </m:func>
+                <m:r>
+                  <m:rPr>
+                    <m:sty m:val="bi"/>
+                  </m:rPr>
+                  <w:rPr>
+                    <w:rFonts w:ascii="Cambria Math" w:hAnsi="Cambria Math"/>
+                    <w:color w:val="ED7D31" w:themeColor="accent2"/>
+                    <w:spacing w:val="7"/>
+                    <w14:textFill>
+                      <w14:solidFill>
+                        <w14:schemeClr w14:val="accent2"/>
+                      </w14:solidFill>
+                    </w14:textFill>
+                  </w:rPr>
+                  <m:t>]</m:t>
+                </m:r>
+              </m:oMath>
+            </m:oMathPara>
           </w:p>
         </w:tc>
       </w:tr>
@@ -29713,11 +29765,12 @@
                 <m:fName>
                   <m:r>
                     <m:rPr>
-                      <m:sty m:val="bi"/>
+                      <m:sty m:val="b"/>
                     </m:rPr>
                     <w:rPr>
-                      <w:rFonts w:ascii="Cambria Math" w:hAnsi="Cambria Math"/>
+                      <w:rFonts w:hint="default" w:ascii="Cambria Math" w:hAnsi="Cambria Math"/>
                       <w:color w:val="ED7D31" w:themeColor="accent2"/>
+                      <w:spacing w:val="7"/>
                       <w14:textFill>
                         <w14:solidFill>
                           <w14:schemeClr w14:val="accent2"/>
@@ -29995,11 +30048,12 @@
                 <m:fName>
                   <m:r>
                     <m:rPr>
-                      <m:sty m:val="bi"/>
+                      <m:sty m:val="b"/>
                     </m:rPr>
                     <w:rPr>
-                      <w:rFonts w:ascii="Cambria Math" w:hAnsi="Cambria Math"/>
+                      <w:rFonts w:hint="default" w:ascii="Cambria Math" w:hAnsi="Cambria Math"/>
                       <w:color w:val="ED7D31" w:themeColor="accent2"/>
+                      <w:spacing w:val="7"/>
                       <w14:textFill>
                         <w14:solidFill>
                           <w14:schemeClr w14:val="accent2"/>
@@ -30882,12 +30936,6 @@
             <w:insideH w:val="single" w:color="auto" w:sz="4" w:space="0"/>
             <w:insideV w:val="single" w:color="auto" w:sz="4" w:space="0"/>
           </w:tblBorders>
-          <w:tblCellMar>
-            <w:top w:w="0" w:type="dxa"/>
-            <w:left w:w="108" w:type="dxa"/>
-            <w:bottom w:w="0" w:type="dxa"/>
-            <w:right w:w="108" w:type="dxa"/>
-          </w:tblCellMar>
         </w:tblPrEx>
         <w:tc>
           <w:tcPr>
@@ -33418,6 +33466,12 @@
             <w:insideH w:val="single" w:color="auto" w:sz="4" w:space="0"/>
             <w:insideV w:val="single" w:color="auto" w:sz="4" w:space="0"/>
           </w:tblBorders>
+          <w:tblCellMar>
+            <w:top w:w="0" w:type="dxa"/>
+            <w:left w:w="108" w:type="dxa"/>
+            <w:bottom w:w="0" w:type="dxa"/>
+            <w:right w:w="108" w:type="dxa"/>
+          </w:tblCellMar>
         </w:tblPrEx>
         <w:tc>
           <w:tcPr>
@@ -35333,12 +35387,6 @@
             <w:insideH w:val="single" w:color="auto" w:sz="4" w:space="0"/>
             <w:insideV w:val="single" w:color="auto" w:sz="4" w:space="0"/>
           </w:tblBorders>
-          <w:tblCellMar>
-            <w:top w:w="0" w:type="dxa"/>
-            <w:left w:w="108" w:type="dxa"/>
-            <w:bottom w:w="0" w:type="dxa"/>
-            <w:right w:w="108" w:type="dxa"/>
-          </w:tblCellMar>
         </w:tblPrEx>
         <w:tc>
           <w:tcPr>
@@ -39019,12 +39067,6 @@
             <w:insideH w:val="single" w:color="auto" w:sz="4" w:space="0"/>
             <w:insideV w:val="single" w:color="auto" w:sz="4" w:space="0"/>
           </w:tblBorders>
-          <w:tblCellMar>
-            <w:top w:w="0" w:type="dxa"/>
-            <w:left w:w="108" w:type="dxa"/>
-            <w:bottom w:w="0" w:type="dxa"/>
-            <w:right w:w="108" w:type="dxa"/>
-          </w:tblCellMar>
         </w:tblPrEx>
         <w:tc>
           <w:tcPr>
@@ -42777,8 +42819,6 @@
               </w:rPr>
               <w:t>ModelHooks, nn.Module</w:t>
             </w:r>
-            <w:bookmarkStart w:id="44" w:name="_GoBack"/>
-            <w:bookmarkEnd w:id="44"/>
             <w:r>
               <w:rPr>
                 <w:rFonts w:hint="eastAsia" w:cs="华文中宋"/>
@@ -48585,12 +48625,6 @@
             <w:insideH w:val="single" w:color="auto" w:sz="4" w:space="0"/>
             <w:insideV w:val="single" w:color="auto" w:sz="4" w:space="0"/>
           </w:tblBorders>
-          <w:tblCellMar>
-            <w:top w:w="0" w:type="dxa"/>
-            <w:left w:w="108" w:type="dxa"/>
-            <w:bottom w:w="0" w:type="dxa"/>
-            <w:right w:w="108" w:type="dxa"/>
-          </w:tblCellMar>
         </w:tblPrEx>
         <w:tc>
           <w:tcPr>
@@ -49197,6 +49231,12 @@
             <w:insideH w:val="single" w:color="auto" w:sz="4" w:space="0"/>
             <w:insideV w:val="single" w:color="auto" w:sz="4" w:space="0"/>
           </w:tblBorders>
+          <w:tblCellMar>
+            <w:top w:w="0" w:type="dxa"/>
+            <w:left w:w="108" w:type="dxa"/>
+            <w:bottom w:w="0" w:type="dxa"/>
+            <w:right w:w="108" w:type="dxa"/>
+          </w:tblCellMar>
         </w:tblPrEx>
         <w:tc>
           <w:tcPr>

--- a/py 深度学习.docx
+++ b/py 深度学习.docx
@@ -7918,6 +7918,12 @@
             <w:insideH w:val="single" w:color="auto" w:sz="4" w:space="0"/>
             <w:insideV w:val="single" w:color="auto" w:sz="4" w:space="0"/>
           </w:tblBorders>
+          <w:tblCellMar>
+            <w:top w:w="0" w:type="dxa"/>
+            <w:left w:w="108" w:type="dxa"/>
+            <w:bottom w:w="0" w:type="dxa"/>
+            <w:right w:w="108" w:type="dxa"/>
+          </w:tblCellMar>
         </w:tblPrEx>
         <w:tc>
           <w:tcPr>
@@ -8390,6 +8396,12 @@
             <w:insideH w:val="single" w:color="auto" w:sz="4" w:space="0"/>
             <w:insideV w:val="single" w:color="auto" w:sz="4" w:space="0"/>
           </w:tblBorders>
+          <w:tblCellMar>
+            <w:top w:w="0" w:type="dxa"/>
+            <w:left w:w="108" w:type="dxa"/>
+            <w:bottom w:w="0" w:type="dxa"/>
+            <w:right w:w="108" w:type="dxa"/>
+          </w:tblCellMar>
         </w:tblPrEx>
         <w:tc>
           <w:tcPr>
@@ -8727,8 +8739,8 @@
           <w:color w:val="00B0F0"/>
         </w:rPr>
       </w:pPr>
-      <w:bookmarkStart w:id="13" w:name="_Toc3527"/>
-      <w:bookmarkStart w:id="14" w:name="_Toc18880"/>
+      <w:bookmarkStart w:id="13" w:name="_Toc18880"/>
+      <w:bookmarkStart w:id="14" w:name="_Toc3527"/>
       <w:r>
         <w:rPr>
           <w:rFonts w:hint="eastAsia"/>
@@ -8980,12 +8992,6 @@
             <w:insideH w:val="single" w:color="auto" w:sz="4" w:space="0"/>
             <w:insideV w:val="single" w:color="auto" w:sz="4" w:space="0"/>
           </w:tblBorders>
-          <w:tblCellMar>
-            <w:top w:w="0" w:type="dxa"/>
-            <w:left w:w="108" w:type="dxa"/>
-            <w:bottom w:w="0" w:type="dxa"/>
-            <w:right w:w="108" w:type="dxa"/>
-          </w:tblCellMar>
         </w:tblPrEx>
         <w:tc>
           <w:tcPr>
@@ -10065,12 +10071,6 @@
             <w:insideH w:val="single" w:color="auto" w:sz="4" w:space="0"/>
             <w:insideV w:val="single" w:color="auto" w:sz="4" w:space="0"/>
           </w:tblBorders>
-          <w:tblCellMar>
-            <w:top w:w="0" w:type="dxa"/>
-            <w:left w:w="108" w:type="dxa"/>
-            <w:bottom w:w="0" w:type="dxa"/>
-            <w:right w:w="108" w:type="dxa"/>
-          </w:tblCellMar>
         </w:tblPrEx>
         <w:tc>
           <w:tcPr>
@@ -10717,12 +10717,6 @@
             <w:insideH w:val="single" w:color="auto" w:sz="4" w:space="0"/>
             <w:insideV w:val="single" w:color="auto" w:sz="4" w:space="0"/>
           </w:tblBorders>
-          <w:tblCellMar>
-            <w:top w:w="0" w:type="dxa"/>
-            <w:left w:w="108" w:type="dxa"/>
-            <w:bottom w:w="0" w:type="dxa"/>
-            <w:right w:w="108" w:type="dxa"/>
-          </w:tblCellMar>
         </w:tblPrEx>
         <w:tc>
           <w:tcPr>
@@ -12208,12 +12202,6 @@
             <w:insideH w:val="single" w:color="auto" w:sz="4" w:space="0"/>
             <w:insideV w:val="single" w:color="auto" w:sz="4" w:space="0"/>
           </w:tblBorders>
-          <w:tblCellMar>
-            <w:top w:w="0" w:type="dxa"/>
-            <w:left w:w="108" w:type="dxa"/>
-            <w:bottom w:w="0" w:type="dxa"/>
-            <w:right w:w="108" w:type="dxa"/>
-          </w:tblCellMar>
         </w:tblPrEx>
         <w:tc>
           <w:tcPr>
@@ -12448,6 +12436,12 @@
             <w:insideH w:val="single" w:color="auto" w:sz="4" w:space="0"/>
             <w:insideV w:val="single" w:color="auto" w:sz="4" w:space="0"/>
           </w:tblBorders>
+          <w:tblCellMar>
+            <w:top w:w="0" w:type="dxa"/>
+            <w:left w:w="108" w:type="dxa"/>
+            <w:bottom w:w="0" w:type="dxa"/>
+            <w:right w:w="108" w:type="dxa"/>
+          </w:tblCellMar>
         </w:tblPrEx>
         <w:tc>
           <w:tcPr>
@@ -13047,6 +13041,12 @@
             <w:insideH w:val="single" w:color="auto" w:sz="4" w:space="0"/>
             <w:insideV w:val="single" w:color="auto" w:sz="4" w:space="0"/>
           </w:tblBorders>
+          <w:tblCellMar>
+            <w:top w:w="0" w:type="dxa"/>
+            <w:left w:w="108" w:type="dxa"/>
+            <w:bottom w:w="0" w:type="dxa"/>
+            <w:right w:w="108" w:type="dxa"/>
+          </w:tblCellMar>
         </w:tblPrEx>
         <w:tc>
           <w:tcPr>
@@ -15137,12 +15137,6 @@
             <w:insideH w:val="single" w:color="auto" w:sz="4" w:space="0"/>
             <w:insideV w:val="single" w:color="auto" w:sz="4" w:space="0"/>
           </w:tblBorders>
-          <w:tblCellMar>
-            <w:top w:w="0" w:type="dxa"/>
-            <w:left w:w="108" w:type="dxa"/>
-            <w:bottom w:w="0" w:type="dxa"/>
-            <w:right w:w="108" w:type="dxa"/>
-          </w:tblCellMar>
         </w:tblPrEx>
         <w:tc>
           <w:tcPr>
@@ -15240,6 +15234,12 @@
             <w:insideH w:val="single" w:color="auto" w:sz="4" w:space="0"/>
             <w:insideV w:val="single" w:color="auto" w:sz="4" w:space="0"/>
           </w:tblBorders>
+          <w:tblCellMar>
+            <w:top w:w="0" w:type="dxa"/>
+            <w:left w:w="108" w:type="dxa"/>
+            <w:bottom w:w="0" w:type="dxa"/>
+            <w:right w:w="108" w:type="dxa"/>
+          </w:tblCellMar>
         </w:tblPrEx>
         <w:tc>
           <w:tcPr>
@@ -17468,6 +17468,12 @@
             <w:insideH w:val="single" w:color="auto" w:sz="4" w:space="0"/>
             <w:insideV w:val="single" w:color="auto" w:sz="4" w:space="0"/>
           </w:tblBorders>
+          <w:tblCellMar>
+            <w:top w:w="0" w:type="dxa"/>
+            <w:left w:w="108" w:type="dxa"/>
+            <w:bottom w:w="0" w:type="dxa"/>
+            <w:right w:w="108" w:type="dxa"/>
+          </w:tblCellMar>
         </w:tblPrEx>
         <w:tc>
           <w:tcPr>
@@ -17622,12 +17628,6 @@
             <w:insideH w:val="single" w:color="auto" w:sz="4" w:space="0"/>
             <w:insideV w:val="single" w:color="auto" w:sz="4" w:space="0"/>
           </w:tblBorders>
-          <w:tblCellMar>
-            <w:top w:w="0" w:type="dxa"/>
-            <w:left w:w="108" w:type="dxa"/>
-            <w:bottom w:w="0" w:type="dxa"/>
-            <w:right w:w="108" w:type="dxa"/>
-          </w:tblCellMar>
         </w:tblPrEx>
         <w:tc>
           <w:tcPr>
@@ -21671,7 +21671,7 @@
       <w:tblGrid>
         <w:gridCol w:w="3746"/>
         <w:gridCol w:w="3196"/>
-        <w:gridCol w:w="2315"/>
+        <w:gridCol w:w="2712"/>
       </w:tblGrid>
       <w:tr>
         <w:tblPrEx>
@@ -23302,7 +23302,7 @@
       </w:tblPr>
       <w:tblGrid>
         <w:gridCol w:w="5125"/>
-        <w:gridCol w:w="4402"/>
+        <w:gridCol w:w="4537"/>
       </w:tblGrid>
       <w:tr>
         <w:tblPrEx>
@@ -24866,12 +24866,6 @@
             <w:insideH w:val="single" w:color="auto" w:sz="4" w:space="0"/>
             <w:insideV w:val="single" w:color="auto" w:sz="4" w:space="0"/>
           </w:tblBorders>
-          <w:tblCellMar>
-            <w:top w:w="0" w:type="dxa"/>
-            <w:left w:w="108" w:type="dxa"/>
-            <w:bottom w:w="0" w:type="dxa"/>
-            <w:right w:w="108" w:type="dxa"/>
-          </w:tblCellMar>
         </w:tblPrEx>
         <w:tc>
           <w:tcPr>
@@ -25571,6 +25565,12 @@
             <w:insideH w:val="single" w:color="auto" w:sz="4" w:space="0"/>
             <w:insideV w:val="single" w:color="auto" w:sz="4" w:space="0"/>
           </w:tblBorders>
+          <w:tblCellMar>
+            <w:top w:w="0" w:type="dxa"/>
+            <w:left w:w="108" w:type="dxa"/>
+            <w:bottom w:w="0" w:type="dxa"/>
+            <w:right w:w="108" w:type="dxa"/>
+          </w:tblCellMar>
         </w:tblPrEx>
         <w:tc>
           <w:tcPr>
@@ -28402,12 +28402,6 @@
             <w:insideH w:val="single" w:color="auto" w:sz="4" w:space="0"/>
             <w:insideV w:val="single" w:color="auto" w:sz="4" w:space="0"/>
           </w:tblBorders>
-          <w:tblCellMar>
-            <w:top w:w="0" w:type="dxa"/>
-            <w:left w:w="108" w:type="dxa"/>
-            <w:bottom w:w="0" w:type="dxa"/>
-            <w:right w:w="108" w:type="dxa"/>
-          </w:tblCellMar>
         </w:tblPrEx>
         <w:tc>
           <w:tcPr>
@@ -29281,23 +29275,7 @@
                   </w14:solidFill>
                 </w14:textFill>
               </w:rPr>
-              <w:t xml:space="preserve"> (正负概率的负对数)</w:t>
-            </w:r>
-            <w:bookmarkStart w:id="44" w:name="_GoBack"/>
-            <w:bookmarkEnd w:id="44"/>
-            <w:r>
-              <w:rPr>
-                <w:rFonts w:hint="eastAsia"/>
-                <w:color w:val="ED7D31" w:themeColor="accent2"/>
-                <w:spacing w:val="7"/>
-                <w:lang w:val="en-US" w:eastAsia="zh-CN"/>
-                <w14:textFill>
-                  <w14:solidFill>
-                    <w14:schemeClr w14:val="accent2"/>
-                  </w14:solidFill>
-                </w14:textFill>
-              </w:rPr>
-              <w:t>：</w:t>
+              <w:t xml:space="preserve"> (正负概率的负对数)：</w:t>
             </w:r>
           </w:p>
           <w:p>
@@ -30936,6 +30914,12 @@
             <w:insideH w:val="single" w:color="auto" w:sz="4" w:space="0"/>
             <w:insideV w:val="single" w:color="auto" w:sz="4" w:space="0"/>
           </w:tblBorders>
+          <w:tblCellMar>
+            <w:top w:w="0" w:type="dxa"/>
+            <w:left w:w="108" w:type="dxa"/>
+            <w:bottom w:w="0" w:type="dxa"/>
+            <w:right w:w="108" w:type="dxa"/>
+          </w:tblCellMar>
         </w:tblPrEx>
         <w:tc>
           <w:tcPr>
@@ -31076,12 +31060,6 @@
             <w:insideH w:val="single" w:color="auto" w:sz="4" w:space="0"/>
             <w:insideV w:val="single" w:color="auto" w:sz="4" w:space="0"/>
           </w:tblBorders>
-          <w:tblCellMar>
-            <w:top w:w="0" w:type="dxa"/>
-            <w:left w:w="108" w:type="dxa"/>
-            <w:bottom w:w="0" w:type="dxa"/>
-            <w:right w:w="108" w:type="dxa"/>
-          </w:tblCellMar>
         </w:tblPrEx>
         <w:tc>
           <w:tcPr>
@@ -32459,8 +32437,8 @@
         </w:tblCellMar>
       </w:tblPr>
       <w:tblGrid>
-        <w:gridCol w:w="2457"/>
-        <w:gridCol w:w="2624"/>
+        <w:gridCol w:w="3402"/>
+        <w:gridCol w:w="3633"/>
         <w:gridCol w:w="1268"/>
         <w:gridCol w:w="2231"/>
       </w:tblGrid>
@@ -32670,6 +32648,104 @@
                 <w:szCs w:val="24"/>
               </w:rPr>
               <w:t>学习率缩放</w:t>
+            </w:r>
+          </w:p>
+        </w:tc>
+      </w:tr>
+      <w:tr>
+        <w:tblPrEx>
+          <w:tblBorders>
+            <w:top w:val="single" w:color="auto" w:sz="4" w:space="0"/>
+            <w:left w:val="single" w:color="auto" w:sz="4" w:space="0"/>
+            <w:bottom w:val="single" w:color="auto" w:sz="4" w:space="0"/>
+            <w:right w:val="single" w:color="auto" w:sz="4" w:space="0"/>
+            <w:insideH w:val="single" w:color="auto" w:sz="4" w:space="0"/>
+            <w:insideV w:val="single" w:color="auto" w:sz="4" w:space="0"/>
+          </w:tblBorders>
+          <w:tblCellMar>
+            <w:top w:w="0" w:type="dxa"/>
+            <w:left w:w="108" w:type="dxa"/>
+            <w:bottom w:w="0" w:type="dxa"/>
+            <w:right w:w="108" w:type="dxa"/>
+          </w:tblCellMar>
+        </w:tblPrEx>
+        <w:tc>
+          <w:tcPr>
+            <w:tcW w:w="0" w:type="auto"/>
+            <w:gridSpan w:val="2"/>
+            <w:vAlign w:val="center"/>
+          </w:tcPr>
+          <w:p>
+            <w:pPr>
+              <w:rPr>
+                <w:rFonts w:hint="default" w:eastAsia="华文中宋"/>
+                <w:color w:val="FF0000"/>
+                <w:spacing w:val="7"/>
+                <w:lang w:val="en-US" w:eastAsia="zh-CN"/>
+              </w:rPr>
+            </w:pPr>
+            <w:r>
+              <w:rPr>
+                <w:rFonts w:hint="eastAsia"/>
+                <w:color w:val="FF0000"/>
+                <w:spacing w:val="7"/>
+                <w:lang w:val="en-US" w:eastAsia="zh-CN"/>
+              </w:rPr>
+              <w:t>CosineAnnealingLR(</w:t>
+            </w:r>
+            <w:r>
+              <w:rPr>
+                <w:rFonts w:hint="eastAsia"/>
+                <w:color w:val="FF0000"/>
+                <w:spacing w:val="7"/>
+              </w:rPr>
+              <w:t xml:space="preserve">optimizer, </w:t>
+            </w:r>
+            <w:r>
+              <w:rPr>
+                <w:rFonts w:hint="eastAsia"/>
+                <w:color w:val="FF0000"/>
+                <w:spacing w:val="7"/>
+                <w:lang w:val="en-US" w:eastAsia="zh-CN"/>
+              </w:rPr>
+              <w:t>T_max, eta_min, last_epoch=-1</w:t>
+            </w:r>
+            <w:bookmarkStart w:id="44" w:name="_GoBack"/>
+            <w:bookmarkEnd w:id="44"/>
+            <w:r>
+              <w:rPr>
+                <w:rFonts w:hint="eastAsia"/>
+                <w:color w:val="FF0000"/>
+                <w:spacing w:val="7"/>
+                <w:lang w:val="en-US" w:eastAsia="zh-CN"/>
+              </w:rPr>
+              <w:t>)</w:t>
+            </w:r>
+          </w:p>
+        </w:tc>
+        <w:tc>
+          <w:tcPr>
+            <w:tcW w:w="0" w:type="auto"/>
+            <w:gridSpan w:val="2"/>
+            <w:vAlign w:val="center"/>
+          </w:tcPr>
+          <w:p>
+            <w:pPr>
+              <w:rPr>
+                <w:rFonts w:hint="eastAsia" w:eastAsia="华文中宋"/>
+                <w:color w:val="EA82F1"/>
+                <w:szCs w:val="24"/>
+                <w:lang w:eastAsia="zh-CN"/>
+              </w:rPr>
+            </w:pPr>
+            <w:r>
+              <w:rPr>
+                <w:rFonts w:hint="eastAsia"/>
+                <w:color w:val="EA82F1"/>
+                <w:szCs w:val="24"/>
+                <w:lang w:eastAsia="zh-CN"/>
+              </w:rPr>
+              <w:t>余弦退火</w:t>
             </w:r>
           </w:p>
         </w:tc>
@@ -34928,12 +35004,6 @@
             <w:insideH w:val="single" w:color="auto" w:sz="4" w:space="0"/>
             <w:insideV w:val="single" w:color="auto" w:sz="4" w:space="0"/>
           </w:tblBorders>
-          <w:tblCellMar>
-            <w:top w:w="0" w:type="dxa"/>
-            <w:left w:w="108" w:type="dxa"/>
-            <w:bottom w:w="0" w:type="dxa"/>
-            <w:right w:w="108" w:type="dxa"/>
-          </w:tblCellMar>
         </w:tblPrEx>
         <w:tc>
           <w:tcPr>
@@ -35387,6 +35457,12 @@
             <w:insideH w:val="single" w:color="auto" w:sz="4" w:space="0"/>
             <w:insideV w:val="single" w:color="auto" w:sz="4" w:space="0"/>
           </w:tblBorders>
+          <w:tblCellMar>
+            <w:top w:w="0" w:type="dxa"/>
+            <w:left w:w="108" w:type="dxa"/>
+            <w:bottom w:w="0" w:type="dxa"/>
+            <w:right w:w="108" w:type="dxa"/>
+          </w:tblCellMar>
         </w:tblPrEx>
         <w:tc>
           <w:tcPr>
@@ -38301,12 +38377,6 @@
             <w:insideH w:val="single" w:color="auto" w:sz="4" w:space="0"/>
             <w:insideV w:val="single" w:color="auto" w:sz="4" w:space="0"/>
           </w:tblBorders>
-          <w:tblCellMar>
-            <w:top w:w="0" w:type="dxa"/>
-            <w:left w:w="108" w:type="dxa"/>
-            <w:bottom w:w="0" w:type="dxa"/>
-            <w:right w:w="108" w:type="dxa"/>
-          </w:tblCellMar>
         </w:tblPrEx>
         <w:tc>
           <w:tcPr>
@@ -39067,6 +39137,12 @@
             <w:insideH w:val="single" w:color="auto" w:sz="4" w:space="0"/>
             <w:insideV w:val="single" w:color="auto" w:sz="4" w:space="0"/>
           </w:tblBorders>
+          <w:tblCellMar>
+            <w:top w:w="0" w:type="dxa"/>
+            <w:left w:w="108" w:type="dxa"/>
+            <w:bottom w:w="0" w:type="dxa"/>
+            <w:right w:w="108" w:type="dxa"/>
+          </w:tblCellMar>
         </w:tblPrEx>
         <w:tc>
           <w:tcPr>
@@ -41823,12 +41899,6 @@
             <w:insideH w:val="single" w:color="auto" w:sz="4" w:space="0"/>
             <w:insideV w:val="single" w:color="auto" w:sz="4" w:space="0"/>
           </w:tblBorders>
-          <w:tblCellMar>
-            <w:top w:w="0" w:type="dxa"/>
-            <w:left w:w="108" w:type="dxa"/>
-            <w:bottom w:w="0" w:type="dxa"/>
-            <w:right w:w="108" w:type="dxa"/>
-          </w:tblCellMar>
         </w:tblPrEx>
         <w:tc>
           <w:tcPr>
@@ -42691,7 +42761,7 @@
       </w:tblPr>
       <w:tblGrid>
         <w:gridCol w:w="1057"/>
-        <w:gridCol w:w="4669"/>
+        <w:gridCol w:w="4721"/>
         <w:gridCol w:w="3691"/>
       </w:tblGrid>
       <w:tr>
@@ -43177,7 +43247,7 @@
               <w:bidi w:val="0"/>
               <w:jc w:val="both"/>
               <w:rPr>
-                <w:rFonts w:hint="eastAsia" w:cs="华文中宋"/>
+                <w:rFonts w:hint="default" w:cs="华文中宋"/>
                 <w:b/>
                 <w:bCs/>
                 <w:color w:val="FF0000"/>
@@ -43198,7 +43268,7 @@
                 <w:szCs w:val="21"/>
                 <w:lang w:val="en-US" w:eastAsia="zh-CN" w:bidi="ar-SA"/>
               </w:rPr>
-              <w:t xml:space="preserve">log / log_dict(name, value, prog_bar, </w:t>
+              <w:t>log / log_dict(name, value, prog_bar, logger,</w:t>
             </w:r>
           </w:p>
           <w:p>
@@ -44197,6 +44267,7 @@
         <w:tc>
           <w:tcPr>
             <w:tcW w:w="0" w:type="auto"/>
+            <w:vMerge w:val="restart"/>
             <w:vAlign w:val="center"/>
           </w:tcPr>
           <w:p>
@@ -44311,6 +44382,106 @@
             <w:bottom w:w="0" w:type="dxa"/>
             <w:right w:w="108" w:type="dxa"/>
           </w:tblCellMar>
+        </w:tblPrEx>
+        <w:tc>
+          <w:tcPr>
+            <w:tcW w:w="0" w:type="auto"/>
+            <w:vMerge w:val="continue"/>
+            <w:tcBorders/>
+            <w:vAlign w:val="center"/>
+          </w:tcPr>
+          <w:p>
+            <w:pPr>
+              <w:pStyle w:val="26"/>
+              <w:bidi w:val="0"/>
+              <w:jc w:val="both"/>
+              <w:rPr>
+                <w:rFonts w:hint="eastAsia" w:cs="华文中宋"/>
+                <w:b/>
+                <w:bCs/>
+                <w:color w:val="ED7D31"/>
+                <w:kern w:val="2"/>
+                <w:sz w:val="21"/>
+                <w:szCs w:val="21"/>
+                <w:vertAlign w:val="baseline"/>
+                <w:lang w:val="en-US" w:eastAsia="zh-CN" w:bidi="ar-SA"/>
+              </w:rPr>
+            </w:pPr>
+          </w:p>
+        </w:tc>
+        <w:tc>
+          <w:tcPr>
+            <w:tcW w:w="0" w:type="auto"/>
+            <w:vAlign w:val="center"/>
+          </w:tcPr>
+          <w:p>
+            <w:pPr>
+              <w:pStyle w:val="26"/>
+              <w:bidi w:val="0"/>
+              <w:jc w:val="both"/>
+              <w:rPr>
+                <w:rFonts w:hint="eastAsia" w:cs="华文中宋"/>
+                <w:b/>
+                <w:bCs/>
+                <w:color w:val="FF0000"/>
+                <w:kern w:val="2"/>
+                <w:sz w:val="21"/>
+                <w:szCs w:val="21"/>
+                <w:lang w:val="en-US" w:eastAsia="zh-CN" w:bidi="ar-SA"/>
+              </w:rPr>
+            </w:pPr>
+            <w:r>
+              <w:rPr>
+                <w:rFonts w:hint="eastAsia" w:cs="华文中宋"/>
+                <w:b/>
+                <w:bCs/>
+                <w:color w:val="FF0000"/>
+                <w:kern w:val="2"/>
+                <w:sz w:val="21"/>
+                <w:szCs w:val="21"/>
+                <w:lang w:val="en-US" w:eastAsia="zh-CN" w:bidi="ar-SA"/>
+              </w:rPr>
+              <w:t>log_dir</w:t>
+            </w:r>
+          </w:p>
+        </w:tc>
+        <w:tc>
+          <w:tcPr>
+            <w:tcW w:w="0" w:type="auto"/>
+            <w:vAlign w:val="center"/>
+          </w:tcPr>
+          <w:p>
+            <w:pPr>
+              <w:pStyle w:val="27"/>
+              <w:bidi w:val="0"/>
+              <w:jc w:val="both"/>
+              <w:rPr>
+                <w:rFonts w:hint="default"/>
+                <w:vertAlign w:val="baseline"/>
+                <w:lang w:val="en-US" w:eastAsia="zh-CN"/>
+              </w:rPr>
+            </w:pPr>
+            <w:r>
+              <w:rPr>
+                <w:rFonts w:hint="eastAsia"/>
+                <w:vertAlign w:val="baseline"/>
+                <w:lang w:val="en-US" w:eastAsia="zh-CN"/>
+              </w:rPr>
+              <w:t>日志目录</w:t>
+            </w:r>
+          </w:p>
+        </w:tc>
+      </w:tr>
+      <w:tr>
+        <w:tblPrEx>
+          <w:tblBorders>
+            <w:top w:val="single" w:color="auto" w:sz="4" w:space="0"/>
+            <w:left w:val="single" w:color="auto" w:sz="4" w:space="0"/>
+            <w:bottom w:val="single" w:color="auto" w:sz="4" w:space="0"/>
+            <w:right w:val="single" w:color="auto" w:sz="4" w:space="0"/>
+            <w:insideH w:val="single" w:color="auto" w:sz="4" w:space="0"/>
+            <w:insideV w:val="single" w:color="auto" w:sz="4" w:space="0"/>
+          </w:tblBorders>
         </w:tblPrEx>
         <w:tc>
           <w:tcPr>
@@ -48625,6 +48796,12 @@
             <w:insideH w:val="single" w:color="auto" w:sz="4" w:space="0"/>
             <w:insideV w:val="single" w:color="auto" w:sz="4" w:space="0"/>
           </w:tblBorders>
+          <w:tblCellMar>
+            <w:top w:w="0" w:type="dxa"/>
+            <w:left w:w="108" w:type="dxa"/>
+            <w:bottom w:w="0" w:type="dxa"/>
+            <w:right w:w="108" w:type="dxa"/>
+          </w:tblCellMar>
         </w:tblPrEx>
         <w:tc>
           <w:tcPr>

--- a/py 深度学习.docx
+++ b/py 深度学习.docx
@@ -173,12 +173,6 @@
             <w:insideH w:val="single" w:color="auto" w:sz="4" w:space="0"/>
             <w:insideV w:val="single" w:color="auto" w:sz="4" w:space="0"/>
           </w:tblBorders>
-          <w:tblCellMar>
-            <w:top w:w="0" w:type="dxa"/>
-            <w:left w:w="108" w:type="dxa"/>
-            <w:bottom w:w="0" w:type="dxa"/>
-            <w:right w:w="108" w:type="dxa"/>
-          </w:tblCellMar>
         </w:tblPrEx>
         <w:tc>
           <w:tcPr>
@@ -254,12 +248,6 @@
             <w:insideH w:val="single" w:color="auto" w:sz="4" w:space="0"/>
             <w:insideV w:val="single" w:color="auto" w:sz="4" w:space="0"/>
           </w:tblBorders>
-          <w:tblCellMar>
-            <w:top w:w="0" w:type="dxa"/>
-            <w:left w:w="108" w:type="dxa"/>
-            <w:bottom w:w="0" w:type="dxa"/>
-            <w:right w:w="108" w:type="dxa"/>
-          </w:tblCellMar>
         </w:tblPrEx>
         <w:tc>
           <w:tcPr>
@@ -335,12 +323,6 @@
             <w:insideH w:val="single" w:color="auto" w:sz="4" w:space="0"/>
             <w:insideV w:val="single" w:color="auto" w:sz="4" w:space="0"/>
           </w:tblBorders>
-          <w:tblCellMar>
-            <w:top w:w="0" w:type="dxa"/>
-            <w:left w:w="108" w:type="dxa"/>
-            <w:bottom w:w="0" w:type="dxa"/>
-            <w:right w:w="108" w:type="dxa"/>
-          </w:tblCellMar>
         </w:tblPrEx>
         <w:tc>
           <w:tcPr>
@@ -394,12 +376,6 @@
             <w:insideH w:val="single" w:color="auto" w:sz="4" w:space="0"/>
             <w:insideV w:val="single" w:color="auto" w:sz="4" w:space="0"/>
           </w:tblBorders>
-          <w:tblCellMar>
-            <w:top w:w="0" w:type="dxa"/>
-            <w:left w:w="108" w:type="dxa"/>
-            <w:bottom w:w="0" w:type="dxa"/>
-            <w:right w:w="108" w:type="dxa"/>
-          </w:tblCellMar>
         </w:tblPrEx>
         <w:tc>
           <w:tcPr>
@@ -7870,8 +7846,8 @@
           <w:color w:val="00B0F0"/>
         </w:rPr>
       </w:pPr>
-      <w:bookmarkStart w:id="9" w:name="_Toc30205"/>
-      <w:bookmarkStart w:id="10" w:name="_Toc19634"/>
+      <w:bookmarkStart w:id="9" w:name="_Toc19634"/>
+      <w:bookmarkStart w:id="10" w:name="_Toc30205"/>
       <w:r>
         <w:rPr>
           <w:rFonts w:hint="eastAsia"/>
@@ -8246,8 +8222,8 @@
           <w:color w:val="00B0F0"/>
         </w:rPr>
       </w:pPr>
-      <w:bookmarkStart w:id="11" w:name="_Toc5488"/>
-      <w:bookmarkStart w:id="12" w:name="_Toc14682"/>
+      <w:bookmarkStart w:id="11" w:name="_Toc14682"/>
+      <w:bookmarkStart w:id="12" w:name="_Toc5488"/>
       <w:r>
         <w:rPr>
           <w:rFonts w:hint="eastAsia"/>
@@ -8739,8 +8715,8 @@
           <w:color w:val="00B0F0"/>
         </w:rPr>
       </w:pPr>
-      <w:bookmarkStart w:id="13" w:name="_Toc18880"/>
-      <w:bookmarkStart w:id="14" w:name="_Toc3527"/>
+      <w:bookmarkStart w:id="13" w:name="_Toc3527"/>
+      <w:bookmarkStart w:id="14" w:name="_Toc18880"/>
       <w:r>
         <w:rPr>
           <w:rFonts w:hint="eastAsia"/>
@@ -12202,6 +12178,12 @@
             <w:insideH w:val="single" w:color="auto" w:sz="4" w:space="0"/>
             <w:insideV w:val="single" w:color="auto" w:sz="4" w:space="0"/>
           </w:tblBorders>
+          <w:tblCellMar>
+            <w:top w:w="0" w:type="dxa"/>
+            <w:left w:w="108" w:type="dxa"/>
+            <w:bottom w:w="0" w:type="dxa"/>
+            <w:right w:w="108" w:type="dxa"/>
+          </w:tblCellMar>
         </w:tblPrEx>
         <w:tc>
           <w:tcPr>
@@ -32708,18 +32690,7 @@
                 <w:spacing w:val="7"/>
                 <w:lang w:val="en-US" w:eastAsia="zh-CN"/>
               </w:rPr>
-              <w:t>T_max, eta_min, last_epoch=-1</w:t>
-            </w:r>
-            <w:bookmarkStart w:id="44" w:name="_GoBack"/>
-            <w:bookmarkEnd w:id="44"/>
-            <w:r>
-              <w:rPr>
-                <w:rFonts w:hint="eastAsia"/>
-                <w:color w:val="FF0000"/>
-                <w:spacing w:val="7"/>
-                <w:lang w:val="en-US" w:eastAsia="zh-CN"/>
-              </w:rPr>
-              <w:t>)</w:t>
+              <w:t>T_max, eta_min, last_epoch=-1)</w:t>
             </w:r>
           </w:p>
         </w:tc>
@@ -32760,12 +32731,6 @@
             <w:insideH w:val="single" w:color="auto" w:sz="4" w:space="0"/>
             <w:insideV w:val="single" w:color="auto" w:sz="4" w:space="0"/>
           </w:tblBorders>
-          <w:tblCellMar>
-            <w:top w:w="0" w:type="dxa"/>
-            <w:left w:w="108" w:type="dxa"/>
-            <w:bottom w:w="0" w:type="dxa"/>
-            <w:right w:w="108" w:type="dxa"/>
-          </w:tblCellMar>
         </w:tblPrEx>
         <w:tc>
           <w:tcPr>
@@ -34276,12 +34241,6 @@
             <w:insideH w:val="single" w:color="auto" w:sz="4" w:space="0"/>
             <w:insideV w:val="single" w:color="auto" w:sz="4" w:space="0"/>
           </w:tblBorders>
-          <w:tblCellMar>
-            <w:top w:w="0" w:type="dxa"/>
-            <w:left w:w="108" w:type="dxa"/>
-            <w:bottom w:w="0" w:type="dxa"/>
-            <w:right w:w="108" w:type="dxa"/>
-          </w:tblCellMar>
         </w:tblPrEx>
         <w:tc>
           <w:tcPr>
@@ -44216,7 +44175,22 @@
                 <w:szCs w:val="21"/>
                 <w:lang w:val="en-US" w:eastAsia="zh-CN" w:bidi="ar-SA"/>
               </w:rPr>
-              <w:t>max_epochs, check_val_every_n_epoch)</w:t>
+              <w:t>max_epochs, check_val_every_n_epoch, sync_batchnorm=True</w:t>
+            </w:r>
+            <w:bookmarkStart w:id="44" w:name="_GoBack"/>
+            <w:bookmarkEnd w:id="44"/>
+            <w:r>
+              <w:rPr>
+                <w:rFonts w:hint="eastAsia" w:cs="华文中宋"/>
+                <w:b/>
+                <w:bCs/>
+                <w:color w:val="FF0000"/>
+                <w:kern w:val="2"/>
+                <w:sz w:val="21"/>
+                <w:szCs w:val="21"/>
+                <w:lang w:val="en-US" w:eastAsia="zh-CN" w:bidi="ar-SA"/>
+              </w:rPr>
+              <w:t>)</w:t>
             </w:r>
           </w:p>
         </w:tc>
@@ -44387,7 +44361,6 @@
           <w:tcPr>
             <w:tcW w:w="0" w:type="auto"/>
             <w:vMerge w:val="continue"/>
-            <w:tcBorders/>
             <w:vAlign w:val="center"/>
           </w:tcPr>
           <w:p>
@@ -46141,12 +46114,6 @@
             <w:insideH w:val="single" w:color="auto" w:sz="4" w:space="0"/>
             <w:insideV w:val="single" w:color="auto" w:sz="4" w:space="0"/>
           </w:tblBorders>
-          <w:tblCellMar>
-            <w:top w:w="0" w:type="dxa"/>
-            <w:left w:w="108" w:type="dxa"/>
-            <w:bottom w:w="0" w:type="dxa"/>
-            <w:right w:w="108" w:type="dxa"/>
-          </w:tblCellMar>
         </w:tblPrEx>
         <w:tc>
           <w:tcPr>
@@ -48112,12 +48079,6 @@
             <w:insideH w:val="single" w:color="auto" w:sz="4" w:space="0"/>
             <w:insideV w:val="single" w:color="auto" w:sz="4" w:space="0"/>
           </w:tblBorders>
-          <w:tblCellMar>
-            <w:top w:w="0" w:type="dxa"/>
-            <w:left w:w="108" w:type="dxa"/>
-            <w:bottom w:w="0" w:type="dxa"/>
-            <w:right w:w="108" w:type="dxa"/>
-          </w:tblCellMar>
         </w:tblPrEx>
         <w:tc>
           <w:tcPr>
